--- a/Power Bi/Power Bi Notes.docx
+++ b/Power Bi/Power Bi Notes.docx
@@ -1,6 +1,6 @@
 
 <file path=word/document.xml><?xml version="1.0" encoding="utf-8"?>
-<w:document xmlns:wpc="http://schemas.microsoft.com/office/word/2010/wordprocessingCanvas" xmlns:cx="http://schemas.microsoft.com/office/drawing/2014/chartex" xmlns:cx1="http://schemas.microsoft.com/office/drawing/2015/9/8/chartex" xmlns:cx2="http://schemas.microsoft.com/office/drawing/2015/10/21/chartex" xmlns:cx3="http://schemas.microsoft.com/office/drawing/2016/5/9/chartex" xmlns:cx4="http://schemas.microsoft.com/office/drawing/2016/5/10/chartex" xmlns:cx5="http://schemas.microsoft.com/office/drawing/2016/5/11/chartex" xmlns:cx6="http://schemas.microsoft.com/office/drawing/2016/5/12/chartex" xmlns:cx7="http://schemas.microsoft.com/office/drawing/2016/5/13/chartex" xmlns:cx8="http://schemas.microsoft.com/office/drawing/2016/5/14/chartex" xmlns:mc="http://schemas.openxmlformats.org/markup-compatibility/2006" xmlns:aink="http://schemas.microsoft.com/office/drawing/2016/ink" xmlns:am3d="http://schemas.microsoft.com/office/drawing/2017/model3d" xmlns:o="urn:schemas-microsoft-com:office:office" xmlns:oel="http://schemas.microsoft.com/office/2019/extlst" xmlns:r="http://schemas.openxmlformats.org/officeDocument/2006/relationships" xmlns:m="http://schemas.openxmlformats.org/officeDocument/2006/math" xmlns:v="urn:schemas-microsoft-com:vml" xmlns:wp14="http://schemas.microsoft.com/office/word/2010/wordprocessingDrawing" xmlns:wp="http://schemas.openxmlformats.org/drawingml/2006/wordprocessingDrawing" xmlns:w10="urn:schemas-microsoft-com:office:word" xmlns:w="http://schemas.openxmlformats.org/wordprocessingml/2006/main" xmlns:w14="http://schemas.microsoft.com/office/word/2010/wordml" xmlns:w15="http://schemas.microsoft.com/office/word/2012/wordml" xmlns:w16cei="http://schemas.microsoft.com/office/word/2026/wordml/cei" xmlns:w16cex="http://schemas.microsoft.com/office/word/2018/wordml/cex" xmlns:w16cid="http://schemas.microsoft.com/office/word/2016/wordml/cid" xmlns:w16="http://schemas.microsoft.com/office/word/2018/wordml" xmlns:w16du="http://schemas.microsoft.com/office/word/2023/wordml/word16du" xmlns:w16sdtdh="http://schemas.microsoft.com/office/word/2020/wordml/sdtdatahash" xmlns:w16sdtfl="http://schemas.microsoft.com/office/word/2024/wordml/sdtformatlock" xmlns:w16se="http://schemas.microsoft.com/office/word/2015/wordml/symex" xmlns:wpg="http://schemas.microsoft.com/office/word/2010/wordprocessingGroup" xmlns:wpi="http://schemas.microsoft.com/office/word/2010/wordprocessingInk" xmlns:wne="http://schemas.microsoft.com/office/word/2006/wordml" xmlns:wps="http://schemas.microsoft.com/office/word/2010/wordprocessingShape" mc:Ignorable="w14 w15 w16se w16cid w16 w16cex w16sdtdh w16sdtfl w16du wp14">
+<w:document xmlns:wpc="http://schemas.microsoft.com/office/word/2010/wordprocessingCanvas" xmlns:cx="http://schemas.microsoft.com/office/drawing/2014/chartex" xmlns:cx1="http://schemas.microsoft.com/office/drawing/2015/9/8/chartex" xmlns:cx2="http://schemas.microsoft.com/office/drawing/2015/10/21/chartex" xmlns:cx3="http://schemas.microsoft.com/office/drawing/2016/5/9/chartex" xmlns:cx4="http://schemas.microsoft.com/office/drawing/2016/5/10/chartex" xmlns:cx5="http://schemas.microsoft.com/office/drawing/2016/5/11/chartex" xmlns:cx6="http://schemas.microsoft.com/office/drawing/2016/5/12/chartex" xmlns:cx7="http://schemas.microsoft.com/office/drawing/2016/5/13/chartex" xmlns:cx8="http://schemas.microsoft.com/office/drawing/2016/5/14/chartex" xmlns:mc="http://schemas.openxmlformats.org/markup-compatibility/2006" xmlns:aink="http://schemas.microsoft.com/office/drawing/2016/ink" xmlns:am3d="http://schemas.microsoft.com/office/drawing/2017/model3d" xmlns:o="urn:schemas-microsoft-com:office:office" xmlns:r="http://schemas.openxmlformats.org/officeDocument/2006/relationships" xmlns:m="http://schemas.openxmlformats.org/officeDocument/2006/math" xmlns:v="urn:schemas-microsoft-com:vml" xmlns:wp14="http://schemas.microsoft.com/office/word/2010/wordprocessingDrawing" xmlns:wp="http://schemas.openxmlformats.org/drawingml/2006/wordprocessingDrawing" xmlns:w10="urn:schemas-microsoft-com:office:word" xmlns:w="http://schemas.openxmlformats.org/wordprocessingml/2006/main" xmlns:w14="http://schemas.microsoft.com/office/word/2010/wordml" xmlns:w15="http://schemas.microsoft.com/office/word/2012/wordml" xmlns:w16cid="http://schemas.microsoft.com/office/word/2016/wordml/cid" xmlns:w16se="http://schemas.microsoft.com/office/word/2015/wordml/symex" xmlns:wpg="http://schemas.microsoft.com/office/word/2010/wordprocessingGroup" xmlns:wpi="http://schemas.microsoft.com/office/word/2010/wordprocessingInk" xmlns:wne="http://schemas.microsoft.com/office/word/2006/wordml" xmlns:wps="http://schemas.microsoft.com/office/word/2010/wordprocessingShape" mc:Ignorable="w14 w15 w16se w16cid wp14">
   <w:body>
     <w:p>
       <w:pPr>
@@ -424,7 +424,27 @@
           <w:u w:val="single"/>
           <w:lang w:val="en-US"/>
         </w:rPr>
-        <w:t>([Content],true)</w:t>
+        <w:t>([Content</w:t>
+      </w:r>
+      <w:proofErr w:type="gramStart"/>
+      <w:r>
+        <w:rPr>
+          <w:b/>
+          <w:bCs/>
+          <w:u w:val="single"/>
+          <w:lang w:val="en-US"/>
+        </w:rPr>
+        <w:t>],true</w:t>
+      </w:r>
+      <w:proofErr w:type="gramEnd"/>
+      <w:r>
+        <w:rPr>
+          <w:b/>
+          <w:bCs/>
+          <w:u w:val="single"/>
+          <w:lang w:val="en-US"/>
+        </w:rPr>
+        <w:t>)</w:t>
       </w:r>
       <w:r>
         <w:rPr>
@@ -558,7 +578,19 @@
         <w:rPr>
           <w:lang w:val="en-US"/>
         </w:rPr>
-        <w:t xml:space="preserve">Which Power Bi version are you using – May 2026 </w:t>
+        <w:t xml:space="preserve">Which Power Bi version are you using – </w:t>
+      </w:r>
+      <w:r>
+        <w:rPr>
+          <w:lang w:val="en-US"/>
+        </w:rPr>
+        <w:t>July</w:t>
+      </w:r>
+      <w:r>
+        <w:rPr>
+          <w:lang w:val="en-US"/>
+        </w:rPr>
+        <w:t xml:space="preserve"> 2026 </w:t>
       </w:r>
       <w:r>
         <w:rPr>
@@ -743,7 +775,33 @@
         <w:rPr>
           <w:lang w:val="en-US"/>
         </w:rPr>
-        <w:t xml:space="preserve">In the Power Query Editor we can only see 999+ rows. The data has more rows how to find out that </w:t>
+        <w:t xml:space="preserve">In the Power Query </w:t>
+      </w:r>
+      <w:proofErr w:type="gramStart"/>
+      <w:r>
+        <w:rPr>
+          <w:lang w:val="en-US"/>
+        </w:rPr>
+        <w:t>Editor</w:t>
+      </w:r>
+      <w:proofErr w:type="gramEnd"/>
+      <w:r>
+        <w:rPr>
+          <w:lang w:val="en-US"/>
+        </w:rPr>
+        <w:t xml:space="preserve"> we can only see </w:t>
+      </w:r>
+      <w:r>
+        <w:rPr>
+          <w:lang w:val="en-US"/>
+        </w:rPr>
+        <w:t>1000</w:t>
+      </w:r>
+      <w:r>
+        <w:rPr>
+          <w:lang w:val="en-US"/>
+        </w:rPr>
+        <w:t xml:space="preserve"> rows. The data has more rows how to find out that </w:t>
       </w:r>
       <w:r>
         <w:rPr>
@@ -868,7 +926,17 @@
           <w:highlight w:val="yellow"/>
           <w:lang w:val="en-US"/>
         </w:rPr>
-        <w:t>Data Profiling</w:t>
+        <w:t xml:space="preserve">Data </w:t>
+      </w:r>
+      <w:proofErr w:type="gramStart"/>
+      <w:r>
+        <w:rPr>
+          <w:b/>
+          <w:bCs/>
+          <w:highlight w:val="yellow"/>
+          <w:lang w:val="en-US"/>
+        </w:rPr>
+        <w:t>Profiling</w:t>
       </w:r>
       <w:r>
         <w:rPr>
@@ -878,6 +946,7 @@
         </w:rPr>
         <w:t xml:space="preserve"> :</w:t>
       </w:r>
+      <w:proofErr w:type="gramEnd"/>
       <w:r>
         <w:rPr>
           <w:b/>
@@ -1001,6 +1070,47 @@
         <w:rPr>
           <w:lang w:val="en-US"/>
         </w:rPr>
+        <w:t xml:space="preserve">Even Null </w:t>
+      </w:r>
+      <w:r>
+        <w:rPr>
+          <w:b/>
+          <w:highlight w:val="yellow"/>
+          <w:lang w:val="en-US"/>
+        </w:rPr>
+        <w:t>Is Not Equal</w:t>
+      </w:r>
+      <w:r>
+        <w:rPr>
+          <w:lang w:val="en-US"/>
+        </w:rPr>
+        <w:t xml:space="preserve"> to Null </w:t>
+      </w:r>
+      <w:r>
+        <w:rPr>
+          <w:b/>
+          <w:bCs/>
+          <w:color w:val="E97132" w:themeColor="accent2"/>
+          <w:lang w:val="en-US"/>
+        </w:rPr>
+        <w:t>(Interview Q)</w:t>
+      </w:r>
+    </w:p>
+    <w:p>
+      <w:pPr>
+        <w:pStyle w:val="ListParagraph"/>
+        <w:numPr>
+          <w:ilvl w:val="1"/>
+          <w:numId w:val="1"/>
+        </w:numPr>
+        <w:rPr>
+          <w:lang w:val="en-US"/>
+        </w:rPr>
+      </w:pPr>
+      <w:r>
+        <w:rPr>
+          <w:lang w:val="en-US"/>
+        </w:rPr>
         <w:t xml:space="preserve">Try to keep </w:t>
       </w:r>
       <w:proofErr w:type="spellStart"/>
@@ -1042,7 +1152,21 @@
         <w:rPr>
           <w:lang w:val="en-US"/>
         </w:rPr>
-        <w:t>” because we are not going to perform any aggregate functions on this &amp; keeping in text makes it searchable In these case text is more efficient than number</w:t>
+        <w:t xml:space="preserve">” because we are not going to perform any aggregate functions on this &amp; keeping in text makes it searchable </w:t>
+      </w:r>
+      <w:proofErr w:type="gramStart"/>
+      <w:r>
+        <w:rPr>
+          <w:lang w:val="en-US"/>
+        </w:rPr>
+        <w:t>In</w:t>
+      </w:r>
+      <w:proofErr w:type="gramEnd"/>
+      <w:r>
+        <w:rPr>
+          <w:lang w:val="en-US"/>
+        </w:rPr>
+        <w:t xml:space="preserve"> these case text is more efficient than number</w:t>
       </w:r>
       <w:r>
         <w:rPr>
@@ -1249,21 +1373,9 @@
           <w:bCs/>
           <w:sz w:val="28"/>
           <w:szCs w:val="28"/>
-          <w:u w:val="single"/>
-          <w:lang w:val="en-US"/>
-        </w:rPr>
-        <w:t>:</w:t>
-      </w:r>
-      <w:r>
-        <w:rPr>
-          <w:b/>
-          <w:bCs/>
-          <w:sz w:val="28"/>
-          <w:szCs w:val="28"/>
-          <w:u w:val="single"/>
-          <w:lang w:val="en-US"/>
-        </w:rPr>
-        <w:t xml:space="preserve"> </w:t>
+          <w:lang w:val="en-US"/>
+        </w:rPr>
+        <w:t xml:space="preserve">: </w:t>
       </w:r>
       <w:r>
         <w:rPr>
@@ -1428,7 +1540,21 @@
         <w:rPr>
           <w:lang w:val="en-US"/>
         </w:rPr>
-        <w:t>Duplicate: When we Duplicate a Table it becomes independent of the Original Data/Table</w:t>
+        <w:t xml:space="preserve">Duplicate: When we Duplicate a </w:t>
+      </w:r>
+      <w:proofErr w:type="gramStart"/>
+      <w:r>
+        <w:rPr>
+          <w:lang w:val="en-US"/>
+        </w:rPr>
+        <w:t>Table</w:t>
+      </w:r>
+      <w:proofErr w:type="gramEnd"/>
+      <w:r>
+        <w:rPr>
+          <w:lang w:val="en-US"/>
+        </w:rPr>
+        <w:t xml:space="preserve"> it becomes independent of the Original Data/Table</w:t>
       </w:r>
     </w:p>
     <w:p>
@@ -1510,6 +1636,31 @@
     </w:p>
     <w:p>
       <w:pPr>
+        <w:pStyle w:val="ListParagraph"/>
+        <w:numPr>
+          <w:ilvl w:val="1"/>
+          <w:numId w:val="1"/>
+        </w:numPr>
+        <w:rPr>
+          <w:b/>
+          <w:bCs/>
+          <w:sz w:val="28"/>
+          <w:szCs w:val="28"/>
+          <w:u w:val="single"/>
+          <w:lang w:val="en-US"/>
+        </w:rPr>
+      </w:pPr>
+      <w:r>
+        <w:rPr>
+          <w:bCs/>
+          <w:szCs w:val="28"/>
+          <w:lang w:val="en-US"/>
+        </w:rPr>
+        <w:t>Dimension tables always has primary key so it should not contain duplicates</w:t>
+      </w:r>
+    </w:p>
+    <w:p>
+      <w:pPr>
         <w:rPr>
           <w:lang w:val="en-US"/>
         </w:rPr>
@@ -1717,6 +1868,48 @@
         </w:rPr>
         <w:t>Pivot: Converting rows into columns is known as Pivot</w:t>
       </w:r>
+      <w:r>
+        <w:rPr>
+          <w:lang w:val="en-US"/>
+        </w:rPr>
+        <w:t xml:space="preserve"> </w:t>
+      </w:r>
+      <w:r>
+        <w:rPr>
+          <w:lang w:val="en-US"/>
+        </w:rPr>
+        <w:sym w:font="Wingdings" w:char="F0E0"/>
+      </w:r>
+      <w:r>
+        <w:rPr>
+          <w:lang w:val="en-US"/>
+        </w:rPr>
+        <w:t xml:space="preserve"> before doing this make sure the values have numeric datatype </w:t>
+      </w:r>
+      <w:r>
+        <w:rPr>
+          <w:lang w:val="en-US"/>
+        </w:rPr>
+        <w:sym w:font="Wingdings" w:char="F0E0"/>
+      </w:r>
+      <w:r>
+        <w:rPr>
+          <w:lang w:val="en-US"/>
+        </w:rPr>
+        <w:t xml:space="preserve"> Transform &amp; click on Pivot columns</w:t>
+      </w:r>
+      <w:r>
+        <w:rPr>
+          <w:lang w:val="en-US"/>
+        </w:rPr>
+        <w:t xml:space="preserve"> </w:t>
+      </w:r>
+      <w:r>
+        <w:rPr>
+          <w:lang w:val="en-US"/>
+        </w:rPr>
+        <w:tab/>
+      </w:r>
     </w:p>
     <w:p>
       <w:pPr>
@@ -1797,7 +1990,21 @@
         <w:rPr>
           <w:lang w:val="en-US"/>
         </w:rPr>
-        <w:t>Grouping By Department &amp; City</w:t>
+        <w:t xml:space="preserve">Grouping </w:t>
+      </w:r>
+      <w:proofErr w:type="gramStart"/>
+      <w:r>
+        <w:rPr>
+          <w:lang w:val="en-US"/>
+        </w:rPr>
+        <w:t>By</w:t>
+      </w:r>
+      <w:proofErr w:type="gramEnd"/>
+      <w:r>
+        <w:rPr>
+          <w:lang w:val="en-US"/>
+        </w:rPr>
+        <w:t xml:space="preserve"> Department &amp; City</w:t>
       </w:r>
       <w:r>
         <w:rPr>
@@ -1815,7 +2022,35 @@
         <w:rPr>
           <w:lang w:val="en-US"/>
         </w:rPr>
-        <w:t xml:space="preserve"> For City Name select Operation as All rows </w:t>
+        <w:t xml:space="preserve"> For City Name select </w:t>
+      </w:r>
+      <w:r>
+        <w:rPr>
+          <w:highlight w:val="yellow"/>
+          <w:lang w:val="en-US"/>
+        </w:rPr>
+        <w:t>Operation</w:t>
+      </w:r>
+      <w:r>
+        <w:rPr>
+          <w:lang w:val="en-US"/>
+        </w:rPr>
+        <w:t xml:space="preserve"> as </w:t>
+      </w:r>
+      <w:r>
+        <w:rPr>
+          <w:color w:val="FF0000"/>
+          <w:highlight w:val="yellow"/>
+          <w:lang w:val="en-US"/>
+        </w:rPr>
+        <w:t>All rows</w:t>
+      </w:r>
+      <w:r>
+        <w:rPr>
+          <w:color w:val="FF0000"/>
+          <w:lang w:val="en-US"/>
+        </w:rPr>
+        <w:t xml:space="preserve"> </w:t>
       </w:r>
     </w:p>
     <w:p>
@@ -1836,9 +2071,157 @@
       </w:pPr>
       <w:r>
         <w:rPr>
+          <w:bCs/>
+          <w:szCs w:val="28"/>
+          <w:lang w:val="en-US"/>
+        </w:rPr>
+        <w:t>Each curly bracket has One column and each curly bracket means a list</w:t>
+      </w:r>
+    </w:p>
+    <w:p>
+      <w:pPr>
+        <w:pStyle w:val="ListParagraph"/>
+        <w:numPr>
+          <w:ilvl w:val="1"/>
+          <w:numId w:val="1"/>
+        </w:numPr>
+        <w:rPr>
+          <w:b/>
+          <w:bCs/>
+          <w:sz w:val="28"/>
+          <w:szCs w:val="28"/>
+          <w:u w:val="single"/>
+          <w:lang w:val="en-US"/>
+        </w:rPr>
+      </w:pPr>
+      <w:r>
+        <w:rPr>
+          <w:bCs/>
+          <w:szCs w:val="28"/>
+          <w:lang w:val="en-US"/>
+        </w:rPr>
+        <w:t xml:space="preserve">2 curly bracket means there is list under list </w:t>
+      </w:r>
+      <w:r>
+        <w:rPr>
+          <w:bCs/>
+          <w:szCs w:val="28"/>
+          <w:lang w:val="en-US"/>
+        </w:rPr>
+        <w:t xml:space="preserve">Total Hours </w:t>
+      </w:r>
+      <w:proofErr w:type="spellStart"/>
+      <w:r>
+        <w:rPr>
+          <w:bCs/>
+          <w:szCs w:val="28"/>
+          <w:lang w:val="en-US"/>
+        </w:rPr>
+        <w:t>ke</w:t>
+      </w:r>
+      <w:proofErr w:type="spellEnd"/>
+      <w:r>
+        <w:rPr>
+          <w:bCs/>
+          <w:szCs w:val="28"/>
+          <w:lang w:val="en-US"/>
+        </w:rPr>
+        <w:t xml:space="preserve"> under City Name</w:t>
+      </w:r>
+    </w:p>
+    <w:p>
+      <w:pPr>
+        <w:pStyle w:val="ListParagraph"/>
+        <w:numPr>
+          <w:ilvl w:val="1"/>
+          <w:numId w:val="1"/>
+        </w:numPr>
+        <w:rPr>
+          <w:b/>
+          <w:bCs/>
+          <w:sz w:val="28"/>
+          <w:szCs w:val="28"/>
+          <w:u w:val="single"/>
+          <w:lang w:val="en-US"/>
+        </w:rPr>
+      </w:pPr>
+      <w:r>
+        <w:rPr>
           <w:lang w:val="en-US"/>
         </w:rPr>
         <w:t>Then Change the M Code to view All cities in One Line for a Single Department</w:t>
+      </w:r>
+    </w:p>
+    <w:p>
+      <w:pPr>
+        <w:pStyle w:val="ListParagraph"/>
+        <w:numPr>
+          <w:ilvl w:val="1"/>
+          <w:numId w:val="1"/>
+        </w:numPr>
+        <w:rPr>
+          <w:b/>
+          <w:bCs/>
+          <w:sz w:val="28"/>
+          <w:szCs w:val="28"/>
+          <w:u w:val="single"/>
+          <w:lang w:val="en-US"/>
+        </w:rPr>
+      </w:pPr>
+      <w:r>
+        <w:rPr>
+          <w:b/>
+          <w:bCs/>
+          <w:sz w:val="28"/>
+          <w:szCs w:val="28"/>
+          <w:u w:val="single"/>
+          <w:lang w:val="en-US"/>
+        </w:rPr>
+        <w:t xml:space="preserve">_ </w:t>
+      </w:r>
+      <w:r>
+        <w:rPr>
+          <w:bCs/>
+          <w:szCs w:val="28"/>
+          <w:lang w:val="en-US"/>
+        </w:rPr>
+        <w:t xml:space="preserve">beside each represents each row </w:t>
+      </w:r>
+    </w:p>
+    <w:p>
+      <w:pPr>
+        <w:pStyle w:val="ListParagraph"/>
+        <w:numPr>
+          <w:ilvl w:val="1"/>
+          <w:numId w:val="1"/>
+        </w:numPr>
+        <w:rPr>
+          <w:b/>
+          <w:bCs/>
+          <w:sz w:val="28"/>
+          <w:szCs w:val="28"/>
+          <w:u w:val="single"/>
+          <w:lang w:val="en-US"/>
+        </w:rPr>
+      </w:pPr>
+      <w:r>
+        <w:rPr>
+          <w:b/>
+          <w:bCs/>
+          <w:sz w:val="28"/>
+          <w:szCs w:val="28"/>
+          <w:u w:val="single"/>
+          <w:lang w:val="en-US"/>
+        </w:rPr>
+        <w:t xml:space="preserve">Question : </w:t>
+      </w:r>
+      <w:r>
+        <w:rPr>
+          <w:bCs/>
+          <w:szCs w:val="28"/>
+          <w:lang w:val="en-US"/>
+        </w:rPr>
+        <w:t xml:space="preserve"> in which Date Department wise we have observed maximum OT hours</w:t>
       </w:r>
     </w:p>
     <w:p>
@@ -2106,7 +2489,6 @@
         <w:rPr>
           <w:lang w:val="en-US"/>
         </w:rPr>
-        <w:lastRenderedPageBreak/>
         <w:t>Pivot: Converting rows into columns is known as Pivo</w:t>
       </w:r>
       <w:r>
@@ -2452,7 +2834,33 @@
         <w:rPr>
           <w:lang w:val="en-US"/>
         </w:rPr>
-        <w:t>Mostly there will be no relationship between Dimension to Dimension Table</w:t>
+        <w:t xml:space="preserve">Dimension table filters Fact table inverse cannot happen </w:t>
+      </w:r>
+      <w:r>
+        <w:rPr>
+          <w:lang w:val="en-US"/>
+        </w:rPr>
+        <w:sym w:font="Wingdings" w:char="F0E0"/>
+      </w:r>
+      <w:r>
+        <w:rPr>
+          <w:lang w:val="en-US"/>
+        </w:rPr>
+        <w:t xml:space="preserve"> like one can filter Many but many cant </w:t>
+      </w:r>
+      <w:proofErr w:type="gramStart"/>
+      <w:r>
+        <w:rPr>
+          <w:lang w:val="en-US"/>
+        </w:rPr>
+        <w:t>filter</w:t>
+      </w:r>
+      <w:proofErr w:type="gramEnd"/>
+      <w:r>
+        <w:rPr>
+          <w:lang w:val="en-US"/>
+        </w:rPr>
+        <w:t xml:space="preserve"> one</w:t>
       </w:r>
     </w:p>
     <w:p>
@@ -2463,37 +2871,20 @@
           <w:numId w:val="1"/>
         </w:numPr>
         <w:rPr>
-          <w:highlight w:val="yellow"/>
-          <w:lang w:val="en-US"/>
-        </w:rPr>
-      </w:pPr>
-      <w:r>
-        <w:rPr>
-          <w:highlight w:val="yellow"/>
-          <w:lang w:val="en-US"/>
-        </w:rPr>
-        <w:t>There can be only 1 Active relationship between Any two tables</w:t>
-      </w:r>
-      <w:r>
-        <w:rPr>
-          <w:highlight w:val="yellow"/>
-          <w:lang w:val="en-US"/>
-        </w:rPr>
-        <w:t xml:space="preserve">  </w:t>
-      </w:r>
-      <w:r>
-        <w:rPr>
-          <w:highlight w:val="yellow"/>
-          <w:lang w:val="en-US"/>
-        </w:rPr>
-        <w:sym w:font="Wingdings" w:char="F0E0"/>
-      </w:r>
-      <w:r>
-        <w:rPr>
-          <w:highlight w:val="yellow"/>
-          <w:lang w:val="en-US"/>
-        </w:rPr>
-        <w:t xml:space="preserve"> but if you want to have 2 relationships then it is possible by Use Relationship DAX </w:t>
+          <w:lang w:val="en-US"/>
+        </w:rPr>
+      </w:pPr>
+      <w:r>
+        <w:rPr>
+          <w:lang w:val="en-US"/>
+        </w:rPr>
+        <w:t>Mostly there will be no relationship between Dimension to Dimension Table</w:t>
+      </w:r>
+      <w:r>
+        <w:rPr>
+          <w:lang w:val="en-US"/>
+        </w:rPr>
+        <w:t xml:space="preserve"> – only in Snowflake schema</w:t>
       </w:r>
     </w:p>
     <w:p>
@@ -2504,39 +2895,37 @@
           <w:numId w:val="1"/>
         </w:numPr>
         <w:rPr>
-          <w:lang w:val="en-US"/>
-        </w:rPr>
-      </w:pPr>
-      <w:r>
-        <w:rPr>
-          <w:lang w:val="en-US"/>
-        </w:rPr>
-        <w:t xml:space="preserve">Calendar table is known as </w:t>
-      </w:r>
-      <w:r>
-        <w:rPr>
           <w:highlight w:val="yellow"/>
           <w:lang w:val="en-US"/>
         </w:rPr>
-        <w:t>Role Playing Dimension</w:t>
-      </w:r>
-      <w:r>
-        <w:rPr>
-          <w:lang w:val="en-US"/>
-        </w:rPr>
-        <w:t xml:space="preserve"> </w:t>
-      </w:r>
-      <w:r>
-        <w:rPr>
+      </w:pPr>
+      <w:r>
+        <w:rPr>
+          <w:highlight w:val="yellow"/>
+          <w:lang w:val="en-US"/>
+        </w:rPr>
+        <w:t>There can be only 1 Active relationship between Any two tables</w:t>
+      </w:r>
+      <w:r>
+        <w:rPr>
+          <w:highlight w:val="yellow"/>
+          <w:lang w:val="en-US"/>
+        </w:rPr>
+        <w:t xml:space="preserve">  </w:t>
+      </w:r>
+      <w:r>
+        <w:rPr>
+          <w:highlight w:val="yellow"/>
           <w:lang w:val="en-US"/>
         </w:rPr>
         <w:sym w:font="Wingdings" w:char="F0E0"/>
       </w:r>
       <w:r>
         <w:rPr>
-          <w:lang w:val="en-US"/>
-        </w:rPr>
-        <w:t xml:space="preserve"> As we sue it from Time Intelligence functions</w:t>
+          <w:highlight w:val="yellow"/>
+          <w:lang w:val="en-US"/>
+        </w:rPr>
+        <w:t xml:space="preserve"> but if you want to have 2 relationships then it is possible by Use Relationship DAX </w:t>
       </w:r>
     </w:p>
     <w:p>
@@ -2554,7 +2943,20 @@
         <w:rPr>
           <w:lang w:val="en-US"/>
         </w:rPr>
-        <w:t xml:space="preserve">What is the Direction of flow between Dimension &amp; fact Table </w:t>
+        <w:t xml:space="preserve">Calendar table is known as </w:t>
+      </w:r>
+      <w:r>
+        <w:rPr>
+          <w:highlight w:val="yellow"/>
+          <w:lang w:val="en-US"/>
+        </w:rPr>
+        <w:t>Role Playing Dimension</w:t>
+      </w:r>
+      <w:r>
+        <w:rPr>
+          <w:lang w:val="en-US"/>
+        </w:rPr>
+        <w:t xml:space="preserve"> </w:t>
       </w:r>
       <w:r>
         <w:rPr>
@@ -2566,7 +2968,7 @@
         <w:rPr>
           <w:lang w:val="en-US"/>
         </w:rPr>
-        <w:t xml:space="preserve"> the flow is always from Dimension to Fact table</w:t>
+        <w:t xml:space="preserve"> As we sue it from Time Intelligence functions</w:t>
       </w:r>
     </w:p>
     <w:p>
@@ -2580,16 +2982,907 @@
           <w:lang w:val="en-US"/>
         </w:rPr>
       </w:pPr>
-    </w:p>
-    <w:p>
-      <w:pPr>
-        <w:rPr>
-          <w:lang w:val="en-US"/>
-        </w:rPr>
-      </w:pPr>
-    </w:p>
-    <w:p>
-      <w:pPr>
+      <w:r>
+        <w:rPr>
+          <w:lang w:val="en-US"/>
+        </w:rPr>
+        <w:t xml:space="preserve">What is the Direction of flow between Dimension &amp; fact Table </w:t>
+      </w:r>
+      <w:r>
+        <w:rPr>
+          <w:lang w:val="en-US"/>
+        </w:rPr>
+        <w:sym w:font="Wingdings" w:char="F0E0"/>
+      </w:r>
+      <w:r>
+        <w:rPr>
+          <w:lang w:val="en-US"/>
+        </w:rPr>
+        <w:t xml:space="preserve"> the flow is always from Dimension to Fact table</w:t>
+      </w:r>
+    </w:p>
+    <w:p>
+      <w:pPr>
+        <w:pStyle w:val="ListParagraph"/>
+        <w:ind w:left="644"/>
+        <w:rPr>
+          <w:lang w:val="en-US"/>
+        </w:rPr>
+      </w:pPr>
+    </w:p>
+    <w:p>
+      <w:pPr>
+        <w:pStyle w:val="ListParagraph"/>
+        <w:ind w:left="644"/>
+        <w:rPr>
+          <w:lang w:val="en-US"/>
+        </w:rPr>
+      </w:pPr>
+    </w:p>
+    <w:p>
+      <w:pPr>
+        <w:pStyle w:val="ListParagraph"/>
+        <w:numPr>
+          <w:ilvl w:val="0"/>
+          <w:numId w:val="1"/>
+        </w:numPr>
+        <w:rPr>
+          <w:lang w:val="en-US"/>
+        </w:rPr>
+      </w:pPr>
+      <w:r>
+        <w:rPr>
+          <w:b/>
+          <w:bCs/>
+          <w:sz w:val="28"/>
+          <w:szCs w:val="28"/>
+          <w:u w:val="single"/>
+          <w:lang w:val="en-US"/>
+        </w:rPr>
+        <w:lastRenderedPageBreak/>
+        <w:t>L-</w:t>
+      </w:r>
+      <w:r>
+        <w:rPr>
+          <w:b/>
+          <w:bCs/>
+          <w:sz w:val="28"/>
+          <w:szCs w:val="28"/>
+          <w:u w:val="single"/>
+          <w:lang w:val="en-US"/>
+        </w:rPr>
+        <w:t>10 Data Modelling</w:t>
+      </w:r>
+      <w:r>
+        <w:rPr>
+          <w:b/>
+          <w:bCs/>
+          <w:sz w:val="28"/>
+          <w:szCs w:val="28"/>
+          <w:u w:val="single"/>
+          <w:lang w:val="en-US"/>
+        </w:rPr>
+        <w:t>:</w:t>
+      </w:r>
+      <w:r>
+        <w:rPr>
+          <w:b/>
+          <w:bCs/>
+          <w:sz w:val="28"/>
+          <w:szCs w:val="28"/>
+          <w:lang w:val="en-US"/>
+        </w:rPr>
+        <w:t xml:space="preserve"> Star Schema Vs Snowflake</w:t>
+      </w:r>
+    </w:p>
+    <w:p>
+      <w:pPr>
+        <w:pStyle w:val="ListParagraph"/>
+        <w:numPr>
+          <w:ilvl w:val="0"/>
+          <w:numId w:val="3"/>
+        </w:numPr>
+        <w:rPr>
+          <w:lang w:val="en-US"/>
+        </w:rPr>
+      </w:pPr>
+      <w:r>
+        <w:rPr>
+          <w:lang w:val="en-US"/>
+        </w:rPr>
+        <w:t xml:space="preserve">In </w:t>
+      </w:r>
+      <w:r>
+        <w:rPr>
+          <w:lang w:val="en-US"/>
+        </w:rPr>
+        <w:t>Snowflake</w:t>
+      </w:r>
+      <w:r>
+        <w:rPr>
+          <w:lang w:val="en-US"/>
+        </w:rPr>
+        <w:t xml:space="preserve"> model we can make relationships between Dimensions table and </w:t>
+      </w:r>
+      <w:proofErr w:type="spellStart"/>
+      <w:r>
+        <w:rPr>
+          <w:lang w:val="en-US"/>
+        </w:rPr>
+        <w:t>its</w:t>
+      </w:r>
+      <w:proofErr w:type="spellEnd"/>
+      <w:r>
+        <w:rPr>
+          <w:lang w:val="en-US"/>
+        </w:rPr>
+        <w:t xml:space="preserve"> from</w:t>
+      </w:r>
+      <w:r>
+        <w:rPr>
+          <w:lang w:val="en-US"/>
+        </w:rPr>
+        <w:t xml:space="preserve"> Smaller to Higher) tables</w:t>
+      </w:r>
+      <w:r>
+        <w:rPr>
+          <w:lang w:val="en-US"/>
+        </w:rPr>
+        <w:sym w:font="Wingdings" w:char="F0E0"/>
+      </w:r>
+      <w:r>
+        <w:rPr>
+          <w:lang w:val="en-US"/>
+        </w:rPr>
+        <w:t xml:space="preserve"> </w:t>
+      </w:r>
+      <w:r>
+        <w:rPr>
+          <w:highlight w:val="yellow"/>
+          <w:lang w:val="en-US"/>
+        </w:rPr>
+        <w:t xml:space="preserve">lower to higher </w:t>
+      </w:r>
+      <w:r>
+        <w:rPr>
+          <w:highlight w:val="yellow"/>
+          <w:lang w:val="en-US"/>
+        </w:rPr>
+        <w:t>dimensions</w:t>
+      </w:r>
+      <w:r>
+        <w:rPr>
+          <w:lang w:val="en-US"/>
+        </w:rPr>
+        <w:t xml:space="preserve"> </w:t>
+      </w:r>
+      <w:r>
+        <w:rPr>
+          <w:lang w:val="en-US"/>
+        </w:rPr>
+        <w:t>table</w:t>
+      </w:r>
+      <w:r>
+        <w:rPr>
+          <w:lang w:val="en-US"/>
+        </w:rPr>
+        <w:t xml:space="preserve"> </w:t>
+      </w:r>
+      <w:r>
+        <w:rPr>
+          <w:lang w:val="en-US"/>
+        </w:rPr>
+        <w:t>and one sided</w:t>
+      </w:r>
+    </w:p>
+    <w:p>
+      <w:pPr>
+        <w:pStyle w:val="ListParagraph"/>
+        <w:numPr>
+          <w:ilvl w:val="0"/>
+          <w:numId w:val="3"/>
+        </w:numPr>
+        <w:rPr>
+          <w:lang w:val="en-US"/>
+        </w:rPr>
+      </w:pPr>
+      <w:r>
+        <w:rPr>
+          <w:lang w:val="en-US"/>
+        </w:rPr>
+        <w:t xml:space="preserve">What is Role Playing dimension table: </w:t>
+      </w:r>
+      <w:r>
+        <w:rPr>
+          <w:b/>
+          <w:highlight w:val="yellow"/>
+          <w:lang w:val="en-US"/>
+        </w:rPr>
+        <w:t>Date table</w:t>
+      </w:r>
+      <w:r>
+        <w:rPr>
+          <w:b/>
+          <w:highlight w:val="yellow"/>
+          <w:lang w:val="en-US"/>
+        </w:rPr>
+        <w:t xml:space="preserve"> </w:t>
+      </w:r>
+      <w:r>
+        <w:rPr>
+          <w:b/>
+          <w:bCs/>
+          <w:color w:val="E97132" w:themeColor="accent2"/>
+          <w:lang w:val="en-US"/>
+        </w:rPr>
+        <w:t>(Interview Q)</w:t>
+      </w:r>
+    </w:p>
+    <w:p>
+      <w:pPr>
+        <w:pStyle w:val="ListParagraph"/>
+        <w:numPr>
+          <w:ilvl w:val="0"/>
+          <w:numId w:val="3"/>
+        </w:numPr>
+        <w:rPr>
+          <w:lang w:val="en-US"/>
+        </w:rPr>
+      </w:pPr>
+      <w:r>
+        <w:rPr>
+          <w:lang w:val="en-US"/>
+        </w:rPr>
+        <w:t>Star Schema performs better than Snowflake</w:t>
+      </w:r>
+    </w:p>
+    <w:p>
+      <w:pPr>
+        <w:pStyle w:val="ListParagraph"/>
+        <w:numPr>
+          <w:ilvl w:val="0"/>
+          <w:numId w:val="3"/>
+        </w:numPr>
+        <w:rPr>
+          <w:lang w:val="en-US"/>
+        </w:rPr>
+      </w:pPr>
+      <w:r>
+        <w:rPr>
+          <w:lang w:val="en-US"/>
+        </w:rPr>
+        <w:t>But when we have large and complex data we go for Snowflake Data modelling</w:t>
+      </w:r>
+    </w:p>
+    <w:p>
+      <w:pPr>
+        <w:pStyle w:val="ListParagraph"/>
+        <w:numPr>
+          <w:ilvl w:val="0"/>
+          <w:numId w:val="3"/>
+        </w:numPr>
+        <w:rPr>
+          <w:lang w:val="en-US"/>
+        </w:rPr>
+      </w:pPr>
+      <w:r>
+        <w:rPr>
+          <w:lang w:val="en-US"/>
+        </w:rPr>
+        <w:t>Can there be more than 1 Fact table in Star Schema</w:t>
+      </w:r>
+      <w:r>
+        <w:rPr>
+          <w:lang w:val="en-US"/>
+        </w:rPr>
+        <w:t xml:space="preserve">: if yes can there be relationship between these 2 fact tables </w:t>
+      </w:r>
+      <w:r>
+        <w:rPr>
+          <w:lang w:val="en-US"/>
+        </w:rPr>
+        <w:sym w:font="Wingdings" w:char="F0E0"/>
+      </w:r>
+      <w:r>
+        <w:rPr>
+          <w:lang w:val="en-US"/>
+        </w:rPr>
+        <w:t xml:space="preserve"> Ans No</w:t>
+      </w:r>
+    </w:p>
+    <w:p>
+      <w:pPr>
+        <w:pStyle w:val="ListParagraph"/>
+        <w:numPr>
+          <w:ilvl w:val="0"/>
+          <w:numId w:val="3"/>
+        </w:numPr>
+        <w:rPr>
+          <w:lang w:val="en-US"/>
+        </w:rPr>
+      </w:pPr>
+      <w:r>
+        <w:rPr>
+          <w:lang w:val="en-US"/>
+        </w:rPr>
+        <w:t xml:space="preserve">As soon as there is a relationship between these 2 facts tables </w:t>
+      </w:r>
+      <w:r>
+        <w:rPr>
+          <w:lang w:val="en-US"/>
+        </w:rPr>
+        <w:sym w:font="Wingdings" w:char="F0E0"/>
+      </w:r>
+      <w:r>
+        <w:rPr>
+          <w:lang w:val="en-US"/>
+        </w:rPr>
+        <w:t xml:space="preserve"> its known as Galaxy</w:t>
+      </w:r>
+    </w:p>
+    <w:p>
+      <w:pPr>
+        <w:tabs>
+          <w:tab w:val="left" w:pos="3156"/>
+        </w:tabs>
+        <w:rPr>
+          <w:b/>
+          <w:bCs/>
+          <w:sz w:val="28"/>
+          <w:szCs w:val="28"/>
+          <w:lang w:val="en-US"/>
+        </w:rPr>
+      </w:pPr>
+      <w:r>
+        <w:rPr>
+          <w:b/>
+          <w:bCs/>
+          <w:sz w:val="28"/>
+          <w:szCs w:val="28"/>
+          <w:lang w:val="en-US"/>
+        </w:rPr>
+        <w:t>12.</w:t>
+      </w:r>
+      <w:r>
+        <w:rPr>
+          <w:b/>
+          <w:bCs/>
+          <w:sz w:val="28"/>
+          <w:szCs w:val="28"/>
+          <w:u w:val="single"/>
+          <w:lang w:val="en-US"/>
+        </w:rPr>
+        <w:t>L-</w:t>
+      </w:r>
+      <w:r>
+        <w:rPr>
+          <w:b/>
+          <w:bCs/>
+          <w:sz w:val="28"/>
+          <w:szCs w:val="28"/>
+          <w:u w:val="single"/>
+          <w:lang w:val="en-US"/>
+        </w:rPr>
+        <w:t>11 Data Modelling:</w:t>
+      </w:r>
+      <w:r>
+        <w:rPr>
+          <w:b/>
+          <w:bCs/>
+          <w:sz w:val="28"/>
+          <w:szCs w:val="28"/>
+          <w:lang w:val="en-US"/>
+        </w:rPr>
+        <w:t xml:space="preserve"> </w:t>
+      </w:r>
+    </w:p>
+    <w:p>
+      <w:pPr>
+        <w:pStyle w:val="ListParagraph"/>
+        <w:numPr>
+          <w:ilvl w:val="0"/>
+          <w:numId w:val="4"/>
+        </w:numPr>
+        <w:tabs>
+          <w:tab w:val="left" w:pos="3156"/>
+        </w:tabs>
+        <w:rPr>
+          <w:lang w:val="en-US"/>
+        </w:rPr>
+      </w:pPr>
+      <w:r>
+        <w:rPr>
+          <w:lang w:val="en-US"/>
+        </w:rPr>
+        <w:t>Can there be more than 1 Fact table in Star Schema: Yes, then how to establish relationship between them</w:t>
+      </w:r>
+    </w:p>
+    <w:p>
+      <w:pPr>
+        <w:pStyle w:val="ListParagraph"/>
+        <w:numPr>
+          <w:ilvl w:val="0"/>
+          <w:numId w:val="4"/>
+        </w:numPr>
+        <w:tabs>
+          <w:tab w:val="left" w:pos="3156"/>
+        </w:tabs>
+        <w:rPr>
+          <w:lang w:val="en-US"/>
+        </w:rPr>
+      </w:pPr>
+      <w:r>
+        <w:rPr>
+          <w:lang w:val="en-US"/>
+        </w:rPr>
+        <w:t>How to deal with more than 1 fact table</w:t>
+      </w:r>
+      <w:r>
+        <w:rPr>
+          <w:lang w:val="en-US"/>
+        </w:rPr>
+        <w:t xml:space="preserve"> </w:t>
+      </w:r>
+      <w:r>
+        <w:rPr>
+          <w:b/>
+          <w:bCs/>
+          <w:color w:val="E97132" w:themeColor="accent2"/>
+          <w:lang w:val="en-US"/>
+        </w:rPr>
+        <w:t>(Interview Q)</w:t>
+      </w:r>
+    </w:p>
+    <w:p>
+      <w:pPr>
+        <w:pStyle w:val="ListParagraph"/>
+        <w:numPr>
+          <w:ilvl w:val="0"/>
+          <w:numId w:val="4"/>
+        </w:numPr>
+        <w:tabs>
+          <w:tab w:val="left" w:pos="3156"/>
+        </w:tabs>
+        <w:rPr>
+          <w:lang w:val="en-US"/>
+        </w:rPr>
+      </w:pPr>
+      <w:r>
+        <w:rPr>
+          <w:lang w:val="en-US"/>
+        </w:rPr>
+        <w:t>How to deal with many to many relationship</w:t>
+      </w:r>
+      <w:r>
+        <w:rPr>
+          <w:lang w:val="en-US"/>
+        </w:rPr>
+        <w:t xml:space="preserve"> </w:t>
+      </w:r>
+      <w:r>
+        <w:rPr>
+          <w:b/>
+          <w:bCs/>
+          <w:color w:val="E97132" w:themeColor="accent2"/>
+          <w:lang w:val="en-US"/>
+        </w:rPr>
+        <w:t>(Interview Q)</w:t>
+      </w:r>
+    </w:p>
+    <w:p>
+      <w:pPr>
+        <w:pStyle w:val="ListParagraph"/>
+        <w:numPr>
+          <w:ilvl w:val="0"/>
+          <w:numId w:val="4"/>
+        </w:numPr>
+        <w:tabs>
+          <w:tab w:val="left" w:pos="3156"/>
+        </w:tabs>
+        <w:rPr>
+          <w:lang w:val="en-US"/>
+        </w:rPr>
+      </w:pPr>
+      <w:r>
+        <w:rPr>
+          <w:lang w:val="en-US"/>
+        </w:rPr>
+        <w:t>To Handle Many to Many relationship we make use of Bridge Table</w:t>
+      </w:r>
+    </w:p>
+    <w:p>
+      <w:pPr>
+        <w:tabs>
+          <w:tab w:val="left" w:pos="3156"/>
+        </w:tabs>
+        <w:rPr>
+          <w:b/>
+          <w:bCs/>
+          <w:sz w:val="28"/>
+          <w:szCs w:val="28"/>
+          <w:lang w:val="en-US"/>
+        </w:rPr>
+      </w:pPr>
+      <w:r>
+        <w:rPr>
+          <w:b/>
+          <w:bCs/>
+          <w:sz w:val="28"/>
+          <w:szCs w:val="28"/>
+          <w:lang w:val="en-US"/>
+        </w:rPr>
+        <w:t>1</w:t>
+      </w:r>
+      <w:r>
+        <w:rPr>
+          <w:b/>
+          <w:bCs/>
+          <w:sz w:val="28"/>
+          <w:szCs w:val="28"/>
+          <w:lang w:val="en-US"/>
+        </w:rPr>
+        <w:t>3</w:t>
+      </w:r>
+      <w:r>
+        <w:rPr>
+          <w:b/>
+          <w:bCs/>
+          <w:sz w:val="28"/>
+          <w:szCs w:val="28"/>
+          <w:lang w:val="en-US"/>
+        </w:rPr>
+        <w:t>.</w:t>
+      </w:r>
+      <w:r>
+        <w:rPr>
+          <w:b/>
+          <w:bCs/>
+          <w:sz w:val="28"/>
+          <w:szCs w:val="28"/>
+          <w:u w:val="single"/>
+          <w:lang w:val="en-US"/>
+        </w:rPr>
+        <w:t>L-1</w:t>
+      </w:r>
+      <w:r>
+        <w:rPr>
+          <w:b/>
+          <w:bCs/>
+          <w:sz w:val="28"/>
+          <w:szCs w:val="28"/>
+          <w:u w:val="single"/>
+          <w:lang w:val="en-US"/>
+        </w:rPr>
+        <w:t>2</w:t>
+      </w:r>
+      <w:r>
+        <w:rPr>
+          <w:b/>
+          <w:bCs/>
+          <w:sz w:val="28"/>
+          <w:szCs w:val="28"/>
+          <w:u w:val="single"/>
+          <w:lang w:val="en-US"/>
+        </w:rPr>
+        <w:t xml:space="preserve"> Data Modelling:</w:t>
+      </w:r>
+      <w:r>
+        <w:rPr>
+          <w:b/>
+          <w:bCs/>
+          <w:sz w:val="28"/>
+          <w:szCs w:val="28"/>
+          <w:lang w:val="en-US"/>
+        </w:rPr>
+        <w:t xml:space="preserve"> </w:t>
+      </w:r>
+      <w:r>
+        <w:rPr>
+          <w:b/>
+          <w:bCs/>
+          <w:sz w:val="28"/>
+          <w:szCs w:val="28"/>
+          <w:lang w:val="en-US"/>
+        </w:rPr>
+        <w:t>How to deal with multiple dates in Fact tables</w:t>
+      </w:r>
+    </w:p>
+    <w:p>
+      <w:pPr>
+        <w:pStyle w:val="ListParagraph"/>
+        <w:numPr>
+          <w:ilvl w:val="0"/>
+          <w:numId w:val="6"/>
+        </w:numPr>
+        <w:tabs>
+          <w:tab w:val="left" w:pos="3156"/>
+        </w:tabs>
+        <w:rPr>
+          <w:b/>
+          <w:bCs/>
+          <w:szCs w:val="28"/>
+          <w:lang w:val="en-US"/>
+        </w:rPr>
+      </w:pPr>
+      <w:r>
+        <w:rPr>
+          <w:bCs/>
+          <w:szCs w:val="28"/>
+          <w:lang w:val="en-US"/>
+        </w:rPr>
+        <w:t>AS our Fact Table has 2 Dates Order Date &amp; Return Date But it can be only be joined with One column/Date with Our Date Table (Role Playing Calendar table)</w:t>
+      </w:r>
+    </w:p>
+    <w:p>
+      <w:pPr>
+        <w:pStyle w:val="ListParagraph"/>
+        <w:numPr>
+          <w:ilvl w:val="0"/>
+          <w:numId w:val="6"/>
+        </w:numPr>
+        <w:tabs>
+          <w:tab w:val="left" w:pos="3156"/>
+        </w:tabs>
+        <w:rPr>
+          <w:bCs/>
+          <w:szCs w:val="28"/>
+          <w:lang w:val="en-US"/>
+        </w:rPr>
+      </w:pPr>
+      <w:r>
+        <w:rPr>
+          <w:bCs/>
+          <w:szCs w:val="28"/>
+          <w:lang w:val="en-US"/>
+        </w:rPr>
+        <w:t>AS we connect Date Table to Return Date it shows that the connection is inactive</w:t>
+      </w:r>
+    </w:p>
+    <w:p>
+      <w:pPr>
+        <w:pStyle w:val="ListParagraph"/>
+        <w:numPr>
+          <w:ilvl w:val="0"/>
+          <w:numId w:val="6"/>
+        </w:numPr>
+        <w:tabs>
+          <w:tab w:val="left" w:pos="3156"/>
+        </w:tabs>
+        <w:rPr>
+          <w:b/>
+          <w:bCs/>
+          <w:szCs w:val="28"/>
+          <w:lang w:val="en-US"/>
+        </w:rPr>
+      </w:pPr>
+      <w:r>
+        <w:rPr>
+          <w:bCs/>
+          <w:szCs w:val="28"/>
+          <w:lang w:val="en-US"/>
+        </w:rPr>
+        <w:t xml:space="preserve">To activate this relationship we make use of </w:t>
+      </w:r>
+      <w:proofErr w:type="gramStart"/>
+      <w:r>
+        <w:rPr>
+          <w:b/>
+          <w:bCs/>
+          <w:szCs w:val="28"/>
+          <w:lang w:val="en-US"/>
+        </w:rPr>
+        <w:t>USERELATIONSHIP(</w:t>
+      </w:r>
+      <w:proofErr w:type="gramEnd"/>
+      <w:r>
+        <w:rPr>
+          <w:b/>
+          <w:bCs/>
+          <w:szCs w:val="28"/>
+          <w:lang w:val="en-US"/>
+        </w:rPr>
+        <w:t>)</w:t>
+      </w:r>
+    </w:p>
+    <w:p>
+      <w:pPr>
+        <w:pStyle w:val="ListParagraph"/>
+        <w:numPr>
+          <w:ilvl w:val="0"/>
+          <w:numId w:val="6"/>
+        </w:numPr>
+        <w:tabs>
+          <w:tab w:val="left" w:pos="3156"/>
+        </w:tabs>
+        <w:rPr>
+          <w:b/>
+          <w:bCs/>
+          <w:szCs w:val="28"/>
+          <w:lang w:val="en-US"/>
+        </w:rPr>
+      </w:pPr>
+      <w:r>
+        <w:rPr>
+          <w:bCs/>
+          <w:szCs w:val="28"/>
+          <w:lang w:val="en-US"/>
+        </w:rPr>
+        <w:t xml:space="preserve"> To establish a relation on Return Date with our Date Table that is 2 relationships we make use of </w:t>
+      </w:r>
+      <w:proofErr w:type="gramStart"/>
+      <w:r>
+        <w:rPr>
+          <w:bCs/>
+          <w:szCs w:val="28"/>
+          <w:lang w:val="en-US"/>
+        </w:rPr>
+        <w:t>USERELATIONSHIP(</w:t>
+      </w:r>
+      <w:proofErr w:type="gramEnd"/>
+      <w:r>
+        <w:rPr>
+          <w:bCs/>
+          <w:szCs w:val="28"/>
+          <w:lang w:val="en-US"/>
+        </w:rPr>
+        <w:t>)</w:t>
+      </w:r>
+    </w:p>
+    <w:p>
+      <w:pPr>
+        <w:pStyle w:val="ListParagraph"/>
+        <w:numPr>
+          <w:ilvl w:val="0"/>
+          <w:numId w:val="6"/>
+        </w:numPr>
+        <w:tabs>
+          <w:tab w:val="left" w:pos="3156"/>
+        </w:tabs>
+        <w:rPr>
+          <w:b/>
+          <w:bCs/>
+          <w:szCs w:val="28"/>
+          <w:lang w:val="en-US"/>
+        </w:rPr>
+      </w:pPr>
+      <w:r>
+        <w:rPr>
+          <w:b/>
+          <w:bCs/>
+          <w:noProof/>
+          <w:szCs w:val="28"/>
+          <w:lang w:val="en-US"/>
+        </w:rPr>
+        <w:drawing>
+          <wp:inline distT="0" distB="0" distL="0" distR="0" wp14:anchorId="12A3B60C" wp14:editId="02E341A2">
+            <wp:extent cx="5731510" cy="612140"/>
+            <wp:effectExtent l="0" t="0" r="2540" b="0"/>
+            <wp:docPr id="1" name="Picture 1"/>
+            <wp:cNvGraphicFramePr>
+              <a:graphicFrameLocks xmlns:a="http://schemas.openxmlformats.org/drawingml/2006/main" noChangeAspect="1"/>
+            </wp:cNvGraphicFramePr>
+            <a:graphic xmlns:a="http://schemas.openxmlformats.org/drawingml/2006/main">
+              <a:graphicData uri="http://schemas.openxmlformats.org/drawingml/2006/picture">
+                <pic:pic xmlns:pic="http://schemas.openxmlformats.org/drawingml/2006/picture">
+                  <pic:nvPicPr>
+                    <pic:cNvPr id="1" name=""/>
+                    <pic:cNvPicPr/>
+                  </pic:nvPicPr>
+                  <pic:blipFill>
+                    <a:blip r:embed="rId8"/>
+                    <a:stretch>
+                      <a:fillRect/>
+                    </a:stretch>
+                  </pic:blipFill>
+                  <pic:spPr>
+                    <a:xfrm>
+                      <a:off x="0" y="0"/>
+                      <a:ext cx="5731510" cy="612140"/>
+                    </a:xfrm>
+                    <a:prstGeom prst="rect">
+                      <a:avLst/>
+                    </a:prstGeom>
+                  </pic:spPr>
+                </pic:pic>
+              </a:graphicData>
+            </a:graphic>
+          </wp:inline>
+        </w:drawing>
+      </w:r>
+    </w:p>
+    <w:p>
+      <w:pPr>
+        <w:pStyle w:val="ListParagraph"/>
+        <w:numPr>
+          <w:ilvl w:val="0"/>
+          <w:numId w:val="6"/>
+        </w:numPr>
+        <w:tabs>
+          <w:tab w:val="left" w:pos="3156"/>
+        </w:tabs>
+        <w:rPr>
+          <w:b/>
+          <w:bCs/>
+          <w:szCs w:val="28"/>
+          <w:lang w:val="en-US"/>
+        </w:rPr>
+      </w:pPr>
+      <w:r>
+        <w:rPr>
+          <w:bCs/>
+          <w:szCs w:val="28"/>
+          <w:lang w:val="en-US"/>
+        </w:rPr>
+        <w:t xml:space="preserve">Here </w:t>
+      </w:r>
+      <w:proofErr w:type="gramStart"/>
+      <w:r>
+        <w:rPr>
+          <w:bCs/>
+          <w:szCs w:val="28"/>
+          <w:lang w:val="en-US"/>
+        </w:rPr>
+        <w:t>In</w:t>
+      </w:r>
+      <w:proofErr w:type="gramEnd"/>
+      <w:r>
+        <w:rPr>
+          <w:bCs/>
+          <w:szCs w:val="28"/>
+          <w:lang w:val="en-US"/>
+        </w:rPr>
+        <w:t xml:space="preserve"> USERELATIONSHIP we first take Date from Dimension table &amp; then from our Fact Table</w:t>
+      </w:r>
+    </w:p>
+    <w:p>
+      <w:pPr>
+        <w:pStyle w:val="ListParagraph"/>
+        <w:numPr>
+          <w:ilvl w:val="0"/>
+          <w:numId w:val="6"/>
+        </w:numPr>
+        <w:tabs>
+          <w:tab w:val="left" w:pos="3156"/>
+        </w:tabs>
+        <w:rPr>
+          <w:bCs/>
+          <w:szCs w:val="28"/>
+          <w:lang w:val="en-US"/>
+        </w:rPr>
+      </w:pPr>
+      <w:r>
+        <w:rPr>
+          <w:bCs/>
+          <w:szCs w:val="28"/>
+          <w:lang w:val="en-US"/>
+        </w:rPr>
+        <w:t>What is the difference between implicit &amp; explicit measure</w:t>
+      </w:r>
+      <w:r>
+        <w:rPr>
+          <w:bCs/>
+          <w:szCs w:val="28"/>
+          <w:lang w:val="en-US"/>
+        </w:rPr>
+        <w:t xml:space="preserve"> </w:t>
+      </w:r>
+      <w:r>
+        <w:rPr>
+          <w:b/>
+          <w:bCs/>
+          <w:color w:val="E97132" w:themeColor="accent2"/>
+          <w:lang w:val="en-US"/>
+        </w:rPr>
+        <w:t>(Interview Q)</w:t>
+      </w:r>
+      <w:bookmarkStart w:id="0" w:name="_GoBack"/>
+      <w:bookmarkEnd w:id="0"/>
+    </w:p>
+    <w:p>
+      <w:pPr>
+        <w:tabs>
+          <w:tab w:val="left" w:pos="3156"/>
+        </w:tabs>
         <w:rPr>
           <w:lang w:val="en-US"/>
         </w:rPr>
@@ -2606,7 +3899,7 @@
 </file>
 
 <file path=word/numbering.xml><?xml version="1.0" encoding="utf-8"?>
-<w:numbering xmlns:wpc="http://schemas.microsoft.com/office/word/2010/wordprocessingCanvas" xmlns:cx="http://schemas.microsoft.com/office/drawing/2014/chartex" xmlns:cx1="http://schemas.microsoft.com/office/drawing/2015/9/8/chartex" xmlns:cx2="http://schemas.microsoft.com/office/drawing/2015/10/21/chartex" xmlns:cx3="http://schemas.microsoft.com/office/drawing/2016/5/9/chartex" xmlns:cx4="http://schemas.microsoft.com/office/drawing/2016/5/10/chartex" xmlns:cx5="http://schemas.microsoft.com/office/drawing/2016/5/11/chartex" xmlns:cx6="http://schemas.microsoft.com/office/drawing/2016/5/12/chartex" xmlns:cx7="http://schemas.microsoft.com/office/drawing/2016/5/13/chartex" xmlns:cx8="http://schemas.microsoft.com/office/drawing/2016/5/14/chartex" xmlns:mc="http://schemas.openxmlformats.org/markup-compatibility/2006" xmlns:aink="http://schemas.microsoft.com/office/drawing/2016/ink" xmlns:am3d="http://schemas.microsoft.com/office/drawing/2017/model3d" xmlns:o="urn:schemas-microsoft-com:office:office" xmlns:oel="http://schemas.microsoft.com/office/2019/extlst" xmlns:r="http://schemas.openxmlformats.org/officeDocument/2006/relationships" xmlns:m="http://schemas.openxmlformats.org/officeDocument/2006/math" xmlns:v="urn:schemas-microsoft-com:vml" xmlns:wp14="http://schemas.microsoft.com/office/word/2010/wordprocessingDrawing" xmlns:wp="http://schemas.openxmlformats.org/drawingml/2006/wordprocessingDrawing" xmlns:w10="urn:schemas-microsoft-com:office:word" xmlns:w="http://schemas.openxmlformats.org/wordprocessingml/2006/main" xmlns:w14="http://schemas.microsoft.com/office/word/2010/wordml" xmlns:w15="http://schemas.microsoft.com/office/word/2012/wordml" xmlns:w16cei="http://schemas.microsoft.com/office/word/2026/wordml/cei" xmlns:w16cex="http://schemas.microsoft.com/office/word/2018/wordml/cex" xmlns:w16cid="http://schemas.microsoft.com/office/word/2016/wordml/cid" xmlns:w16="http://schemas.microsoft.com/office/word/2018/wordml" xmlns:w16du="http://schemas.microsoft.com/office/word/2023/wordml/word16du" xmlns:w16sdtdh="http://schemas.microsoft.com/office/word/2020/wordml/sdtdatahash" xmlns:w16sdtfl="http://schemas.microsoft.com/office/word/2024/wordml/sdtformatlock" xmlns:w16se="http://schemas.microsoft.com/office/word/2015/wordml/symex" xmlns:wpg="http://schemas.microsoft.com/office/word/2010/wordprocessingGroup" xmlns:wpi="http://schemas.microsoft.com/office/word/2010/wordprocessingInk" xmlns:wne="http://schemas.microsoft.com/office/word/2006/wordml" xmlns:wps="http://schemas.microsoft.com/office/word/2010/wordprocessingShape" mc:Ignorable="w14 w15 w16se w16cid w16 w16cex w16sdtdh w16sdtfl w16du wp14">
+<w:numbering xmlns:wpc="http://schemas.microsoft.com/office/word/2010/wordprocessingCanvas" xmlns:cx="http://schemas.microsoft.com/office/drawing/2014/chartex" xmlns:cx1="http://schemas.microsoft.com/office/drawing/2015/9/8/chartex" xmlns:cx2="http://schemas.microsoft.com/office/drawing/2015/10/21/chartex" xmlns:cx3="http://schemas.microsoft.com/office/drawing/2016/5/9/chartex" xmlns:cx4="http://schemas.microsoft.com/office/drawing/2016/5/10/chartex" xmlns:cx5="http://schemas.microsoft.com/office/drawing/2016/5/11/chartex" xmlns:cx6="http://schemas.microsoft.com/office/drawing/2016/5/12/chartex" xmlns:cx7="http://schemas.microsoft.com/office/drawing/2016/5/13/chartex" xmlns:cx8="http://schemas.microsoft.com/office/drawing/2016/5/14/chartex" xmlns:mc="http://schemas.openxmlformats.org/markup-compatibility/2006" xmlns:aink="http://schemas.microsoft.com/office/drawing/2016/ink" xmlns:am3d="http://schemas.microsoft.com/office/drawing/2017/model3d" xmlns:o="urn:schemas-microsoft-com:office:office" xmlns:r="http://schemas.openxmlformats.org/officeDocument/2006/relationships" xmlns:m="http://schemas.openxmlformats.org/officeDocument/2006/math" xmlns:v="urn:schemas-microsoft-com:vml" xmlns:wp14="http://schemas.microsoft.com/office/word/2010/wordprocessingDrawing" xmlns:wp="http://schemas.openxmlformats.org/drawingml/2006/wordprocessingDrawing" xmlns:w10="urn:schemas-microsoft-com:office:word" xmlns:w="http://schemas.openxmlformats.org/wordprocessingml/2006/main" xmlns:w14="http://schemas.microsoft.com/office/word/2010/wordml" xmlns:w15="http://schemas.microsoft.com/office/word/2012/wordml" xmlns:w16cid="http://schemas.microsoft.com/office/word/2016/wordml/cid" xmlns:w16se="http://schemas.microsoft.com/office/word/2015/wordml/symex" xmlns:wpg="http://schemas.microsoft.com/office/word/2010/wordprocessingGroup" xmlns:wpi="http://schemas.microsoft.com/office/word/2010/wordprocessingInk" xmlns:wne="http://schemas.microsoft.com/office/word/2006/wordml" xmlns:wps="http://schemas.microsoft.com/office/word/2010/wordprocessingShape" mc:Ignorable="w14 w15 w16se w16cid wp14">
   <w:abstractNum w:abstractNumId="0" w15:restartNumberingAfterBreak="0">
     <w:nsid w:val="0E2436A2"/>
     <w:multiLevelType w:val="hybridMultilevel"/>
@@ -2700,10 +3993,99 @@
     </w:lvl>
   </w:abstractNum>
   <w:abstractNum w:abstractNumId="1" w15:restartNumberingAfterBreak="0">
+    <w:nsid w:val="10DC00CE"/>
+    <w:multiLevelType w:val="hybridMultilevel"/>
+    <w:tmpl w:val="D7DCAC7A"/>
+    <w:lvl w:ilvl="0" w:tplc="58620A20">
+      <w:start w:val="1"/>
+      <w:numFmt w:val="lowerLetter"/>
+      <w:lvlText w:val="%1."/>
+      <w:lvlJc w:val="left"/>
+      <w:pPr>
+        <w:ind w:left="720" w:hanging="360"/>
+      </w:pPr>
+      <w:rPr>
+        <w:b/>
+      </w:rPr>
+    </w:lvl>
+    <w:lvl w:ilvl="1" w:tplc="40090019" w:tentative="1">
+      <w:start w:val="1"/>
+      <w:numFmt w:val="lowerLetter"/>
+      <w:lvlText w:val="%2."/>
+      <w:lvlJc w:val="left"/>
+      <w:pPr>
+        <w:ind w:left="1440" w:hanging="360"/>
+      </w:pPr>
+    </w:lvl>
+    <w:lvl w:ilvl="2" w:tplc="4009001B" w:tentative="1">
+      <w:start w:val="1"/>
+      <w:numFmt w:val="lowerRoman"/>
+      <w:lvlText w:val="%3."/>
+      <w:lvlJc w:val="right"/>
+      <w:pPr>
+        <w:ind w:left="2160" w:hanging="180"/>
+      </w:pPr>
+    </w:lvl>
+    <w:lvl w:ilvl="3" w:tplc="4009000F" w:tentative="1">
+      <w:start w:val="1"/>
+      <w:numFmt w:val="decimal"/>
+      <w:lvlText w:val="%4."/>
+      <w:lvlJc w:val="left"/>
+      <w:pPr>
+        <w:ind w:left="2880" w:hanging="360"/>
+      </w:pPr>
+    </w:lvl>
+    <w:lvl w:ilvl="4" w:tplc="40090019" w:tentative="1">
+      <w:start w:val="1"/>
+      <w:numFmt w:val="lowerLetter"/>
+      <w:lvlText w:val="%5."/>
+      <w:lvlJc w:val="left"/>
+      <w:pPr>
+        <w:ind w:left="3600" w:hanging="360"/>
+      </w:pPr>
+    </w:lvl>
+    <w:lvl w:ilvl="5" w:tplc="4009001B" w:tentative="1">
+      <w:start w:val="1"/>
+      <w:numFmt w:val="lowerRoman"/>
+      <w:lvlText w:val="%6."/>
+      <w:lvlJc w:val="right"/>
+      <w:pPr>
+        <w:ind w:left="4320" w:hanging="180"/>
+      </w:pPr>
+    </w:lvl>
+    <w:lvl w:ilvl="6" w:tplc="4009000F" w:tentative="1">
+      <w:start w:val="1"/>
+      <w:numFmt w:val="decimal"/>
+      <w:lvlText w:val="%7."/>
+      <w:lvlJc w:val="left"/>
+      <w:pPr>
+        <w:ind w:left="5040" w:hanging="360"/>
+      </w:pPr>
+    </w:lvl>
+    <w:lvl w:ilvl="7" w:tplc="40090019" w:tentative="1">
+      <w:start w:val="1"/>
+      <w:numFmt w:val="lowerLetter"/>
+      <w:lvlText w:val="%8."/>
+      <w:lvlJc w:val="left"/>
+      <w:pPr>
+        <w:ind w:left="5760" w:hanging="360"/>
+      </w:pPr>
+    </w:lvl>
+    <w:lvl w:ilvl="8" w:tplc="4009001B" w:tentative="1">
+      <w:start w:val="1"/>
+      <w:numFmt w:val="lowerRoman"/>
+      <w:lvlText w:val="%9."/>
+      <w:lvlJc w:val="right"/>
+      <w:pPr>
+        <w:ind w:left="6480" w:hanging="180"/>
+      </w:pPr>
+    </w:lvl>
+  </w:abstractNum>
+  <w:abstractNum w:abstractNumId="2" w15:restartNumberingAfterBreak="0">
     <w:nsid w:val="37766633"/>
     <w:multiLevelType w:val="hybridMultilevel"/>
-    <w:tmpl w:val="0160390A"/>
-    <w:lvl w:ilvl="0" w:tplc="4009000F">
+    <w:tmpl w:val="5266767A"/>
+    <w:lvl w:ilvl="0" w:tplc="C80269A4">
       <w:start w:val="1"/>
       <w:numFmt w:val="decimal"/>
       <w:lvlText w:val="%1."/>
@@ -2711,6 +4093,10 @@
       <w:pPr>
         <w:ind w:left="644" w:hanging="360"/>
       </w:pPr>
+      <w:rPr>
+        <w:b/>
+        <w:sz w:val="28"/>
+      </w:rPr>
     </w:lvl>
     <w:lvl w:ilvl="1" w:tplc="BC743726">
       <w:start w:val="1"/>
@@ -2791,17 +4177,290 @@
       </w:pPr>
     </w:lvl>
   </w:abstractNum>
-  <w:num w:numId="1" w16cid:durableId="376467731">
+  <w:abstractNum w:abstractNumId="3" w15:restartNumberingAfterBreak="0">
+    <w:nsid w:val="3F3D4646"/>
+    <w:multiLevelType w:val="hybridMultilevel"/>
+    <w:tmpl w:val="81EA77F8"/>
+    <w:lvl w:ilvl="0" w:tplc="40090019">
+      <w:start w:val="1"/>
+      <w:numFmt w:val="lowerLetter"/>
+      <w:lvlText w:val="%1."/>
+      <w:lvlJc w:val="left"/>
+      <w:pPr>
+        <w:ind w:left="720" w:hanging="360"/>
+      </w:pPr>
+    </w:lvl>
+    <w:lvl w:ilvl="1" w:tplc="40090019" w:tentative="1">
+      <w:start w:val="1"/>
+      <w:numFmt w:val="lowerLetter"/>
+      <w:lvlText w:val="%2."/>
+      <w:lvlJc w:val="left"/>
+      <w:pPr>
+        <w:ind w:left="1440" w:hanging="360"/>
+      </w:pPr>
+    </w:lvl>
+    <w:lvl w:ilvl="2" w:tplc="4009001B" w:tentative="1">
+      <w:start w:val="1"/>
+      <w:numFmt w:val="lowerRoman"/>
+      <w:lvlText w:val="%3."/>
+      <w:lvlJc w:val="right"/>
+      <w:pPr>
+        <w:ind w:left="2160" w:hanging="180"/>
+      </w:pPr>
+    </w:lvl>
+    <w:lvl w:ilvl="3" w:tplc="4009000F" w:tentative="1">
+      <w:start w:val="1"/>
+      <w:numFmt w:val="decimal"/>
+      <w:lvlText w:val="%4."/>
+      <w:lvlJc w:val="left"/>
+      <w:pPr>
+        <w:ind w:left="2880" w:hanging="360"/>
+      </w:pPr>
+    </w:lvl>
+    <w:lvl w:ilvl="4" w:tplc="40090019" w:tentative="1">
+      <w:start w:val="1"/>
+      <w:numFmt w:val="lowerLetter"/>
+      <w:lvlText w:val="%5."/>
+      <w:lvlJc w:val="left"/>
+      <w:pPr>
+        <w:ind w:left="3600" w:hanging="360"/>
+      </w:pPr>
+    </w:lvl>
+    <w:lvl w:ilvl="5" w:tplc="4009001B" w:tentative="1">
+      <w:start w:val="1"/>
+      <w:numFmt w:val="lowerRoman"/>
+      <w:lvlText w:val="%6."/>
+      <w:lvlJc w:val="right"/>
+      <w:pPr>
+        <w:ind w:left="4320" w:hanging="180"/>
+      </w:pPr>
+    </w:lvl>
+    <w:lvl w:ilvl="6" w:tplc="4009000F" w:tentative="1">
+      <w:start w:val="1"/>
+      <w:numFmt w:val="decimal"/>
+      <w:lvlText w:val="%7."/>
+      <w:lvlJc w:val="left"/>
+      <w:pPr>
+        <w:ind w:left="5040" w:hanging="360"/>
+      </w:pPr>
+    </w:lvl>
+    <w:lvl w:ilvl="7" w:tplc="40090019" w:tentative="1">
+      <w:start w:val="1"/>
+      <w:numFmt w:val="lowerLetter"/>
+      <w:lvlText w:val="%8."/>
+      <w:lvlJc w:val="left"/>
+      <w:pPr>
+        <w:ind w:left="5760" w:hanging="360"/>
+      </w:pPr>
+    </w:lvl>
+    <w:lvl w:ilvl="8" w:tplc="4009001B" w:tentative="1">
+      <w:start w:val="1"/>
+      <w:numFmt w:val="lowerRoman"/>
+      <w:lvlText w:val="%9."/>
+      <w:lvlJc w:val="right"/>
+      <w:pPr>
+        <w:ind w:left="6480" w:hanging="180"/>
+      </w:pPr>
+    </w:lvl>
+  </w:abstractNum>
+  <w:abstractNum w:abstractNumId="4" w15:restartNumberingAfterBreak="0">
+    <w:nsid w:val="59375429"/>
+    <w:multiLevelType w:val="hybridMultilevel"/>
+    <w:tmpl w:val="93E67282"/>
+    <w:lvl w:ilvl="0" w:tplc="4CB8B146">
+      <w:start w:val="1"/>
+      <w:numFmt w:val="lowerLetter"/>
+      <w:lvlText w:val="%1."/>
+      <w:lvlJc w:val="left"/>
+      <w:pPr>
+        <w:ind w:left="1364" w:hanging="360"/>
+      </w:pPr>
+      <w:rPr>
+        <w:b/>
+      </w:rPr>
+    </w:lvl>
+    <w:lvl w:ilvl="1" w:tplc="40090019" w:tentative="1">
+      <w:start w:val="1"/>
+      <w:numFmt w:val="lowerLetter"/>
+      <w:lvlText w:val="%2."/>
+      <w:lvlJc w:val="left"/>
+      <w:pPr>
+        <w:ind w:left="2084" w:hanging="360"/>
+      </w:pPr>
+    </w:lvl>
+    <w:lvl w:ilvl="2" w:tplc="4009001B" w:tentative="1">
+      <w:start w:val="1"/>
+      <w:numFmt w:val="lowerRoman"/>
+      <w:lvlText w:val="%3."/>
+      <w:lvlJc w:val="right"/>
+      <w:pPr>
+        <w:ind w:left="2804" w:hanging="180"/>
+      </w:pPr>
+    </w:lvl>
+    <w:lvl w:ilvl="3" w:tplc="4009000F" w:tentative="1">
+      <w:start w:val="1"/>
+      <w:numFmt w:val="decimal"/>
+      <w:lvlText w:val="%4."/>
+      <w:lvlJc w:val="left"/>
+      <w:pPr>
+        <w:ind w:left="3524" w:hanging="360"/>
+      </w:pPr>
+    </w:lvl>
+    <w:lvl w:ilvl="4" w:tplc="40090019" w:tentative="1">
+      <w:start w:val="1"/>
+      <w:numFmt w:val="lowerLetter"/>
+      <w:lvlText w:val="%5."/>
+      <w:lvlJc w:val="left"/>
+      <w:pPr>
+        <w:ind w:left="4244" w:hanging="360"/>
+      </w:pPr>
+    </w:lvl>
+    <w:lvl w:ilvl="5" w:tplc="4009001B" w:tentative="1">
+      <w:start w:val="1"/>
+      <w:numFmt w:val="lowerRoman"/>
+      <w:lvlText w:val="%6."/>
+      <w:lvlJc w:val="right"/>
+      <w:pPr>
+        <w:ind w:left="4964" w:hanging="180"/>
+      </w:pPr>
+    </w:lvl>
+    <w:lvl w:ilvl="6" w:tplc="4009000F" w:tentative="1">
+      <w:start w:val="1"/>
+      <w:numFmt w:val="decimal"/>
+      <w:lvlText w:val="%7."/>
+      <w:lvlJc w:val="left"/>
+      <w:pPr>
+        <w:ind w:left="5684" w:hanging="360"/>
+      </w:pPr>
+    </w:lvl>
+    <w:lvl w:ilvl="7" w:tplc="40090019" w:tentative="1">
+      <w:start w:val="1"/>
+      <w:numFmt w:val="lowerLetter"/>
+      <w:lvlText w:val="%8."/>
+      <w:lvlJc w:val="left"/>
+      <w:pPr>
+        <w:ind w:left="6404" w:hanging="360"/>
+      </w:pPr>
+    </w:lvl>
+    <w:lvl w:ilvl="8" w:tplc="4009001B" w:tentative="1">
+      <w:start w:val="1"/>
+      <w:numFmt w:val="lowerRoman"/>
+      <w:lvlText w:val="%9."/>
+      <w:lvlJc w:val="right"/>
+      <w:pPr>
+        <w:ind w:left="7124" w:hanging="180"/>
+      </w:pPr>
+    </w:lvl>
+  </w:abstractNum>
+  <w:abstractNum w:abstractNumId="5" w15:restartNumberingAfterBreak="0">
+    <w:nsid w:val="5B936CA8"/>
+    <w:multiLevelType w:val="hybridMultilevel"/>
+    <w:tmpl w:val="8DAEDC64"/>
+    <w:lvl w:ilvl="0" w:tplc="40090019">
+      <w:start w:val="1"/>
+      <w:numFmt w:val="lowerLetter"/>
+      <w:lvlText w:val="%1."/>
+      <w:lvlJc w:val="left"/>
+      <w:pPr>
+        <w:ind w:left="720" w:hanging="360"/>
+      </w:pPr>
+    </w:lvl>
+    <w:lvl w:ilvl="1" w:tplc="40090019" w:tentative="1">
+      <w:start w:val="1"/>
+      <w:numFmt w:val="lowerLetter"/>
+      <w:lvlText w:val="%2."/>
+      <w:lvlJc w:val="left"/>
+      <w:pPr>
+        <w:ind w:left="1440" w:hanging="360"/>
+      </w:pPr>
+    </w:lvl>
+    <w:lvl w:ilvl="2" w:tplc="4009001B" w:tentative="1">
+      <w:start w:val="1"/>
+      <w:numFmt w:val="lowerRoman"/>
+      <w:lvlText w:val="%3."/>
+      <w:lvlJc w:val="right"/>
+      <w:pPr>
+        <w:ind w:left="2160" w:hanging="180"/>
+      </w:pPr>
+    </w:lvl>
+    <w:lvl w:ilvl="3" w:tplc="4009000F" w:tentative="1">
+      <w:start w:val="1"/>
+      <w:numFmt w:val="decimal"/>
+      <w:lvlText w:val="%4."/>
+      <w:lvlJc w:val="left"/>
+      <w:pPr>
+        <w:ind w:left="2880" w:hanging="360"/>
+      </w:pPr>
+    </w:lvl>
+    <w:lvl w:ilvl="4" w:tplc="40090019" w:tentative="1">
+      <w:start w:val="1"/>
+      <w:numFmt w:val="lowerLetter"/>
+      <w:lvlText w:val="%5."/>
+      <w:lvlJc w:val="left"/>
+      <w:pPr>
+        <w:ind w:left="3600" w:hanging="360"/>
+      </w:pPr>
+    </w:lvl>
+    <w:lvl w:ilvl="5" w:tplc="4009001B" w:tentative="1">
+      <w:start w:val="1"/>
+      <w:numFmt w:val="lowerRoman"/>
+      <w:lvlText w:val="%6."/>
+      <w:lvlJc w:val="right"/>
+      <w:pPr>
+        <w:ind w:left="4320" w:hanging="180"/>
+      </w:pPr>
+    </w:lvl>
+    <w:lvl w:ilvl="6" w:tplc="4009000F" w:tentative="1">
+      <w:start w:val="1"/>
+      <w:numFmt w:val="decimal"/>
+      <w:lvlText w:val="%7."/>
+      <w:lvlJc w:val="left"/>
+      <w:pPr>
+        <w:ind w:left="5040" w:hanging="360"/>
+      </w:pPr>
+    </w:lvl>
+    <w:lvl w:ilvl="7" w:tplc="40090019" w:tentative="1">
+      <w:start w:val="1"/>
+      <w:numFmt w:val="lowerLetter"/>
+      <w:lvlText w:val="%8."/>
+      <w:lvlJc w:val="left"/>
+      <w:pPr>
+        <w:ind w:left="5760" w:hanging="360"/>
+      </w:pPr>
+    </w:lvl>
+    <w:lvl w:ilvl="8" w:tplc="4009001B" w:tentative="1">
+      <w:start w:val="1"/>
+      <w:numFmt w:val="lowerRoman"/>
+      <w:lvlText w:val="%9."/>
+      <w:lvlJc w:val="right"/>
+      <w:pPr>
+        <w:ind w:left="6480" w:hanging="180"/>
+      </w:pPr>
+    </w:lvl>
+  </w:abstractNum>
+  <w:num w:numId="1">
+    <w:abstractNumId w:val="2"/>
+  </w:num>
+  <w:num w:numId="2">
+    <w:abstractNumId w:val="0"/>
+  </w:num>
+  <w:num w:numId="3">
+    <w:abstractNumId w:val="4"/>
+  </w:num>
+  <w:num w:numId="4">
     <w:abstractNumId w:val="1"/>
   </w:num>
-  <w:num w:numId="2" w16cid:durableId="279580433">
-    <w:abstractNumId w:val="0"/>
+  <w:num w:numId="5">
+    <w:abstractNumId w:val="3"/>
+  </w:num>
+  <w:num w:numId="6">
+    <w:abstractNumId w:val="5"/>
   </w:num>
 </w:numbering>
 </file>
 
 <file path=word/styles.xml><?xml version="1.0" encoding="utf-8"?>
-<w:styles xmlns:mc="http://schemas.openxmlformats.org/markup-compatibility/2006" xmlns:r="http://schemas.openxmlformats.org/officeDocument/2006/relationships" xmlns:w="http://schemas.openxmlformats.org/wordprocessingml/2006/main" xmlns:w14="http://schemas.microsoft.com/office/word/2010/wordml" xmlns:w15="http://schemas.microsoft.com/office/word/2012/wordml" xmlns:w16cex="http://schemas.microsoft.com/office/word/2018/wordml/cex" xmlns:w16cid="http://schemas.microsoft.com/office/word/2016/wordml/cid" xmlns:w16="http://schemas.microsoft.com/office/word/2018/wordml" xmlns:w16du="http://schemas.microsoft.com/office/word/2023/wordml/word16du" xmlns:w16sdtdh="http://schemas.microsoft.com/office/word/2020/wordml/sdtdatahash" xmlns:w16sdtfl="http://schemas.microsoft.com/office/word/2024/wordml/sdtformatlock" xmlns:w16se="http://schemas.microsoft.com/office/word/2015/wordml/symex" mc:Ignorable="w14 w15 w16se w16cid w16 w16cex w16sdtdh w16sdtfl w16du">
+<w:styles xmlns:mc="http://schemas.openxmlformats.org/markup-compatibility/2006" xmlns:r="http://schemas.openxmlformats.org/officeDocument/2006/relationships" xmlns:w="http://schemas.openxmlformats.org/wordprocessingml/2006/main" xmlns:w14="http://schemas.microsoft.com/office/word/2010/wordml" xmlns:w15="http://schemas.microsoft.com/office/word/2012/wordml" xmlns:w16cid="http://schemas.microsoft.com/office/word/2016/wordml/cid" xmlns:w16se="http://schemas.microsoft.com/office/word/2015/wordml/symex" mc:Ignorable="w14 w15 w16se w16cid">
   <w:docDefaults>
     <w:rPrDefault>
       <w:rPr>
@@ -2819,7 +4478,7 @@
       </w:pPr>
     </w:pPrDefault>
   </w:docDefaults>
-  <w:latentStyles w:defLockedState="0" w:defUIPriority="99" w:defSemiHidden="0" w:defUnhideWhenUsed="0" w:defQFormat="0" w:count="376">
+  <w:latentStyles w:defLockedState="0" w:defUIPriority="99" w:defSemiHidden="0" w:defUnhideWhenUsed="0" w:defQFormat="0" w:count="375">
     <w:lsdException w:name="Normal" w:uiPriority="0" w:qFormat="1"/>
     <w:lsdException w:name="heading 1" w:uiPriority="9" w:qFormat="1"/>
     <w:lsdException w:name="heading 2" w:semiHidden="1" w:uiPriority="9" w:unhideWhenUsed="1" w:qFormat="1"/>
@@ -3195,7 +4854,6 @@
     <w:lsdException w:name="Smart Hyperlink" w:semiHidden="1" w:unhideWhenUsed="1"/>
     <w:lsdException w:name="Hashtag" w:semiHidden="1" w:unhideWhenUsed="1"/>
     <w:lsdException w:name="Unresolved Mention" w:semiHidden="1" w:unhideWhenUsed="1"/>
-    <w:lsdException w:name="Smart Link" w:semiHidden="1" w:unhideWhenUsed="1"/>
   </w:latentStyles>
   <w:style w:type="paragraph" w:default="1" w:styleId="Normal">
     <w:name w:val="Normal"/>

--- a/Power Bi/Power Bi Notes.docx
+++ b/Power Bi/Power Bi Notes.docx
@@ -1,6 +1,6 @@
 
 <file path=word/document.xml><?xml version="1.0" encoding="utf-8"?>
-<w:document xmlns:wpc="http://schemas.microsoft.com/office/word/2010/wordprocessingCanvas" xmlns:cx="http://schemas.microsoft.com/office/drawing/2014/chartex" xmlns:cx1="http://schemas.microsoft.com/office/drawing/2015/9/8/chartex" xmlns:cx2="http://schemas.microsoft.com/office/drawing/2015/10/21/chartex" xmlns:cx3="http://schemas.microsoft.com/office/drawing/2016/5/9/chartex" xmlns:cx4="http://schemas.microsoft.com/office/drawing/2016/5/10/chartex" xmlns:cx5="http://schemas.microsoft.com/office/drawing/2016/5/11/chartex" xmlns:cx6="http://schemas.microsoft.com/office/drawing/2016/5/12/chartex" xmlns:cx7="http://schemas.microsoft.com/office/drawing/2016/5/13/chartex" xmlns:cx8="http://schemas.microsoft.com/office/drawing/2016/5/14/chartex" xmlns:mc="http://schemas.openxmlformats.org/markup-compatibility/2006" xmlns:aink="http://schemas.microsoft.com/office/drawing/2016/ink" xmlns:am3d="http://schemas.microsoft.com/office/drawing/2017/model3d" xmlns:o="urn:schemas-microsoft-com:office:office" xmlns:r="http://schemas.openxmlformats.org/officeDocument/2006/relationships" xmlns:m="http://schemas.openxmlformats.org/officeDocument/2006/math" xmlns:v="urn:schemas-microsoft-com:vml" xmlns:wp14="http://schemas.microsoft.com/office/word/2010/wordprocessingDrawing" xmlns:wp="http://schemas.openxmlformats.org/drawingml/2006/wordprocessingDrawing" xmlns:w10="urn:schemas-microsoft-com:office:word" xmlns:w="http://schemas.openxmlformats.org/wordprocessingml/2006/main" xmlns:w14="http://schemas.microsoft.com/office/word/2010/wordml" xmlns:w15="http://schemas.microsoft.com/office/word/2012/wordml" xmlns:w16cid="http://schemas.microsoft.com/office/word/2016/wordml/cid" xmlns:w16se="http://schemas.microsoft.com/office/word/2015/wordml/symex" xmlns:wpg="http://schemas.microsoft.com/office/word/2010/wordprocessingGroup" xmlns:wpi="http://schemas.microsoft.com/office/word/2010/wordprocessingInk" xmlns:wne="http://schemas.microsoft.com/office/word/2006/wordml" xmlns:wps="http://schemas.microsoft.com/office/word/2010/wordprocessingShape" mc:Ignorable="w14 w15 w16se w16cid wp14">
+<w:document xmlns:wpc="http://schemas.microsoft.com/office/word/2010/wordprocessingCanvas" xmlns:cx="http://schemas.microsoft.com/office/drawing/2014/chartex" xmlns:cx1="http://schemas.microsoft.com/office/drawing/2015/9/8/chartex" xmlns:cx2="http://schemas.microsoft.com/office/drawing/2015/10/21/chartex" xmlns:cx3="http://schemas.microsoft.com/office/drawing/2016/5/9/chartex" xmlns:cx4="http://schemas.microsoft.com/office/drawing/2016/5/10/chartex" xmlns:cx5="http://schemas.microsoft.com/office/drawing/2016/5/11/chartex" xmlns:cx6="http://schemas.microsoft.com/office/drawing/2016/5/12/chartex" xmlns:cx7="http://schemas.microsoft.com/office/drawing/2016/5/13/chartex" xmlns:cx8="http://schemas.microsoft.com/office/drawing/2016/5/14/chartex" xmlns:mc="http://schemas.openxmlformats.org/markup-compatibility/2006" xmlns:aink="http://schemas.microsoft.com/office/drawing/2016/ink" xmlns:am3d="http://schemas.microsoft.com/office/drawing/2017/model3d" xmlns:o="urn:schemas-microsoft-com:office:office" xmlns:oel="http://schemas.microsoft.com/office/2019/extlst" xmlns:r="http://schemas.openxmlformats.org/officeDocument/2006/relationships" xmlns:m="http://schemas.openxmlformats.org/officeDocument/2006/math" xmlns:v="urn:schemas-microsoft-com:vml" xmlns:wp14="http://schemas.microsoft.com/office/word/2010/wordprocessingDrawing" xmlns:wp="http://schemas.openxmlformats.org/drawingml/2006/wordprocessingDrawing" xmlns:w10="urn:schemas-microsoft-com:office:word" xmlns:w="http://schemas.openxmlformats.org/wordprocessingml/2006/main" xmlns:w14="http://schemas.microsoft.com/office/word/2010/wordml" xmlns:w15="http://schemas.microsoft.com/office/word/2012/wordml" xmlns:w16cex="http://schemas.microsoft.com/office/word/2018/wordml/cex" xmlns:w16cid="http://schemas.microsoft.com/office/word/2016/wordml/cid" xmlns:w16="http://schemas.microsoft.com/office/word/2018/wordml" xmlns:w16du="http://schemas.microsoft.com/office/word/2023/wordml/word16du" xmlns:w16sdtdh="http://schemas.microsoft.com/office/word/2020/wordml/sdtdatahash" xmlns:w16sdtfl="http://schemas.microsoft.com/office/word/2024/wordml/sdtformatlock" xmlns:w16se="http://schemas.microsoft.com/office/word/2015/wordml/symex" xmlns:wpg="http://schemas.microsoft.com/office/word/2010/wordprocessingGroup" xmlns:wpi="http://schemas.microsoft.com/office/word/2010/wordprocessingInk" xmlns:wne="http://schemas.microsoft.com/office/word/2006/wordml" xmlns:wps="http://schemas.microsoft.com/office/word/2010/wordprocessingShape" mc:Ignorable="w14 w15 w16se w16cid w16 w16cex w16sdtdh w16sdtfl w16du wp14">
   <w:body>
     <w:p>
       <w:pPr>
@@ -485,7 +485,21 @@
         <w:rPr>
           <w:lang w:val="en-US"/>
         </w:rPr>
-        <w:t>([Content],true)</w:t>
+        <w:t>([Content</w:t>
+      </w:r>
+      <w:proofErr w:type="gramStart"/>
+      <w:r>
+        <w:rPr>
+          <w:lang w:val="en-US"/>
+        </w:rPr>
+        <w:t>],true</w:t>
+      </w:r>
+      <w:proofErr w:type="gramEnd"/>
+      <w:r>
+        <w:rPr>
+          <w:lang w:val="en-US"/>
+        </w:rPr>
+        <w:t>)</w:t>
       </w:r>
     </w:p>
     <w:p>
@@ -956,11 +970,19 @@
         </w:rPr>
         <w:t xml:space="preserve"> </w:t>
       </w:r>
-      <w:r>
-        <w:rPr>
-          <w:lang w:val="en-US"/>
-        </w:rPr>
-        <w:t xml:space="preserve">Also Data profiling is the process by which we get to know the Quality of data </w:t>
+      <w:proofErr w:type="gramStart"/>
+      <w:r>
+        <w:rPr>
+          <w:lang w:val="en-US"/>
+        </w:rPr>
+        <w:t>Also</w:t>
+      </w:r>
+      <w:proofErr w:type="gramEnd"/>
+      <w:r>
+        <w:rPr>
+          <w:lang w:val="en-US"/>
+        </w:rPr>
+        <w:t xml:space="preserve"> Data profiling is the process by which we get to know the Quality of data </w:t>
       </w:r>
       <w:r>
         <w:rPr>
@@ -1166,7 +1188,21 @@
         <w:rPr>
           <w:lang w:val="en-US"/>
         </w:rPr>
-        <w:t xml:space="preserve"> these case text is more efficient than number</w:t>
+        <w:t xml:space="preserve"> </w:t>
+      </w:r>
+      <w:proofErr w:type="gramStart"/>
+      <w:r>
+        <w:rPr>
+          <w:lang w:val="en-US"/>
+        </w:rPr>
+        <w:t>these case text</w:t>
+      </w:r>
+      <w:proofErr w:type="gramEnd"/>
+      <w:r>
+        <w:rPr>
+          <w:lang w:val="en-US"/>
+        </w:rPr>
+        <w:t xml:space="preserve"> is more efficient than number</w:t>
       </w:r>
       <w:r>
         <w:rPr>
@@ -1288,6 +1324,7 @@
           <w:highlight w:val="yellow"/>
           <w:lang w:val="en-US"/>
         </w:rPr>
+        <w:lastRenderedPageBreak/>
         <w:t xml:space="preserve">Transform Vs </w:t>
       </w:r>
       <w:r>
@@ -1364,7 +1401,6 @@
           <w:bCs/>
           <w:lang w:val="en-US"/>
         </w:rPr>
-        <w:lastRenderedPageBreak/>
         <w:t>Transform</w:t>
       </w:r>
       <w:r>
@@ -1990,21 +2026,7 @@
         <w:rPr>
           <w:lang w:val="en-US"/>
         </w:rPr>
-        <w:t xml:space="preserve">Grouping </w:t>
-      </w:r>
-      <w:proofErr w:type="gramStart"/>
-      <w:r>
-        <w:rPr>
-          <w:lang w:val="en-US"/>
-        </w:rPr>
-        <w:t>By</w:t>
-      </w:r>
-      <w:proofErr w:type="gramEnd"/>
-      <w:r>
-        <w:rPr>
-          <w:lang w:val="en-US"/>
-        </w:rPr>
-        <w:t xml:space="preserve"> Department &amp; City</w:t>
+        <w:t>Grouping By Department &amp; City</w:t>
       </w:r>
       <w:r>
         <w:rPr>
@@ -2285,6 +2307,7 @@
           <w:noProof/>
           <w:lang w:val="en-US"/>
         </w:rPr>
+        <w:lastRenderedPageBreak/>
         <w:drawing>
           <wp:inline distT="0" distB="0" distL="0" distR="0" wp14:anchorId="61EA8F80" wp14:editId="396B7B81">
             <wp:extent cx="5731510" cy="1485265"/>
@@ -2846,21 +2869,21 @@
         <w:rPr>
           <w:lang w:val="en-US"/>
         </w:rPr>
-        <w:t xml:space="preserve"> like one can filter Many but many cant </w:t>
+        <w:t xml:space="preserve"> like one can filter Many but many </w:t>
       </w:r>
       <w:proofErr w:type="gramStart"/>
       <w:r>
         <w:rPr>
           <w:lang w:val="en-US"/>
         </w:rPr>
-        <w:t>filter</w:t>
+        <w:t>cant</w:t>
       </w:r>
       <w:proofErr w:type="gramEnd"/>
       <w:r>
         <w:rPr>
           <w:lang w:val="en-US"/>
         </w:rPr>
-        <w:t xml:space="preserve"> one</w:t>
+        <w:t xml:space="preserve"> filter one</w:t>
       </w:r>
     </w:p>
     <w:p>
@@ -2904,6 +2927,7 @@
           <w:highlight w:val="yellow"/>
           <w:lang w:val="en-US"/>
         </w:rPr>
+        <w:lastRenderedPageBreak/>
         <w:t>There can be only 1 Active relationship between Any two tables</w:t>
       </w:r>
       <w:r>
@@ -3039,7 +3063,6 @@
           <w:u w:val="single"/>
           <w:lang w:val="en-US"/>
         </w:rPr>
-        <w:lastRenderedPageBreak/>
         <w:t>L-</w:t>
       </w:r>
       <w:r>
@@ -3661,7 +3684,25 @@
           <w:szCs w:val="28"/>
           <w:lang w:val="en-US"/>
         </w:rPr>
-        <w:t xml:space="preserve">To activate this relationship we make use of </w:t>
+        <w:t xml:space="preserve">To activate this </w:t>
+      </w:r>
+      <w:proofErr w:type="gramStart"/>
+      <w:r>
+        <w:rPr>
+          <w:bCs/>
+          <w:szCs w:val="28"/>
+          <w:lang w:val="en-US"/>
+        </w:rPr>
+        <w:t>relationship</w:t>
+      </w:r>
+      <w:proofErr w:type="gramEnd"/>
+      <w:r>
+        <w:rPr>
+          <w:bCs/>
+          <w:szCs w:val="28"/>
+          <w:lang w:val="en-US"/>
+        </w:rPr>
+        <w:t xml:space="preserve"> we make use of </w:t>
       </w:r>
       <w:proofErr w:type="gramStart"/>
       <w:r>
@@ -3813,25 +3854,7 @@
           <w:szCs w:val="28"/>
           <w:lang w:val="en-US"/>
         </w:rPr>
-        <w:t xml:space="preserve">Here </w:t>
-      </w:r>
-      <w:proofErr w:type="gramStart"/>
-      <w:r>
-        <w:rPr>
-          <w:bCs/>
-          <w:szCs w:val="28"/>
-          <w:lang w:val="en-US"/>
-        </w:rPr>
-        <w:t>In</w:t>
-      </w:r>
-      <w:proofErr w:type="gramEnd"/>
-      <w:r>
-        <w:rPr>
-          <w:bCs/>
-          <w:szCs w:val="28"/>
-          <w:lang w:val="en-US"/>
-        </w:rPr>
-        <w:t xml:space="preserve"> USERELATIONSHIP we first take Date from Dimension table &amp; then from our Fact Table</w:t>
+        <w:t>Here In USERELATIONSHIP we first take Date from Dimension table &amp; then from our Fact Table</w:t>
       </w:r>
     </w:p>
     <w:p>
@@ -3875,8 +3898,674 @@
         </w:rPr>
         <w:t>(Interview Q)</w:t>
       </w:r>
-      <w:bookmarkStart w:id="0" w:name="_GoBack"/>
-      <w:bookmarkEnd w:id="0"/>
+    </w:p>
+    <w:p>
+      <w:pPr>
+        <w:tabs>
+          <w:tab w:val="left" w:pos="3156"/>
+        </w:tabs>
+        <w:rPr>
+          <w:b/>
+          <w:bCs/>
+          <w:sz w:val="28"/>
+          <w:szCs w:val="28"/>
+          <w:lang w:val="en-US"/>
+        </w:rPr>
+      </w:pPr>
+      <w:r>
+        <w:rPr>
+          <w:b/>
+          <w:bCs/>
+          <w:sz w:val="28"/>
+          <w:szCs w:val="28"/>
+          <w:lang w:val="en-US"/>
+        </w:rPr>
+        <w:t>1</w:t>
+      </w:r>
+      <w:r>
+        <w:rPr>
+          <w:b/>
+          <w:bCs/>
+          <w:sz w:val="28"/>
+          <w:szCs w:val="28"/>
+          <w:lang w:val="en-US"/>
+        </w:rPr>
+        <w:t>4</w:t>
+      </w:r>
+      <w:r>
+        <w:rPr>
+          <w:b/>
+          <w:bCs/>
+          <w:sz w:val="28"/>
+          <w:szCs w:val="28"/>
+          <w:lang w:val="en-US"/>
+        </w:rPr>
+        <w:t>.</w:t>
+      </w:r>
+      <w:r>
+        <w:rPr>
+          <w:b/>
+          <w:bCs/>
+          <w:sz w:val="28"/>
+          <w:szCs w:val="28"/>
+          <w:u w:val="single"/>
+          <w:lang w:val="en-US"/>
+        </w:rPr>
+        <w:t>L-1</w:t>
+      </w:r>
+      <w:r>
+        <w:rPr>
+          <w:b/>
+          <w:bCs/>
+          <w:sz w:val="28"/>
+          <w:szCs w:val="28"/>
+          <w:u w:val="single"/>
+          <w:lang w:val="en-US"/>
+        </w:rPr>
+        <w:t>3</w:t>
+      </w:r>
+      <w:r>
+        <w:rPr>
+          <w:b/>
+          <w:bCs/>
+          <w:sz w:val="28"/>
+          <w:szCs w:val="28"/>
+          <w:u w:val="single"/>
+          <w:lang w:val="en-US"/>
+        </w:rPr>
+        <w:t xml:space="preserve"> </w:t>
+      </w:r>
+      <w:r>
+        <w:rPr>
+          <w:b/>
+          <w:bCs/>
+          <w:sz w:val="28"/>
+          <w:szCs w:val="28"/>
+          <w:u w:val="single"/>
+          <w:lang w:val="en-US"/>
+        </w:rPr>
+        <w:t>Slicer vs Filter</w:t>
+      </w:r>
+      <w:r>
+        <w:rPr>
+          <w:b/>
+          <w:bCs/>
+          <w:sz w:val="28"/>
+          <w:szCs w:val="28"/>
+          <w:u w:val="single"/>
+          <w:lang w:val="en-US"/>
+        </w:rPr>
+        <w:t>:</w:t>
+      </w:r>
+      <w:r>
+        <w:rPr>
+          <w:b/>
+          <w:bCs/>
+          <w:sz w:val="28"/>
+          <w:szCs w:val="28"/>
+          <w:lang w:val="en-US"/>
+        </w:rPr>
+        <w:t xml:space="preserve"> </w:t>
+      </w:r>
+    </w:p>
+    <w:p>
+      <w:pPr>
+        <w:pStyle w:val="ListParagraph"/>
+        <w:numPr>
+          <w:ilvl w:val="0"/>
+          <w:numId w:val="7"/>
+        </w:numPr>
+        <w:tabs>
+          <w:tab w:val="left" w:pos="3156"/>
+        </w:tabs>
+        <w:rPr>
+          <w:b/>
+          <w:bCs/>
+          <w:sz w:val="28"/>
+          <w:szCs w:val="28"/>
+          <w:lang w:val="en-US"/>
+        </w:rPr>
+      </w:pPr>
+      <w:r>
+        <w:rPr>
+          <w:lang w:val="en-US"/>
+        </w:rPr>
+        <w:t xml:space="preserve">Slicer </w:t>
+      </w:r>
+      <w:proofErr w:type="gramStart"/>
+      <w:r>
+        <w:rPr>
+          <w:lang w:val="en-US"/>
+        </w:rPr>
+        <w:t>in its</w:t>
+      </w:r>
+      <w:r>
+        <w:rPr>
+          <w:lang w:val="en-US"/>
+        </w:rPr>
+        <w:t>elf a</w:t>
+      </w:r>
+      <w:proofErr w:type="gramEnd"/>
+      <w:r>
+        <w:rPr>
+          <w:lang w:val="en-US"/>
+        </w:rPr>
+        <w:t xml:space="preserve"> visual</w:t>
+      </w:r>
+      <w:r>
+        <w:rPr>
+          <w:lang w:val="en-US"/>
+        </w:rPr>
+        <w:t xml:space="preserve"> </w:t>
+      </w:r>
+      <w:r>
+        <w:rPr>
+          <w:lang w:val="en-US"/>
+        </w:rPr>
+        <w:sym w:font="Wingdings" w:char="F0E0"/>
+      </w:r>
+      <w:r>
+        <w:rPr>
+          <w:lang w:val="en-US"/>
+        </w:rPr>
+        <w:t xml:space="preserve"> we use this visual to filter out other visuals</w:t>
+      </w:r>
+    </w:p>
+    <w:p>
+      <w:pPr>
+        <w:pStyle w:val="ListParagraph"/>
+        <w:numPr>
+          <w:ilvl w:val="0"/>
+          <w:numId w:val="7"/>
+        </w:numPr>
+        <w:tabs>
+          <w:tab w:val="left" w:pos="3156"/>
+        </w:tabs>
+        <w:rPr>
+          <w:b/>
+          <w:bCs/>
+          <w:sz w:val="28"/>
+          <w:szCs w:val="28"/>
+          <w:lang w:val="en-US"/>
+        </w:rPr>
+      </w:pPr>
+      <w:r>
+        <w:rPr>
+          <w:lang w:val="en-US"/>
+        </w:rPr>
+        <w:t xml:space="preserve">Then we have </w:t>
+      </w:r>
+      <w:proofErr w:type="gramStart"/>
+      <w:r>
+        <w:rPr>
+          <w:lang w:val="en-US"/>
+        </w:rPr>
+        <w:t>Filters :</w:t>
+      </w:r>
+      <w:proofErr w:type="gramEnd"/>
+      <w:r>
+        <w:rPr>
+          <w:lang w:val="en-US"/>
+        </w:rPr>
+        <w:t xml:space="preserve"> Filter on this visual, on this page, on all pages</w:t>
+      </w:r>
+    </w:p>
+    <w:p>
+      <w:pPr>
+        <w:pStyle w:val="ListParagraph"/>
+        <w:numPr>
+          <w:ilvl w:val="0"/>
+          <w:numId w:val="7"/>
+        </w:numPr>
+        <w:tabs>
+          <w:tab w:val="left" w:pos="3156"/>
+        </w:tabs>
+        <w:rPr>
+          <w:b/>
+          <w:bCs/>
+          <w:sz w:val="28"/>
+          <w:szCs w:val="28"/>
+          <w:lang w:val="en-US"/>
+        </w:rPr>
+      </w:pPr>
+      <w:r>
+        <w:rPr>
+          <w:lang w:val="en-US"/>
+        </w:rPr>
+        <w:t xml:space="preserve">Slicers gives us the freedom to Filter only specific visuals and </w:t>
+      </w:r>
+      <w:r>
+        <w:rPr>
+          <w:lang w:val="en-US"/>
+        </w:rPr>
+        <w:t>limits</w:t>
+      </w:r>
+      <w:r>
+        <w:rPr>
+          <w:lang w:val="en-US"/>
+        </w:rPr>
+        <w:t xml:space="preserve"> </w:t>
+      </w:r>
+      <w:proofErr w:type="gramStart"/>
+      <w:r>
+        <w:rPr>
+          <w:lang w:val="en-US"/>
+        </w:rPr>
+        <w:t>others</w:t>
+      </w:r>
+      <w:proofErr w:type="gramEnd"/>
+      <w:r>
+        <w:rPr>
+          <w:lang w:val="en-US"/>
+        </w:rPr>
+        <w:t xml:space="preserve"> visuals by E</w:t>
+      </w:r>
+      <w:r>
+        <w:rPr>
+          <w:lang w:val="en-US"/>
+        </w:rPr>
+        <w:t xml:space="preserve">dit </w:t>
+      </w:r>
+      <w:r>
+        <w:rPr>
+          <w:lang w:val="en-US"/>
+        </w:rPr>
+        <w:t>interactions</w:t>
+      </w:r>
+      <w:r>
+        <w:rPr>
+          <w:lang w:val="en-US"/>
+        </w:rPr>
+        <w:t xml:space="preserve"> and then </w:t>
+      </w:r>
+      <w:r>
+        <w:rPr>
+          <w:lang w:val="en-US"/>
+        </w:rPr>
+        <w:sym w:font="Wingdings" w:char="F0E0"/>
+      </w:r>
+      <w:r>
+        <w:rPr>
+          <w:lang w:val="en-US"/>
+        </w:rPr>
+        <w:t xml:space="preserve"> None</w:t>
+      </w:r>
+    </w:p>
+    <w:p>
+      <w:pPr>
+        <w:tabs>
+          <w:tab w:val="left" w:pos="3156"/>
+        </w:tabs>
+        <w:rPr>
+          <w:b/>
+          <w:bCs/>
+          <w:sz w:val="28"/>
+          <w:szCs w:val="28"/>
+          <w:u w:val="single"/>
+          <w:lang w:val="en-US"/>
+        </w:rPr>
+      </w:pPr>
+      <w:r>
+        <w:rPr>
+          <w:b/>
+          <w:bCs/>
+          <w:sz w:val="28"/>
+          <w:szCs w:val="28"/>
+          <w:lang w:val="en-US"/>
+        </w:rPr>
+        <w:lastRenderedPageBreak/>
+        <w:t>1</w:t>
+      </w:r>
+      <w:r>
+        <w:rPr>
+          <w:b/>
+          <w:bCs/>
+          <w:sz w:val="28"/>
+          <w:szCs w:val="28"/>
+          <w:lang w:val="en-US"/>
+        </w:rPr>
+        <w:t>5</w:t>
+      </w:r>
+      <w:r>
+        <w:rPr>
+          <w:b/>
+          <w:bCs/>
+          <w:sz w:val="28"/>
+          <w:szCs w:val="28"/>
+          <w:lang w:val="en-US"/>
+        </w:rPr>
+        <w:t>.</w:t>
+      </w:r>
+      <w:r>
+        <w:rPr>
+          <w:b/>
+          <w:bCs/>
+          <w:sz w:val="28"/>
+          <w:szCs w:val="28"/>
+          <w:u w:val="single"/>
+          <w:lang w:val="en-US"/>
+        </w:rPr>
+        <w:t>L-1</w:t>
+      </w:r>
+      <w:r>
+        <w:rPr>
+          <w:b/>
+          <w:bCs/>
+          <w:sz w:val="28"/>
+          <w:szCs w:val="28"/>
+          <w:u w:val="single"/>
+          <w:lang w:val="en-US"/>
+        </w:rPr>
+        <w:t>4 Charts &amp; Visuals</w:t>
+      </w:r>
+      <w:r>
+        <w:rPr>
+          <w:b/>
+          <w:bCs/>
+          <w:sz w:val="28"/>
+          <w:szCs w:val="28"/>
+          <w:u w:val="single"/>
+          <w:lang w:val="en-US"/>
+        </w:rPr>
+        <w:t>:</w:t>
+      </w:r>
+    </w:p>
+    <w:p>
+      <w:pPr>
+        <w:pStyle w:val="ListParagraph"/>
+        <w:numPr>
+          <w:ilvl w:val="0"/>
+          <w:numId w:val="9"/>
+        </w:numPr>
+        <w:tabs>
+          <w:tab w:val="left" w:pos="3156"/>
+        </w:tabs>
+        <w:rPr>
+          <w:b/>
+          <w:bCs/>
+          <w:sz w:val="28"/>
+          <w:szCs w:val="28"/>
+          <w:lang w:val="en-US"/>
+        </w:rPr>
+      </w:pPr>
+      <w:r>
+        <w:rPr>
+          <w:lang w:val="en-US"/>
+        </w:rPr>
+        <w:t>Never use Pie Chart if we have more than 5 Categories</w:t>
+      </w:r>
+    </w:p>
+    <w:p>
+      <w:pPr>
+        <w:pStyle w:val="ListParagraph"/>
+        <w:numPr>
+          <w:ilvl w:val="0"/>
+          <w:numId w:val="9"/>
+        </w:numPr>
+        <w:tabs>
+          <w:tab w:val="left" w:pos="3156"/>
+        </w:tabs>
+        <w:rPr>
+          <w:lang w:val="en-US"/>
+        </w:rPr>
+      </w:pPr>
+      <w:r>
+        <w:rPr>
+          <w:lang w:val="en-US"/>
+        </w:rPr>
+        <w:t xml:space="preserve">If we </w:t>
+      </w:r>
+      <w:proofErr w:type="gramStart"/>
+      <w:r>
+        <w:rPr>
+          <w:lang w:val="en-US"/>
+        </w:rPr>
+        <w:t>have to</w:t>
+      </w:r>
+      <w:proofErr w:type="gramEnd"/>
+      <w:r>
+        <w:rPr>
+          <w:lang w:val="en-US"/>
+        </w:rPr>
+        <w:t xml:space="preserve"> find </w:t>
+      </w:r>
+      <w:r>
+        <w:rPr>
+          <w:lang w:val="en-US"/>
+        </w:rPr>
+        <w:t>contribution,</w:t>
+      </w:r>
+      <w:r>
+        <w:rPr>
+          <w:lang w:val="en-US"/>
+        </w:rPr>
+        <w:t xml:space="preserve"> then </w:t>
+      </w:r>
+      <w:r>
+        <w:rPr>
+          <w:lang w:val="en-US"/>
+        </w:rPr>
+        <w:sym w:font="Wingdings" w:char="F0E0"/>
+      </w:r>
+      <w:r>
+        <w:rPr>
+          <w:lang w:val="en-US"/>
+        </w:rPr>
+        <w:t xml:space="preserve"> </w:t>
+      </w:r>
+      <w:r>
+        <w:rPr>
+          <w:lang w:val="en-US"/>
+        </w:rPr>
+        <w:t>Pie Chart</w:t>
+      </w:r>
+    </w:p>
+    <w:p>
+      <w:pPr>
+        <w:pStyle w:val="ListParagraph"/>
+        <w:numPr>
+          <w:ilvl w:val="0"/>
+          <w:numId w:val="9"/>
+        </w:numPr>
+        <w:tabs>
+          <w:tab w:val="left" w:pos="3156"/>
+        </w:tabs>
+        <w:rPr>
+          <w:lang w:val="en-US"/>
+        </w:rPr>
+      </w:pPr>
+      <w:r>
+        <w:rPr>
+          <w:lang w:val="en-US"/>
+        </w:rPr>
+        <w:t xml:space="preserve">Product generating highest sales </w:t>
+      </w:r>
+      <w:r>
+        <w:rPr>
+          <w:lang w:val="en-US"/>
+        </w:rPr>
+        <w:sym w:font="Wingdings" w:char="F0E0"/>
+      </w:r>
+      <w:r>
+        <w:rPr>
+          <w:lang w:val="en-US"/>
+        </w:rPr>
+        <w:t xml:space="preserve"> Bar Chart</w:t>
+      </w:r>
+    </w:p>
+    <w:p>
+      <w:pPr>
+        <w:pStyle w:val="ListParagraph"/>
+        <w:numPr>
+          <w:ilvl w:val="0"/>
+          <w:numId w:val="9"/>
+        </w:numPr>
+        <w:tabs>
+          <w:tab w:val="left" w:pos="3156"/>
+        </w:tabs>
+        <w:rPr>
+          <w:lang w:val="en-US"/>
+        </w:rPr>
+      </w:pPr>
+      <w:r>
+        <w:rPr>
+          <w:lang w:val="en-US"/>
+        </w:rPr>
+        <w:t xml:space="preserve">Monthly sales </w:t>
+      </w:r>
+      <w:proofErr w:type="gramStart"/>
+      <w:r>
+        <w:rPr>
+          <w:lang w:val="en-US"/>
+        </w:rPr>
+        <w:t>trending</w:t>
+      </w:r>
+      <w:proofErr w:type="gramEnd"/>
+      <w:r>
+        <w:rPr>
+          <w:lang w:val="en-US"/>
+        </w:rPr>
+        <w:t xml:space="preserve"> over time </w:t>
+      </w:r>
+      <w:r>
+        <w:rPr>
+          <w:lang w:val="en-US"/>
+        </w:rPr>
+        <w:sym w:font="Wingdings" w:char="F0E0"/>
+      </w:r>
+      <w:r>
+        <w:rPr>
+          <w:lang w:val="en-US"/>
+        </w:rPr>
+        <w:t xml:space="preserve"> Line </w:t>
+      </w:r>
+      <w:r>
+        <w:rPr>
+          <w:lang w:val="en-US"/>
+        </w:rPr>
+        <w:t>C</w:t>
+      </w:r>
+      <w:r>
+        <w:rPr>
+          <w:lang w:val="en-US"/>
+        </w:rPr>
+        <w:t>hart</w:t>
+      </w:r>
+    </w:p>
+    <w:p>
+      <w:pPr>
+        <w:pStyle w:val="ListParagraph"/>
+        <w:numPr>
+          <w:ilvl w:val="0"/>
+          <w:numId w:val="9"/>
+        </w:numPr>
+        <w:tabs>
+          <w:tab w:val="left" w:pos="3156"/>
+        </w:tabs>
+        <w:rPr>
+          <w:lang w:val="en-US"/>
+        </w:rPr>
+      </w:pPr>
+      <w:r>
+        <w:rPr>
+          <w:lang w:val="en-US"/>
+        </w:rPr>
+        <w:t xml:space="preserve">Which Brand is leading and </w:t>
+      </w:r>
+      <w:r>
+        <w:rPr>
+          <w:lang w:val="en-US"/>
+        </w:rPr>
+        <w:t xml:space="preserve">how leadership/ranking changed over time </w:t>
+      </w:r>
+      <w:r>
+        <w:rPr>
+          <w:lang w:val="en-US"/>
+        </w:rPr>
+        <w:sym w:font="Wingdings" w:char="F0E0"/>
+      </w:r>
+      <w:r>
+        <w:rPr>
+          <w:lang w:val="en-US"/>
+        </w:rPr>
+        <w:t xml:space="preserve"> Ribbon Chart</w:t>
+      </w:r>
+    </w:p>
+    <w:p>
+      <w:pPr>
+        <w:pStyle w:val="ListParagraph"/>
+        <w:numPr>
+          <w:ilvl w:val="0"/>
+          <w:numId w:val="9"/>
+        </w:numPr>
+        <w:tabs>
+          <w:tab w:val="left" w:pos="3156"/>
+        </w:tabs>
+        <w:rPr>
+          <w:lang w:val="en-US"/>
+        </w:rPr>
+      </w:pPr>
+      <w:r>
+        <w:rPr>
+          <w:lang w:val="en-US"/>
+        </w:rPr>
+        <w:t xml:space="preserve">To check why did a particular brand decreased over time we can inspect it using </w:t>
+      </w:r>
+      <w:r>
+        <w:rPr>
+          <w:lang w:val="en-US"/>
+        </w:rPr>
+        <w:sym w:font="Wingdings" w:char="F0E0"/>
+      </w:r>
+      <w:r>
+        <w:rPr>
+          <w:lang w:val="en-US"/>
+        </w:rPr>
+        <w:t xml:space="preserve"> Waterfall Chart</w:t>
+      </w:r>
+      <w:r>
+        <w:rPr>
+          <w:lang w:val="en-US"/>
+        </w:rPr>
+        <w:t xml:space="preserve"> </w:t>
+      </w:r>
+      <w:r>
+        <w:rPr>
+          <w:lang w:val="en-US"/>
+        </w:rPr>
+        <w:sym w:font="Wingdings" w:char="F0E0"/>
+      </w:r>
+      <w:r>
+        <w:rPr>
+          <w:lang w:val="en-US"/>
+        </w:rPr>
+        <w:t xml:space="preserve"> to see how is profit contributing is it increasing or decreasing</w:t>
+      </w:r>
+    </w:p>
+    <w:p>
+      <w:pPr>
+        <w:tabs>
+          <w:tab w:val="left" w:pos="3156"/>
+        </w:tabs>
+        <w:ind w:left="360"/>
+        <w:rPr>
+          <w:lang w:val="en-US"/>
+        </w:rPr>
+      </w:pPr>
+    </w:p>
+    <w:p>
+      <w:pPr>
+        <w:tabs>
+          <w:tab w:val="left" w:pos="3156"/>
+        </w:tabs>
+        <w:rPr>
+          <w:b/>
+          <w:bCs/>
+          <w:sz w:val="28"/>
+          <w:szCs w:val="28"/>
+          <w:lang w:val="en-US"/>
+        </w:rPr>
+      </w:pPr>
     </w:p>
     <w:p>
       <w:pPr>
@@ -3899,7 +4588,7 @@
 </file>
 
 <file path=word/numbering.xml><?xml version="1.0" encoding="utf-8"?>
-<w:numbering xmlns:wpc="http://schemas.microsoft.com/office/word/2010/wordprocessingCanvas" xmlns:cx="http://schemas.microsoft.com/office/drawing/2014/chartex" xmlns:cx1="http://schemas.microsoft.com/office/drawing/2015/9/8/chartex" xmlns:cx2="http://schemas.microsoft.com/office/drawing/2015/10/21/chartex" xmlns:cx3="http://schemas.microsoft.com/office/drawing/2016/5/9/chartex" xmlns:cx4="http://schemas.microsoft.com/office/drawing/2016/5/10/chartex" xmlns:cx5="http://schemas.microsoft.com/office/drawing/2016/5/11/chartex" xmlns:cx6="http://schemas.microsoft.com/office/drawing/2016/5/12/chartex" xmlns:cx7="http://schemas.microsoft.com/office/drawing/2016/5/13/chartex" xmlns:cx8="http://schemas.microsoft.com/office/drawing/2016/5/14/chartex" xmlns:mc="http://schemas.openxmlformats.org/markup-compatibility/2006" xmlns:aink="http://schemas.microsoft.com/office/drawing/2016/ink" xmlns:am3d="http://schemas.microsoft.com/office/drawing/2017/model3d" xmlns:o="urn:schemas-microsoft-com:office:office" xmlns:r="http://schemas.openxmlformats.org/officeDocument/2006/relationships" xmlns:m="http://schemas.openxmlformats.org/officeDocument/2006/math" xmlns:v="urn:schemas-microsoft-com:vml" xmlns:wp14="http://schemas.microsoft.com/office/word/2010/wordprocessingDrawing" xmlns:wp="http://schemas.openxmlformats.org/drawingml/2006/wordprocessingDrawing" xmlns:w10="urn:schemas-microsoft-com:office:word" xmlns:w="http://schemas.openxmlformats.org/wordprocessingml/2006/main" xmlns:w14="http://schemas.microsoft.com/office/word/2010/wordml" xmlns:w15="http://schemas.microsoft.com/office/word/2012/wordml" xmlns:w16cid="http://schemas.microsoft.com/office/word/2016/wordml/cid" xmlns:w16se="http://schemas.microsoft.com/office/word/2015/wordml/symex" xmlns:wpg="http://schemas.microsoft.com/office/word/2010/wordprocessingGroup" xmlns:wpi="http://schemas.microsoft.com/office/word/2010/wordprocessingInk" xmlns:wne="http://schemas.microsoft.com/office/word/2006/wordml" xmlns:wps="http://schemas.microsoft.com/office/word/2010/wordprocessingShape" mc:Ignorable="w14 w15 w16se w16cid wp14">
+<w:numbering xmlns:wpc="http://schemas.microsoft.com/office/word/2010/wordprocessingCanvas" xmlns:cx="http://schemas.microsoft.com/office/drawing/2014/chartex" xmlns:cx1="http://schemas.microsoft.com/office/drawing/2015/9/8/chartex" xmlns:cx2="http://schemas.microsoft.com/office/drawing/2015/10/21/chartex" xmlns:cx3="http://schemas.microsoft.com/office/drawing/2016/5/9/chartex" xmlns:cx4="http://schemas.microsoft.com/office/drawing/2016/5/10/chartex" xmlns:cx5="http://schemas.microsoft.com/office/drawing/2016/5/11/chartex" xmlns:cx6="http://schemas.microsoft.com/office/drawing/2016/5/12/chartex" xmlns:cx7="http://schemas.microsoft.com/office/drawing/2016/5/13/chartex" xmlns:cx8="http://schemas.microsoft.com/office/drawing/2016/5/14/chartex" xmlns:mc="http://schemas.openxmlformats.org/markup-compatibility/2006" xmlns:aink="http://schemas.microsoft.com/office/drawing/2016/ink" xmlns:am3d="http://schemas.microsoft.com/office/drawing/2017/model3d" xmlns:o="urn:schemas-microsoft-com:office:office" xmlns:oel="http://schemas.microsoft.com/office/2019/extlst" xmlns:r="http://schemas.openxmlformats.org/officeDocument/2006/relationships" xmlns:m="http://schemas.openxmlformats.org/officeDocument/2006/math" xmlns:v="urn:schemas-microsoft-com:vml" xmlns:wp14="http://schemas.microsoft.com/office/word/2010/wordprocessingDrawing" xmlns:wp="http://schemas.openxmlformats.org/drawingml/2006/wordprocessingDrawing" xmlns:w10="urn:schemas-microsoft-com:office:word" xmlns:w="http://schemas.openxmlformats.org/wordprocessingml/2006/main" xmlns:w14="http://schemas.microsoft.com/office/word/2010/wordml" xmlns:w15="http://schemas.microsoft.com/office/word/2012/wordml" xmlns:w16cex="http://schemas.microsoft.com/office/word/2018/wordml/cex" xmlns:w16cid="http://schemas.microsoft.com/office/word/2016/wordml/cid" xmlns:w16="http://schemas.microsoft.com/office/word/2018/wordml" xmlns:w16du="http://schemas.microsoft.com/office/word/2023/wordml/word16du" xmlns:w16sdtdh="http://schemas.microsoft.com/office/word/2020/wordml/sdtdatahash" xmlns:w16sdtfl="http://schemas.microsoft.com/office/word/2024/wordml/sdtformatlock" xmlns:w16se="http://schemas.microsoft.com/office/word/2015/wordml/symex" xmlns:wpg="http://schemas.microsoft.com/office/word/2010/wordprocessingGroup" xmlns:wpi="http://schemas.microsoft.com/office/word/2010/wordprocessingInk" xmlns:wne="http://schemas.microsoft.com/office/word/2006/wordml" xmlns:wps="http://schemas.microsoft.com/office/word/2010/wordprocessingShape" mc:Ignorable="w14 w15 w16se w16cid w16 w16cex w16sdtdh w16sdtfl w16du wp14">
   <w:abstractNum w:abstractNumId="0" w15:restartNumberingAfterBreak="0">
     <w:nsid w:val="0E2436A2"/>
     <w:multiLevelType w:val="hybridMultilevel"/>
@@ -4355,8 +5044,8 @@
   <w:abstractNum w:abstractNumId="5" w15:restartNumberingAfterBreak="0">
     <w:nsid w:val="5B936CA8"/>
     <w:multiLevelType w:val="hybridMultilevel"/>
-    <w:tmpl w:val="8DAEDC64"/>
-    <w:lvl w:ilvl="0" w:tplc="40090019">
+    <w:tmpl w:val="BB763F70"/>
+    <w:lvl w:ilvl="0" w:tplc="01BA8DBC">
       <w:start w:val="1"/>
       <w:numFmt w:val="lowerLetter"/>
       <w:lvlText w:val="%1."/>
@@ -4364,6 +5053,10 @@
       <w:pPr>
         <w:ind w:left="720" w:hanging="360"/>
       </w:pPr>
+      <w:rPr>
+        <w:b/>
+        <w:bCs w:val="0"/>
+      </w:rPr>
     </w:lvl>
     <w:lvl w:ilvl="1" w:tplc="40090019" w:tentative="1">
       <w:start w:val="1"/>
@@ -4438,29 +5131,314 @@
       </w:pPr>
     </w:lvl>
   </w:abstractNum>
-  <w:num w:numId="1">
+  <w:abstractNum w:abstractNumId="6" w15:restartNumberingAfterBreak="0">
+    <w:nsid w:val="667A1610"/>
+    <w:multiLevelType w:val="hybridMultilevel"/>
+    <w:tmpl w:val="FC947ED8"/>
+    <w:lvl w:ilvl="0" w:tplc="BE10F33A">
+      <w:start w:val="1"/>
+      <w:numFmt w:val="lowerLetter"/>
+      <w:lvlText w:val="%1."/>
+      <w:lvlJc w:val="left"/>
+      <w:pPr>
+        <w:ind w:left="720" w:hanging="360"/>
+      </w:pPr>
+      <w:rPr>
+        <w:b/>
+        <w:bCs/>
+        <w:sz w:val="22"/>
+        <w:szCs w:val="22"/>
+      </w:rPr>
+    </w:lvl>
+    <w:lvl w:ilvl="1" w:tplc="40090019" w:tentative="1">
+      <w:start w:val="1"/>
+      <w:numFmt w:val="lowerLetter"/>
+      <w:lvlText w:val="%2."/>
+      <w:lvlJc w:val="left"/>
+      <w:pPr>
+        <w:ind w:left="1440" w:hanging="360"/>
+      </w:pPr>
+    </w:lvl>
+    <w:lvl w:ilvl="2" w:tplc="4009001B" w:tentative="1">
+      <w:start w:val="1"/>
+      <w:numFmt w:val="lowerRoman"/>
+      <w:lvlText w:val="%3."/>
+      <w:lvlJc w:val="right"/>
+      <w:pPr>
+        <w:ind w:left="2160" w:hanging="180"/>
+      </w:pPr>
+    </w:lvl>
+    <w:lvl w:ilvl="3" w:tplc="4009000F" w:tentative="1">
+      <w:start w:val="1"/>
+      <w:numFmt w:val="decimal"/>
+      <w:lvlText w:val="%4."/>
+      <w:lvlJc w:val="left"/>
+      <w:pPr>
+        <w:ind w:left="2880" w:hanging="360"/>
+      </w:pPr>
+    </w:lvl>
+    <w:lvl w:ilvl="4" w:tplc="40090019" w:tentative="1">
+      <w:start w:val="1"/>
+      <w:numFmt w:val="lowerLetter"/>
+      <w:lvlText w:val="%5."/>
+      <w:lvlJc w:val="left"/>
+      <w:pPr>
+        <w:ind w:left="3600" w:hanging="360"/>
+      </w:pPr>
+    </w:lvl>
+    <w:lvl w:ilvl="5" w:tplc="4009001B" w:tentative="1">
+      <w:start w:val="1"/>
+      <w:numFmt w:val="lowerRoman"/>
+      <w:lvlText w:val="%6."/>
+      <w:lvlJc w:val="right"/>
+      <w:pPr>
+        <w:ind w:left="4320" w:hanging="180"/>
+      </w:pPr>
+    </w:lvl>
+    <w:lvl w:ilvl="6" w:tplc="4009000F" w:tentative="1">
+      <w:start w:val="1"/>
+      <w:numFmt w:val="decimal"/>
+      <w:lvlText w:val="%7."/>
+      <w:lvlJc w:val="left"/>
+      <w:pPr>
+        <w:ind w:left="5040" w:hanging="360"/>
+      </w:pPr>
+    </w:lvl>
+    <w:lvl w:ilvl="7" w:tplc="40090019" w:tentative="1">
+      <w:start w:val="1"/>
+      <w:numFmt w:val="lowerLetter"/>
+      <w:lvlText w:val="%8."/>
+      <w:lvlJc w:val="left"/>
+      <w:pPr>
+        <w:ind w:left="5760" w:hanging="360"/>
+      </w:pPr>
+    </w:lvl>
+    <w:lvl w:ilvl="8" w:tplc="4009001B" w:tentative="1">
+      <w:start w:val="1"/>
+      <w:numFmt w:val="lowerRoman"/>
+      <w:lvlText w:val="%9."/>
+      <w:lvlJc w:val="right"/>
+      <w:pPr>
+        <w:ind w:left="6480" w:hanging="180"/>
+      </w:pPr>
+    </w:lvl>
+  </w:abstractNum>
+  <w:abstractNum w:abstractNumId="7" w15:restartNumberingAfterBreak="0">
+    <w:nsid w:val="6A076A00"/>
+    <w:multiLevelType w:val="hybridMultilevel"/>
+    <w:tmpl w:val="397212C4"/>
+    <w:lvl w:ilvl="0" w:tplc="37E6BC90">
+      <w:start w:val="1"/>
+      <w:numFmt w:val="lowerLetter"/>
+      <w:lvlText w:val="%1."/>
+      <w:lvlJc w:val="left"/>
+      <w:pPr>
+        <w:ind w:left="780" w:hanging="360"/>
+      </w:pPr>
+      <w:rPr>
+        <w:b w:val="0"/>
+        <w:bCs w:val="0"/>
+        <w:sz w:val="22"/>
+        <w:szCs w:val="22"/>
+      </w:rPr>
+    </w:lvl>
+    <w:lvl w:ilvl="1" w:tplc="40090019" w:tentative="1">
+      <w:start w:val="1"/>
+      <w:numFmt w:val="lowerLetter"/>
+      <w:lvlText w:val="%2."/>
+      <w:lvlJc w:val="left"/>
+      <w:pPr>
+        <w:ind w:left="1500" w:hanging="360"/>
+      </w:pPr>
+    </w:lvl>
+    <w:lvl w:ilvl="2" w:tplc="4009001B" w:tentative="1">
+      <w:start w:val="1"/>
+      <w:numFmt w:val="lowerRoman"/>
+      <w:lvlText w:val="%3."/>
+      <w:lvlJc w:val="right"/>
+      <w:pPr>
+        <w:ind w:left="2220" w:hanging="180"/>
+      </w:pPr>
+    </w:lvl>
+    <w:lvl w:ilvl="3" w:tplc="4009000F" w:tentative="1">
+      <w:start w:val="1"/>
+      <w:numFmt w:val="decimal"/>
+      <w:lvlText w:val="%4."/>
+      <w:lvlJc w:val="left"/>
+      <w:pPr>
+        <w:ind w:left="2940" w:hanging="360"/>
+      </w:pPr>
+    </w:lvl>
+    <w:lvl w:ilvl="4" w:tplc="40090019" w:tentative="1">
+      <w:start w:val="1"/>
+      <w:numFmt w:val="lowerLetter"/>
+      <w:lvlText w:val="%5."/>
+      <w:lvlJc w:val="left"/>
+      <w:pPr>
+        <w:ind w:left="3660" w:hanging="360"/>
+      </w:pPr>
+    </w:lvl>
+    <w:lvl w:ilvl="5" w:tplc="4009001B" w:tentative="1">
+      <w:start w:val="1"/>
+      <w:numFmt w:val="lowerRoman"/>
+      <w:lvlText w:val="%6."/>
+      <w:lvlJc w:val="right"/>
+      <w:pPr>
+        <w:ind w:left="4380" w:hanging="180"/>
+      </w:pPr>
+    </w:lvl>
+    <w:lvl w:ilvl="6" w:tplc="4009000F" w:tentative="1">
+      <w:start w:val="1"/>
+      <w:numFmt w:val="decimal"/>
+      <w:lvlText w:val="%7."/>
+      <w:lvlJc w:val="left"/>
+      <w:pPr>
+        <w:ind w:left="5100" w:hanging="360"/>
+      </w:pPr>
+    </w:lvl>
+    <w:lvl w:ilvl="7" w:tplc="40090019" w:tentative="1">
+      <w:start w:val="1"/>
+      <w:numFmt w:val="lowerLetter"/>
+      <w:lvlText w:val="%8."/>
+      <w:lvlJc w:val="left"/>
+      <w:pPr>
+        <w:ind w:left="5820" w:hanging="360"/>
+      </w:pPr>
+    </w:lvl>
+    <w:lvl w:ilvl="8" w:tplc="4009001B" w:tentative="1">
+      <w:start w:val="1"/>
+      <w:numFmt w:val="lowerRoman"/>
+      <w:lvlText w:val="%9."/>
+      <w:lvlJc w:val="right"/>
+      <w:pPr>
+        <w:ind w:left="6540" w:hanging="180"/>
+      </w:pPr>
+    </w:lvl>
+  </w:abstractNum>
+  <w:abstractNum w:abstractNumId="8" w15:restartNumberingAfterBreak="0">
+    <w:nsid w:val="6C066142"/>
+    <w:multiLevelType w:val="hybridMultilevel"/>
+    <w:tmpl w:val="091265EE"/>
+    <w:lvl w:ilvl="0" w:tplc="F8405FD0">
+      <w:start w:val="1"/>
+      <w:numFmt w:val="lowerLetter"/>
+      <w:lvlText w:val="%1."/>
+      <w:lvlJc w:val="left"/>
+      <w:pPr>
+        <w:ind w:left="720" w:hanging="360"/>
+      </w:pPr>
+      <w:rPr>
+        <w:b/>
+        <w:bCs/>
+        <w:sz w:val="22"/>
+        <w:szCs w:val="22"/>
+      </w:rPr>
+    </w:lvl>
+    <w:lvl w:ilvl="1" w:tplc="40090019" w:tentative="1">
+      <w:start w:val="1"/>
+      <w:numFmt w:val="lowerLetter"/>
+      <w:lvlText w:val="%2."/>
+      <w:lvlJc w:val="left"/>
+      <w:pPr>
+        <w:ind w:left="1440" w:hanging="360"/>
+      </w:pPr>
+    </w:lvl>
+    <w:lvl w:ilvl="2" w:tplc="4009001B" w:tentative="1">
+      <w:start w:val="1"/>
+      <w:numFmt w:val="lowerRoman"/>
+      <w:lvlText w:val="%3."/>
+      <w:lvlJc w:val="right"/>
+      <w:pPr>
+        <w:ind w:left="2160" w:hanging="180"/>
+      </w:pPr>
+    </w:lvl>
+    <w:lvl w:ilvl="3" w:tplc="4009000F" w:tentative="1">
+      <w:start w:val="1"/>
+      <w:numFmt w:val="decimal"/>
+      <w:lvlText w:val="%4."/>
+      <w:lvlJc w:val="left"/>
+      <w:pPr>
+        <w:ind w:left="2880" w:hanging="360"/>
+      </w:pPr>
+    </w:lvl>
+    <w:lvl w:ilvl="4" w:tplc="40090019" w:tentative="1">
+      <w:start w:val="1"/>
+      <w:numFmt w:val="lowerLetter"/>
+      <w:lvlText w:val="%5."/>
+      <w:lvlJc w:val="left"/>
+      <w:pPr>
+        <w:ind w:left="3600" w:hanging="360"/>
+      </w:pPr>
+    </w:lvl>
+    <w:lvl w:ilvl="5" w:tplc="4009001B" w:tentative="1">
+      <w:start w:val="1"/>
+      <w:numFmt w:val="lowerRoman"/>
+      <w:lvlText w:val="%6."/>
+      <w:lvlJc w:val="right"/>
+      <w:pPr>
+        <w:ind w:left="4320" w:hanging="180"/>
+      </w:pPr>
+    </w:lvl>
+    <w:lvl w:ilvl="6" w:tplc="4009000F" w:tentative="1">
+      <w:start w:val="1"/>
+      <w:numFmt w:val="decimal"/>
+      <w:lvlText w:val="%7."/>
+      <w:lvlJc w:val="left"/>
+      <w:pPr>
+        <w:ind w:left="5040" w:hanging="360"/>
+      </w:pPr>
+    </w:lvl>
+    <w:lvl w:ilvl="7" w:tplc="40090019" w:tentative="1">
+      <w:start w:val="1"/>
+      <w:numFmt w:val="lowerLetter"/>
+      <w:lvlText w:val="%8."/>
+      <w:lvlJc w:val="left"/>
+      <w:pPr>
+        <w:ind w:left="5760" w:hanging="360"/>
+      </w:pPr>
+    </w:lvl>
+    <w:lvl w:ilvl="8" w:tplc="4009001B" w:tentative="1">
+      <w:start w:val="1"/>
+      <w:numFmt w:val="lowerRoman"/>
+      <w:lvlText w:val="%9."/>
+      <w:lvlJc w:val="right"/>
+      <w:pPr>
+        <w:ind w:left="6480" w:hanging="180"/>
+      </w:pPr>
+    </w:lvl>
+  </w:abstractNum>
+  <w:num w:numId="1" w16cid:durableId="2111965803">
     <w:abstractNumId w:val="2"/>
   </w:num>
-  <w:num w:numId="2">
+  <w:num w:numId="2" w16cid:durableId="475073722">
     <w:abstractNumId w:val="0"/>
   </w:num>
-  <w:num w:numId="3">
+  <w:num w:numId="3" w16cid:durableId="1547909300">
     <w:abstractNumId w:val="4"/>
   </w:num>
-  <w:num w:numId="4">
+  <w:num w:numId="4" w16cid:durableId="1503885995">
     <w:abstractNumId w:val="1"/>
   </w:num>
-  <w:num w:numId="5">
+  <w:num w:numId="5" w16cid:durableId="773019667">
     <w:abstractNumId w:val="3"/>
   </w:num>
-  <w:num w:numId="6">
+  <w:num w:numId="6" w16cid:durableId="36708521">
     <w:abstractNumId w:val="5"/>
+  </w:num>
+  <w:num w:numId="7" w16cid:durableId="1308970845">
+    <w:abstractNumId w:val="8"/>
+  </w:num>
+  <w:num w:numId="8" w16cid:durableId="2147236653">
+    <w:abstractNumId w:val="7"/>
+  </w:num>
+  <w:num w:numId="9" w16cid:durableId="1843156553">
+    <w:abstractNumId w:val="6"/>
   </w:num>
 </w:numbering>
 </file>
 
 <file path=word/styles.xml><?xml version="1.0" encoding="utf-8"?>
-<w:styles xmlns:mc="http://schemas.openxmlformats.org/markup-compatibility/2006" xmlns:r="http://schemas.openxmlformats.org/officeDocument/2006/relationships" xmlns:w="http://schemas.openxmlformats.org/wordprocessingml/2006/main" xmlns:w14="http://schemas.microsoft.com/office/word/2010/wordml" xmlns:w15="http://schemas.microsoft.com/office/word/2012/wordml" xmlns:w16cid="http://schemas.microsoft.com/office/word/2016/wordml/cid" xmlns:w16se="http://schemas.microsoft.com/office/word/2015/wordml/symex" mc:Ignorable="w14 w15 w16se w16cid">
+<w:styles xmlns:mc="http://schemas.openxmlformats.org/markup-compatibility/2006" xmlns:r="http://schemas.openxmlformats.org/officeDocument/2006/relationships" xmlns:w="http://schemas.openxmlformats.org/wordprocessingml/2006/main" xmlns:w14="http://schemas.microsoft.com/office/word/2010/wordml" xmlns:w15="http://schemas.microsoft.com/office/word/2012/wordml" xmlns:w16cex="http://schemas.microsoft.com/office/word/2018/wordml/cex" xmlns:w16cid="http://schemas.microsoft.com/office/word/2016/wordml/cid" xmlns:w16="http://schemas.microsoft.com/office/word/2018/wordml" xmlns:w16du="http://schemas.microsoft.com/office/word/2023/wordml/word16du" xmlns:w16sdtdh="http://schemas.microsoft.com/office/word/2020/wordml/sdtdatahash" xmlns:w16sdtfl="http://schemas.microsoft.com/office/word/2024/wordml/sdtformatlock" xmlns:w16se="http://schemas.microsoft.com/office/word/2015/wordml/symex" mc:Ignorable="w14 w15 w16se w16cid w16 w16cex w16sdtdh w16sdtfl w16du">
   <w:docDefaults>
     <w:rPrDefault>
       <w:rPr>
@@ -4478,7 +5456,7 @@
       </w:pPr>
     </w:pPrDefault>
   </w:docDefaults>
-  <w:latentStyles w:defLockedState="0" w:defUIPriority="99" w:defSemiHidden="0" w:defUnhideWhenUsed="0" w:defQFormat="0" w:count="375">
+  <w:latentStyles w:defLockedState="0" w:defUIPriority="99" w:defSemiHidden="0" w:defUnhideWhenUsed="0" w:defQFormat="0" w:count="376">
     <w:lsdException w:name="Normal" w:uiPriority="0" w:qFormat="1"/>
     <w:lsdException w:name="heading 1" w:uiPriority="9" w:qFormat="1"/>
     <w:lsdException w:name="heading 2" w:semiHidden="1" w:uiPriority="9" w:unhideWhenUsed="1" w:qFormat="1"/>
@@ -4854,6 +5832,7 @@
     <w:lsdException w:name="Smart Hyperlink" w:semiHidden="1" w:unhideWhenUsed="1"/>
     <w:lsdException w:name="Hashtag" w:semiHidden="1" w:unhideWhenUsed="1"/>
     <w:lsdException w:name="Unresolved Mention" w:semiHidden="1" w:unhideWhenUsed="1"/>
+    <w:lsdException w:name="Smart Link" w:semiHidden="1" w:unhideWhenUsed="1"/>
   </w:latentStyles>
   <w:style w:type="paragraph" w:default="1" w:styleId="Normal">
     <w:name w:val="Normal"/>

--- a/Power Bi/Power Bi Notes.docx
+++ b/Power Bi/Power Bi Notes.docx
@@ -2461,11 +2461,19 @@
           <w:lang w:val="en-US"/>
         </w:rPr>
       </w:pPr>
-      <w:r>
-        <w:rPr>
-          <w:lang w:val="en-US"/>
-        </w:rPr>
-        <w:t>Trasnpose: Interchanging Rows to Column and columns to rows</w:t>
+      <w:proofErr w:type="spellStart"/>
+      <w:r>
+        <w:rPr>
+          <w:lang w:val="en-US"/>
+        </w:rPr>
+        <w:t>Trasnpose</w:t>
+      </w:r>
+      <w:proofErr w:type="spellEnd"/>
+      <w:r>
+        <w:rPr>
+          <w:lang w:val="en-US"/>
+        </w:rPr>
+        <w:t>: Interchanging Rows to Column and columns to rows</w:t>
       </w:r>
     </w:p>
     <w:p>
@@ -4544,6 +4552,1782 @@
     </w:p>
     <w:p>
       <w:pPr>
+        <w:pStyle w:val="ListParagraph"/>
+        <w:tabs>
+          <w:tab w:val="left" w:pos="3156"/>
+        </w:tabs>
+        <w:rPr>
+          <w:lang w:val="en-US"/>
+        </w:rPr>
+      </w:pPr>
+    </w:p>
+    <w:p>
+      <w:pPr>
+        <w:tabs>
+          <w:tab w:val="left" w:pos="3156"/>
+        </w:tabs>
+        <w:rPr>
+          <w:b/>
+          <w:bCs/>
+          <w:sz w:val="28"/>
+          <w:szCs w:val="28"/>
+          <w:u w:val="single"/>
+          <w:lang w:val="en-US"/>
+        </w:rPr>
+      </w:pPr>
+      <w:r>
+        <w:rPr>
+          <w:b/>
+          <w:bCs/>
+          <w:sz w:val="28"/>
+          <w:szCs w:val="28"/>
+          <w:lang w:val="en-US"/>
+        </w:rPr>
+        <w:t>1</w:t>
+      </w:r>
+      <w:r>
+        <w:rPr>
+          <w:b/>
+          <w:bCs/>
+          <w:sz w:val="28"/>
+          <w:szCs w:val="28"/>
+          <w:lang w:val="en-US"/>
+        </w:rPr>
+        <w:t>8</w:t>
+      </w:r>
+      <w:r>
+        <w:rPr>
+          <w:b/>
+          <w:bCs/>
+          <w:sz w:val="28"/>
+          <w:szCs w:val="28"/>
+          <w:lang w:val="en-US"/>
+        </w:rPr>
+        <w:t>.</w:t>
+      </w:r>
+      <w:r>
+        <w:rPr>
+          <w:b/>
+          <w:bCs/>
+          <w:sz w:val="28"/>
+          <w:szCs w:val="28"/>
+          <w:u w:val="single"/>
+          <w:lang w:val="en-US"/>
+        </w:rPr>
+        <w:t>L-1</w:t>
+      </w:r>
+      <w:r>
+        <w:rPr>
+          <w:b/>
+          <w:bCs/>
+          <w:sz w:val="28"/>
+          <w:szCs w:val="28"/>
+          <w:u w:val="single"/>
+          <w:lang w:val="en-US"/>
+        </w:rPr>
+        <w:t>7 Query Folding</w:t>
+      </w:r>
+      <w:r>
+        <w:rPr>
+          <w:b/>
+          <w:bCs/>
+          <w:sz w:val="28"/>
+          <w:szCs w:val="28"/>
+          <w:u w:val="single"/>
+          <w:lang w:val="en-US"/>
+        </w:rPr>
+        <w:t>:</w:t>
+      </w:r>
+    </w:p>
+    <w:p>
+      <w:pPr>
+        <w:pStyle w:val="ListParagraph"/>
+        <w:numPr>
+          <w:ilvl w:val="0"/>
+          <w:numId w:val="10"/>
+        </w:numPr>
+        <w:tabs>
+          <w:tab w:val="left" w:pos="3156"/>
+        </w:tabs>
+        <w:rPr>
+          <w:sz w:val="28"/>
+          <w:szCs w:val="28"/>
+          <w:lang w:val="en-US"/>
+        </w:rPr>
+      </w:pPr>
+      <w:r>
+        <w:rPr>
+          <w:lang w:val="en-US"/>
+        </w:rPr>
+        <w:t xml:space="preserve">Query Folding is </w:t>
+      </w:r>
+      <w:r>
+        <w:rPr>
+          <w:lang w:val="en-US"/>
+        </w:rPr>
+        <w:t>a process of pushing data transformations steps that we did in PBI back to Data source/database for execution</w:t>
+      </w:r>
+    </w:p>
+    <w:p>
+      <w:pPr>
+        <w:pStyle w:val="ListParagraph"/>
+        <w:numPr>
+          <w:ilvl w:val="0"/>
+          <w:numId w:val="10"/>
+        </w:numPr>
+        <w:tabs>
+          <w:tab w:val="left" w:pos="3156"/>
+        </w:tabs>
+        <w:rPr>
+          <w:sz w:val="28"/>
+          <w:szCs w:val="28"/>
+          <w:lang w:val="en-US"/>
+        </w:rPr>
+      </w:pPr>
+      <w:r>
+        <w:rPr>
+          <w:lang w:val="en-US"/>
+        </w:rPr>
+        <w:t xml:space="preserve">Used for performance improvement, </w:t>
+      </w:r>
+      <w:r>
+        <w:rPr>
+          <w:lang w:val="en-US"/>
+        </w:rPr>
+        <w:t xml:space="preserve">Optimization of usage, </w:t>
+      </w:r>
+      <w:r>
+        <w:rPr>
+          <w:highlight w:val="yellow"/>
+          <w:lang w:val="en-US"/>
+        </w:rPr>
+        <w:t>Incremental</w:t>
+      </w:r>
+      <w:r>
+        <w:rPr>
+          <w:lang w:val="en-US"/>
+        </w:rPr>
+        <w:t xml:space="preserve"> </w:t>
+      </w:r>
+      <w:r>
+        <w:rPr>
+          <w:highlight w:val="yellow"/>
+          <w:lang w:val="en-US"/>
+        </w:rPr>
+        <w:t>Refresh</w:t>
+      </w:r>
+      <w:r>
+        <w:rPr>
+          <w:lang w:val="en-US"/>
+        </w:rPr>
+        <w:t xml:space="preserve"> </w:t>
+      </w:r>
+    </w:p>
+    <w:p>
+      <w:pPr>
+        <w:pStyle w:val="ListParagraph"/>
+        <w:numPr>
+          <w:ilvl w:val="0"/>
+          <w:numId w:val="10"/>
+        </w:numPr>
+        <w:tabs>
+          <w:tab w:val="left" w:pos="3156"/>
+        </w:tabs>
+        <w:rPr>
+          <w:sz w:val="28"/>
+          <w:szCs w:val="28"/>
+          <w:lang w:val="en-US"/>
+        </w:rPr>
+      </w:pPr>
+      <w:r>
+        <w:rPr>
+          <w:lang w:val="en-US"/>
+        </w:rPr>
+        <w:t xml:space="preserve">Native Query Supports SQL server and other </w:t>
+      </w:r>
+      <w:proofErr w:type="gramStart"/>
+      <w:r>
+        <w:rPr>
+          <w:lang w:val="en-US"/>
+        </w:rPr>
+        <w:t>Databases</w:t>
+      </w:r>
+      <w:proofErr w:type="gramEnd"/>
+      <w:r>
+        <w:rPr>
+          <w:lang w:val="en-US"/>
+        </w:rPr>
+        <w:t xml:space="preserve"> but it does not support Excel files as View</w:t>
+      </w:r>
+      <w:r>
+        <w:rPr>
+          <w:lang w:val="en-US"/>
+        </w:rPr>
+        <w:t xml:space="preserve"> Native Query is disables for Excel files</w:t>
+      </w:r>
+    </w:p>
+    <w:p>
+      <w:pPr>
+        <w:pStyle w:val="ListParagraph"/>
+        <w:numPr>
+          <w:ilvl w:val="0"/>
+          <w:numId w:val="10"/>
+        </w:numPr>
+        <w:tabs>
+          <w:tab w:val="left" w:pos="3156"/>
+        </w:tabs>
+        <w:rPr>
+          <w:sz w:val="28"/>
+          <w:szCs w:val="28"/>
+          <w:lang w:val="en-US"/>
+        </w:rPr>
+      </w:pPr>
+      <w:r>
+        <w:rPr>
+          <w:lang w:val="en-US"/>
+        </w:rPr>
+        <w:t xml:space="preserve">What </w:t>
+      </w:r>
+      <w:proofErr w:type="gramStart"/>
+      <w:r>
+        <w:rPr>
+          <w:lang w:val="en-US"/>
+        </w:rPr>
+        <w:t>all transformations does</w:t>
+      </w:r>
+      <w:proofErr w:type="gramEnd"/>
+      <w:r>
+        <w:rPr>
+          <w:lang w:val="en-US"/>
+        </w:rPr>
+        <w:t xml:space="preserve"> Query Folding // Native Query supports: </w:t>
+      </w:r>
+      <w:r>
+        <w:rPr>
+          <w:lang w:val="en-US"/>
+        </w:rPr>
+        <w:t>Removing &amp; Renaming columns, Merged Queries based on the same source/database</w:t>
+      </w:r>
+      <w:r>
+        <w:rPr>
+          <w:lang w:val="en-US"/>
+        </w:rPr>
+        <w:t xml:space="preserve"> even it will work on multiple tables from the same Database when they are merged</w:t>
+      </w:r>
+      <w:r>
+        <w:rPr>
+          <w:lang w:val="en-US"/>
+        </w:rPr>
+        <w:t xml:space="preserve">, </w:t>
+      </w:r>
+      <w:r>
+        <w:rPr>
+          <w:lang w:val="en-US"/>
+        </w:rPr>
+        <w:t xml:space="preserve">but does not support Database &amp; Excel </w:t>
+      </w:r>
+      <w:r>
+        <w:rPr>
+          <w:lang w:val="en-US"/>
+        </w:rPr>
+        <w:t xml:space="preserve">Flat file </w:t>
+      </w:r>
+      <w:r>
+        <w:rPr>
+          <w:lang w:val="en-US"/>
+        </w:rPr>
+        <w:t>combinations</w:t>
+      </w:r>
+      <w:r>
+        <w:rPr>
+          <w:lang w:val="en-US"/>
+        </w:rPr>
+        <w:t xml:space="preserve"> or some other data source / databases</w:t>
+      </w:r>
+    </w:p>
+    <w:p>
+      <w:pPr>
+        <w:pStyle w:val="ListParagraph"/>
+        <w:numPr>
+          <w:ilvl w:val="0"/>
+          <w:numId w:val="10"/>
+        </w:numPr>
+        <w:tabs>
+          <w:tab w:val="left" w:pos="3156"/>
+        </w:tabs>
+        <w:rPr>
+          <w:sz w:val="28"/>
+          <w:szCs w:val="28"/>
+          <w:lang w:val="en-US"/>
+        </w:rPr>
+      </w:pPr>
+      <w:r>
+        <w:rPr>
+          <w:lang w:val="en-US"/>
+        </w:rPr>
+        <w:t>Same for Appending as well</w:t>
+      </w:r>
+      <w:r>
+        <w:rPr>
+          <w:lang w:val="en-US"/>
+        </w:rPr>
+        <w:t xml:space="preserve">, if the table are from same </w:t>
+      </w:r>
+      <w:proofErr w:type="gramStart"/>
+      <w:r>
+        <w:rPr>
+          <w:lang w:val="en-US"/>
+        </w:rPr>
+        <w:t>source</w:t>
+      </w:r>
+      <w:proofErr w:type="gramEnd"/>
+      <w:r>
+        <w:rPr>
+          <w:lang w:val="en-US"/>
+        </w:rPr>
+        <w:t xml:space="preserve"> then </w:t>
+      </w:r>
+      <w:proofErr w:type="gramStart"/>
+      <w:r>
+        <w:rPr>
+          <w:lang w:val="en-US"/>
+        </w:rPr>
+        <w:t>yes</w:t>
+      </w:r>
+      <w:proofErr w:type="gramEnd"/>
+      <w:r>
+        <w:rPr>
+          <w:lang w:val="en-US"/>
+        </w:rPr>
+        <w:t xml:space="preserve"> it will support if not then it will not support</w:t>
+      </w:r>
+    </w:p>
+    <w:p>
+      <w:pPr>
+        <w:pStyle w:val="ListParagraph"/>
+        <w:numPr>
+          <w:ilvl w:val="0"/>
+          <w:numId w:val="10"/>
+        </w:numPr>
+        <w:tabs>
+          <w:tab w:val="left" w:pos="3156"/>
+        </w:tabs>
+        <w:rPr>
+          <w:sz w:val="28"/>
+          <w:szCs w:val="28"/>
+          <w:lang w:val="en-US"/>
+        </w:rPr>
+      </w:pPr>
+      <w:r>
+        <w:rPr>
+          <w:lang w:val="en-US"/>
+        </w:rPr>
+        <w:t>Also supports numerical calculations</w:t>
+      </w:r>
+    </w:p>
+    <w:p>
+      <w:pPr>
+        <w:pStyle w:val="ListParagraph"/>
+        <w:numPr>
+          <w:ilvl w:val="0"/>
+          <w:numId w:val="10"/>
+        </w:numPr>
+        <w:tabs>
+          <w:tab w:val="left" w:pos="3156"/>
+        </w:tabs>
+        <w:rPr>
+          <w:sz w:val="28"/>
+          <w:szCs w:val="28"/>
+          <w:lang w:val="en-US"/>
+        </w:rPr>
+      </w:pPr>
+      <w:r>
+        <w:rPr>
+          <w:lang w:val="en-US"/>
+        </w:rPr>
+        <w:t xml:space="preserve">Supports </w:t>
+      </w:r>
+      <w:proofErr w:type="gramStart"/>
+      <w:r>
+        <w:rPr>
+          <w:lang w:val="en-US"/>
+        </w:rPr>
+        <w:t>joins</w:t>
+      </w:r>
+      <w:proofErr w:type="gramEnd"/>
+    </w:p>
+    <w:p>
+      <w:pPr>
+        <w:pStyle w:val="ListParagraph"/>
+        <w:numPr>
+          <w:ilvl w:val="0"/>
+          <w:numId w:val="10"/>
+        </w:numPr>
+        <w:tabs>
+          <w:tab w:val="left" w:pos="3156"/>
+        </w:tabs>
+        <w:rPr>
+          <w:sz w:val="28"/>
+          <w:szCs w:val="28"/>
+          <w:lang w:val="en-US"/>
+        </w:rPr>
+      </w:pPr>
+      <w:r>
+        <w:rPr>
+          <w:lang w:val="en-US"/>
+        </w:rPr>
+        <w:t xml:space="preserve">Pivot </w:t>
+      </w:r>
+      <w:r>
+        <w:rPr>
+          <w:lang w:val="en-US"/>
+        </w:rPr>
+        <w:t xml:space="preserve">&amp; </w:t>
+      </w:r>
+      <w:proofErr w:type="gramStart"/>
+      <w:r>
+        <w:rPr>
+          <w:lang w:val="en-US"/>
+        </w:rPr>
+        <w:t>Unpivot</w:t>
+      </w:r>
+      <w:r>
+        <w:rPr>
+          <w:lang w:val="en-US"/>
+        </w:rPr>
+        <w:t xml:space="preserve">, </w:t>
+      </w:r>
+      <w:r>
+        <w:rPr>
+          <w:lang w:val="en-US"/>
+        </w:rPr>
+        <w:t xml:space="preserve"> </w:t>
+      </w:r>
+      <w:proofErr w:type="spellStart"/>
+      <w:r>
+        <w:rPr>
+          <w:lang w:val="en-US"/>
+        </w:rPr>
+        <w:t>etc</w:t>
+      </w:r>
+      <w:proofErr w:type="spellEnd"/>
+      <w:proofErr w:type="gramEnd"/>
+    </w:p>
+    <w:p>
+      <w:pPr>
+        <w:tabs>
+          <w:tab w:val="left" w:pos="3156"/>
+        </w:tabs>
+        <w:ind w:left="360"/>
+        <w:rPr>
+          <w:lang w:val="en-US"/>
+        </w:rPr>
+      </w:pPr>
+      <w:r>
+        <w:rPr>
+          <w:lang w:val="en-US"/>
+        </w:rPr>
+        <w:t>/</w:t>
+      </w:r>
+      <w:proofErr w:type="gramStart"/>
+      <w:r>
+        <w:rPr>
+          <w:lang w:val="en-US"/>
+        </w:rPr>
+        <w:t>*</w:t>
+      </w:r>
+      <w:r>
+        <w:rPr>
+          <w:lang w:val="en-US"/>
+        </w:rPr>
+        <w:t xml:space="preserve"> </w:t>
+      </w:r>
+      <w:r>
+        <w:rPr>
+          <w:lang w:val="en-US"/>
+        </w:rPr>
+        <w:t>-</w:t>
+      </w:r>
+      <w:proofErr w:type="gramEnd"/>
+      <w:r>
+        <w:rPr>
+          <w:lang w:val="en-US"/>
+        </w:rPr>
+        <w:t>----------------------------- *</w:t>
+      </w:r>
+      <w:r>
+        <w:rPr>
+          <w:lang w:val="en-US"/>
+        </w:rPr>
+        <w:t>/</w:t>
+      </w:r>
+    </w:p>
+    <w:p>
+      <w:pPr>
+        <w:pStyle w:val="ListParagraph"/>
+        <w:numPr>
+          <w:ilvl w:val="0"/>
+          <w:numId w:val="12"/>
+        </w:numPr>
+        <w:tabs>
+          <w:tab w:val="left" w:pos="3156"/>
+        </w:tabs>
+        <w:rPr>
+          <w:lang w:val="en-US"/>
+        </w:rPr>
+      </w:pPr>
+      <w:r>
+        <w:rPr>
+          <w:lang w:val="en-US"/>
+        </w:rPr>
+        <w:t>Merging &amp; appending from 2 different data sources</w:t>
+      </w:r>
+    </w:p>
+    <w:p>
+      <w:pPr>
+        <w:pStyle w:val="ListParagraph"/>
+        <w:numPr>
+          <w:ilvl w:val="0"/>
+          <w:numId w:val="12"/>
+        </w:numPr>
+        <w:tabs>
+          <w:tab w:val="left" w:pos="3156"/>
+        </w:tabs>
+        <w:rPr>
+          <w:lang w:val="en-US"/>
+        </w:rPr>
+      </w:pPr>
+      <w:r>
+        <w:rPr>
+          <w:lang w:val="en-US"/>
+        </w:rPr>
+        <w:t>Adding columns with complex logics</w:t>
+      </w:r>
+    </w:p>
+    <w:p>
+      <w:pPr>
+        <w:pStyle w:val="ListParagraph"/>
+        <w:numPr>
+          <w:ilvl w:val="0"/>
+          <w:numId w:val="12"/>
+        </w:numPr>
+        <w:tabs>
+          <w:tab w:val="left" w:pos="3156"/>
+        </w:tabs>
+        <w:rPr>
+          <w:lang w:val="en-US"/>
+        </w:rPr>
+      </w:pPr>
+      <w:r>
+        <w:rPr>
+          <w:lang w:val="en-US"/>
+        </w:rPr>
+        <w:t xml:space="preserve">Only supports the Aggregations and </w:t>
+      </w:r>
+      <w:r>
+        <w:rPr>
+          <w:lang w:val="en-US"/>
+        </w:rPr>
+        <w:t>transformations</w:t>
+      </w:r>
+      <w:r>
+        <w:rPr>
+          <w:lang w:val="en-US"/>
+        </w:rPr>
+        <w:t xml:space="preserve"> that SQL Supports is supported in Native Query</w:t>
+      </w:r>
+    </w:p>
+    <w:p>
+      <w:pPr>
+        <w:tabs>
+          <w:tab w:val="left" w:pos="3156"/>
+        </w:tabs>
+        <w:rPr>
+          <w:b/>
+          <w:bCs/>
+          <w:u w:val="single"/>
+          <w:lang w:val="en-US"/>
+        </w:rPr>
+      </w:pPr>
+      <w:r>
+        <w:rPr>
+          <w:b/>
+          <w:bCs/>
+          <w:u w:val="single"/>
+          <w:lang w:val="en-US"/>
+        </w:rPr>
+        <w:t>What all Databases supports Query Folding</w:t>
+      </w:r>
+      <w:r>
+        <w:rPr>
+          <w:b/>
+          <w:bCs/>
+          <w:u w:val="single"/>
+          <w:lang w:val="en-US"/>
+        </w:rPr>
+        <w:t>: Foldable Sources</w:t>
+      </w:r>
+    </w:p>
+    <w:p>
+      <w:pPr>
+        <w:pStyle w:val="ListParagraph"/>
+        <w:numPr>
+          <w:ilvl w:val="0"/>
+          <w:numId w:val="13"/>
+        </w:numPr>
+        <w:tabs>
+          <w:tab w:val="left" w:pos="3156"/>
+        </w:tabs>
+        <w:rPr>
+          <w:lang w:val="en-US"/>
+        </w:rPr>
+      </w:pPr>
+      <w:r>
+        <w:rPr>
+          <w:lang w:val="en-US"/>
+        </w:rPr>
+        <w:t>All Relational Databases: SQL Server, My SQL</w:t>
+      </w:r>
+      <w:r>
+        <w:rPr>
+          <w:lang w:val="en-US"/>
+        </w:rPr>
+        <w:t>, Oracle, Postgres SQL,</w:t>
+      </w:r>
+    </w:p>
+    <w:p>
+      <w:pPr>
+        <w:pStyle w:val="ListParagraph"/>
+        <w:numPr>
+          <w:ilvl w:val="0"/>
+          <w:numId w:val="13"/>
+        </w:numPr>
+        <w:tabs>
+          <w:tab w:val="left" w:pos="3156"/>
+        </w:tabs>
+        <w:rPr>
+          <w:lang w:val="en-US"/>
+        </w:rPr>
+      </w:pPr>
+      <w:r>
+        <w:rPr>
+          <w:lang w:val="en-US"/>
+        </w:rPr>
+        <w:t xml:space="preserve">Azure </w:t>
+      </w:r>
+      <w:proofErr w:type="spellStart"/>
+      <w:r>
+        <w:rPr>
+          <w:lang w:val="en-US"/>
+        </w:rPr>
+        <w:t>DataSources</w:t>
+      </w:r>
+      <w:proofErr w:type="spellEnd"/>
+      <w:r>
+        <w:rPr>
+          <w:lang w:val="en-US"/>
+        </w:rPr>
+        <w:t>: All cloud Databases</w:t>
+      </w:r>
+    </w:p>
+    <w:p>
+      <w:pPr>
+        <w:pStyle w:val="ListParagraph"/>
+        <w:numPr>
+          <w:ilvl w:val="0"/>
+          <w:numId w:val="13"/>
+        </w:numPr>
+        <w:tabs>
+          <w:tab w:val="left" w:pos="3156"/>
+        </w:tabs>
+        <w:rPr>
+          <w:lang w:val="en-US"/>
+        </w:rPr>
+      </w:pPr>
+      <w:r>
+        <w:rPr>
+          <w:lang w:val="en-US"/>
+        </w:rPr>
+        <w:t xml:space="preserve">Online Services: </w:t>
+      </w:r>
+      <w:proofErr w:type="spellStart"/>
+      <w:r>
+        <w:rPr>
+          <w:lang w:val="en-US"/>
+        </w:rPr>
+        <w:t>Sharepoint</w:t>
+      </w:r>
+      <w:proofErr w:type="spellEnd"/>
+      <w:r>
+        <w:rPr>
+          <w:lang w:val="en-US"/>
+        </w:rPr>
+        <w:t xml:space="preserve"> Online</w:t>
+      </w:r>
+      <w:r>
+        <w:rPr>
+          <w:lang w:val="en-US"/>
+        </w:rPr>
+        <w:t>, Dynamic 365, Google Analytics, Salesforce</w:t>
+      </w:r>
+    </w:p>
+    <w:p>
+      <w:pPr>
+        <w:tabs>
+          <w:tab w:val="left" w:pos="3156"/>
+        </w:tabs>
+        <w:rPr>
+          <w:b/>
+          <w:bCs/>
+          <w:u w:val="single"/>
+          <w:lang w:val="en-US"/>
+        </w:rPr>
+      </w:pPr>
+      <w:r>
+        <w:rPr>
+          <w:b/>
+          <w:bCs/>
+          <w:u w:val="single"/>
+          <w:lang w:val="en-US"/>
+        </w:rPr>
+        <w:t xml:space="preserve">What all Databases </w:t>
+      </w:r>
+      <w:r>
+        <w:rPr>
+          <w:b/>
+          <w:bCs/>
+          <w:u w:val="single"/>
+          <w:lang w:val="en-US"/>
+        </w:rPr>
+        <w:t xml:space="preserve">Do Not </w:t>
+      </w:r>
+      <w:proofErr w:type="gramStart"/>
+      <w:r>
+        <w:rPr>
+          <w:b/>
+          <w:bCs/>
+          <w:u w:val="single"/>
+          <w:lang w:val="en-US"/>
+        </w:rPr>
+        <w:t>supports</w:t>
+      </w:r>
+      <w:proofErr w:type="gramEnd"/>
+      <w:r>
+        <w:rPr>
+          <w:b/>
+          <w:bCs/>
+          <w:u w:val="single"/>
+          <w:lang w:val="en-US"/>
+        </w:rPr>
+        <w:t xml:space="preserve"> Query Folding</w:t>
+      </w:r>
+      <w:r>
+        <w:rPr>
+          <w:b/>
+          <w:bCs/>
+          <w:u w:val="single"/>
+          <w:lang w:val="en-US"/>
+        </w:rPr>
+        <w:t xml:space="preserve">: </w:t>
+      </w:r>
+      <w:proofErr w:type="gramStart"/>
+      <w:r>
+        <w:rPr>
+          <w:b/>
+          <w:bCs/>
+          <w:u w:val="single"/>
+          <w:lang w:val="en-US"/>
+        </w:rPr>
+        <w:t>Non Foldable</w:t>
+      </w:r>
+      <w:proofErr w:type="gramEnd"/>
+      <w:r>
+        <w:rPr>
+          <w:b/>
+          <w:bCs/>
+          <w:u w:val="single"/>
+          <w:lang w:val="en-US"/>
+        </w:rPr>
+        <w:t xml:space="preserve"> Sources</w:t>
+      </w:r>
+    </w:p>
+    <w:p>
+      <w:pPr>
+        <w:pStyle w:val="ListParagraph"/>
+        <w:numPr>
+          <w:ilvl w:val="0"/>
+          <w:numId w:val="14"/>
+        </w:numPr>
+        <w:tabs>
+          <w:tab w:val="left" w:pos="3156"/>
+        </w:tabs>
+        <w:rPr>
+          <w:b/>
+          <w:bCs/>
+          <w:u w:val="single"/>
+          <w:lang w:val="en-US"/>
+        </w:rPr>
+      </w:pPr>
+      <w:r>
+        <w:rPr>
+          <w:lang w:val="en-US"/>
+        </w:rPr>
+        <w:t>Flat Flies</w:t>
+      </w:r>
+      <w:r>
+        <w:rPr>
+          <w:lang w:val="en-US"/>
+        </w:rPr>
+        <w:t xml:space="preserve">: Excel, CSV, </w:t>
+      </w:r>
+    </w:p>
+    <w:p>
+      <w:pPr>
+        <w:pStyle w:val="ListParagraph"/>
+        <w:numPr>
+          <w:ilvl w:val="0"/>
+          <w:numId w:val="14"/>
+        </w:numPr>
+        <w:tabs>
+          <w:tab w:val="left" w:pos="3156"/>
+        </w:tabs>
+        <w:rPr>
+          <w:b/>
+          <w:bCs/>
+          <w:u w:val="single"/>
+          <w:lang w:val="en-US"/>
+        </w:rPr>
+      </w:pPr>
+      <w:r>
+        <w:rPr>
+          <w:lang w:val="en-US"/>
+        </w:rPr>
+        <w:t xml:space="preserve">Web Data: </w:t>
+      </w:r>
+      <w:proofErr w:type="spellStart"/>
+      <w:r>
+        <w:rPr>
+          <w:lang w:val="en-US"/>
+        </w:rPr>
+        <w:t>Sharepoint</w:t>
+      </w:r>
+      <w:proofErr w:type="spellEnd"/>
+      <w:r>
+        <w:rPr>
+          <w:lang w:val="en-US"/>
+        </w:rPr>
+        <w:t xml:space="preserve"> Folder</w:t>
+      </w:r>
+    </w:p>
+    <w:p>
+      <w:pPr>
+        <w:pStyle w:val="ListParagraph"/>
+        <w:numPr>
+          <w:ilvl w:val="0"/>
+          <w:numId w:val="14"/>
+        </w:numPr>
+        <w:tabs>
+          <w:tab w:val="left" w:pos="3156"/>
+        </w:tabs>
+        <w:rPr>
+          <w:b/>
+          <w:bCs/>
+          <w:u w:val="single"/>
+          <w:lang w:val="en-US"/>
+        </w:rPr>
+      </w:pPr>
+      <w:r>
+        <w:rPr>
+          <w:lang w:val="en-US"/>
+        </w:rPr>
+        <w:t xml:space="preserve">No-SQL Databases: Mongo-DB, Cassandra, </w:t>
+      </w:r>
+      <w:r>
+        <w:rPr>
+          <w:lang w:val="en-US"/>
+        </w:rPr>
+        <w:t>OLAP</w:t>
+      </w:r>
+      <w:r>
+        <w:rPr>
+          <w:lang w:val="en-US"/>
+        </w:rPr>
+        <w:t xml:space="preserve"> Cubes</w:t>
+      </w:r>
+    </w:p>
+    <w:p>
+      <w:pPr>
+        <w:tabs>
+          <w:tab w:val="left" w:pos="3156"/>
+        </w:tabs>
+        <w:rPr>
+          <w:lang w:val="en-US"/>
+        </w:rPr>
+      </w:pPr>
+    </w:p>
+    <w:p>
+      <w:pPr>
+        <w:tabs>
+          <w:tab w:val="left" w:pos="3156"/>
+        </w:tabs>
+        <w:rPr>
+          <w:lang w:val="en-US"/>
+        </w:rPr>
+      </w:pPr>
+    </w:p>
+    <w:p>
+      <w:pPr>
+        <w:tabs>
+          <w:tab w:val="left" w:pos="3156"/>
+        </w:tabs>
+        <w:rPr>
+          <w:b/>
+          <w:bCs/>
+          <w:sz w:val="28"/>
+          <w:szCs w:val="28"/>
+          <w:lang w:val="en-US"/>
+        </w:rPr>
+      </w:pPr>
+    </w:p>
+    <w:p>
+      <w:pPr>
+        <w:tabs>
+          <w:tab w:val="left" w:pos="3156"/>
+        </w:tabs>
+        <w:rPr>
+          <w:b/>
+          <w:bCs/>
+          <w:sz w:val="28"/>
+          <w:szCs w:val="28"/>
+          <w:u w:val="single"/>
+          <w:lang w:val="en-US"/>
+        </w:rPr>
+      </w:pPr>
+      <w:r>
+        <w:rPr>
+          <w:b/>
+          <w:bCs/>
+          <w:sz w:val="28"/>
+          <w:szCs w:val="28"/>
+          <w:lang w:val="en-US"/>
+        </w:rPr>
+        <w:lastRenderedPageBreak/>
+        <w:t>1</w:t>
+      </w:r>
+      <w:r>
+        <w:rPr>
+          <w:b/>
+          <w:bCs/>
+          <w:sz w:val="28"/>
+          <w:szCs w:val="28"/>
+          <w:lang w:val="en-US"/>
+        </w:rPr>
+        <w:t>9</w:t>
+      </w:r>
+      <w:r>
+        <w:rPr>
+          <w:b/>
+          <w:bCs/>
+          <w:sz w:val="28"/>
+          <w:szCs w:val="28"/>
+          <w:lang w:val="en-US"/>
+        </w:rPr>
+        <w:t>.</w:t>
+      </w:r>
+      <w:r>
+        <w:rPr>
+          <w:b/>
+          <w:bCs/>
+          <w:sz w:val="28"/>
+          <w:szCs w:val="28"/>
+          <w:u w:val="single"/>
+          <w:lang w:val="en-US"/>
+        </w:rPr>
+        <w:t>L-1</w:t>
+      </w:r>
+      <w:r>
+        <w:rPr>
+          <w:b/>
+          <w:bCs/>
+          <w:sz w:val="28"/>
+          <w:szCs w:val="28"/>
+          <w:u w:val="single"/>
+          <w:lang w:val="en-US"/>
+        </w:rPr>
+        <w:t xml:space="preserve">8 </w:t>
+      </w:r>
+      <w:r>
+        <w:rPr>
+          <w:b/>
+          <w:bCs/>
+          <w:sz w:val="28"/>
+          <w:szCs w:val="28"/>
+          <w:u w:val="single"/>
+          <w:lang w:val="en-US"/>
+        </w:rPr>
+        <w:t>I</w:t>
+      </w:r>
+      <w:r>
+        <w:rPr>
+          <w:b/>
+          <w:bCs/>
+          <w:sz w:val="28"/>
+          <w:szCs w:val="28"/>
+          <w:u w:val="single"/>
+          <w:lang w:val="en-US"/>
+        </w:rPr>
+        <w:t>ncremental Refresh</w:t>
+      </w:r>
+      <w:r>
+        <w:rPr>
+          <w:b/>
+          <w:bCs/>
+          <w:sz w:val="28"/>
+          <w:szCs w:val="28"/>
+          <w:u w:val="single"/>
+          <w:lang w:val="en-US"/>
+        </w:rPr>
+        <w:t>:</w:t>
+      </w:r>
+    </w:p>
+    <w:p>
+      <w:pPr>
+        <w:pStyle w:val="ListParagraph"/>
+        <w:numPr>
+          <w:ilvl w:val="0"/>
+          <w:numId w:val="15"/>
+        </w:numPr>
+        <w:tabs>
+          <w:tab w:val="left" w:pos="3156"/>
+        </w:tabs>
+        <w:rPr>
+          <w:lang w:val="en-US"/>
+        </w:rPr>
+      </w:pPr>
+      <w:r>
+        <w:rPr>
+          <w:lang w:val="en-US"/>
+        </w:rPr>
+        <w:t xml:space="preserve">Pre Requisites for </w:t>
+      </w:r>
+      <w:r>
+        <w:rPr>
+          <w:lang w:val="en-US"/>
+        </w:rPr>
+        <w:t>I</w:t>
+      </w:r>
+      <w:r>
+        <w:rPr>
+          <w:lang w:val="en-US"/>
+        </w:rPr>
+        <w:t xml:space="preserve">ncremental Refresh: </w:t>
+      </w:r>
+      <w:r>
+        <w:rPr>
+          <w:lang w:val="en-US"/>
+        </w:rPr>
+        <w:t xml:space="preserve">Date Column should be present with Time Stamps, </w:t>
+      </w:r>
+      <w:r>
+        <w:rPr>
+          <w:lang w:val="en-US"/>
+        </w:rPr>
+        <w:t xml:space="preserve">Source should be Foldable, </w:t>
+      </w:r>
+    </w:p>
+    <w:p>
+      <w:pPr>
+        <w:pStyle w:val="ListParagraph"/>
+        <w:numPr>
+          <w:ilvl w:val="0"/>
+          <w:numId w:val="15"/>
+        </w:numPr>
+        <w:tabs>
+          <w:tab w:val="left" w:pos="3156"/>
+        </w:tabs>
+        <w:rPr>
+          <w:lang w:val="en-US"/>
+        </w:rPr>
+      </w:pPr>
+      <w:r>
+        <w:rPr>
+          <w:lang w:val="en-US"/>
+        </w:rPr>
+        <w:t xml:space="preserve">Manage parameter </w:t>
+      </w:r>
+      <w:r>
+        <w:rPr>
+          <w:lang w:val="en-US"/>
+        </w:rPr>
+        <w:sym w:font="Wingdings" w:char="F0E0"/>
+      </w:r>
+      <w:r>
+        <w:rPr>
+          <w:lang w:val="en-US"/>
+        </w:rPr>
+        <w:t xml:space="preserve"> New Parameter </w:t>
+      </w:r>
+      <w:r>
+        <w:rPr>
+          <w:lang w:val="en-US"/>
+        </w:rPr>
+        <w:sym w:font="Wingdings" w:char="F0E0"/>
+      </w:r>
+      <w:r>
+        <w:rPr>
+          <w:lang w:val="en-US"/>
+        </w:rPr>
+        <w:t xml:space="preserve"> </w:t>
+      </w:r>
+      <w:r>
+        <w:rPr>
+          <w:lang w:val="en-US"/>
+        </w:rPr>
+        <w:t xml:space="preserve">Parameter 1 = </w:t>
+      </w:r>
+      <w:proofErr w:type="spellStart"/>
+      <w:r>
+        <w:rPr>
+          <w:lang w:val="en-US"/>
+        </w:rPr>
+        <w:t>RangeStart</w:t>
+      </w:r>
+      <w:proofErr w:type="spellEnd"/>
+      <w:r>
+        <w:rPr>
+          <w:lang w:val="en-US"/>
+        </w:rPr>
+        <w:t xml:space="preserve"> </w:t>
+      </w:r>
+    </w:p>
+    <w:p>
+      <w:pPr>
+        <w:pStyle w:val="ListParagraph"/>
+        <w:numPr>
+          <w:ilvl w:val="0"/>
+          <w:numId w:val="15"/>
+        </w:numPr>
+        <w:tabs>
+          <w:tab w:val="left" w:pos="3156"/>
+        </w:tabs>
+        <w:rPr>
+          <w:lang w:val="en-US"/>
+        </w:rPr>
+      </w:pPr>
+      <w:r>
+        <w:rPr>
+          <w:lang w:val="en-US"/>
+        </w:rPr>
+        <w:t xml:space="preserve">Any </w:t>
+      </w:r>
+      <w:r>
+        <w:rPr>
+          <w:lang w:val="en-US"/>
+        </w:rPr>
+        <w:sym w:font="Wingdings" w:char="F0E0"/>
+      </w:r>
+      <w:r>
+        <w:rPr>
+          <w:lang w:val="en-US"/>
+        </w:rPr>
+        <w:t xml:space="preserve"> </w:t>
+      </w:r>
+      <w:proofErr w:type="spellStart"/>
+      <w:r>
+        <w:rPr>
+          <w:lang w:val="en-US"/>
+        </w:rPr>
+        <w:t>DateTime</w:t>
+      </w:r>
+      <w:proofErr w:type="spellEnd"/>
+    </w:p>
+    <w:p>
+      <w:pPr>
+        <w:pStyle w:val="ListParagraph"/>
+        <w:numPr>
+          <w:ilvl w:val="0"/>
+          <w:numId w:val="15"/>
+        </w:numPr>
+        <w:tabs>
+          <w:tab w:val="left" w:pos="3156"/>
+        </w:tabs>
+        <w:rPr>
+          <w:lang w:val="en-US"/>
+        </w:rPr>
+      </w:pPr>
+      <w:r>
+        <w:rPr>
+          <w:lang w:val="en-US"/>
+        </w:rPr>
+        <w:t xml:space="preserve">Parameter 2 = </w:t>
+      </w:r>
+      <w:proofErr w:type="spellStart"/>
+      <w:r>
+        <w:rPr>
+          <w:lang w:val="en-US"/>
+        </w:rPr>
+        <w:t>RangeEnd</w:t>
+      </w:r>
+      <w:proofErr w:type="spellEnd"/>
+      <w:r>
+        <w:rPr>
+          <w:lang w:val="en-US"/>
+        </w:rPr>
+        <w:t xml:space="preserve"> </w:t>
+      </w:r>
+      <w:r>
+        <w:rPr>
+          <w:lang w:val="en-US"/>
+        </w:rPr>
+        <w:sym w:font="Wingdings" w:char="F0E0"/>
+      </w:r>
+      <w:r>
+        <w:rPr>
+          <w:lang w:val="en-US"/>
+        </w:rPr>
+        <w:t xml:space="preserve"> Any </w:t>
+      </w:r>
+      <w:r>
+        <w:rPr>
+          <w:lang w:val="en-US"/>
+        </w:rPr>
+        <w:sym w:font="Wingdings" w:char="F0E0"/>
+      </w:r>
+      <w:r>
+        <w:rPr>
+          <w:lang w:val="en-US"/>
+        </w:rPr>
+        <w:t xml:space="preserve"> </w:t>
+      </w:r>
+      <w:proofErr w:type="spellStart"/>
+      <w:r>
+        <w:rPr>
+          <w:lang w:val="en-US"/>
+        </w:rPr>
+        <w:t>DateTime</w:t>
+      </w:r>
+      <w:proofErr w:type="spellEnd"/>
+    </w:p>
+    <w:p>
+      <w:pPr>
+        <w:pStyle w:val="ListParagraph"/>
+        <w:numPr>
+          <w:ilvl w:val="0"/>
+          <w:numId w:val="15"/>
+        </w:numPr>
+        <w:tabs>
+          <w:tab w:val="left" w:pos="3156"/>
+        </w:tabs>
+        <w:rPr>
+          <w:lang w:val="en-US"/>
+        </w:rPr>
+      </w:pPr>
+      <w:r>
+        <w:rPr>
+          <w:lang w:val="en-US"/>
+        </w:rPr>
+        <w:t xml:space="preserve">Then we </w:t>
+      </w:r>
+      <w:r>
+        <w:rPr>
+          <w:lang w:val="en-US"/>
+        </w:rPr>
+        <w:sym w:font="Wingdings" w:char="F0E0"/>
+      </w:r>
+      <w:r>
+        <w:rPr>
+          <w:lang w:val="en-US"/>
+        </w:rPr>
+        <w:t xml:space="preserve"> our Date Column from </w:t>
+      </w:r>
+      <w:r>
+        <w:rPr>
+          <w:lang w:val="en-US"/>
+        </w:rPr>
+        <w:t xml:space="preserve">our table Click on Filter </w:t>
+      </w:r>
+      <w:r>
+        <w:rPr>
+          <w:lang w:val="en-US"/>
+        </w:rPr>
+        <w:sym w:font="Wingdings" w:char="F0E0"/>
+      </w:r>
+      <w:r>
+        <w:rPr>
+          <w:lang w:val="en-US"/>
+        </w:rPr>
+        <w:t xml:space="preserve"> Date/Time Filters </w:t>
+      </w:r>
+      <w:r>
+        <w:rPr>
+          <w:lang w:val="en-US"/>
+        </w:rPr>
+        <w:sym w:font="Wingdings" w:char="F0E0"/>
+      </w:r>
+      <w:r>
+        <w:rPr>
+          <w:lang w:val="en-US"/>
+        </w:rPr>
+        <w:t xml:space="preserve"> Custom</w:t>
+      </w:r>
+      <w:r>
+        <w:rPr>
+          <w:lang w:val="en-US"/>
+        </w:rPr>
+        <w:t xml:space="preserve"> Filter </w:t>
+      </w:r>
+      <w:r>
+        <w:rPr>
+          <w:lang w:val="en-US"/>
+        </w:rPr>
+        <w:sym w:font="Wingdings" w:char="F0E0"/>
+      </w:r>
+      <w:r>
+        <w:rPr>
+          <w:lang w:val="en-US"/>
+        </w:rPr>
+        <w:t xml:space="preserve"> </w:t>
+      </w:r>
+    </w:p>
+    <w:p>
+      <w:pPr>
+        <w:pStyle w:val="ListParagraph"/>
+        <w:numPr>
+          <w:ilvl w:val="0"/>
+          <w:numId w:val="15"/>
+        </w:numPr>
+        <w:tabs>
+          <w:tab w:val="left" w:pos="3156"/>
+        </w:tabs>
+        <w:rPr>
+          <w:lang w:val="en-US"/>
+        </w:rPr>
+      </w:pPr>
+      <w:r>
+        <w:rPr>
+          <w:lang w:val="en-US"/>
+        </w:rPr>
+        <w:t>Parameter 1 = is after or equal to</w:t>
+      </w:r>
+      <w:r>
+        <w:rPr>
+          <w:lang w:val="en-US"/>
+        </w:rPr>
+        <w:t xml:space="preserve"> </w:t>
+      </w:r>
+      <w:r>
+        <w:rPr>
+          <w:lang w:val="en-US"/>
+        </w:rPr>
+        <w:sym w:font="Wingdings" w:char="F0E0"/>
+      </w:r>
+      <w:r>
+        <w:rPr>
+          <w:lang w:val="en-US"/>
+        </w:rPr>
+        <w:t xml:space="preserve"> Select Parameter </w:t>
+      </w:r>
+      <w:r>
+        <w:rPr>
+          <w:lang w:val="en-US"/>
+        </w:rPr>
+        <w:sym w:font="Wingdings" w:char="F0E0"/>
+      </w:r>
+      <w:r>
+        <w:rPr>
+          <w:lang w:val="en-US"/>
+        </w:rPr>
+        <w:t xml:space="preserve"> </w:t>
+      </w:r>
+      <w:proofErr w:type="spellStart"/>
+      <w:r>
+        <w:rPr>
+          <w:lang w:val="en-US"/>
+        </w:rPr>
+        <w:t>RangeStart</w:t>
+      </w:r>
+      <w:proofErr w:type="spellEnd"/>
+    </w:p>
+    <w:p>
+      <w:pPr>
+        <w:pStyle w:val="ListParagraph"/>
+        <w:numPr>
+          <w:ilvl w:val="0"/>
+          <w:numId w:val="15"/>
+        </w:numPr>
+        <w:tabs>
+          <w:tab w:val="left" w:pos="3156"/>
+        </w:tabs>
+        <w:rPr>
+          <w:lang w:val="en-US"/>
+        </w:rPr>
+      </w:pPr>
+      <w:r>
+        <w:rPr>
+          <w:lang w:val="en-US"/>
+        </w:rPr>
+        <w:t>Parameter 2 = is before</w:t>
+      </w:r>
+      <w:r>
+        <w:rPr>
+          <w:lang w:val="en-US"/>
+        </w:rPr>
+        <w:t xml:space="preserve"> </w:t>
+      </w:r>
+      <w:r>
+        <w:rPr>
+          <w:lang w:val="en-US"/>
+        </w:rPr>
+        <w:sym w:font="Wingdings" w:char="F0E0"/>
+      </w:r>
+      <w:r>
+        <w:rPr>
+          <w:lang w:val="en-US"/>
+        </w:rPr>
+        <w:t xml:space="preserve"> Select Parameter </w:t>
+      </w:r>
+      <w:r>
+        <w:rPr>
+          <w:lang w:val="en-US"/>
+        </w:rPr>
+        <w:sym w:font="Wingdings" w:char="F0E0"/>
+      </w:r>
+      <w:r>
+        <w:rPr>
+          <w:lang w:val="en-US"/>
+        </w:rPr>
+        <w:t xml:space="preserve"> </w:t>
+      </w:r>
+      <w:proofErr w:type="spellStart"/>
+      <w:r>
+        <w:rPr>
+          <w:lang w:val="en-US"/>
+        </w:rPr>
+        <w:t>RangeEnd</w:t>
+      </w:r>
+      <w:proofErr w:type="spellEnd"/>
+      <w:r>
+        <w:rPr>
+          <w:lang w:val="en-US"/>
+        </w:rPr>
+        <w:t xml:space="preserve"> </w:t>
+      </w:r>
+      <w:r>
+        <w:rPr>
+          <w:lang w:val="en-US"/>
+        </w:rPr>
+        <w:sym w:font="Wingdings" w:char="F0E0"/>
+      </w:r>
+      <w:r>
+        <w:rPr>
+          <w:lang w:val="en-US"/>
+        </w:rPr>
+        <w:t xml:space="preserve"> Close &amp; Apply</w:t>
+      </w:r>
+    </w:p>
+    <w:p>
+      <w:pPr>
+        <w:pStyle w:val="ListParagraph"/>
+        <w:numPr>
+          <w:ilvl w:val="0"/>
+          <w:numId w:val="15"/>
+        </w:numPr>
+        <w:tabs>
+          <w:tab w:val="left" w:pos="3156"/>
+        </w:tabs>
+        <w:rPr>
+          <w:lang w:val="en-US"/>
+        </w:rPr>
+      </w:pPr>
+      <w:r>
+        <w:rPr>
+          <w:lang w:val="en-US"/>
+        </w:rPr>
+        <w:t xml:space="preserve">In Data Table view we click on … </w:t>
+      </w:r>
+      <w:r>
+        <w:rPr>
+          <w:lang w:val="en-US"/>
+        </w:rPr>
+        <w:sym w:font="Wingdings" w:char="F0E0"/>
+      </w:r>
+      <w:r>
+        <w:rPr>
+          <w:lang w:val="en-US"/>
+        </w:rPr>
+        <w:t xml:space="preserve"> Select Incremental Refresh </w:t>
+      </w:r>
+      <w:r>
+        <w:rPr>
+          <w:lang w:val="en-US"/>
+        </w:rPr>
+        <w:sym w:font="Wingdings" w:char="F0E0"/>
+      </w:r>
+      <w:r>
+        <w:rPr>
+          <w:lang w:val="en-US"/>
+        </w:rPr>
+        <w:t xml:space="preserve"> </w:t>
+      </w:r>
+      <w:r>
+        <w:rPr>
+          <w:lang w:val="en-US"/>
+        </w:rPr>
+        <w:t xml:space="preserve">Toggle </w:t>
+      </w:r>
+      <w:proofErr w:type="gramStart"/>
+      <w:r>
+        <w:rPr>
+          <w:lang w:val="en-US"/>
+        </w:rPr>
+        <w:t>On</w:t>
+      </w:r>
+      <w:proofErr w:type="gramEnd"/>
+      <w:r>
+        <w:rPr>
+          <w:lang w:val="en-US"/>
+        </w:rPr>
+        <w:t xml:space="preserve"> Set import &amp; Refresh Ranges</w:t>
+      </w:r>
+      <w:r>
+        <w:rPr>
+          <w:lang w:val="en-US"/>
+        </w:rPr>
+        <w:t xml:space="preserve"> </w:t>
+      </w:r>
+    </w:p>
+    <w:p>
+      <w:pPr>
+        <w:pStyle w:val="ListParagraph"/>
+        <w:numPr>
+          <w:ilvl w:val="0"/>
+          <w:numId w:val="15"/>
+        </w:numPr>
+        <w:tabs>
+          <w:tab w:val="left" w:pos="3156"/>
+        </w:tabs>
+        <w:rPr>
+          <w:lang w:val="en-US"/>
+        </w:rPr>
+      </w:pPr>
+      <w:r>
+        <w:rPr>
+          <w:lang w:val="en-US"/>
+        </w:rPr>
+        <w:t>Then we 1</w:t>
+      </w:r>
+      <w:r>
+        <w:rPr>
+          <w:vertAlign w:val="superscript"/>
+          <w:lang w:val="en-US"/>
+        </w:rPr>
+        <w:t>st</w:t>
+      </w:r>
+      <w:r>
+        <w:rPr>
+          <w:lang w:val="en-US"/>
+        </w:rPr>
+        <w:t xml:space="preserve"> select Archive Date period &amp; then Incremental Refresh Date Period </w:t>
+      </w:r>
+    </w:p>
+    <w:p>
+      <w:pPr>
+        <w:pStyle w:val="ListParagraph"/>
+        <w:numPr>
+          <w:ilvl w:val="0"/>
+          <w:numId w:val="15"/>
+        </w:numPr>
+        <w:tabs>
+          <w:tab w:val="left" w:pos="3156"/>
+        </w:tabs>
+        <w:rPr>
+          <w:lang w:val="en-US"/>
+        </w:rPr>
+      </w:pPr>
+      <w:r>
+        <w:rPr>
+          <w:lang w:val="en-US"/>
+        </w:rPr>
+        <w:t xml:space="preserve">Detect Data Changes </w:t>
+      </w:r>
+      <w:r>
+        <w:rPr>
+          <w:lang w:val="en-US"/>
+        </w:rPr>
+        <w:sym w:font="Wingdings" w:char="F0E0"/>
+      </w:r>
+      <w:r>
+        <w:rPr>
+          <w:lang w:val="en-US"/>
+        </w:rPr>
+        <w:t xml:space="preserve"> select the Date Column </w:t>
+      </w:r>
+      <w:r>
+        <w:rPr>
+          <w:lang w:val="en-US"/>
+        </w:rPr>
+        <w:sym w:font="Wingdings" w:char="F0E0"/>
+      </w:r>
+      <w:r>
+        <w:rPr>
+          <w:lang w:val="en-US"/>
+        </w:rPr>
+        <w:t xml:space="preserve"> </w:t>
+      </w:r>
+      <w:proofErr w:type="spellStart"/>
+      <w:r>
+        <w:rPr>
+          <w:lang w:val="en-US"/>
+        </w:rPr>
+        <w:t>Bill_Date</w:t>
+      </w:r>
+      <w:proofErr w:type="spellEnd"/>
+      <w:r>
+        <w:rPr>
+          <w:lang w:val="en-US"/>
+        </w:rPr>
+        <w:t xml:space="preserve"> </w:t>
+      </w:r>
+      <w:r>
+        <w:rPr>
+          <w:lang w:val="en-US"/>
+        </w:rPr>
+        <w:sym w:font="Wingdings" w:char="F0E0"/>
+      </w:r>
+      <w:r>
+        <w:rPr>
+          <w:lang w:val="en-US"/>
+        </w:rPr>
+        <w:t xml:space="preserve"> Apply</w:t>
+      </w:r>
+    </w:p>
+    <w:p>
+      <w:pPr>
+        <w:pStyle w:val="ListParagraph"/>
+        <w:numPr>
+          <w:ilvl w:val="0"/>
+          <w:numId w:val="15"/>
+        </w:numPr>
+        <w:tabs>
+          <w:tab w:val="left" w:pos="3156"/>
+        </w:tabs>
+        <w:rPr>
+          <w:b/>
+          <w:bCs/>
+          <w:highlight w:val="yellow"/>
+          <w:lang w:val="en-US"/>
+        </w:rPr>
+      </w:pPr>
+      <w:r>
+        <w:rPr>
+          <w:lang w:val="en-US"/>
+        </w:rPr>
+        <w:t xml:space="preserve">When we do the </w:t>
+      </w:r>
+      <w:proofErr w:type="spellStart"/>
+      <w:r>
+        <w:rPr>
+          <w:lang w:val="en-US"/>
+        </w:rPr>
+        <w:t>transforamation</w:t>
+      </w:r>
+      <w:proofErr w:type="spellEnd"/>
+      <w:r>
+        <w:rPr>
+          <w:lang w:val="en-US"/>
+        </w:rPr>
+        <w:t xml:space="preserve"> of Incremental Refresh and Publish it and </w:t>
+      </w:r>
+      <w:proofErr w:type="spellStart"/>
+      <w:proofErr w:type="gramStart"/>
+      <w:r>
+        <w:rPr>
+          <w:lang w:val="en-US"/>
+        </w:rPr>
+        <w:t>lets</w:t>
+      </w:r>
+      <w:proofErr w:type="spellEnd"/>
+      <w:proofErr w:type="gramEnd"/>
+      <w:r>
+        <w:rPr>
+          <w:lang w:val="en-US"/>
+        </w:rPr>
+        <w:t xml:space="preserve"> say we want to make some changes so we need to download it </w:t>
+      </w:r>
+      <w:r>
+        <w:rPr>
+          <w:lang w:val="en-US"/>
+        </w:rPr>
+        <w:sym w:font="Wingdings" w:char="F0E0"/>
+      </w:r>
+      <w:r>
+        <w:rPr>
+          <w:lang w:val="en-US"/>
+        </w:rPr>
+        <w:t xml:space="preserve"> </w:t>
+      </w:r>
+      <w:proofErr w:type="spellStart"/>
+      <w:r>
+        <w:rPr>
+          <w:lang w:val="en-US"/>
+        </w:rPr>
+        <w:t>It</w:t>
+      </w:r>
+      <w:proofErr w:type="spellEnd"/>
+      <w:r>
+        <w:rPr>
+          <w:lang w:val="en-US"/>
+        </w:rPr>
+        <w:t xml:space="preserve"> does not let us download that </w:t>
+      </w:r>
+      <w:proofErr w:type="spellStart"/>
+      <w:r>
+        <w:rPr>
+          <w:lang w:val="en-US"/>
+        </w:rPr>
+        <w:t>Pbix</w:t>
+      </w:r>
+      <w:proofErr w:type="spellEnd"/>
+      <w:r>
+        <w:rPr>
+          <w:lang w:val="en-US"/>
+        </w:rPr>
+        <w:t xml:space="preserve"> file it shows </w:t>
+      </w:r>
+      <w:r>
+        <w:rPr>
+          <w:lang w:val="en-US"/>
+        </w:rPr>
+        <w:sym w:font="Wingdings" w:char="F0E0"/>
+      </w:r>
+      <w:r>
+        <w:rPr>
+          <w:lang w:val="en-US"/>
+        </w:rPr>
+        <w:t xml:space="preserve"> </w:t>
+      </w:r>
+      <w:r>
+        <w:rPr>
+          <w:b/>
+          <w:bCs/>
+          <w:highlight w:val="yellow"/>
+          <w:lang w:val="en-US"/>
+        </w:rPr>
+        <w:t>You cannot download this file the dataset was altered using Incremental Refresh</w:t>
+      </w:r>
+    </w:p>
+    <w:p>
+      <w:pPr>
+        <w:tabs>
+          <w:tab w:val="left" w:pos="3156"/>
+        </w:tabs>
+        <w:rPr>
+          <w:lang w:val="en-US"/>
+        </w:rPr>
+      </w:pPr>
+    </w:p>
+    <w:p>
+      <w:pPr>
         <w:tabs>
           <w:tab w:val="left" w:pos="3156"/>
         </w:tabs>
@@ -4682,6 +6466,92 @@
     </w:lvl>
   </w:abstractNum>
   <w:abstractNum w:abstractNumId="1" w15:restartNumberingAfterBreak="0">
+    <w:nsid w:val="0E7D0F19"/>
+    <w:multiLevelType w:val="hybridMultilevel"/>
+    <w:tmpl w:val="D2A218FC"/>
+    <w:lvl w:ilvl="0" w:tplc="40090019">
+      <w:start w:val="1"/>
+      <w:numFmt w:val="lowerLetter"/>
+      <w:lvlText w:val="%1."/>
+      <w:lvlJc w:val="left"/>
+      <w:pPr>
+        <w:ind w:left="720" w:hanging="360"/>
+      </w:pPr>
+    </w:lvl>
+    <w:lvl w:ilvl="1" w:tplc="40090019" w:tentative="1">
+      <w:start w:val="1"/>
+      <w:numFmt w:val="lowerLetter"/>
+      <w:lvlText w:val="%2."/>
+      <w:lvlJc w:val="left"/>
+      <w:pPr>
+        <w:ind w:left="1440" w:hanging="360"/>
+      </w:pPr>
+    </w:lvl>
+    <w:lvl w:ilvl="2" w:tplc="4009001B" w:tentative="1">
+      <w:start w:val="1"/>
+      <w:numFmt w:val="lowerRoman"/>
+      <w:lvlText w:val="%3."/>
+      <w:lvlJc w:val="right"/>
+      <w:pPr>
+        <w:ind w:left="2160" w:hanging="180"/>
+      </w:pPr>
+    </w:lvl>
+    <w:lvl w:ilvl="3" w:tplc="4009000F" w:tentative="1">
+      <w:start w:val="1"/>
+      <w:numFmt w:val="decimal"/>
+      <w:lvlText w:val="%4."/>
+      <w:lvlJc w:val="left"/>
+      <w:pPr>
+        <w:ind w:left="2880" w:hanging="360"/>
+      </w:pPr>
+    </w:lvl>
+    <w:lvl w:ilvl="4" w:tplc="40090019" w:tentative="1">
+      <w:start w:val="1"/>
+      <w:numFmt w:val="lowerLetter"/>
+      <w:lvlText w:val="%5."/>
+      <w:lvlJc w:val="left"/>
+      <w:pPr>
+        <w:ind w:left="3600" w:hanging="360"/>
+      </w:pPr>
+    </w:lvl>
+    <w:lvl w:ilvl="5" w:tplc="4009001B" w:tentative="1">
+      <w:start w:val="1"/>
+      <w:numFmt w:val="lowerRoman"/>
+      <w:lvlText w:val="%6."/>
+      <w:lvlJc w:val="right"/>
+      <w:pPr>
+        <w:ind w:left="4320" w:hanging="180"/>
+      </w:pPr>
+    </w:lvl>
+    <w:lvl w:ilvl="6" w:tplc="4009000F" w:tentative="1">
+      <w:start w:val="1"/>
+      <w:numFmt w:val="decimal"/>
+      <w:lvlText w:val="%7."/>
+      <w:lvlJc w:val="left"/>
+      <w:pPr>
+        <w:ind w:left="5040" w:hanging="360"/>
+      </w:pPr>
+    </w:lvl>
+    <w:lvl w:ilvl="7" w:tplc="40090019" w:tentative="1">
+      <w:start w:val="1"/>
+      <w:numFmt w:val="lowerLetter"/>
+      <w:lvlText w:val="%8."/>
+      <w:lvlJc w:val="left"/>
+      <w:pPr>
+        <w:ind w:left="5760" w:hanging="360"/>
+      </w:pPr>
+    </w:lvl>
+    <w:lvl w:ilvl="8" w:tplc="4009001B" w:tentative="1">
+      <w:start w:val="1"/>
+      <w:numFmt w:val="lowerRoman"/>
+      <w:lvlText w:val="%9."/>
+      <w:lvlJc w:val="right"/>
+      <w:pPr>
+        <w:ind w:left="6480" w:hanging="180"/>
+      </w:pPr>
+    </w:lvl>
+  </w:abstractNum>
+  <w:abstractNum w:abstractNumId="2" w15:restartNumberingAfterBreak="0">
     <w:nsid w:val="10DC00CE"/>
     <w:multiLevelType w:val="hybridMultilevel"/>
     <w:tmpl w:val="D7DCAC7A"/>
@@ -4770,30 +6640,17 @@
       </w:pPr>
     </w:lvl>
   </w:abstractNum>
-  <w:abstractNum w:abstractNumId="2" w15:restartNumberingAfterBreak="0">
-    <w:nsid w:val="37766633"/>
+  <w:abstractNum w:abstractNumId="3" w15:restartNumberingAfterBreak="0">
+    <w:nsid w:val="1DF20AC4"/>
     <w:multiLevelType w:val="hybridMultilevel"/>
-    <w:tmpl w:val="5266767A"/>
-    <w:lvl w:ilvl="0" w:tplc="C80269A4">
-      <w:start w:val="1"/>
-      <w:numFmt w:val="decimal"/>
+    <w:tmpl w:val="CB7CD30E"/>
+    <w:lvl w:ilvl="0" w:tplc="4336FC4E">
+      <w:start w:val="1"/>
+      <w:numFmt w:val="lowerLetter"/>
       <w:lvlText w:val="%1."/>
       <w:lvlJc w:val="left"/>
       <w:pPr>
-        <w:ind w:left="644" w:hanging="360"/>
-      </w:pPr>
-      <w:rPr>
-        <w:b/>
-        <w:sz w:val="28"/>
-      </w:rPr>
-    </w:lvl>
-    <w:lvl w:ilvl="1" w:tplc="BC743726">
-      <w:start w:val="1"/>
-      <w:numFmt w:val="lowerLetter"/>
-      <w:lvlText w:val="%2."/>
-      <w:lvlJc w:val="left"/>
-      <w:pPr>
-        <w:ind w:left="1440" w:hanging="360"/>
+        <w:ind w:left="720" w:hanging="360"/>
       </w:pPr>
       <w:rPr>
         <w:b/>
@@ -4802,6 +6659,15 @@
         <w:szCs w:val="22"/>
       </w:rPr>
     </w:lvl>
+    <w:lvl w:ilvl="1" w:tplc="40090019">
+      <w:start w:val="1"/>
+      <w:numFmt w:val="lowerLetter"/>
+      <w:lvlText w:val="%2."/>
+      <w:lvlJc w:val="left"/>
+      <w:pPr>
+        <w:ind w:left="1440" w:hanging="360"/>
+      </w:pPr>
+    </w:lvl>
     <w:lvl w:ilvl="2" w:tplc="4009001B" w:tentative="1">
       <w:start w:val="1"/>
       <w:numFmt w:val="lowerRoman"/>
@@ -4866,282 +6732,30 @@
       </w:pPr>
     </w:lvl>
   </w:abstractNum>
-  <w:abstractNum w:abstractNumId="3" w15:restartNumberingAfterBreak="0">
-    <w:nsid w:val="3F3D4646"/>
+  <w:abstractNum w:abstractNumId="4" w15:restartNumberingAfterBreak="0">
+    <w:nsid w:val="37766633"/>
     <w:multiLevelType w:val="hybridMultilevel"/>
-    <w:tmpl w:val="81EA77F8"/>
-    <w:lvl w:ilvl="0" w:tplc="40090019">
-      <w:start w:val="1"/>
-      <w:numFmt w:val="lowerLetter"/>
+    <w:tmpl w:val="5266767A"/>
+    <w:lvl w:ilvl="0" w:tplc="C80269A4">
+      <w:start w:val="1"/>
+      <w:numFmt w:val="decimal"/>
       <w:lvlText w:val="%1."/>
       <w:lvlJc w:val="left"/>
       <w:pPr>
-        <w:ind w:left="720" w:hanging="360"/>
-      </w:pPr>
-    </w:lvl>
-    <w:lvl w:ilvl="1" w:tplc="40090019" w:tentative="1">
+        <w:ind w:left="644" w:hanging="360"/>
+      </w:pPr>
+      <w:rPr>
+        <w:b/>
+        <w:sz w:val="28"/>
+      </w:rPr>
+    </w:lvl>
+    <w:lvl w:ilvl="1" w:tplc="BC743726">
       <w:start w:val="1"/>
       <w:numFmt w:val="lowerLetter"/>
       <w:lvlText w:val="%2."/>
       <w:lvlJc w:val="left"/>
       <w:pPr>
         <w:ind w:left="1440" w:hanging="360"/>
-      </w:pPr>
-    </w:lvl>
-    <w:lvl w:ilvl="2" w:tplc="4009001B" w:tentative="1">
-      <w:start w:val="1"/>
-      <w:numFmt w:val="lowerRoman"/>
-      <w:lvlText w:val="%3."/>
-      <w:lvlJc w:val="right"/>
-      <w:pPr>
-        <w:ind w:left="2160" w:hanging="180"/>
-      </w:pPr>
-    </w:lvl>
-    <w:lvl w:ilvl="3" w:tplc="4009000F" w:tentative="1">
-      <w:start w:val="1"/>
-      <w:numFmt w:val="decimal"/>
-      <w:lvlText w:val="%4."/>
-      <w:lvlJc w:val="left"/>
-      <w:pPr>
-        <w:ind w:left="2880" w:hanging="360"/>
-      </w:pPr>
-    </w:lvl>
-    <w:lvl w:ilvl="4" w:tplc="40090019" w:tentative="1">
-      <w:start w:val="1"/>
-      <w:numFmt w:val="lowerLetter"/>
-      <w:lvlText w:val="%5."/>
-      <w:lvlJc w:val="left"/>
-      <w:pPr>
-        <w:ind w:left="3600" w:hanging="360"/>
-      </w:pPr>
-    </w:lvl>
-    <w:lvl w:ilvl="5" w:tplc="4009001B" w:tentative="1">
-      <w:start w:val="1"/>
-      <w:numFmt w:val="lowerRoman"/>
-      <w:lvlText w:val="%6."/>
-      <w:lvlJc w:val="right"/>
-      <w:pPr>
-        <w:ind w:left="4320" w:hanging="180"/>
-      </w:pPr>
-    </w:lvl>
-    <w:lvl w:ilvl="6" w:tplc="4009000F" w:tentative="1">
-      <w:start w:val="1"/>
-      <w:numFmt w:val="decimal"/>
-      <w:lvlText w:val="%7."/>
-      <w:lvlJc w:val="left"/>
-      <w:pPr>
-        <w:ind w:left="5040" w:hanging="360"/>
-      </w:pPr>
-    </w:lvl>
-    <w:lvl w:ilvl="7" w:tplc="40090019" w:tentative="1">
-      <w:start w:val="1"/>
-      <w:numFmt w:val="lowerLetter"/>
-      <w:lvlText w:val="%8."/>
-      <w:lvlJc w:val="left"/>
-      <w:pPr>
-        <w:ind w:left="5760" w:hanging="360"/>
-      </w:pPr>
-    </w:lvl>
-    <w:lvl w:ilvl="8" w:tplc="4009001B" w:tentative="1">
-      <w:start w:val="1"/>
-      <w:numFmt w:val="lowerRoman"/>
-      <w:lvlText w:val="%9."/>
-      <w:lvlJc w:val="right"/>
-      <w:pPr>
-        <w:ind w:left="6480" w:hanging="180"/>
-      </w:pPr>
-    </w:lvl>
-  </w:abstractNum>
-  <w:abstractNum w:abstractNumId="4" w15:restartNumberingAfterBreak="0">
-    <w:nsid w:val="59375429"/>
-    <w:multiLevelType w:val="hybridMultilevel"/>
-    <w:tmpl w:val="93E67282"/>
-    <w:lvl w:ilvl="0" w:tplc="4CB8B146">
-      <w:start w:val="1"/>
-      <w:numFmt w:val="lowerLetter"/>
-      <w:lvlText w:val="%1."/>
-      <w:lvlJc w:val="left"/>
-      <w:pPr>
-        <w:ind w:left="1364" w:hanging="360"/>
-      </w:pPr>
-      <w:rPr>
-        <w:b/>
-      </w:rPr>
-    </w:lvl>
-    <w:lvl w:ilvl="1" w:tplc="40090019" w:tentative="1">
-      <w:start w:val="1"/>
-      <w:numFmt w:val="lowerLetter"/>
-      <w:lvlText w:val="%2."/>
-      <w:lvlJc w:val="left"/>
-      <w:pPr>
-        <w:ind w:left="2084" w:hanging="360"/>
-      </w:pPr>
-    </w:lvl>
-    <w:lvl w:ilvl="2" w:tplc="4009001B" w:tentative="1">
-      <w:start w:val="1"/>
-      <w:numFmt w:val="lowerRoman"/>
-      <w:lvlText w:val="%3."/>
-      <w:lvlJc w:val="right"/>
-      <w:pPr>
-        <w:ind w:left="2804" w:hanging="180"/>
-      </w:pPr>
-    </w:lvl>
-    <w:lvl w:ilvl="3" w:tplc="4009000F" w:tentative="1">
-      <w:start w:val="1"/>
-      <w:numFmt w:val="decimal"/>
-      <w:lvlText w:val="%4."/>
-      <w:lvlJc w:val="left"/>
-      <w:pPr>
-        <w:ind w:left="3524" w:hanging="360"/>
-      </w:pPr>
-    </w:lvl>
-    <w:lvl w:ilvl="4" w:tplc="40090019" w:tentative="1">
-      <w:start w:val="1"/>
-      <w:numFmt w:val="lowerLetter"/>
-      <w:lvlText w:val="%5."/>
-      <w:lvlJc w:val="left"/>
-      <w:pPr>
-        <w:ind w:left="4244" w:hanging="360"/>
-      </w:pPr>
-    </w:lvl>
-    <w:lvl w:ilvl="5" w:tplc="4009001B" w:tentative="1">
-      <w:start w:val="1"/>
-      <w:numFmt w:val="lowerRoman"/>
-      <w:lvlText w:val="%6."/>
-      <w:lvlJc w:val="right"/>
-      <w:pPr>
-        <w:ind w:left="4964" w:hanging="180"/>
-      </w:pPr>
-    </w:lvl>
-    <w:lvl w:ilvl="6" w:tplc="4009000F" w:tentative="1">
-      <w:start w:val="1"/>
-      <w:numFmt w:val="decimal"/>
-      <w:lvlText w:val="%7."/>
-      <w:lvlJc w:val="left"/>
-      <w:pPr>
-        <w:ind w:left="5684" w:hanging="360"/>
-      </w:pPr>
-    </w:lvl>
-    <w:lvl w:ilvl="7" w:tplc="40090019" w:tentative="1">
-      <w:start w:val="1"/>
-      <w:numFmt w:val="lowerLetter"/>
-      <w:lvlText w:val="%8."/>
-      <w:lvlJc w:val="left"/>
-      <w:pPr>
-        <w:ind w:left="6404" w:hanging="360"/>
-      </w:pPr>
-    </w:lvl>
-    <w:lvl w:ilvl="8" w:tplc="4009001B" w:tentative="1">
-      <w:start w:val="1"/>
-      <w:numFmt w:val="lowerRoman"/>
-      <w:lvlText w:val="%9."/>
-      <w:lvlJc w:val="right"/>
-      <w:pPr>
-        <w:ind w:left="7124" w:hanging="180"/>
-      </w:pPr>
-    </w:lvl>
-  </w:abstractNum>
-  <w:abstractNum w:abstractNumId="5" w15:restartNumberingAfterBreak="0">
-    <w:nsid w:val="5B936CA8"/>
-    <w:multiLevelType w:val="hybridMultilevel"/>
-    <w:tmpl w:val="BB763F70"/>
-    <w:lvl w:ilvl="0" w:tplc="01BA8DBC">
-      <w:start w:val="1"/>
-      <w:numFmt w:val="lowerLetter"/>
-      <w:lvlText w:val="%1."/>
-      <w:lvlJc w:val="left"/>
-      <w:pPr>
-        <w:ind w:left="720" w:hanging="360"/>
-      </w:pPr>
-      <w:rPr>
-        <w:b/>
-        <w:bCs w:val="0"/>
-      </w:rPr>
-    </w:lvl>
-    <w:lvl w:ilvl="1" w:tplc="40090019" w:tentative="1">
-      <w:start w:val="1"/>
-      <w:numFmt w:val="lowerLetter"/>
-      <w:lvlText w:val="%2."/>
-      <w:lvlJc w:val="left"/>
-      <w:pPr>
-        <w:ind w:left="1440" w:hanging="360"/>
-      </w:pPr>
-    </w:lvl>
-    <w:lvl w:ilvl="2" w:tplc="4009001B" w:tentative="1">
-      <w:start w:val="1"/>
-      <w:numFmt w:val="lowerRoman"/>
-      <w:lvlText w:val="%3."/>
-      <w:lvlJc w:val="right"/>
-      <w:pPr>
-        <w:ind w:left="2160" w:hanging="180"/>
-      </w:pPr>
-    </w:lvl>
-    <w:lvl w:ilvl="3" w:tplc="4009000F" w:tentative="1">
-      <w:start w:val="1"/>
-      <w:numFmt w:val="decimal"/>
-      <w:lvlText w:val="%4."/>
-      <w:lvlJc w:val="left"/>
-      <w:pPr>
-        <w:ind w:left="2880" w:hanging="360"/>
-      </w:pPr>
-    </w:lvl>
-    <w:lvl w:ilvl="4" w:tplc="40090019" w:tentative="1">
-      <w:start w:val="1"/>
-      <w:numFmt w:val="lowerLetter"/>
-      <w:lvlText w:val="%5."/>
-      <w:lvlJc w:val="left"/>
-      <w:pPr>
-        <w:ind w:left="3600" w:hanging="360"/>
-      </w:pPr>
-    </w:lvl>
-    <w:lvl w:ilvl="5" w:tplc="4009001B" w:tentative="1">
-      <w:start w:val="1"/>
-      <w:numFmt w:val="lowerRoman"/>
-      <w:lvlText w:val="%6."/>
-      <w:lvlJc w:val="right"/>
-      <w:pPr>
-        <w:ind w:left="4320" w:hanging="180"/>
-      </w:pPr>
-    </w:lvl>
-    <w:lvl w:ilvl="6" w:tplc="4009000F" w:tentative="1">
-      <w:start w:val="1"/>
-      <w:numFmt w:val="decimal"/>
-      <w:lvlText w:val="%7."/>
-      <w:lvlJc w:val="left"/>
-      <w:pPr>
-        <w:ind w:left="5040" w:hanging="360"/>
-      </w:pPr>
-    </w:lvl>
-    <w:lvl w:ilvl="7" w:tplc="40090019" w:tentative="1">
-      <w:start w:val="1"/>
-      <w:numFmt w:val="lowerLetter"/>
-      <w:lvlText w:val="%8."/>
-      <w:lvlJc w:val="left"/>
-      <w:pPr>
-        <w:ind w:left="5760" w:hanging="360"/>
-      </w:pPr>
-    </w:lvl>
-    <w:lvl w:ilvl="8" w:tplc="4009001B" w:tentative="1">
-      <w:start w:val="1"/>
-      <w:numFmt w:val="lowerRoman"/>
-      <w:lvlText w:val="%9."/>
-      <w:lvlJc w:val="right"/>
-      <w:pPr>
-        <w:ind w:left="6480" w:hanging="180"/>
-      </w:pPr>
-    </w:lvl>
-  </w:abstractNum>
-  <w:abstractNum w:abstractNumId="6" w15:restartNumberingAfterBreak="0">
-    <w:nsid w:val="667A1610"/>
-    <w:multiLevelType w:val="hybridMultilevel"/>
-    <w:tmpl w:val="FC947ED8"/>
-    <w:lvl w:ilvl="0" w:tplc="BE10F33A">
-      <w:start w:val="1"/>
-      <w:numFmt w:val="lowerLetter"/>
-      <w:lvlText w:val="%1."/>
-      <w:lvlJc w:val="left"/>
-      <w:pPr>
-        <w:ind w:left="720" w:hanging="360"/>
       </w:pPr>
       <w:rPr>
         <w:b/>
@@ -5150,7 +6764,84 @@
         <w:szCs w:val="22"/>
       </w:rPr>
     </w:lvl>
-    <w:lvl w:ilvl="1" w:tplc="40090019" w:tentative="1">
+    <w:lvl w:ilvl="2" w:tplc="4009001B" w:tentative="1">
+      <w:start w:val="1"/>
+      <w:numFmt w:val="lowerRoman"/>
+      <w:lvlText w:val="%3."/>
+      <w:lvlJc w:val="right"/>
+      <w:pPr>
+        <w:ind w:left="2160" w:hanging="180"/>
+      </w:pPr>
+    </w:lvl>
+    <w:lvl w:ilvl="3" w:tplc="4009000F" w:tentative="1">
+      <w:start w:val="1"/>
+      <w:numFmt w:val="decimal"/>
+      <w:lvlText w:val="%4."/>
+      <w:lvlJc w:val="left"/>
+      <w:pPr>
+        <w:ind w:left="2880" w:hanging="360"/>
+      </w:pPr>
+    </w:lvl>
+    <w:lvl w:ilvl="4" w:tplc="40090019" w:tentative="1">
+      <w:start w:val="1"/>
+      <w:numFmt w:val="lowerLetter"/>
+      <w:lvlText w:val="%5."/>
+      <w:lvlJc w:val="left"/>
+      <w:pPr>
+        <w:ind w:left="3600" w:hanging="360"/>
+      </w:pPr>
+    </w:lvl>
+    <w:lvl w:ilvl="5" w:tplc="4009001B" w:tentative="1">
+      <w:start w:val="1"/>
+      <w:numFmt w:val="lowerRoman"/>
+      <w:lvlText w:val="%6."/>
+      <w:lvlJc w:val="right"/>
+      <w:pPr>
+        <w:ind w:left="4320" w:hanging="180"/>
+      </w:pPr>
+    </w:lvl>
+    <w:lvl w:ilvl="6" w:tplc="4009000F" w:tentative="1">
+      <w:start w:val="1"/>
+      <w:numFmt w:val="decimal"/>
+      <w:lvlText w:val="%7."/>
+      <w:lvlJc w:val="left"/>
+      <w:pPr>
+        <w:ind w:left="5040" w:hanging="360"/>
+      </w:pPr>
+    </w:lvl>
+    <w:lvl w:ilvl="7" w:tplc="40090019" w:tentative="1">
+      <w:start w:val="1"/>
+      <w:numFmt w:val="lowerLetter"/>
+      <w:lvlText w:val="%8."/>
+      <w:lvlJc w:val="left"/>
+      <w:pPr>
+        <w:ind w:left="5760" w:hanging="360"/>
+      </w:pPr>
+    </w:lvl>
+    <w:lvl w:ilvl="8" w:tplc="4009001B" w:tentative="1">
+      <w:start w:val="1"/>
+      <w:numFmt w:val="lowerRoman"/>
+      <w:lvlText w:val="%9."/>
+      <w:lvlJc w:val="right"/>
+      <w:pPr>
+        <w:ind w:left="6480" w:hanging="180"/>
+      </w:pPr>
+    </w:lvl>
+  </w:abstractNum>
+  <w:abstractNum w:abstractNumId="5" w15:restartNumberingAfterBreak="0">
+    <w:nsid w:val="39D731C7"/>
+    <w:multiLevelType w:val="hybridMultilevel"/>
+    <w:tmpl w:val="A5AE8960"/>
+    <w:lvl w:ilvl="0" w:tplc="40090019">
+      <w:start w:val="1"/>
+      <w:numFmt w:val="lowerLetter"/>
+      <w:lvlText w:val="%1."/>
+      <w:lvlJc w:val="left"/>
+      <w:pPr>
+        <w:ind w:left="720" w:hanging="360"/>
+      </w:pPr>
+    </w:lvl>
+    <w:lvl w:ilvl="1" w:tplc="40090019">
       <w:start w:val="1"/>
       <w:numFmt w:val="lowerLetter"/>
       <w:lvlText w:val="%2."/>
@@ -5223,7 +6914,450 @@
       </w:pPr>
     </w:lvl>
   </w:abstractNum>
+  <w:abstractNum w:abstractNumId="6" w15:restartNumberingAfterBreak="0">
+    <w:nsid w:val="3F3D4646"/>
+    <w:multiLevelType w:val="hybridMultilevel"/>
+    <w:tmpl w:val="81EA77F8"/>
+    <w:lvl w:ilvl="0" w:tplc="40090019">
+      <w:start w:val="1"/>
+      <w:numFmt w:val="lowerLetter"/>
+      <w:lvlText w:val="%1."/>
+      <w:lvlJc w:val="left"/>
+      <w:pPr>
+        <w:ind w:left="720" w:hanging="360"/>
+      </w:pPr>
+    </w:lvl>
+    <w:lvl w:ilvl="1" w:tplc="40090019" w:tentative="1">
+      <w:start w:val="1"/>
+      <w:numFmt w:val="lowerLetter"/>
+      <w:lvlText w:val="%2."/>
+      <w:lvlJc w:val="left"/>
+      <w:pPr>
+        <w:ind w:left="1440" w:hanging="360"/>
+      </w:pPr>
+    </w:lvl>
+    <w:lvl w:ilvl="2" w:tplc="4009001B" w:tentative="1">
+      <w:start w:val="1"/>
+      <w:numFmt w:val="lowerRoman"/>
+      <w:lvlText w:val="%3."/>
+      <w:lvlJc w:val="right"/>
+      <w:pPr>
+        <w:ind w:left="2160" w:hanging="180"/>
+      </w:pPr>
+    </w:lvl>
+    <w:lvl w:ilvl="3" w:tplc="4009000F" w:tentative="1">
+      <w:start w:val="1"/>
+      <w:numFmt w:val="decimal"/>
+      <w:lvlText w:val="%4."/>
+      <w:lvlJc w:val="left"/>
+      <w:pPr>
+        <w:ind w:left="2880" w:hanging="360"/>
+      </w:pPr>
+    </w:lvl>
+    <w:lvl w:ilvl="4" w:tplc="40090019" w:tentative="1">
+      <w:start w:val="1"/>
+      <w:numFmt w:val="lowerLetter"/>
+      <w:lvlText w:val="%5."/>
+      <w:lvlJc w:val="left"/>
+      <w:pPr>
+        <w:ind w:left="3600" w:hanging="360"/>
+      </w:pPr>
+    </w:lvl>
+    <w:lvl w:ilvl="5" w:tplc="4009001B" w:tentative="1">
+      <w:start w:val="1"/>
+      <w:numFmt w:val="lowerRoman"/>
+      <w:lvlText w:val="%6."/>
+      <w:lvlJc w:val="right"/>
+      <w:pPr>
+        <w:ind w:left="4320" w:hanging="180"/>
+      </w:pPr>
+    </w:lvl>
+    <w:lvl w:ilvl="6" w:tplc="4009000F" w:tentative="1">
+      <w:start w:val="1"/>
+      <w:numFmt w:val="decimal"/>
+      <w:lvlText w:val="%7."/>
+      <w:lvlJc w:val="left"/>
+      <w:pPr>
+        <w:ind w:left="5040" w:hanging="360"/>
+      </w:pPr>
+    </w:lvl>
+    <w:lvl w:ilvl="7" w:tplc="40090019" w:tentative="1">
+      <w:start w:val="1"/>
+      <w:numFmt w:val="lowerLetter"/>
+      <w:lvlText w:val="%8."/>
+      <w:lvlJc w:val="left"/>
+      <w:pPr>
+        <w:ind w:left="5760" w:hanging="360"/>
+      </w:pPr>
+    </w:lvl>
+    <w:lvl w:ilvl="8" w:tplc="4009001B" w:tentative="1">
+      <w:start w:val="1"/>
+      <w:numFmt w:val="lowerRoman"/>
+      <w:lvlText w:val="%9."/>
+      <w:lvlJc w:val="right"/>
+      <w:pPr>
+        <w:ind w:left="6480" w:hanging="180"/>
+      </w:pPr>
+    </w:lvl>
+  </w:abstractNum>
   <w:abstractNum w:abstractNumId="7" w15:restartNumberingAfterBreak="0">
+    <w:nsid w:val="423F3A47"/>
+    <w:multiLevelType w:val="hybridMultilevel"/>
+    <w:tmpl w:val="056EA06E"/>
+    <w:lvl w:ilvl="0" w:tplc="40090019">
+      <w:start w:val="1"/>
+      <w:numFmt w:val="lowerLetter"/>
+      <w:lvlText w:val="%1."/>
+      <w:lvlJc w:val="left"/>
+      <w:pPr>
+        <w:ind w:left="1080" w:hanging="360"/>
+      </w:pPr>
+    </w:lvl>
+    <w:lvl w:ilvl="1" w:tplc="40090019" w:tentative="1">
+      <w:start w:val="1"/>
+      <w:numFmt w:val="lowerLetter"/>
+      <w:lvlText w:val="%2."/>
+      <w:lvlJc w:val="left"/>
+      <w:pPr>
+        <w:ind w:left="1800" w:hanging="360"/>
+      </w:pPr>
+    </w:lvl>
+    <w:lvl w:ilvl="2" w:tplc="4009001B" w:tentative="1">
+      <w:start w:val="1"/>
+      <w:numFmt w:val="lowerRoman"/>
+      <w:lvlText w:val="%3."/>
+      <w:lvlJc w:val="right"/>
+      <w:pPr>
+        <w:ind w:left="2520" w:hanging="180"/>
+      </w:pPr>
+    </w:lvl>
+    <w:lvl w:ilvl="3" w:tplc="4009000F" w:tentative="1">
+      <w:start w:val="1"/>
+      <w:numFmt w:val="decimal"/>
+      <w:lvlText w:val="%4."/>
+      <w:lvlJc w:val="left"/>
+      <w:pPr>
+        <w:ind w:left="3240" w:hanging="360"/>
+      </w:pPr>
+    </w:lvl>
+    <w:lvl w:ilvl="4" w:tplc="40090019" w:tentative="1">
+      <w:start w:val="1"/>
+      <w:numFmt w:val="lowerLetter"/>
+      <w:lvlText w:val="%5."/>
+      <w:lvlJc w:val="left"/>
+      <w:pPr>
+        <w:ind w:left="3960" w:hanging="360"/>
+      </w:pPr>
+    </w:lvl>
+    <w:lvl w:ilvl="5" w:tplc="4009001B" w:tentative="1">
+      <w:start w:val="1"/>
+      <w:numFmt w:val="lowerRoman"/>
+      <w:lvlText w:val="%6."/>
+      <w:lvlJc w:val="right"/>
+      <w:pPr>
+        <w:ind w:left="4680" w:hanging="180"/>
+      </w:pPr>
+    </w:lvl>
+    <w:lvl w:ilvl="6" w:tplc="4009000F" w:tentative="1">
+      <w:start w:val="1"/>
+      <w:numFmt w:val="decimal"/>
+      <w:lvlText w:val="%7."/>
+      <w:lvlJc w:val="left"/>
+      <w:pPr>
+        <w:ind w:left="5400" w:hanging="360"/>
+      </w:pPr>
+    </w:lvl>
+    <w:lvl w:ilvl="7" w:tplc="40090019" w:tentative="1">
+      <w:start w:val="1"/>
+      <w:numFmt w:val="lowerLetter"/>
+      <w:lvlText w:val="%8."/>
+      <w:lvlJc w:val="left"/>
+      <w:pPr>
+        <w:ind w:left="6120" w:hanging="360"/>
+      </w:pPr>
+    </w:lvl>
+    <w:lvl w:ilvl="8" w:tplc="4009001B" w:tentative="1">
+      <w:start w:val="1"/>
+      <w:numFmt w:val="lowerRoman"/>
+      <w:lvlText w:val="%9."/>
+      <w:lvlJc w:val="right"/>
+      <w:pPr>
+        <w:ind w:left="6840" w:hanging="180"/>
+      </w:pPr>
+    </w:lvl>
+  </w:abstractNum>
+  <w:abstractNum w:abstractNumId="8" w15:restartNumberingAfterBreak="0">
+    <w:nsid w:val="59375429"/>
+    <w:multiLevelType w:val="hybridMultilevel"/>
+    <w:tmpl w:val="93E67282"/>
+    <w:lvl w:ilvl="0" w:tplc="4CB8B146">
+      <w:start w:val="1"/>
+      <w:numFmt w:val="lowerLetter"/>
+      <w:lvlText w:val="%1."/>
+      <w:lvlJc w:val="left"/>
+      <w:pPr>
+        <w:ind w:left="1364" w:hanging="360"/>
+      </w:pPr>
+      <w:rPr>
+        <w:b/>
+      </w:rPr>
+    </w:lvl>
+    <w:lvl w:ilvl="1" w:tplc="40090019" w:tentative="1">
+      <w:start w:val="1"/>
+      <w:numFmt w:val="lowerLetter"/>
+      <w:lvlText w:val="%2."/>
+      <w:lvlJc w:val="left"/>
+      <w:pPr>
+        <w:ind w:left="2084" w:hanging="360"/>
+      </w:pPr>
+    </w:lvl>
+    <w:lvl w:ilvl="2" w:tplc="4009001B" w:tentative="1">
+      <w:start w:val="1"/>
+      <w:numFmt w:val="lowerRoman"/>
+      <w:lvlText w:val="%3."/>
+      <w:lvlJc w:val="right"/>
+      <w:pPr>
+        <w:ind w:left="2804" w:hanging="180"/>
+      </w:pPr>
+    </w:lvl>
+    <w:lvl w:ilvl="3" w:tplc="4009000F" w:tentative="1">
+      <w:start w:val="1"/>
+      <w:numFmt w:val="decimal"/>
+      <w:lvlText w:val="%4."/>
+      <w:lvlJc w:val="left"/>
+      <w:pPr>
+        <w:ind w:left="3524" w:hanging="360"/>
+      </w:pPr>
+    </w:lvl>
+    <w:lvl w:ilvl="4" w:tplc="40090019" w:tentative="1">
+      <w:start w:val="1"/>
+      <w:numFmt w:val="lowerLetter"/>
+      <w:lvlText w:val="%5."/>
+      <w:lvlJc w:val="left"/>
+      <w:pPr>
+        <w:ind w:left="4244" w:hanging="360"/>
+      </w:pPr>
+    </w:lvl>
+    <w:lvl w:ilvl="5" w:tplc="4009001B" w:tentative="1">
+      <w:start w:val="1"/>
+      <w:numFmt w:val="lowerRoman"/>
+      <w:lvlText w:val="%6."/>
+      <w:lvlJc w:val="right"/>
+      <w:pPr>
+        <w:ind w:left="4964" w:hanging="180"/>
+      </w:pPr>
+    </w:lvl>
+    <w:lvl w:ilvl="6" w:tplc="4009000F" w:tentative="1">
+      <w:start w:val="1"/>
+      <w:numFmt w:val="decimal"/>
+      <w:lvlText w:val="%7."/>
+      <w:lvlJc w:val="left"/>
+      <w:pPr>
+        <w:ind w:left="5684" w:hanging="360"/>
+      </w:pPr>
+    </w:lvl>
+    <w:lvl w:ilvl="7" w:tplc="40090019" w:tentative="1">
+      <w:start w:val="1"/>
+      <w:numFmt w:val="lowerLetter"/>
+      <w:lvlText w:val="%8."/>
+      <w:lvlJc w:val="left"/>
+      <w:pPr>
+        <w:ind w:left="6404" w:hanging="360"/>
+      </w:pPr>
+    </w:lvl>
+    <w:lvl w:ilvl="8" w:tplc="4009001B" w:tentative="1">
+      <w:start w:val="1"/>
+      <w:numFmt w:val="lowerRoman"/>
+      <w:lvlText w:val="%9."/>
+      <w:lvlJc w:val="right"/>
+      <w:pPr>
+        <w:ind w:left="7124" w:hanging="180"/>
+      </w:pPr>
+    </w:lvl>
+  </w:abstractNum>
+  <w:abstractNum w:abstractNumId="9" w15:restartNumberingAfterBreak="0">
+    <w:nsid w:val="5B936CA8"/>
+    <w:multiLevelType w:val="hybridMultilevel"/>
+    <w:tmpl w:val="BB763F70"/>
+    <w:lvl w:ilvl="0" w:tplc="01BA8DBC">
+      <w:start w:val="1"/>
+      <w:numFmt w:val="lowerLetter"/>
+      <w:lvlText w:val="%1."/>
+      <w:lvlJc w:val="left"/>
+      <w:pPr>
+        <w:ind w:left="720" w:hanging="360"/>
+      </w:pPr>
+      <w:rPr>
+        <w:b/>
+        <w:bCs w:val="0"/>
+      </w:rPr>
+    </w:lvl>
+    <w:lvl w:ilvl="1" w:tplc="40090019" w:tentative="1">
+      <w:start w:val="1"/>
+      <w:numFmt w:val="lowerLetter"/>
+      <w:lvlText w:val="%2."/>
+      <w:lvlJc w:val="left"/>
+      <w:pPr>
+        <w:ind w:left="1440" w:hanging="360"/>
+      </w:pPr>
+    </w:lvl>
+    <w:lvl w:ilvl="2" w:tplc="4009001B" w:tentative="1">
+      <w:start w:val="1"/>
+      <w:numFmt w:val="lowerRoman"/>
+      <w:lvlText w:val="%3."/>
+      <w:lvlJc w:val="right"/>
+      <w:pPr>
+        <w:ind w:left="2160" w:hanging="180"/>
+      </w:pPr>
+    </w:lvl>
+    <w:lvl w:ilvl="3" w:tplc="4009000F" w:tentative="1">
+      <w:start w:val="1"/>
+      <w:numFmt w:val="decimal"/>
+      <w:lvlText w:val="%4."/>
+      <w:lvlJc w:val="left"/>
+      <w:pPr>
+        <w:ind w:left="2880" w:hanging="360"/>
+      </w:pPr>
+    </w:lvl>
+    <w:lvl w:ilvl="4" w:tplc="40090019" w:tentative="1">
+      <w:start w:val="1"/>
+      <w:numFmt w:val="lowerLetter"/>
+      <w:lvlText w:val="%5."/>
+      <w:lvlJc w:val="left"/>
+      <w:pPr>
+        <w:ind w:left="3600" w:hanging="360"/>
+      </w:pPr>
+    </w:lvl>
+    <w:lvl w:ilvl="5" w:tplc="4009001B" w:tentative="1">
+      <w:start w:val="1"/>
+      <w:numFmt w:val="lowerRoman"/>
+      <w:lvlText w:val="%6."/>
+      <w:lvlJc w:val="right"/>
+      <w:pPr>
+        <w:ind w:left="4320" w:hanging="180"/>
+      </w:pPr>
+    </w:lvl>
+    <w:lvl w:ilvl="6" w:tplc="4009000F" w:tentative="1">
+      <w:start w:val="1"/>
+      <w:numFmt w:val="decimal"/>
+      <w:lvlText w:val="%7."/>
+      <w:lvlJc w:val="left"/>
+      <w:pPr>
+        <w:ind w:left="5040" w:hanging="360"/>
+      </w:pPr>
+    </w:lvl>
+    <w:lvl w:ilvl="7" w:tplc="40090019" w:tentative="1">
+      <w:start w:val="1"/>
+      <w:numFmt w:val="lowerLetter"/>
+      <w:lvlText w:val="%8."/>
+      <w:lvlJc w:val="left"/>
+      <w:pPr>
+        <w:ind w:left="5760" w:hanging="360"/>
+      </w:pPr>
+    </w:lvl>
+    <w:lvl w:ilvl="8" w:tplc="4009001B" w:tentative="1">
+      <w:start w:val="1"/>
+      <w:numFmt w:val="lowerRoman"/>
+      <w:lvlText w:val="%9."/>
+      <w:lvlJc w:val="right"/>
+      <w:pPr>
+        <w:ind w:left="6480" w:hanging="180"/>
+      </w:pPr>
+    </w:lvl>
+  </w:abstractNum>
+  <w:abstractNum w:abstractNumId="10" w15:restartNumberingAfterBreak="0">
+    <w:nsid w:val="667A1610"/>
+    <w:multiLevelType w:val="hybridMultilevel"/>
+    <w:tmpl w:val="FC947ED8"/>
+    <w:lvl w:ilvl="0" w:tplc="BE10F33A">
+      <w:start w:val="1"/>
+      <w:numFmt w:val="lowerLetter"/>
+      <w:lvlText w:val="%1."/>
+      <w:lvlJc w:val="left"/>
+      <w:pPr>
+        <w:ind w:left="720" w:hanging="360"/>
+      </w:pPr>
+      <w:rPr>
+        <w:b/>
+        <w:bCs/>
+        <w:sz w:val="22"/>
+        <w:szCs w:val="22"/>
+      </w:rPr>
+    </w:lvl>
+    <w:lvl w:ilvl="1" w:tplc="40090019" w:tentative="1">
+      <w:start w:val="1"/>
+      <w:numFmt w:val="lowerLetter"/>
+      <w:lvlText w:val="%2."/>
+      <w:lvlJc w:val="left"/>
+      <w:pPr>
+        <w:ind w:left="1440" w:hanging="360"/>
+      </w:pPr>
+    </w:lvl>
+    <w:lvl w:ilvl="2" w:tplc="4009001B" w:tentative="1">
+      <w:start w:val="1"/>
+      <w:numFmt w:val="lowerRoman"/>
+      <w:lvlText w:val="%3."/>
+      <w:lvlJc w:val="right"/>
+      <w:pPr>
+        <w:ind w:left="2160" w:hanging="180"/>
+      </w:pPr>
+    </w:lvl>
+    <w:lvl w:ilvl="3" w:tplc="4009000F" w:tentative="1">
+      <w:start w:val="1"/>
+      <w:numFmt w:val="decimal"/>
+      <w:lvlText w:val="%4."/>
+      <w:lvlJc w:val="left"/>
+      <w:pPr>
+        <w:ind w:left="2880" w:hanging="360"/>
+      </w:pPr>
+    </w:lvl>
+    <w:lvl w:ilvl="4" w:tplc="40090019" w:tentative="1">
+      <w:start w:val="1"/>
+      <w:numFmt w:val="lowerLetter"/>
+      <w:lvlText w:val="%5."/>
+      <w:lvlJc w:val="left"/>
+      <w:pPr>
+        <w:ind w:left="3600" w:hanging="360"/>
+      </w:pPr>
+    </w:lvl>
+    <w:lvl w:ilvl="5" w:tplc="4009001B" w:tentative="1">
+      <w:start w:val="1"/>
+      <w:numFmt w:val="lowerRoman"/>
+      <w:lvlText w:val="%6."/>
+      <w:lvlJc w:val="right"/>
+      <w:pPr>
+        <w:ind w:left="4320" w:hanging="180"/>
+      </w:pPr>
+    </w:lvl>
+    <w:lvl w:ilvl="6" w:tplc="4009000F" w:tentative="1">
+      <w:start w:val="1"/>
+      <w:numFmt w:val="decimal"/>
+      <w:lvlText w:val="%7."/>
+      <w:lvlJc w:val="left"/>
+      <w:pPr>
+        <w:ind w:left="5040" w:hanging="360"/>
+      </w:pPr>
+    </w:lvl>
+    <w:lvl w:ilvl="7" w:tplc="40090019" w:tentative="1">
+      <w:start w:val="1"/>
+      <w:numFmt w:val="lowerLetter"/>
+      <w:lvlText w:val="%8."/>
+      <w:lvlJc w:val="left"/>
+      <w:pPr>
+        <w:ind w:left="5760" w:hanging="360"/>
+      </w:pPr>
+    </w:lvl>
+    <w:lvl w:ilvl="8" w:tplc="4009001B" w:tentative="1">
+      <w:start w:val="1"/>
+      <w:numFmt w:val="lowerRoman"/>
+      <w:lvlText w:val="%9."/>
+      <w:lvlJc w:val="right"/>
+      <w:pPr>
+        <w:ind w:left="6480" w:hanging="180"/>
+      </w:pPr>
+    </w:lvl>
+  </w:abstractNum>
+  <w:abstractNum w:abstractNumId="11" w15:restartNumberingAfterBreak="0">
     <w:nsid w:val="6A076A00"/>
     <w:multiLevelType w:val="hybridMultilevel"/>
     <w:tmpl w:val="397212C4"/>
@@ -5315,7 +7449,7 @@
       </w:pPr>
     </w:lvl>
   </w:abstractNum>
-  <w:abstractNum w:abstractNumId="8" w15:restartNumberingAfterBreak="0">
+  <w:abstractNum w:abstractNumId="12" w15:restartNumberingAfterBreak="0">
     <w:nsid w:val="6C066142"/>
     <w:multiLevelType w:val="hybridMultilevel"/>
     <w:tmpl w:val="091265EE"/>
@@ -5407,32 +7541,230 @@
       </w:pPr>
     </w:lvl>
   </w:abstractNum>
+  <w:abstractNum w:abstractNumId="13" w15:restartNumberingAfterBreak="0">
+    <w:nsid w:val="6DEB2A05"/>
+    <w:multiLevelType w:val="hybridMultilevel"/>
+    <w:tmpl w:val="A5E27A8C"/>
+    <w:lvl w:ilvl="0" w:tplc="C4F6B50C">
+      <w:start w:val="1"/>
+      <w:numFmt w:val="lowerLetter"/>
+      <w:lvlText w:val="%1."/>
+      <w:lvlJc w:val="left"/>
+      <w:pPr>
+        <w:ind w:left="720" w:hanging="360"/>
+      </w:pPr>
+      <w:rPr>
+        <w:b w:val="0"/>
+        <w:bCs w:val="0"/>
+      </w:rPr>
+    </w:lvl>
+    <w:lvl w:ilvl="1" w:tplc="40090019" w:tentative="1">
+      <w:start w:val="1"/>
+      <w:numFmt w:val="lowerLetter"/>
+      <w:lvlText w:val="%2."/>
+      <w:lvlJc w:val="left"/>
+      <w:pPr>
+        <w:ind w:left="1440" w:hanging="360"/>
+      </w:pPr>
+    </w:lvl>
+    <w:lvl w:ilvl="2" w:tplc="4009001B" w:tentative="1">
+      <w:start w:val="1"/>
+      <w:numFmt w:val="lowerRoman"/>
+      <w:lvlText w:val="%3."/>
+      <w:lvlJc w:val="right"/>
+      <w:pPr>
+        <w:ind w:left="2160" w:hanging="180"/>
+      </w:pPr>
+    </w:lvl>
+    <w:lvl w:ilvl="3" w:tplc="4009000F" w:tentative="1">
+      <w:start w:val="1"/>
+      <w:numFmt w:val="decimal"/>
+      <w:lvlText w:val="%4."/>
+      <w:lvlJc w:val="left"/>
+      <w:pPr>
+        <w:ind w:left="2880" w:hanging="360"/>
+      </w:pPr>
+    </w:lvl>
+    <w:lvl w:ilvl="4" w:tplc="40090019" w:tentative="1">
+      <w:start w:val="1"/>
+      <w:numFmt w:val="lowerLetter"/>
+      <w:lvlText w:val="%5."/>
+      <w:lvlJc w:val="left"/>
+      <w:pPr>
+        <w:ind w:left="3600" w:hanging="360"/>
+      </w:pPr>
+    </w:lvl>
+    <w:lvl w:ilvl="5" w:tplc="4009001B" w:tentative="1">
+      <w:start w:val="1"/>
+      <w:numFmt w:val="lowerRoman"/>
+      <w:lvlText w:val="%6."/>
+      <w:lvlJc w:val="right"/>
+      <w:pPr>
+        <w:ind w:left="4320" w:hanging="180"/>
+      </w:pPr>
+    </w:lvl>
+    <w:lvl w:ilvl="6" w:tplc="4009000F" w:tentative="1">
+      <w:start w:val="1"/>
+      <w:numFmt w:val="decimal"/>
+      <w:lvlText w:val="%7."/>
+      <w:lvlJc w:val="left"/>
+      <w:pPr>
+        <w:ind w:left="5040" w:hanging="360"/>
+      </w:pPr>
+    </w:lvl>
+    <w:lvl w:ilvl="7" w:tplc="40090019" w:tentative="1">
+      <w:start w:val="1"/>
+      <w:numFmt w:val="lowerLetter"/>
+      <w:lvlText w:val="%8."/>
+      <w:lvlJc w:val="left"/>
+      <w:pPr>
+        <w:ind w:left="5760" w:hanging="360"/>
+      </w:pPr>
+    </w:lvl>
+    <w:lvl w:ilvl="8" w:tplc="4009001B" w:tentative="1">
+      <w:start w:val="1"/>
+      <w:numFmt w:val="lowerRoman"/>
+      <w:lvlText w:val="%9."/>
+      <w:lvlJc w:val="right"/>
+      <w:pPr>
+        <w:ind w:left="6480" w:hanging="180"/>
+      </w:pPr>
+    </w:lvl>
+  </w:abstractNum>
+  <w:abstractNum w:abstractNumId="14" w15:restartNumberingAfterBreak="0">
+    <w:nsid w:val="74397340"/>
+    <w:multiLevelType w:val="hybridMultilevel"/>
+    <w:tmpl w:val="A50C4012"/>
+    <w:lvl w:ilvl="0" w:tplc="69E87856">
+      <w:start w:val="1"/>
+      <w:numFmt w:val="lowerLetter"/>
+      <w:lvlText w:val="%1."/>
+      <w:lvlJc w:val="left"/>
+      <w:pPr>
+        <w:ind w:left="720" w:hanging="360"/>
+      </w:pPr>
+      <w:rPr>
+        <w:b/>
+        <w:bCs/>
+      </w:rPr>
+    </w:lvl>
+    <w:lvl w:ilvl="1" w:tplc="40090019" w:tentative="1">
+      <w:start w:val="1"/>
+      <w:numFmt w:val="lowerLetter"/>
+      <w:lvlText w:val="%2."/>
+      <w:lvlJc w:val="left"/>
+      <w:pPr>
+        <w:ind w:left="1440" w:hanging="360"/>
+      </w:pPr>
+    </w:lvl>
+    <w:lvl w:ilvl="2" w:tplc="4009001B" w:tentative="1">
+      <w:start w:val="1"/>
+      <w:numFmt w:val="lowerRoman"/>
+      <w:lvlText w:val="%3."/>
+      <w:lvlJc w:val="right"/>
+      <w:pPr>
+        <w:ind w:left="2160" w:hanging="180"/>
+      </w:pPr>
+    </w:lvl>
+    <w:lvl w:ilvl="3" w:tplc="4009000F" w:tentative="1">
+      <w:start w:val="1"/>
+      <w:numFmt w:val="decimal"/>
+      <w:lvlText w:val="%4."/>
+      <w:lvlJc w:val="left"/>
+      <w:pPr>
+        <w:ind w:left="2880" w:hanging="360"/>
+      </w:pPr>
+    </w:lvl>
+    <w:lvl w:ilvl="4" w:tplc="40090019" w:tentative="1">
+      <w:start w:val="1"/>
+      <w:numFmt w:val="lowerLetter"/>
+      <w:lvlText w:val="%5."/>
+      <w:lvlJc w:val="left"/>
+      <w:pPr>
+        <w:ind w:left="3600" w:hanging="360"/>
+      </w:pPr>
+    </w:lvl>
+    <w:lvl w:ilvl="5" w:tplc="4009001B" w:tentative="1">
+      <w:start w:val="1"/>
+      <w:numFmt w:val="lowerRoman"/>
+      <w:lvlText w:val="%6."/>
+      <w:lvlJc w:val="right"/>
+      <w:pPr>
+        <w:ind w:left="4320" w:hanging="180"/>
+      </w:pPr>
+    </w:lvl>
+    <w:lvl w:ilvl="6" w:tplc="4009000F" w:tentative="1">
+      <w:start w:val="1"/>
+      <w:numFmt w:val="decimal"/>
+      <w:lvlText w:val="%7."/>
+      <w:lvlJc w:val="left"/>
+      <w:pPr>
+        <w:ind w:left="5040" w:hanging="360"/>
+      </w:pPr>
+    </w:lvl>
+    <w:lvl w:ilvl="7" w:tplc="40090019" w:tentative="1">
+      <w:start w:val="1"/>
+      <w:numFmt w:val="lowerLetter"/>
+      <w:lvlText w:val="%8."/>
+      <w:lvlJc w:val="left"/>
+      <w:pPr>
+        <w:ind w:left="5760" w:hanging="360"/>
+      </w:pPr>
+    </w:lvl>
+    <w:lvl w:ilvl="8" w:tplc="4009001B" w:tentative="1">
+      <w:start w:val="1"/>
+      <w:numFmt w:val="lowerRoman"/>
+      <w:lvlText w:val="%9."/>
+      <w:lvlJc w:val="right"/>
+      <w:pPr>
+        <w:ind w:left="6480" w:hanging="180"/>
+      </w:pPr>
+    </w:lvl>
+  </w:abstractNum>
   <w:num w:numId="1" w16cid:durableId="2111965803">
-    <w:abstractNumId w:val="2"/>
+    <w:abstractNumId w:val="4"/>
   </w:num>
   <w:num w:numId="2" w16cid:durableId="475073722">
     <w:abstractNumId w:val="0"/>
   </w:num>
   <w:num w:numId="3" w16cid:durableId="1547909300">
-    <w:abstractNumId w:val="4"/>
+    <w:abstractNumId w:val="8"/>
   </w:num>
   <w:num w:numId="4" w16cid:durableId="1503885995">
+    <w:abstractNumId w:val="2"/>
+  </w:num>
+  <w:num w:numId="5" w16cid:durableId="773019667">
+    <w:abstractNumId w:val="6"/>
+  </w:num>
+  <w:num w:numId="6" w16cid:durableId="36708521">
+    <w:abstractNumId w:val="9"/>
+  </w:num>
+  <w:num w:numId="7" w16cid:durableId="1308970845">
+    <w:abstractNumId w:val="12"/>
+  </w:num>
+  <w:num w:numId="8" w16cid:durableId="2147236653">
+    <w:abstractNumId w:val="11"/>
+  </w:num>
+  <w:num w:numId="9" w16cid:durableId="1843156553">
+    <w:abstractNumId w:val="10"/>
+  </w:num>
+  <w:num w:numId="10" w16cid:durableId="1143617436">
+    <w:abstractNumId w:val="3"/>
+  </w:num>
+  <w:num w:numId="11" w16cid:durableId="1845047512">
     <w:abstractNumId w:val="1"/>
   </w:num>
-  <w:num w:numId="5" w16cid:durableId="773019667">
-    <w:abstractNumId w:val="3"/>
+  <w:num w:numId="12" w16cid:durableId="2071882063">
+    <w:abstractNumId w:val="7"/>
   </w:num>
-  <w:num w:numId="6" w16cid:durableId="36708521">
+  <w:num w:numId="13" w16cid:durableId="11690765">
     <w:abstractNumId w:val="5"/>
   </w:num>
-  <w:num w:numId="7" w16cid:durableId="1308970845">
-    <w:abstractNumId w:val="8"/>
+  <w:num w:numId="14" w16cid:durableId="1769933062">
+    <w:abstractNumId w:val="13"/>
   </w:num>
-  <w:num w:numId="8" w16cid:durableId="2147236653">
-    <w:abstractNumId w:val="7"/>
-  </w:num>
-  <w:num w:numId="9" w16cid:durableId="1843156553">
-    <w:abstractNumId w:val="6"/>
+  <w:num w:numId="15" w16cid:durableId="577327829">
+    <w:abstractNumId w:val="14"/>
   </w:num>
 </w:numbering>
 </file>

--- a/Power Bi/Power Bi Notes.docx
+++ b/Power Bi/Power Bi Notes.docx
@@ -424,27 +424,7 @@
           <w:u w:val="single"/>
           <w:lang w:val="en-US"/>
         </w:rPr>
-        <w:t>([Content</w:t>
-      </w:r>
-      <w:proofErr w:type="gramStart"/>
-      <w:r>
-        <w:rPr>
-          <w:b/>
-          <w:bCs/>
-          <w:u w:val="single"/>
-          <w:lang w:val="en-US"/>
-        </w:rPr>
-        <w:t>],true</w:t>
-      </w:r>
-      <w:proofErr w:type="gramEnd"/>
-      <w:r>
-        <w:rPr>
-          <w:b/>
-          <w:bCs/>
-          <w:u w:val="single"/>
-          <w:lang w:val="en-US"/>
-        </w:rPr>
-        <w:t>)</w:t>
+        <w:t>([Content],true)</w:t>
       </w:r>
       <w:r>
         <w:rPr>
@@ -485,21 +465,7 @@
         <w:rPr>
           <w:lang w:val="en-US"/>
         </w:rPr>
-        <w:t>([Content</w:t>
-      </w:r>
-      <w:proofErr w:type="gramStart"/>
-      <w:r>
-        <w:rPr>
-          <w:lang w:val="en-US"/>
-        </w:rPr>
-        <w:t>],true</w:t>
-      </w:r>
-      <w:proofErr w:type="gramEnd"/>
-      <w:r>
-        <w:rPr>
-          <w:lang w:val="en-US"/>
-        </w:rPr>
-        <w:t>)</w:t>
+        <w:t>([Content],true)</w:t>
       </w:r>
     </w:p>
     <w:p>
@@ -789,21 +755,7 @@
         <w:rPr>
           <w:lang w:val="en-US"/>
         </w:rPr>
-        <w:t xml:space="preserve">In the Power Query </w:t>
-      </w:r>
-      <w:proofErr w:type="gramStart"/>
-      <w:r>
-        <w:rPr>
-          <w:lang w:val="en-US"/>
-        </w:rPr>
-        <w:t>Editor</w:t>
-      </w:r>
-      <w:proofErr w:type="gramEnd"/>
-      <w:r>
-        <w:rPr>
-          <w:lang w:val="en-US"/>
-        </w:rPr>
-        <w:t xml:space="preserve"> we can only see </w:t>
+        <w:t xml:space="preserve">In the Power Query Editor we can only see </w:t>
       </w:r>
       <w:r>
         <w:rPr>
@@ -940,17 +892,7 @@
           <w:highlight w:val="yellow"/>
           <w:lang w:val="en-US"/>
         </w:rPr>
-        <w:t xml:space="preserve">Data </w:t>
-      </w:r>
-      <w:proofErr w:type="gramStart"/>
-      <w:r>
-        <w:rPr>
-          <w:b/>
-          <w:bCs/>
-          <w:highlight w:val="yellow"/>
-          <w:lang w:val="en-US"/>
-        </w:rPr>
-        <w:t>Profiling</w:t>
+        <w:t>Data Profiling</w:t>
       </w:r>
       <w:r>
         <w:rPr>
@@ -960,7 +902,6 @@
         </w:rPr>
         <w:t xml:space="preserve"> :</w:t>
       </w:r>
-      <w:proofErr w:type="gramEnd"/>
       <w:r>
         <w:rPr>
           <w:b/>
@@ -970,19 +911,11 @@
         </w:rPr>
         <w:t xml:space="preserve"> </w:t>
       </w:r>
-      <w:proofErr w:type="gramStart"/>
-      <w:r>
-        <w:rPr>
-          <w:lang w:val="en-US"/>
-        </w:rPr>
-        <w:t>Also</w:t>
-      </w:r>
-      <w:proofErr w:type="gramEnd"/>
-      <w:r>
-        <w:rPr>
-          <w:lang w:val="en-US"/>
-        </w:rPr>
-        <w:t xml:space="preserve"> Data profiling is the process by which we get to know the Quality of data </w:t>
+      <w:r>
+        <w:rPr>
+          <w:lang w:val="en-US"/>
+        </w:rPr>
+        <w:t xml:space="preserve">Also Data profiling is the process by which we get to know the Quality of data </w:t>
       </w:r>
       <w:r>
         <w:rPr>
@@ -1174,35 +1107,7 @@
         <w:rPr>
           <w:lang w:val="en-US"/>
         </w:rPr>
-        <w:t xml:space="preserve">” because we are not going to perform any aggregate functions on this &amp; keeping in text makes it searchable </w:t>
-      </w:r>
-      <w:proofErr w:type="gramStart"/>
-      <w:r>
-        <w:rPr>
-          <w:lang w:val="en-US"/>
-        </w:rPr>
-        <w:t>In</w:t>
-      </w:r>
-      <w:proofErr w:type="gramEnd"/>
-      <w:r>
-        <w:rPr>
-          <w:lang w:val="en-US"/>
-        </w:rPr>
-        <w:t xml:space="preserve"> </w:t>
-      </w:r>
-      <w:proofErr w:type="gramStart"/>
-      <w:r>
-        <w:rPr>
-          <w:lang w:val="en-US"/>
-        </w:rPr>
-        <w:t>these case text</w:t>
-      </w:r>
-      <w:proofErr w:type="gramEnd"/>
-      <w:r>
-        <w:rPr>
-          <w:lang w:val="en-US"/>
-        </w:rPr>
-        <w:t xml:space="preserve"> is more efficient than number</w:t>
+        <w:t>” because we are not going to perform any aggregate functions on this &amp; keeping in text makes it searchable In these case text is more efficient than number</w:t>
       </w:r>
       <w:r>
         <w:rPr>
@@ -1576,21 +1481,7 @@
         <w:rPr>
           <w:lang w:val="en-US"/>
         </w:rPr>
-        <w:t xml:space="preserve">Duplicate: When we Duplicate a </w:t>
-      </w:r>
-      <w:proofErr w:type="gramStart"/>
-      <w:r>
-        <w:rPr>
-          <w:lang w:val="en-US"/>
-        </w:rPr>
-        <w:t>Table</w:t>
-      </w:r>
-      <w:proofErr w:type="gramEnd"/>
-      <w:r>
-        <w:rPr>
-          <w:lang w:val="en-US"/>
-        </w:rPr>
-        <w:t xml:space="preserve"> it becomes independent of the Original Data/Table</w:t>
+        <w:t>Duplicate: When we Duplicate a Table it becomes independent of the Original Data/Table</w:t>
       </w:r>
     </w:p>
     <w:p>
@@ -2877,21 +2768,7 @@
         <w:rPr>
           <w:lang w:val="en-US"/>
         </w:rPr>
-        <w:t xml:space="preserve"> like one can filter Many but many </w:t>
-      </w:r>
-      <w:proofErr w:type="gramStart"/>
-      <w:r>
-        <w:rPr>
-          <w:lang w:val="en-US"/>
-        </w:rPr>
-        <w:t>cant</w:t>
-      </w:r>
-      <w:proofErr w:type="gramEnd"/>
-      <w:r>
-        <w:rPr>
-          <w:lang w:val="en-US"/>
-        </w:rPr>
-        <w:t xml:space="preserve"> filter one</w:t>
+        <w:t xml:space="preserve"> like one can filter Many but many cant filter one</w:t>
       </w:r>
     </w:p>
     <w:p>
@@ -3692,45 +3569,16 @@
           <w:szCs w:val="28"/>
           <w:lang w:val="en-US"/>
         </w:rPr>
-        <w:t xml:space="preserve">To activate this </w:t>
-      </w:r>
-      <w:proofErr w:type="gramStart"/>
-      <w:r>
-        <w:rPr>
-          <w:bCs/>
-          <w:szCs w:val="28"/>
-          <w:lang w:val="en-US"/>
-        </w:rPr>
-        <w:t>relationship</w:t>
-      </w:r>
-      <w:proofErr w:type="gramEnd"/>
-      <w:r>
-        <w:rPr>
-          <w:bCs/>
-          <w:szCs w:val="28"/>
-          <w:lang w:val="en-US"/>
-        </w:rPr>
-        <w:t xml:space="preserve"> we make use of </w:t>
-      </w:r>
-      <w:proofErr w:type="gramStart"/>
-      <w:r>
-        <w:rPr>
-          <w:b/>
-          <w:bCs/>
-          <w:szCs w:val="28"/>
-          <w:lang w:val="en-US"/>
-        </w:rPr>
-        <w:t>USERELATIONSHIP(</w:t>
-      </w:r>
-      <w:proofErr w:type="gramEnd"/>
-      <w:r>
-        <w:rPr>
-          <w:b/>
-          <w:bCs/>
-          <w:szCs w:val="28"/>
-          <w:lang w:val="en-US"/>
-        </w:rPr>
-        <w:t>)</w:t>
+        <w:t xml:space="preserve">To activate this relationship we make use of </w:t>
+      </w:r>
+      <w:r>
+        <w:rPr>
+          <w:b/>
+          <w:bCs/>
+          <w:szCs w:val="28"/>
+          <w:lang w:val="en-US"/>
+        </w:rPr>
+        <w:t>USERELATIONSHIP()</w:t>
       </w:r>
     </w:p>
     <w:p>
@@ -3756,25 +3604,7 @@
           <w:szCs w:val="28"/>
           <w:lang w:val="en-US"/>
         </w:rPr>
-        <w:t xml:space="preserve"> To establish a relation on Return Date with our Date Table that is 2 relationships we make use of </w:t>
-      </w:r>
-      <w:proofErr w:type="gramStart"/>
-      <w:r>
-        <w:rPr>
-          <w:bCs/>
-          <w:szCs w:val="28"/>
-          <w:lang w:val="en-US"/>
-        </w:rPr>
-        <w:t>USERELATIONSHIP(</w:t>
-      </w:r>
-      <w:proofErr w:type="gramEnd"/>
-      <w:r>
-        <w:rPr>
-          <w:bCs/>
-          <w:szCs w:val="28"/>
-          <w:lang w:val="en-US"/>
-        </w:rPr>
-        <w:t>)</w:t>
+        <w:t xml:space="preserve"> To establish a relation on Return Date with our Date Table that is 2 relationships we make use of USERELATIONSHIP()</w:t>
       </w:r>
     </w:p>
     <w:p>
@@ -4038,27 +3868,13 @@
         <w:rPr>
           <w:lang w:val="en-US"/>
         </w:rPr>
-        <w:t xml:space="preserve">Slicer </w:t>
-      </w:r>
-      <w:proofErr w:type="gramStart"/>
-      <w:r>
-        <w:rPr>
-          <w:lang w:val="en-US"/>
-        </w:rPr>
-        <w:t>in its</w:t>
-      </w:r>
-      <w:r>
-        <w:rPr>
-          <w:lang w:val="en-US"/>
-        </w:rPr>
-        <w:t>elf a</w:t>
-      </w:r>
-      <w:proofErr w:type="gramEnd"/>
-      <w:r>
-        <w:rPr>
-          <w:lang w:val="en-US"/>
-        </w:rPr>
-        <w:t xml:space="preserve"> visual</w:t>
+        <w:t>Slicer in its</w:t>
+      </w:r>
+      <w:r>
+        <w:rPr>
+          <w:lang w:val="en-US"/>
+        </w:rPr>
+        <w:t>elf a visual</w:t>
       </w:r>
       <w:r>
         <w:rPr>
@@ -4101,21 +3917,7 @@
         <w:rPr>
           <w:lang w:val="en-US"/>
         </w:rPr>
-        <w:t xml:space="preserve">Then we have </w:t>
-      </w:r>
-      <w:proofErr w:type="gramStart"/>
-      <w:r>
-        <w:rPr>
-          <w:lang w:val="en-US"/>
-        </w:rPr>
-        <w:t>Filters :</w:t>
-      </w:r>
-      <w:proofErr w:type="gramEnd"/>
-      <w:r>
-        <w:rPr>
-          <w:lang w:val="en-US"/>
-        </w:rPr>
-        <w:t xml:space="preserve"> Filter on this visual, on this page, on all pages</w:t>
+        <w:t>Then we have Filters : Filter on this visual, on this page, on all pages</w:t>
       </w:r>
     </w:p>
     <w:p>
@@ -4152,21 +3954,7 @@
         <w:rPr>
           <w:lang w:val="en-US"/>
         </w:rPr>
-        <w:t xml:space="preserve"> </w:t>
-      </w:r>
-      <w:proofErr w:type="gramStart"/>
-      <w:r>
-        <w:rPr>
-          <w:lang w:val="en-US"/>
-        </w:rPr>
-        <w:t>others</w:t>
-      </w:r>
-      <w:proofErr w:type="gramEnd"/>
-      <w:r>
-        <w:rPr>
-          <w:lang w:val="en-US"/>
-        </w:rPr>
-        <w:t xml:space="preserve"> visuals by E</w:t>
+        <w:t xml:space="preserve"> others visuals by E</w:t>
       </w:r>
       <w:r>
         <w:rPr>
@@ -4321,21 +4109,7 @@
         <w:rPr>
           <w:lang w:val="en-US"/>
         </w:rPr>
-        <w:t xml:space="preserve">If we </w:t>
-      </w:r>
-      <w:proofErr w:type="gramStart"/>
-      <w:r>
-        <w:rPr>
-          <w:lang w:val="en-US"/>
-        </w:rPr>
-        <w:t>have to</w:t>
-      </w:r>
-      <w:proofErr w:type="gramEnd"/>
-      <w:r>
-        <w:rPr>
-          <w:lang w:val="en-US"/>
-        </w:rPr>
-        <w:t xml:space="preserve"> find </w:t>
+        <w:t xml:space="preserve">If we have to find </w:t>
       </w:r>
       <w:r>
         <w:rPr>
@@ -4419,21 +4193,7 @@
         <w:rPr>
           <w:lang w:val="en-US"/>
         </w:rPr>
-        <w:t xml:space="preserve">Monthly sales </w:t>
-      </w:r>
-      <w:proofErr w:type="gramStart"/>
-      <w:r>
-        <w:rPr>
-          <w:lang w:val="en-US"/>
-        </w:rPr>
-        <w:t>trending</w:t>
-      </w:r>
-      <w:proofErr w:type="gramEnd"/>
-      <w:r>
-        <w:rPr>
-          <w:lang w:val="en-US"/>
-        </w:rPr>
-        <w:t xml:space="preserve"> over time </w:t>
+        <w:t xml:space="preserve">Monthly sales trending over time </w:t>
       </w:r>
       <w:r>
         <w:rPr>
@@ -4743,21 +4503,7 @@
         <w:rPr>
           <w:lang w:val="en-US"/>
         </w:rPr>
-        <w:t xml:space="preserve">Native Query Supports SQL server and other </w:t>
-      </w:r>
-      <w:proofErr w:type="gramStart"/>
-      <w:r>
-        <w:rPr>
-          <w:lang w:val="en-US"/>
-        </w:rPr>
-        <w:t>Databases</w:t>
-      </w:r>
-      <w:proofErr w:type="gramEnd"/>
-      <w:r>
-        <w:rPr>
-          <w:lang w:val="en-US"/>
-        </w:rPr>
-        <w:t xml:space="preserve"> but it does not support Excel files as View</w:t>
+        <w:t>Native Query Supports SQL server and other Databases but it does not support Excel files as View</w:t>
       </w:r>
       <w:r>
         <w:rPr>
@@ -4786,21 +4532,7 @@
         <w:rPr>
           <w:lang w:val="en-US"/>
         </w:rPr>
-        <w:t xml:space="preserve">What </w:t>
-      </w:r>
-      <w:proofErr w:type="gramStart"/>
-      <w:r>
-        <w:rPr>
-          <w:lang w:val="en-US"/>
-        </w:rPr>
-        <w:t>all transformations does</w:t>
-      </w:r>
-      <w:proofErr w:type="gramEnd"/>
-      <w:r>
-        <w:rPr>
-          <w:lang w:val="en-US"/>
-        </w:rPr>
-        <w:t xml:space="preserve"> Query Folding // Native Query supports: </w:t>
+        <w:t xml:space="preserve">What all transformations does Query Folding // Native Query supports: </w:t>
       </w:r>
       <w:r>
         <w:rPr>
@@ -4871,35 +4603,7 @@
         <w:rPr>
           <w:lang w:val="en-US"/>
         </w:rPr>
-        <w:t xml:space="preserve">, if the table are from same </w:t>
-      </w:r>
-      <w:proofErr w:type="gramStart"/>
-      <w:r>
-        <w:rPr>
-          <w:lang w:val="en-US"/>
-        </w:rPr>
-        <w:t>source</w:t>
-      </w:r>
-      <w:proofErr w:type="gramEnd"/>
-      <w:r>
-        <w:rPr>
-          <w:lang w:val="en-US"/>
-        </w:rPr>
-        <w:t xml:space="preserve"> then </w:t>
-      </w:r>
-      <w:proofErr w:type="gramStart"/>
-      <w:r>
-        <w:rPr>
-          <w:lang w:val="en-US"/>
-        </w:rPr>
-        <w:t>yes</w:t>
-      </w:r>
-      <w:proofErr w:type="gramEnd"/>
-      <w:r>
-        <w:rPr>
-          <w:lang w:val="en-US"/>
-        </w:rPr>
-        <w:t xml:space="preserve"> it will support if not then it will not support</w:t>
+        <w:t>, if the table are from same source then yes it will support if not then it will not support</w:t>
       </w:r>
     </w:p>
     <w:p>
@@ -4945,16 +4649,8 @@
         <w:rPr>
           <w:lang w:val="en-US"/>
         </w:rPr>
-        <w:t xml:space="preserve">Supports </w:t>
-      </w:r>
-      <w:proofErr w:type="gramStart"/>
-      <w:r>
-        <w:rPr>
-          <w:lang w:val="en-US"/>
-        </w:rPr>
-        <w:t>joins</w:t>
-      </w:r>
-      <w:proofErr w:type="gramEnd"/>
+        <w:t>Supports joins</w:t>
+      </w:r>
     </w:p>
     <w:p>
       <w:pPr>
@@ -4984,7 +4680,6 @@
         </w:rPr>
         <w:t xml:space="preserve">&amp; </w:t>
       </w:r>
-      <w:proofErr w:type="gramStart"/>
       <w:r>
         <w:rPr>
           <w:lang w:val="en-US"/>
@@ -5011,7 +4706,6 @@
         <w:t>etc</w:t>
       </w:r>
       <w:proofErr w:type="spellEnd"/>
-      <w:proofErr w:type="gramEnd"/>
     </w:p>
     <w:p>
       <w:pPr>
@@ -5027,14 +4721,7 @@
         <w:rPr>
           <w:lang w:val="en-US"/>
         </w:rPr>
-        <w:t>/</w:t>
-      </w:r>
-      <w:proofErr w:type="gramStart"/>
-      <w:r>
-        <w:rPr>
-          <w:lang w:val="en-US"/>
-        </w:rPr>
-        <w:t>*</w:t>
+        <w:t>/*</w:t>
       </w:r>
       <w:r>
         <w:rPr>
@@ -5046,14 +4733,7 @@
         <w:rPr>
           <w:lang w:val="en-US"/>
         </w:rPr>
-        <w:t>-</w:t>
-      </w:r>
-      <w:proofErr w:type="gramEnd"/>
-      <w:r>
-        <w:rPr>
-          <w:lang w:val="en-US"/>
-        </w:rPr>
-        <w:t>----------------------------- *</w:t>
+        <w:t>------------------------------ *</w:t>
       </w:r>
       <w:r>
         <w:rPr>
@@ -5301,54 +4981,23 @@
         </w:rPr>
         <w:t xml:space="preserve">Do Not </w:t>
       </w:r>
-      <w:proofErr w:type="gramStart"/>
-      <w:r>
-        <w:rPr>
-          <w:b/>
-          <w:bCs/>
-          <w:u w:val="single"/>
-          <w:lang w:val="en-US"/>
-        </w:rPr>
-        <w:t>supports</w:t>
-      </w:r>
-      <w:proofErr w:type="gramEnd"/>
-      <w:r>
-        <w:rPr>
-          <w:b/>
-          <w:bCs/>
-          <w:u w:val="single"/>
-          <w:lang w:val="en-US"/>
-        </w:rPr>
-        <w:t xml:space="preserve"> Query Folding</w:t>
-      </w:r>
-      <w:r>
-        <w:rPr>
-          <w:b/>
-          <w:bCs/>
-          <w:u w:val="single"/>
-          <w:lang w:val="en-US"/>
-        </w:rPr>
-        <w:t xml:space="preserve">: </w:t>
-      </w:r>
-      <w:proofErr w:type="gramStart"/>
-      <w:r>
-        <w:rPr>
-          <w:b/>
-          <w:bCs/>
-          <w:u w:val="single"/>
-          <w:lang w:val="en-US"/>
-        </w:rPr>
-        <w:t>Non Foldable</w:t>
-      </w:r>
-      <w:proofErr w:type="gramEnd"/>
-      <w:r>
-        <w:rPr>
-          <w:b/>
-          <w:bCs/>
-          <w:u w:val="single"/>
-          <w:lang w:val="en-US"/>
-        </w:rPr>
-        <w:t xml:space="preserve"> Sources</w:t>
+      <w:r>
+        <w:rPr>
+          <w:b/>
+          <w:bCs/>
+          <w:u w:val="single"/>
+          <w:lang w:val="en-US"/>
+        </w:rPr>
+        <w:t>supports Query Folding</w:t>
+      </w:r>
+      <w:r>
+        <w:rPr>
+          <w:b/>
+          <w:bCs/>
+          <w:u w:val="single"/>
+          <w:lang w:val="en-US"/>
+        </w:rPr>
+        <w:t>: Non Foldable Sources</w:t>
       </w:r>
     </w:p>
     <w:p>
@@ -6073,21 +5722,7 @@
         <w:rPr>
           <w:lang w:val="en-US"/>
         </w:rPr>
-        <w:t xml:space="preserve">Toggle </w:t>
-      </w:r>
-      <w:proofErr w:type="gramStart"/>
-      <w:r>
-        <w:rPr>
-          <w:lang w:val="en-US"/>
-        </w:rPr>
-        <w:t>On</w:t>
-      </w:r>
-      <w:proofErr w:type="gramEnd"/>
-      <w:r>
-        <w:rPr>
-          <w:lang w:val="en-US"/>
-        </w:rPr>
-        <w:t xml:space="preserve"> Set import &amp; Refresh Ranges</w:t>
+        <w:t>Toggle On Set import &amp; Refresh Ranges</w:t>
       </w:r>
       <w:r>
         <w:rPr>
@@ -6239,7 +5874,6 @@
         <w:t xml:space="preserve"> of Incremental Refresh and Publish it and </w:t>
       </w:r>
       <w:proofErr w:type="spellStart"/>
-      <w:proofErr w:type="gramStart"/>
       <w:r>
         <w:rPr>
           <w:lang w:val="en-US"/>
@@ -6247,7 +5881,6 @@
         <w:t>lets</w:t>
       </w:r>
       <w:proofErr w:type="spellEnd"/>
-      <w:proofErr w:type="gramEnd"/>
       <w:r>
         <w:rPr>
           <w:lang w:val="en-US"/>
@@ -6264,35 +5897,346 @@
         <w:rPr>
           <w:lang w:val="en-US"/>
         </w:rPr>
+        <w:t xml:space="preserve"> It does not let us download that </w:t>
+      </w:r>
+      <w:proofErr w:type="spellStart"/>
+      <w:r>
+        <w:rPr>
+          <w:lang w:val="en-US"/>
+        </w:rPr>
+        <w:t>Pbix</w:t>
+      </w:r>
+      <w:proofErr w:type="spellEnd"/>
+      <w:r>
+        <w:rPr>
+          <w:lang w:val="en-US"/>
+        </w:rPr>
+        <w:t xml:space="preserve"> file it shows </w:t>
+      </w:r>
+      <w:r>
+        <w:rPr>
+          <w:lang w:val="en-US"/>
+        </w:rPr>
+        <w:sym w:font="Wingdings" w:char="F0E0"/>
+      </w:r>
+      <w:r>
+        <w:rPr>
+          <w:lang w:val="en-US"/>
+        </w:rPr>
         <w:t xml:space="preserve"> </w:t>
       </w:r>
+      <w:r>
+        <w:rPr>
+          <w:b/>
+          <w:bCs/>
+          <w:highlight w:val="yellow"/>
+          <w:lang w:val="en-US"/>
+        </w:rPr>
+        <w:t>You cannot download this file the dataset was altered using Incremental Refresh</w:t>
+      </w:r>
+    </w:p>
+    <w:p>
+      <w:pPr>
+        <w:tabs>
+          <w:tab w:val="left" w:pos="3156"/>
+        </w:tabs>
+        <w:ind w:left="360"/>
+        <w:rPr>
+          <w:b/>
+          <w:bCs/>
+          <w:highlight w:val="yellow"/>
+          <w:lang w:val="en-US"/>
+        </w:rPr>
+      </w:pPr>
+    </w:p>
+    <w:p>
+      <w:pPr>
+        <w:tabs>
+          <w:tab w:val="left" w:pos="3156"/>
+        </w:tabs>
+        <w:rPr>
+          <w:b/>
+          <w:bCs/>
+          <w:sz w:val="28"/>
+          <w:szCs w:val="28"/>
+          <w:u w:val="single"/>
+          <w:lang w:val="en-US"/>
+        </w:rPr>
+      </w:pPr>
+      <w:r>
+        <w:rPr>
+          <w:b/>
+          <w:bCs/>
+          <w:sz w:val="28"/>
+          <w:szCs w:val="28"/>
+          <w:lang w:val="en-US"/>
+        </w:rPr>
+        <w:t>20</w:t>
+      </w:r>
+      <w:r>
+        <w:rPr>
+          <w:b/>
+          <w:bCs/>
+          <w:sz w:val="28"/>
+          <w:szCs w:val="28"/>
+          <w:lang w:val="en-US"/>
+        </w:rPr>
+        <w:t>.</w:t>
+      </w:r>
+      <w:r>
+        <w:rPr>
+          <w:b/>
+          <w:bCs/>
+          <w:sz w:val="28"/>
+          <w:szCs w:val="28"/>
+          <w:u w:val="single"/>
+          <w:lang w:val="en-US"/>
+        </w:rPr>
+        <w:t>L-1</w:t>
+      </w:r>
+      <w:r>
+        <w:rPr>
+          <w:b/>
+          <w:bCs/>
+          <w:sz w:val="28"/>
+          <w:szCs w:val="28"/>
+          <w:u w:val="single"/>
+          <w:lang w:val="en-US"/>
+        </w:rPr>
+        <w:t>9</w:t>
+      </w:r>
+      <w:r>
+        <w:rPr>
+          <w:b/>
+          <w:bCs/>
+          <w:sz w:val="28"/>
+          <w:szCs w:val="28"/>
+          <w:u w:val="single"/>
+          <w:lang w:val="en-US"/>
+        </w:rPr>
+        <w:t xml:space="preserve"> </w:t>
+      </w:r>
+      <w:r>
+        <w:rPr>
+          <w:b/>
+          <w:bCs/>
+          <w:sz w:val="28"/>
+          <w:szCs w:val="28"/>
+          <w:u w:val="single"/>
+          <w:lang w:val="en-US"/>
+        </w:rPr>
+        <w:t xml:space="preserve">RLS Static, Dynamic &amp; </w:t>
+      </w:r>
+      <w:r>
+        <w:rPr>
+          <w:b/>
+          <w:bCs/>
+          <w:sz w:val="28"/>
+          <w:szCs w:val="28"/>
+          <w:u w:val="single"/>
+          <w:lang w:val="en-US"/>
+        </w:rPr>
+        <w:t>Hierarchical</w:t>
+      </w:r>
+      <w:r>
+        <w:rPr>
+          <w:b/>
+          <w:bCs/>
+          <w:sz w:val="28"/>
+          <w:szCs w:val="28"/>
+          <w:u w:val="single"/>
+          <w:lang w:val="en-US"/>
+        </w:rPr>
+        <w:t xml:space="preserve"> Method</w:t>
+      </w:r>
+      <w:r>
+        <w:rPr>
+          <w:b/>
+          <w:bCs/>
+          <w:sz w:val="28"/>
+          <w:szCs w:val="28"/>
+          <w:u w:val="single"/>
+          <w:lang w:val="en-US"/>
+        </w:rPr>
+        <w:t>:</w:t>
+      </w:r>
+    </w:p>
+    <w:p>
+      <w:pPr>
+        <w:pStyle w:val="ListParagraph"/>
+        <w:numPr>
+          <w:ilvl w:val="0"/>
+          <w:numId w:val="16"/>
+        </w:numPr>
+        <w:tabs>
+          <w:tab w:val="left" w:pos="3156"/>
+        </w:tabs>
+        <w:rPr>
+          <w:b/>
+          <w:bCs/>
+          <w:sz w:val="28"/>
+          <w:szCs w:val="28"/>
+          <w:u w:val="single"/>
+          <w:lang w:val="en-US"/>
+        </w:rPr>
+      </w:pPr>
+      <w:r>
+        <w:rPr>
+          <w:lang w:val="en-US"/>
+        </w:rPr>
+        <w:t>RLS: Applying security on Row level of the table</w:t>
+      </w:r>
+    </w:p>
+    <w:p>
+      <w:pPr>
+        <w:pStyle w:val="ListParagraph"/>
+        <w:numPr>
+          <w:ilvl w:val="0"/>
+          <w:numId w:val="16"/>
+        </w:numPr>
+        <w:tabs>
+          <w:tab w:val="left" w:pos="3156"/>
+        </w:tabs>
+        <w:rPr>
+          <w:b/>
+          <w:bCs/>
+          <w:sz w:val="28"/>
+          <w:szCs w:val="28"/>
+          <w:u w:val="single"/>
+          <w:lang w:val="en-US"/>
+        </w:rPr>
+      </w:pPr>
+      <w:r>
+        <w:rPr>
+          <w:lang w:val="en-US"/>
+        </w:rPr>
+        <w:t>Types of RLS: Static &amp; Dynamic</w:t>
+      </w:r>
+    </w:p>
+    <w:p>
+      <w:pPr>
+        <w:pStyle w:val="ListParagraph"/>
+        <w:numPr>
+          <w:ilvl w:val="0"/>
+          <w:numId w:val="16"/>
+        </w:numPr>
+        <w:tabs>
+          <w:tab w:val="left" w:pos="3156"/>
+        </w:tabs>
+        <w:rPr>
+          <w:b/>
+          <w:bCs/>
+          <w:sz w:val="28"/>
+          <w:szCs w:val="28"/>
+          <w:u w:val="single"/>
+          <w:lang w:val="en-US"/>
+        </w:rPr>
+      </w:pPr>
+      <w:r>
+        <w:rPr>
+          <w:lang w:val="en-US"/>
+        </w:rPr>
+        <w:t xml:space="preserve">Static: </w:t>
+      </w:r>
+      <w:r>
+        <w:rPr>
+          <w:lang w:val="en-US"/>
+        </w:rPr>
+        <w:t>Creating Security and giving it to a user so the user can view that much detail only</w:t>
+      </w:r>
+    </w:p>
+    <w:p>
+      <w:pPr>
+        <w:pStyle w:val="ListParagraph"/>
+        <w:numPr>
+          <w:ilvl w:val="0"/>
+          <w:numId w:val="16"/>
+        </w:numPr>
+        <w:tabs>
+          <w:tab w:val="left" w:pos="3156"/>
+        </w:tabs>
+        <w:rPr>
+          <w:b/>
+          <w:bCs/>
+          <w:sz w:val="28"/>
+          <w:szCs w:val="28"/>
+          <w:u w:val="single"/>
+          <w:lang w:val="en-US"/>
+        </w:rPr>
+      </w:pPr>
+      <w:r>
+        <w:rPr>
+          <w:lang w:val="en-US"/>
+        </w:rPr>
+        <w:t xml:space="preserve">For creating RLS  </w:t>
+      </w:r>
+      <w:r>
+        <w:rPr>
+          <w:lang w:val="en-US"/>
+        </w:rPr>
+        <w:sym w:font="Wingdings" w:char="F0E0"/>
+      </w:r>
+      <w:r>
+        <w:rPr>
+          <w:lang w:val="en-US"/>
+        </w:rPr>
+        <w:t xml:space="preserve"> Modelling </w:t>
+      </w:r>
+      <w:r>
+        <w:rPr>
+          <w:lang w:val="en-US"/>
+        </w:rPr>
+        <w:sym w:font="Wingdings" w:char="F0E0"/>
+      </w:r>
+      <w:r>
+        <w:rPr>
+          <w:lang w:val="en-US"/>
+        </w:rPr>
+        <w:t xml:space="preserve"> </w:t>
+      </w:r>
+      <w:r>
+        <w:rPr>
+          <w:lang w:val="en-US"/>
+        </w:rPr>
+        <w:t xml:space="preserve">Manage Roles </w:t>
+      </w:r>
+      <w:r>
+        <w:rPr>
+          <w:lang w:val="en-US"/>
+        </w:rPr>
+        <w:sym w:font="Wingdings" w:char="F0E0"/>
+      </w:r>
+      <w:r>
+        <w:rPr>
+          <w:lang w:val="en-US"/>
+        </w:rPr>
+        <w:t xml:space="preserve"> New </w:t>
+      </w:r>
+      <w:r>
+        <w:rPr>
+          <w:lang w:val="en-US"/>
+        </w:rPr>
+        <w:sym w:font="Wingdings" w:char="F0E0"/>
+      </w:r>
+      <w:r>
+        <w:rPr>
+          <w:lang w:val="en-US"/>
+        </w:rPr>
+        <w:t xml:space="preserve"> </w:t>
+      </w:r>
       <w:proofErr w:type="spellStart"/>
       <w:r>
         <w:rPr>
           <w:lang w:val="en-US"/>
         </w:rPr>
-        <w:t>It</w:t>
+        <w:t>Unititled</w:t>
       </w:r>
       <w:proofErr w:type="spellEnd"/>
       <w:r>
         <w:rPr>
           <w:lang w:val="en-US"/>
         </w:rPr>
-        <w:t xml:space="preserve"> does not let us download that </w:t>
-      </w:r>
-      <w:proofErr w:type="spellStart"/>
-      <w:r>
-        <w:rPr>
-          <w:lang w:val="en-US"/>
-        </w:rPr>
-        <w:t>Pbix</w:t>
-      </w:r>
-      <w:proofErr w:type="spellEnd"/>
-      <w:r>
-        <w:rPr>
-          <w:lang w:val="en-US"/>
-        </w:rPr>
-        <w:t xml:space="preserve"> file it shows </w:t>
+        <w:t xml:space="preserve"> Rename </w:t>
       </w:r>
       <w:r>
         <w:rPr>
@@ -6310,10 +6254,12 @@
         <w:rPr>
           <w:b/>
           <w:bCs/>
-          <w:highlight w:val="yellow"/>
-          <w:lang w:val="en-US"/>
-        </w:rPr>
-        <w:t>You cannot download this file the dataset was altered using Incremental Refresh</w:t>
+          <w:sz w:val="28"/>
+          <w:szCs w:val="28"/>
+          <w:u w:val="single"/>
+          <w:lang w:val="en-US"/>
+        </w:rPr>
+        <w:br/>
       </w:r>
     </w:p>
     <w:p>
@@ -7087,6 +7033,96 @@
     </w:lvl>
   </w:abstractNum>
   <w:abstractNum w:abstractNumId="8" w15:restartNumberingAfterBreak="0">
+    <w:nsid w:val="54DE0381"/>
+    <w:multiLevelType w:val="hybridMultilevel"/>
+    <w:tmpl w:val="F8348A2A"/>
+    <w:lvl w:ilvl="0" w:tplc="FDC2BC88">
+      <w:start w:val="1"/>
+      <w:numFmt w:val="lowerLetter"/>
+      <w:lvlText w:val="%1."/>
+      <w:lvlJc w:val="left"/>
+      <w:pPr>
+        <w:ind w:left="720" w:hanging="360"/>
+      </w:pPr>
+      <w:rPr>
+        <w:sz w:val="22"/>
+        <w:szCs w:val="22"/>
+      </w:rPr>
+    </w:lvl>
+    <w:lvl w:ilvl="1" w:tplc="40090019" w:tentative="1">
+      <w:start w:val="1"/>
+      <w:numFmt w:val="lowerLetter"/>
+      <w:lvlText w:val="%2."/>
+      <w:lvlJc w:val="left"/>
+      <w:pPr>
+        <w:ind w:left="1440" w:hanging="360"/>
+      </w:pPr>
+    </w:lvl>
+    <w:lvl w:ilvl="2" w:tplc="4009001B" w:tentative="1">
+      <w:start w:val="1"/>
+      <w:numFmt w:val="lowerRoman"/>
+      <w:lvlText w:val="%3."/>
+      <w:lvlJc w:val="right"/>
+      <w:pPr>
+        <w:ind w:left="2160" w:hanging="180"/>
+      </w:pPr>
+    </w:lvl>
+    <w:lvl w:ilvl="3" w:tplc="4009000F" w:tentative="1">
+      <w:start w:val="1"/>
+      <w:numFmt w:val="decimal"/>
+      <w:lvlText w:val="%4."/>
+      <w:lvlJc w:val="left"/>
+      <w:pPr>
+        <w:ind w:left="2880" w:hanging="360"/>
+      </w:pPr>
+    </w:lvl>
+    <w:lvl w:ilvl="4" w:tplc="40090019" w:tentative="1">
+      <w:start w:val="1"/>
+      <w:numFmt w:val="lowerLetter"/>
+      <w:lvlText w:val="%5."/>
+      <w:lvlJc w:val="left"/>
+      <w:pPr>
+        <w:ind w:left="3600" w:hanging="360"/>
+      </w:pPr>
+    </w:lvl>
+    <w:lvl w:ilvl="5" w:tplc="4009001B" w:tentative="1">
+      <w:start w:val="1"/>
+      <w:numFmt w:val="lowerRoman"/>
+      <w:lvlText w:val="%6."/>
+      <w:lvlJc w:val="right"/>
+      <w:pPr>
+        <w:ind w:left="4320" w:hanging="180"/>
+      </w:pPr>
+    </w:lvl>
+    <w:lvl w:ilvl="6" w:tplc="4009000F" w:tentative="1">
+      <w:start w:val="1"/>
+      <w:numFmt w:val="decimal"/>
+      <w:lvlText w:val="%7."/>
+      <w:lvlJc w:val="left"/>
+      <w:pPr>
+        <w:ind w:left="5040" w:hanging="360"/>
+      </w:pPr>
+    </w:lvl>
+    <w:lvl w:ilvl="7" w:tplc="40090019" w:tentative="1">
+      <w:start w:val="1"/>
+      <w:numFmt w:val="lowerLetter"/>
+      <w:lvlText w:val="%8."/>
+      <w:lvlJc w:val="left"/>
+      <w:pPr>
+        <w:ind w:left="5760" w:hanging="360"/>
+      </w:pPr>
+    </w:lvl>
+    <w:lvl w:ilvl="8" w:tplc="4009001B" w:tentative="1">
+      <w:start w:val="1"/>
+      <w:numFmt w:val="lowerRoman"/>
+      <w:lvlText w:val="%9."/>
+      <w:lvlJc w:val="right"/>
+      <w:pPr>
+        <w:ind w:left="6480" w:hanging="180"/>
+      </w:pPr>
+    </w:lvl>
+  </w:abstractNum>
+  <w:abstractNum w:abstractNumId="9" w15:restartNumberingAfterBreak="0">
     <w:nsid w:val="59375429"/>
     <w:multiLevelType w:val="hybridMultilevel"/>
     <w:tmpl w:val="93E67282"/>
@@ -7175,7 +7211,7 @@
       </w:pPr>
     </w:lvl>
   </w:abstractNum>
-  <w:abstractNum w:abstractNumId="9" w15:restartNumberingAfterBreak="0">
+  <w:abstractNum w:abstractNumId="10" w15:restartNumberingAfterBreak="0">
     <w:nsid w:val="5B936CA8"/>
     <w:multiLevelType w:val="hybridMultilevel"/>
     <w:tmpl w:val="BB763F70"/>
@@ -7265,7 +7301,7 @@
       </w:pPr>
     </w:lvl>
   </w:abstractNum>
-  <w:abstractNum w:abstractNumId="10" w15:restartNumberingAfterBreak="0">
+  <w:abstractNum w:abstractNumId="11" w15:restartNumberingAfterBreak="0">
     <w:nsid w:val="667A1610"/>
     <w:multiLevelType w:val="hybridMultilevel"/>
     <w:tmpl w:val="FC947ED8"/>
@@ -7357,7 +7393,7 @@
       </w:pPr>
     </w:lvl>
   </w:abstractNum>
-  <w:abstractNum w:abstractNumId="11" w15:restartNumberingAfterBreak="0">
+  <w:abstractNum w:abstractNumId="12" w15:restartNumberingAfterBreak="0">
     <w:nsid w:val="6A076A00"/>
     <w:multiLevelType w:val="hybridMultilevel"/>
     <w:tmpl w:val="397212C4"/>
@@ -7449,7 +7485,7 @@
       </w:pPr>
     </w:lvl>
   </w:abstractNum>
-  <w:abstractNum w:abstractNumId="12" w15:restartNumberingAfterBreak="0">
+  <w:abstractNum w:abstractNumId="13" w15:restartNumberingAfterBreak="0">
     <w:nsid w:val="6C066142"/>
     <w:multiLevelType w:val="hybridMultilevel"/>
     <w:tmpl w:val="091265EE"/>
@@ -7541,7 +7577,7 @@
       </w:pPr>
     </w:lvl>
   </w:abstractNum>
-  <w:abstractNum w:abstractNumId="13" w15:restartNumberingAfterBreak="0">
+  <w:abstractNum w:abstractNumId="14" w15:restartNumberingAfterBreak="0">
     <w:nsid w:val="6DEB2A05"/>
     <w:multiLevelType w:val="hybridMultilevel"/>
     <w:tmpl w:val="A5E27A8C"/>
@@ -7631,7 +7667,7 @@
       </w:pPr>
     </w:lvl>
   </w:abstractNum>
-  <w:abstractNum w:abstractNumId="14" w15:restartNumberingAfterBreak="0">
+  <w:abstractNum w:abstractNumId="15" w15:restartNumberingAfterBreak="0">
     <w:nsid w:val="74397340"/>
     <w:multiLevelType w:val="hybridMultilevel"/>
     <w:tmpl w:val="A50C4012"/>
@@ -7728,7 +7764,7 @@
     <w:abstractNumId w:val="0"/>
   </w:num>
   <w:num w:numId="3" w16cid:durableId="1547909300">
-    <w:abstractNumId w:val="8"/>
+    <w:abstractNumId w:val="9"/>
   </w:num>
   <w:num w:numId="4" w16cid:durableId="1503885995">
     <w:abstractNumId w:val="2"/>
@@ -7737,16 +7773,16 @@
     <w:abstractNumId w:val="6"/>
   </w:num>
   <w:num w:numId="6" w16cid:durableId="36708521">
-    <w:abstractNumId w:val="9"/>
+    <w:abstractNumId w:val="10"/>
   </w:num>
   <w:num w:numId="7" w16cid:durableId="1308970845">
+    <w:abstractNumId w:val="13"/>
+  </w:num>
+  <w:num w:numId="8" w16cid:durableId="2147236653">
     <w:abstractNumId w:val="12"/>
   </w:num>
-  <w:num w:numId="8" w16cid:durableId="2147236653">
+  <w:num w:numId="9" w16cid:durableId="1843156553">
     <w:abstractNumId w:val="11"/>
-  </w:num>
-  <w:num w:numId="9" w16cid:durableId="1843156553">
-    <w:abstractNumId w:val="10"/>
   </w:num>
   <w:num w:numId="10" w16cid:durableId="1143617436">
     <w:abstractNumId w:val="3"/>
@@ -7761,10 +7797,13 @@
     <w:abstractNumId w:val="5"/>
   </w:num>
   <w:num w:numId="14" w16cid:durableId="1769933062">
-    <w:abstractNumId w:val="13"/>
+    <w:abstractNumId w:val="14"/>
   </w:num>
   <w:num w:numId="15" w16cid:durableId="577327829">
-    <w:abstractNumId w:val="14"/>
+    <w:abstractNumId w:val="15"/>
+  </w:num>
+  <w:num w:numId="16" w16cid:durableId="357125293">
+    <w:abstractNumId w:val="8"/>
   </w:num>
 </w:numbering>
 </file>

--- a/Power Bi/Power Bi Notes.docx
+++ b/Power Bi/Power Bi Notes.docx
@@ -1,6 +1,6 @@
 
 <file path=word/document.xml><?xml version="1.0" encoding="utf-8"?>
-<w:document xmlns:wpc="http://schemas.microsoft.com/office/word/2010/wordprocessingCanvas" xmlns:cx="http://schemas.microsoft.com/office/drawing/2014/chartex" xmlns:cx1="http://schemas.microsoft.com/office/drawing/2015/9/8/chartex" xmlns:cx2="http://schemas.microsoft.com/office/drawing/2015/10/21/chartex" xmlns:cx3="http://schemas.microsoft.com/office/drawing/2016/5/9/chartex" xmlns:cx4="http://schemas.microsoft.com/office/drawing/2016/5/10/chartex" xmlns:cx5="http://schemas.microsoft.com/office/drawing/2016/5/11/chartex" xmlns:cx6="http://schemas.microsoft.com/office/drawing/2016/5/12/chartex" xmlns:cx7="http://schemas.microsoft.com/office/drawing/2016/5/13/chartex" xmlns:cx8="http://schemas.microsoft.com/office/drawing/2016/5/14/chartex" xmlns:mc="http://schemas.openxmlformats.org/markup-compatibility/2006" xmlns:aink="http://schemas.microsoft.com/office/drawing/2016/ink" xmlns:am3d="http://schemas.microsoft.com/office/drawing/2017/model3d" xmlns:o="urn:schemas-microsoft-com:office:office" xmlns:oel="http://schemas.microsoft.com/office/2019/extlst" xmlns:r="http://schemas.openxmlformats.org/officeDocument/2006/relationships" xmlns:m="http://schemas.openxmlformats.org/officeDocument/2006/math" xmlns:v="urn:schemas-microsoft-com:vml" xmlns:wp14="http://schemas.microsoft.com/office/word/2010/wordprocessingDrawing" xmlns:wp="http://schemas.openxmlformats.org/drawingml/2006/wordprocessingDrawing" xmlns:w10="urn:schemas-microsoft-com:office:word" xmlns:w="http://schemas.openxmlformats.org/wordprocessingml/2006/main" xmlns:w14="http://schemas.microsoft.com/office/word/2010/wordml" xmlns:w15="http://schemas.microsoft.com/office/word/2012/wordml" xmlns:w16cex="http://schemas.microsoft.com/office/word/2018/wordml/cex" xmlns:w16cid="http://schemas.microsoft.com/office/word/2016/wordml/cid" xmlns:w16="http://schemas.microsoft.com/office/word/2018/wordml" xmlns:w16du="http://schemas.microsoft.com/office/word/2023/wordml/word16du" xmlns:w16sdtdh="http://schemas.microsoft.com/office/word/2020/wordml/sdtdatahash" xmlns:w16sdtfl="http://schemas.microsoft.com/office/word/2024/wordml/sdtformatlock" xmlns:w16se="http://schemas.microsoft.com/office/word/2015/wordml/symex" xmlns:wpg="http://schemas.microsoft.com/office/word/2010/wordprocessingGroup" xmlns:wpi="http://schemas.microsoft.com/office/word/2010/wordprocessingInk" xmlns:wne="http://schemas.microsoft.com/office/word/2006/wordml" xmlns:wps="http://schemas.microsoft.com/office/word/2010/wordprocessingShape" mc:Ignorable="w14 w15 w16se w16cid w16 w16cex w16sdtdh w16sdtfl w16du wp14">
+<w:document xmlns:wpc="http://schemas.microsoft.com/office/word/2010/wordprocessingCanvas" xmlns:cx="http://schemas.microsoft.com/office/drawing/2014/chartex" xmlns:cx1="http://schemas.microsoft.com/office/drawing/2015/9/8/chartex" xmlns:cx2="http://schemas.microsoft.com/office/drawing/2015/10/21/chartex" xmlns:cx3="http://schemas.microsoft.com/office/drawing/2016/5/9/chartex" xmlns:cx4="http://schemas.microsoft.com/office/drawing/2016/5/10/chartex" xmlns:cx5="http://schemas.microsoft.com/office/drawing/2016/5/11/chartex" xmlns:cx6="http://schemas.microsoft.com/office/drawing/2016/5/12/chartex" xmlns:cx7="http://schemas.microsoft.com/office/drawing/2016/5/13/chartex" xmlns:cx8="http://schemas.microsoft.com/office/drawing/2016/5/14/chartex" xmlns:mc="http://schemas.openxmlformats.org/markup-compatibility/2006" xmlns:aink="http://schemas.microsoft.com/office/drawing/2016/ink" xmlns:am3d="http://schemas.microsoft.com/office/drawing/2017/model3d" xmlns:o="urn:schemas-microsoft-com:office:office" xmlns:r="http://schemas.openxmlformats.org/officeDocument/2006/relationships" xmlns:m="http://schemas.openxmlformats.org/officeDocument/2006/math" xmlns:v="urn:schemas-microsoft-com:vml" xmlns:wp14="http://schemas.microsoft.com/office/word/2010/wordprocessingDrawing" xmlns:wp="http://schemas.openxmlformats.org/drawingml/2006/wordprocessingDrawing" xmlns:w10="urn:schemas-microsoft-com:office:word" xmlns:w="http://schemas.openxmlformats.org/wordprocessingml/2006/main" xmlns:w14="http://schemas.microsoft.com/office/word/2010/wordml" xmlns:w15="http://schemas.microsoft.com/office/word/2012/wordml" xmlns:w16cid="http://schemas.microsoft.com/office/word/2016/wordml/cid" xmlns:w16se="http://schemas.microsoft.com/office/word/2015/wordml/symex" xmlns:wpg="http://schemas.microsoft.com/office/word/2010/wordprocessingGroup" xmlns:wpi="http://schemas.microsoft.com/office/word/2010/wordprocessingInk" xmlns:wne="http://schemas.microsoft.com/office/word/2006/wordml" xmlns:wps="http://schemas.microsoft.com/office/word/2010/wordprocessingShape" mc:Ignorable="w14 w15 w16se w16cid wp14">
   <w:body>
     <w:p>
       <w:pPr>
@@ -424,7 +424,27 @@
           <w:u w:val="single"/>
           <w:lang w:val="en-US"/>
         </w:rPr>
-        <w:t>([Content],true)</w:t>
+        <w:t>([Content</w:t>
+      </w:r>
+      <w:proofErr w:type="gramStart"/>
+      <w:r>
+        <w:rPr>
+          <w:b/>
+          <w:bCs/>
+          <w:u w:val="single"/>
+          <w:lang w:val="en-US"/>
+        </w:rPr>
+        <w:t>],true</w:t>
+      </w:r>
+      <w:proofErr w:type="gramEnd"/>
+      <w:r>
+        <w:rPr>
+          <w:b/>
+          <w:bCs/>
+          <w:u w:val="single"/>
+          <w:lang w:val="en-US"/>
+        </w:rPr>
+        <w:t>)</w:t>
       </w:r>
       <w:r>
         <w:rPr>
@@ -755,7 +775,21 @@
         <w:rPr>
           <w:lang w:val="en-US"/>
         </w:rPr>
-        <w:t xml:space="preserve">In the Power Query Editor we can only see </w:t>
+        <w:t xml:space="preserve">In the Power Query </w:t>
+      </w:r>
+      <w:proofErr w:type="gramStart"/>
+      <w:r>
+        <w:rPr>
+          <w:lang w:val="en-US"/>
+        </w:rPr>
+        <w:t>Editor</w:t>
+      </w:r>
+      <w:proofErr w:type="gramEnd"/>
+      <w:r>
+        <w:rPr>
+          <w:lang w:val="en-US"/>
+        </w:rPr>
+        <w:t xml:space="preserve"> we can only see </w:t>
       </w:r>
       <w:r>
         <w:rPr>
@@ -892,7 +926,17 @@
           <w:highlight w:val="yellow"/>
           <w:lang w:val="en-US"/>
         </w:rPr>
-        <w:t>Data Profiling</w:t>
+        <w:t xml:space="preserve">Data </w:t>
+      </w:r>
+      <w:proofErr w:type="gramStart"/>
+      <w:r>
+        <w:rPr>
+          <w:b/>
+          <w:bCs/>
+          <w:highlight w:val="yellow"/>
+          <w:lang w:val="en-US"/>
+        </w:rPr>
+        <w:t>Profiling</w:t>
       </w:r>
       <w:r>
         <w:rPr>
@@ -902,6 +946,7 @@
         </w:rPr>
         <w:t xml:space="preserve"> :</w:t>
       </w:r>
+      <w:proofErr w:type="gramEnd"/>
       <w:r>
         <w:rPr>
           <w:b/>
@@ -1107,7 +1152,21 @@
         <w:rPr>
           <w:lang w:val="en-US"/>
         </w:rPr>
-        <w:t>” because we are not going to perform any aggregate functions on this &amp; keeping in text makes it searchable In these case text is more efficient than number</w:t>
+        <w:t xml:space="preserve">” because we are not going to perform any aggregate functions on this &amp; keeping in text makes it searchable </w:t>
+      </w:r>
+      <w:proofErr w:type="gramStart"/>
+      <w:r>
+        <w:rPr>
+          <w:lang w:val="en-US"/>
+        </w:rPr>
+        <w:t>In</w:t>
+      </w:r>
+      <w:proofErr w:type="gramEnd"/>
+      <w:r>
+        <w:rPr>
+          <w:lang w:val="en-US"/>
+        </w:rPr>
+        <w:t xml:space="preserve"> these case text is more efficient than number</w:t>
       </w:r>
       <w:r>
         <w:rPr>
@@ -1229,7 +1288,6 @@
           <w:highlight w:val="yellow"/>
           <w:lang w:val="en-US"/>
         </w:rPr>
-        <w:lastRenderedPageBreak/>
         <w:t xml:space="preserve">Transform Vs </w:t>
       </w:r>
       <w:r>
@@ -1306,6 +1364,7 @@
           <w:bCs/>
           <w:lang w:val="en-US"/>
         </w:rPr>
+        <w:lastRenderedPageBreak/>
         <w:t>Transform</w:t>
       </w:r>
       <w:r>
@@ -1481,7 +1540,21 @@
         <w:rPr>
           <w:lang w:val="en-US"/>
         </w:rPr>
-        <w:t>Duplicate: When we Duplicate a Table it becomes independent of the Original Data/Table</w:t>
+        <w:t xml:space="preserve">Duplicate: When we Duplicate a </w:t>
+      </w:r>
+      <w:proofErr w:type="gramStart"/>
+      <w:r>
+        <w:rPr>
+          <w:lang w:val="en-US"/>
+        </w:rPr>
+        <w:t>Table</w:t>
+      </w:r>
+      <w:proofErr w:type="gramEnd"/>
+      <w:r>
+        <w:rPr>
+          <w:lang w:val="en-US"/>
+        </w:rPr>
+        <w:t xml:space="preserve"> it becomes independent of the Original Data/Table</w:t>
       </w:r>
     </w:p>
     <w:p>
@@ -2198,7 +2271,6 @@
           <w:noProof/>
           <w:lang w:val="en-US"/>
         </w:rPr>
-        <w:lastRenderedPageBreak/>
         <w:drawing>
           <wp:inline distT="0" distB="0" distL="0" distR="0" wp14:anchorId="61EA8F80" wp14:editId="396B7B81">
             <wp:extent cx="5731510" cy="1485265"/>
@@ -2352,19 +2424,11 @@
           <w:lang w:val="en-US"/>
         </w:rPr>
       </w:pPr>
-      <w:proofErr w:type="spellStart"/>
-      <w:r>
-        <w:rPr>
-          <w:lang w:val="en-US"/>
-        </w:rPr>
-        <w:t>Trasnpose</w:t>
-      </w:r>
-      <w:proofErr w:type="spellEnd"/>
-      <w:r>
-        <w:rPr>
-          <w:lang w:val="en-US"/>
-        </w:rPr>
-        <w:t>: Interchanging Rows to Column and columns to rows</w:t>
+      <w:r>
+        <w:rPr>
+          <w:lang w:val="en-US"/>
+        </w:rPr>
+        <w:t>Trasnpose: Interchanging Rows to Column and columns to rows</w:t>
       </w:r>
     </w:p>
     <w:p>
@@ -2768,7 +2832,21 @@
         <w:rPr>
           <w:lang w:val="en-US"/>
         </w:rPr>
-        <w:t xml:space="preserve"> like one can filter Many but many cant filter one</w:t>
+        <w:t xml:space="preserve"> like one can filter Many but many cant </w:t>
+      </w:r>
+      <w:proofErr w:type="gramStart"/>
+      <w:r>
+        <w:rPr>
+          <w:lang w:val="en-US"/>
+        </w:rPr>
+        <w:t>filter</w:t>
+      </w:r>
+      <w:proofErr w:type="gramEnd"/>
+      <w:r>
+        <w:rPr>
+          <w:lang w:val="en-US"/>
+        </w:rPr>
+        <w:t xml:space="preserve"> one</w:t>
       </w:r>
     </w:p>
     <w:p>
@@ -2812,7 +2890,6 @@
           <w:highlight w:val="yellow"/>
           <w:lang w:val="en-US"/>
         </w:rPr>
-        <w:lastRenderedPageBreak/>
         <w:t>There can be only 1 Active relationship between Any two tables</w:t>
       </w:r>
       <w:r>
@@ -2948,6 +3025,7 @@
           <w:u w:val="single"/>
           <w:lang w:val="en-US"/>
         </w:rPr>
+        <w:lastRenderedPageBreak/>
         <w:t>L-</w:t>
       </w:r>
       <w:r>
@@ -3571,14 +3649,25 @@
         </w:rPr>
         <w:t xml:space="preserve">To activate this relationship we make use of </w:t>
       </w:r>
-      <w:r>
-        <w:rPr>
-          <w:b/>
-          <w:bCs/>
-          <w:szCs w:val="28"/>
-          <w:lang w:val="en-US"/>
-        </w:rPr>
-        <w:t>USERELATIONSHIP()</w:t>
+      <w:proofErr w:type="gramStart"/>
+      <w:r>
+        <w:rPr>
+          <w:b/>
+          <w:bCs/>
+          <w:szCs w:val="28"/>
+          <w:lang w:val="en-US"/>
+        </w:rPr>
+        <w:t>USERELATIONSHIP(</w:t>
+      </w:r>
+      <w:proofErr w:type="gramEnd"/>
+      <w:r>
+        <w:rPr>
+          <w:b/>
+          <w:bCs/>
+          <w:szCs w:val="28"/>
+          <w:lang w:val="en-US"/>
+        </w:rPr>
+        <w:t>)</w:t>
       </w:r>
     </w:p>
     <w:p>
@@ -3604,7 +3693,25 @@
           <w:szCs w:val="28"/>
           <w:lang w:val="en-US"/>
         </w:rPr>
-        <w:t xml:space="preserve"> To establish a relation on Return Date with our Date Table that is 2 relationships we make use of USERELATIONSHIP()</w:t>
+        <w:t xml:space="preserve"> To establish a relation on Return Date with our Date Table that is 2 relationships we make use of </w:t>
+      </w:r>
+      <w:proofErr w:type="gramStart"/>
+      <w:r>
+        <w:rPr>
+          <w:bCs/>
+          <w:szCs w:val="28"/>
+          <w:lang w:val="en-US"/>
+        </w:rPr>
+        <w:t>USERELATIONSHIP(</w:t>
+      </w:r>
+      <w:proofErr w:type="gramEnd"/>
+      <w:r>
+        <w:rPr>
+          <w:bCs/>
+          <w:szCs w:val="28"/>
+          <w:lang w:val="en-US"/>
+        </w:rPr>
+        <w:t>)</w:t>
       </w:r>
     </w:p>
     <w:p>
@@ -3917,7 +4024,21 @@
         <w:rPr>
           <w:lang w:val="en-US"/>
         </w:rPr>
-        <w:t>Then we have Filters : Filter on this visual, on this page, on all pages</w:t>
+        <w:t xml:space="preserve">Then we have </w:t>
+      </w:r>
+      <w:proofErr w:type="gramStart"/>
+      <w:r>
+        <w:rPr>
+          <w:lang w:val="en-US"/>
+        </w:rPr>
+        <w:t>Filters :</w:t>
+      </w:r>
+      <w:proofErr w:type="gramEnd"/>
+      <w:r>
+        <w:rPr>
+          <w:lang w:val="en-US"/>
+        </w:rPr>
+        <w:t xml:space="preserve"> Filter on this visual, on this page, on all pages</w:t>
       </w:r>
     </w:p>
     <w:p>
@@ -4009,7 +4130,6 @@
           <w:szCs w:val="28"/>
           <w:lang w:val="en-US"/>
         </w:rPr>
-        <w:lastRenderedPageBreak/>
         <w:t>1</w:t>
       </w:r>
       <w:r>
@@ -4312,17 +4432,112 @@
     </w:p>
     <w:p>
       <w:pPr>
-        <w:pStyle w:val="ListParagraph"/>
         <w:tabs>
           <w:tab w:val="left" w:pos="3156"/>
         </w:tabs>
         <w:rPr>
-          <w:lang w:val="en-US"/>
-        </w:rPr>
-      </w:pPr>
-    </w:p>
-    <w:p>
-      <w:pPr>
+          <w:b/>
+          <w:bCs/>
+          <w:sz w:val="28"/>
+          <w:szCs w:val="28"/>
+          <w:u w:val="single"/>
+          <w:lang w:val="en-US"/>
+        </w:rPr>
+      </w:pPr>
+      <w:r>
+        <w:rPr>
+          <w:b/>
+          <w:bCs/>
+          <w:sz w:val="28"/>
+          <w:szCs w:val="28"/>
+          <w:lang w:val="en-US"/>
+        </w:rPr>
+        <w:lastRenderedPageBreak/>
+        <w:t>1</w:t>
+      </w:r>
+      <w:r>
+        <w:rPr>
+          <w:b/>
+          <w:bCs/>
+          <w:sz w:val="28"/>
+          <w:szCs w:val="28"/>
+          <w:lang w:val="en-US"/>
+        </w:rPr>
+        <w:t>6</w:t>
+      </w:r>
+      <w:r>
+        <w:rPr>
+          <w:b/>
+          <w:bCs/>
+          <w:sz w:val="28"/>
+          <w:szCs w:val="28"/>
+          <w:lang w:val="en-US"/>
+        </w:rPr>
+        <w:t>.</w:t>
+      </w:r>
+      <w:r>
+        <w:rPr>
+          <w:b/>
+          <w:bCs/>
+          <w:sz w:val="28"/>
+          <w:szCs w:val="28"/>
+          <w:u w:val="single"/>
+          <w:lang w:val="en-US"/>
+        </w:rPr>
+        <w:t>L-1</w:t>
+      </w:r>
+      <w:r>
+        <w:rPr>
+          <w:b/>
+          <w:bCs/>
+          <w:sz w:val="28"/>
+          <w:szCs w:val="28"/>
+          <w:u w:val="single"/>
+          <w:lang w:val="en-US"/>
+        </w:rPr>
+        <w:t>5</w:t>
+      </w:r>
+      <w:r>
+        <w:rPr>
+          <w:b/>
+          <w:bCs/>
+          <w:sz w:val="28"/>
+          <w:szCs w:val="28"/>
+          <w:u w:val="single"/>
+          <w:lang w:val="en-US"/>
+        </w:rPr>
+        <w:t xml:space="preserve"> </w:t>
+      </w:r>
+      <w:r>
+        <w:rPr>
+          <w:b/>
+          <w:bCs/>
+          <w:sz w:val="28"/>
+          <w:szCs w:val="28"/>
+          <w:u w:val="single"/>
+          <w:lang w:val="en-US"/>
+        </w:rPr>
+        <w:t>Drill-Through, Drill-Up, Drill-Down</w:t>
+      </w:r>
+      <w:r>
+        <w:rPr>
+          <w:b/>
+          <w:bCs/>
+          <w:sz w:val="28"/>
+          <w:szCs w:val="28"/>
+          <w:u w:val="single"/>
+          <w:lang w:val="en-US"/>
+        </w:rPr>
+        <w:t>:</w:t>
+      </w:r>
+    </w:p>
+    <w:p>
+      <w:pPr>
+        <w:pStyle w:val="ListParagraph"/>
+        <w:numPr>
+          <w:ilvl w:val="0"/>
+          <w:numId w:val="11"/>
+        </w:numPr>
         <w:tabs>
           <w:tab w:val="left" w:pos="3156"/>
         </w:tabs>
@@ -4337,66 +4552,19 @@
       </w:pPr>
       <w:r>
         <w:rPr>
-          <w:b/>
-          <w:bCs/>
-          <w:sz w:val="28"/>
-          <w:szCs w:val="28"/>
-          <w:lang w:val="en-US"/>
-        </w:rPr>
-        <w:t>1</w:t>
-      </w:r>
-      <w:r>
-        <w:rPr>
-          <w:b/>
-          <w:bCs/>
-          <w:sz w:val="28"/>
-          <w:szCs w:val="28"/>
-          <w:lang w:val="en-US"/>
-        </w:rPr>
-        <w:t>8</w:t>
-      </w:r>
-      <w:r>
-        <w:rPr>
-          <w:b/>
-          <w:bCs/>
-          <w:sz w:val="28"/>
-          <w:szCs w:val="28"/>
-          <w:lang w:val="en-US"/>
-        </w:rPr>
-        <w:t>.</w:t>
-      </w:r>
-      <w:r>
-        <w:rPr>
-          <w:b/>
-          <w:bCs/>
-          <w:sz w:val="28"/>
-          <w:szCs w:val="28"/>
-          <w:u w:val="single"/>
-          <w:lang w:val="en-US"/>
-        </w:rPr>
-        <w:t>L-1</w:t>
-      </w:r>
-      <w:r>
-        <w:rPr>
-          <w:b/>
-          <w:bCs/>
-          <w:sz w:val="28"/>
-          <w:szCs w:val="28"/>
-          <w:u w:val="single"/>
-          <w:lang w:val="en-US"/>
-        </w:rPr>
-        <w:t>7 Query Folding</w:t>
-      </w:r>
-      <w:r>
-        <w:rPr>
-          <w:b/>
-          <w:bCs/>
-          <w:sz w:val="28"/>
-          <w:szCs w:val="28"/>
-          <w:u w:val="single"/>
-          <w:lang w:val="en-US"/>
-        </w:rPr>
-        <w:t>:</w:t>
+          <w:bCs/>
+          <w:szCs w:val="28"/>
+          <w:lang w:val="en-US"/>
+        </w:rPr>
+        <w:t xml:space="preserve">To add a Drill-Through Page create a new page </w:t>
+      </w:r>
+      <w:r>
+        <w:rPr>
+          <w:bCs/>
+          <w:szCs w:val="28"/>
+          <w:lang w:val="en-US"/>
+        </w:rPr>
+        <w:t>with all the details inside a Table visual</w:t>
       </w:r>
     </w:p>
     <w:p>
@@ -4404,28 +4572,61 @@
         <w:pStyle w:val="ListParagraph"/>
         <w:numPr>
           <w:ilvl w:val="0"/>
-          <w:numId w:val="10"/>
+          <w:numId w:val="11"/>
         </w:numPr>
         <w:tabs>
           <w:tab w:val="left" w:pos="3156"/>
         </w:tabs>
         <w:rPr>
-          <w:sz w:val="28"/>
-          <w:szCs w:val="28"/>
-          <w:lang w:val="en-US"/>
-        </w:rPr>
-      </w:pPr>
-      <w:r>
-        <w:rPr>
-          <w:lang w:val="en-US"/>
-        </w:rPr>
-        <w:t xml:space="preserve">Query Folding is </w:t>
-      </w:r>
-      <w:r>
-        <w:rPr>
-          <w:lang w:val="en-US"/>
-        </w:rPr>
-        <w:t>a process of pushing data transformations steps that we did in PBI back to Data source/database for execution</w:t>
+          <w:b/>
+          <w:bCs/>
+          <w:sz w:val="28"/>
+          <w:szCs w:val="28"/>
+          <w:u w:val="single"/>
+          <w:lang w:val="en-US"/>
+        </w:rPr>
+      </w:pPr>
+      <w:r>
+        <w:rPr>
+          <w:bCs/>
+          <w:szCs w:val="28"/>
+          <w:lang w:val="en-US"/>
+        </w:rPr>
+        <w:t xml:space="preserve">Then Add those Columns in </w:t>
+      </w:r>
+      <w:r>
+        <w:rPr>
+          <w:bCs/>
+          <w:szCs w:val="28"/>
+          <w:lang w:val="en-US"/>
+        </w:rPr>
+        <w:sym w:font="Wingdings" w:char="F0E0"/>
+      </w:r>
+      <w:r>
+        <w:rPr>
+          <w:bCs/>
+          <w:szCs w:val="28"/>
+          <w:lang w:val="en-US"/>
+        </w:rPr>
+        <w:t xml:space="preserve"> Add Drill </w:t>
+      </w:r>
+      <w:proofErr w:type="spellStart"/>
+      <w:r>
+        <w:rPr>
+          <w:bCs/>
+          <w:szCs w:val="28"/>
+          <w:lang w:val="en-US"/>
+        </w:rPr>
+        <w:t>Thorugh</w:t>
+      </w:r>
+      <w:proofErr w:type="spellEnd"/>
+      <w:r>
+        <w:rPr>
+          <w:bCs/>
+          <w:szCs w:val="28"/>
+          <w:lang w:val="en-US"/>
+        </w:rPr>
+        <w:t xml:space="preserve"> fields here section</w:t>
       </w:r>
     </w:p>
     <w:p>
@@ -4433,54 +4634,43 @@
         <w:pStyle w:val="ListParagraph"/>
         <w:numPr>
           <w:ilvl w:val="0"/>
-          <w:numId w:val="10"/>
+          <w:numId w:val="11"/>
         </w:numPr>
         <w:tabs>
           <w:tab w:val="left" w:pos="3156"/>
         </w:tabs>
         <w:rPr>
-          <w:sz w:val="28"/>
-          <w:szCs w:val="28"/>
-          <w:lang w:val="en-US"/>
-        </w:rPr>
-      </w:pPr>
-      <w:r>
-        <w:rPr>
-          <w:lang w:val="en-US"/>
-        </w:rPr>
-        <w:t xml:space="preserve">Used for performance improvement, </w:t>
-      </w:r>
-      <w:r>
-        <w:rPr>
-          <w:lang w:val="en-US"/>
-        </w:rPr>
-        <w:t xml:space="preserve">Optimization of usage, </w:t>
-      </w:r>
-      <w:r>
-        <w:rPr>
-          <w:highlight w:val="yellow"/>
-          <w:lang w:val="en-US"/>
-        </w:rPr>
-        <w:t>Incremental</w:t>
-      </w:r>
-      <w:r>
-        <w:rPr>
-          <w:lang w:val="en-US"/>
-        </w:rPr>
-        <w:t xml:space="preserve"> </w:t>
-      </w:r>
-      <w:r>
-        <w:rPr>
-          <w:highlight w:val="yellow"/>
-          <w:lang w:val="en-US"/>
-        </w:rPr>
-        <w:t>Refresh</w:t>
-      </w:r>
-      <w:r>
-        <w:rPr>
-          <w:lang w:val="en-US"/>
-        </w:rPr>
-        <w:t xml:space="preserve"> </w:t>
+          <w:b/>
+          <w:bCs/>
+          <w:sz w:val="28"/>
+          <w:szCs w:val="28"/>
+          <w:u w:val="single"/>
+          <w:lang w:val="en-US"/>
+        </w:rPr>
+      </w:pPr>
+      <w:r>
+        <w:rPr>
+          <w:bCs/>
+          <w:szCs w:val="28"/>
+          <w:lang w:val="en-US"/>
+        </w:rPr>
+        <w:t xml:space="preserve">Then insert a button and format it accordingly </w:t>
+      </w:r>
+      <w:r>
+        <w:rPr>
+          <w:bCs/>
+          <w:szCs w:val="28"/>
+          <w:lang w:val="en-US"/>
+        </w:rPr>
+        <w:sym w:font="Wingdings" w:char="F0E0"/>
+      </w:r>
+      <w:r>
+        <w:rPr>
+          <w:bCs/>
+          <w:szCs w:val="28"/>
+          <w:lang w:val="en-US"/>
+        </w:rPr>
+        <w:t xml:space="preserve"> Click for Details</w:t>
       </w:r>
     </w:p>
     <w:p>
@@ -4488,93 +4678,141 @@
         <w:pStyle w:val="ListParagraph"/>
         <w:numPr>
           <w:ilvl w:val="0"/>
-          <w:numId w:val="10"/>
+          <w:numId w:val="11"/>
         </w:numPr>
         <w:tabs>
           <w:tab w:val="left" w:pos="3156"/>
         </w:tabs>
         <w:rPr>
-          <w:sz w:val="28"/>
-          <w:szCs w:val="28"/>
-          <w:lang w:val="en-US"/>
-        </w:rPr>
-      </w:pPr>
-      <w:r>
-        <w:rPr>
-          <w:lang w:val="en-US"/>
-        </w:rPr>
-        <w:t>Native Query Supports SQL server and other Databases but it does not support Excel files as View</w:t>
-      </w:r>
-      <w:r>
-        <w:rPr>
-          <w:lang w:val="en-US"/>
-        </w:rPr>
-        <w:t xml:space="preserve"> Native Query is disables for Excel files</w:t>
-      </w:r>
-    </w:p>
-    <w:p>
-      <w:pPr>
-        <w:pStyle w:val="ListParagraph"/>
-        <w:numPr>
-          <w:ilvl w:val="0"/>
-          <w:numId w:val="10"/>
-        </w:numPr>
+          <w:b/>
+          <w:bCs/>
+          <w:sz w:val="28"/>
+          <w:szCs w:val="28"/>
+          <w:u w:val="single"/>
+          <w:lang w:val="en-US"/>
+        </w:rPr>
+      </w:pPr>
+      <w:r>
+        <w:rPr>
+          <w:bCs/>
+          <w:szCs w:val="28"/>
+          <w:lang w:val="en-US"/>
+        </w:rPr>
+        <w:t xml:space="preserve">Then we go onto the Action section and select Type </w:t>
+      </w:r>
+      <w:r>
+        <w:rPr>
+          <w:bCs/>
+          <w:szCs w:val="28"/>
+          <w:lang w:val="en-US"/>
+        </w:rPr>
+        <w:sym w:font="Wingdings" w:char="F0E0"/>
+      </w:r>
+      <w:r>
+        <w:rPr>
+          <w:bCs/>
+          <w:szCs w:val="28"/>
+          <w:lang w:val="en-US"/>
+        </w:rPr>
+        <w:t xml:space="preserve"> Drill Through instead of Blank</w:t>
+      </w:r>
+      <w:r>
+        <w:rPr>
+          <w:bCs/>
+          <w:szCs w:val="28"/>
+          <w:lang w:val="en-US"/>
+        </w:rPr>
+        <w:t xml:space="preserve"> and select our Drill Through in Destination section</w:t>
+      </w:r>
+    </w:p>
+    <w:p>
+      <w:pPr>
         <w:tabs>
           <w:tab w:val="left" w:pos="3156"/>
         </w:tabs>
         <w:rPr>
-          <w:sz w:val="28"/>
-          <w:szCs w:val="28"/>
-          <w:lang w:val="en-US"/>
-        </w:rPr>
-      </w:pPr>
-      <w:r>
-        <w:rPr>
-          <w:lang w:val="en-US"/>
-        </w:rPr>
-        <w:t xml:space="preserve">What all transformations does Query Folding // Native Query supports: </w:t>
-      </w:r>
-      <w:r>
-        <w:rPr>
-          <w:lang w:val="en-US"/>
-        </w:rPr>
-        <w:t>Removing &amp; Renaming columns, Merged Queries based on the same source/database</w:t>
-      </w:r>
-      <w:r>
-        <w:rPr>
-          <w:lang w:val="en-US"/>
-        </w:rPr>
-        <w:t xml:space="preserve"> even it will work on multiple tables from the same Database when they are merged</w:t>
-      </w:r>
-      <w:r>
-        <w:rPr>
-          <w:lang w:val="en-US"/>
-        </w:rPr>
-        <w:t xml:space="preserve">, </w:t>
-      </w:r>
-      <w:r>
-        <w:rPr>
-          <w:lang w:val="en-US"/>
-        </w:rPr>
-        <w:t xml:space="preserve">but does not support Database &amp; Excel </w:t>
-      </w:r>
-      <w:r>
-        <w:rPr>
-          <w:lang w:val="en-US"/>
-        </w:rPr>
-        <w:t xml:space="preserve">Flat file </w:t>
-      </w:r>
-      <w:r>
-        <w:rPr>
-          <w:lang w:val="en-US"/>
-        </w:rPr>
-        <w:t>combinations</w:t>
-      </w:r>
-      <w:r>
-        <w:rPr>
-          <w:lang w:val="en-US"/>
-        </w:rPr>
-        <w:t xml:space="preserve"> or some other data source / databases</w:t>
+          <w:b/>
+          <w:bCs/>
+          <w:sz w:val="28"/>
+          <w:szCs w:val="28"/>
+          <w:u w:val="single"/>
+          <w:lang w:val="en-US"/>
+        </w:rPr>
+      </w:pPr>
+      <w:r>
+        <w:rPr>
+          <w:b/>
+          <w:bCs/>
+          <w:sz w:val="28"/>
+          <w:szCs w:val="28"/>
+          <w:lang w:val="en-US"/>
+        </w:rPr>
+        <w:t>17</w:t>
+      </w:r>
+      <w:r>
+        <w:rPr>
+          <w:b/>
+          <w:bCs/>
+          <w:sz w:val="28"/>
+          <w:szCs w:val="28"/>
+          <w:lang w:val="en-US"/>
+        </w:rPr>
+        <w:t>.</w:t>
+      </w:r>
+      <w:r>
+        <w:rPr>
+          <w:b/>
+          <w:bCs/>
+          <w:sz w:val="28"/>
+          <w:szCs w:val="28"/>
+          <w:u w:val="single"/>
+          <w:lang w:val="en-US"/>
+        </w:rPr>
+        <w:t>L-1</w:t>
+      </w:r>
+      <w:r>
+        <w:rPr>
+          <w:b/>
+          <w:bCs/>
+          <w:sz w:val="28"/>
+          <w:szCs w:val="28"/>
+          <w:u w:val="single"/>
+          <w:lang w:val="en-US"/>
+        </w:rPr>
+        <w:t>6</w:t>
+      </w:r>
+      <w:r>
+        <w:rPr>
+          <w:b/>
+          <w:bCs/>
+          <w:sz w:val="28"/>
+          <w:szCs w:val="28"/>
+          <w:u w:val="single"/>
+          <w:lang w:val="en-US"/>
+        </w:rPr>
+        <w:t xml:space="preserve"> </w:t>
+      </w:r>
+      <w:r>
+        <w:rPr>
+          <w:b/>
+          <w:bCs/>
+          <w:sz w:val="28"/>
+          <w:szCs w:val="28"/>
+          <w:u w:val="single"/>
+          <w:lang w:val="en-US"/>
+        </w:rPr>
+        <w:t>Import Mode Vs Direct Query Vs Composite Mode</w:t>
+      </w:r>
+      <w:r>
+        <w:rPr>
+          <w:b/>
+          <w:bCs/>
+          <w:sz w:val="28"/>
+          <w:szCs w:val="28"/>
+          <w:u w:val="single"/>
+          <w:lang w:val="en-US"/>
+        </w:rPr>
+        <w:t>:</w:t>
       </w:r>
     </w:p>
     <w:p>
@@ -4582,28 +4820,150 @@
         <w:pStyle w:val="ListParagraph"/>
         <w:numPr>
           <w:ilvl w:val="0"/>
-          <w:numId w:val="10"/>
+          <w:numId w:val="12"/>
         </w:numPr>
         <w:tabs>
           <w:tab w:val="left" w:pos="3156"/>
         </w:tabs>
         <w:rPr>
-          <w:sz w:val="28"/>
-          <w:szCs w:val="28"/>
-          <w:lang w:val="en-US"/>
-        </w:rPr>
-      </w:pPr>
-      <w:r>
-        <w:rPr>
-          <w:lang w:val="en-US"/>
-        </w:rPr>
-        <w:t>Same for Appending as well</w:t>
-      </w:r>
-      <w:r>
-        <w:rPr>
-          <w:lang w:val="en-US"/>
-        </w:rPr>
-        <w:t>, if the table are from same source then yes it will support if not then it will not support</w:t>
+          <w:bCs/>
+          <w:sz w:val="28"/>
+          <w:szCs w:val="28"/>
+          <w:u w:val="single"/>
+          <w:lang w:val="en-US"/>
+        </w:rPr>
+      </w:pPr>
+      <w:r>
+        <w:rPr>
+          <w:bCs/>
+          <w:szCs w:val="28"/>
+          <w:lang w:val="en-US"/>
+        </w:rPr>
+        <w:t xml:space="preserve">When we load data directly from Excel/CSV file into Power Bi </w:t>
+      </w:r>
+      <w:r>
+        <w:rPr>
+          <w:bCs/>
+          <w:szCs w:val="28"/>
+          <w:lang w:val="en-US"/>
+        </w:rPr>
+        <w:sym w:font="Wingdings" w:char="F0E0"/>
+      </w:r>
+      <w:r>
+        <w:rPr>
+          <w:bCs/>
+          <w:szCs w:val="28"/>
+          <w:lang w:val="en-US"/>
+        </w:rPr>
+        <w:t xml:space="preserve"> it is by default </w:t>
+      </w:r>
+      <w:r>
+        <w:rPr>
+          <w:bCs/>
+          <w:szCs w:val="28"/>
+          <w:lang w:val="en-US"/>
+        </w:rPr>
+        <w:t xml:space="preserve">in </w:t>
+      </w:r>
+      <w:r>
+        <w:rPr>
+          <w:bCs/>
+          <w:szCs w:val="28"/>
+          <w:highlight w:val="yellow"/>
+          <w:lang w:val="en-US"/>
+        </w:rPr>
+        <w:t>Import</w:t>
+      </w:r>
+      <w:r>
+        <w:rPr>
+          <w:bCs/>
+          <w:szCs w:val="28"/>
+          <w:lang w:val="en-US"/>
+        </w:rPr>
+        <w:t xml:space="preserve"> </w:t>
+      </w:r>
+      <w:r>
+        <w:rPr>
+          <w:bCs/>
+          <w:szCs w:val="28"/>
+          <w:highlight w:val="yellow"/>
+          <w:lang w:val="en-US"/>
+        </w:rPr>
+        <w:t>Mode</w:t>
+      </w:r>
+      <w:r>
+        <w:rPr>
+          <w:bCs/>
+          <w:szCs w:val="28"/>
+          <w:lang w:val="en-US"/>
+        </w:rPr>
+        <w:t xml:space="preserve"> </w:t>
+      </w:r>
+      <w:r>
+        <w:rPr>
+          <w:bCs/>
+          <w:szCs w:val="28"/>
+          <w:lang w:val="en-US"/>
+        </w:rPr>
+        <w:sym w:font="Wingdings" w:char="F0E0"/>
+      </w:r>
+      <w:r>
+        <w:rPr>
+          <w:bCs/>
+          <w:szCs w:val="28"/>
+          <w:lang w:val="en-US"/>
+        </w:rPr>
+        <w:t xml:space="preserve"> it </w:t>
+      </w:r>
+      <w:proofErr w:type="spellStart"/>
+      <w:r>
+        <w:rPr>
+          <w:bCs/>
+          <w:szCs w:val="28"/>
+          <w:lang w:val="en-US"/>
+        </w:rPr>
+        <w:t>simpley</w:t>
+      </w:r>
+      <w:proofErr w:type="spellEnd"/>
+      <w:r>
+        <w:rPr>
+          <w:bCs/>
+          <w:szCs w:val="28"/>
+          <w:lang w:val="en-US"/>
+        </w:rPr>
+        <w:t xml:space="preserve"> means whatever data we are working with it remains in our Power Bi engine/environment only </w:t>
+      </w:r>
+      <w:r>
+        <w:rPr>
+          <w:bCs/>
+          <w:szCs w:val="28"/>
+          <w:lang w:val="en-US"/>
+        </w:rPr>
+        <w:sym w:font="Wingdings" w:char="F0E0"/>
+      </w:r>
+      <w:r>
+        <w:rPr>
+          <w:bCs/>
+          <w:szCs w:val="28"/>
+          <w:lang w:val="en-US"/>
+        </w:rPr>
+        <w:t xml:space="preserve"> so the file size becomes large and also</w:t>
+      </w:r>
+      <w:r>
+        <w:rPr>
+          <w:bCs/>
+          <w:szCs w:val="28"/>
+          <w:lang w:val="en-US"/>
+        </w:rPr>
+        <w:sym w:font="Wingdings" w:char="F0E0"/>
+      </w:r>
+      <w:r>
+        <w:rPr>
+          <w:bCs/>
+          <w:szCs w:val="28"/>
+          <w:lang w:val="en-US"/>
+        </w:rPr>
+        <w:t xml:space="preserve"> Calling data and Query execution becomes fast</w:t>
       </w:r>
     </w:p>
     <w:p>
@@ -4611,22 +4971,108 @@
         <w:pStyle w:val="ListParagraph"/>
         <w:numPr>
           <w:ilvl w:val="0"/>
-          <w:numId w:val="10"/>
+          <w:numId w:val="12"/>
         </w:numPr>
         <w:tabs>
           <w:tab w:val="left" w:pos="3156"/>
         </w:tabs>
         <w:rPr>
-          <w:sz w:val="28"/>
-          <w:szCs w:val="28"/>
-          <w:lang w:val="en-US"/>
-        </w:rPr>
-      </w:pPr>
-      <w:r>
-        <w:rPr>
-          <w:lang w:val="en-US"/>
-        </w:rPr>
-        <w:t>Also supports numerical calculations</w:t>
+          <w:bCs/>
+          <w:szCs w:val="28"/>
+          <w:lang w:val="en-US"/>
+        </w:rPr>
+      </w:pPr>
+      <w:r>
+        <w:rPr>
+          <w:bCs/>
+          <w:szCs w:val="28"/>
+          <w:highlight w:val="yellow"/>
+          <w:lang w:val="en-US"/>
+        </w:rPr>
+        <w:t>Direct</w:t>
+      </w:r>
+      <w:r>
+        <w:rPr>
+          <w:bCs/>
+          <w:szCs w:val="28"/>
+          <w:lang w:val="en-US"/>
+        </w:rPr>
+        <w:t xml:space="preserve"> </w:t>
+      </w:r>
+      <w:r>
+        <w:rPr>
+          <w:bCs/>
+          <w:szCs w:val="28"/>
+          <w:highlight w:val="yellow"/>
+          <w:lang w:val="en-US"/>
+        </w:rPr>
+        <w:t>Query</w:t>
+      </w:r>
+      <w:r>
+        <w:rPr>
+          <w:bCs/>
+          <w:szCs w:val="28"/>
+          <w:lang w:val="en-US"/>
+        </w:rPr>
+        <w:t xml:space="preserve">: </w:t>
+      </w:r>
+      <w:r>
+        <w:rPr>
+          <w:bCs/>
+          <w:szCs w:val="28"/>
+          <w:lang w:val="en-US"/>
+        </w:rPr>
+        <w:t xml:space="preserve">Here we are directly asking questions to database/data owner </w:t>
+      </w:r>
+      <w:r>
+        <w:rPr>
+          <w:bCs/>
+          <w:szCs w:val="28"/>
+          <w:lang w:val="en-US"/>
+        </w:rPr>
+        <w:sym w:font="Wingdings" w:char="F0E0"/>
+      </w:r>
+      <w:r>
+        <w:rPr>
+          <w:bCs/>
+          <w:szCs w:val="28"/>
+          <w:lang w:val="en-US"/>
+        </w:rPr>
+        <w:t xml:space="preserve"> so here we do all the transformation and </w:t>
+      </w:r>
+      <w:proofErr w:type="spellStart"/>
+      <w:r>
+        <w:rPr>
+          <w:bCs/>
+          <w:szCs w:val="28"/>
+          <w:lang w:val="en-US"/>
+        </w:rPr>
+        <w:t>Quering</w:t>
+      </w:r>
+      <w:proofErr w:type="spellEnd"/>
+      <w:r>
+        <w:rPr>
+          <w:bCs/>
+          <w:szCs w:val="28"/>
+          <w:lang w:val="en-US"/>
+        </w:rPr>
+        <w:t xml:space="preserve"> in Database and </w:t>
+      </w:r>
+      <w:r>
+        <w:rPr>
+          <w:bCs/>
+          <w:szCs w:val="28"/>
+          <w:lang w:val="en-US"/>
+        </w:rPr>
+        <w:t>pulling</w:t>
+      </w:r>
+      <w:r>
+        <w:rPr>
+          <w:bCs/>
+          <w:szCs w:val="28"/>
+          <w:lang w:val="en-US"/>
+        </w:rPr>
+        <w:t xml:space="preserve"> it in Power BI</w:t>
       </w:r>
     </w:p>
     <w:p>
@@ -4634,22 +5080,68 @@
         <w:pStyle w:val="ListParagraph"/>
         <w:numPr>
           <w:ilvl w:val="0"/>
-          <w:numId w:val="10"/>
+          <w:numId w:val="12"/>
         </w:numPr>
         <w:tabs>
           <w:tab w:val="left" w:pos="3156"/>
         </w:tabs>
         <w:rPr>
-          <w:sz w:val="28"/>
-          <w:szCs w:val="28"/>
-          <w:lang w:val="en-US"/>
-        </w:rPr>
-      </w:pPr>
-      <w:r>
-        <w:rPr>
-          <w:lang w:val="en-US"/>
-        </w:rPr>
-        <w:t>Supports joins</w:t>
+          <w:bCs/>
+          <w:szCs w:val="28"/>
+          <w:lang w:val="en-US"/>
+        </w:rPr>
+      </w:pPr>
+      <w:r>
+        <w:rPr>
+          <w:bCs/>
+          <w:szCs w:val="28"/>
+          <w:highlight w:val="yellow"/>
+          <w:lang w:val="en-US"/>
+        </w:rPr>
+        <w:t>Composite</w:t>
+      </w:r>
+      <w:r>
+        <w:rPr>
+          <w:bCs/>
+          <w:szCs w:val="28"/>
+          <w:lang w:val="en-US"/>
+        </w:rPr>
+        <w:t xml:space="preserve"> </w:t>
+      </w:r>
+      <w:r>
+        <w:rPr>
+          <w:bCs/>
+          <w:szCs w:val="28"/>
+          <w:highlight w:val="yellow"/>
+          <w:lang w:val="en-US"/>
+        </w:rPr>
+        <w:t>Mode</w:t>
+      </w:r>
+      <w:r>
+        <w:rPr>
+          <w:bCs/>
+          <w:szCs w:val="28"/>
+          <w:lang w:val="en-US"/>
+        </w:rPr>
+        <w:t xml:space="preserve">: When we use both Import Mode &amp; Direct Query then </w:t>
+      </w:r>
+      <w:proofErr w:type="gramStart"/>
+      <w:r>
+        <w:rPr>
+          <w:bCs/>
+          <w:szCs w:val="28"/>
+          <w:lang w:val="en-US"/>
+        </w:rPr>
+        <w:t>its</w:t>
+      </w:r>
+      <w:proofErr w:type="gramEnd"/>
+      <w:r>
+        <w:rPr>
+          <w:bCs/>
+          <w:szCs w:val="28"/>
+          <w:lang w:val="en-US"/>
+        </w:rPr>
+        <w:t xml:space="preserve"> called as Composite Mode</w:t>
       </w:r>
     </w:p>
     <w:p>
@@ -4657,46 +5149,924 @@
         <w:pStyle w:val="ListParagraph"/>
         <w:numPr>
           <w:ilvl w:val="0"/>
-          <w:numId w:val="10"/>
+          <w:numId w:val="12"/>
         </w:numPr>
         <w:tabs>
           <w:tab w:val="left" w:pos="3156"/>
         </w:tabs>
         <w:rPr>
-          <w:sz w:val="28"/>
-          <w:szCs w:val="28"/>
-          <w:lang w:val="en-US"/>
-        </w:rPr>
-      </w:pPr>
-      <w:r>
-        <w:rPr>
-          <w:lang w:val="en-US"/>
-        </w:rPr>
-        <w:t xml:space="preserve">Pivot </w:t>
-      </w:r>
-      <w:r>
-        <w:rPr>
-          <w:lang w:val="en-US"/>
-        </w:rPr>
-        <w:t xml:space="preserve">&amp; </w:t>
-      </w:r>
-      <w:r>
-        <w:rPr>
-          <w:lang w:val="en-US"/>
-        </w:rPr>
-        <w:t>Unpivot</w:t>
-      </w:r>
-      <w:r>
-        <w:rPr>
-          <w:lang w:val="en-US"/>
-        </w:rPr>
-        <w:t xml:space="preserve">, </w:t>
-      </w:r>
-      <w:r>
-        <w:rPr>
+          <w:bCs/>
+          <w:szCs w:val="28"/>
+          <w:lang w:val="en-US"/>
+        </w:rPr>
+      </w:pPr>
+      <w:r>
+        <w:rPr>
+          <w:bCs/>
+          <w:szCs w:val="28"/>
+          <w:lang w:val="en-US"/>
+        </w:rPr>
+        <w:t xml:space="preserve">When we load the data from SQL Server using Direct Query </w:t>
+      </w:r>
+      <w:r>
+        <w:rPr>
+          <w:bCs/>
+          <w:szCs w:val="28"/>
+          <w:lang w:val="en-US"/>
+        </w:rPr>
+        <w:sym w:font="Wingdings" w:char="F0E0"/>
+      </w:r>
+      <w:r>
+        <w:rPr>
+          <w:bCs/>
+          <w:szCs w:val="28"/>
+          <w:lang w:val="en-US"/>
+        </w:rPr>
+        <w:t xml:space="preserve"> then in the R.H.S pane we can only see 4 sections initially we had 5 sections </w:t>
+      </w:r>
+      <w:r>
+        <w:rPr>
+          <w:bCs/>
+          <w:szCs w:val="28"/>
+          <w:lang w:val="en-US"/>
+        </w:rPr>
+        <w:sym w:font="Wingdings" w:char="F0E0"/>
+      </w:r>
+      <w:r>
+        <w:rPr>
+          <w:bCs/>
+          <w:szCs w:val="28"/>
+          <w:lang w:val="en-US"/>
+        </w:rPr>
+        <w:t xml:space="preserve"> The Table view is missing</w:t>
+      </w:r>
+    </w:p>
+    <w:p>
+      <w:pPr>
+        <w:pStyle w:val="ListParagraph"/>
+        <w:numPr>
+          <w:ilvl w:val="0"/>
+          <w:numId w:val="12"/>
+        </w:numPr>
+        <w:tabs>
+          <w:tab w:val="left" w:pos="3156"/>
+        </w:tabs>
+        <w:rPr>
+          <w:bCs/>
+          <w:szCs w:val="28"/>
+          <w:lang w:val="en-US"/>
+        </w:rPr>
+      </w:pPr>
+      <w:r>
+        <w:rPr>
+          <w:bCs/>
+          <w:szCs w:val="28"/>
+          <w:lang w:val="en-US"/>
+        </w:rPr>
+        <w:t>We cannot perform most of the operations &amp; DAX in Direct Query method</w:t>
+      </w:r>
+    </w:p>
+    <w:p>
+      <w:pPr>
+        <w:pStyle w:val="ListParagraph"/>
+        <w:numPr>
+          <w:ilvl w:val="0"/>
+          <w:numId w:val="12"/>
+        </w:numPr>
+        <w:tabs>
+          <w:tab w:val="left" w:pos="3156"/>
+        </w:tabs>
+        <w:rPr>
+          <w:bCs/>
+          <w:szCs w:val="28"/>
+          <w:lang w:val="en-US"/>
+        </w:rPr>
+      </w:pPr>
+      <w:r>
+        <w:rPr>
+          <w:bCs/>
+          <w:szCs w:val="28"/>
+          <w:lang w:val="en-US"/>
+        </w:rPr>
+        <w:t xml:space="preserve">If we load a table using Direct Query then Table view goes missing </w:t>
+      </w:r>
+      <w:r>
+        <w:rPr>
+          <w:bCs/>
+          <w:szCs w:val="28"/>
+          <w:lang w:val="en-US"/>
+        </w:rPr>
+        <w:sym w:font="Wingdings" w:char="F0E0"/>
+      </w:r>
+      <w:r>
+        <w:rPr>
+          <w:bCs/>
+          <w:szCs w:val="28"/>
+          <w:lang w:val="en-US"/>
+        </w:rPr>
+        <w:t xml:space="preserve"> if we Duplicate that same Table and Append it with Parent Table as a New Append 1</w:t>
+      </w:r>
+      <w:r>
+        <w:rPr>
+          <w:bCs/>
+          <w:szCs w:val="28"/>
+          <w:lang w:val="en-US"/>
+        </w:rPr>
+        <w:sym w:font="Wingdings" w:char="F0E0"/>
+      </w:r>
+      <w:r>
+        <w:rPr>
+          <w:bCs/>
+          <w:szCs w:val="28"/>
+          <w:lang w:val="en-US"/>
+        </w:rPr>
+        <w:t xml:space="preserve"> then this new Append1 is considered in Import mode and we can see the Table view again ******</w:t>
+      </w:r>
+    </w:p>
+    <w:p>
+      <w:pPr>
+        <w:pStyle w:val="ListParagraph"/>
+        <w:numPr>
+          <w:ilvl w:val="0"/>
+          <w:numId w:val="12"/>
+        </w:numPr>
+        <w:tabs>
+          <w:tab w:val="left" w:pos="3156"/>
+        </w:tabs>
+        <w:rPr>
+          <w:bCs/>
+          <w:szCs w:val="28"/>
+          <w:lang w:val="en-US"/>
+        </w:rPr>
+      </w:pPr>
+      <w:r>
+        <w:rPr>
+          <w:bCs/>
+          <w:szCs w:val="28"/>
+          <w:lang w:val="en-US"/>
+        </w:rPr>
+        <w:t>Append Operations becomes and falls under Import Mode *****</w:t>
+      </w:r>
+    </w:p>
+    <w:p>
+      <w:pPr>
+        <w:pStyle w:val="ListParagraph"/>
+        <w:numPr>
+          <w:ilvl w:val="0"/>
+          <w:numId w:val="12"/>
+        </w:numPr>
+        <w:tabs>
+          <w:tab w:val="left" w:pos="3156"/>
+        </w:tabs>
+        <w:rPr>
+          <w:bCs/>
+          <w:szCs w:val="28"/>
+          <w:lang w:val="en-US"/>
+        </w:rPr>
+      </w:pPr>
+      <w:r>
+        <w:rPr>
+          <w:bCs/>
+          <w:szCs w:val="28"/>
+          <w:lang w:val="en-US"/>
+        </w:rPr>
+        <w:t>/* ---------------------------- */</w:t>
+      </w:r>
+    </w:p>
+    <w:p>
+      <w:pPr>
+        <w:pStyle w:val="ListParagraph"/>
+        <w:numPr>
+          <w:ilvl w:val="0"/>
+          <w:numId w:val="12"/>
+        </w:numPr>
+        <w:tabs>
+          <w:tab w:val="left" w:pos="3156"/>
+        </w:tabs>
+        <w:rPr>
+          <w:bCs/>
+          <w:szCs w:val="28"/>
+          <w:lang w:val="en-US"/>
+        </w:rPr>
+      </w:pPr>
+      <w:r>
+        <w:rPr>
+          <w:bCs/>
+          <w:szCs w:val="28"/>
+          <w:highlight w:val="yellow"/>
+          <w:lang w:val="en-US"/>
+        </w:rPr>
+        <w:t>Import</w:t>
+      </w:r>
+      <w:r>
+        <w:rPr>
+          <w:bCs/>
+          <w:szCs w:val="28"/>
           <w:lang w:val="en-US"/>
         </w:rPr>
         <w:t xml:space="preserve"> </w:t>
+      </w:r>
+      <w:r>
+        <w:rPr>
+          <w:bCs/>
+          <w:szCs w:val="28"/>
+          <w:highlight w:val="yellow"/>
+          <w:lang w:val="en-US"/>
+        </w:rPr>
+        <w:t>Mode</w:t>
+      </w:r>
+      <w:r>
+        <w:rPr>
+          <w:bCs/>
+          <w:szCs w:val="28"/>
+          <w:lang w:val="en-US"/>
+        </w:rPr>
+        <w:t xml:space="preserve">: When we load the same table but by using Import mode then </w:t>
+      </w:r>
+      <w:r>
+        <w:rPr>
+          <w:bCs/>
+          <w:szCs w:val="28"/>
+          <w:lang w:val="en-US"/>
+        </w:rPr>
+        <w:sym w:font="Wingdings" w:char="F0E0"/>
+      </w:r>
+      <w:r>
+        <w:rPr>
+          <w:bCs/>
+          <w:szCs w:val="28"/>
+          <w:lang w:val="en-US"/>
+        </w:rPr>
+        <w:t xml:space="preserve"> we can see all 5 sections and table view as well</w:t>
+      </w:r>
+    </w:p>
+    <w:p>
+      <w:pPr>
+        <w:pStyle w:val="ListParagraph"/>
+        <w:numPr>
+          <w:ilvl w:val="0"/>
+          <w:numId w:val="12"/>
+        </w:numPr>
+        <w:tabs>
+          <w:tab w:val="left" w:pos="3156"/>
+        </w:tabs>
+        <w:rPr>
+          <w:bCs/>
+          <w:szCs w:val="28"/>
+          <w:lang w:val="en-US"/>
+        </w:rPr>
+      </w:pPr>
+      <w:r>
+        <w:rPr>
+          <w:bCs/>
+          <w:szCs w:val="28"/>
+          <w:lang w:val="en-US"/>
+        </w:rPr>
+        <w:t xml:space="preserve">Which one is better </w:t>
+      </w:r>
+      <w:r>
+        <w:rPr>
+          <w:bCs/>
+          <w:szCs w:val="28"/>
+          <w:lang w:val="en-US"/>
+        </w:rPr>
+        <w:sym w:font="Wingdings" w:char="F0E0"/>
+      </w:r>
+      <w:r>
+        <w:rPr>
+          <w:bCs/>
+          <w:szCs w:val="28"/>
+          <w:lang w:val="en-US"/>
+        </w:rPr>
+        <w:t xml:space="preserve"> Fast performer is Import Mode with No DAX and Transformation restrictions </w:t>
+      </w:r>
+      <w:r>
+        <w:rPr>
+          <w:bCs/>
+          <w:szCs w:val="28"/>
+          <w:lang w:val="en-US"/>
+        </w:rPr>
+        <w:sym w:font="Wingdings" w:char="F0E0"/>
+      </w:r>
+      <w:r>
+        <w:rPr>
+          <w:bCs/>
+          <w:szCs w:val="28"/>
+          <w:lang w:val="en-US"/>
+        </w:rPr>
+        <w:t xml:space="preserve"> but here we have limitations of 10 GB Compression of Data, only this much we can use</w:t>
+      </w:r>
+    </w:p>
+    <w:p>
+      <w:pPr>
+        <w:pStyle w:val="ListParagraph"/>
+        <w:numPr>
+          <w:ilvl w:val="0"/>
+          <w:numId w:val="12"/>
+        </w:numPr>
+        <w:tabs>
+          <w:tab w:val="left" w:pos="3156"/>
+        </w:tabs>
+        <w:rPr>
+          <w:bCs/>
+          <w:szCs w:val="28"/>
+          <w:lang w:val="en-US"/>
+        </w:rPr>
+      </w:pPr>
+      <w:r>
+        <w:rPr>
+          <w:bCs/>
+          <w:szCs w:val="28"/>
+          <w:lang w:val="en-US"/>
+        </w:rPr>
+        <w:t>/* --------------------------- */</w:t>
+      </w:r>
+    </w:p>
+    <w:p>
+      <w:pPr>
+        <w:pStyle w:val="ListParagraph"/>
+        <w:numPr>
+          <w:ilvl w:val="0"/>
+          <w:numId w:val="12"/>
+        </w:numPr>
+        <w:tabs>
+          <w:tab w:val="left" w:pos="3156"/>
+        </w:tabs>
+        <w:rPr>
+          <w:bCs/>
+          <w:szCs w:val="28"/>
+          <w:lang w:val="en-US"/>
+        </w:rPr>
+      </w:pPr>
+      <w:r>
+        <w:rPr>
+          <w:bCs/>
+          <w:szCs w:val="28"/>
+          <w:highlight w:val="yellow"/>
+          <w:lang w:val="en-US"/>
+        </w:rPr>
+        <w:t>Direct</w:t>
+      </w:r>
+      <w:r>
+        <w:rPr>
+          <w:bCs/>
+          <w:szCs w:val="28"/>
+          <w:lang w:val="en-US"/>
+        </w:rPr>
+        <w:t xml:space="preserve"> </w:t>
+      </w:r>
+      <w:r>
+        <w:rPr>
+          <w:bCs/>
+          <w:szCs w:val="28"/>
+          <w:highlight w:val="yellow"/>
+          <w:lang w:val="en-US"/>
+        </w:rPr>
+        <w:t>Query</w:t>
+      </w:r>
+      <w:r>
+        <w:rPr>
+          <w:bCs/>
+          <w:szCs w:val="28"/>
+          <w:lang w:val="en-US"/>
+        </w:rPr>
+        <w:t xml:space="preserve">: </w:t>
+      </w:r>
+      <w:r>
+        <w:rPr>
+          <w:bCs/>
+          <w:szCs w:val="28"/>
+          <w:lang w:val="en-US"/>
+        </w:rPr>
+        <w:t xml:space="preserve">When we want to do Live Data Analysis </w:t>
+      </w:r>
+      <w:r>
+        <w:rPr>
+          <w:bCs/>
+          <w:szCs w:val="28"/>
+          <w:lang w:val="en-US"/>
+        </w:rPr>
+        <w:sym w:font="Wingdings" w:char="F0E0"/>
+      </w:r>
+      <w:r>
+        <w:rPr>
+          <w:bCs/>
+          <w:szCs w:val="28"/>
+          <w:lang w:val="en-US"/>
+        </w:rPr>
+        <w:t xml:space="preserve"> for </w:t>
+      </w:r>
+      <w:proofErr w:type="spellStart"/>
+      <w:r>
+        <w:rPr>
+          <w:bCs/>
+          <w:szCs w:val="28"/>
+          <w:lang w:val="en-US"/>
+        </w:rPr>
+        <w:t>eg</w:t>
+      </w:r>
+      <w:proofErr w:type="spellEnd"/>
+      <w:r>
+        <w:rPr>
+          <w:bCs/>
+          <w:szCs w:val="28"/>
+          <w:lang w:val="en-US"/>
+        </w:rPr>
+        <w:t xml:space="preserve">: A superstore where data gets updated after every 10 minutes </w:t>
+      </w:r>
+      <w:r>
+        <w:rPr>
+          <w:bCs/>
+          <w:szCs w:val="28"/>
+          <w:lang w:val="en-US"/>
+        </w:rPr>
+        <w:sym w:font="Wingdings" w:char="F0E0"/>
+      </w:r>
+      <w:r>
+        <w:rPr>
+          <w:bCs/>
+          <w:szCs w:val="28"/>
+          <w:lang w:val="en-US"/>
+        </w:rPr>
+        <w:t xml:space="preserve"> so in Dashboard we have to make use of Direct Query</w:t>
+      </w:r>
+      <w:r>
+        <w:rPr>
+          <w:bCs/>
+          <w:szCs w:val="28"/>
+          <w:lang w:val="en-US"/>
+        </w:rPr>
+        <w:t xml:space="preserve"> as its live data from database </w:t>
+      </w:r>
+      <w:r>
+        <w:rPr>
+          <w:bCs/>
+          <w:szCs w:val="28"/>
+          <w:lang w:val="en-US"/>
+        </w:rPr>
+        <w:sym w:font="Wingdings" w:char="F0E0"/>
+      </w:r>
+      <w:r>
+        <w:rPr>
+          <w:bCs/>
+          <w:szCs w:val="28"/>
+          <w:lang w:val="en-US"/>
+        </w:rPr>
+        <w:t xml:space="preserve"> For live Data </w:t>
+      </w:r>
+      <w:r>
+        <w:rPr>
+          <w:bCs/>
+          <w:szCs w:val="28"/>
+          <w:lang w:val="en-US"/>
+        </w:rPr>
+        <w:sym w:font="Wingdings" w:char="F0E0"/>
+      </w:r>
+      <w:r>
+        <w:rPr>
+          <w:bCs/>
+          <w:szCs w:val="28"/>
+          <w:lang w:val="en-US"/>
+        </w:rPr>
+        <w:t xml:space="preserve"> WE select Format page then Page Refresh </w:t>
+      </w:r>
+      <w:r>
+        <w:rPr>
+          <w:bCs/>
+          <w:szCs w:val="28"/>
+          <w:lang w:val="en-US"/>
+        </w:rPr>
+        <w:sym w:font="Wingdings" w:char="F0E0"/>
+      </w:r>
+      <w:r>
+        <w:rPr>
+          <w:bCs/>
+          <w:szCs w:val="28"/>
+          <w:lang w:val="en-US"/>
+        </w:rPr>
+        <w:t xml:space="preserve"> Refresh this page in 10 minutes</w:t>
+      </w:r>
+    </w:p>
+    <w:p>
+      <w:pPr>
+        <w:pStyle w:val="ListParagraph"/>
+        <w:numPr>
+          <w:ilvl w:val="0"/>
+          <w:numId w:val="12"/>
+        </w:numPr>
+        <w:tabs>
+          <w:tab w:val="left" w:pos="3156"/>
+        </w:tabs>
+        <w:rPr>
+          <w:bCs/>
+          <w:szCs w:val="28"/>
+          <w:lang w:val="en-US"/>
+        </w:rPr>
+      </w:pPr>
+      <w:r>
+        <w:rPr>
+          <w:bCs/>
+          <w:szCs w:val="28"/>
+          <w:lang w:val="en-US"/>
+        </w:rPr>
+        <w:t>Direct Query will have a Blue Line above its table in Modelling view pane</w:t>
+      </w:r>
+    </w:p>
+    <w:p>
+      <w:pPr>
+        <w:pStyle w:val="ListParagraph"/>
+        <w:numPr>
+          <w:ilvl w:val="0"/>
+          <w:numId w:val="12"/>
+        </w:numPr>
+        <w:tabs>
+          <w:tab w:val="left" w:pos="3156"/>
+        </w:tabs>
+        <w:rPr>
+          <w:bCs/>
+          <w:szCs w:val="28"/>
+          <w:lang w:val="en-US"/>
+        </w:rPr>
+      </w:pPr>
+      <w:r>
+        <w:rPr>
+          <w:bCs/>
+          <w:szCs w:val="28"/>
+          <w:lang w:val="en-US"/>
+        </w:rPr>
+        <w:t xml:space="preserve">When Dealing with Tables using Import Mode and Direct </w:t>
+      </w:r>
+      <w:proofErr w:type="gramStart"/>
+      <w:r>
+        <w:rPr>
+          <w:bCs/>
+          <w:szCs w:val="28"/>
+          <w:lang w:val="en-US"/>
+        </w:rPr>
+        <w:t>Query :</w:t>
+      </w:r>
+      <w:proofErr w:type="gramEnd"/>
+      <w:r>
+        <w:rPr>
+          <w:bCs/>
+          <w:szCs w:val="28"/>
+          <w:lang w:val="en-US"/>
+        </w:rPr>
+        <w:t xml:space="preserve"> We see Storage Mode : Composite Mode/ Mix </w:t>
+      </w:r>
+    </w:p>
+    <w:p>
+      <w:pPr>
+        <w:pStyle w:val="ListParagraph"/>
+        <w:numPr>
+          <w:ilvl w:val="0"/>
+          <w:numId w:val="12"/>
+        </w:numPr>
+        <w:tabs>
+          <w:tab w:val="left" w:pos="3156"/>
+        </w:tabs>
+        <w:rPr>
+          <w:bCs/>
+          <w:szCs w:val="28"/>
+          <w:lang w:val="en-US"/>
+        </w:rPr>
+      </w:pPr>
+      <w:r>
+        <w:rPr>
+          <w:bCs/>
+          <w:szCs w:val="28"/>
+          <w:lang w:val="en-US"/>
+        </w:rPr>
+        <w:t xml:space="preserve">And we can create a Calculated column / New </w:t>
+      </w:r>
+      <w:proofErr w:type="gramStart"/>
+      <w:r>
+        <w:rPr>
+          <w:bCs/>
+          <w:szCs w:val="28"/>
+          <w:lang w:val="en-US"/>
+        </w:rPr>
+        <w:t xml:space="preserve">column </w:t>
+      </w:r>
+      <w:r>
+        <w:rPr>
+          <w:bCs/>
+          <w:szCs w:val="28"/>
+          <w:lang w:val="en-US"/>
+        </w:rPr>
+        <w:t xml:space="preserve"> and</w:t>
+      </w:r>
+      <w:proofErr w:type="gramEnd"/>
+      <w:r>
+        <w:rPr>
+          <w:bCs/>
+          <w:szCs w:val="28"/>
+          <w:lang w:val="en-US"/>
+        </w:rPr>
+        <w:t xml:space="preserve"> also some small DAX measures </w:t>
+      </w:r>
+      <w:r>
+        <w:rPr>
+          <w:bCs/>
+          <w:szCs w:val="28"/>
+          <w:lang w:val="en-US"/>
+        </w:rPr>
+        <w:t>in Direct Query</w:t>
+      </w:r>
+    </w:p>
+    <w:p>
+      <w:pPr>
+        <w:tabs>
+          <w:tab w:val="left" w:pos="3156"/>
+        </w:tabs>
+        <w:rPr>
+          <w:b/>
+          <w:bCs/>
+          <w:sz w:val="28"/>
+          <w:szCs w:val="28"/>
+          <w:u w:val="single"/>
+          <w:lang w:val="en-US"/>
+        </w:rPr>
+      </w:pPr>
+      <w:r>
+        <w:rPr>
+          <w:b/>
+          <w:bCs/>
+          <w:sz w:val="28"/>
+          <w:szCs w:val="28"/>
+          <w:lang w:val="en-US"/>
+        </w:rPr>
+        <w:t>1</w:t>
+      </w:r>
+      <w:r>
+        <w:rPr>
+          <w:b/>
+          <w:bCs/>
+          <w:sz w:val="28"/>
+          <w:szCs w:val="28"/>
+          <w:lang w:val="en-US"/>
+        </w:rPr>
+        <w:t>8</w:t>
+      </w:r>
+      <w:r>
+        <w:rPr>
+          <w:b/>
+          <w:bCs/>
+          <w:sz w:val="28"/>
+          <w:szCs w:val="28"/>
+          <w:lang w:val="en-US"/>
+        </w:rPr>
+        <w:t>.</w:t>
+      </w:r>
+      <w:r>
+        <w:rPr>
+          <w:b/>
+          <w:bCs/>
+          <w:sz w:val="28"/>
+          <w:szCs w:val="28"/>
+          <w:u w:val="single"/>
+          <w:lang w:val="en-US"/>
+        </w:rPr>
+        <w:t>L-1</w:t>
+      </w:r>
+      <w:r>
+        <w:rPr>
+          <w:b/>
+          <w:bCs/>
+          <w:sz w:val="28"/>
+          <w:szCs w:val="28"/>
+          <w:u w:val="single"/>
+          <w:lang w:val="en-US"/>
+        </w:rPr>
+        <w:t>7 Query Folding</w:t>
+      </w:r>
+      <w:r>
+        <w:rPr>
+          <w:b/>
+          <w:bCs/>
+          <w:sz w:val="28"/>
+          <w:szCs w:val="28"/>
+          <w:u w:val="single"/>
+          <w:lang w:val="en-US"/>
+        </w:rPr>
+        <w:t>:</w:t>
+      </w:r>
+    </w:p>
+    <w:p>
+      <w:pPr>
+        <w:pStyle w:val="ListParagraph"/>
+        <w:numPr>
+          <w:ilvl w:val="0"/>
+          <w:numId w:val="13"/>
+        </w:numPr>
+        <w:tabs>
+          <w:tab w:val="left" w:pos="3156"/>
+        </w:tabs>
+        <w:rPr>
+          <w:sz w:val="28"/>
+          <w:szCs w:val="28"/>
+          <w:lang w:val="en-US"/>
+        </w:rPr>
+      </w:pPr>
+      <w:r>
+        <w:rPr>
+          <w:lang w:val="en-US"/>
+        </w:rPr>
+        <w:t>Query Folding is a process of pushing data transformations steps that we did in PBI back to Data source/database for execution</w:t>
+      </w:r>
+    </w:p>
+    <w:p>
+      <w:pPr>
+        <w:pStyle w:val="ListParagraph"/>
+        <w:numPr>
+          <w:ilvl w:val="0"/>
+          <w:numId w:val="13"/>
+        </w:numPr>
+        <w:tabs>
+          <w:tab w:val="left" w:pos="3156"/>
+        </w:tabs>
+        <w:rPr>
+          <w:sz w:val="28"/>
+          <w:szCs w:val="28"/>
+          <w:lang w:val="en-US"/>
+        </w:rPr>
+      </w:pPr>
+      <w:r>
+        <w:rPr>
+          <w:lang w:val="en-US"/>
+        </w:rPr>
+        <w:t xml:space="preserve">Used for performance improvement, Optimization of usage, </w:t>
+      </w:r>
+      <w:r>
+        <w:rPr>
+          <w:highlight w:val="yellow"/>
+          <w:lang w:val="en-US"/>
+        </w:rPr>
+        <w:t>Incremental</w:t>
+      </w:r>
+      <w:r>
+        <w:rPr>
+          <w:lang w:val="en-US"/>
+        </w:rPr>
+        <w:t xml:space="preserve"> </w:t>
+      </w:r>
+      <w:r>
+        <w:rPr>
+          <w:highlight w:val="yellow"/>
+          <w:lang w:val="en-US"/>
+        </w:rPr>
+        <w:t>Refresh</w:t>
+      </w:r>
+      <w:r>
+        <w:rPr>
+          <w:lang w:val="en-US"/>
+        </w:rPr>
+        <w:t xml:space="preserve"> </w:t>
+      </w:r>
+    </w:p>
+    <w:p>
+      <w:pPr>
+        <w:pStyle w:val="ListParagraph"/>
+        <w:numPr>
+          <w:ilvl w:val="0"/>
+          <w:numId w:val="13"/>
+        </w:numPr>
+        <w:tabs>
+          <w:tab w:val="left" w:pos="3156"/>
+        </w:tabs>
+        <w:rPr>
+          <w:sz w:val="28"/>
+          <w:szCs w:val="28"/>
+          <w:lang w:val="en-US"/>
+        </w:rPr>
+      </w:pPr>
+      <w:r>
+        <w:rPr>
+          <w:lang w:val="en-US"/>
+        </w:rPr>
+        <w:t>Native Query Supports SQL server and other Databases but it does not support Excel files as View Native Query is disables for Excel files</w:t>
+      </w:r>
+    </w:p>
+    <w:p>
+      <w:pPr>
+        <w:pStyle w:val="ListParagraph"/>
+        <w:numPr>
+          <w:ilvl w:val="0"/>
+          <w:numId w:val="13"/>
+        </w:numPr>
+        <w:tabs>
+          <w:tab w:val="left" w:pos="3156"/>
+        </w:tabs>
+        <w:rPr>
+          <w:sz w:val="28"/>
+          <w:szCs w:val="28"/>
+          <w:lang w:val="en-US"/>
+        </w:rPr>
+      </w:pPr>
+      <w:r>
+        <w:rPr>
+          <w:lang w:val="en-US"/>
+        </w:rPr>
+        <w:lastRenderedPageBreak/>
+        <w:t>What all transformations does Query Folding // Native Query supports: Removing &amp; Renaming columns, Merged Queries based on the same source/database even it will work on multiple tables from the same Database when they are merged, but does not support Database &amp; Excel Flat file combinations or some other data source / databases</w:t>
+      </w:r>
+    </w:p>
+    <w:p>
+      <w:pPr>
+        <w:pStyle w:val="ListParagraph"/>
+        <w:numPr>
+          <w:ilvl w:val="0"/>
+          <w:numId w:val="13"/>
+        </w:numPr>
+        <w:tabs>
+          <w:tab w:val="left" w:pos="3156"/>
+        </w:tabs>
+        <w:rPr>
+          <w:sz w:val="28"/>
+          <w:szCs w:val="28"/>
+          <w:lang w:val="en-US"/>
+        </w:rPr>
+      </w:pPr>
+      <w:r>
+        <w:rPr>
+          <w:lang w:val="en-US"/>
+        </w:rPr>
+        <w:t>Same for Appending as well</w:t>
+      </w:r>
+      <w:r>
+        <w:rPr>
+          <w:lang w:val="en-US"/>
+        </w:rPr>
+        <w:t>, if the table are from same source then yes it will support if not then it will not support</w:t>
+      </w:r>
+    </w:p>
+    <w:p>
+      <w:pPr>
+        <w:pStyle w:val="ListParagraph"/>
+        <w:numPr>
+          <w:ilvl w:val="0"/>
+          <w:numId w:val="13"/>
+        </w:numPr>
+        <w:tabs>
+          <w:tab w:val="left" w:pos="3156"/>
+        </w:tabs>
+        <w:rPr>
+          <w:sz w:val="28"/>
+          <w:szCs w:val="28"/>
+          <w:lang w:val="en-US"/>
+        </w:rPr>
+      </w:pPr>
+      <w:r>
+        <w:rPr>
+          <w:lang w:val="en-US"/>
+        </w:rPr>
+        <w:t>Also supports numerical calculations</w:t>
+      </w:r>
+    </w:p>
+    <w:p>
+      <w:pPr>
+        <w:pStyle w:val="ListParagraph"/>
+        <w:numPr>
+          <w:ilvl w:val="0"/>
+          <w:numId w:val="13"/>
+        </w:numPr>
+        <w:tabs>
+          <w:tab w:val="left" w:pos="3156"/>
+        </w:tabs>
+        <w:rPr>
+          <w:sz w:val="28"/>
+          <w:szCs w:val="28"/>
+          <w:lang w:val="en-US"/>
+        </w:rPr>
+      </w:pPr>
+      <w:r>
+        <w:rPr>
+          <w:lang w:val="en-US"/>
+        </w:rPr>
+        <w:t>Supports joins</w:t>
+      </w:r>
+    </w:p>
+    <w:p>
+      <w:pPr>
+        <w:pStyle w:val="ListParagraph"/>
+        <w:numPr>
+          <w:ilvl w:val="0"/>
+          <w:numId w:val="13"/>
+        </w:numPr>
+        <w:tabs>
+          <w:tab w:val="left" w:pos="3156"/>
+        </w:tabs>
+        <w:rPr>
+          <w:sz w:val="28"/>
+          <w:szCs w:val="28"/>
+          <w:lang w:val="en-US"/>
+        </w:rPr>
+      </w:pPr>
+      <w:r>
+        <w:rPr>
+          <w:lang w:val="en-US"/>
+        </w:rPr>
+        <w:t xml:space="preserve">Pivot &amp; Unpivot, </w:t>
       </w:r>
       <w:proofErr w:type="spellStart"/>
       <w:r>
@@ -4733,13 +6103,7 @@
         <w:rPr>
           <w:lang w:val="en-US"/>
         </w:rPr>
-        <w:t>------------------------------ *</w:t>
-      </w:r>
-      <w:r>
-        <w:rPr>
-          <w:lang w:val="en-US"/>
-        </w:rPr>
-        <w:t>/</w:t>
+        <w:t>------------------------------ */</w:t>
       </w:r>
     </w:p>
     <w:p>
@@ -4747,7 +6111,7 @@
         <w:pStyle w:val="ListParagraph"/>
         <w:numPr>
           <w:ilvl w:val="0"/>
-          <w:numId w:val="12"/>
+          <w:numId w:val="14"/>
         </w:numPr>
         <w:tabs>
           <w:tab w:val="left" w:pos="3156"/>
@@ -4768,7 +6132,7 @@
         <w:pStyle w:val="ListParagraph"/>
         <w:numPr>
           <w:ilvl w:val="0"/>
-          <w:numId w:val="12"/>
+          <w:numId w:val="14"/>
         </w:numPr>
         <w:tabs>
           <w:tab w:val="left" w:pos="3156"/>
@@ -4789,7 +6153,7 @@
         <w:pStyle w:val="ListParagraph"/>
         <w:numPr>
           <w:ilvl w:val="0"/>
-          <w:numId w:val="12"/>
+          <w:numId w:val="14"/>
         </w:numPr>
         <w:tabs>
           <w:tab w:val="left" w:pos="3156"/>
@@ -4802,19 +6166,7 @@
         <w:rPr>
           <w:lang w:val="en-US"/>
         </w:rPr>
-        <w:t xml:space="preserve">Only supports the Aggregations and </w:t>
-      </w:r>
-      <w:r>
-        <w:rPr>
-          <w:lang w:val="en-US"/>
-        </w:rPr>
-        <w:t>transformations</w:t>
-      </w:r>
-      <w:r>
-        <w:rPr>
-          <w:lang w:val="en-US"/>
-        </w:rPr>
-        <w:t xml:space="preserve"> that SQL Supports is supported in Native Query</w:t>
+        <w:t>Only supports the Aggregations and transformations that SQL Supports is supported in Native Query</w:t>
       </w:r>
     </w:p>
     <w:p>
@@ -4853,7 +6205,7 @@
         <w:pStyle w:val="ListParagraph"/>
         <w:numPr>
           <w:ilvl w:val="0"/>
-          <w:numId w:val="13"/>
+          <w:numId w:val="15"/>
         </w:numPr>
         <w:tabs>
           <w:tab w:val="left" w:pos="3156"/>
@@ -4866,13 +6218,7 @@
         <w:rPr>
           <w:lang w:val="en-US"/>
         </w:rPr>
-        <w:t>All Relational Databases: SQL Server, My SQL</w:t>
-      </w:r>
-      <w:r>
-        <w:rPr>
-          <w:lang w:val="en-US"/>
-        </w:rPr>
-        <w:t>, Oracle, Postgres SQL,</w:t>
+        <w:t>All Relational Databases: SQL Server, My SQL, Oracle, Postgres SQL,</w:t>
       </w:r>
     </w:p>
     <w:p>
@@ -4880,7 +6226,7 @@
         <w:pStyle w:val="ListParagraph"/>
         <w:numPr>
           <w:ilvl w:val="0"/>
-          <w:numId w:val="13"/>
+          <w:numId w:val="15"/>
         </w:numPr>
         <w:tabs>
           <w:tab w:val="left" w:pos="3156"/>
@@ -4915,7 +6261,7 @@
         <w:pStyle w:val="ListParagraph"/>
         <w:numPr>
           <w:ilvl w:val="0"/>
-          <w:numId w:val="13"/>
+          <w:numId w:val="15"/>
         </w:numPr>
         <w:tabs>
           <w:tab w:val="left" w:pos="3156"/>
@@ -4942,13 +6288,7 @@
         <w:rPr>
           <w:lang w:val="en-US"/>
         </w:rPr>
-        <w:t xml:space="preserve"> Online</w:t>
-      </w:r>
-      <w:r>
-        <w:rPr>
-          <w:lang w:val="en-US"/>
-        </w:rPr>
-        <w:t>, Dynamic 365, Google Analytics, Salesforce</w:t>
+        <w:t xml:space="preserve"> Online, Dynamic 365, Google Analytics, Salesforce</w:t>
       </w:r>
     </w:p>
     <w:p>
@@ -4997,7 +6337,27 @@
           <w:u w:val="single"/>
           <w:lang w:val="en-US"/>
         </w:rPr>
-        <w:t>: Non Foldable Sources</w:t>
+        <w:t xml:space="preserve">: </w:t>
+      </w:r>
+      <w:proofErr w:type="gramStart"/>
+      <w:r>
+        <w:rPr>
+          <w:b/>
+          <w:bCs/>
+          <w:u w:val="single"/>
+          <w:lang w:val="en-US"/>
+        </w:rPr>
+        <w:t>Non Foldable</w:t>
+      </w:r>
+      <w:proofErr w:type="gramEnd"/>
+      <w:r>
+        <w:rPr>
+          <w:b/>
+          <w:bCs/>
+          <w:u w:val="single"/>
+          <w:lang w:val="en-US"/>
+        </w:rPr>
+        <w:t xml:space="preserve"> Sources</w:t>
       </w:r>
     </w:p>
     <w:p>
@@ -5005,7 +6365,7 @@
         <w:pStyle w:val="ListParagraph"/>
         <w:numPr>
           <w:ilvl w:val="0"/>
-          <w:numId w:val="14"/>
+          <w:numId w:val="16"/>
         </w:numPr>
         <w:tabs>
           <w:tab w:val="left" w:pos="3156"/>
@@ -5021,13 +6381,7 @@
         <w:rPr>
           <w:lang w:val="en-US"/>
         </w:rPr>
-        <w:t>Flat Flies</w:t>
-      </w:r>
-      <w:r>
-        <w:rPr>
-          <w:lang w:val="en-US"/>
-        </w:rPr>
-        <w:t xml:space="preserve">: Excel, CSV, </w:t>
+        <w:t xml:space="preserve">Flat Flies: Excel, CSV, </w:t>
       </w:r>
     </w:p>
     <w:p>
@@ -5035,7 +6389,7 @@
         <w:pStyle w:val="ListParagraph"/>
         <w:numPr>
           <w:ilvl w:val="0"/>
-          <w:numId w:val="14"/>
+          <w:numId w:val="16"/>
         </w:numPr>
         <w:tabs>
           <w:tab w:val="left" w:pos="3156"/>
@@ -5073,7 +6427,7 @@
         <w:pStyle w:val="ListParagraph"/>
         <w:numPr>
           <w:ilvl w:val="0"/>
-          <w:numId w:val="14"/>
+          <w:numId w:val="16"/>
         </w:numPr>
         <w:tabs>
           <w:tab w:val="left" w:pos="3156"/>
@@ -5089,19 +6443,7 @@
         <w:rPr>
           <w:lang w:val="en-US"/>
         </w:rPr>
-        <w:t xml:space="preserve">No-SQL Databases: Mongo-DB, Cassandra, </w:t>
-      </w:r>
-      <w:r>
-        <w:rPr>
-          <w:lang w:val="en-US"/>
-        </w:rPr>
-        <w:t>OLAP</w:t>
-      </w:r>
-      <w:r>
-        <w:rPr>
-          <w:lang w:val="en-US"/>
-        </w:rPr>
-        <w:t xml:space="preserve"> Cubes</w:t>
+        <w:t>No-SQL Databases: Mongo-DB, Cassandra, OLAP Cubes</w:t>
       </w:r>
     </w:p>
     <w:p>
@@ -5110,6 +6452,9 @@
           <w:tab w:val="left" w:pos="3156"/>
         </w:tabs>
         <w:rPr>
+          <w:b/>
+          <w:bCs/>
+          <w:u w:val="single"/>
           <w:lang w:val="en-US"/>
         </w:rPr>
       </w:pPr>
@@ -5120,123 +6465,178 @@
           <w:tab w:val="left" w:pos="3156"/>
         </w:tabs>
         <w:rPr>
-          <w:lang w:val="en-US"/>
-        </w:rPr>
-      </w:pPr>
-    </w:p>
-    <w:p>
-      <w:pPr>
+          <w:b/>
+          <w:bCs/>
+          <w:sz w:val="28"/>
+          <w:szCs w:val="28"/>
+          <w:u w:val="single"/>
+          <w:lang w:val="en-US"/>
+        </w:rPr>
+      </w:pPr>
+      <w:r>
+        <w:rPr>
+          <w:b/>
+          <w:bCs/>
+          <w:sz w:val="28"/>
+          <w:szCs w:val="28"/>
+          <w:lang w:val="en-US"/>
+        </w:rPr>
+        <w:t>1</w:t>
+      </w:r>
+      <w:r>
+        <w:rPr>
+          <w:b/>
+          <w:bCs/>
+          <w:sz w:val="28"/>
+          <w:szCs w:val="28"/>
+          <w:lang w:val="en-US"/>
+        </w:rPr>
+        <w:t>9</w:t>
+      </w:r>
+      <w:r>
+        <w:rPr>
+          <w:b/>
+          <w:bCs/>
+          <w:sz w:val="28"/>
+          <w:szCs w:val="28"/>
+          <w:lang w:val="en-US"/>
+        </w:rPr>
+        <w:t>.</w:t>
+      </w:r>
+      <w:r>
+        <w:rPr>
+          <w:b/>
+          <w:bCs/>
+          <w:sz w:val="28"/>
+          <w:szCs w:val="28"/>
+          <w:u w:val="single"/>
+          <w:lang w:val="en-US"/>
+        </w:rPr>
+        <w:t>L-1</w:t>
+      </w:r>
+      <w:r>
+        <w:rPr>
+          <w:b/>
+          <w:bCs/>
+          <w:sz w:val="28"/>
+          <w:szCs w:val="28"/>
+          <w:u w:val="single"/>
+          <w:lang w:val="en-US"/>
+        </w:rPr>
+        <w:t>8 Incremental Refresh</w:t>
+      </w:r>
+      <w:r>
+        <w:rPr>
+          <w:b/>
+          <w:bCs/>
+          <w:sz w:val="28"/>
+          <w:szCs w:val="28"/>
+          <w:u w:val="single"/>
+          <w:lang w:val="en-US"/>
+        </w:rPr>
+        <w:t>:</w:t>
+      </w:r>
+    </w:p>
+    <w:p>
+      <w:pPr>
+        <w:pStyle w:val="ListParagraph"/>
+        <w:numPr>
+          <w:ilvl w:val="0"/>
+          <w:numId w:val="17"/>
+        </w:numPr>
         <w:tabs>
           <w:tab w:val="left" w:pos="3156"/>
         </w:tabs>
         <w:rPr>
-          <w:b/>
-          <w:bCs/>
-          <w:sz w:val="28"/>
-          <w:szCs w:val="28"/>
-          <w:lang w:val="en-US"/>
-        </w:rPr>
-      </w:pPr>
-    </w:p>
-    <w:p>
-      <w:pPr>
+          <w:lang w:val="en-US"/>
+        </w:rPr>
+      </w:pPr>
+      <w:proofErr w:type="gramStart"/>
+      <w:r>
+        <w:rPr>
+          <w:lang w:val="en-US"/>
+        </w:rPr>
+        <w:t>Pre Requisites</w:t>
+      </w:r>
+      <w:proofErr w:type="gramEnd"/>
+      <w:r>
+        <w:rPr>
+          <w:lang w:val="en-US"/>
+        </w:rPr>
+        <w:t xml:space="preserve"> for Incremental Refresh: Date Column should be present with Time Stamps, Source should be Foldable, </w:t>
+      </w:r>
+    </w:p>
+    <w:p>
+      <w:pPr>
+        <w:pStyle w:val="ListParagraph"/>
+        <w:numPr>
+          <w:ilvl w:val="0"/>
+          <w:numId w:val="17"/>
+        </w:numPr>
         <w:tabs>
           <w:tab w:val="left" w:pos="3156"/>
         </w:tabs>
         <w:rPr>
-          <w:b/>
-          <w:bCs/>
-          <w:sz w:val="28"/>
-          <w:szCs w:val="28"/>
-          <w:u w:val="single"/>
-          <w:lang w:val="en-US"/>
-        </w:rPr>
-      </w:pPr>
-      <w:r>
-        <w:rPr>
-          <w:b/>
-          <w:bCs/>
-          <w:sz w:val="28"/>
-          <w:szCs w:val="28"/>
-          <w:lang w:val="en-US"/>
-        </w:rPr>
-        <w:lastRenderedPageBreak/>
-        <w:t>1</w:t>
-      </w:r>
-      <w:r>
-        <w:rPr>
-          <w:b/>
-          <w:bCs/>
-          <w:sz w:val="28"/>
-          <w:szCs w:val="28"/>
-          <w:lang w:val="en-US"/>
-        </w:rPr>
-        <w:t>9</w:t>
-      </w:r>
-      <w:r>
-        <w:rPr>
-          <w:b/>
-          <w:bCs/>
-          <w:sz w:val="28"/>
-          <w:szCs w:val="28"/>
-          <w:lang w:val="en-US"/>
-        </w:rPr>
-        <w:t>.</w:t>
-      </w:r>
-      <w:r>
-        <w:rPr>
-          <w:b/>
-          <w:bCs/>
-          <w:sz w:val="28"/>
-          <w:szCs w:val="28"/>
-          <w:u w:val="single"/>
-          <w:lang w:val="en-US"/>
-        </w:rPr>
-        <w:t>L-1</w:t>
-      </w:r>
-      <w:r>
-        <w:rPr>
-          <w:b/>
-          <w:bCs/>
-          <w:sz w:val="28"/>
-          <w:szCs w:val="28"/>
-          <w:u w:val="single"/>
-          <w:lang w:val="en-US"/>
-        </w:rPr>
-        <w:t xml:space="preserve">8 </w:t>
-      </w:r>
-      <w:r>
-        <w:rPr>
-          <w:b/>
-          <w:bCs/>
-          <w:sz w:val="28"/>
-          <w:szCs w:val="28"/>
-          <w:u w:val="single"/>
-          <w:lang w:val="en-US"/>
-        </w:rPr>
-        <w:t>I</w:t>
-      </w:r>
-      <w:r>
-        <w:rPr>
-          <w:b/>
-          <w:bCs/>
-          <w:sz w:val="28"/>
-          <w:szCs w:val="28"/>
-          <w:u w:val="single"/>
-          <w:lang w:val="en-US"/>
-        </w:rPr>
-        <w:t>ncremental Refresh</w:t>
-      </w:r>
-      <w:r>
-        <w:rPr>
-          <w:b/>
-          <w:bCs/>
-          <w:sz w:val="28"/>
-          <w:szCs w:val="28"/>
-          <w:u w:val="single"/>
-          <w:lang w:val="en-US"/>
-        </w:rPr>
-        <w:t>:</w:t>
+          <w:lang w:val="en-US"/>
+        </w:rPr>
+      </w:pPr>
+      <w:r>
+        <w:rPr>
+          <w:lang w:val="en-US"/>
+        </w:rPr>
+        <w:t xml:space="preserve">Manage parameter </w:t>
+      </w:r>
+      <w:r>
+        <w:rPr>
+          <w:lang w:val="en-US"/>
+        </w:rPr>
+        <w:sym w:font="Wingdings" w:char="F0E0"/>
+      </w:r>
+      <w:r>
+        <w:rPr>
+          <w:lang w:val="en-US"/>
+        </w:rPr>
+        <w:t xml:space="preserve"> New Parameter </w:t>
+      </w:r>
+      <w:r>
+        <w:rPr>
+          <w:lang w:val="en-US"/>
+        </w:rPr>
+        <w:sym w:font="Wingdings" w:char="F0E0"/>
+      </w:r>
+      <w:r>
+        <w:rPr>
+          <w:lang w:val="en-US"/>
+        </w:rPr>
+        <w:t xml:space="preserve"> </w:t>
+      </w:r>
+      <w:proofErr w:type="spellStart"/>
+      <w:r>
+        <w:rPr>
+          <w:lang w:val="en-US"/>
+        </w:rPr>
+        <w:t>Parameter</w:t>
+      </w:r>
+      <w:proofErr w:type="spellEnd"/>
+      <w:r>
+        <w:rPr>
+          <w:lang w:val="en-US"/>
+        </w:rPr>
+        <w:t xml:space="preserve"> 1 = </w:t>
+      </w:r>
+      <w:proofErr w:type="spellStart"/>
+      <w:r>
+        <w:rPr>
+          <w:lang w:val="en-US"/>
+        </w:rPr>
+        <w:t>RangeStart</w:t>
+      </w:r>
+      <w:proofErr w:type="spellEnd"/>
+      <w:r>
+        <w:rPr>
+          <w:lang w:val="en-US"/>
+        </w:rPr>
+        <w:t xml:space="preserve"> </w:t>
       </w:r>
     </w:p>
     <w:p>
@@ -5244,7 +6644,7 @@
         <w:pStyle w:val="ListParagraph"/>
         <w:numPr>
           <w:ilvl w:val="0"/>
-          <w:numId w:val="15"/>
+          <w:numId w:val="17"/>
         </w:numPr>
         <w:tabs>
           <w:tab w:val="left" w:pos="3156"/>
@@ -5257,39 +6657,35 @@
         <w:rPr>
           <w:lang w:val="en-US"/>
         </w:rPr>
-        <w:t xml:space="preserve">Pre Requisites for </w:t>
-      </w:r>
-      <w:r>
-        <w:rPr>
-          <w:lang w:val="en-US"/>
-        </w:rPr>
-        <w:t>I</w:t>
-      </w:r>
-      <w:r>
-        <w:rPr>
-          <w:lang w:val="en-US"/>
-        </w:rPr>
-        <w:t xml:space="preserve">ncremental Refresh: </w:t>
-      </w:r>
-      <w:r>
-        <w:rPr>
-          <w:lang w:val="en-US"/>
-        </w:rPr>
-        <w:t xml:space="preserve">Date Column should be present with Time Stamps, </w:t>
-      </w:r>
-      <w:r>
-        <w:rPr>
-          <w:lang w:val="en-US"/>
-        </w:rPr>
-        <w:t xml:space="preserve">Source should be Foldable, </w:t>
-      </w:r>
+        <w:t xml:space="preserve">Any </w:t>
+      </w:r>
+      <w:r>
+        <w:rPr>
+          <w:lang w:val="en-US"/>
+        </w:rPr>
+        <w:sym w:font="Wingdings" w:char="F0E0"/>
+      </w:r>
+      <w:r>
+        <w:rPr>
+          <w:lang w:val="en-US"/>
+        </w:rPr>
+        <w:t xml:space="preserve"> </w:t>
+      </w:r>
+      <w:proofErr w:type="spellStart"/>
+      <w:r>
+        <w:rPr>
+          <w:lang w:val="en-US"/>
+        </w:rPr>
+        <w:t>DateTime</w:t>
+      </w:r>
+      <w:proofErr w:type="spellEnd"/>
     </w:p>
     <w:p>
       <w:pPr>
         <w:pStyle w:val="ListParagraph"/>
         <w:numPr>
           <w:ilvl w:val="0"/>
-          <w:numId w:val="15"/>
+          <w:numId w:val="17"/>
         </w:numPr>
         <w:tabs>
           <w:tab w:val="left" w:pos="3156"/>
@@ -5302,7 +6698,21 @@
         <w:rPr>
           <w:lang w:val="en-US"/>
         </w:rPr>
-        <w:t xml:space="preserve">Manage parameter </w:t>
+        <w:t xml:space="preserve">Parameter 2 = </w:t>
+      </w:r>
+      <w:proofErr w:type="spellStart"/>
+      <w:r>
+        <w:rPr>
+          <w:lang w:val="en-US"/>
+        </w:rPr>
+        <w:t>RangeEnd</w:t>
+      </w:r>
+      <w:proofErr w:type="spellEnd"/>
+      <w:r>
+        <w:rPr>
+          <w:lang w:val="en-US"/>
+        </w:rPr>
+        <w:t xml:space="preserve"> </w:t>
       </w:r>
       <w:r>
         <w:rPr>
@@ -5314,7 +6724,7 @@
         <w:rPr>
           <w:lang w:val="en-US"/>
         </w:rPr>
-        <w:t xml:space="preserve"> New Parameter </w:t>
+        <w:t xml:space="preserve"> Any </w:t>
       </w:r>
       <w:r>
         <w:rPr>
@@ -5328,33 +6738,21 @@
         </w:rPr>
         <w:t xml:space="preserve"> </w:t>
       </w:r>
-      <w:r>
-        <w:rPr>
-          <w:lang w:val="en-US"/>
-        </w:rPr>
-        <w:t xml:space="preserve">Parameter 1 = </w:t>
-      </w:r>
       <w:proofErr w:type="spellStart"/>
       <w:r>
         <w:rPr>
           <w:lang w:val="en-US"/>
         </w:rPr>
-        <w:t>RangeStart</w:t>
+        <w:t>DateTime</w:t>
       </w:r>
       <w:proofErr w:type="spellEnd"/>
-      <w:r>
-        <w:rPr>
-          <w:lang w:val="en-US"/>
-        </w:rPr>
-        <w:t xml:space="preserve"> </w:t>
-      </w:r>
     </w:p>
     <w:p>
       <w:pPr>
         <w:pStyle w:val="ListParagraph"/>
         <w:numPr>
           <w:ilvl w:val="0"/>
-          <w:numId w:val="15"/>
+          <w:numId w:val="17"/>
         </w:numPr>
         <w:tabs>
           <w:tab w:val="left" w:pos="3156"/>
@@ -5367,7 +6765,7 @@
         <w:rPr>
           <w:lang w:val="en-US"/>
         </w:rPr>
-        <w:t xml:space="preserve">Any </w:t>
+        <w:t xml:space="preserve">Then we </w:t>
       </w:r>
       <w:r>
         <w:rPr>
@@ -5379,23 +6777,51 @@
         <w:rPr>
           <w:lang w:val="en-US"/>
         </w:rPr>
+        <w:t xml:space="preserve"> our Date Column from our table Click on Filter </w:t>
+      </w:r>
+      <w:r>
+        <w:rPr>
+          <w:lang w:val="en-US"/>
+        </w:rPr>
+        <w:sym w:font="Wingdings" w:char="F0E0"/>
+      </w:r>
+      <w:r>
+        <w:rPr>
+          <w:lang w:val="en-US"/>
+        </w:rPr>
+        <w:t xml:space="preserve"> Date/Time Filters </w:t>
+      </w:r>
+      <w:r>
+        <w:rPr>
+          <w:lang w:val="en-US"/>
+        </w:rPr>
+        <w:sym w:font="Wingdings" w:char="F0E0"/>
+      </w:r>
+      <w:r>
+        <w:rPr>
+          <w:lang w:val="en-US"/>
+        </w:rPr>
+        <w:t xml:space="preserve"> Custom Filter </w:t>
+      </w:r>
+      <w:r>
+        <w:rPr>
+          <w:lang w:val="en-US"/>
+        </w:rPr>
+        <w:sym w:font="Wingdings" w:char="F0E0"/>
+      </w:r>
+      <w:r>
+        <w:rPr>
+          <w:lang w:val="en-US"/>
+        </w:rPr>
         <w:t xml:space="preserve"> </w:t>
       </w:r>
-      <w:proofErr w:type="spellStart"/>
-      <w:r>
-        <w:rPr>
-          <w:lang w:val="en-US"/>
-        </w:rPr>
-        <w:t>DateTime</w:t>
-      </w:r>
-      <w:proofErr w:type="spellEnd"/>
     </w:p>
     <w:p>
       <w:pPr>
         <w:pStyle w:val="ListParagraph"/>
         <w:numPr>
           <w:ilvl w:val="0"/>
-          <w:numId w:val="15"/>
+          <w:numId w:val="17"/>
         </w:numPr>
         <w:tabs>
           <w:tab w:val="left" w:pos="3156"/>
@@ -5408,61 +6834,47 @@
         <w:rPr>
           <w:lang w:val="en-US"/>
         </w:rPr>
-        <w:t xml:space="preserve">Parameter 2 = </w:t>
+        <w:t xml:space="preserve">Parameter 1 = is after or equal to </w:t>
+      </w:r>
+      <w:r>
+        <w:rPr>
+          <w:lang w:val="en-US"/>
+        </w:rPr>
+        <w:sym w:font="Wingdings" w:char="F0E0"/>
+      </w:r>
+      <w:r>
+        <w:rPr>
+          <w:lang w:val="en-US"/>
+        </w:rPr>
+        <w:t xml:space="preserve"> Select Parameter </w:t>
+      </w:r>
+      <w:r>
+        <w:rPr>
+          <w:lang w:val="en-US"/>
+        </w:rPr>
+        <w:sym w:font="Wingdings" w:char="F0E0"/>
+      </w:r>
+      <w:r>
+        <w:rPr>
+          <w:lang w:val="en-US"/>
+        </w:rPr>
+        <w:t xml:space="preserve"> </w:t>
       </w:r>
       <w:proofErr w:type="spellStart"/>
       <w:r>
         <w:rPr>
           <w:lang w:val="en-US"/>
         </w:rPr>
-        <w:t>RangeEnd</w:t>
+        <w:t>RangeStart</w:t>
       </w:r>
       <w:proofErr w:type="spellEnd"/>
-      <w:r>
-        <w:rPr>
-          <w:lang w:val="en-US"/>
-        </w:rPr>
-        <w:t xml:space="preserve"> </w:t>
-      </w:r>
-      <w:r>
-        <w:rPr>
-          <w:lang w:val="en-US"/>
-        </w:rPr>
-        <w:sym w:font="Wingdings" w:char="F0E0"/>
-      </w:r>
-      <w:r>
-        <w:rPr>
-          <w:lang w:val="en-US"/>
-        </w:rPr>
-        <w:t xml:space="preserve"> Any </w:t>
-      </w:r>
-      <w:r>
-        <w:rPr>
-          <w:lang w:val="en-US"/>
-        </w:rPr>
-        <w:sym w:font="Wingdings" w:char="F0E0"/>
-      </w:r>
-      <w:r>
-        <w:rPr>
-          <w:lang w:val="en-US"/>
-        </w:rPr>
-        <w:t xml:space="preserve"> </w:t>
-      </w:r>
-      <w:proofErr w:type="spellStart"/>
-      <w:r>
-        <w:rPr>
-          <w:lang w:val="en-US"/>
-        </w:rPr>
-        <w:t>DateTime</w:t>
-      </w:r>
-      <w:proofErr w:type="spellEnd"/>
     </w:p>
     <w:p>
       <w:pPr>
         <w:pStyle w:val="ListParagraph"/>
         <w:numPr>
           <w:ilvl w:val="0"/>
-          <w:numId w:val="15"/>
+          <w:numId w:val="17"/>
         </w:numPr>
         <w:tabs>
           <w:tab w:val="left" w:pos="3156"/>
@@ -5475,7 +6887,7 @@
         <w:rPr>
           <w:lang w:val="en-US"/>
         </w:rPr>
-        <w:t xml:space="preserve">Then we </w:t>
+        <w:t xml:space="preserve">Parameter 2 = is before </w:t>
       </w:r>
       <w:r>
         <w:rPr>
@@ -5487,13 +6899,7 @@
         <w:rPr>
           <w:lang w:val="en-US"/>
         </w:rPr>
-        <w:t xml:space="preserve"> our Date Column from </w:t>
-      </w:r>
-      <w:r>
-        <w:rPr>
-          <w:lang w:val="en-US"/>
-        </w:rPr>
-        <w:t xml:space="preserve">our table Click on Filter </w:t>
+        <w:t xml:space="preserve"> Select Parameter </w:t>
       </w:r>
       <w:r>
         <w:rPr>
@@ -5505,7 +6911,21 @@
         <w:rPr>
           <w:lang w:val="en-US"/>
         </w:rPr>
-        <w:t xml:space="preserve"> Date/Time Filters </w:t>
+        <w:t xml:space="preserve"> </w:t>
+      </w:r>
+      <w:proofErr w:type="spellStart"/>
+      <w:r>
+        <w:rPr>
+          <w:lang w:val="en-US"/>
+        </w:rPr>
+        <w:t>RangeEnd</w:t>
+      </w:r>
+      <w:proofErr w:type="spellEnd"/>
+      <w:r>
+        <w:rPr>
+          <w:lang w:val="en-US"/>
+        </w:rPr>
+        <w:t xml:space="preserve"> </w:t>
       </w:r>
       <w:r>
         <w:rPr>
@@ -5517,25 +6937,7 @@
         <w:rPr>
           <w:lang w:val="en-US"/>
         </w:rPr>
-        <w:t xml:space="preserve"> Custom</w:t>
-      </w:r>
-      <w:r>
-        <w:rPr>
-          <w:lang w:val="en-US"/>
-        </w:rPr>
-        <w:t xml:space="preserve"> Filter </w:t>
-      </w:r>
-      <w:r>
-        <w:rPr>
-          <w:lang w:val="en-US"/>
-        </w:rPr>
-        <w:sym w:font="Wingdings" w:char="F0E0"/>
-      </w:r>
-      <w:r>
-        <w:rPr>
-          <w:lang w:val="en-US"/>
-        </w:rPr>
-        <w:t xml:space="preserve"> </w:t>
+        <w:t xml:space="preserve"> Close &amp; Apply</w:t>
       </w:r>
     </w:p>
     <w:p>
@@ -5543,7 +6945,7 @@
         <w:pStyle w:val="ListParagraph"/>
         <w:numPr>
           <w:ilvl w:val="0"/>
-          <w:numId w:val="15"/>
+          <w:numId w:val="17"/>
         </w:numPr>
         <w:tabs>
           <w:tab w:val="left" w:pos="3156"/>
@@ -5556,13 +6958,19 @@
         <w:rPr>
           <w:lang w:val="en-US"/>
         </w:rPr>
-        <w:t>Parameter 1 = is after or equal to</w:t>
-      </w:r>
-      <w:r>
-        <w:rPr>
-          <w:lang w:val="en-US"/>
-        </w:rPr>
-        <w:t xml:space="preserve"> </w:t>
+        <w:t>In Data Table view we click on</w:t>
+      </w:r>
+      <w:r>
+        <w:rPr>
+          <w:lang w:val="en-US"/>
+        </w:rPr>
+        <w:t xml:space="preserve"> Sales Table</w:t>
+      </w:r>
+      <w:r>
+        <w:rPr>
+          <w:lang w:val="en-US"/>
+        </w:rPr>
+        <w:t xml:space="preserve"> … </w:t>
       </w:r>
       <w:r>
         <w:rPr>
@@ -5574,7 +6982,7 @@
         <w:rPr>
           <w:lang w:val="en-US"/>
         </w:rPr>
-        <w:t xml:space="preserve"> Select Parameter </w:t>
+        <w:t xml:space="preserve"> Select Incremental Refresh </w:t>
       </w:r>
       <w:r>
         <w:rPr>
@@ -5586,23 +6994,29 @@
         <w:rPr>
           <w:lang w:val="en-US"/>
         </w:rPr>
-        <w:t xml:space="preserve"> </w:t>
-      </w:r>
-      <w:proofErr w:type="spellStart"/>
-      <w:r>
-        <w:rPr>
-          <w:lang w:val="en-US"/>
-        </w:rPr>
-        <w:t>RangeStart</w:t>
-      </w:r>
-      <w:proofErr w:type="spellEnd"/>
+        <w:t xml:space="preserve"> Toggle </w:t>
+      </w:r>
+      <w:proofErr w:type="gramStart"/>
+      <w:r>
+        <w:rPr>
+          <w:lang w:val="en-US"/>
+        </w:rPr>
+        <w:t>On</w:t>
+      </w:r>
+      <w:proofErr w:type="gramEnd"/>
+      <w:r>
+        <w:rPr>
+          <w:lang w:val="en-US"/>
+        </w:rPr>
+        <w:t xml:space="preserve"> Set import &amp; Refresh Ranges </w:t>
+      </w:r>
     </w:p>
     <w:p>
       <w:pPr>
         <w:pStyle w:val="ListParagraph"/>
         <w:numPr>
           <w:ilvl w:val="0"/>
-          <w:numId w:val="15"/>
+          <w:numId w:val="17"/>
         </w:numPr>
         <w:tabs>
           <w:tab w:val="left" w:pos="3156"/>
@@ -5615,63 +7029,20 @@
         <w:rPr>
           <w:lang w:val="en-US"/>
         </w:rPr>
-        <w:t>Parameter 2 = is before</w:t>
-      </w:r>
-      <w:r>
-        <w:rPr>
-          <w:lang w:val="en-US"/>
-        </w:rPr>
-        <w:t xml:space="preserve"> </w:t>
-      </w:r>
-      <w:r>
-        <w:rPr>
-          <w:lang w:val="en-US"/>
-        </w:rPr>
-        <w:sym w:font="Wingdings" w:char="F0E0"/>
-      </w:r>
-      <w:r>
-        <w:rPr>
-          <w:lang w:val="en-US"/>
-        </w:rPr>
-        <w:t xml:space="preserve"> Select Parameter </w:t>
-      </w:r>
-      <w:r>
-        <w:rPr>
-          <w:lang w:val="en-US"/>
-        </w:rPr>
-        <w:sym w:font="Wingdings" w:char="F0E0"/>
-      </w:r>
-      <w:r>
-        <w:rPr>
-          <w:lang w:val="en-US"/>
-        </w:rPr>
-        <w:t xml:space="preserve"> </w:t>
-      </w:r>
-      <w:proofErr w:type="spellStart"/>
-      <w:r>
-        <w:rPr>
-          <w:lang w:val="en-US"/>
-        </w:rPr>
-        <w:t>RangeEnd</w:t>
-      </w:r>
-      <w:proofErr w:type="spellEnd"/>
-      <w:r>
-        <w:rPr>
-          <w:lang w:val="en-US"/>
-        </w:rPr>
-        <w:t xml:space="preserve"> </w:t>
-      </w:r>
-      <w:r>
-        <w:rPr>
-          <w:lang w:val="en-US"/>
-        </w:rPr>
-        <w:sym w:font="Wingdings" w:char="F0E0"/>
-      </w:r>
-      <w:r>
-        <w:rPr>
-          <w:lang w:val="en-US"/>
-        </w:rPr>
-        <w:t xml:space="preserve"> Close &amp; Apply</w:t>
+        <w:t>Then we 1</w:t>
+      </w:r>
+      <w:r>
+        <w:rPr>
+          <w:vertAlign w:val="superscript"/>
+          <w:lang w:val="en-US"/>
+        </w:rPr>
+        <w:t>st</w:t>
+      </w:r>
+      <w:r>
+        <w:rPr>
+          <w:lang w:val="en-US"/>
+        </w:rPr>
+        <w:t xml:space="preserve"> select Archive Date period &amp; then Incremental Refresh Date Period </w:t>
       </w:r>
     </w:p>
     <w:p>
@@ -5679,7 +7050,7 @@
         <w:pStyle w:val="ListParagraph"/>
         <w:numPr>
           <w:ilvl w:val="0"/>
-          <w:numId w:val="15"/>
+          <w:numId w:val="17"/>
         </w:numPr>
         <w:tabs>
           <w:tab w:val="left" w:pos="3156"/>
@@ -5692,7 +7063,7 @@
         <w:rPr>
           <w:lang w:val="en-US"/>
         </w:rPr>
-        <w:t xml:space="preserve">In Data Table view we click on … </w:t>
+        <w:t xml:space="preserve">Detect Data Changes </w:t>
       </w:r>
       <w:r>
         <w:rPr>
@@ -5704,7 +7075,7 @@
         <w:rPr>
           <w:lang w:val="en-US"/>
         </w:rPr>
-        <w:t xml:space="preserve"> Select Incremental Refresh </w:t>
+        <w:t xml:space="preserve"> select the Date Column </w:t>
       </w:r>
       <w:r>
         <w:rPr>
@@ -5718,72 +7089,71 @@
         </w:rPr>
         <w:t xml:space="preserve"> </w:t>
       </w:r>
-      <w:r>
-        <w:rPr>
-          <w:lang w:val="en-US"/>
-        </w:rPr>
-        <w:t>Toggle On Set import &amp; Refresh Ranges</w:t>
-      </w:r>
+      <w:proofErr w:type="spellStart"/>
+      <w:r>
+        <w:rPr>
+          <w:lang w:val="en-US"/>
+        </w:rPr>
+        <w:t>Bill_Date</w:t>
+      </w:r>
+      <w:proofErr w:type="spellEnd"/>
       <w:r>
         <w:rPr>
           <w:lang w:val="en-US"/>
         </w:rPr>
         <w:t xml:space="preserve"> </w:t>
       </w:r>
+      <w:r>
+        <w:rPr>
+          <w:lang w:val="en-US"/>
+        </w:rPr>
+        <w:sym w:font="Wingdings" w:char="F0E0"/>
+      </w:r>
+      <w:r>
+        <w:rPr>
+          <w:lang w:val="en-US"/>
+        </w:rPr>
+        <w:t xml:space="preserve"> Apply</w:t>
+      </w:r>
     </w:p>
     <w:p>
       <w:pPr>
         <w:pStyle w:val="ListParagraph"/>
         <w:numPr>
           <w:ilvl w:val="0"/>
-          <w:numId w:val="15"/>
+          <w:numId w:val="17"/>
         </w:numPr>
         <w:tabs>
           <w:tab w:val="left" w:pos="3156"/>
         </w:tabs>
         <w:rPr>
-          <w:lang w:val="en-US"/>
-        </w:rPr>
-      </w:pPr>
-      <w:r>
-        <w:rPr>
-          <w:lang w:val="en-US"/>
-        </w:rPr>
-        <w:t>Then we 1</w:t>
-      </w:r>
-      <w:r>
-        <w:rPr>
-          <w:vertAlign w:val="superscript"/>
-          <w:lang w:val="en-US"/>
-        </w:rPr>
-        <w:t>st</w:t>
-      </w:r>
-      <w:r>
-        <w:rPr>
-          <w:lang w:val="en-US"/>
-        </w:rPr>
-        <w:t xml:space="preserve"> select Archive Date period &amp; then Incremental Refresh Date Period </w:t>
-      </w:r>
-    </w:p>
-    <w:p>
-      <w:pPr>
-        <w:pStyle w:val="ListParagraph"/>
-        <w:numPr>
-          <w:ilvl w:val="0"/>
-          <w:numId w:val="15"/>
-        </w:numPr>
-        <w:tabs>
-          <w:tab w:val="left" w:pos="3156"/>
-        </w:tabs>
-        <w:rPr>
-          <w:lang w:val="en-US"/>
-        </w:rPr>
-      </w:pPr>
-      <w:r>
-        <w:rPr>
-          <w:lang w:val="en-US"/>
-        </w:rPr>
-        <w:t xml:space="preserve">Detect Data Changes </w:t>
+          <w:b/>
+          <w:bCs/>
+          <w:highlight w:val="yellow"/>
+          <w:lang w:val="en-US"/>
+        </w:rPr>
+      </w:pPr>
+      <w:r>
+        <w:rPr>
+          <w:lang w:val="en-US"/>
+        </w:rPr>
+        <w:t xml:space="preserve">When we do the transformation of Incremental Refresh and Publish it and </w:t>
+      </w:r>
+      <w:proofErr w:type="spellStart"/>
+      <w:proofErr w:type="gramStart"/>
+      <w:r>
+        <w:rPr>
+          <w:lang w:val="en-US"/>
+        </w:rPr>
+        <w:t>lets</w:t>
+      </w:r>
+      <w:proofErr w:type="spellEnd"/>
+      <w:proofErr w:type="gramEnd"/>
+      <w:r>
+        <w:rPr>
+          <w:lang w:val="en-US"/>
+        </w:rPr>
+        <w:t xml:space="preserve"> say we want to make some changes so we need to download it </w:t>
       </w:r>
       <w:r>
         <w:rPr>
@@ -5795,18 +7165,6 @@
         <w:rPr>
           <w:lang w:val="en-US"/>
         </w:rPr>
-        <w:t xml:space="preserve"> select the Date Column </w:t>
-      </w:r>
-      <w:r>
-        <w:rPr>
-          <w:lang w:val="en-US"/>
-        </w:rPr>
-        <w:sym w:font="Wingdings" w:char="F0E0"/>
-      </w:r>
-      <w:r>
-        <w:rPr>
-          <w:lang w:val="en-US"/>
-        </w:rPr>
         <w:t xml:space="preserve"> </w:t>
       </w:r>
       <w:proofErr w:type="spellStart"/>
@@ -5814,90 +7172,14 @@
         <w:rPr>
           <w:lang w:val="en-US"/>
         </w:rPr>
-        <w:t>Bill_Date</w:t>
+        <w:t>It</w:t>
       </w:r>
       <w:proofErr w:type="spellEnd"/>
       <w:r>
         <w:rPr>
           <w:lang w:val="en-US"/>
         </w:rPr>
-        <w:t xml:space="preserve"> </w:t>
-      </w:r>
-      <w:r>
-        <w:rPr>
-          <w:lang w:val="en-US"/>
-        </w:rPr>
-        <w:sym w:font="Wingdings" w:char="F0E0"/>
-      </w:r>
-      <w:r>
-        <w:rPr>
-          <w:lang w:val="en-US"/>
-        </w:rPr>
-        <w:t xml:space="preserve"> Apply</w:t>
-      </w:r>
-    </w:p>
-    <w:p>
-      <w:pPr>
-        <w:pStyle w:val="ListParagraph"/>
-        <w:numPr>
-          <w:ilvl w:val="0"/>
-          <w:numId w:val="15"/>
-        </w:numPr>
-        <w:tabs>
-          <w:tab w:val="left" w:pos="3156"/>
-        </w:tabs>
-        <w:rPr>
-          <w:b/>
-          <w:bCs/>
-          <w:highlight w:val="yellow"/>
-          <w:lang w:val="en-US"/>
-        </w:rPr>
-      </w:pPr>
-      <w:r>
-        <w:rPr>
-          <w:lang w:val="en-US"/>
-        </w:rPr>
-        <w:t xml:space="preserve">When we do the </w:t>
-      </w:r>
-      <w:proofErr w:type="spellStart"/>
-      <w:r>
-        <w:rPr>
-          <w:lang w:val="en-US"/>
-        </w:rPr>
-        <w:t>transforamation</w:t>
-      </w:r>
-      <w:proofErr w:type="spellEnd"/>
-      <w:r>
-        <w:rPr>
-          <w:lang w:val="en-US"/>
-        </w:rPr>
-        <w:t xml:space="preserve"> of Incremental Refresh and Publish it and </w:t>
-      </w:r>
-      <w:proofErr w:type="spellStart"/>
-      <w:r>
-        <w:rPr>
-          <w:lang w:val="en-US"/>
-        </w:rPr>
-        <w:t>lets</w:t>
-      </w:r>
-      <w:proofErr w:type="spellEnd"/>
-      <w:r>
-        <w:rPr>
-          <w:lang w:val="en-US"/>
-        </w:rPr>
-        <w:t xml:space="preserve"> say we want to make some changes so we need to download it </w:t>
-      </w:r>
-      <w:r>
-        <w:rPr>
-          <w:lang w:val="en-US"/>
-        </w:rPr>
-        <w:sym w:font="Wingdings" w:char="F0E0"/>
-      </w:r>
-      <w:r>
-        <w:rPr>
-          <w:lang w:val="en-US"/>
-        </w:rPr>
-        <w:t xml:space="preserve"> It does not let us download that </w:t>
+        <w:t xml:space="preserve"> does not let us download that </w:t>
       </w:r>
       <w:proofErr w:type="spellStart"/>
       <w:r>
@@ -5971,6 +7253,7 @@
           <w:szCs w:val="28"/>
           <w:lang w:val="en-US"/>
         </w:rPr>
+        <w:lastRenderedPageBreak/>
         <w:t>20</w:t>
       </w:r>
       <w:r>
@@ -6003,51 +7286,18 @@
           <w:u w:val="single"/>
           <w:lang w:val="en-US"/>
         </w:rPr>
-        <w:t>9</w:t>
-      </w:r>
-      <w:r>
-        <w:rPr>
-          <w:b/>
-          <w:bCs/>
-          <w:sz w:val="28"/>
-          <w:szCs w:val="28"/>
-          <w:u w:val="single"/>
-          <w:lang w:val="en-US"/>
-        </w:rPr>
-        <w:t xml:space="preserve"> </w:t>
-      </w:r>
-      <w:r>
-        <w:rPr>
-          <w:b/>
-          <w:bCs/>
-          <w:sz w:val="28"/>
-          <w:szCs w:val="28"/>
-          <w:u w:val="single"/>
-          <w:lang w:val="en-US"/>
-        </w:rPr>
-        <w:t xml:space="preserve">RLS Static, Dynamic &amp; </w:t>
-      </w:r>
-      <w:r>
-        <w:rPr>
-          <w:b/>
-          <w:bCs/>
-          <w:sz w:val="28"/>
-          <w:szCs w:val="28"/>
-          <w:u w:val="single"/>
-          <w:lang w:val="en-US"/>
-        </w:rPr>
-        <w:t>Hierarchical</w:t>
-      </w:r>
-      <w:r>
-        <w:rPr>
-          <w:b/>
-          <w:bCs/>
-          <w:sz w:val="28"/>
-          <w:szCs w:val="28"/>
-          <w:u w:val="single"/>
-          <w:lang w:val="en-US"/>
-        </w:rPr>
-        <w:t xml:space="preserve"> Method</w:t>
+        <w:t xml:space="preserve">9 </w:t>
+      </w:r>
+      <w:r>
+        <w:rPr>
+          <w:b/>
+          <w:bCs/>
+          <w:sz w:val="28"/>
+          <w:szCs w:val="28"/>
+          <w:u w:val="single"/>
+          <w:lang w:val="en-US"/>
+        </w:rPr>
+        <w:t>RLS Static, Dynamic &amp; Hierarchical Method</w:t>
       </w:r>
       <w:r>
         <w:rPr>
@@ -6066,7 +7316,7 @@
         <w:pStyle w:val="ListParagraph"/>
         <w:numPr>
           <w:ilvl w:val="0"/>
-          <w:numId w:val="16"/>
+          <w:numId w:val="18"/>
         </w:numPr>
         <w:tabs>
           <w:tab w:val="left" w:pos="3156"/>
@@ -6092,7 +7342,7 @@
         <w:pStyle w:val="ListParagraph"/>
         <w:numPr>
           <w:ilvl w:val="0"/>
-          <w:numId w:val="16"/>
+          <w:numId w:val="18"/>
         </w:numPr>
         <w:tabs>
           <w:tab w:val="left" w:pos="3156"/>
@@ -6118,7 +7368,7 @@
         <w:pStyle w:val="ListParagraph"/>
         <w:numPr>
           <w:ilvl w:val="0"/>
-          <w:numId w:val="16"/>
+          <w:numId w:val="18"/>
         </w:numPr>
         <w:tabs>
           <w:tab w:val="left" w:pos="3156"/>
@@ -6134,15 +7384,30 @@
       </w:pPr>
       <w:r>
         <w:rPr>
-          <w:lang w:val="en-US"/>
-        </w:rPr>
-        <w:t xml:space="preserve">Static: </w:t>
-      </w:r>
-      <w:r>
-        <w:rPr>
-          <w:lang w:val="en-US"/>
-        </w:rPr>
-        <w:t>Creating Security and giving it to a user so the user can view that much detail only</w:t>
+          <w:b/>
+          <w:sz w:val="26"/>
+          <w:u w:val="single"/>
+          <w:lang w:val="en-US"/>
+        </w:rPr>
+        <w:t>Static:</w:t>
+      </w:r>
+      <w:r>
+        <w:rPr>
+          <w:lang w:val="en-US"/>
+        </w:rPr>
+        <w:t xml:space="preserve"> Creating Security</w:t>
+      </w:r>
+      <w:r>
+        <w:rPr>
+          <w:lang w:val="en-US"/>
+        </w:rPr>
+        <w:t xml:space="preserve"> Table/ User Security Table</w:t>
+      </w:r>
+      <w:r>
+        <w:rPr>
+          <w:lang w:val="en-US"/>
+        </w:rPr>
+        <w:t xml:space="preserve"> and giving it to a user so the user can view that much detail only</w:t>
       </w:r>
     </w:p>
     <w:p>
@@ -6150,7 +7415,7 @@
         <w:pStyle w:val="ListParagraph"/>
         <w:numPr>
           <w:ilvl w:val="0"/>
-          <w:numId w:val="16"/>
+          <w:numId w:val="18"/>
         </w:numPr>
         <w:tabs>
           <w:tab w:val="left" w:pos="3156"/>
@@ -6192,13 +7457,49 @@
         <w:rPr>
           <w:lang w:val="en-US"/>
         </w:rPr>
+        <w:t xml:space="preserve"> Manage Roles </w:t>
+      </w:r>
+      <w:r>
+        <w:rPr>
+          <w:lang w:val="en-US"/>
+        </w:rPr>
+        <w:sym w:font="Wingdings" w:char="F0E0"/>
+      </w:r>
+      <w:r>
+        <w:rPr>
+          <w:lang w:val="en-US"/>
+        </w:rPr>
+        <w:t xml:space="preserve"> New </w:t>
+      </w:r>
+      <w:r>
+        <w:rPr>
+          <w:lang w:val="en-US"/>
+        </w:rPr>
+        <w:sym w:font="Wingdings" w:char="F0E0"/>
+      </w:r>
+      <w:r>
+        <w:rPr>
+          <w:lang w:val="en-US"/>
+        </w:rPr>
+        <w:t xml:space="preserve"> Untitled Rename </w:t>
+      </w:r>
+      <w:r>
+        <w:rPr>
+          <w:lang w:val="en-US"/>
+        </w:rPr>
+        <w:sym w:font="Wingdings" w:char="F0E0"/>
+      </w:r>
+      <w:r>
+        <w:rPr>
+          <w:lang w:val="en-US"/>
+        </w:rPr>
         <w:t xml:space="preserve"> </w:t>
       </w:r>
       <w:r>
         <w:rPr>
           <w:lang w:val="en-US"/>
         </w:rPr>
-        <w:t xml:space="preserve">Manage Roles </w:t>
+        <w:t xml:space="preserve">Steel </w:t>
       </w:r>
       <w:r>
         <w:rPr>
@@ -6210,7 +7511,21 @@
         <w:rPr>
           <w:lang w:val="en-US"/>
         </w:rPr>
-        <w:t xml:space="preserve"> New </w:t>
+        <w:t xml:space="preserve"> Selecting Table </w:t>
+      </w:r>
+      <w:proofErr w:type="spellStart"/>
+      <w:r>
+        <w:rPr>
+          <w:lang w:val="en-US"/>
+        </w:rPr>
+        <w:t>DimProduct</w:t>
+      </w:r>
+      <w:proofErr w:type="spellEnd"/>
+      <w:r>
+        <w:rPr>
+          <w:lang w:val="en-US"/>
+        </w:rPr>
+        <w:t xml:space="preserve"> </w:t>
       </w:r>
       <w:r>
         <w:rPr>
@@ -6222,21 +7537,41 @@
         <w:rPr>
           <w:lang w:val="en-US"/>
         </w:rPr>
+        <w:t xml:space="preserve"> Switch to DAX </w:t>
+      </w:r>
+      <w:r>
+        <w:rPr>
+          <w:lang w:val="en-US"/>
+        </w:rPr>
+        <w:sym w:font="Wingdings" w:char="F0E0"/>
+      </w:r>
+      <w:r>
+        <w:rPr>
+          <w:lang w:val="en-US"/>
+        </w:rPr>
         <w:t xml:space="preserve"> </w:t>
       </w:r>
       <w:proofErr w:type="spellStart"/>
-      <w:r>
-        <w:rPr>
-          <w:lang w:val="en-US"/>
-        </w:rPr>
-        <w:t>Unititled</w:t>
+      <w:proofErr w:type="gramStart"/>
+      <w:r>
+        <w:rPr>
+          <w:lang w:val="en-US"/>
+        </w:rPr>
+        <w:t>DimProduct</w:t>
       </w:r>
       <w:proofErr w:type="spellEnd"/>
       <w:r>
         <w:rPr>
           <w:lang w:val="en-US"/>
         </w:rPr>
-        <w:t xml:space="preserve"> Rename </w:t>
+        <w:t>[</w:t>
+      </w:r>
+      <w:proofErr w:type="gramEnd"/>
+      <w:r>
+        <w:rPr>
+          <w:lang w:val="en-US"/>
+        </w:rPr>
+        <w:t xml:space="preserve">Category] = “Steel” </w:t>
       </w:r>
       <w:r>
         <w:rPr>
@@ -6248,37 +7583,1344 @@
         <w:rPr>
           <w:lang w:val="en-US"/>
         </w:rPr>
-        <w:t xml:space="preserve"> </w:t>
-      </w:r>
-      <w:r>
-        <w:rPr>
-          <w:b/>
-          <w:bCs/>
-          <w:sz w:val="28"/>
-          <w:szCs w:val="28"/>
-          <w:u w:val="single"/>
-          <w:lang w:val="en-US"/>
-        </w:rPr>
-        <w:br/>
-      </w:r>
-    </w:p>
-    <w:p>
-      <w:pPr>
+        <w:t xml:space="preserve"> Save</w:t>
+      </w:r>
+    </w:p>
+    <w:p>
+      <w:pPr>
+        <w:pStyle w:val="ListParagraph"/>
+        <w:numPr>
+          <w:ilvl w:val="0"/>
+          <w:numId w:val="18"/>
+        </w:numPr>
         <w:tabs>
           <w:tab w:val="left" w:pos="3156"/>
         </w:tabs>
         <w:rPr>
-          <w:lang w:val="en-US"/>
-        </w:rPr>
-      </w:pPr>
-    </w:p>
-    <w:p>
-      <w:pPr>
+          <w:b/>
+          <w:bCs/>
+          <w:sz w:val="28"/>
+          <w:szCs w:val="28"/>
+          <w:u w:val="single"/>
+          <w:lang w:val="en-US"/>
+        </w:rPr>
+      </w:pPr>
+      <w:r>
+        <w:rPr>
+          <w:bCs/>
+          <w:szCs w:val="28"/>
+          <w:lang w:val="en-US"/>
+        </w:rPr>
+        <w:t xml:space="preserve">Then we go on View as </w:t>
+      </w:r>
+      <w:r>
+        <w:rPr>
+          <w:bCs/>
+          <w:szCs w:val="28"/>
+          <w:lang w:val="en-US"/>
+        </w:rPr>
+        <w:sym w:font="Wingdings" w:char="F0E0"/>
+      </w:r>
+      <w:r>
+        <w:rPr>
+          <w:bCs/>
+          <w:szCs w:val="28"/>
+          <w:lang w:val="en-US"/>
+        </w:rPr>
+        <w:t xml:space="preserve"> Select Steel </w:t>
+      </w:r>
+      <w:r>
+        <w:rPr>
+          <w:bCs/>
+          <w:szCs w:val="28"/>
+          <w:lang w:val="en-US"/>
+        </w:rPr>
+        <w:sym w:font="Wingdings" w:char="F0E0"/>
+      </w:r>
+      <w:r>
+        <w:rPr>
+          <w:bCs/>
+          <w:szCs w:val="28"/>
+          <w:lang w:val="en-US"/>
+        </w:rPr>
+        <w:t xml:space="preserve"> it only filters information related to steel</w:t>
+      </w:r>
+    </w:p>
+    <w:p>
+      <w:pPr>
+        <w:pStyle w:val="ListParagraph"/>
+        <w:numPr>
+          <w:ilvl w:val="0"/>
+          <w:numId w:val="18"/>
+        </w:numPr>
         <w:tabs>
           <w:tab w:val="left" w:pos="3156"/>
         </w:tabs>
-        <w:ind w:left="360"/>
-        <w:rPr>
+        <w:rPr>
+          <w:b/>
+          <w:bCs/>
+          <w:sz w:val="28"/>
+          <w:szCs w:val="28"/>
+          <w:u w:val="single"/>
+          <w:lang w:val="en-US"/>
+        </w:rPr>
+      </w:pPr>
+      <w:r>
+        <w:rPr>
+          <w:b/>
+          <w:bCs/>
+          <w:sz w:val="26"/>
+          <w:szCs w:val="28"/>
+          <w:u w:val="single"/>
+          <w:lang w:val="en-US"/>
+        </w:rPr>
+        <w:t>Dynamic Scenario:</w:t>
+      </w:r>
+      <w:r>
+        <w:rPr>
+          <w:bCs/>
+          <w:sz w:val="28"/>
+          <w:szCs w:val="28"/>
+          <w:lang w:val="en-US"/>
+        </w:rPr>
+        <w:t xml:space="preserve"> </w:t>
+      </w:r>
+      <w:r>
+        <w:rPr>
+          <w:bCs/>
+          <w:szCs w:val="28"/>
+          <w:lang w:val="en-US"/>
+        </w:rPr>
+        <w:t>We need to 1</w:t>
+      </w:r>
+      <w:r>
+        <w:rPr>
+          <w:bCs/>
+          <w:szCs w:val="28"/>
+          <w:vertAlign w:val="superscript"/>
+          <w:lang w:val="en-US"/>
+        </w:rPr>
+        <w:t>st</w:t>
+      </w:r>
+      <w:r>
+        <w:rPr>
+          <w:bCs/>
+          <w:szCs w:val="28"/>
+          <w:lang w:val="en-US"/>
+        </w:rPr>
+        <w:t xml:space="preserve"> make Security Table </w:t>
+      </w:r>
+      <w:r>
+        <w:rPr>
+          <w:bCs/>
+          <w:szCs w:val="28"/>
+          <w:lang w:val="en-US"/>
+        </w:rPr>
+        <w:sym w:font="Wingdings" w:char="F0E0"/>
+      </w:r>
+      <w:r>
+        <w:rPr>
+          <w:bCs/>
+          <w:szCs w:val="28"/>
+          <w:lang w:val="en-US"/>
+        </w:rPr>
+        <w:t xml:space="preserve"> Enter Data </w:t>
+      </w:r>
+      <w:r>
+        <w:rPr>
+          <w:bCs/>
+          <w:szCs w:val="28"/>
+          <w:lang w:val="en-US"/>
+        </w:rPr>
+        <w:sym w:font="Wingdings" w:char="F0E0"/>
+      </w:r>
+      <w:r>
+        <w:rPr>
+          <w:bCs/>
+          <w:szCs w:val="28"/>
+          <w:lang w:val="en-US"/>
+        </w:rPr>
+        <w:t xml:space="preserve"> Paste the Table structure of RLS into New Table</w:t>
+      </w:r>
+    </w:p>
+    <w:p>
+      <w:pPr>
+        <w:pStyle w:val="ListParagraph"/>
+        <w:numPr>
+          <w:ilvl w:val="0"/>
+          <w:numId w:val="18"/>
+        </w:numPr>
+        <w:tabs>
+          <w:tab w:val="left" w:pos="3156"/>
+        </w:tabs>
+        <w:rPr>
+          <w:b/>
+          <w:bCs/>
+          <w:sz w:val="28"/>
+          <w:szCs w:val="28"/>
+          <w:u w:val="single"/>
+          <w:lang w:val="en-US"/>
+        </w:rPr>
+      </w:pPr>
+      <w:r>
+        <w:rPr>
+          <w:bCs/>
+          <w:szCs w:val="28"/>
+          <w:lang w:val="en-US"/>
+        </w:rPr>
+        <w:t xml:space="preserve">Then we create a New RLS as “XYZ” </w:t>
+      </w:r>
+      <w:r>
+        <w:rPr>
+          <w:bCs/>
+          <w:szCs w:val="28"/>
+          <w:lang w:val="en-US"/>
+        </w:rPr>
+        <w:sym w:font="Wingdings" w:char="F0E0"/>
+      </w:r>
+      <w:r>
+        <w:rPr>
+          <w:bCs/>
+          <w:szCs w:val="28"/>
+          <w:lang w:val="en-US"/>
+        </w:rPr>
+        <w:t xml:space="preserve"> on the RLS-1 table we switch to DAX </w:t>
+      </w:r>
+      <w:r>
+        <w:rPr>
+          <w:bCs/>
+          <w:szCs w:val="28"/>
+          <w:lang w:val="en-US"/>
+        </w:rPr>
+        <w:sym w:font="Wingdings" w:char="F0E0"/>
+      </w:r>
+      <w:r>
+        <w:rPr>
+          <w:bCs/>
+          <w:szCs w:val="28"/>
+          <w:lang w:val="en-US"/>
+        </w:rPr>
+        <w:t xml:space="preserve">  </w:t>
+      </w:r>
+      <w:r>
+        <w:rPr>
+          <w:bCs/>
+          <w:szCs w:val="28"/>
+          <w:lang w:val="en-US"/>
+        </w:rPr>
+        <w:br/>
+      </w:r>
+      <w:r>
+        <w:rPr>
+          <w:bCs/>
+          <w:szCs w:val="28"/>
+          <w:lang w:val="en-US"/>
+        </w:rPr>
+        <w:t>‘RLS-1’[Email-ID]</w:t>
+      </w:r>
+      <w:r>
+        <w:rPr>
+          <w:bCs/>
+          <w:szCs w:val="28"/>
+          <w:lang w:val="en-US"/>
+        </w:rPr>
+        <w:t xml:space="preserve"> = </w:t>
+      </w:r>
+      <w:proofErr w:type="gramStart"/>
+      <w:r>
+        <w:rPr>
+          <w:bCs/>
+          <w:szCs w:val="28"/>
+          <w:lang w:val="en-US"/>
+        </w:rPr>
+        <w:t>USERPRINCIPALNAME(</w:t>
+      </w:r>
+      <w:proofErr w:type="gramEnd"/>
+      <w:r>
+        <w:rPr>
+          <w:bCs/>
+          <w:szCs w:val="28"/>
+          <w:lang w:val="en-US"/>
+        </w:rPr>
+        <w:t>)</w:t>
+      </w:r>
+    </w:p>
+    <w:p>
+      <w:pPr>
+        <w:pStyle w:val="ListParagraph"/>
+        <w:numPr>
+          <w:ilvl w:val="0"/>
+          <w:numId w:val="18"/>
+        </w:numPr>
+        <w:tabs>
+          <w:tab w:val="left" w:pos="3156"/>
+        </w:tabs>
+        <w:rPr>
+          <w:b/>
+          <w:bCs/>
+          <w:sz w:val="28"/>
+          <w:szCs w:val="28"/>
+          <w:u w:val="single"/>
+          <w:lang w:val="en-US"/>
+        </w:rPr>
+      </w:pPr>
+      <w:r>
+        <w:rPr>
+          <w:bCs/>
+          <w:szCs w:val="28"/>
+          <w:lang w:val="en-US"/>
+        </w:rPr>
+        <w:t xml:space="preserve">Then View as </w:t>
+      </w:r>
+      <w:r>
+        <w:rPr>
+          <w:bCs/>
+          <w:szCs w:val="28"/>
+          <w:lang w:val="en-US"/>
+        </w:rPr>
+        <w:sym w:font="Wingdings" w:char="F0E0"/>
+      </w:r>
+      <w:r>
+        <w:rPr>
+          <w:bCs/>
+          <w:szCs w:val="28"/>
+          <w:lang w:val="en-US"/>
+        </w:rPr>
+        <w:t xml:space="preserve"> XYS &amp; Other User </w:t>
+      </w:r>
+      <w:r>
+        <w:rPr>
+          <w:bCs/>
+          <w:szCs w:val="28"/>
+          <w:lang w:val="en-US"/>
+        </w:rPr>
+        <w:sym w:font="Wingdings" w:char="F0E0"/>
+      </w:r>
+      <w:r>
+        <w:rPr>
+          <w:bCs/>
+          <w:szCs w:val="28"/>
+          <w:lang w:val="en-US"/>
+        </w:rPr>
+        <w:t xml:space="preserve"> paste the email id </w:t>
+      </w:r>
+      <w:r>
+        <w:rPr>
+          <w:bCs/>
+          <w:szCs w:val="28"/>
+          <w:lang w:val="en-US"/>
+        </w:rPr>
+        <w:sym w:font="Wingdings" w:char="F0E0"/>
+      </w:r>
+      <w:r>
+        <w:rPr>
+          <w:bCs/>
+          <w:szCs w:val="28"/>
+          <w:lang w:val="en-US"/>
+        </w:rPr>
+        <w:t xml:space="preserve"> then it filters all information according to the given Email-ID</w:t>
+      </w:r>
+      <w:r>
+        <w:rPr>
+          <w:bCs/>
+          <w:szCs w:val="28"/>
+          <w:lang w:val="en-US"/>
+        </w:rPr>
+        <w:t xml:space="preserve"> </w:t>
+      </w:r>
+      <w:r>
+        <w:rPr>
+          <w:bCs/>
+          <w:szCs w:val="28"/>
+          <w:lang w:val="en-US"/>
+        </w:rPr>
+        <w:sym w:font="Wingdings" w:char="F0E0"/>
+      </w:r>
+      <w:r>
+        <w:rPr>
+          <w:bCs/>
+          <w:szCs w:val="28"/>
+          <w:lang w:val="en-US"/>
+        </w:rPr>
+        <w:t xml:space="preserve"> Connect RLS-1 with </w:t>
+      </w:r>
+      <w:proofErr w:type="spellStart"/>
+      <w:r>
+        <w:rPr>
+          <w:bCs/>
+          <w:szCs w:val="28"/>
+          <w:lang w:val="en-US"/>
+        </w:rPr>
+        <w:t>DimProduct</w:t>
+      </w:r>
+      <w:proofErr w:type="spellEnd"/>
+      <w:r>
+        <w:rPr>
+          <w:bCs/>
+          <w:szCs w:val="28"/>
+          <w:lang w:val="en-US"/>
+        </w:rPr>
+        <w:t xml:space="preserve"> on Employee ID column</w:t>
+      </w:r>
+    </w:p>
+    <w:p>
+      <w:pPr>
+        <w:tabs>
+          <w:tab w:val="left" w:pos="3156"/>
+        </w:tabs>
+        <w:rPr>
+          <w:b/>
+          <w:bCs/>
+          <w:sz w:val="28"/>
+          <w:szCs w:val="28"/>
+          <w:u w:val="single"/>
+          <w:lang w:val="en-US"/>
+        </w:rPr>
+      </w:pPr>
+    </w:p>
+    <w:p>
+      <w:pPr>
+        <w:pStyle w:val="ListParagraph"/>
+        <w:numPr>
+          <w:ilvl w:val="0"/>
+          <w:numId w:val="18"/>
+        </w:numPr>
+        <w:tabs>
+          <w:tab w:val="left" w:pos="3156"/>
+        </w:tabs>
+        <w:rPr>
+          <w:b/>
+          <w:bCs/>
+          <w:sz w:val="28"/>
+          <w:szCs w:val="28"/>
+          <w:u w:val="single"/>
+          <w:lang w:val="en-US"/>
+        </w:rPr>
+      </w:pPr>
+      <w:proofErr w:type="spellStart"/>
+      <w:r>
+        <w:rPr>
+          <w:b/>
+          <w:bCs/>
+          <w:sz w:val="26"/>
+          <w:szCs w:val="28"/>
+          <w:u w:val="single"/>
+          <w:lang w:val="en-US"/>
+        </w:rPr>
+        <w:t>Heirachial</w:t>
+      </w:r>
+      <w:proofErr w:type="spellEnd"/>
+      <w:r>
+        <w:rPr>
+          <w:b/>
+          <w:bCs/>
+          <w:sz w:val="26"/>
+          <w:szCs w:val="28"/>
+          <w:u w:val="single"/>
+          <w:lang w:val="en-US"/>
+        </w:rPr>
+        <w:t xml:space="preserve"> Scenario:</w:t>
+      </w:r>
+      <w:r>
+        <w:rPr>
+          <w:bCs/>
+          <w:sz w:val="28"/>
+          <w:szCs w:val="28"/>
+          <w:lang w:val="en-US"/>
+        </w:rPr>
+        <w:t xml:space="preserve"> </w:t>
+      </w:r>
+      <w:r>
+        <w:rPr>
+          <w:bCs/>
+          <w:szCs w:val="28"/>
+          <w:lang w:val="en-US"/>
+        </w:rPr>
+        <w:t>We need to 1</w:t>
+      </w:r>
+      <w:r>
+        <w:rPr>
+          <w:bCs/>
+          <w:szCs w:val="28"/>
+          <w:vertAlign w:val="superscript"/>
+          <w:lang w:val="en-US"/>
+        </w:rPr>
+        <w:t>st</w:t>
+      </w:r>
+      <w:r>
+        <w:rPr>
+          <w:bCs/>
+          <w:szCs w:val="28"/>
+          <w:lang w:val="en-US"/>
+        </w:rPr>
+        <w:t xml:space="preserve"> make Security Table </w:t>
+      </w:r>
+      <w:r>
+        <w:rPr>
+          <w:bCs/>
+          <w:szCs w:val="28"/>
+          <w:lang w:val="en-US"/>
+        </w:rPr>
+        <w:sym w:font="Wingdings" w:char="F0E0"/>
+      </w:r>
+      <w:r>
+        <w:rPr>
+          <w:bCs/>
+          <w:szCs w:val="28"/>
+          <w:lang w:val="en-US"/>
+        </w:rPr>
+        <w:t xml:space="preserve"> Enter Data </w:t>
+      </w:r>
+      <w:r>
+        <w:rPr>
+          <w:bCs/>
+          <w:szCs w:val="28"/>
+          <w:lang w:val="en-US"/>
+        </w:rPr>
+        <w:sym w:font="Wingdings" w:char="F0E0"/>
+      </w:r>
+      <w:r>
+        <w:rPr>
+          <w:bCs/>
+          <w:szCs w:val="28"/>
+          <w:lang w:val="en-US"/>
+        </w:rPr>
+        <w:t xml:space="preserve"> Paste the Table structure of </w:t>
+      </w:r>
+      <w:proofErr w:type="spellStart"/>
+      <w:r>
+        <w:rPr>
+          <w:bCs/>
+          <w:szCs w:val="28"/>
+          <w:lang w:val="en-US"/>
+        </w:rPr>
+        <w:t>Heirarchial</w:t>
+      </w:r>
+      <w:proofErr w:type="spellEnd"/>
+      <w:r>
+        <w:rPr>
+          <w:bCs/>
+          <w:szCs w:val="28"/>
+          <w:lang w:val="en-US"/>
+        </w:rPr>
+        <w:t xml:space="preserve"> </w:t>
+      </w:r>
+      <w:r>
+        <w:rPr>
+          <w:bCs/>
+          <w:szCs w:val="28"/>
+          <w:lang w:val="en-US"/>
+        </w:rPr>
+        <w:t>RLS into New Table</w:t>
+      </w:r>
+      <w:r>
+        <w:rPr>
+          <w:bCs/>
+          <w:szCs w:val="28"/>
+          <w:lang w:val="en-US"/>
+        </w:rPr>
+        <w:t xml:space="preserve"> </w:t>
+      </w:r>
+      <w:r>
+        <w:rPr>
+          <w:bCs/>
+          <w:szCs w:val="28"/>
+          <w:lang w:val="en-US"/>
+        </w:rPr>
+        <w:sym w:font="Wingdings" w:char="F0E0"/>
+      </w:r>
+      <w:r>
+        <w:rPr>
+          <w:bCs/>
+          <w:szCs w:val="28"/>
+          <w:lang w:val="en-US"/>
+        </w:rPr>
+        <w:t xml:space="preserve"> Connect </w:t>
+      </w:r>
+      <w:r>
+        <w:rPr>
+          <w:bCs/>
+          <w:szCs w:val="28"/>
+          <w:lang w:val="en-US"/>
+        </w:rPr>
+        <w:t xml:space="preserve">with </w:t>
+      </w:r>
+      <w:proofErr w:type="spellStart"/>
+      <w:r>
+        <w:rPr>
+          <w:bCs/>
+          <w:szCs w:val="28"/>
+          <w:lang w:val="en-US"/>
+        </w:rPr>
+        <w:t>DimProduct</w:t>
+      </w:r>
+      <w:proofErr w:type="spellEnd"/>
+      <w:r>
+        <w:rPr>
+          <w:bCs/>
+          <w:szCs w:val="28"/>
+          <w:lang w:val="en-US"/>
+        </w:rPr>
+        <w:t xml:space="preserve"> on Employee ID column</w:t>
+      </w:r>
+    </w:p>
+    <w:p>
+      <w:pPr>
+        <w:pStyle w:val="ListParagraph"/>
+        <w:numPr>
+          <w:ilvl w:val="0"/>
+          <w:numId w:val="18"/>
+        </w:numPr>
+        <w:tabs>
+          <w:tab w:val="left" w:pos="3156"/>
+        </w:tabs>
+        <w:rPr>
+          <w:b/>
+          <w:bCs/>
+          <w:sz w:val="28"/>
+          <w:szCs w:val="28"/>
+          <w:u w:val="single"/>
+          <w:lang w:val="en-US"/>
+        </w:rPr>
+      </w:pPr>
+      <w:r>
+        <w:rPr>
+          <w:bCs/>
+          <w:szCs w:val="28"/>
+          <w:lang w:val="en-US"/>
+        </w:rPr>
+        <w:t xml:space="preserve">We need to create a Custom </w:t>
+      </w:r>
+      <w:proofErr w:type="spellStart"/>
+      <w:r>
+        <w:rPr>
+          <w:bCs/>
+          <w:szCs w:val="28"/>
+          <w:lang w:val="en-US"/>
+        </w:rPr>
+        <w:t>Heirarchy</w:t>
+      </w:r>
+      <w:proofErr w:type="spellEnd"/>
+      <w:r>
+        <w:rPr>
+          <w:bCs/>
+          <w:szCs w:val="28"/>
+          <w:lang w:val="en-US"/>
+        </w:rPr>
+        <w:t xml:space="preserve"> Column = </w:t>
+      </w:r>
+      <w:proofErr w:type="spellStart"/>
+      <w:r>
+        <w:rPr>
+          <w:bCs/>
+          <w:szCs w:val="28"/>
+          <w:highlight w:val="yellow"/>
+          <w:lang w:val="en-US"/>
+        </w:rPr>
+        <w:t>Heirarchy</w:t>
+      </w:r>
+      <w:proofErr w:type="spellEnd"/>
+      <w:r>
+        <w:rPr>
+          <w:bCs/>
+          <w:szCs w:val="28"/>
+          <w:lang w:val="en-US"/>
+        </w:rPr>
+        <w:t xml:space="preserve"> = </w:t>
+      </w:r>
+      <w:proofErr w:type="gramStart"/>
+      <w:r>
+        <w:rPr>
+          <w:bCs/>
+          <w:szCs w:val="28"/>
+          <w:lang w:val="en-US"/>
+        </w:rPr>
+        <w:t>PATH(</w:t>
+      </w:r>
+      <w:proofErr w:type="gramEnd"/>
+      <w:r>
+        <w:rPr>
+          <w:bCs/>
+          <w:szCs w:val="28"/>
+          <w:lang w:val="en-US"/>
+        </w:rPr>
+        <w:t>'</w:t>
+      </w:r>
+      <w:proofErr w:type="spellStart"/>
+      <w:r>
+        <w:rPr>
+          <w:bCs/>
+          <w:szCs w:val="28"/>
+          <w:lang w:val="en-US"/>
+        </w:rPr>
+        <w:t>Heirarchial</w:t>
+      </w:r>
+      <w:proofErr w:type="spellEnd"/>
+      <w:r>
+        <w:rPr>
+          <w:bCs/>
+          <w:szCs w:val="28"/>
+          <w:lang w:val="en-US"/>
+        </w:rPr>
+        <w:t xml:space="preserve"> RLS'[Emp-ID], '</w:t>
+      </w:r>
+      <w:proofErr w:type="spellStart"/>
+      <w:r>
+        <w:rPr>
+          <w:bCs/>
+          <w:szCs w:val="28"/>
+          <w:lang w:val="en-US"/>
+        </w:rPr>
+        <w:t>Heirarchial</w:t>
+      </w:r>
+      <w:proofErr w:type="spellEnd"/>
+      <w:r>
+        <w:rPr>
+          <w:bCs/>
+          <w:szCs w:val="28"/>
+          <w:lang w:val="en-US"/>
+        </w:rPr>
+        <w:t xml:space="preserve"> RLS'[Reporting Manager ID])</w:t>
+      </w:r>
+    </w:p>
+    <w:p>
+      <w:pPr>
+        <w:pStyle w:val="ListParagraph"/>
+        <w:numPr>
+          <w:ilvl w:val="0"/>
+          <w:numId w:val="18"/>
+        </w:numPr>
+        <w:tabs>
+          <w:tab w:val="left" w:pos="3156"/>
+        </w:tabs>
+        <w:rPr>
+          <w:b/>
+          <w:bCs/>
+          <w:sz w:val="28"/>
+          <w:szCs w:val="28"/>
+          <w:u w:val="single"/>
+          <w:lang w:val="en-US"/>
+        </w:rPr>
+      </w:pPr>
+      <w:proofErr w:type="gramStart"/>
+      <w:r>
+        <w:rPr>
+          <w:bCs/>
+          <w:szCs w:val="28"/>
+          <w:lang w:val="en-US"/>
+        </w:rPr>
+        <w:t>PATH</w:t>
+      </w:r>
+      <w:r>
+        <w:rPr>
+          <w:bCs/>
+          <w:szCs w:val="28"/>
+          <w:lang w:val="en-US"/>
+        </w:rPr>
+        <w:t>(</w:t>
+      </w:r>
+      <w:proofErr w:type="spellStart"/>
+      <w:proofErr w:type="gramEnd"/>
+      <w:r>
+        <w:rPr>
+          <w:bCs/>
+          <w:szCs w:val="28"/>
+          <w:lang w:val="en-US"/>
+        </w:rPr>
+        <w:t>ID_ColumnNAme</w:t>
+      </w:r>
+      <w:proofErr w:type="spellEnd"/>
+      <w:r>
+        <w:rPr>
+          <w:bCs/>
+          <w:szCs w:val="28"/>
+          <w:lang w:val="en-US"/>
+        </w:rPr>
+        <w:t xml:space="preserve">, </w:t>
+      </w:r>
+      <w:proofErr w:type="spellStart"/>
+      <w:r>
+        <w:rPr>
+          <w:bCs/>
+          <w:szCs w:val="28"/>
+          <w:lang w:val="en-US"/>
+        </w:rPr>
+        <w:t>Parent_ColumnName</w:t>
+      </w:r>
+      <w:proofErr w:type="spellEnd"/>
+      <w:r>
+        <w:rPr>
+          <w:bCs/>
+          <w:szCs w:val="28"/>
+          <w:lang w:val="en-US"/>
+        </w:rPr>
+        <w:t>)</w:t>
+      </w:r>
+    </w:p>
+    <w:p>
+      <w:pPr>
+        <w:pStyle w:val="ListParagraph"/>
+        <w:numPr>
+          <w:ilvl w:val="0"/>
+          <w:numId w:val="18"/>
+        </w:numPr>
+        <w:tabs>
+          <w:tab w:val="left" w:pos="3156"/>
+        </w:tabs>
+        <w:rPr>
+          <w:b/>
+          <w:bCs/>
+          <w:sz w:val="28"/>
+          <w:szCs w:val="28"/>
+          <w:u w:val="single"/>
+          <w:lang w:val="en-US"/>
+        </w:rPr>
+      </w:pPr>
+      <w:r>
+        <w:rPr>
+          <w:bCs/>
+          <w:szCs w:val="28"/>
+          <w:lang w:val="en-US"/>
+        </w:rPr>
+        <w:t xml:space="preserve">Then we go on </w:t>
+      </w:r>
+      <w:proofErr w:type="spellStart"/>
+      <w:r>
+        <w:rPr>
+          <w:bCs/>
+          <w:szCs w:val="28"/>
+          <w:lang w:val="en-US"/>
+        </w:rPr>
+        <w:t>Mamage</w:t>
+      </w:r>
+      <w:proofErr w:type="spellEnd"/>
+      <w:r>
+        <w:rPr>
+          <w:bCs/>
+          <w:szCs w:val="28"/>
+          <w:lang w:val="en-US"/>
+        </w:rPr>
+        <w:t xml:space="preserve"> Roles </w:t>
+      </w:r>
+      <w:r>
+        <w:rPr>
+          <w:bCs/>
+          <w:szCs w:val="28"/>
+          <w:lang w:val="en-US"/>
+        </w:rPr>
+        <w:sym w:font="Wingdings" w:char="F0E0"/>
+      </w:r>
+      <w:r>
+        <w:rPr>
+          <w:bCs/>
+          <w:szCs w:val="28"/>
+          <w:lang w:val="en-US"/>
+        </w:rPr>
+        <w:t xml:space="preserve"> Create New RLS as “RLS-2” </w:t>
+      </w:r>
+      <w:r>
+        <w:rPr>
+          <w:bCs/>
+          <w:szCs w:val="28"/>
+          <w:lang w:val="en-US"/>
+        </w:rPr>
+        <w:sym w:font="Wingdings" w:char="F0E0"/>
+      </w:r>
+      <w:r>
+        <w:rPr>
+          <w:bCs/>
+          <w:szCs w:val="28"/>
+          <w:lang w:val="en-US"/>
+        </w:rPr>
+        <w:t xml:space="preserve"> on our </w:t>
+      </w:r>
+      <w:proofErr w:type="spellStart"/>
+      <w:r>
+        <w:rPr>
+          <w:bCs/>
+          <w:szCs w:val="28"/>
+          <w:lang w:val="en-US"/>
+        </w:rPr>
+        <w:t>Heirarchial</w:t>
+      </w:r>
+      <w:proofErr w:type="spellEnd"/>
+      <w:r>
+        <w:rPr>
+          <w:bCs/>
+          <w:szCs w:val="28"/>
+          <w:lang w:val="en-US"/>
+        </w:rPr>
+        <w:t xml:space="preserve"> RLS table </w:t>
+      </w:r>
+      <w:r>
+        <w:rPr>
+          <w:bCs/>
+          <w:szCs w:val="28"/>
+          <w:lang w:val="en-US"/>
+        </w:rPr>
+        <w:sym w:font="Wingdings" w:char="F0E0"/>
+      </w:r>
+      <w:r>
+        <w:rPr>
+          <w:bCs/>
+          <w:szCs w:val="28"/>
+          <w:lang w:val="en-US"/>
+        </w:rPr>
+        <w:t xml:space="preserve"> Switch to DAX </w:t>
+      </w:r>
+      <w:r>
+        <w:rPr>
+          <w:bCs/>
+          <w:szCs w:val="28"/>
+          <w:lang w:val="en-US"/>
+        </w:rPr>
+        <w:sym w:font="Wingdings" w:char="F0E0"/>
+      </w:r>
+      <w:r>
+        <w:rPr>
+          <w:bCs/>
+          <w:szCs w:val="28"/>
+          <w:lang w:val="en-US"/>
+        </w:rPr>
+        <w:t xml:space="preserve"> </w:t>
+      </w:r>
+      <w:proofErr w:type="gramStart"/>
+      <w:r>
+        <w:rPr>
+          <w:bCs/>
+          <w:szCs w:val="28"/>
+          <w:highlight w:val="yellow"/>
+          <w:lang w:val="en-US"/>
+        </w:rPr>
+        <w:t>PATHCONTAINS(</w:t>
+      </w:r>
+      <w:proofErr w:type="gramEnd"/>
+      <w:r>
+        <w:rPr>
+          <w:bCs/>
+          <w:szCs w:val="28"/>
+          <w:highlight w:val="yellow"/>
+          <w:lang w:val="en-US"/>
+        </w:rPr>
+        <w:t>)</w:t>
+      </w:r>
+    </w:p>
+    <w:p>
+      <w:pPr>
+        <w:pStyle w:val="ListParagraph"/>
+        <w:tabs>
+          <w:tab w:val="left" w:pos="3156"/>
+        </w:tabs>
+        <w:rPr>
+          <w:b/>
+          <w:bCs/>
+          <w:sz w:val="28"/>
+          <w:szCs w:val="28"/>
+          <w:u w:val="single"/>
+          <w:lang w:val="en-US"/>
+        </w:rPr>
+      </w:pPr>
+      <w:r>
+        <w:rPr>
+          <w:b/>
+          <w:bCs/>
+          <w:sz w:val="28"/>
+          <w:szCs w:val="28"/>
+          <w:u w:val="single"/>
+          <w:lang w:val="en-US"/>
+        </w:rPr>
+        <w:drawing>
+          <wp:inline distT="0" distB="0" distL="0" distR="0" wp14:anchorId="32E94FD3" wp14:editId="5AE6D943">
+            <wp:extent cx="5731510" cy="3359785"/>
+            <wp:effectExtent l="0" t="0" r="2540" b="0"/>
+            <wp:docPr id="2" name="Picture 2"/>
+            <wp:cNvGraphicFramePr>
+              <a:graphicFrameLocks xmlns:a="http://schemas.openxmlformats.org/drawingml/2006/main" noChangeAspect="1"/>
+            </wp:cNvGraphicFramePr>
+            <a:graphic xmlns:a="http://schemas.openxmlformats.org/drawingml/2006/main">
+              <a:graphicData uri="http://schemas.openxmlformats.org/drawingml/2006/picture">
+                <pic:pic xmlns:pic="http://schemas.openxmlformats.org/drawingml/2006/picture">
+                  <pic:nvPicPr>
+                    <pic:cNvPr id="1" name=""/>
+                    <pic:cNvPicPr/>
+                  </pic:nvPicPr>
+                  <pic:blipFill>
+                    <a:blip r:embed="rId9"/>
+                    <a:stretch>
+                      <a:fillRect/>
+                    </a:stretch>
+                  </pic:blipFill>
+                  <pic:spPr>
+                    <a:xfrm>
+                      <a:off x="0" y="0"/>
+                      <a:ext cx="5731510" cy="3359785"/>
+                    </a:xfrm>
+                    <a:prstGeom prst="rect">
+                      <a:avLst/>
+                    </a:prstGeom>
+                  </pic:spPr>
+                </pic:pic>
+              </a:graphicData>
+            </a:graphic>
+          </wp:inline>
+        </w:drawing>
+      </w:r>
+    </w:p>
+    <w:p>
+      <w:pPr>
+        <w:pStyle w:val="ListParagraph"/>
+        <w:numPr>
+          <w:ilvl w:val="0"/>
+          <w:numId w:val="21"/>
+        </w:numPr>
+        <w:tabs>
+          <w:tab w:val="left" w:pos="3156"/>
+        </w:tabs>
+        <w:rPr>
+          <w:bCs/>
+          <w:sz w:val="24"/>
+          <w:szCs w:val="28"/>
+          <w:lang w:val="en-US"/>
+        </w:rPr>
+      </w:pPr>
+      <w:r>
+        <w:rPr>
+          <w:bCs/>
+          <w:sz w:val="24"/>
+          <w:szCs w:val="28"/>
+          <w:lang w:val="en-US"/>
+        </w:rPr>
+        <w:t xml:space="preserve">Then when we publish it </w:t>
+      </w:r>
+      <w:r>
+        <w:rPr>
+          <w:bCs/>
+          <w:sz w:val="24"/>
+          <w:szCs w:val="28"/>
+          <w:lang w:val="en-US"/>
+        </w:rPr>
+        <w:sym w:font="Wingdings" w:char="F0E0"/>
+      </w:r>
+      <w:r>
+        <w:rPr>
+          <w:bCs/>
+          <w:sz w:val="24"/>
+          <w:szCs w:val="28"/>
+          <w:lang w:val="en-US"/>
+        </w:rPr>
+        <w:t xml:space="preserve"> go to My Workspace </w:t>
+      </w:r>
+      <w:r>
+        <w:rPr>
+          <w:bCs/>
+          <w:sz w:val="24"/>
+          <w:szCs w:val="28"/>
+          <w:lang w:val="en-US"/>
+        </w:rPr>
+        <w:sym w:font="Wingdings" w:char="F0E0"/>
+      </w:r>
+      <w:r>
+        <w:rPr>
+          <w:bCs/>
+          <w:sz w:val="24"/>
+          <w:szCs w:val="28"/>
+          <w:lang w:val="en-US"/>
+        </w:rPr>
+        <w:t xml:space="preserve"> go to the Repot </w:t>
+      </w:r>
+      <w:r>
+        <w:rPr>
+          <w:bCs/>
+          <w:sz w:val="24"/>
+          <w:szCs w:val="28"/>
+          <w:lang w:val="en-US"/>
+        </w:rPr>
+        <w:sym w:font="Wingdings" w:char="F0E0"/>
+      </w:r>
+      <w:r>
+        <w:rPr>
+          <w:bCs/>
+          <w:sz w:val="24"/>
+          <w:szCs w:val="28"/>
+          <w:lang w:val="en-US"/>
+        </w:rPr>
+        <w:t xml:space="preserve"> Then Dataset …. </w:t>
+      </w:r>
+      <w:r>
+        <w:rPr>
+          <w:bCs/>
+          <w:sz w:val="24"/>
+          <w:szCs w:val="28"/>
+          <w:lang w:val="en-US"/>
+        </w:rPr>
+        <w:sym w:font="Wingdings" w:char="F0E0"/>
+      </w:r>
+      <w:r>
+        <w:rPr>
+          <w:bCs/>
+          <w:sz w:val="24"/>
+          <w:szCs w:val="28"/>
+          <w:lang w:val="en-US"/>
+        </w:rPr>
+        <w:t xml:space="preserve"> Security </w:t>
+      </w:r>
+      <w:r>
+        <w:rPr>
+          <w:bCs/>
+          <w:sz w:val="24"/>
+          <w:szCs w:val="28"/>
+          <w:lang w:val="en-US"/>
+        </w:rPr>
+        <w:sym w:font="Wingdings" w:char="F0E0"/>
+      </w:r>
+      <w:r>
+        <w:rPr>
+          <w:bCs/>
+          <w:sz w:val="24"/>
+          <w:szCs w:val="28"/>
+          <w:lang w:val="en-US"/>
+        </w:rPr>
+        <w:t xml:space="preserve"> We click on </w:t>
+      </w:r>
+      <w:proofErr w:type="spellStart"/>
+      <w:r>
+        <w:rPr>
+          <w:bCs/>
+          <w:sz w:val="24"/>
+          <w:szCs w:val="28"/>
+          <w:lang w:val="en-US"/>
+        </w:rPr>
+        <w:t>Heriarchial</w:t>
+      </w:r>
+      <w:proofErr w:type="spellEnd"/>
+      <w:r>
+        <w:rPr>
+          <w:bCs/>
+          <w:sz w:val="24"/>
+          <w:szCs w:val="28"/>
+          <w:lang w:val="en-US"/>
+        </w:rPr>
+        <w:t xml:space="preserve"> RLS </w:t>
+      </w:r>
+      <w:r>
+        <w:rPr>
+          <w:bCs/>
+          <w:sz w:val="24"/>
+          <w:szCs w:val="28"/>
+          <w:lang w:val="en-US"/>
+        </w:rPr>
+        <w:sym w:font="Wingdings" w:char="F0E0"/>
+      </w:r>
+      <w:r>
+        <w:rPr>
+          <w:bCs/>
+          <w:sz w:val="24"/>
+          <w:szCs w:val="28"/>
+          <w:lang w:val="en-US"/>
+        </w:rPr>
+        <w:t xml:space="preserve"> Enter all the Email ID </w:t>
+      </w:r>
+      <w:r>
+        <w:rPr>
+          <w:bCs/>
+          <w:sz w:val="24"/>
+          <w:szCs w:val="28"/>
+          <w:lang w:val="en-US"/>
+        </w:rPr>
+        <w:lastRenderedPageBreak/>
+        <w:t xml:space="preserve">mentioned in the Security Tables </w:t>
+      </w:r>
+      <w:r>
+        <w:rPr>
+          <w:bCs/>
+          <w:sz w:val="24"/>
+          <w:szCs w:val="28"/>
+          <w:lang w:val="en-US"/>
+        </w:rPr>
+        <w:sym w:font="Wingdings" w:char="F0E0"/>
+      </w:r>
+      <w:r>
+        <w:rPr>
+          <w:bCs/>
+          <w:sz w:val="24"/>
+          <w:szCs w:val="28"/>
+          <w:lang w:val="en-US"/>
+        </w:rPr>
+        <w:t xml:space="preserve"> Add </w:t>
+      </w:r>
+      <w:r>
+        <w:rPr>
+          <w:bCs/>
+          <w:sz w:val="24"/>
+          <w:szCs w:val="28"/>
+          <w:lang w:val="en-US"/>
+        </w:rPr>
+        <w:sym w:font="Wingdings" w:char="F0E0"/>
+      </w:r>
+      <w:r>
+        <w:rPr>
+          <w:bCs/>
+          <w:sz w:val="24"/>
+          <w:szCs w:val="28"/>
+          <w:lang w:val="en-US"/>
+        </w:rPr>
+        <w:t xml:space="preserve"> Save </w:t>
+      </w:r>
+      <w:r>
+        <w:rPr>
+          <w:bCs/>
+          <w:sz w:val="24"/>
+          <w:szCs w:val="28"/>
+          <w:lang w:val="en-US"/>
+        </w:rPr>
+        <w:sym w:font="Wingdings" w:char="F0E0"/>
+      </w:r>
+      <w:r>
+        <w:rPr>
+          <w:bCs/>
+          <w:sz w:val="24"/>
+          <w:szCs w:val="28"/>
+          <w:lang w:val="en-US"/>
+        </w:rPr>
+        <w:t xml:space="preserve"> Click on … Dots besides </w:t>
+      </w:r>
+      <w:proofErr w:type="spellStart"/>
+      <w:r>
+        <w:rPr>
+          <w:bCs/>
+          <w:sz w:val="24"/>
+          <w:szCs w:val="28"/>
+          <w:lang w:val="en-US"/>
+        </w:rPr>
+        <w:t>Heriarchial</w:t>
+      </w:r>
+      <w:proofErr w:type="spellEnd"/>
+      <w:r>
+        <w:rPr>
+          <w:bCs/>
+          <w:sz w:val="24"/>
+          <w:szCs w:val="28"/>
+          <w:lang w:val="en-US"/>
+        </w:rPr>
+        <w:t xml:space="preserve"> RLS</w:t>
+      </w:r>
+      <w:r>
+        <w:rPr>
+          <w:bCs/>
+          <w:sz w:val="24"/>
+          <w:szCs w:val="28"/>
+          <w:lang w:val="en-US"/>
+        </w:rPr>
+        <w:t xml:space="preserve"> </w:t>
+      </w:r>
+      <w:r>
+        <w:rPr>
+          <w:bCs/>
+          <w:sz w:val="24"/>
+          <w:szCs w:val="28"/>
+          <w:lang w:val="en-US"/>
+        </w:rPr>
+        <w:sym w:font="Wingdings" w:char="F0E0"/>
+      </w:r>
+      <w:r>
+        <w:rPr>
+          <w:bCs/>
+          <w:sz w:val="24"/>
+          <w:szCs w:val="28"/>
+          <w:lang w:val="en-US"/>
+        </w:rPr>
+        <w:t xml:space="preserve"> Test as a Role</w:t>
+      </w:r>
+      <w:r>
+        <w:rPr>
+          <w:bCs/>
+          <w:sz w:val="24"/>
+          <w:szCs w:val="28"/>
+          <w:lang w:val="en-US"/>
+        </w:rPr>
+        <w:t xml:space="preserve"> : Select Person</w:t>
+      </w:r>
+      <w:bookmarkStart w:id="0" w:name="_GoBack"/>
+      <w:bookmarkEnd w:id="0"/>
+      <w:r>
+        <w:rPr>
+          <w:bCs/>
+          <w:sz w:val="24"/>
+          <w:szCs w:val="28"/>
+          <w:lang w:val="en-US"/>
+        </w:rPr>
+        <w:t xml:space="preserve"> </w:t>
+      </w:r>
+      <w:r>
+        <w:rPr>
+          <w:bCs/>
+          <w:sz w:val="24"/>
+          <w:szCs w:val="28"/>
+          <w:lang w:val="en-US"/>
+        </w:rPr>
+        <w:sym w:font="Wingdings" w:char="F0E0"/>
+      </w:r>
+      <w:r>
+        <w:rPr>
+          <w:bCs/>
+          <w:sz w:val="24"/>
+          <w:szCs w:val="28"/>
+          <w:lang w:val="en-US"/>
+        </w:rPr>
+        <w:t xml:space="preserve"> for a given Email-ID</w:t>
+      </w:r>
+    </w:p>
+    <w:p>
+      <w:pPr>
+        <w:pStyle w:val="ListParagraph"/>
+        <w:tabs>
+          <w:tab w:val="left" w:pos="3156"/>
+        </w:tabs>
+        <w:rPr>
+          <w:b/>
+          <w:bCs/>
+          <w:sz w:val="28"/>
+          <w:szCs w:val="28"/>
+          <w:u w:val="single"/>
+          <w:lang w:val="en-US"/>
+        </w:rPr>
+      </w:pPr>
+    </w:p>
+    <w:p>
+      <w:pPr>
+        <w:tabs>
+          <w:tab w:val="left" w:pos="3156"/>
+        </w:tabs>
+        <w:rPr>
+          <w:bCs/>
+          <w:szCs w:val="28"/>
+          <w:lang w:val="en-US"/>
+        </w:rPr>
+      </w:pPr>
+    </w:p>
+    <w:p>
+      <w:pPr>
+        <w:tabs>
+          <w:tab w:val="left" w:pos="3156"/>
+        </w:tabs>
+        <w:rPr>
+          <w:bCs/>
+          <w:szCs w:val="28"/>
+          <w:lang w:val="en-US"/>
+        </w:rPr>
+      </w:pPr>
+    </w:p>
+    <w:p>
+      <w:pPr>
+        <w:tabs>
+          <w:tab w:val="left" w:pos="3156"/>
+        </w:tabs>
+        <w:rPr>
+          <w:b/>
+          <w:bCs/>
+          <w:sz w:val="28"/>
+          <w:szCs w:val="28"/>
+          <w:u w:val="single"/>
           <w:lang w:val="en-US"/>
         </w:rPr>
       </w:pPr>
@@ -6318,8 +8960,184 @@
 </file>
 
 <file path=word/numbering.xml><?xml version="1.0" encoding="utf-8"?>
-<w:numbering xmlns:wpc="http://schemas.microsoft.com/office/word/2010/wordprocessingCanvas" xmlns:cx="http://schemas.microsoft.com/office/drawing/2014/chartex" xmlns:cx1="http://schemas.microsoft.com/office/drawing/2015/9/8/chartex" xmlns:cx2="http://schemas.microsoft.com/office/drawing/2015/10/21/chartex" xmlns:cx3="http://schemas.microsoft.com/office/drawing/2016/5/9/chartex" xmlns:cx4="http://schemas.microsoft.com/office/drawing/2016/5/10/chartex" xmlns:cx5="http://schemas.microsoft.com/office/drawing/2016/5/11/chartex" xmlns:cx6="http://schemas.microsoft.com/office/drawing/2016/5/12/chartex" xmlns:cx7="http://schemas.microsoft.com/office/drawing/2016/5/13/chartex" xmlns:cx8="http://schemas.microsoft.com/office/drawing/2016/5/14/chartex" xmlns:mc="http://schemas.openxmlformats.org/markup-compatibility/2006" xmlns:aink="http://schemas.microsoft.com/office/drawing/2016/ink" xmlns:am3d="http://schemas.microsoft.com/office/drawing/2017/model3d" xmlns:o="urn:schemas-microsoft-com:office:office" xmlns:oel="http://schemas.microsoft.com/office/2019/extlst" xmlns:r="http://schemas.openxmlformats.org/officeDocument/2006/relationships" xmlns:m="http://schemas.openxmlformats.org/officeDocument/2006/math" xmlns:v="urn:schemas-microsoft-com:vml" xmlns:wp14="http://schemas.microsoft.com/office/word/2010/wordprocessingDrawing" xmlns:wp="http://schemas.openxmlformats.org/drawingml/2006/wordprocessingDrawing" xmlns:w10="urn:schemas-microsoft-com:office:word" xmlns:w="http://schemas.openxmlformats.org/wordprocessingml/2006/main" xmlns:w14="http://schemas.microsoft.com/office/word/2010/wordml" xmlns:w15="http://schemas.microsoft.com/office/word/2012/wordml" xmlns:w16cex="http://schemas.microsoft.com/office/word/2018/wordml/cex" xmlns:w16cid="http://schemas.microsoft.com/office/word/2016/wordml/cid" xmlns:w16="http://schemas.microsoft.com/office/word/2018/wordml" xmlns:w16du="http://schemas.microsoft.com/office/word/2023/wordml/word16du" xmlns:w16sdtdh="http://schemas.microsoft.com/office/word/2020/wordml/sdtdatahash" xmlns:w16sdtfl="http://schemas.microsoft.com/office/word/2024/wordml/sdtformatlock" xmlns:w16se="http://schemas.microsoft.com/office/word/2015/wordml/symex" xmlns:wpg="http://schemas.microsoft.com/office/word/2010/wordprocessingGroup" xmlns:wpi="http://schemas.microsoft.com/office/word/2010/wordprocessingInk" xmlns:wne="http://schemas.microsoft.com/office/word/2006/wordml" xmlns:wps="http://schemas.microsoft.com/office/word/2010/wordprocessingShape" mc:Ignorable="w14 w15 w16se w16cid w16 w16cex w16sdtdh w16sdtfl w16du wp14">
+<w:numbering xmlns:wpc="http://schemas.microsoft.com/office/word/2010/wordprocessingCanvas" xmlns:cx="http://schemas.microsoft.com/office/drawing/2014/chartex" xmlns:cx1="http://schemas.microsoft.com/office/drawing/2015/9/8/chartex" xmlns:cx2="http://schemas.microsoft.com/office/drawing/2015/10/21/chartex" xmlns:cx3="http://schemas.microsoft.com/office/drawing/2016/5/9/chartex" xmlns:cx4="http://schemas.microsoft.com/office/drawing/2016/5/10/chartex" xmlns:cx5="http://schemas.microsoft.com/office/drawing/2016/5/11/chartex" xmlns:cx6="http://schemas.microsoft.com/office/drawing/2016/5/12/chartex" xmlns:cx7="http://schemas.microsoft.com/office/drawing/2016/5/13/chartex" xmlns:cx8="http://schemas.microsoft.com/office/drawing/2016/5/14/chartex" xmlns:mc="http://schemas.openxmlformats.org/markup-compatibility/2006" xmlns:aink="http://schemas.microsoft.com/office/drawing/2016/ink" xmlns:am3d="http://schemas.microsoft.com/office/drawing/2017/model3d" xmlns:o="urn:schemas-microsoft-com:office:office" xmlns:r="http://schemas.openxmlformats.org/officeDocument/2006/relationships" xmlns:m="http://schemas.openxmlformats.org/officeDocument/2006/math" xmlns:v="urn:schemas-microsoft-com:vml" xmlns:wp14="http://schemas.microsoft.com/office/word/2010/wordprocessingDrawing" xmlns:wp="http://schemas.openxmlformats.org/drawingml/2006/wordprocessingDrawing" xmlns:w10="urn:schemas-microsoft-com:office:word" xmlns:w="http://schemas.openxmlformats.org/wordprocessingml/2006/main" xmlns:w14="http://schemas.microsoft.com/office/word/2010/wordml" xmlns:w15="http://schemas.microsoft.com/office/word/2012/wordml" xmlns:w16cid="http://schemas.microsoft.com/office/word/2016/wordml/cid" xmlns:w16se="http://schemas.microsoft.com/office/word/2015/wordml/symex" xmlns:wpg="http://schemas.microsoft.com/office/word/2010/wordprocessingGroup" xmlns:wpi="http://schemas.microsoft.com/office/word/2010/wordprocessingInk" xmlns:wne="http://schemas.microsoft.com/office/word/2006/wordml" xmlns:wps="http://schemas.microsoft.com/office/word/2010/wordprocessingShape" mc:Ignorable="w14 w15 w16se w16cid wp14">
   <w:abstractNum w:abstractNumId="0" w15:restartNumberingAfterBreak="0">
+    <w:nsid w:val="0B8B0091"/>
+    <w:multiLevelType w:val="hybridMultilevel"/>
+    <w:tmpl w:val="1D2A48FE"/>
+    <w:lvl w:ilvl="0" w:tplc="C58AB640">
+      <w:start w:val="1"/>
+      <w:numFmt w:val="lowerLetter"/>
+      <w:lvlText w:val="%1."/>
+      <w:lvlJc w:val="left"/>
+      <w:pPr>
+        <w:ind w:left="720" w:hanging="360"/>
+      </w:pPr>
+      <w:rPr>
+        <w:b/>
+        <w:sz w:val="22"/>
+      </w:rPr>
+    </w:lvl>
+    <w:lvl w:ilvl="1" w:tplc="40090019" w:tentative="1">
+      <w:start w:val="1"/>
+      <w:numFmt w:val="lowerLetter"/>
+      <w:lvlText w:val="%2."/>
+      <w:lvlJc w:val="left"/>
+      <w:pPr>
+        <w:ind w:left="1440" w:hanging="360"/>
+      </w:pPr>
+    </w:lvl>
+    <w:lvl w:ilvl="2" w:tplc="4009001B" w:tentative="1">
+      <w:start w:val="1"/>
+      <w:numFmt w:val="lowerRoman"/>
+      <w:lvlText w:val="%3."/>
+      <w:lvlJc w:val="right"/>
+      <w:pPr>
+        <w:ind w:left="2160" w:hanging="180"/>
+      </w:pPr>
+    </w:lvl>
+    <w:lvl w:ilvl="3" w:tplc="4009000F" w:tentative="1">
+      <w:start w:val="1"/>
+      <w:numFmt w:val="decimal"/>
+      <w:lvlText w:val="%4."/>
+      <w:lvlJc w:val="left"/>
+      <w:pPr>
+        <w:ind w:left="2880" w:hanging="360"/>
+      </w:pPr>
+    </w:lvl>
+    <w:lvl w:ilvl="4" w:tplc="40090019" w:tentative="1">
+      <w:start w:val="1"/>
+      <w:numFmt w:val="lowerLetter"/>
+      <w:lvlText w:val="%5."/>
+      <w:lvlJc w:val="left"/>
+      <w:pPr>
+        <w:ind w:left="3600" w:hanging="360"/>
+      </w:pPr>
+    </w:lvl>
+    <w:lvl w:ilvl="5" w:tplc="4009001B" w:tentative="1">
+      <w:start w:val="1"/>
+      <w:numFmt w:val="lowerRoman"/>
+      <w:lvlText w:val="%6."/>
+      <w:lvlJc w:val="right"/>
+      <w:pPr>
+        <w:ind w:left="4320" w:hanging="180"/>
+      </w:pPr>
+    </w:lvl>
+    <w:lvl w:ilvl="6" w:tplc="4009000F" w:tentative="1">
+      <w:start w:val="1"/>
+      <w:numFmt w:val="decimal"/>
+      <w:lvlText w:val="%7."/>
+      <w:lvlJc w:val="left"/>
+      <w:pPr>
+        <w:ind w:left="5040" w:hanging="360"/>
+      </w:pPr>
+    </w:lvl>
+    <w:lvl w:ilvl="7" w:tplc="40090019" w:tentative="1">
+      <w:start w:val="1"/>
+      <w:numFmt w:val="lowerLetter"/>
+      <w:lvlText w:val="%8."/>
+      <w:lvlJc w:val="left"/>
+      <w:pPr>
+        <w:ind w:left="5760" w:hanging="360"/>
+      </w:pPr>
+    </w:lvl>
+    <w:lvl w:ilvl="8" w:tplc="4009001B" w:tentative="1">
+      <w:start w:val="1"/>
+      <w:numFmt w:val="lowerRoman"/>
+      <w:lvlText w:val="%9."/>
+      <w:lvlJc w:val="right"/>
+      <w:pPr>
+        <w:ind w:left="6480" w:hanging="180"/>
+      </w:pPr>
+    </w:lvl>
+  </w:abstractNum>
+  <w:abstractNum w:abstractNumId="1" w15:restartNumberingAfterBreak="0">
+    <w:nsid w:val="0CFA1588"/>
+    <w:multiLevelType w:val="hybridMultilevel"/>
+    <w:tmpl w:val="5A32BCD8"/>
+    <w:lvl w:ilvl="0" w:tplc="40090019">
+      <w:start w:val="1"/>
+      <w:numFmt w:val="lowerLetter"/>
+      <w:lvlText w:val="%1."/>
+      <w:lvlJc w:val="left"/>
+      <w:pPr>
+        <w:ind w:left="1440" w:hanging="360"/>
+      </w:pPr>
+    </w:lvl>
+    <w:lvl w:ilvl="1" w:tplc="40090019" w:tentative="1">
+      <w:start w:val="1"/>
+      <w:numFmt w:val="lowerLetter"/>
+      <w:lvlText w:val="%2."/>
+      <w:lvlJc w:val="left"/>
+      <w:pPr>
+        <w:ind w:left="2160" w:hanging="360"/>
+      </w:pPr>
+    </w:lvl>
+    <w:lvl w:ilvl="2" w:tplc="4009001B" w:tentative="1">
+      <w:start w:val="1"/>
+      <w:numFmt w:val="lowerRoman"/>
+      <w:lvlText w:val="%3."/>
+      <w:lvlJc w:val="right"/>
+      <w:pPr>
+        <w:ind w:left="2880" w:hanging="180"/>
+      </w:pPr>
+    </w:lvl>
+    <w:lvl w:ilvl="3" w:tplc="4009000F" w:tentative="1">
+      <w:start w:val="1"/>
+      <w:numFmt w:val="decimal"/>
+      <w:lvlText w:val="%4."/>
+      <w:lvlJc w:val="left"/>
+      <w:pPr>
+        <w:ind w:left="3600" w:hanging="360"/>
+      </w:pPr>
+    </w:lvl>
+    <w:lvl w:ilvl="4" w:tplc="40090019" w:tentative="1">
+      <w:start w:val="1"/>
+      <w:numFmt w:val="lowerLetter"/>
+      <w:lvlText w:val="%5."/>
+      <w:lvlJc w:val="left"/>
+      <w:pPr>
+        <w:ind w:left="4320" w:hanging="360"/>
+      </w:pPr>
+    </w:lvl>
+    <w:lvl w:ilvl="5" w:tplc="4009001B" w:tentative="1">
+      <w:start w:val="1"/>
+      <w:numFmt w:val="lowerRoman"/>
+      <w:lvlText w:val="%6."/>
+      <w:lvlJc w:val="right"/>
+      <w:pPr>
+        <w:ind w:left="5040" w:hanging="180"/>
+      </w:pPr>
+    </w:lvl>
+    <w:lvl w:ilvl="6" w:tplc="4009000F" w:tentative="1">
+      <w:start w:val="1"/>
+      <w:numFmt w:val="decimal"/>
+      <w:lvlText w:val="%7."/>
+      <w:lvlJc w:val="left"/>
+      <w:pPr>
+        <w:ind w:left="5760" w:hanging="360"/>
+      </w:pPr>
+    </w:lvl>
+    <w:lvl w:ilvl="7" w:tplc="40090019" w:tentative="1">
+      <w:start w:val="1"/>
+      <w:numFmt w:val="lowerLetter"/>
+      <w:lvlText w:val="%8."/>
+      <w:lvlJc w:val="left"/>
+      <w:pPr>
+        <w:ind w:left="6480" w:hanging="360"/>
+      </w:pPr>
+    </w:lvl>
+    <w:lvl w:ilvl="8" w:tplc="4009001B" w:tentative="1">
+      <w:start w:val="1"/>
+      <w:numFmt w:val="lowerRoman"/>
+      <w:lvlText w:val="%9."/>
+      <w:lvlJc w:val="right"/>
+      <w:pPr>
+        <w:ind w:left="7200" w:hanging="180"/>
+      </w:pPr>
+    </w:lvl>
+  </w:abstractNum>
+  <w:abstractNum w:abstractNumId="2" w15:restartNumberingAfterBreak="0">
     <w:nsid w:val="0E2436A2"/>
     <w:multiLevelType w:val="hybridMultilevel"/>
     <w:tmpl w:val="0160390A"/>
@@ -6411,13 +9229,13 @@
       </w:pPr>
     </w:lvl>
   </w:abstractNum>
-  <w:abstractNum w:abstractNumId="1" w15:restartNumberingAfterBreak="0">
-    <w:nsid w:val="0E7D0F19"/>
+  <w:abstractNum w:abstractNumId="3" w15:restartNumberingAfterBreak="0">
+    <w:nsid w:val="109D1A45"/>
     <w:multiLevelType w:val="hybridMultilevel"/>
-    <w:tmpl w:val="D2A218FC"/>
-    <w:lvl w:ilvl="0" w:tplc="40090019">
-      <w:start w:val="1"/>
-      <w:numFmt w:val="lowerLetter"/>
+    <w:tmpl w:val="F956E9F8"/>
+    <w:lvl w:ilvl="0" w:tplc="4009000F">
+      <w:start w:val="1"/>
+      <w:numFmt w:val="decimal"/>
       <w:lvlText w:val="%1."/>
       <w:lvlJc w:val="left"/>
       <w:pPr>
@@ -6497,7 +9315,7 @@
       </w:pPr>
     </w:lvl>
   </w:abstractNum>
-  <w:abstractNum w:abstractNumId="2" w15:restartNumberingAfterBreak="0">
+  <w:abstractNum w:abstractNumId="4" w15:restartNumberingAfterBreak="0">
     <w:nsid w:val="10DC00CE"/>
     <w:multiLevelType w:val="hybridMultilevel"/>
     <w:tmpl w:val="D7DCAC7A"/>
@@ -6586,7 +9404,93 @@
       </w:pPr>
     </w:lvl>
   </w:abstractNum>
-  <w:abstractNum w:abstractNumId="3" w15:restartNumberingAfterBreak="0">
+  <w:abstractNum w:abstractNumId="5" w15:restartNumberingAfterBreak="0">
+    <w:nsid w:val="13B40613"/>
+    <w:multiLevelType w:val="hybridMultilevel"/>
+    <w:tmpl w:val="68A634DE"/>
+    <w:lvl w:ilvl="0" w:tplc="40090019">
+      <w:start w:val="1"/>
+      <w:numFmt w:val="lowerLetter"/>
+      <w:lvlText w:val="%1."/>
+      <w:lvlJc w:val="left"/>
+      <w:pPr>
+        <w:ind w:left="720" w:hanging="360"/>
+      </w:pPr>
+    </w:lvl>
+    <w:lvl w:ilvl="1" w:tplc="40090019" w:tentative="1">
+      <w:start w:val="1"/>
+      <w:numFmt w:val="lowerLetter"/>
+      <w:lvlText w:val="%2."/>
+      <w:lvlJc w:val="left"/>
+      <w:pPr>
+        <w:ind w:left="1440" w:hanging="360"/>
+      </w:pPr>
+    </w:lvl>
+    <w:lvl w:ilvl="2" w:tplc="4009001B" w:tentative="1">
+      <w:start w:val="1"/>
+      <w:numFmt w:val="lowerRoman"/>
+      <w:lvlText w:val="%3."/>
+      <w:lvlJc w:val="right"/>
+      <w:pPr>
+        <w:ind w:left="2160" w:hanging="180"/>
+      </w:pPr>
+    </w:lvl>
+    <w:lvl w:ilvl="3" w:tplc="4009000F" w:tentative="1">
+      <w:start w:val="1"/>
+      <w:numFmt w:val="decimal"/>
+      <w:lvlText w:val="%4."/>
+      <w:lvlJc w:val="left"/>
+      <w:pPr>
+        <w:ind w:left="2880" w:hanging="360"/>
+      </w:pPr>
+    </w:lvl>
+    <w:lvl w:ilvl="4" w:tplc="40090019" w:tentative="1">
+      <w:start w:val="1"/>
+      <w:numFmt w:val="lowerLetter"/>
+      <w:lvlText w:val="%5."/>
+      <w:lvlJc w:val="left"/>
+      <w:pPr>
+        <w:ind w:left="3600" w:hanging="360"/>
+      </w:pPr>
+    </w:lvl>
+    <w:lvl w:ilvl="5" w:tplc="4009001B" w:tentative="1">
+      <w:start w:val="1"/>
+      <w:numFmt w:val="lowerRoman"/>
+      <w:lvlText w:val="%6."/>
+      <w:lvlJc w:val="right"/>
+      <w:pPr>
+        <w:ind w:left="4320" w:hanging="180"/>
+      </w:pPr>
+    </w:lvl>
+    <w:lvl w:ilvl="6" w:tplc="4009000F" w:tentative="1">
+      <w:start w:val="1"/>
+      <w:numFmt w:val="decimal"/>
+      <w:lvlText w:val="%7."/>
+      <w:lvlJc w:val="left"/>
+      <w:pPr>
+        <w:ind w:left="5040" w:hanging="360"/>
+      </w:pPr>
+    </w:lvl>
+    <w:lvl w:ilvl="7" w:tplc="40090019" w:tentative="1">
+      <w:start w:val="1"/>
+      <w:numFmt w:val="lowerLetter"/>
+      <w:lvlText w:val="%8."/>
+      <w:lvlJc w:val="left"/>
+      <w:pPr>
+        <w:ind w:left="5760" w:hanging="360"/>
+      </w:pPr>
+    </w:lvl>
+    <w:lvl w:ilvl="8" w:tplc="4009001B" w:tentative="1">
+      <w:start w:val="1"/>
+      <w:numFmt w:val="lowerRoman"/>
+      <w:lvlText w:val="%9."/>
+      <w:lvlJc w:val="right"/>
+      <w:pPr>
+        <w:ind w:left="6480" w:hanging="180"/>
+      </w:pPr>
+    </w:lvl>
+  </w:abstractNum>
+  <w:abstractNum w:abstractNumId="6" w15:restartNumberingAfterBreak="0">
     <w:nsid w:val="1DF20AC4"/>
     <w:multiLevelType w:val="hybridMultilevel"/>
     <w:tmpl w:val="CB7CD30E"/>
@@ -6678,7 +9582,96 @@
       </w:pPr>
     </w:lvl>
   </w:abstractNum>
-  <w:abstractNum w:abstractNumId="4" w15:restartNumberingAfterBreak="0">
+  <w:abstractNum w:abstractNumId="7" w15:restartNumberingAfterBreak="0">
+    <w:nsid w:val="2E7B568A"/>
+    <w:multiLevelType w:val="hybridMultilevel"/>
+    <w:tmpl w:val="36DAB718"/>
+    <w:lvl w:ilvl="0" w:tplc="9C0C1474">
+      <w:start w:val="1"/>
+      <w:numFmt w:val="lowerLetter"/>
+      <w:lvlText w:val="%1."/>
+      <w:lvlJc w:val="left"/>
+      <w:pPr>
+        <w:ind w:left="720" w:hanging="360"/>
+      </w:pPr>
+      <w:rPr>
+        <w:sz w:val="22"/>
+      </w:rPr>
+    </w:lvl>
+    <w:lvl w:ilvl="1" w:tplc="40090019" w:tentative="1">
+      <w:start w:val="1"/>
+      <w:numFmt w:val="lowerLetter"/>
+      <w:lvlText w:val="%2."/>
+      <w:lvlJc w:val="left"/>
+      <w:pPr>
+        <w:ind w:left="1440" w:hanging="360"/>
+      </w:pPr>
+    </w:lvl>
+    <w:lvl w:ilvl="2" w:tplc="4009001B" w:tentative="1">
+      <w:start w:val="1"/>
+      <w:numFmt w:val="lowerRoman"/>
+      <w:lvlText w:val="%3."/>
+      <w:lvlJc w:val="right"/>
+      <w:pPr>
+        <w:ind w:left="2160" w:hanging="180"/>
+      </w:pPr>
+    </w:lvl>
+    <w:lvl w:ilvl="3" w:tplc="4009000F" w:tentative="1">
+      <w:start w:val="1"/>
+      <w:numFmt w:val="decimal"/>
+      <w:lvlText w:val="%4."/>
+      <w:lvlJc w:val="left"/>
+      <w:pPr>
+        <w:ind w:left="2880" w:hanging="360"/>
+      </w:pPr>
+    </w:lvl>
+    <w:lvl w:ilvl="4" w:tplc="40090019" w:tentative="1">
+      <w:start w:val="1"/>
+      <w:numFmt w:val="lowerLetter"/>
+      <w:lvlText w:val="%5."/>
+      <w:lvlJc w:val="left"/>
+      <w:pPr>
+        <w:ind w:left="3600" w:hanging="360"/>
+      </w:pPr>
+    </w:lvl>
+    <w:lvl w:ilvl="5" w:tplc="4009001B" w:tentative="1">
+      <w:start w:val="1"/>
+      <w:numFmt w:val="lowerRoman"/>
+      <w:lvlText w:val="%6."/>
+      <w:lvlJc w:val="right"/>
+      <w:pPr>
+        <w:ind w:left="4320" w:hanging="180"/>
+      </w:pPr>
+    </w:lvl>
+    <w:lvl w:ilvl="6" w:tplc="4009000F" w:tentative="1">
+      <w:start w:val="1"/>
+      <w:numFmt w:val="decimal"/>
+      <w:lvlText w:val="%7."/>
+      <w:lvlJc w:val="left"/>
+      <w:pPr>
+        <w:ind w:left="5040" w:hanging="360"/>
+      </w:pPr>
+    </w:lvl>
+    <w:lvl w:ilvl="7" w:tplc="40090019" w:tentative="1">
+      <w:start w:val="1"/>
+      <w:numFmt w:val="lowerLetter"/>
+      <w:lvlText w:val="%8."/>
+      <w:lvlJc w:val="left"/>
+      <w:pPr>
+        <w:ind w:left="5760" w:hanging="360"/>
+      </w:pPr>
+    </w:lvl>
+    <w:lvl w:ilvl="8" w:tplc="4009001B" w:tentative="1">
+      <w:start w:val="1"/>
+      <w:numFmt w:val="lowerRoman"/>
+      <w:lvlText w:val="%9."/>
+      <w:lvlJc w:val="right"/>
+      <w:pPr>
+        <w:ind w:left="6480" w:hanging="180"/>
+      </w:pPr>
+    </w:lvl>
+  </w:abstractNum>
+  <w:abstractNum w:abstractNumId="8" w15:restartNumberingAfterBreak="0">
     <w:nsid w:val="37766633"/>
     <w:multiLevelType w:val="hybridMultilevel"/>
     <w:tmpl w:val="5266767A"/>
@@ -6774,7 +9767,7 @@
       </w:pPr>
     </w:lvl>
   </w:abstractNum>
-  <w:abstractNum w:abstractNumId="5" w15:restartNumberingAfterBreak="0">
+  <w:abstractNum w:abstractNumId="9" w15:restartNumberingAfterBreak="0">
     <w:nsid w:val="39D731C7"/>
     <w:multiLevelType w:val="hybridMultilevel"/>
     <w:tmpl w:val="A5AE8960"/>
@@ -6860,7 +9853,7 @@
       </w:pPr>
     </w:lvl>
   </w:abstractNum>
-  <w:abstractNum w:abstractNumId="6" w15:restartNumberingAfterBreak="0">
+  <w:abstractNum w:abstractNumId="10" w15:restartNumberingAfterBreak="0">
     <w:nsid w:val="3F3D4646"/>
     <w:multiLevelType w:val="hybridMultilevel"/>
     <w:tmpl w:val="81EA77F8"/>
@@ -6946,7 +9939,7 @@
       </w:pPr>
     </w:lvl>
   </w:abstractNum>
-  <w:abstractNum w:abstractNumId="7" w15:restartNumberingAfterBreak="0">
+  <w:abstractNum w:abstractNumId="11" w15:restartNumberingAfterBreak="0">
     <w:nsid w:val="423F3A47"/>
     <w:multiLevelType w:val="hybridMultilevel"/>
     <w:tmpl w:val="056EA06E"/>
@@ -7032,7 +10025,7 @@
       </w:pPr>
     </w:lvl>
   </w:abstractNum>
-  <w:abstractNum w:abstractNumId="8" w15:restartNumberingAfterBreak="0">
+  <w:abstractNum w:abstractNumId="12" w15:restartNumberingAfterBreak="0">
     <w:nsid w:val="54DE0381"/>
     <w:multiLevelType w:val="hybridMultilevel"/>
     <w:tmpl w:val="F8348A2A"/>
@@ -7122,7 +10115,7 @@
       </w:pPr>
     </w:lvl>
   </w:abstractNum>
-  <w:abstractNum w:abstractNumId="9" w15:restartNumberingAfterBreak="0">
+  <w:abstractNum w:abstractNumId="13" w15:restartNumberingAfterBreak="0">
     <w:nsid w:val="59375429"/>
     <w:multiLevelType w:val="hybridMultilevel"/>
     <w:tmpl w:val="93E67282"/>
@@ -7211,7 +10204,7 @@
       </w:pPr>
     </w:lvl>
   </w:abstractNum>
-  <w:abstractNum w:abstractNumId="10" w15:restartNumberingAfterBreak="0">
+  <w:abstractNum w:abstractNumId="14" w15:restartNumberingAfterBreak="0">
     <w:nsid w:val="5B936CA8"/>
     <w:multiLevelType w:val="hybridMultilevel"/>
     <w:tmpl w:val="BB763F70"/>
@@ -7301,7 +10294,7 @@
       </w:pPr>
     </w:lvl>
   </w:abstractNum>
-  <w:abstractNum w:abstractNumId="11" w15:restartNumberingAfterBreak="0">
+  <w:abstractNum w:abstractNumId="15" w15:restartNumberingAfterBreak="0">
     <w:nsid w:val="667A1610"/>
     <w:multiLevelType w:val="hybridMultilevel"/>
     <w:tmpl w:val="FC947ED8"/>
@@ -7393,7 +10386,7 @@
       </w:pPr>
     </w:lvl>
   </w:abstractNum>
-  <w:abstractNum w:abstractNumId="12" w15:restartNumberingAfterBreak="0">
+  <w:abstractNum w:abstractNumId="16" w15:restartNumberingAfterBreak="0">
     <w:nsid w:val="6A076A00"/>
     <w:multiLevelType w:val="hybridMultilevel"/>
     <w:tmpl w:val="397212C4"/>
@@ -7485,7 +10478,7 @@
       </w:pPr>
     </w:lvl>
   </w:abstractNum>
-  <w:abstractNum w:abstractNumId="13" w15:restartNumberingAfterBreak="0">
+  <w:abstractNum w:abstractNumId="17" w15:restartNumberingAfterBreak="0">
     <w:nsid w:val="6C066142"/>
     <w:multiLevelType w:val="hybridMultilevel"/>
     <w:tmpl w:val="091265EE"/>
@@ -7577,7 +10570,7 @@
       </w:pPr>
     </w:lvl>
   </w:abstractNum>
-  <w:abstractNum w:abstractNumId="14" w15:restartNumberingAfterBreak="0">
+  <w:abstractNum w:abstractNumId="18" w15:restartNumberingAfterBreak="0">
     <w:nsid w:val="6DEB2A05"/>
     <w:multiLevelType w:val="hybridMultilevel"/>
     <w:tmpl w:val="A5E27A8C"/>
@@ -7667,7 +10660,7 @@
       </w:pPr>
     </w:lvl>
   </w:abstractNum>
-  <w:abstractNum w:abstractNumId="15" w15:restartNumberingAfterBreak="0">
+  <w:abstractNum w:abstractNumId="19" w15:restartNumberingAfterBreak="0">
     <w:nsid w:val="74397340"/>
     <w:multiLevelType w:val="hybridMultilevel"/>
     <w:tmpl w:val="A50C4012"/>
@@ -7757,59 +10750,160 @@
       </w:pPr>
     </w:lvl>
   </w:abstractNum>
-  <w:num w:numId="1" w16cid:durableId="2111965803">
+  <w:abstractNum w:abstractNumId="20" w15:restartNumberingAfterBreak="0">
+    <w:nsid w:val="74E12E0B"/>
+    <w:multiLevelType w:val="hybridMultilevel"/>
+    <w:tmpl w:val="29E82762"/>
+    <w:lvl w:ilvl="0" w:tplc="40090019">
+      <w:start w:val="1"/>
+      <w:numFmt w:val="lowerLetter"/>
+      <w:lvlText w:val="%1."/>
+      <w:lvlJc w:val="left"/>
+      <w:pPr>
+        <w:ind w:left="1080" w:hanging="360"/>
+      </w:pPr>
+    </w:lvl>
+    <w:lvl w:ilvl="1" w:tplc="40090019" w:tentative="1">
+      <w:start w:val="1"/>
+      <w:numFmt w:val="lowerLetter"/>
+      <w:lvlText w:val="%2."/>
+      <w:lvlJc w:val="left"/>
+      <w:pPr>
+        <w:ind w:left="1800" w:hanging="360"/>
+      </w:pPr>
+    </w:lvl>
+    <w:lvl w:ilvl="2" w:tplc="4009001B" w:tentative="1">
+      <w:start w:val="1"/>
+      <w:numFmt w:val="lowerRoman"/>
+      <w:lvlText w:val="%3."/>
+      <w:lvlJc w:val="right"/>
+      <w:pPr>
+        <w:ind w:left="2520" w:hanging="180"/>
+      </w:pPr>
+    </w:lvl>
+    <w:lvl w:ilvl="3" w:tplc="4009000F" w:tentative="1">
+      <w:start w:val="1"/>
+      <w:numFmt w:val="decimal"/>
+      <w:lvlText w:val="%4."/>
+      <w:lvlJc w:val="left"/>
+      <w:pPr>
+        <w:ind w:left="3240" w:hanging="360"/>
+      </w:pPr>
+    </w:lvl>
+    <w:lvl w:ilvl="4" w:tplc="40090019" w:tentative="1">
+      <w:start w:val="1"/>
+      <w:numFmt w:val="lowerLetter"/>
+      <w:lvlText w:val="%5."/>
+      <w:lvlJc w:val="left"/>
+      <w:pPr>
+        <w:ind w:left="3960" w:hanging="360"/>
+      </w:pPr>
+    </w:lvl>
+    <w:lvl w:ilvl="5" w:tplc="4009001B" w:tentative="1">
+      <w:start w:val="1"/>
+      <w:numFmt w:val="lowerRoman"/>
+      <w:lvlText w:val="%6."/>
+      <w:lvlJc w:val="right"/>
+      <w:pPr>
+        <w:ind w:left="4680" w:hanging="180"/>
+      </w:pPr>
+    </w:lvl>
+    <w:lvl w:ilvl="6" w:tplc="4009000F" w:tentative="1">
+      <w:start w:val="1"/>
+      <w:numFmt w:val="decimal"/>
+      <w:lvlText w:val="%7."/>
+      <w:lvlJc w:val="left"/>
+      <w:pPr>
+        <w:ind w:left="5400" w:hanging="360"/>
+      </w:pPr>
+    </w:lvl>
+    <w:lvl w:ilvl="7" w:tplc="40090019" w:tentative="1">
+      <w:start w:val="1"/>
+      <w:numFmt w:val="lowerLetter"/>
+      <w:lvlText w:val="%8."/>
+      <w:lvlJc w:val="left"/>
+      <w:pPr>
+        <w:ind w:left="6120" w:hanging="360"/>
+      </w:pPr>
+    </w:lvl>
+    <w:lvl w:ilvl="8" w:tplc="4009001B" w:tentative="1">
+      <w:start w:val="1"/>
+      <w:numFmt w:val="lowerRoman"/>
+      <w:lvlText w:val="%9."/>
+      <w:lvlJc w:val="right"/>
+      <w:pPr>
+        <w:ind w:left="6840" w:hanging="180"/>
+      </w:pPr>
+    </w:lvl>
+  </w:abstractNum>
+  <w:num w:numId="1">
+    <w:abstractNumId w:val="8"/>
+  </w:num>
+  <w:num w:numId="2">
+    <w:abstractNumId w:val="2"/>
+  </w:num>
+  <w:num w:numId="3">
+    <w:abstractNumId w:val="13"/>
+  </w:num>
+  <w:num w:numId="4">
     <w:abstractNumId w:val="4"/>
   </w:num>
-  <w:num w:numId="2" w16cid:durableId="475073722">
+  <w:num w:numId="5">
+    <w:abstractNumId w:val="10"/>
+  </w:num>
+  <w:num w:numId="6">
+    <w:abstractNumId w:val="14"/>
+  </w:num>
+  <w:num w:numId="7">
+    <w:abstractNumId w:val="17"/>
+  </w:num>
+  <w:num w:numId="8">
+    <w:abstractNumId w:val="16"/>
+  </w:num>
+  <w:num w:numId="9">
+    <w:abstractNumId w:val="15"/>
+  </w:num>
+  <w:num w:numId="10">
+    <w:abstractNumId w:val="20"/>
+  </w:num>
+  <w:num w:numId="11">
     <w:abstractNumId w:val="0"/>
   </w:num>
-  <w:num w:numId="3" w16cid:durableId="1547909300">
+  <w:num w:numId="12">
+    <w:abstractNumId w:val="7"/>
+  </w:num>
+  <w:num w:numId="13">
+    <w:abstractNumId w:val="6"/>
+  </w:num>
+  <w:num w:numId="14">
+    <w:abstractNumId w:val="11"/>
+  </w:num>
+  <w:num w:numId="15">
     <w:abstractNumId w:val="9"/>
   </w:num>
-  <w:num w:numId="4" w16cid:durableId="1503885995">
-    <w:abstractNumId w:val="2"/>
+  <w:num w:numId="16">
+    <w:abstractNumId w:val="18"/>
   </w:num>
-  <w:num w:numId="5" w16cid:durableId="773019667">
-    <w:abstractNumId w:val="6"/>
+  <w:num w:numId="17">
+    <w:abstractNumId w:val="19"/>
   </w:num>
-  <w:num w:numId="6" w16cid:durableId="36708521">
-    <w:abstractNumId w:val="10"/>
-  </w:num>
-  <w:num w:numId="7" w16cid:durableId="1308970845">
-    <w:abstractNumId w:val="13"/>
-  </w:num>
-  <w:num w:numId="8" w16cid:durableId="2147236653">
+  <w:num w:numId="18">
     <w:abstractNumId w:val="12"/>
   </w:num>
-  <w:num w:numId="9" w16cid:durableId="1843156553">
-    <w:abstractNumId w:val="11"/>
-  </w:num>
-  <w:num w:numId="10" w16cid:durableId="1143617436">
+  <w:num w:numId="19">
     <w:abstractNumId w:val="3"/>
   </w:num>
-  <w:num w:numId="11" w16cid:durableId="1845047512">
-    <w:abstractNumId w:val="1"/>
-  </w:num>
-  <w:num w:numId="12" w16cid:durableId="2071882063">
-    <w:abstractNumId w:val="7"/>
-  </w:num>
-  <w:num w:numId="13" w16cid:durableId="11690765">
+  <w:num w:numId="20">
     <w:abstractNumId w:val="5"/>
   </w:num>
-  <w:num w:numId="14" w16cid:durableId="1769933062">
-    <w:abstractNumId w:val="14"/>
-  </w:num>
-  <w:num w:numId="15" w16cid:durableId="577327829">
-    <w:abstractNumId w:val="15"/>
-  </w:num>
-  <w:num w:numId="16" w16cid:durableId="357125293">
-    <w:abstractNumId w:val="8"/>
+  <w:num w:numId="21">
+    <w:abstractNumId w:val="1"/>
   </w:num>
 </w:numbering>
 </file>
 
 <file path=word/styles.xml><?xml version="1.0" encoding="utf-8"?>
-<w:styles xmlns:mc="http://schemas.openxmlformats.org/markup-compatibility/2006" xmlns:r="http://schemas.openxmlformats.org/officeDocument/2006/relationships" xmlns:w="http://schemas.openxmlformats.org/wordprocessingml/2006/main" xmlns:w14="http://schemas.microsoft.com/office/word/2010/wordml" xmlns:w15="http://schemas.microsoft.com/office/word/2012/wordml" xmlns:w16cex="http://schemas.microsoft.com/office/word/2018/wordml/cex" xmlns:w16cid="http://schemas.microsoft.com/office/word/2016/wordml/cid" xmlns:w16="http://schemas.microsoft.com/office/word/2018/wordml" xmlns:w16du="http://schemas.microsoft.com/office/word/2023/wordml/word16du" xmlns:w16sdtdh="http://schemas.microsoft.com/office/word/2020/wordml/sdtdatahash" xmlns:w16sdtfl="http://schemas.microsoft.com/office/word/2024/wordml/sdtformatlock" xmlns:w16se="http://schemas.microsoft.com/office/word/2015/wordml/symex" mc:Ignorable="w14 w15 w16se w16cid w16 w16cex w16sdtdh w16sdtfl w16du">
+<w:styles xmlns:mc="http://schemas.openxmlformats.org/markup-compatibility/2006" xmlns:r="http://schemas.openxmlformats.org/officeDocument/2006/relationships" xmlns:w="http://schemas.openxmlformats.org/wordprocessingml/2006/main" xmlns:w14="http://schemas.microsoft.com/office/word/2010/wordml" xmlns:w15="http://schemas.microsoft.com/office/word/2012/wordml" xmlns:w16cid="http://schemas.microsoft.com/office/word/2016/wordml/cid" xmlns:w16se="http://schemas.microsoft.com/office/word/2015/wordml/symex" mc:Ignorable="w14 w15 w16se w16cid">
   <w:docDefaults>
     <w:rPrDefault>
       <w:rPr>
@@ -7827,7 +10921,7 @@
       </w:pPr>
     </w:pPrDefault>
   </w:docDefaults>
-  <w:latentStyles w:defLockedState="0" w:defUIPriority="99" w:defSemiHidden="0" w:defUnhideWhenUsed="0" w:defQFormat="0" w:count="376">
+  <w:latentStyles w:defLockedState="0" w:defUIPriority="99" w:defSemiHidden="0" w:defUnhideWhenUsed="0" w:defQFormat="0" w:count="375">
     <w:lsdException w:name="Normal" w:uiPriority="0" w:qFormat="1"/>
     <w:lsdException w:name="heading 1" w:uiPriority="9" w:qFormat="1"/>
     <w:lsdException w:name="heading 2" w:semiHidden="1" w:uiPriority="9" w:unhideWhenUsed="1" w:qFormat="1"/>
@@ -8203,7 +11297,6 @@
     <w:lsdException w:name="Smart Hyperlink" w:semiHidden="1" w:unhideWhenUsed="1"/>
     <w:lsdException w:name="Hashtag" w:semiHidden="1" w:unhideWhenUsed="1"/>
     <w:lsdException w:name="Unresolved Mention" w:semiHidden="1" w:unhideWhenUsed="1"/>
-    <w:lsdException w:name="Smart Link" w:semiHidden="1" w:unhideWhenUsed="1"/>
   </w:latentStyles>
   <w:style w:type="paragraph" w:default="1" w:styleId="Normal">
     <w:name w:val="Normal"/>
@@ -8725,6 +11818,29 @@
       <w:spacing w:val="5"/>
     </w:rPr>
   </w:style>
+  <w:style w:type="character" w:styleId="Hyperlink">
+    <w:name w:val="Hyperlink"/>
+    <w:basedOn w:val="DefaultParagraphFont"/>
+    <w:uiPriority w:val="99"/>
+    <w:unhideWhenUsed/>
+    <w:rsid w:val="00EF2133"/>
+    <w:rPr>
+      <w:color w:val="467886" w:themeColor="hyperlink"/>
+      <w:u w:val="single"/>
+    </w:rPr>
+  </w:style>
+  <w:style w:type="character" w:styleId="UnresolvedMention">
+    <w:name w:val="Unresolved Mention"/>
+    <w:basedOn w:val="DefaultParagraphFont"/>
+    <w:uiPriority w:val="99"/>
+    <w:semiHidden/>
+    <w:unhideWhenUsed/>
+    <w:rsid w:val="00EF2133"/>
+    <w:rPr>
+      <w:color w:val="605E5C"/>
+      <w:shd w:val="clear" w:color="auto" w:fill="E1DFDD"/>
+    </w:rPr>
+  </w:style>
 </w:styles>
 </file>
 

--- a/Power Bi/Power Bi Notes.docx
+++ b/Power Bi/Power Bi Notes.docx
@@ -1,6 +1,6 @@
 
 <file path=word/document.xml><?xml version="1.0" encoding="utf-8"?>
-<w:document xmlns:wpc="http://schemas.microsoft.com/office/word/2010/wordprocessingCanvas" xmlns:cx="http://schemas.microsoft.com/office/drawing/2014/chartex" xmlns:cx1="http://schemas.microsoft.com/office/drawing/2015/9/8/chartex" xmlns:cx2="http://schemas.microsoft.com/office/drawing/2015/10/21/chartex" xmlns:cx3="http://schemas.microsoft.com/office/drawing/2016/5/9/chartex" xmlns:cx4="http://schemas.microsoft.com/office/drawing/2016/5/10/chartex" xmlns:cx5="http://schemas.microsoft.com/office/drawing/2016/5/11/chartex" xmlns:cx6="http://schemas.microsoft.com/office/drawing/2016/5/12/chartex" xmlns:cx7="http://schemas.microsoft.com/office/drawing/2016/5/13/chartex" xmlns:cx8="http://schemas.microsoft.com/office/drawing/2016/5/14/chartex" xmlns:mc="http://schemas.openxmlformats.org/markup-compatibility/2006" xmlns:aink="http://schemas.microsoft.com/office/drawing/2016/ink" xmlns:am3d="http://schemas.microsoft.com/office/drawing/2017/model3d" xmlns:o="urn:schemas-microsoft-com:office:office" xmlns:r="http://schemas.openxmlformats.org/officeDocument/2006/relationships" xmlns:m="http://schemas.openxmlformats.org/officeDocument/2006/math" xmlns:v="urn:schemas-microsoft-com:vml" xmlns:wp14="http://schemas.microsoft.com/office/word/2010/wordprocessingDrawing" xmlns:wp="http://schemas.openxmlformats.org/drawingml/2006/wordprocessingDrawing" xmlns:w10="urn:schemas-microsoft-com:office:word" xmlns:w="http://schemas.openxmlformats.org/wordprocessingml/2006/main" xmlns:w14="http://schemas.microsoft.com/office/word/2010/wordml" xmlns:w15="http://schemas.microsoft.com/office/word/2012/wordml" xmlns:w16cid="http://schemas.microsoft.com/office/word/2016/wordml/cid" xmlns:w16se="http://schemas.microsoft.com/office/word/2015/wordml/symex" xmlns:wpg="http://schemas.microsoft.com/office/word/2010/wordprocessingGroup" xmlns:wpi="http://schemas.microsoft.com/office/word/2010/wordprocessingInk" xmlns:wne="http://schemas.microsoft.com/office/word/2006/wordml" xmlns:wps="http://schemas.microsoft.com/office/word/2010/wordprocessingShape" mc:Ignorable="w14 w15 w16se w16cid wp14">
+<w:document xmlns:wpc="http://schemas.microsoft.com/office/word/2010/wordprocessingCanvas" xmlns:cx="http://schemas.microsoft.com/office/drawing/2014/chartex" xmlns:cx1="http://schemas.microsoft.com/office/drawing/2015/9/8/chartex" xmlns:cx2="http://schemas.microsoft.com/office/drawing/2015/10/21/chartex" xmlns:cx3="http://schemas.microsoft.com/office/drawing/2016/5/9/chartex" xmlns:cx4="http://schemas.microsoft.com/office/drawing/2016/5/10/chartex" xmlns:cx5="http://schemas.microsoft.com/office/drawing/2016/5/11/chartex" xmlns:cx6="http://schemas.microsoft.com/office/drawing/2016/5/12/chartex" xmlns:cx7="http://schemas.microsoft.com/office/drawing/2016/5/13/chartex" xmlns:cx8="http://schemas.microsoft.com/office/drawing/2016/5/14/chartex" xmlns:mc="http://schemas.openxmlformats.org/markup-compatibility/2006" xmlns:aink="http://schemas.microsoft.com/office/drawing/2016/ink" xmlns:am3d="http://schemas.microsoft.com/office/drawing/2017/model3d" xmlns:o="urn:schemas-microsoft-com:office:office" xmlns:oel="http://schemas.microsoft.com/office/2019/extlst" xmlns:r="http://schemas.openxmlformats.org/officeDocument/2006/relationships" xmlns:m="http://schemas.openxmlformats.org/officeDocument/2006/math" xmlns:v="urn:schemas-microsoft-com:vml" xmlns:wp14="http://schemas.microsoft.com/office/word/2010/wordprocessingDrawing" xmlns:wp="http://schemas.openxmlformats.org/drawingml/2006/wordprocessingDrawing" xmlns:w10="urn:schemas-microsoft-com:office:word" xmlns:w="http://schemas.openxmlformats.org/wordprocessingml/2006/main" xmlns:w14="http://schemas.microsoft.com/office/word/2010/wordml" xmlns:w15="http://schemas.microsoft.com/office/word/2012/wordml" xmlns:w16cex="http://schemas.microsoft.com/office/word/2018/wordml/cex" xmlns:w16cid="http://schemas.microsoft.com/office/word/2016/wordml/cid" xmlns:w16="http://schemas.microsoft.com/office/word/2018/wordml" xmlns:w16du="http://schemas.microsoft.com/office/word/2023/wordml/word16du" xmlns:w16sdtdh="http://schemas.microsoft.com/office/word/2020/wordml/sdtdatahash" xmlns:w16sdtfl="http://schemas.microsoft.com/office/word/2024/wordml/sdtformatlock" xmlns:w16se="http://schemas.microsoft.com/office/word/2015/wordml/symex" xmlns:wpg="http://schemas.microsoft.com/office/word/2010/wordprocessingGroup" xmlns:wpi="http://schemas.microsoft.com/office/word/2010/wordprocessingInk" xmlns:wne="http://schemas.microsoft.com/office/word/2006/wordml" xmlns:wps="http://schemas.microsoft.com/office/word/2010/wordprocessingShape" mc:Ignorable="w14 w15 w16se w16cid w16 w16cex w16sdtdh w16sdtfl w16du wp14">
   <w:body>
     <w:p>
       <w:pPr>
@@ -25,6 +25,17 @@
         </w:rPr>
         <w:t>The Bi Man</w:t>
       </w:r>
+      <w:r>
+        <w:rPr>
+          <w:b/>
+          <w:bCs/>
+          <w:sz w:val="40"/>
+          <w:szCs w:val="40"/>
+          <w:u w:val="single"/>
+          <w:lang w:val="en-US"/>
+        </w:rPr>
+        <w:t xml:space="preserve"> – PBI Playlist</w:t>
+      </w:r>
     </w:p>
     <w:p>
       <w:pPr>
@@ -128,25 +139,7 @@
           <w:bCs/>
           <w:lang w:val="en-US"/>
         </w:rPr>
-        <w:t>[</w:t>
-      </w:r>
-      <w:proofErr w:type="spellStart"/>
-      <w:r>
-        <w:rPr>
-          <w:b/>
-          <w:bCs/>
-          <w:lang w:val="en-US"/>
-        </w:rPr>
-        <w:t>Excel.Workbook</w:t>
-      </w:r>
-      <w:proofErr w:type="spellEnd"/>
-      <w:r>
-        <w:rPr>
-          <w:b/>
-          <w:bCs/>
-          <w:lang w:val="en-US"/>
-        </w:rPr>
-        <w:t>([Content])</w:t>
+        <w:t>[Excel.Workbook([Content])</w:t>
       </w:r>
       <w:r>
         <w:rPr>
@@ -215,21 +208,7 @@
         <w:rPr>
           <w:lang w:val="en-US"/>
         </w:rPr>
-        <w:t xml:space="preserve">Then instead of headers we will see Column1, Column2, ………., </w:t>
-      </w:r>
-      <w:proofErr w:type="spellStart"/>
-      <w:r>
-        <w:rPr>
-          <w:lang w:val="en-US"/>
-        </w:rPr>
-        <w:t>ColumnN</w:t>
-      </w:r>
-      <w:proofErr w:type="spellEnd"/>
-      <w:r>
-        <w:rPr>
-          <w:lang w:val="en-US"/>
-        </w:rPr>
-        <w:t xml:space="preserve"> --</w:t>
+        <w:t>Then instead of headers we will see Column1, Column2, ………., ColumnN --</w:t>
       </w:r>
       <w:r>
         <w:rPr>
@@ -262,47 +241,19 @@
         <w:rPr>
           <w:lang w:val="en-US"/>
         </w:rPr>
-        <w:t xml:space="preserve">When we Paste Next </w:t>
-      </w:r>
-      <w:proofErr w:type="spellStart"/>
-      <w:r>
-        <w:rPr>
-          <w:lang w:val="en-US"/>
-        </w:rPr>
-        <w:t>Months</w:t>
-      </w:r>
-      <w:proofErr w:type="spellEnd"/>
-      <w:r>
-        <w:rPr>
-          <w:lang w:val="en-US"/>
-        </w:rPr>
-        <w:t xml:space="preserve"> Data the Headers appear again</w:t>
-      </w:r>
-      <w:r>
-        <w:rPr>
-          <w:lang w:val="en-US"/>
-        </w:rPr>
-        <w:sym w:font="Wingdings" w:char="F0E0"/>
-      </w:r>
-      <w:r>
-        <w:rPr>
-          <w:lang w:val="en-US"/>
-        </w:rPr>
-        <w:t xml:space="preserve"> So we Click on anyone Column and </w:t>
-      </w:r>
-      <w:proofErr w:type="spellStart"/>
-      <w:r>
-        <w:rPr>
-          <w:lang w:val="en-US"/>
-        </w:rPr>
-        <w:t>unfilter</w:t>
-      </w:r>
-      <w:proofErr w:type="spellEnd"/>
-      <w:r>
-        <w:rPr>
-          <w:lang w:val="en-US"/>
-        </w:rPr>
-        <w:t xml:space="preserve"> the Name of Headers from values and we are good to go</w:t>
+        <w:t>When we Paste Next Months Data the Headers appear again</w:t>
+      </w:r>
+      <w:r>
+        <w:rPr>
+          <w:lang w:val="en-US"/>
+        </w:rPr>
+        <w:sym w:font="Wingdings" w:char="F0E0"/>
+      </w:r>
+      <w:r>
+        <w:rPr>
+          <w:lang w:val="en-US"/>
+        </w:rPr>
+        <w:t xml:space="preserve"> So we Click on anyone Column and unfilter the Name of Headers from values and we are good to go</w:t>
       </w:r>
     </w:p>
     <w:p>
@@ -373,29 +324,33 @@
         </w:rPr>
         <w:t xml:space="preserve">   </w:t>
       </w:r>
-      <w:proofErr w:type="spellStart"/>
-      <w:r>
-        <w:rPr>
-          <w:b/>
-          <w:bCs/>
-          <w:lang w:val="en-US"/>
-        </w:rPr>
-        <w:t>Excel.Workbook</w:t>
-      </w:r>
-      <w:proofErr w:type="spellEnd"/>
-      <w:r>
-        <w:rPr>
-          <w:b/>
-          <w:bCs/>
-          <w:lang w:val="en-US"/>
-        </w:rPr>
-        <w:t>([Content])</w:t>
-      </w:r>
-      <w:r>
-        <w:rPr>
-          <w:lang w:val="en-US"/>
-        </w:rPr>
-        <w:t xml:space="preserve"> we Need to add True over here so we don’t need to deal with Headers in next files what Ture does here is detect the Headers</w:t>
+      <w:r>
+        <w:rPr>
+          <w:b/>
+          <w:bCs/>
+          <w:lang w:val="en-US"/>
+        </w:rPr>
+        <w:t>Excel.Workbook([Content])</w:t>
+      </w:r>
+      <w:r>
+        <w:rPr>
+          <w:lang w:val="en-US"/>
+        </w:rPr>
+        <w:t xml:space="preserve"> we Need to add True over </w:t>
+      </w:r>
+      <w:proofErr w:type="gramStart"/>
+      <w:r>
+        <w:rPr>
+          <w:lang w:val="en-US"/>
+        </w:rPr>
+        <w:t>here</w:t>
+      </w:r>
+      <w:proofErr w:type="gramEnd"/>
+      <w:r>
+        <w:rPr>
+          <w:lang w:val="en-US"/>
+        </w:rPr>
+        <w:t xml:space="preserve"> so we don’t need to deal with Headers in next files what Ture does here is detect the Headers</w:t>
       </w:r>
     </w:p>
     <w:p>
@@ -406,25 +361,14 @@
           <w:lang w:val="en-US"/>
         </w:rPr>
       </w:pPr>
-      <w:proofErr w:type="spellStart"/>
-      <w:r>
-        <w:rPr>
-          <w:b/>
-          <w:bCs/>
-          <w:u w:val="single"/>
-          <w:lang w:val="en-US"/>
-        </w:rPr>
-        <w:t>Excel.Workbook</w:t>
-      </w:r>
-      <w:proofErr w:type="spellEnd"/>
-      <w:r>
-        <w:rPr>
-          <w:b/>
-          <w:bCs/>
-          <w:u w:val="single"/>
-          <w:lang w:val="en-US"/>
-        </w:rPr>
-        <w:t>([Content</w:t>
+      <w:r>
+        <w:rPr>
+          <w:b/>
+          <w:bCs/>
+          <w:u w:val="single"/>
+          <w:lang w:val="en-US"/>
+        </w:rPr>
+        <w:t>Excel.Workbook([Content</w:t>
       </w:r>
       <w:proofErr w:type="gramStart"/>
       <w:r>
@@ -471,21 +415,21 @@
         <w:rPr>
           <w:lang w:val="en-US"/>
         </w:rPr>
-        <w:t xml:space="preserve"> if we have a CSV file then </w:t>
-      </w:r>
-      <w:proofErr w:type="spellStart"/>
-      <w:r>
-        <w:rPr>
-          <w:lang w:val="en-US"/>
-        </w:rPr>
-        <w:t>Csv.Document</w:t>
-      </w:r>
-      <w:proofErr w:type="spellEnd"/>
-      <w:r>
-        <w:rPr>
-          <w:lang w:val="en-US"/>
-        </w:rPr>
-        <w:t>([Content],true)</w:t>
+        <w:t xml:space="preserve"> if we have a CSV file then Csv.Document([Content</w:t>
+      </w:r>
+      <w:proofErr w:type="gramStart"/>
+      <w:r>
+        <w:rPr>
+          <w:lang w:val="en-US"/>
+        </w:rPr>
+        <w:t>],true</w:t>
+      </w:r>
+      <w:proofErr w:type="gramEnd"/>
+      <w:r>
+        <w:rPr>
+          <w:lang w:val="en-US"/>
+        </w:rPr>
+        <w:t>)</w:t>
       </w:r>
     </w:p>
     <w:p>
@@ -757,7 +701,21 @@
         <w:rPr>
           <w:lang w:val="en-US"/>
         </w:rPr>
-        <w:t xml:space="preserve"> and the same steps gets applied to the next file or data that is appended or inserted</w:t>
+        <w:t xml:space="preserve"> and the same steps </w:t>
+      </w:r>
+      <w:proofErr w:type="gramStart"/>
+      <w:r>
+        <w:rPr>
+          <w:lang w:val="en-US"/>
+        </w:rPr>
+        <w:t>gets</w:t>
+      </w:r>
+      <w:proofErr w:type="gramEnd"/>
+      <w:r>
+        <w:rPr>
+          <w:lang w:val="en-US"/>
+        </w:rPr>
+        <w:t xml:space="preserve"> applied to the next file or data that is appended or inserted</w:t>
       </w:r>
     </w:p>
     <w:p>
@@ -801,7 +759,21 @@
         <w:rPr>
           <w:lang w:val="en-US"/>
         </w:rPr>
-        <w:t xml:space="preserve"> rows. The data has more rows how to find out that </w:t>
+        <w:t xml:space="preserve"> rows. The data has more </w:t>
+      </w:r>
+      <w:proofErr w:type="gramStart"/>
+      <w:r>
+        <w:rPr>
+          <w:lang w:val="en-US"/>
+        </w:rPr>
+        <w:t>rows how</w:t>
+      </w:r>
+      <w:proofErr w:type="gramEnd"/>
+      <w:r>
+        <w:rPr>
+          <w:lang w:val="en-US"/>
+        </w:rPr>
+        <w:t xml:space="preserve"> to find out that </w:t>
       </w:r>
       <w:r>
         <w:rPr>
@@ -956,37 +928,31 @@
         </w:rPr>
         <w:t xml:space="preserve"> </w:t>
       </w:r>
-      <w:r>
-        <w:rPr>
-          <w:lang w:val="en-US"/>
-        </w:rPr>
-        <w:t xml:space="preserve">Also Data profiling is the process by which we get to know the Quality of data </w:t>
-      </w:r>
-      <w:r>
-        <w:rPr>
-          <w:lang w:val="en-US"/>
-        </w:rPr>
-        <w:sym w:font="Wingdings" w:char="F0E0"/>
-      </w:r>
-      <w:r>
-        <w:rPr>
-          <w:lang w:val="en-US"/>
-        </w:rPr>
-        <w:t xml:space="preserve"> is </w:t>
-      </w:r>
-      <w:proofErr w:type="spellStart"/>
-      <w:r>
-        <w:rPr>
-          <w:lang w:val="en-US"/>
-        </w:rPr>
-        <w:t>ther</w:t>
-      </w:r>
-      <w:proofErr w:type="spellEnd"/>
-      <w:r>
-        <w:rPr>
-          <w:lang w:val="en-US"/>
-        </w:rPr>
-        <w:t xml:space="preserve"> any empty spaces, is there any error in any column, how much % of valid data is present in column, statistics of the data </w:t>
+      <w:proofErr w:type="gramStart"/>
+      <w:r>
+        <w:rPr>
+          <w:lang w:val="en-US"/>
+        </w:rPr>
+        <w:t>Also</w:t>
+      </w:r>
+      <w:proofErr w:type="gramEnd"/>
+      <w:r>
+        <w:rPr>
+          <w:lang w:val="en-US"/>
+        </w:rPr>
+        <w:t xml:space="preserve"> Data profiling is the process by which we get to know the Quality of data </w:t>
+      </w:r>
+      <w:r>
+        <w:rPr>
+          <w:lang w:val="en-US"/>
+        </w:rPr>
+        <w:sym w:font="Wingdings" w:char="F0E0"/>
+      </w:r>
+      <w:r>
+        <w:rPr>
+          <w:lang w:val="en-US"/>
+        </w:rPr>
+        <w:t xml:space="preserve"> is ther any empty spaces, is there any error in any column, how much % of valid data is present in column, statistics of the data </w:t>
       </w:r>
       <w:r>
         <w:rPr>
@@ -1111,35 +1077,7 @@
         <w:rPr>
           <w:lang w:val="en-US"/>
         </w:rPr>
-        <w:t xml:space="preserve">Try to keep </w:t>
-      </w:r>
-      <w:proofErr w:type="spellStart"/>
-      <w:r>
-        <w:rPr>
-          <w:lang w:val="en-US"/>
-        </w:rPr>
-        <w:t>ZipCode</w:t>
-      </w:r>
-      <w:proofErr w:type="spellEnd"/>
-      <w:r>
-        <w:rPr>
-          <w:lang w:val="en-US"/>
-        </w:rPr>
-        <w:t xml:space="preserve">, ID, Barcode </w:t>
-      </w:r>
-      <w:proofErr w:type="spellStart"/>
-      <w:r>
-        <w:rPr>
-          <w:lang w:val="en-US"/>
-        </w:rPr>
-        <w:t>DataType</w:t>
-      </w:r>
-      <w:proofErr w:type="spellEnd"/>
-      <w:r>
-        <w:rPr>
-          <w:lang w:val="en-US"/>
-        </w:rPr>
-        <w:t xml:space="preserve"> as “</w:t>
+        <w:t>Try to keep ZipCode, ID, Barcode DataType as “</w:t>
       </w:r>
       <w:r>
         <w:rPr>
@@ -1166,7 +1104,21 @@
         <w:rPr>
           <w:lang w:val="en-US"/>
         </w:rPr>
-        <w:t xml:space="preserve"> these case text is more efficient than number</w:t>
+        <w:t xml:space="preserve"> </w:t>
+      </w:r>
+      <w:proofErr w:type="gramStart"/>
+      <w:r>
+        <w:rPr>
+          <w:lang w:val="en-US"/>
+        </w:rPr>
+        <w:t>these case text</w:t>
+      </w:r>
+      <w:proofErr w:type="gramEnd"/>
+      <w:r>
+        <w:rPr>
+          <w:lang w:val="en-US"/>
+        </w:rPr>
+        <w:t xml:space="preserve"> is more efficient than number</w:t>
       </w:r>
       <w:r>
         <w:rPr>
@@ -1288,6 +1240,7 @@
           <w:highlight w:val="yellow"/>
           <w:lang w:val="en-US"/>
         </w:rPr>
+        <w:lastRenderedPageBreak/>
         <w:t xml:space="preserve">Transform Vs </w:t>
       </w:r>
       <w:r>
@@ -1364,7 +1317,6 @@
           <w:bCs/>
           <w:lang w:val="en-US"/>
         </w:rPr>
-        <w:lastRenderedPageBreak/>
         <w:t>Transform</w:t>
       </w:r>
       <w:r>
@@ -1423,7 +1375,21 @@
         <w:rPr>
           <w:lang w:val="en-US"/>
         </w:rPr>
-        <w:t>This creates a new column for whatever changes we are doing on the given column</w:t>
+        <w:t xml:space="preserve">This creates a new column for whatever changes we are </w:t>
+      </w:r>
+      <w:proofErr w:type="gramStart"/>
+      <w:r>
+        <w:rPr>
+          <w:lang w:val="en-US"/>
+        </w:rPr>
+        <w:t>doing on</w:t>
+      </w:r>
+      <w:proofErr w:type="gramEnd"/>
+      <w:r>
+        <w:rPr>
+          <w:lang w:val="en-US"/>
+        </w:rPr>
+        <w:t xml:space="preserve"> the given column</w:t>
       </w:r>
     </w:p>
     <w:p>
@@ -1631,7 +1597,21 @@
         <w:rPr>
           <w:lang w:val="en-US"/>
         </w:rPr>
-        <w:t>Note: But Whatever Changes we do in Reference Table that is not executed in the Main parent table</w:t>
+        <w:t xml:space="preserve">Note: But Whatever Changes we </w:t>
+      </w:r>
+      <w:proofErr w:type="gramStart"/>
+      <w:r>
+        <w:rPr>
+          <w:lang w:val="en-US"/>
+        </w:rPr>
+        <w:t>do</w:t>
+      </w:r>
+      <w:proofErr w:type="gramEnd"/>
+      <w:r>
+        <w:rPr>
+          <w:lang w:val="en-US"/>
+        </w:rPr>
+        <w:t xml:space="preserve"> in Reference Table that is not executed in the Main parent table</w:t>
       </w:r>
     </w:p>
     <w:p>
@@ -1656,7 +1636,25 @@
           <w:szCs w:val="28"/>
           <w:lang w:val="en-US"/>
         </w:rPr>
-        <w:t>Dimension tables always has primary key so it should not contain duplicates</w:t>
+        <w:t xml:space="preserve">Dimension tables always </w:t>
+      </w:r>
+      <w:proofErr w:type="gramStart"/>
+      <w:r>
+        <w:rPr>
+          <w:bCs/>
+          <w:szCs w:val="28"/>
+          <w:lang w:val="en-US"/>
+        </w:rPr>
+        <w:t>has</w:t>
+      </w:r>
+      <w:proofErr w:type="gramEnd"/>
+      <w:r>
+        <w:rPr>
+          <w:bCs/>
+          <w:szCs w:val="28"/>
+          <w:lang w:val="en-US"/>
+        </w:rPr>
+        <w:t xml:space="preserve"> primary key so it should not contain duplicates</w:t>
       </w:r>
     </w:p>
     <w:p>
@@ -1719,21 +1717,7 @@
         <w:rPr>
           <w:lang w:val="en-US"/>
         </w:rPr>
-        <w:t xml:space="preserve"> </w:t>
-      </w:r>
-      <w:proofErr w:type="spellStart"/>
-      <w:r>
-        <w:rPr>
-          <w:lang w:val="en-US"/>
-        </w:rPr>
-        <w:t>Ctrl+G</w:t>
-      </w:r>
-      <w:proofErr w:type="spellEnd"/>
-      <w:r>
-        <w:rPr>
-          <w:lang w:val="en-US"/>
-        </w:rPr>
-        <w:t xml:space="preserve"> </w:t>
+        <w:t xml:space="preserve"> Ctrl+G </w:t>
       </w:r>
     </w:p>
     <w:p>
@@ -2061,7 +2045,25 @@
           <w:szCs w:val="28"/>
           <w:lang w:val="en-US"/>
         </w:rPr>
-        <w:t>Each curly bracket has One column and each curly bracket means a list</w:t>
+        <w:t xml:space="preserve">Each curly bracket has One </w:t>
+      </w:r>
+      <w:proofErr w:type="gramStart"/>
+      <w:r>
+        <w:rPr>
+          <w:bCs/>
+          <w:szCs w:val="28"/>
+          <w:lang w:val="en-US"/>
+        </w:rPr>
+        <w:t>column</w:t>
+      </w:r>
+      <w:proofErr w:type="gramEnd"/>
+      <w:r>
+        <w:rPr>
+          <w:bCs/>
+          <w:szCs w:val="28"/>
+          <w:lang w:val="en-US"/>
+        </w:rPr>
+        <w:t xml:space="preserve"> and each curly bracket means a list</w:t>
       </w:r>
     </w:p>
     <w:p>
@@ -2086,33 +2088,33 @@
           <w:szCs w:val="28"/>
           <w:lang w:val="en-US"/>
         </w:rPr>
-        <w:t xml:space="preserve">2 curly bracket means there is list under list </w:t>
-      </w:r>
-      <w:r>
-        <w:rPr>
-          <w:bCs/>
-          <w:szCs w:val="28"/>
-          <w:lang w:val="en-US"/>
-        </w:rPr>
-        <w:t xml:space="preserve">Total Hours </w:t>
-      </w:r>
-      <w:proofErr w:type="spellStart"/>
-      <w:r>
-        <w:rPr>
-          <w:bCs/>
-          <w:szCs w:val="28"/>
-          <w:lang w:val="en-US"/>
-        </w:rPr>
-        <w:t>ke</w:t>
-      </w:r>
-      <w:proofErr w:type="spellEnd"/>
-      <w:r>
-        <w:rPr>
-          <w:bCs/>
-          <w:szCs w:val="28"/>
-          <w:lang w:val="en-US"/>
-        </w:rPr>
-        <w:t xml:space="preserve"> under City Name</w:t>
+        <w:t xml:space="preserve">2 curly </w:t>
+      </w:r>
+      <w:proofErr w:type="gramStart"/>
+      <w:r>
+        <w:rPr>
+          <w:bCs/>
+          <w:szCs w:val="28"/>
+          <w:lang w:val="en-US"/>
+        </w:rPr>
+        <w:t>bracket</w:t>
+      </w:r>
+      <w:proofErr w:type="gramEnd"/>
+      <w:r>
+        <w:rPr>
+          <w:bCs/>
+          <w:szCs w:val="28"/>
+          <w:lang w:val="en-US"/>
+        </w:rPr>
+        <w:t xml:space="preserve"> means there is list under list </w:t>
+      </w:r>
+      <w:r>
+        <w:rPr>
+          <w:bCs/>
+          <w:szCs w:val="28"/>
+          <w:lang w:val="en-US"/>
+        </w:rPr>
+        <w:t>Total Hours ke under City Name</w:t>
       </w:r>
     </w:p>
     <w:p>
@@ -2190,16 +2192,29 @@
           <w:lang w:val="en-US"/>
         </w:rPr>
       </w:pPr>
-      <w:r>
-        <w:rPr>
-          <w:b/>
-          <w:bCs/>
-          <w:sz w:val="28"/>
-          <w:szCs w:val="28"/>
-          <w:u w:val="single"/>
-          <w:lang w:val="en-US"/>
-        </w:rPr>
-        <w:t xml:space="preserve">Question : </w:t>
+      <w:proofErr w:type="gramStart"/>
+      <w:r>
+        <w:rPr>
+          <w:b/>
+          <w:bCs/>
+          <w:sz w:val="28"/>
+          <w:szCs w:val="28"/>
+          <w:u w:val="single"/>
+          <w:lang w:val="en-US"/>
+        </w:rPr>
+        <w:t>Question :</w:t>
+      </w:r>
+      <w:proofErr w:type="gramEnd"/>
+      <w:r>
+        <w:rPr>
+          <w:b/>
+          <w:bCs/>
+          <w:sz w:val="28"/>
+          <w:szCs w:val="28"/>
+          <w:u w:val="single"/>
+          <w:lang w:val="en-US"/>
+        </w:rPr>
+        <w:t xml:space="preserve"> </w:t>
       </w:r>
       <w:r>
         <w:rPr>
@@ -2271,6 +2286,7 @@
           <w:noProof/>
           <w:lang w:val="en-US"/>
         </w:rPr>
+        <w:lastRenderedPageBreak/>
         <w:drawing>
           <wp:inline distT="0" distB="0" distL="0" distR="0" wp14:anchorId="61EA8F80" wp14:editId="396B7B81">
             <wp:extent cx="5731510" cy="1485265"/>
@@ -2500,19 +2516,11 @@
           <w:lang w:val="en-US"/>
         </w:rPr>
       </w:pPr>
-      <w:proofErr w:type="spellStart"/>
-      <w:r>
-        <w:rPr>
-          <w:lang w:val="en-US"/>
-        </w:rPr>
-        <w:t>Text.Pad</w:t>
-      </w:r>
-      <w:proofErr w:type="spellEnd"/>
-      <w:r>
-        <w:rPr>
-          <w:lang w:val="en-US"/>
-        </w:rPr>
-        <w:t xml:space="preserve"> use in Data Cleaning?</w:t>
+      <w:r>
+        <w:rPr>
+          <w:lang w:val="en-US"/>
+        </w:rPr>
+        <w:t>Text.Pad use in Data Cleaning?</w:t>
       </w:r>
     </w:p>
     <w:p>
@@ -2832,21 +2840,21 @@
         <w:rPr>
           <w:lang w:val="en-US"/>
         </w:rPr>
-        <w:t xml:space="preserve"> like one can filter Many but many cant </w:t>
+        <w:t xml:space="preserve"> like one can filter Many but many </w:t>
       </w:r>
       <w:proofErr w:type="gramStart"/>
       <w:r>
         <w:rPr>
           <w:lang w:val="en-US"/>
         </w:rPr>
-        <w:t>filter</w:t>
+        <w:t>cant</w:t>
       </w:r>
       <w:proofErr w:type="gramEnd"/>
       <w:r>
         <w:rPr>
           <w:lang w:val="en-US"/>
         </w:rPr>
-        <w:t xml:space="preserve"> one</w:t>
+        <w:t xml:space="preserve"> filter one</w:t>
       </w:r>
     </w:p>
     <w:p>
@@ -2864,7 +2872,21 @@
         <w:rPr>
           <w:lang w:val="en-US"/>
         </w:rPr>
-        <w:t>Mostly there will be no relationship between Dimension to Dimension Table</w:t>
+        <w:t xml:space="preserve">Mostly there will be no relationship between </w:t>
+      </w:r>
+      <w:proofErr w:type="gramStart"/>
+      <w:r>
+        <w:rPr>
+          <w:lang w:val="en-US"/>
+        </w:rPr>
+        <w:t>Dimension to Dimension</w:t>
+      </w:r>
+      <w:proofErr w:type="gramEnd"/>
+      <w:r>
+        <w:rPr>
+          <w:lang w:val="en-US"/>
+        </w:rPr>
+        <w:t xml:space="preserve"> Table</w:t>
       </w:r>
       <w:r>
         <w:rPr>
@@ -2890,6 +2912,7 @@
           <w:highlight w:val="yellow"/>
           <w:lang w:val="en-US"/>
         </w:rPr>
+        <w:lastRenderedPageBreak/>
         <w:t>There can be only 1 Active relationship between Any two tables</w:t>
       </w:r>
       <w:r>
@@ -3025,7 +3048,6 @@
           <w:u w:val="single"/>
           <w:lang w:val="en-US"/>
         </w:rPr>
-        <w:lastRenderedPageBreak/>
         <w:t>L-</w:t>
       </w:r>
       <w:r>
@@ -3088,21 +3110,7 @@
         <w:rPr>
           <w:lang w:val="en-US"/>
         </w:rPr>
-        <w:t xml:space="preserve"> model we can make relationships between Dimensions table and </w:t>
-      </w:r>
-      <w:proofErr w:type="spellStart"/>
-      <w:r>
-        <w:rPr>
-          <w:lang w:val="en-US"/>
-        </w:rPr>
-        <w:t>its</w:t>
-      </w:r>
-      <w:proofErr w:type="spellEnd"/>
-      <w:r>
-        <w:rPr>
-          <w:lang w:val="en-US"/>
-        </w:rPr>
-        <w:t xml:space="preserve"> from</w:t>
+        <w:t xml:space="preserve"> model we can make relationships between Dimensions table and its from</w:t>
       </w:r>
       <w:r>
         <w:rPr>
@@ -3237,7 +3245,21 @@
         <w:rPr>
           <w:lang w:val="en-US"/>
         </w:rPr>
-        <w:t>But when we have large and complex data we go for Snowflake Data modelling</w:t>
+        <w:t xml:space="preserve">But when we have large and complex </w:t>
+      </w:r>
+      <w:proofErr w:type="gramStart"/>
+      <w:r>
+        <w:rPr>
+          <w:lang w:val="en-US"/>
+        </w:rPr>
+        <w:t>data</w:t>
+      </w:r>
+      <w:proofErr w:type="gramEnd"/>
+      <w:r>
+        <w:rPr>
+          <w:lang w:val="en-US"/>
+        </w:rPr>
+        <w:t xml:space="preserve"> we go for Snowflake Data modelling</w:t>
       </w:r>
     </w:p>
     <w:p>
@@ -3437,8 +3459,16 @@
         <w:rPr>
           <w:lang w:val="en-US"/>
         </w:rPr>
-        <w:t>How to deal with many to many relationship</w:t>
-      </w:r>
+        <w:t xml:space="preserve">How to deal with many to many </w:t>
+      </w:r>
+      <w:proofErr w:type="gramStart"/>
+      <w:r>
+        <w:rPr>
+          <w:lang w:val="en-US"/>
+        </w:rPr>
+        <w:t>relationship</w:t>
+      </w:r>
+      <w:proofErr w:type="gramEnd"/>
       <w:r>
         <w:rPr>
           <w:lang w:val="en-US"/>
@@ -3473,7 +3503,21 @@
         <w:rPr>
           <w:lang w:val="en-US"/>
         </w:rPr>
-        <w:t>To Handle Many to Many relationship we make use of Bridge Table</w:t>
+        <w:t xml:space="preserve">To Handle Many to Many </w:t>
+      </w:r>
+      <w:proofErr w:type="gramStart"/>
+      <w:r>
+        <w:rPr>
+          <w:lang w:val="en-US"/>
+        </w:rPr>
+        <w:t>relationship</w:t>
+      </w:r>
+      <w:proofErr w:type="gramEnd"/>
+      <w:r>
+        <w:rPr>
+          <w:lang w:val="en-US"/>
+        </w:rPr>
+        <w:t xml:space="preserve"> we make use of Bridge Table</w:t>
       </w:r>
     </w:p>
     <w:p>
@@ -3596,7 +3640,25 @@
           <w:szCs w:val="28"/>
           <w:lang w:val="en-US"/>
         </w:rPr>
-        <w:t>AS our Fact Table has 2 Dates Order Date &amp; Return Date But it can be only be joined with One column/Date with Our Date Table (Role Playing Calendar table)</w:t>
+        <w:t xml:space="preserve">AS our Fact Table has 2 Dates Order Date &amp; Return Date But it </w:t>
+      </w:r>
+      <w:proofErr w:type="gramStart"/>
+      <w:r>
+        <w:rPr>
+          <w:bCs/>
+          <w:szCs w:val="28"/>
+          <w:lang w:val="en-US"/>
+        </w:rPr>
+        <w:t>can be only be</w:t>
+      </w:r>
+      <w:proofErr w:type="gramEnd"/>
+      <w:r>
+        <w:rPr>
+          <w:bCs/>
+          <w:szCs w:val="28"/>
+          <w:lang w:val="en-US"/>
+        </w:rPr>
+        <w:t xml:space="preserve"> joined with One column/Date with Our Date Table (Role Playing Calendar table)</w:t>
       </w:r>
     </w:p>
     <w:p>
@@ -3647,7 +3709,25 @@
           <w:szCs w:val="28"/>
           <w:lang w:val="en-US"/>
         </w:rPr>
-        <w:t xml:space="preserve">To activate this relationship we make use of </w:t>
+        <w:t xml:space="preserve">To activate this </w:t>
+      </w:r>
+      <w:proofErr w:type="gramStart"/>
+      <w:r>
+        <w:rPr>
+          <w:bCs/>
+          <w:szCs w:val="28"/>
+          <w:lang w:val="en-US"/>
+        </w:rPr>
+        <w:t>relationship</w:t>
+      </w:r>
+      <w:proofErr w:type="gramEnd"/>
+      <w:r>
+        <w:rPr>
+          <w:bCs/>
+          <w:szCs w:val="28"/>
+          <w:lang w:val="en-US"/>
+        </w:rPr>
+        <w:t xml:space="preserve"> we make use of </w:t>
       </w:r>
       <w:proofErr w:type="gramStart"/>
       <w:r>
@@ -3975,13 +4055,27 @@
         <w:rPr>
           <w:lang w:val="en-US"/>
         </w:rPr>
-        <w:t>Slicer in its</w:t>
-      </w:r>
-      <w:r>
-        <w:rPr>
-          <w:lang w:val="en-US"/>
-        </w:rPr>
-        <w:t>elf a visual</w:t>
+        <w:t xml:space="preserve">Slicer </w:t>
+      </w:r>
+      <w:proofErr w:type="gramStart"/>
+      <w:r>
+        <w:rPr>
+          <w:lang w:val="en-US"/>
+        </w:rPr>
+        <w:t>in its</w:t>
+      </w:r>
+      <w:r>
+        <w:rPr>
+          <w:lang w:val="en-US"/>
+        </w:rPr>
+        <w:t>elf a</w:t>
+      </w:r>
+      <w:proofErr w:type="gramEnd"/>
+      <w:r>
+        <w:rPr>
+          <w:lang w:val="en-US"/>
+        </w:rPr>
+        <w:t xml:space="preserve"> visual</w:t>
       </w:r>
       <w:r>
         <w:rPr>
@@ -4075,7 +4169,21 @@
         <w:rPr>
           <w:lang w:val="en-US"/>
         </w:rPr>
-        <w:t xml:space="preserve"> others visuals by E</w:t>
+        <w:t xml:space="preserve"> </w:t>
+      </w:r>
+      <w:proofErr w:type="gramStart"/>
+      <w:r>
+        <w:rPr>
+          <w:lang w:val="en-US"/>
+        </w:rPr>
+        <w:t>others</w:t>
+      </w:r>
+      <w:proofErr w:type="gramEnd"/>
+      <w:r>
+        <w:rPr>
+          <w:lang w:val="en-US"/>
+        </w:rPr>
+        <w:t xml:space="preserve"> visuals by E</w:t>
       </w:r>
       <w:r>
         <w:rPr>
@@ -4130,6 +4238,7 @@
           <w:szCs w:val="28"/>
           <w:lang w:val="en-US"/>
         </w:rPr>
+        <w:lastRenderedPageBreak/>
         <w:t>1</w:t>
       </w:r>
       <w:r>
@@ -4229,7 +4338,21 @@
         <w:rPr>
           <w:lang w:val="en-US"/>
         </w:rPr>
-        <w:t xml:space="preserve">If we have to find </w:t>
+        <w:t xml:space="preserve">If we </w:t>
+      </w:r>
+      <w:proofErr w:type="gramStart"/>
+      <w:r>
+        <w:rPr>
+          <w:lang w:val="en-US"/>
+        </w:rPr>
+        <w:t>have to</w:t>
+      </w:r>
+      <w:proofErr w:type="gramEnd"/>
+      <w:r>
+        <w:rPr>
+          <w:lang w:val="en-US"/>
+        </w:rPr>
+        <w:t xml:space="preserve"> find </w:t>
       </w:r>
       <w:r>
         <w:rPr>
@@ -4313,7 +4436,21 @@
         <w:rPr>
           <w:lang w:val="en-US"/>
         </w:rPr>
-        <w:t xml:space="preserve">Monthly sales trending over time </w:t>
+        <w:t xml:space="preserve">Monthly sales </w:t>
+      </w:r>
+      <w:proofErr w:type="gramStart"/>
+      <w:r>
+        <w:rPr>
+          <w:lang w:val="en-US"/>
+        </w:rPr>
+        <w:t>trending</w:t>
+      </w:r>
+      <w:proofErr w:type="gramEnd"/>
+      <w:r>
+        <w:rPr>
+          <w:lang w:val="en-US"/>
+        </w:rPr>
+        <w:t xml:space="preserve"> over time </w:t>
       </w:r>
       <w:r>
         <w:rPr>
@@ -4452,7 +4589,6 @@
           <w:szCs w:val="28"/>
           <w:lang w:val="en-US"/>
         </w:rPr>
-        <w:lastRenderedPageBreak/>
         <w:t>1</w:t>
       </w:r>
       <w:r>
@@ -4608,25 +4744,7 @@
           <w:szCs w:val="28"/>
           <w:lang w:val="en-US"/>
         </w:rPr>
-        <w:t xml:space="preserve"> Add Drill </w:t>
-      </w:r>
-      <w:proofErr w:type="spellStart"/>
-      <w:r>
-        <w:rPr>
-          <w:bCs/>
-          <w:szCs w:val="28"/>
-          <w:lang w:val="en-US"/>
-        </w:rPr>
-        <w:t>Thorugh</w:t>
-      </w:r>
-      <w:proofErr w:type="spellEnd"/>
-      <w:r>
-        <w:rPr>
-          <w:bCs/>
-          <w:szCs w:val="28"/>
-          <w:lang w:val="en-US"/>
-        </w:rPr>
-        <w:t xml:space="preserve"> fields here section</w:t>
+        <w:t xml:space="preserve"> Add Drill Thorugh fields here section</w:t>
       </w:r>
     </w:p>
     <w:p>
@@ -4913,42 +5031,34 @@
           <w:szCs w:val="28"/>
           <w:lang w:val="en-US"/>
         </w:rPr>
-        <w:t xml:space="preserve"> it </w:t>
-      </w:r>
-      <w:proofErr w:type="spellStart"/>
-      <w:r>
-        <w:rPr>
-          <w:bCs/>
-          <w:szCs w:val="28"/>
-          <w:lang w:val="en-US"/>
-        </w:rPr>
-        <w:t>simpley</w:t>
-      </w:r>
-      <w:proofErr w:type="spellEnd"/>
-      <w:r>
-        <w:rPr>
-          <w:bCs/>
-          <w:szCs w:val="28"/>
-          <w:lang w:val="en-US"/>
-        </w:rPr>
-        <w:t xml:space="preserve"> means whatever data we are working with it remains in our Power Bi engine/environment only </w:t>
-      </w:r>
-      <w:r>
-        <w:rPr>
-          <w:bCs/>
-          <w:szCs w:val="28"/>
-          <w:lang w:val="en-US"/>
-        </w:rPr>
-        <w:sym w:font="Wingdings" w:char="F0E0"/>
-      </w:r>
-      <w:r>
-        <w:rPr>
-          <w:bCs/>
-          <w:szCs w:val="28"/>
-          <w:lang w:val="en-US"/>
-        </w:rPr>
-        <w:t xml:space="preserve"> so the file size becomes large and also</w:t>
-      </w:r>
+        <w:t xml:space="preserve"> it simpley means whatever data we are working with it remains in our Power Bi engine/environment only </w:t>
+      </w:r>
+      <w:r>
+        <w:rPr>
+          <w:bCs/>
+          <w:szCs w:val="28"/>
+          <w:lang w:val="en-US"/>
+        </w:rPr>
+        <w:sym w:font="Wingdings" w:char="F0E0"/>
+      </w:r>
+      <w:r>
+        <w:rPr>
+          <w:bCs/>
+          <w:szCs w:val="28"/>
+          <w:lang w:val="en-US"/>
+        </w:rPr>
+        <w:t xml:space="preserve"> so the file size becomes large </w:t>
+      </w:r>
+      <w:proofErr w:type="gramStart"/>
+      <w:r>
+        <w:rPr>
+          <w:bCs/>
+          <w:szCs w:val="28"/>
+          <w:lang w:val="en-US"/>
+        </w:rPr>
+        <w:t>and also</w:t>
+      </w:r>
+      <w:proofErr w:type="gramEnd"/>
       <w:r>
         <w:rPr>
           <w:bCs/>
@@ -5038,25 +5148,7 @@
           <w:szCs w:val="28"/>
           <w:lang w:val="en-US"/>
         </w:rPr>
-        <w:t xml:space="preserve"> so here we do all the transformation and </w:t>
-      </w:r>
-      <w:proofErr w:type="spellStart"/>
-      <w:r>
-        <w:rPr>
-          <w:bCs/>
-          <w:szCs w:val="28"/>
-          <w:lang w:val="en-US"/>
-        </w:rPr>
-        <w:t>Quering</w:t>
-      </w:r>
-      <w:proofErr w:type="spellEnd"/>
-      <w:r>
-        <w:rPr>
-          <w:bCs/>
-          <w:szCs w:val="28"/>
-          <w:lang w:val="en-US"/>
-        </w:rPr>
-        <w:t xml:space="preserve"> in Database and </w:t>
+        <w:t xml:space="preserve"> so here we do all the transformation and Quering in Database and </w:t>
       </w:r>
       <w:r>
         <w:rPr>
@@ -5141,7 +5233,25 @@
           <w:szCs w:val="28"/>
           <w:lang w:val="en-US"/>
         </w:rPr>
-        <w:t xml:space="preserve"> called as Composite Mode</w:t>
+        <w:t xml:space="preserve"> </w:t>
+      </w:r>
+      <w:proofErr w:type="gramStart"/>
+      <w:r>
+        <w:rPr>
+          <w:bCs/>
+          <w:szCs w:val="28"/>
+          <w:lang w:val="en-US"/>
+        </w:rPr>
+        <w:t>called as</w:t>
+      </w:r>
+      <w:proofErr w:type="gramEnd"/>
+      <w:r>
+        <w:rPr>
+          <w:bCs/>
+          <w:szCs w:val="28"/>
+          <w:lang w:val="en-US"/>
+        </w:rPr>
+        <w:t xml:space="preserve"> Composite Mode</w:t>
       </w:r>
     </w:p>
     <w:p>
@@ -5182,7 +5292,25 @@
           <w:szCs w:val="28"/>
           <w:lang w:val="en-US"/>
         </w:rPr>
-        <w:t xml:space="preserve"> then in the R.H.S pane we can only see 4 sections initially we had 5 sections </w:t>
+        <w:t xml:space="preserve"> then in the R.H.S </w:t>
+      </w:r>
+      <w:proofErr w:type="gramStart"/>
+      <w:r>
+        <w:rPr>
+          <w:bCs/>
+          <w:szCs w:val="28"/>
+          <w:lang w:val="en-US"/>
+        </w:rPr>
+        <w:t>pane</w:t>
+      </w:r>
+      <w:proofErr w:type="gramEnd"/>
+      <w:r>
+        <w:rPr>
+          <w:bCs/>
+          <w:szCs w:val="28"/>
+          <w:lang w:val="en-US"/>
+        </w:rPr>
+        <w:t xml:space="preserve"> we can only see 4 sections initially we had 5 sections </w:t>
       </w:r>
       <w:r>
         <w:rPr>
@@ -5248,7 +5376,25 @@
           <w:szCs w:val="28"/>
           <w:lang w:val="en-US"/>
         </w:rPr>
-        <w:t xml:space="preserve">If we load a table using Direct Query then Table view goes missing </w:t>
+        <w:t xml:space="preserve">If we load a table using Direct </w:t>
+      </w:r>
+      <w:proofErr w:type="gramStart"/>
+      <w:r>
+        <w:rPr>
+          <w:bCs/>
+          <w:szCs w:val="28"/>
+          <w:lang w:val="en-US"/>
+        </w:rPr>
+        <w:t>Query</w:t>
+      </w:r>
+      <w:proofErr w:type="gramEnd"/>
+      <w:r>
+        <w:rPr>
+          <w:bCs/>
+          <w:szCs w:val="28"/>
+          <w:lang w:val="en-US"/>
+        </w:rPr>
+        <w:t xml:space="preserve"> then Table view goes missing </w:t>
       </w:r>
       <w:r>
         <w:rPr>
@@ -5280,7 +5426,25 @@
           <w:szCs w:val="28"/>
           <w:lang w:val="en-US"/>
         </w:rPr>
-        <w:t xml:space="preserve"> then this new Append1 is considered in Import mode and we can see the Table view again ******</w:t>
+        <w:t xml:space="preserve"> then this new Append1 is considered in Import </w:t>
+      </w:r>
+      <w:proofErr w:type="gramStart"/>
+      <w:r>
+        <w:rPr>
+          <w:bCs/>
+          <w:szCs w:val="28"/>
+          <w:lang w:val="en-US"/>
+        </w:rPr>
+        <w:t>mode</w:t>
+      </w:r>
+      <w:proofErr w:type="gramEnd"/>
+      <w:r>
+        <w:rPr>
+          <w:bCs/>
+          <w:szCs w:val="28"/>
+          <w:lang w:val="en-US"/>
+        </w:rPr>
+        <w:t xml:space="preserve"> and we can see the Table view again ******</w:t>
       </w:r>
     </w:p>
     <w:p>
@@ -5299,13 +5463,59 @@
           <w:lang w:val="en-US"/>
         </w:rPr>
       </w:pPr>
-      <w:r>
-        <w:rPr>
-          <w:bCs/>
-          <w:szCs w:val="28"/>
-          <w:lang w:val="en-US"/>
-        </w:rPr>
-        <w:t>Append Operations becomes and falls under Import Mode *****</w:t>
+      <w:proofErr w:type="gramStart"/>
+      <w:r>
+        <w:rPr>
+          <w:bCs/>
+          <w:szCs w:val="28"/>
+          <w:lang w:val="en-US"/>
+        </w:rPr>
+        <w:t>Append Operations</w:t>
+      </w:r>
+      <w:proofErr w:type="gramEnd"/>
+      <w:r>
+        <w:rPr>
+          <w:bCs/>
+          <w:szCs w:val="28"/>
+          <w:lang w:val="en-US"/>
+        </w:rPr>
+        <w:t xml:space="preserve"> </w:t>
+      </w:r>
+      <w:proofErr w:type="gramStart"/>
+      <w:r>
+        <w:rPr>
+          <w:bCs/>
+          <w:szCs w:val="28"/>
+          <w:lang w:val="en-US"/>
+        </w:rPr>
+        <w:t>becomes</w:t>
+      </w:r>
+      <w:proofErr w:type="gramEnd"/>
+      <w:r>
+        <w:rPr>
+          <w:bCs/>
+          <w:szCs w:val="28"/>
+          <w:lang w:val="en-US"/>
+        </w:rPr>
+        <w:t xml:space="preserve"> and </w:t>
+      </w:r>
+      <w:proofErr w:type="gramStart"/>
+      <w:r>
+        <w:rPr>
+          <w:bCs/>
+          <w:szCs w:val="28"/>
+          <w:lang w:val="en-US"/>
+        </w:rPr>
+        <w:t>falls</w:t>
+      </w:r>
+      <w:proofErr w:type="gramEnd"/>
+      <w:r>
+        <w:rPr>
+          <w:bCs/>
+          <w:szCs w:val="28"/>
+          <w:lang w:val="en-US"/>
+        </w:rPr>
+        <w:t xml:space="preserve"> under Import Mode *****</w:t>
       </w:r>
     </w:p>
     <w:p>
@@ -5330,7 +5540,25 @@
           <w:szCs w:val="28"/>
           <w:lang w:val="en-US"/>
         </w:rPr>
-        <w:t>/* ---------------------------- */</w:t>
+        <w:t>/</w:t>
+      </w:r>
+      <w:proofErr w:type="gramStart"/>
+      <w:r>
+        <w:rPr>
+          <w:bCs/>
+          <w:szCs w:val="28"/>
+          <w:lang w:val="en-US"/>
+        </w:rPr>
+        <w:t>* -</w:t>
+      </w:r>
+      <w:proofErr w:type="gramEnd"/>
+      <w:r>
+        <w:rPr>
+          <w:bCs/>
+          <w:szCs w:val="28"/>
+          <w:lang w:val="en-US"/>
+        </w:rPr>
+        <w:t>--------------------------- */</w:t>
       </w:r>
     </w:p>
     <w:p>
@@ -5479,7 +5707,25 @@
           <w:szCs w:val="28"/>
           <w:lang w:val="en-US"/>
         </w:rPr>
-        <w:t>/* --------------------------- */</w:t>
+        <w:t>/</w:t>
+      </w:r>
+      <w:proofErr w:type="gramStart"/>
+      <w:r>
+        <w:rPr>
+          <w:bCs/>
+          <w:szCs w:val="28"/>
+          <w:lang w:val="en-US"/>
+        </w:rPr>
+        <w:t>* -</w:t>
+      </w:r>
+      <w:proofErr w:type="gramEnd"/>
+      <w:r>
+        <w:rPr>
+          <w:bCs/>
+          <w:szCs w:val="28"/>
+          <w:lang w:val="en-US"/>
+        </w:rPr>
+        <w:t>-------------------------- */</w:t>
       </w:r>
     </w:p>
     <w:p>
@@ -5554,25 +5800,7 @@
           <w:szCs w:val="28"/>
           <w:lang w:val="en-US"/>
         </w:rPr>
-        <w:t xml:space="preserve"> for </w:t>
-      </w:r>
-      <w:proofErr w:type="spellStart"/>
-      <w:r>
-        <w:rPr>
-          <w:bCs/>
-          <w:szCs w:val="28"/>
-          <w:lang w:val="en-US"/>
-        </w:rPr>
-        <w:t>eg</w:t>
-      </w:r>
-      <w:proofErr w:type="spellEnd"/>
-      <w:r>
-        <w:rPr>
-          <w:bCs/>
-          <w:szCs w:val="28"/>
-          <w:lang w:val="en-US"/>
-        </w:rPr>
-        <w:t xml:space="preserve">: A superstore where data gets updated after every 10 minutes </w:t>
+        <w:t xml:space="preserve"> for eg: A superstore where data gets updated after every 10 minutes </w:t>
       </w:r>
       <w:r>
         <w:rPr>
@@ -5712,7 +5940,25 @@
           <w:szCs w:val="28"/>
           <w:lang w:val="en-US"/>
         </w:rPr>
-        <w:t xml:space="preserve"> We see Storage Mode : Composite Mode/ Mix </w:t>
+        <w:t xml:space="preserve"> We see Storage </w:t>
+      </w:r>
+      <w:proofErr w:type="gramStart"/>
+      <w:r>
+        <w:rPr>
+          <w:bCs/>
+          <w:szCs w:val="28"/>
+          <w:lang w:val="en-US"/>
+        </w:rPr>
+        <w:t>Mode :</w:t>
+      </w:r>
+      <w:proofErr w:type="gramEnd"/>
+      <w:r>
+        <w:rPr>
+          <w:bCs/>
+          <w:szCs w:val="28"/>
+          <w:lang w:val="en-US"/>
+        </w:rPr>
+        <w:t xml:space="preserve"> Composite Mode/ Mix </w:t>
       </w:r>
     </w:p>
     <w:p>
@@ -5737,6 +5983,7 @@
           <w:szCs w:val="28"/>
           <w:lang w:val="en-US"/>
         </w:rPr>
+        <w:lastRenderedPageBreak/>
         <w:t xml:space="preserve">And we can create a Calculated column / New </w:t>
       </w:r>
       <w:proofErr w:type="gramStart"/>
@@ -5944,7 +6191,21 @@
         <w:rPr>
           <w:lang w:val="en-US"/>
         </w:rPr>
-        <w:t>Native Query Supports SQL server and other Databases but it does not support Excel files as View Native Query is disables for Excel files</w:t>
+        <w:t xml:space="preserve">Native Query Supports SQL server and other </w:t>
+      </w:r>
+      <w:proofErr w:type="gramStart"/>
+      <w:r>
+        <w:rPr>
+          <w:lang w:val="en-US"/>
+        </w:rPr>
+        <w:t>Databases</w:t>
+      </w:r>
+      <w:proofErr w:type="gramEnd"/>
+      <w:r>
+        <w:rPr>
+          <w:lang w:val="en-US"/>
+        </w:rPr>
+        <w:t xml:space="preserve"> but it does not support Excel files as View Native Query is disables for Excel files</w:t>
       </w:r>
     </w:p>
     <w:p>
@@ -5967,8 +6228,21 @@
         <w:rPr>
           <w:lang w:val="en-US"/>
         </w:rPr>
-        <w:lastRenderedPageBreak/>
-        <w:t>What all transformations does Query Folding // Native Query supports: Removing &amp; Renaming columns, Merged Queries based on the same source/database even it will work on multiple tables from the same Database when they are merged, but does not support Database &amp; Excel Flat file combinations or some other data source / databases</w:t>
+        <w:t xml:space="preserve">What </w:t>
+      </w:r>
+      <w:proofErr w:type="gramStart"/>
+      <w:r>
+        <w:rPr>
+          <w:lang w:val="en-US"/>
+        </w:rPr>
+        <w:t>all transformations does</w:t>
+      </w:r>
+      <w:proofErr w:type="gramEnd"/>
+      <w:r>
+        <w:rPr>
+          <w:lang w:val="en-US"/>
+        </w:rPr>
+        <w:t xml:space="preserve"> Query Folding // Native Query supports: Removing &amp; Renaming columns, Merged Queries based on the same source/database even it will work on multiple tables from the same Database when they are merged, but does not support Database &amp; Excel Flat file combinations or some other data source / databases</w:t>
       </w:r>
     </w:p>
     <w:p>
@@ -5997,7 +6271,35 @@
         <w:rPr>
           <w:lang w:val="en-US"/>
         </w:rPr>
-        <w:t>, if the table are from same source then yes it will support if not then it will not support</w:t>
+        <w:t xml:space="preserve">, if the table are from same </w:t>
+      </w:r>
+      <w:proofErr w:type="gramStart"/>
+      <w:r>
+        <w:rPr>
+          <w:lang w:val="en-US"/>
+        </w:rPr>
+        <w:t>source</w:t>
+      </w:r>
+      <w:proofErr w:type="gramEnd"/>
+      <w:r>
+        <w:rPr>
+          <w:lang w:val="en-US"/>
+        </w:rPr>
+        <w:t xml:space="preserve"> then </w:t>
+      </w:r>
+      <w:proofErr w:type="gramStart"/>
+      <w:r>
+        <w:rPr>
+          <w:lang w:val="en-US"/>
+        </w:rPr>
+        <w:t>yes</w:t>
+      </w:r>
+      <w:proofErr w:type="gramEnd"/>
+      <w:r>
+        <w:rPr>
+          <w:lang w:val="en-US"/>
+        </w:rPr>
+        <w:t xml:space="preserve"> it will support if not then it will not support</w:t>
       </w:r>
     </w:p>
     <w:p>
@@ -6043,8 +6345,16 @@
         <w:rPr>
           <w:lang w:val="en-US"/>
         </w:rPr>
-        <w:t>Supports joins</w:t>
-      </w:r>
+        <w:t xml:space="preserve">Supports </w:t>
+      </w:r>
+      <w:proofErr w:type="gramStart"/>
+      <w:r>
+        <w:rPr>
+          <w:lang w:val="en-US"/>
+        </w:rPr>
+        <w:t>joins</w:t>
+      </w:r>
+      <w:proofErr w:type="gramEnd"/>
     </w:p>
     <w:p>
       <w:pPr>
@@ -6066,16 +6376,22 @@
         <w:rPr>
           <w:lang w:val="en-US"/>
         </w:rPr>
-        <w:t xml:space="preserve">Pivot &amp; Unpivot, </w:t>
-      </w:r>
-      <w:proofErr w:type="spellStart"/>
-      <w:r>
-        <w:rPr>
-          <w:lang w:val="en-US"/>
-        </w:rPr>
-        <w:t>etc</w:t>
-      </w:r>
-      <w:proofErr w:type="spellEnd"/>
+        <w:t xml:space="preserve">Pivot &amp; </w:t>
+      </w:r>
+      <w:proofErr w:type="gramStart"/>
+      <w:r>
+        <w:rPr>
+          <w:lang w:val="en-US"/>
+        </w:rPr>
+        <w:t>Unpivot</w:t>
+      </w:r>
+      <w:proofErr w:type="gramEnd"/>
+      <w:r>
+        <w:rPr>
+          <w:lang w:val="en-US"/>
+        </w:rPr>
+        <w:t>, etc</w:t>
+      </w:r>
     </w:p>
     <w:p>
       <w:pPr>
@@ -6091,7 +6407,14 @@
         <w:rPr>
           <w:lang w:val="en-US"/>
         </w:rPr>
-        <w:t>/*</w:t>
+        <w:t>/</w:t>
+      </w:r>
+      <w:proofErr w:type="gramStart"/>
+      <w:r>
+        <w:rPr>
+          <w:lang w:val="en-US"/>
+        </w:rPr>
+        <w:t>*</w:t>
       </w:r>
       <w:r>
         <w:rPr>
@@ -6103,7 +6426,14 @@
         <w:rPr>
           <w:lang w:val="en-US"/>
         </w:rPr>
-        <w:t>------------------------------ */</w:t>
+        <w:t>-</w:t>
+      </w:r>
+      <w:proofErr w:type="gramEnd"/>
+      <w:r>
+        <w:rPr>
+          <w:lang w:val="en-US"/>
+        </w:rPr>
+        <w:t>----------------------------- */</w:t>
       </w:r>
     </w:p>
     <w:p>
@@ -6239,21 +6569,7 @@
         <w:rPr>
           <w:lang w:val="en-US"/>
         </w:rPr>
-        <w:t xml:space="preserve">Azure </w:t>
-      </w:r>
-      <w:proofErr w:type="spellStart"/>
-      <w:r>
-        <w:rPr>
-          <w:lang w:val="en-US"/>
-        </w:rPr>
-        <w:t>DataSources</w:t>
-      </w:r>
-      <w:proofErr w:type="spellEnd"/>
-      <w:r>
-        <w:rPr>
-          <w:lang w:val="en-US"/>
-        </w:rPr>
-        <w:t>: All cloud Databases</w:t>
+        <w:t>Azure DataSources: All cloud Databases</w:t>
       </w:r>
     </w:p>
     <w:p>
@@ -6274,21 +6590,7 @@
         <w:rPr>
           <w:lang w:val="en-US"/>
         </w:rPr>
-        <w:t xml:space="preserve">Online Services: </w:t>
-      </w:r>
-      <w:proofErr w:type="spellStart"/>
-      <w:r>
-        <w:rPr>
-          <w:lang w:val="en-US"/>
-        </w:rPr>
-        <w:t>Sharepoint</w:t>
-      </w:r>
-      <w:proofErr w:type="spellEnd"/>
-      <w:r>
-        <w:rPr>
-          <w:lang w:val="en-US"/>
-        </w:rPr>
-        <w:t xml:space="preserve"> Online, Dynamic 365, Google Analytics, Salesforce</w:t>
+        <w:t>Online Services: Sharepoint Online, Dynamic 365, Google Analytics, Salesforce</w:t>
       </w:r>
     </w:p>
     <w:p>
@@ -6321,14 +6623,25 @@
         </w:rPr>
         <w:t xml:space="preserve">Do Not </w:t>
       </w:r>
-      <w:r>
-        <w:rPr>
-          <w:b/>
-          <w:bCs/>
-          <w:u w:val="single"/>
-          <w:lang w:val="en-US"/>
-        </w:rPr>
-        <w:t>supports Query Folding</w:t>
+      <w:proofErr w:type="gramStart"/>
+      <w:r>
+        <w:rPr>
+          <w:b/>
+          <w:bCs/>
+          <w:u w:val="single"/>
+          <w:lang w:val="en-US"/>
+        </w:rPr>
+        <w:t>supports</w:t>
+      </w:r>
+      <w:proofErr w:type="gramEnd"/>
+      <w:r>
+        <w:rPr>
+          <w:b/>
+          <w:bCs/>
+          <w:u w:val="single"/>
+          <w:lang w:val="en-US"/>
+        </w:rPr>
+        <w:t xml:space="preserve"> Query Folding</w:t>
       </w:r>
       <w:r>
         <w:rPr>
@@ -6405,21 +6718,7 @@
         <w:rPr>
           <w:lang w:val="en-US"/>
         </w:rPr>
-        <w:t xml:space="preserve">Web Data: </w:t>
-      </w:r>
-      <w:proofErr w:type="spellStart"/>
-      <w:r>
-        <w:rPr>
-          <w:lang w:val="en-US"/>
-        </w:rPr>
-        <w:t>Sharepoint</w:t>
-      </w:r>
-      <w:proofErr w:type="spellEnd"/>
-      <w:r>
-        <w:rPr>
-          <w:lang w:val="en-US"/>
-        </w:rPr>
-        <w:t xml:space="preserve"> Folder</w:t>
+        <w:t>Web Data: Sharepoint Folder</w:t>
       </w:r>
     </w:p>
     <w:p>
@@ -6551,19 +6850,11 @@
           <w:lang w:val="en-US"/>
         </w:rPr>
       </w:pPr>
-      <w:proofErr w:type="gramStart"/>
-      <w:r>
-        <w:rPr>
-          <w:lang w:val="en-US"/>
-        </w:rPr>
-        <w:t>Pre Requisites</w:t>
-      </w:r>
-      <w:proofErr w:type="gramEnd"/>
-      <w:r>
-        <w:rPr>
-          <w:lang w:val="en-US"/>
-        </w:rPr>
-        <w:t xml:space="preserve"> for Incremental Refresh: Date Column should be present with Time Stamps, Source should be Foldable, </w:t>
+      <w:r>
+        <w:rPr>
+          <w:lang w:val="en-US"/>
+        </w:rPr>
+        <w:t xml:space="preserve">Pre Requisites for Incremental Refresh: Date Column should be present with Time Stamps, Source should be Foldable, </w:t>
       </w:r>
     </w:p>
     <w:p>
@@ -6608,35 +6899,7 @@
         <w:rPr>
           <w:lang w:val="en-US"/>
         </w:rPr>
-        <w:t xml:space="preserve"> </w:t>
-      </w:r>
-      <w:proofErr w:type="spellStart"/>
-      <w:r>
-        <w:rPr>
-          <w:lang w:val="en-US"/>
-        </w:rPr>
-        <w:t>Parameter</w:t>
-      </w:r>
-      <w:proofErr w:type="spellEnd"/>
-      <w:r>
-        <w:rPr>
-          <w:lang w:val="en-US"/>
-        </w:rPr>
-        <w:t xml:space="preserve"> 1 = </w:t>
-      </w:r>
-      <w:proofErr w:type="spellStart"/>
-      <w:r>
-        <w:rPr>
-          <w:lang w:val="en-US"/>
-        </w:rPr>
-        <w:t>RangeStart</w:t>
-      </w:r>
-      <w:proofErr w:type="spellEnd"/>
-      <w:r>
-        <w:rPr>
-          <w:lang w:val="en-US"/>
-        </w:rPr>
-        <w:t xml:space="preserve"> </w:t>
+        <w:t xml:space="preserve"> Parameter 1 = RangeStart </w:t>
       </w:r>
     </w:p>
     <w:p>
@@ -6669,16 +6932,8 @@
         <w:rPr>
           <w:lang w:val="en-US"/>
         </w:rPr>
-        <w:t xml:space="preserve"> </w:t>
-      </w:r>
-      <w:proofErr w:type="spellStart"/>
-      <w:r>
-        <w:rPr>
-          <w:lang w:val="en-US"/>
-        </w:rPr>
-        <w:t>DateTime</w:t>
-      </w:r>
-      <w:proofErr w:type="spellEnd"/>
+        <w:t xml:space="preserve"> DateTime</w:t>
+      </w:r>
     </w:p>
     <w:p>
       <w:pPr>
@@ -6698,21 +6953,7 @@
         <w:rPr>
           <w:lang w:val="en-US"/>
         </w:rPr>
-        <w:t xml:space="preserve">Parameter 2 = </w:t>
-      </w:r>
-      <w:proofErr w:type="spellStart"/>
-      <w:r>
-        <w:rPr>
-          <w:lang w:val="en-US"/>
-        </w:rPr>
-        <w:t>RangeEnd</w:t>
-      </w:r>
-      <w:proofErr w:type="spellEnd"/>
-      <w:r>
-        <w:rPr>
-          <w:lang w:val="en-US"/>
-        </w:rPr>
-        <w:t xml:space="preserve"> </w:t>
+        <w:t xml:space="preserve">Parameter 2 = RangeEnd </w:t>
       </w:r>
       <w:r>
         <w:rPr>
@@ -6736,16 +6977,8 @@
         <w:rPr>
           <w:lang w:val="en-US"/>
         </w:rPr>
-        <w:t xml:space="preserve"> </w:t>
-      </w:r>
-      <w:proofErr w:type="spellStart"/>
-      <w:r>
-        <w:rPr>
-          <w:lang w:val="en-US"/>
-        </w:rPr>
-        <w:t>DateTime</w:t>
-      </w:r>
-      <w:proofErr w:type="spellEnd"/>
+        <w:t xml:space="preserve"> DateTime</w:t>
+      </w:r>
     </w:p>
     <w:p>
       <w:pPr>
@@ -6858,16 +7091,8 @@
         <w:rPr>
           <w:lang w:val="en-US"/>
         </w:rPr>
-        <w:t xml:space="preserve"> </w:t>
-      </w:r>
-      <w:proofErr w:type="spellStart"/>
-      <w:r>
-        <w:rPr>
-          <w:lang w:val="en-US"/>
-        </w:rPr>
-        <w:t>RangeStart</w:t>
-      </w:r>
-      <w:proofErr w:type="spellEnd"/>
+        <w:t xml:space="preserve"> RangeStart</w:t>
+      </w:r>
     </w:p>
     <w:p>
       <w:pPr>
@@ -6911,21 +7136,7 @@
         <w:rPr>
           <w:lang w:val="en-US"/>
         </w:rPr>
-        <w:t xml:space="preserve"> </w:t>
-      </w:r>
-      <w:proofErr w:type="spellStart"/>
-      <w:r>
-        <w:rPr>
-          <w:lang w:val="en-US"/>
-        </w:rPr>
-        <w:t>RangeEnd</w:t>
-      </w:r>
-      <w:proofErr w:type="spellEnd"/>
-      <w:r>
-        <w:rPr>
-          <w:lang w:val="en-US"/>
-        </w:rPr>
-        <w:t xml:space="preserve"> </w:t>
+        <w:t xml:space="preserve"> RangeEnd </w:t>
       </w:r>
       <w:r>
         <w:rPr>
@@ -6958,6 +7169,7 @@
         <w:rPr>
           <w:lang w:val="en-US"/>
         </w:rPr>
+        <w:lastRenderedPageBreak/>
         <w:t>In Data Table view we click on</w:t>
       </w:r>
       <w:r>
@@ -7087,21 +7299,7 @@
         <w:rPr>
           <w:lang w:val="en-US"/>
         </w:rPr>
-        <w:t xml:space="preserve"> </w:t>
-      </w:r>
-      <w:proofErr w:type="spellStart"/>
-      <w:r>
-        <w:rPr>
-          <w:lang w:val="en-US"/>
-        </w:rPr>
-        <w:t>Bill_Date</w:t>
-      </w:r>
-      <w:proofErr w:type="spellEnd"/>
-      <w:r>
-        <w:rPr>
-          <w:lang w:val="en-US"/>
-        </w:rPr>
-        <w:t xml:space="preserve"> </w:t>
+        <w:t xml:space="preserve"> Bill_Date </w:t>
       </w:r>
       <w:r>
         <w:rPr>
@@ -7139,7 +7337,6 @@
         </w:rPr>
         <w:t xml:space="preserve">When we do the transformation of Incremental Refresh and Publish it and </w:t>
       </w:r>
-      <w:proofErr w:type="spellStart"/>
       <w:proofErr w:type="gramStart"/>
       <w:r>
         <w:rPr>
@@ -7147,7 +7344,6 @@
         </w:rPr>
         <w:t>lets</w:t>
       </w:r>
-      <w:proofErr w:type="spellEnd"/>
       <w:proofErr w:type="gramEnd"/>
       <w:r>
         <w:rPr>
@@ -7165,48 +7361,20 @@
         <w:rPr>
           <w:lang w:val="en-US"/>
         </w:rPr>
+        <w:t xml:space="preserve"> It does not let us download that Pbix file it shows </w:t>
+      </w:r>
+      <w:r>
+        <w:rPr>
+          <w:lang w:val="en-US"/>
+        </w:rPr>
+        <w:sym w:font="Wingdings" w:char="F0E0"/>
+      </w:r>
+      <w:r>
+        <w:rPr>
+          <w:lang w:val="en-US"/>
+        </w:rPr>
         <w:t xml:space="preserve"> </w:t>
       </w:r>
-      <w:proofErr w:type="spellStart"/>
-      <w:r>
-        <w:rPr>
-          <w:lang w:val="en-US"/>
-        </w:rPr>
-        <w:t>It</w:t>
-      </w:r>
-      <w:proofErr w:type="spellEnd"/>
-      <w:r>
-        <w:rPr>
-          <w:lang w:val="en-US"/>
-        </w:rPr>
-        <w:t xml:space="preserve"> does not let us download that </w:t>
-      </w:r>
-      <w:proofErr w:type="spellStart"/>
-      <w:r>
-        <w:rPr>
-          <w:lang w:val="en-US"/>
-        </w:rPr>
-        <w:t>Pbix</w:t>
-      </w:r>
-      <w:proofErr w:type="spellEnd"/>
-      <w:r>
-        <w:rPr>
-          <w:lang w:val="en-US"/>
-        </w:rPr>
-        <w:t xml:space="preserve"> file it shows </w:t>
-      </w:r>
-      <w:r>
-        <w:rPr>
-          <w:lang w:val="en-US"/>
-        </w:rPr>
-        <w:sym w:font="Wingdings" w:char="F0E0"/>
-      </w:r>
-      <w:r>
-        <w:rPr>
-          <w:lang w:val="en-US"/>
-        </w:rPr>
-        <w:t xml:space="preserve"> </w:t>
-      </w:r>
       <w:r>
         <w:rPr>
           <w:b/>
@@ -7253,7 +7421,6 @@
           <w:szCs w:val="28"/>
           <w:lang w:val="en-US"/>
         </w:rPr>
-        <w:lastRenderedPageBreak/>
         <w:t>20</w:t>
       </w:r>
       <w:r>
@@ -7511,60 +7678,38 @@
         <w:rPr>
           <w:lang w:val="en-US"/>
         </w:rPr>
-        <w:t xml:space="preserve"> Selecting Table </w:t>
-      </w:r>
-      <w:proofErr w:type="spellStart"/>
-      <w:r>
-        <w:rPr>
-          <w:lang w:val="en-US"/>
-        </w:rPr>
-        <w:t>DimProduct</w:t>
-      </w:r>
-      <w:proofErr w:type="spellEnd"/>
+        <w:t xml:space="preserve"> Selecting Table DimProduct </w:t>
+      </w:r>
+      <w:r>
+        <w:rPr>
+          <w:lang w:val="en-US"/>
+        </w:rPr>
+        <w:sym w:font="Wingdings" w:char="F0E0"/>
+      </w:r>
+      <w:r>
+        <w:rPr>
+          <w:lang w:val="en-US"/>
+        </w:rPr>
+        <w:t xml:space="preserve"> Switch to DAX </w:t>
+      </w:r>
+      <w:r>
+        <w:rPr>
+          <w:lang w:val="en-US"/>
+        </w:rPr>
+        <w:sym w:font="Wingdings" w:char="F0E0"/>
+      </w:r>
       <w:r>
         <w:rPr>
           <w:lang w:val="en-US"/>
         </w:rPr>
         <w:t xml:space="preserve"> </w:t>
       </w:r>
-      <w:r>
-        <w:rPr>
-          <w:lang w:val="en-US"/>
-        </w:rPr>
-        <w:sym w:font="Wingdings" w:char="F0E0"/>
-      </w:r>
-      <w:r>
-        <w:rPr>
-          <w:lang w:val="en-US"/>
-        </w:rPr>
-        <w:t xml:space="preserve"> Switch to DAX </w:t>
-      </w:r>
-      <w:r>
-        <w:rPr>
-          <w:lang w:val="en-US"/>
-        </w:rPr>
-        <w:sym w:font="Wingdings" w:char="F0E0"/>
-      </w:r>
-      <w:r>
-        <w:rPr>
-          <w:lang w:val="en-US"/>
-        </w:rPr>
-        <w:t xml:space="preserve"> </w:t>
-      </w:r>
-      <w:proofErr w:type="spellStart"/>
       <w:proofErr w:type="gramStart"/>
       <w:r>
         <w:rPr>
           <w:lang w:val="en-US"/>
         </w:rPr>
-        <w:t>DimProduct</w:t>
-      </w:r>
-      <w:proofErr w:type="spellEnd"/>
-      <w:r>
-        <w:rPr>
-          <w:lang w:val="en-US"/>
-        </w:rPr>
-        <w:t>[</w:t>
+        <w:t>DimProduct[</w:t>
       </w:r>
       <w:proofErr w:type="gramEnd"/>
       <w:r>
@@ -7918,7 +8063,25 @@
           <w:szCs w:val="28"/>
           <w:lang w:val="en-US"/>
         </w:rPr>
-        <w:t xml:space="preserve"> then it filters all information according to the given Email-ID</w:t>
+        <w:t xml:space="preserve"> then it filters all information according to the given </w:t>
+      </w:r>
+      <w:proofErr w:type="gramStart"/>
+      <w:r>
+        <w:rPr>
+          <w:bCs/>
+          <w:szCs w:val="28"/>
+          <w:lang w:val="en-US"/>
+        </w:rPr>
+        <w:t>Email</w:t>
+      </w:r>
+      <w:proofErr w:type="gramEnd"/>
+      <w:r>
+        <w:rPr>
+          <w:bCs/>
+          <w:szCs w:val="28"/>
+          <w:lang w:val="en-US"/>
+        </w:rPr>
+        <w:t>-ID</w:t>
       </w:r>
       <w:r>
         <w:rPr>
@@ -7942,25 +8105,7 @@
           <w:szCs w:val="28"/>
           <w:lang w:val="en-US"/>
         </w:rPr>
-        <w:t xml:space="preserve"> Connect RLS-1 with </w:t>
-      </w:r>
-      <w:proofErr w:type="spellStart"/>
-      <w:r>
-        <w:rPr>
-          <w:bCs/>
-          <w:szCs w:val="28"/>
-          <w:lang w:val="en-US"/>
-        </w:rPr>
-        <w:t>DimProduct</w:t>
-      </w:r>
-      <w:proofErr w:type="spellEnd"/>
-      <w:r>
-        <w:rPr>
-          <w:bCs/>
-          <w:szCs w:val="28"/>
-          <w:lang w:val="en-US"/>
-        </w:rPr>
-        <w:t xml:space="preserve"> on Employee ID column</w:t>
+        <w:t xml:space="preserve"> Connect RLS-1 with DimProduct on Employee ID column</w:t>
       </w:r>
     </w:p>
     <w:p>
@@ -7997,7 +8142,6 @@
           <w:lang w:val="en-US"/>
         </w:rPr>
       </w:pPr>
-      <w:proofErr w:type="spellStart"/>
       <w:r>
         <w:rPr>
           <w:b/>
@@ -8009,7 +8153,6 @@
         </w:rPr>
         <w:t>Heirachial</w:t>
       </w:r>
-      <w:proofErr w:type="spellEnd"/>
       <w:r>
         <w:rPr>
           <w:b/>
@@ -8085,83 +8228,23 @@
           <w:szCs w:val="28"/>
           <w:lang w:val="en-US"/>
         </w:rPr>
-        <w:t xml:space="preserve"> Paste the Table structure of </w:t>
-      </w:r>
-      <w:proofErr w:type="spellStart"/>
-      <w:r>
-        <w:rPr>
-          <w:bCs/>
-          <w:szCs w:val="28"/>
-          <w:lang w:val="en-US"/>
-        </w:rPr>
-        <w:t>Heirarchial</w:t>
-      </w:r>
-      <w:proofErr w:type="spellEnd"/>
-      <w:r>
-        <w:rPr>
-          <w:bCs/>
-          <w:szCs w:val="28"/>
-          <w:lang w:val="en-US"/>
-        </w:rPr>
-        <w:t xml:space="preserve"> </w:t>
-      </w:r>
-      <w:r>
-        <w:rPr>
-          <w:bCs/>
-          <w:szCs w:val="28"/>
-          <w:lang w:val="en-US"/>
-        </w:rPr>
-        <w:t>RLS into New Table</w:t>
-      </w:r>
-      <w:r>
-        <w:rPr>
-          <w:bCs/>
-          <w:szCs w:val="28"/>
-          <w:lang w:val="en-US"/>
-        </w:rPr>
-        <w:t xml:space="preserve"> </w:t>
-      </w:r>
-      <w:r>
-        <w:rPr>
-          <w:bCs/>
-          <w:szCs w:val="28"/>
-          <w:lang w:val="en-US"/>
-        </w:rPr>
-        <w:sym w:font="Wingdings" w:char="F0E0"/>
-      </w:r>
-      <w:r>
-        <w:rPr>
-          <w:bCs/>
-          <w:szCs w:val="28"/>
-          <w:lang w:val="en-US"/>
-        </w:rPr>
-        <w:t xml:space="preserve"> Connect </w:t>
-      </w:r>
-      <w:r>
-        <w:rPr>
-          <w:bCs/>
-          <w:szCs w:val="28"/>
-          <w:lang w:val="en-US"/>
-        </w:rPr>
-        <w:t xml:space="preserve">with </w:t>
-      </w:r>
-      <w:proofErr w:type="spellStart"/>
-      <w:r>
-        <w:rPr>
-          <w:bCs/>
-          <w:szCs w:val="28"/>
-          <w:lang w:val="en-US"/>
-        </w:rPr>
-        <w:t>DimProduct</w:t>
-      </w:r>
-      <w:proofErr w:type="spellEnd"/>
-      <w:r>
-        <w:rPr>
-          <w:bCs/>
-          <w:szCs w:val="28"/>
-          <w:lang w:val="en-US"/>
-        </w:rPr>
-        <w:t xml:space="preserve"> on Employee ID column</w:t>
+        <w:t xml:space="preserve"> Paste the Table structure of Heirarchial RLS into New Table </w:t>
+      </w:r>
+      <w:r>
+        <w:rPr>
+          <w:bCs/>
+          <w:szCs w:val="28"/>
+          <w:lang w:val="en-US"/>
+        </w:rPr>
+        <w:sym w:font="Wingdings" w:char="F0E0"/>
+      </w:r>
+      <w:r>
+        <w:rPr>
+          <w:bCs/>
+          <w:szCs w:val="28"/>
+          <w:lang w:val="en-US"/>
+        </w:rPr>
+        <w:t xml:space="preserve"> Connect with DimProduct on Employee ID column</w:t>
       </w:r>
     </w:p>
     <w:p>
@@ -8189,37 +8272,17 @@
           <w:szCs w:val="28"/>
           <w:lang w:val="en-US"/>
         </w:rPr>
-        <w:t xml:space="preserve">We need to create a Custom </w:t>
-      </w:r>
-      <w:proofErr w:type="spellStart"/>
-      <w:r>
-        <w:rPr>
-          <w:bCs/>
-          <w:szCs w:val="28"/>
+        <w:t xml:space="preserve">We need to create a Custom Heirarchy Column = </w:t>
+      </w:r>
+      <w:r>
+        <w:rPr>
+          <w:bCs/>
+          <w:szCs w:val="28"/>
+          <w:highlight w:val="yellow"/>
           <w:lang w:val="en-US"/>
         </w:rPr>
         <w:t>Heirarchy</w:t>
       </w:r>
-      <w:proofErr w:type="spellEnd"/>
-      <w:r>
-        <w:rPr>
-          <w:bCs/>
-          <w:szCs w:val="28"/>
-          <w:lang w:val="en-US"/>
-        </w:rPr>
-        <w:t xml:space="preserve"> Column = </w:t>
-      </w:r>
-      <w:proofErr w:type="spellStart"/>
-      <w:r>
-        <w:rPr>
-          <w:bCs/>
-          <w:szCs w:val="28"/>
-          <w:highlight w:val="yellow"/>
-          <w:lang w:val="en-US"/>
-        </w:rPr>
-        <w:t>Heirarchy</w:t>
-      </w:r>
-      <w:proofErr w:type="spellEnd"/>
       <w:r>
         <w:rPr>
           <w:bCs/>
@@ -8244,43 +8307,7 @@
           <w:szCs w:val="28"/>
           <w:lang w:val="en-US"/>
         </w:rPr>
-        <w:t>'</w:t>
-      </w:r>
-      <w:proofErr w:type="spellStart"/>
-      <w:r>
-        <w:rPr>
-          <w:bCs/>
-          <w:szCs w:val="28"/>
-          <w:lang w:val="en-US"/>
-        </w:rPr>
-        <w:t>Heirarchial</w:t>
-      </w:r>
-      <w:proofErr w:type="spellEnd"/>
-      <w:r>
-        <w:rPr>
-          <w:bCs/>
-          <w:szCs w:val="28"/>
-          <w:lang w:val="en-US"/>
-        </w:rPr>
-        <w:t xml:space="preserve"> RLS'[Emp-ID], '</w:t>
-      </w:r>
-      <w:proofErr w:type="spellStart"/>
-      <w:r>
-        <w:rPr>
-          <w:bCs/>
-          <w:szCs w:val="28"/>
-          <w:lang w:val="en-US"/>
-        </w:rPr>
-        <w:t>Heirarchial</w:t>
-      </w:r>
-      <w:proofErr w:type="spellEnd"/>
-      <w:r>
-        <w:rPr>
-          <w:bCs/>
-          <w:szCs w:val="28"/>
-          <w:lang w:val="en-US"/>
-        </w:rPr>
-        <w:t xml:space="preserve"> RLS'[Reporting Manager ID])</w:t>
+        <w:t>'Heirarchial RLS'[Emp-ID], 'Heirarchial RLS'[Reporting Manager ID])</w:t>
       </w:r>
     </w:p>
     <w:p>
@@ -8319,7 +8346,6 @@
         </w:rPr>
         <w:t>(</w:t>
       </w:r>
-      <w:proofErr w:type="spellStart"/>
       <w:proofErr w:type="gramEnd"/>
       <w:r>
         <w:rPr>
@@ -8327,34 +8353,7 @@
           <w:szCs w:val="28"/>
           <w:lang w:val="en-US"/>
         </w:rPr>
-        <w:t>ID_ColumnNAme</w:t>
-      </w:r>
-      <w:proofErr w:type="spellEnd"/>
-      <w:r>
-        <w:rPr>
-          <w:bCs/>
-          <w:szCs w:val="28"/>
-          <w:lang w:val="en-US"/>
-        </w:rPr>
-        <w:t xml:space="preserve">, </w:t>
-      </w:r>
-      <w:proofErr w:type="spellStart"/>
-      <w:r>
-        <w:rPr>
-          <w:bCs/>
-          <w:szCs w:val="28"/>
-          <w:lang w:val="en-US"/>
-        </w:rPr>
-        <w:t>Parent_ColumnName</w:t>
-      </w:r>
-      <w:proofErr w:type="spellEnd"/>
-      <w:r>
-        <w:rPr>
-          <w:bCs/>
-          <w:szCs w:val="28"/>
-          <w:lang w:val="en-US"/>
-        </w:rPr>
-        <w:t>)</w:t>
+        <w:t>ID_ColumnNAme, Parent_ColumnName)</w:t>
       </w:r>
     </w:p>
     <w:p>
@@ -8382,25 +8381,7 @@
           <w:szCs w:val="28"/>
           <w:lang w:val="en-US"/>
         </w:rPr>
-        <w:t xml:space="preserve">Then we go on </w:t>
-      </w:r>
-      <w:proofErr w:type="spellStart"/>
-      <w:r>
-        <w:rPr>
-          <w:bCs/>
-          <w:szCs w:val="28"/>
-          <w:lang w:val="en-US"/>
-        </w:rPr>
-        <w:t>Mamage</w:t>
-      </w:r>
-      <w:proofErr w:type="spellEnd"/>
-      <w:r>
-        <w:rPr>
-          <w:bCs/>
-          <w:szCs w:val="28"/>
-          <w:lang w:val="en-US"/>
-        </w:rPr>
-        <w:t xml:space="preserve"> Roles </w:t>
+        <w:t xml:space="preserve">Then we go on Mamage Roles </w:t>
       </w:r>
       <w:r>
         <w:rPr>
@@ -8432,25 +8413,7 @@
           <w:szCs w:val="28"/>
           <w:lang w:val="en-US"/>
         </w:rPr>
-        <w:t xml:space="preserve"> on our </w:t>
-      </w:r>
-      <w:proofErr w:type="spellStart"/>
-      <w:r>
-        <w:rPr>
-          <w:bCs/>
-          <w:szCs w:val="28"/>
-          <w:lang w:val="en-US"/>
-        </w:rPr>
-        <w:t>Heirarchial</w:t>
-      </w:r>
-      <w:proofErr w:type="spellEnd"/>
-      <w:r>
-        <w:rPr>
-          <w:bCs/>
-          <w:szCs w:val="28"/>
-          <w:lang w:val="en-US"/>
-        </w:rPr>
-        <w:t xml:space="preserve"> RLS table </w:t>
+        <w:t xml:space="preserve"> on our Heirarchial RLS table </w:t>
       </w:r>
       <w:r>
         <w:rPr>
@@ -8524,11 +8487,13 @@
         <w:rPr>
           <w:b/>
           <w:bCs/>
-          <w:sz w:val="28"/>
-          <w:szCs w:val="28"/>
-          <w:u w:val="single"/>
-          <w:lang w:val="en-US"/>
-        </w:rPr>
+          <w:noProof/>
+          <w:sz w:val="28"/>
+          <w:szCs w:val="28"/>
+          <w:u w:val="single"/>
+          <w:lang w:val="en-US"/>
+        </w:rPr>
+        <w:lastRenderedPageBreak/>
         <w:drawing>
           <wp:inline distT="0" distB="0" distL="0" distR="0" wp14:anchorId="32E94FD3" wp14:editId="5AE6D943">
             <wp:extent cx="5731510" cy="3359785"/>
@@ -8682,7 +8647,6 @@
         </w:rPr>
         <w:t xml:space="preserve"> We click on </w:t>
       </w:r>
-      <w:proofErr w:type="spellStart"/>
       <w:r>
         <w:rPr>
           <w:bCs/>
@@ -8690,9 +8654,8 @@
           <w:szCs w:val="28"/>
           <w:lang w:val="en-US"/>
         </w:rPr>
-        <w:t>Heriarchial</w:t>
-      </w:r>
-      <w:proofErr w:type="spellEnd"/>
+        <w:t>Hierarchical</w:t>
+      </w:r>
       <w:r>
         <w:rPr>
           <w:bCs/>
@@ -8718,7 +8681,7 @@
           <w:szCs w:val="28"/>
           <w:lang w:val="en-US"/>
         </w:rPr>
-        <w:t xml:space="preserve"> Enter all the Email ID </w:t>
+        <w:t xml:space="preserve"> Enter all the Email ID mentioned in the Security Tables </w:t>
       </w:r>
       <w:r>
         <w:rPr>
@@ -8727,148 +8690,4273 @@
           <w:szCs w:val="28"/>
           <w:lang w:val="en-US"/>
         </w:rPr>
+        <w:sym w:font="Wingdings" w:char="F0E0"/>
+      </w:r>
+      <w:r>
+        <w:rPr>
+          <w:bCs/>
+          <w:sz w:val="24"/>
+          <w:szCs w:val="28"/>
+          <w:lang w:val="en-US"/>
+        </w:rPr>
+        <w:t xml:space="preserve"> Add </w:t>
+      </w:r>
+      <w:r>
+        <w:rPr>
+          <w:bCs/>
+          <w:sz w:val="24"/>
+          <w:szCs w:val="28"/>
+          <w:lang w:val="en-US"/>
+        </w:rPr>
+        <w:sym w:font="Wingdings" w:char="F0E0"/>
+      </w:r>
+      <w:r>
+        <w:rPr>
+          <w:bCs/>
+          <w:sz w:val="24"/>
+          <w:szCs w:val="28"/>
+          <w:lang w:val="en-US"/>
+        </w:rPr>
+        <w:t xml:space="preserve"> Save </w:t>
+      </w:r>
+      <w:r>
+        <w:rPr>
+          <w:bCs/>
+          <w:sz w:val="24"/>
+          <w:szCs w:val="28"/>
+          <w:lang w:val="en-US"/>
+        </w:rPr>
+        <w:sym w:font="Wingdings" w:char="F0E0"/>
+      </w:r>
+      <w:r>
+        <w:rPr>
+          <w:bCs/>
+          <w:sz w:val="24"/>
+          <w:szCs w:val="28"/>
+          <w:lang w:val="en-US"/>
+        </w:rPr>
+        <w:t xml:space="preserve"> Click on … Dots besides </w:t>
+      </w:r>
+      <w:r>
+        <w:rPr>
+          <w:bCs/>
+          <w:sz w:val="24"/>
+          <w:szCs w:val="28"/>
+          <w:lang w:val="en-US"/>
+        </w:rPr>
+        <w:t>Hierarchical</w:t>
+      </w:r>
+      <w:r>
+        <w:rPr>
+          <w:bCs/>
+          <w:sz w:val="24"/>
+          <w:szCs w:val="28"/>
+          <w:lang w:val="en-US"/>
+        </w:rPr>
+        <w:t xml:space="preserve"> RLS </w:t>
+      </w:r>
+      <w:r>
+        <w:rPr>
+          <w:bCs/>
+          <w:sz w:val="24"/>
+          <w:szCs w:val="28"/>
+          <w:lang w:val="en-US"/>
+        </w:rPr>
+        <w:sym w:font="Wingdings" w:char="F0E0"/>
+      </w:r>
+      <w:r>
+        <w:rPr>
+          <w:bCs/>
+          <w:sz w:val="24"/>
+          <w:szCs w:val="28"/>
+          <w:lang w:val="en-US"/>
+        </w:rPr>
+        <w:t xml:space="preserve"> Test as a </w:t>
+      </w:r>
+      <w:proofErr w:type="gramStart"/>
+      <w:r>
+        <w:rPr>
+          <w:bCs/>
+          <w:sz w:val="24"/>
+          <w:szCs w:val="28"/>
+          <w:lang w:val="en-US"/>
+        </w:rPr>
+        <w:t>Role</w:t>
+      </w:r>
+      <w:r>
+        <w:rPr>
+          <w:bCs/>
+          <w:sz w:val="24"/>
+          <w:szCs w:val="28"/>
+          <w:lang w:val="en-US"/>
+        </w:rPr>
+        <w:t xml:space="preserve"> :</w:t>
+      </w:r>
+      <w:proofErr w:type="gramEnd"/>
+      <w:r>
+        <w:rPr>
+          <w:bCs/>
+          <w:sz w:val="24"/>
+          <w:szCs w:val="28"/>
+          <w:lang w:val="en-US"/>
+        </w:rPr>
+        <w:t xml:space="preserve"> Select Person</w:t>
+      </w:r>
+      <w:r>
+        <w:rPr>
+          <w:bCs/>
+          <w:sz w:val="24"/>
+          <w:szCs w:val="28"/>
+          <w:lang w:val="en-US"/>
+        </w:rPr>
+        <w:t xml:space="preserve"> </w:t>
+      </w:r>
+      <w:r>
+        <w:rPr>
+          <w:bCs/>
+          <w:sz w:val="24"/>
+          <w:szCs w:val="28"/>
+          <w:lang w:val="en-US"/>
+        </w:rPr>
+        <w:sym w:font="Wingdings" w:char="F0E0"/>
+      </w:r>
+      <w:r>
+        <w:rPr>
+          <w:bCs/>
+          <w:sz w:val="24"/>
+          <w:szCs w:val="28"/>
+          <w:lang w:val="en-US"/>
+        </w:rPr>
+        <w:t xml:space="preserve"> for a given </w:t>
+      </w:r>
+      <w:proofErr w:type="gramStart"/>
+      <w:r>
+        <w:rPr>
+          <w:bCs/>
+          <w:sz w:val="24"/>
+          <w:szCs w:val="28"/>
+          <w:lang w:val="en-US"/>
+        </w:rPr>
+        <w:t>Email</w:t>
+      </w:r>
+      <w:proofErr w:type="gramEnd"/>
+      <w:r>
+        <w:rPr>
+          <w:bCs/>
+          <w:sz w:val="24"/>
+          <w:szCs w:val="28"/>
+          <w:lang w:val="en-US"/>
+        </w:rPr>
+        <w:t>-ID</w:t>
+      </w:r>
+    </w:p>
+    <w:p>
+      <w:pPr>
+        <w:tabs>
+          <w:tab w:val="left" w:pos="3156"/>
+        </w:tabs>
+        <w:rPr>
+          <w:bCs/>
+          <w:sz w:val="24"/>
+          <w:szCs w:val="28"/>
+          <w:lang w:val="en-US"/>
+        </w:rPr>
+      </w:pPr>
+    </w:p>
+    <w:p>
+      <w:pPr>
+        <w:tabs>
+          <w:tab w:val="left" w:pos="3156"/>
+        </w:tabs>
+        <w:rPr>
+          <w:b/>
+          <w:bCs/>
+          <w:sz w:val="28"/>
+          <w:szCs w:val="28"/>
+          <w:u w:val="single"/>
+          <w:lang w:val="en-US"/>
+        </w:rPr>
+      </w:pPr>
+      <w:r>
+        <w:rPr>
+          <w:b/>
+          <w:bCs/>
+          <w:sz w:val="28"/>
+          <w:szCs w:val="28"/>
+          <w:lang w:val="en-US"/>
+        </w:rPr>
+        <w:t>21</w:t>
+      </w:r>
+      <w:r>
+        <w:rPr>
+          <w:b/>
+          <w:bCs/>
+          <w:sz w:val="28"/>
+          <w:szCs w:val="28"/>
+          <w:lang w:val="en-US"/>
+        </w:rPr>
+        <w:t>.</w:t>
+      </w:r>
+      <w:r>
+        <w:rPr>
+          <w:b/>
+          <w:bCs/>
+          <w:sz w:val="28"/>
+          <w:szCs w:val="28"/>
+          <w:u w:val="single"/>
+          <w:lang w:val="en-US"/>
+        </w:rPr>
+        <w:t>L-</w:t>
+      </w:r>
+      <w:r>
+        <w:rPr>
+          <w:b/>
+          <w:bCs/>
+          <w:sz w:val="28"/>
+          <w:szCs w:val="28"/>
+          <w:u w:val="single"/>
+          <w:lang w:val="en-US"/>
+        </w:rPr>
+        <w:t>20 Parameters</w:t>
+      </w:r>
+      <w:r>
+        <w:rPr>
+          <w:b/>
+          <w:bCs/>
+          <w:sz w:val="28"/>
+          <w:szCs w:val="28"/>
+          <w:u w:val="single"/>
+          <w:lang w:val="en-US"/>
+        </w:rPr>
+        <w:t>:</w:t>
+      </w:r>
+    </w:p>
+    <w:p>
+      <w:pPr>
+        <w:pStyle w:val="ListParagraph"/>
+        <w:numPr>
+          <w:ilvl w:val="0"/>
+          <w:numId w:val="22"/>
+        </w:numPr>
+        <w:tabs>
+          <w:tab w:val="left" w:pos="3156"/>
+        </w:tabs>
+        <w:rPr>
+          <w:lang w:val="en-US"/>
+        </w:rPr>
+      </w:pPr>
+      <w:r>
+        <w:rPr>
+          <w:lang w:val="en-US"/>
+        </w:rPr>
+        <w:t xml:space="preserve">It is located beside the RLS Modelling Manage Roles </w:t>
+      </w:r>
+      <w:r>
+        <w:rPr>
+          <w:lang w:val="en-US"/>
+        </w:rPr>
+        <w:sym w:font="Wingdings" w:char="F0E0"/>
+      </w:r>
+      <w:r>
+        <w:rPr>
+          <w:lang w:val="en-US"/>
+        </w:rPr>
+        <w:t xml:space="preserve"> Parameters </w:t>
+      </w:r>
+      <w:r>
+        <w:rPr>
+          <w:lang w:val="en-US"/>
+        </w:rPr>
+        <w:sym w:font="Wingdings" w:char="F0E0"/>
+      </w:r>
+      <w:r>
+        <w:rPr>
+          <w:lang w:val="en-US"/>
+        </w:rPr>
+        <w:t xml:space="preserve"> </w:t>
+      </w:r>
+    </w:p>
+    <w:p>
+      <w:pPr>
+        <w:pStyle w:val="ListParagraph"/>
+        <w:numPr>
+          <w:ilvl w:val="0"/>
+          <w:numId w:val="22"/>
+        </w:numPr>
+        <w:tabs>
+          <w:tab w:val="left" w:pos="3156"/>
+        </w:tabs>
+        <w:rPr>
+          <w:lang w:val="en-US"/>
+        </w:rPr>
+      </w:pPr>
+      <w:r>
+        <w:rPr>
+          <w:lang w:val="en-US"/>
+        </w:rPr>
+        <w:t>1</w:t>
+      </w:r>
+      <w:r>
+        <w:rPr>
+          <w:vertAlign w:val="superscript"/>
+          <w:lang w:val="en-US"/>
+        </w:rPr>
+        <w:t>st</w:t>
+      </w:r>
+      <w:r>
+        <w:rPr>
+          <w:lang w:val="en-US"/>
+        </w:rPr>
+        <w:t xml:space="preserve"> we make Parameters by Numeric ranges </w:t>
+      </w:r>
+      <w:r>
+        <w:rPr>
+          <w:lang w:val="en-US"/>
+        </w:rPr>
+        <w:sym w:font="Wingdings" w:char="F0E0"/>
+      </w:r>
+      <w:r>
+        <w:rPr>
+          <w:lang w:val="en-US"/>
+        </w:rPr>
+        <w:t xml:space="preserve"> by percentages </w:t>
+      </w:r>
+      <w:r>
+        <w:rPr>
+          <w:lang w:val="en-US"/>
+        </w:rPr>
+        <w:sym w:font="Wingdings" w:char="F0E0"/>
+      </w:r>
+      <w:r>
+        <w:rPr>
+          <w:lang w:val="en-US"/>
+        </w:rPr>
+        <w:t xml:space="preserve"> </w:t>
+      </w:r>
+    </w:p>
+    <w:p>
+      <w:pPr>
+        <w:pStyle w:val="ListParagraph"/>
+        <w:numPr>
+          <w:ilvl w:val="0"/>
+          <w:numId w:val="22"/>
+        </w:numPr>
+        <w:tabs>
+          <w:tab w:val="left" w:pos="3156"/>
+        </w:tabs>
+        <w:rPr>
+          <w:lang w:val="en-US"/>
+        </w:rPr>
+      </w:pPr>
+      <w:r>
+        <w:rPr>
+          <w:lang w:val="en-US"/>
+        </w:rPr>
+        <w:t xml:space="preserve">Select Numeric Range </w:t>
+      </w:r>
+      <w:r>
+        <w:rPr>
+          <w:lang w:val="en-US"/>
+        </w:rPr>
+        <w:sym w:font="Wingdings" w:char="F0E0"/>
+      </w:r>
+      <w:r>
+        <w:rPr>
+          <w:lang w:val="en-US"/>
+        </w:rPr>
+        <w:t xml:space="preserve"> Give name as %Increase </w:t>
+      </w:r>
+      <w:r>
+        <w:rPr>
+          <w:lang w:val="en-US"/>
+        </w:rPr>
+        <w:sym w:font="Wingdings" w:char="F0E0"/>
+      </w:r>
+      <w:r>
+        <w:rPr>
+          <w:lang w:val="en-US"/>
+        </w:rPr>
+        <w:t xml:space="preserve"> Data Type as Whole Number </w:t>
+      </w:r>
+      <w:r>
+        <w:rPr>
+          <w:lang w:val="en-US"/>
+        </w:rPr>
+        <w:sym w:font="Wingdings" w:char="F0E0"/>
+      </w:r>
+      <w:r>
+        <w:rPr>
+          <w:lang w:val="en-US"/>
+        </w:rPr>
+        <w:t xml:space="preserve"> Minimum = 0 </w:t>
+      </w:r>
+      <w:r>
+        <w:rPr>
+          <w:lang w:val="en-US"/>
+        </w:rPr>
+        <w:sym w:font="Wingdings" w:char="F0E0"/>
+      </w:r>
+      <w:r>
+        <w:rPr>
+          <w:lang w:val="en-US"/>
+        </w:rPr>
+        <w:t xml:space="preserve"> Maximum = 50 </w:t>
+      </w:r>
+      <w:r>
+        <w:rPr>
+          <w:lang w:val="en-US"/>
+        </w:rPr>
+        <w:sym w:font="Wingdings" w:char="F0E0"/>
+      </w:r>
+      <w:r>
+        <w:rPr>
+          <w:lang w:val="en-US"/>
+        </w:rPr>
+        <w:t xml:space="preserve"> Increment = 10 </w:t>
+      </w:r>
+      <w:r>
+        <w:rPr>
+          <w:lang w:val="en-US"/>
+        </w:rPr>
+        <w:sym w:font="Wingdings" w:char="F0E0"/>
+      </w:r>
+      <w:r>
+        <w:rPr>
+          <w:lang w:val="en-US"/>
+        </w:rPr>
+        <w:t xml:space="preserve"> Default = 0</w:t>
+      </w:r>
+    </w:p>
+    <w:p>
+      <w:pPr>
+        <w:pStyle w:val="ListParagraph"/>
+        <w:numPr>
+          <w:ilvl w:val="0"/>
+          <w:numId w:val="22"/>
+        </w:numPr>
+        <w:tabs>
+          <w:tab w:val="left" w:pos="3156"/>
+        </w:tabs>
+        <w:rPr>
+          <w:lang w:val="en-US"/>
+        </w:rPr>
+      </w:pPr>
+      <w:r>
+        <w:rPr>
+          <w:lang w:val="en-US"/>
+        </w:rPr>
+        <w:t xml:space="preserve">Enable Add slicer to page </w:t>
+      </w:r>
+      <w:r>
+        <w:rPr>
+          <w:lang w:val="en-US"/>
+        </w:rPr>
+        <w:t xml:space="preserve"> </w:t>
+      </w:r>
+      <w:r>
+        <w:rPr>
+          <w:lang w:val="en-US"/>
+        </w:rPr>
+        <w:sym w:font="Wingdings" w:char="F0E0"/>
+      </w:r>
+      <w:r>
+        <w:rPr>
+          <w:lang w:val="en-US"/>
+        </w:rPr>
+        <w:t xml:space="preserve"> then we need to create 2 measures</w:t>
+      </w:r>
+    </w:p>
+    <w:p>
+      <w:pPr>
+        <w:pStyle w:val="ListParagraph"/>
+        <w:numPr>
+          <w:ilvl w:val="0"/>
+          <w:numId w:val="22"/>
+        </w:numPr>
+        <w:shd w:val="clear" w:color="auto" w:fill="292929"/>
+        <w:spacing w:after="0" w:line="270" w:lineRule="atLeast"/>
+        <w:rPr>
+          <w:rFonts w:ascii="Consolas" w:eastAsia="Times New Roman" w:hAnsi="Consolas" w:cs="Times New Roman"/>
+          <w:color w:val="D4D4D4"/>
+          <w:kern w:val="0"/>
+          <w:sz w:val="18"/>
+          <w:szCs w:val="18"/>
+          <w:lang w:eastAsia="en-IN"/>
+          <w14:ligatures w14:val="none"/>
+        </w:rPr>
+      </w:pPr>
+      <w:r>
+        <w:rPr>
+          <w:rFonts w:ascii="Consolas" w:eastAsia="Times New Roman" w:hAnsi="Consolas" w:cs="Times New Roman"/>
+          <w:color w:val="FFFFFF"/>
+          <w:kern w:val="0"/>
+          <w:sz w:val="18"/>
+          <w:szCs w:val="18"/>
+          <w:lang w:eastAsia="en-IN"/>
+          <w14:ligatures w14:val="none"/>
+        </w:rPr>
+        <w:t>Base_Revenue =</w:t>
+      </w:r>
+      <w:r>
+        <w:rPr>
+          <w:rFonts w:ascii="Consolas" w:eastAsia="Times New Roman" w:hAnsi="Consolas" w:cs="Times New Roman"/>
+          <w:color w:val="D4D4D4"/>
+          <w:kern w:val="0"/>
+          <w:sz w:val="18"/>
+          <w:szCs w:val="18"/>
+          <w:lang w:eastAsia="en-IN"/>
+          <w14:ligatures w14:val="none"/>
+        </w:rPr>
+        <w:t xml:space="preserve"> </w:t>
+      </w:r>
+      <w:proofErr w:type="gramStart"/>
+      <w:r>
+        <w:rPr>
+          <w:rFonts w:ascii="Consolas" w:eastAsia="Times New Roman" w:hAnsi="Consolas" w:cs="Times New Roman"/>
+          <w:color w:val="569CD6"/>
+          <w:kern w:val="0"/>
+          <w:sz w:val="18"/>
+          <w:szCs w:val="18"/>
+          <w:lang w:eastAsia="en-IN"/>
+          <w14:ligatures w14:val="none"/>
+        </w:rPr>
+        <w:t>SUMX</w:t>
+      </w:r>
+      <w:r>
+        <w:rPr>
+          <w:rFonts w:ascii="Consolas" w:eastAsia="Times New Roman" w:hAnsi="Consolas" w:cs="Times New Roman"/>
+          <w:color w:val="D4D4D4"/>
+          <w:kern w:val="0"/>
+          <w:sz w:val="18"/>
+          <w:szCs w:val="18"/>
+          <w:lang w:eastAsia="en-IN"/>
+          <w14:ligatures w14:val="none"/>
+        </w:rPr>
+        <w:t>(</w:t>
+      </w:r>
+      <w:proofErr w:type="gramEnd"/>
+      <w:r>
+        <w:rPr>
+          <w:rFonts w:ascii="Consolas" w:eastAsia="Times New Roman" w:hAnsi="Consolas" w:cs="Times New Roman"/>
+          <w:color w:val="9CDCFE"/>
+          <w:kern w:val="0"/>
+          <w:sz w:val="18"/>
+          <w:szCs w:val="18"/>
+          <w:lang w:eastAsia="en-IN"/>
+          <w14:ligatures w14:val="none"/>
+        </w:rPr>
+        <w:t>'Forecast'</w:t>
+      </w:r>
+      <w:r>
+        <w:rPr>
+          <w:rFonts w:ascii="Consolas" w:eastAsia="Times New Roman" w:hAnsi="Consolas" w:cs="Times New Roman"/>
+          <w:color w:val="D4D4D4"/>
+          <w:kern w:val="0"/>
+          <w:sz w:val="18"/>
+          <w:szCs w:val="18"/>
+          <w:lang w:eastAsia="en-IN"/>
+          <w14:ligatures w14:val="none"/>
+        </w:rPr>
+        <w:t>,</w:t>
+      </w:r>
+    </w:p>
+    <w:p>
+      <w:pPr>
+        <w:pStyle w:val="ListParagraph"/>
+        <w:numPr>
+          <w:ilvl w:val="0"/>
+          <w:numId w:val="22"/>
+        </w:numPr>
+        <w:shd w:val="clear" w:color="auto" w:fill="292929"/>
+        <w:spacing w:after="0" w:line="270" w:lineRule="atLeast"/>
+        <w:rPr>
+          <w:rFonts w:ascii="Consolas" w:eastAsia="Times New Roman" w:hAnsi="Consolas" w:cs="Times New Roman"/>
+          <w:color w:val="D4D4D4"/>
+          <w:kern w:val="0"/>
+          <w:sz w:val="18"/>
+          <w:szCs w:val="18"/>
+          <w:lang w:eastAsia="en-IN"/>
+          <w14:ligatures w14:val="none"/>
+        </w:rPr>
+      </w:pPr>
+      <w:r>
+        <w:rPr>
+          <w:rFonts w:ascii="Consolas" w:eastAsia="Times New Roman" w:hAnsi="Consolas" w:cs="Times New Roman"/>
+          <w:color w:val="D4D4D4"/>
+          <w:kern w:val="0"/>
+          <w:sz w:val="18"/>
+          <w:szCs w:val="18"/>
+          <w:lang w:eastAsia="en-IN"/>
+          <w14:ligatures w14:val="none"/>
+        </w:rPr>
+        <w:t xml:space="preserve">                    </w:t>
+      </w:r>
+      <w:r>
+        <w:rPr>
+          <w:rFonts w:ascii="Consolas" w:eastAsia="Times New Roman" w:hAnsi="Consolas" w:cs="Times New Roman"/>
+          <w:color w:val="9CDCFE"/>
+          <w:kern w:val="0"/>
+          <w:sz w:val="18"/>
+          <w:szCs w:val="18"/>
+          <w:lang w:eastAsia="en-IN"/>
+          <w14:ligatures w14:val="none"/>
+        </w:rPr>
+        <w:t xml:space="preserve">'Forecast'[Unit </w:t>
+      </w:r>
+      <w:proofErr w:type="gramStart"/>
+      <w:r>
+        <w:rPr>
+          <w:rFonts w:ascii="Consolas" w:eastAsia="Times New Roman" w:hAnsi="Consolas" w:cs="Times New Roman"/>
+          <w:color w:val="9CDCFE"/>
+          <w:kern w:val="0"/>
+          <w:sz w:val="18"/>
+          <w:szCs w:val="18"/>
+          <w:lang w:eastAsia="en-IN"/>
+          <w14:ligatures w14:val="none"/>
+        </w:rPr>
+        <w:t>Price]</w:t>
+      </w:r>
+      <w:r>
+        <w:rPr>
+          <w:rFonts w:ascii="Consolas" w:eastAsia="Times New Roman" w:hAnsi="Consolas" w:cs="Times New Roman"/>
+          <w:color w:val="D4D4D4"/>
+          <w:kern w:val="0"/>
+          <w:sz w:val="18"/>
+          <w:szCs w:val="18"/>
+          <w:lang w:eastAsia="en-IN"/>
+          <w14:ligatures w14:val="none"/>
+        </w:rPr>
+        <w:t>*</w:t>
+      </w:r>
+      <w:proofErr w:type="gramEnd"/>
+      <w:r>
+        <w:rPr>
+          <w:rFonts w:ascii="Consolas" w:eastAsia="Times New Roman" w:hAnsi="Consolas" w:cs="Times New Roman"/>
+          <w:color w:val="9CDCFE"/>
+          <w:kern w:val="0"/>
+          <w:sz w:val="18"/>
+          <w:szCs w:val="18"/>
+          <w:lang w:eastAsia="en-IN"/>
+          <w14:ligatures w14:val="none"/>
+        </w:rPr>
+        <w:t>'Forecast'[Forecast Qty]</w:t>
+      </w:r>
+      <w:r>
+        <w:rPr>
+          <w:rFonts w:ascii="Consolas" w:eastAsia="Times New Roman" w:hAnsi="Consolas" w:cs="Times New Roman"/>
+          <w:color w:val="D4D4D4"/>
+          <w:kern w:val="0"/>
+          <w:sz w:val="18"/>
+          <w:szCs w:val="18"/>
+          <w:lang w:eastAsia="en-IN"/>
+          <w14:ligatures w14:val="none"/>
+        </w:rPr>
+        <w:t>)</w:t>
+      </w:r>
+    </w:p>
+    <w:p>
+      <w:pPr>
+        <w:pStyle w:val="ListParagraph"/>
+        <w:tabs>
+          <w:tab w:val="left" w:pos="3156"/>
+        </w:tabs>
+        <w:rPr>
+          <w:lang w:val="en-US"/>
+        </w:rPr>
+      </w:pPr>
+    </w:p>
+    <w:p>
+      <w:pPr>
+        <w:pStyle w:val="ListParagraph"/>
+        <w:numPr>
+          <w:ilvl w:val="0"/>
+          <w:numId w:val="22"/>
+        </w:numPr>
+        <w:shd w:val="clear" w:color="auto" w:fill="292929"/>
+        <w:spacing w:after="0" w:line="270" w:lineRule="atLeast"/>
+        <w:rPr>
+          <w:rFonts w:ascii="Consolas" w:eastAsia="Times New Roman" w:hAnsi="Consolas" w:cs="Times New Roman"/>
+          <w:color w:val="D4D4D4"/>
+          <w:kern w:val="0"/>
+          <w:sz w:val="18"/>
+          <w:szCs w:val="18"/>
+          <w:lang w:eastAsia="en-IN"/>
+          <w14:ligatures w14:val="none"/>
+        </w:rPr>
+      </w:pPr>
+      <w:r>
+        <w:rPr>
+          <w:rFonts w:ascii="Consolas" w:eastAsia="Times New Roman" w:hAnsi="Consolas" w:cs="Times New Roman"/>
+          <w:color w:val="FFFFFF"/>
+          <w:kern w:val="0"/>
+          <w:sz w:val="18"/>
+          <w:szCs w:val="18"/>
+          <w:lang w:eastAsia="en-IN"/>
+          <w14:ligatures w14:val="none"/>
+        </w:rPr>
+        <w:t>% Increase_Measure =</w:t>
+      </w:r>
+      <w:r>
+        <w:rPr>
+          <w:rFonts w:ascii="Consolas" w:eastAsia="Times New Roman" w:hAnsi="Consolas" w:cs="Times New Roman"/>
+          <w:color w:val="D4D4D4"/>
+          <w:kern w:val="0"/>
+          <w:sz w:val="18"/>
+          <w:szCs w:val="18"/>
+          <w:lang w:eastAsia="en-IN"/>
+          <w14:ligatures w14:val="none"/>
+        </w:rPr>
+        <w:t xml:space="preserve"> </w:t>
+      </w:r>
+    </w:p>
+    <w:p>
+      <w:pPr>
+        <w:pStyle w:val="ListParagraph"/>
+        <w:numPr>
+          <w:ilvl w:val="0"/>
+          <w:numId w:val="22"/>
+        </w:numPr>
+        <w:shd w:val="clear" w:color="auto" w:fill="292929"/>
+        <w:spacing w:after="0" w:line="270" w:lineRule="atLeast"/>
+        <w:rPr>
+          <w:rFonts w:ascii="Consolas" w:eastAsia="Times New Roman" w:hAnsi="Consolas" w:cs="Times New Roman"/>
+          <w:color w:val="D4D4D4"/>
+          <w:kern w:val="0"/>
+          <w:sz w:val="18"/>
+          <w:szCs w:val="18"/>
+          <w:lang w:eastAsia="en-IN"/>
+          <w14:ligatures w14:val="none"/>
+        </w:rPr>
+      </w:pPr>
+      <w:r>
+        <w:rPr>
+          <w:rFonts w:ascii="Consolas" w:eastAsia="Times New Roman" w:hAnsi="Consolas" w:cs="Times New Roman"/>
+          <w:color w:val="4FC1FF"/>
+          <w:kern w:val="0"/>
+          <w:sz w:val="18"/>
+          <w:szCs w:val="18"/>
+          <w:lang w:eastAsia="en-IN"/>
+          <w14:ligatures w14:val="none"/>
+        </w:rPr>
+        <w:t>VAR</w:t>
+      </w:r>
+      <w:r>
+        <w:rPr>
+          <w:rFonts w:ascii="Consolas" w:eastAsia="Times New Roman" w:hAnsi="Consolas" w:cs="Times New Roman"/>
+          <w:color w:val="D4D4D4"/>
+          <w:kern w:val="0"/>
+          <w:sz w:val="18"/>
+          <w:szCs w:val="18"/>
+          <w:lang w:eastAsia="en-IN"/>
+          <w14:ligatures w14:val="none"/>
+        </w:rPr>
+        <w:t xml:space="preserve"> </w:t>
+      </w:r>
+      <w:r>
+        <w:rPr>
+          <w:rFonts w:ascii="Consolas" w:eastAsia="Times New Roman" w:hAnsi="Consolas" w:cs="Times New Roman"/>
+          <w:color w:val="4EC9B0"/>
+          <w:kern w:val="0"/>
+          <w:sz w:val="18"/>
+          <w:szCs w:val="18"/>
+          <w:lang w:eastAsia="en-IN"/>
+          <w14:ligatures w14:val="none"/>
+        </w:rPr>
+        <w:t>_AdjustedValue</w:t>
+      </w:r>
+      <w:r>
+        <w:rPr>
+          <w:rFonts w:ascii="Consolas" w:eastAsia="Times New Roman" w:hAnsi="Consolas" w:cs="Times New Roman"/>
+          <w:color w:val="D4D4D4"/>
+          <w:kern w:val="0"/>
+          <w:sz w:val="18"/>
+          <w:szCs w:val="18"/>
+          <w:lang w:eastAsia="en-IN"/>
+          <w14:ligatures w14:val="none"/>
+        </w:rPr>
+        <w:t xml:space="preserve"> = </w:t>
+      </w:r>
+      <w:proofErr w:type="gramStart"/>
+      <w:r>
+        <w:rPr>
+          <w:rFonts w:ascii="Consolas" w:eastAsia="Times New Roman" w:hAnsi="Consolas" w:cs="Times New Roman"/>
+          <w:color w:val="569CD6"/>
+          <w:kern w:val="0"/>
+          <w:sz w:val="18"/>
+          <w:szCs w:val="18"/>
+          <w:lang w:eastAsia="en-IN"/>
+          <w14:ligatures w14:val="none"/>
+        </w:rPr>
+        <w:t>SUM</w:t>
+      </w:r>
+      <w:r>
+        <w:rPr>
+          <w:rFonts w:ascii="Consolas" w:eastAsia="Times New Roman" w:hAnsi="Consolas" w:cs="Times New Roman"/>
+          <w:color w:val="D4D4D4"/>
+          <w:kern w:val="0"/>
+          <w:sz w:val="18"/>
+          <w:szCs w:val="18"/>
+          <w:lang w:eastAsia="en-IN"/>
+          <w14:ligatures w14:val="none"/>
+        </w:rPr>
+        <w:t>(</w:t>
+      </w:r>
+      <w:r>
+        <w:rPr>
+          <w:rFonts w:ascii="Consolas" w:eastAsia="Times New Roman" w:hAnsi="Consolas" w:cs="Times New Roman"/>
+          <w:color w:val="9CDCFE"/>
+          <w:kern w:val="0"/>
+          <w:sz w:val="18"/>
+          <w:szCs w:val="18"/>
+          <w:lang w:eastAsia="en-IN"/>
+          <w14:ligatures w14:val="none"/>
+        </w:rPr>
+        <w:t>Forecast[</w:t>
+      </w:r>
+      <w:proofErr w:type="gramEnd"/>
+      <w:r>
+        <w:rPr>
+          <w:rFonts w:ascii="Consolas" w:eastAsia="Times New Roman" w:hAnsi="Consolas" w:cs="Times New Roman"/>
+          <w:color w:val="9CDCFE"/>
+          <w:kern w:val="0"/>
+          <w:sz w:val="18"/>
+          <w:szCs w:val="18"/>
+          <w:lang w:eastAsia="en-IN"/>
+          <w14:ligatures w14:val="none"/>
+        </w:rPr>
+        <w:t>Forecast Qty</w:t>
+      </w:r>
+      <w:proofErr w:type="gramStart"/>
+      <w:r>
+        <w:rPr>
+          <w:rFonts w:ascii="Consolas" w:eastAsia="Times New Roman" w:hAnsi="Consolas" w:cs="Times New Roman"/>
+          <w:color w:val="9CDCFE"/>
+          <w:kern w:val="0"/>
+          <w:sz w:val="18"/>
+          <w:szCs w:val="18"/>
+          <w:lang w:eastAsia="en-IN"/>
+          <w14:ligatures w14:val="none"/>
+        </w:rPr>
+        <w:t>]</w:t>
+      </w:r>
+      <w:r>
+        <w:rPr>
+          <w:rFonts w:ascii="Consolas" w:eastAsia="Times New Roman" w:hAnsi="Consolas" w:cs="Times New Roman"/>
+          <w:color w:val="D4D4D4"/>
+          <w:kern w:val="0"/>
+          <w:sz w:val="18"/>
+          <w:szCs w:val="18"/>
+          <w:lang w:eastAsia="en-IN"/>
+          <w14:ligatures w14:val="none"/>
+        </w:rPr>
+        <w:t>)*</w:t>
+      </w:r>
+      <w:proofErr w:type="gramEnd"/>
+      <w:r>
+        <w:rPr>
+          <w:rFonts w:ascii="Consolas" w:eastAsia="Times New Roman" w:hAnsi="Consolas" w:cs="Times New Roman"/>
+          <w:color w:val="D4D4D4"/>
+          <w:kern w:val="0"/>
+          <w:sz w:val="18"/>
+          <w:szCs w:val="18"/>
+          <w:lang w:eastAsia="en-IN"/>
+          <w14:ligatures w14:val="none"/>
+        </w:rPr>
+        <w:t>(</w:t>
+      </w:r>
+      <w:r>
+        <w:rPr>
+          <w:rFonts w:ascii="Consolas" w:eastAsia="Times New Roman" w:hAnsi="Consolas" w:cs="Times New Roman"/>
+          <w:color w:val="B5CEA8"/>
+          <w:kern w:val="0"/>
+          <w:sz w:val="18"/>
+          <w:szCs w:val="18"/>
+          <w:lang w:eastAsia="en-IN"/>
+          <w14:ligatures w14:val="none"/>
+        </w:rPr>
+        <w:t>1</w:t>
+      </w:r>
+      <w:r>
+        <w:rPr>
+          <w:rFonts w:ascii="Consolas" w:eastAsia="Times New Roman" w:hAnsi="Consolas" w:cs="Times New Roman"/>
+          <w:color w:val="D4D4D4"/>
+          <w:kern w:val="0"/>
+          <w:sz w:val="18"/>
+          <w:szCs w:val="18"/>
+          <w:lang w:eastAsia="en-IN"/>
+          <w14:ligatures w14:val="none"/>
+        </w:rPr>
+        <w:t xml:space="preserve">+ </w:t>
+      </w:r>
+      <w:r>
+        <w:rPr>
+          <w:rFonts w:ascii="Consolas" w:eastAsia="Times New Roman" w:hAnsi="Consolas" w:cs="Times New Roman"/>
+          <w:color w:val="9CDCFE"/>
+          <w:kern w:val="0"/>
+          <w:sz w:val="18"/>
+          <w:szCs w:val="18"/>
+          <w:lang w:eastAsia="en-IN"/>
+          <w14:ligatures w14:val="none"/>
+        </w:rPr>
+        <w:t>'%Increase'</w:t>
+      </w:r>
+      <w:r>
+        <w:rPr>
+          <w:rFonts w:ascii="Consolas" w:eastAsia="Times New Roman" w:hAnsi="Consolas" w:cs="Times New Roman"/>
+          <w:color w:val="C586C0"/>
+          <w:kern w:val="0"/>
+          <w:sz w:val="18"/>
+          <w:szCs w:val="18"/>
+          <w:lang w:eastAsia="en-IN"/>
+          <w14:ligatures w14:val="none"/>
+        </w:rPr>
+        <w:t>[%Increase Value]</w:t>
+      </w:r>
+      <w:r>
+        <w:rPr>
+          <w:rFonts w:ascii="Consolas" w:eastAsia="Times New Roman" w:hAnsi="Consolas" w:cs="Times New Roman"/>
+          <w:color w:val="D4D4D4"/>
+          <w:kern w:val="0"/>
+          <w:sz w:val="18"/>
+          <w:szCs w:val="18"/>
+          <w:lang w:eastAsia="en-IN"/>
+          <w14:ligatures w14:val="none"/>
+        </w:rPr>
+        <w:t>/</w:t>
+      </w:r>
+      <w:r>
+        <w:rPr>
+          <w:rFonts w:ascii="Consolas" w:eastAsia="Times New Roman" w:hAnsi="Consolas" w:cs="Times New Roman"/>
+          <w:color w:val="B5CEA8"/>
+          <w:kern w:val="0"/>
+          <w:sz w:val="18"/>
+          <w:szCs w:val="18"/>
+          <w:lang w:eastAsia="en-IN"/>
+          <w14:ligatures w14:val="none"/>
+        </w:rPr>
+        <w:t>100</w:t>
+      </w:r>
+      <w:r>
+        <w:rPr>
+          <w:rFonts w:ascii="Consolas" w:eastAsia="Times New Roman" w:hAnsi="Consolas" w:cs="Times New Roman"/>
+          <w:color w:val="D4D4D4"/>
+          <w:kern w:val="0"/>
+          <w:sz w:val="18"/>
+          <w:szCs w:val="18"/>
+          <w:lang w:eastAsia="en-IN"/>
+          <w14:ligatures w14:val="none"/>
+        </w:rPr>
+        <w:t>)</w:t>
+      </w:r>
+    </w:p>
+    <w:p>
+      <w:pPr>
+        <w:pStyle w:val="ListParagraph"/>
+        <w:numPr>
+          <w:ilvl w:val="0"/>
+          <w:numId w:val="22"/>
+        </w:numPr>
+        <w:shd w:val="clear" w:color="auto" w:fill="292929"/>
+        <w:spacing w:after="0" w:line="270" w:lineRule="atLeast"/>
+        <w:rPr>
+          <w:rFonts w:ascii="Consolas" w:eastAsia="Times New Roman" w:hAnsi="Consolas" w:cs="Times New Roman"/>
+          <w:color w:val="D4D4D4"/>
+          <w:kern w:val="0"/>
+          <w:sz w:val="18"/>
+          <w:szCs w:val="18"/>
+          <w:lang w:eastAsia="en-IN"/>
+          <w14:ligatures w14:val="none"/>
+        </w:rPr>
+      </w:pPr>
+    </w:p>
+    <w:p>
+      <w:pPr>
+        <w:pStyle w:val="ListParagraph"/>
+        <w:numPr>
+          <w:ilvl w:val="0"/>
+          <w:numId w:val="22"/>
+        </w:numPr>
+        <w:shd w:val="clear" w:color="auto" w:fill="292929"/>
+        <w:spacing w:after="0" w:line="270" w:lineRule="atLeast"/>
+        <w:rPr>
+          <w:rFonts w:ascii="Consolas" w:eastAsia="Times New Roman" w:hAnsi="Consolas" w:cs="Times New Roman"/>
+          <w:color w:val="D4D4D4"/>
+          <w:kern w:val="0"/>
+          <w:sz w:val="18"/>
+          <w:szCs w:val="18"/>
+          <w:lang w:eastAsia="en-IN"/>
+          <w14:ligatures w14:val="none"/>
+        </w:rPr>
+      </w:pPr>
+      <w:r>
+        <w:rPr>
+          <w:rFonts w:ascii="Consolas" w:eastAsia="Times New Roman" w:hAnsi="Consolas" w:cs="Times New Roman"/>
+          <w:color w:val="4FC1FF"/>
+          <w:kern w:val="0"/>
+          <w:sz w:val="18"/>
+          <w:szCs w:val="18"/>
+          <w:lang w:eastAsia="en-IN"/>
+          <w14:ligatures w14:val="none"/>
+        </w:rPr>
+        <w:t>RETURN</w:t>
+      </w:r>
+    </w:p>
+    <w:p>
+      <w:pPr>
+        <w:pStyle w:val="ListParagraph"/>
+        <w:numPr>
+          <w:ilvl w:val="0"/>
+          <w:numId w:val="22"/>
+        </w:numPr>
+        <w:shd w:val="clear" w:color="auto" w:fill="292929"/>
+        <w:spacing w:after="0" w:line="270" w:lineRule="atLeast"/>
+        <w:rPr>
+          <w:rFonts w:ascii="Consolas" w:eastAsia="Times New Roman" w:hAnsi="Consolas" w:cs="Times New Roman"/>
+          <w:color w:val="D4D4D4"/>
+          <w:kern w:val="0"/>
+          <w:sz w:val="18"/>
+          <w:szCs w:val="18"/>
+          <w:lang w:eastAsia="en-IN"/>
+          <w14:ligatures w14:val="none"/>
+        </w:rPr>
+      </w:pPr>
+      <w:proofErr w:type="gramStart"/>
+      <w:r>
+        <w:rPr>
+          <w:rFonts w:ascii="Consolas" w:eastAsia="Times New Roman" w:hAnsi="Consolas" w:cs="Times New Roman"/>
+          <w:color w:val="569CD6"/>
+          <w:kern w:val="0"/>
+          <w:sz w:val="18"/>
+          <w:szCs w:val="18"/>
+          <w:lang w:eastAsia="en-IN"/>
+          <w14:ligatures w14:val="none"/>
+        </w:rPr>
+        <w:t>SUMX</w:t>
+      </w:r>
+      <w:r>
+        <w:rPr>
+          <w:rFonts w:ascii="Consolas" w:eastAsia="Times New Roman" w:hAnsi="Consolas" w:cs="Times New Roman"/>
+          <w:color w:val="D4D4D4"/>
+          <w:kern w:val="0"/>
+          <w:sz w:val="18"/>
+          <w:szCs w:val="18"/>
+          <w:lang w:eastAsia="en-IN"/>
+          <w14:ligatures w14:val="none"/>
+        </w:rPr>
+        <w:t>(</w:t>
+      </w:r>
+      <w:proofErr w:type="gramEnd"/>
+      <w:r>
+        <w:rPr>
+          <w:rFonts w:ascii="Consolas" w:eastAsia="Times New Roman" w:hAnsi="Consolas" w:cs="Times New Roman"/>
+          <w:color w:val="9CDCFE"/>
+          <w:kern w:val="0"/>
+          <w:sz w:val="18"/>
+          <w:szCs w:val="18"/>
+          <w:lang w:eastAsia="en-IN"/>
+          <w14:ligatures w14:val="none"/>
+        </w:rPr>
+        <w:t>Forecast</w:t>
+      </w:r>
+      <w:r>
+        <w:rPr>
+          <w:rFonts w:ascii="Consolas" w:eastAsia="Times New Roman" w:hAnsi="Consolas" w:cs="Times New Roman"/>
+          <w:color w:val="D4D4D4"/>
+          <w:kern w:val="0"/>
+          <w:sz w:val="18"/>
+          <w:szCs w:val="18"/>
+          <w:lang w:eastAsia="en-IN"/>
+          <w14:ligatures w14:val="none"/>
+        </w:rPr>
+        <w:t xml:space="preserve">, </w:t>
+      </w:r>
+      <w:proofErr w:type="gramStart"/>
+      <w:r>
+        <w:rPr>
+          <w:rFonts w:ascii="Consolas" w:eastAsia="Times New Roman" w:hAnsi="Consolas" w:cs="Times New Roman"/>
+          <w:color w:val="9CDCFE"/>
+          <w:kern w:val="0"/>
+          <w:sz w:val="18"/>
+          <w:szCs w:val="18"/>
+          <w:lang w:eastAsia="en-IN"/>
+          <w14:ligatures w14:val="none"/>
+        </w:rPr>
+        <w:t>Forecast[</w:t>
+      </w:r>
+      <w:proofErr w:type="gramEnd"/>
+      <w:r>
+        <w:rPr>
+          <w:rFonts w:ascii="Consolas" w:eastAsia="Times New Roman" w:hAnsi="Consolas" w:cs="Times New Roman"/>
+          <w:color w:val="9CDCFE"/>
+          <w:kern w:val="0"/>
+          <w:sz w:val="18"/>
+          <w:szCs w:val="18"/>
+          <w:lang w:eastAsia="en-IN"/>
+          <w14:ligatures w14:val="none"/>
+        </w:rPr>
+        <w:t xml:space="preserve">Unit </w:t>
+      </w:r>
+      <w:proofErr w:type="gramStart"/>
+      <w:r>
+        <w:rPr>
+          <w:rFonts w:ascii="Consolas" w:eastAsia="Times New Roman" w:hAnsi="Consolas" w:cs="Times New Roman"/>
+          <w:color w:val="9CDCFE"/>
+          <w:kern w:val="0"/>
+          <w:sz w:val="18"/>
+          <w:szCs w:val="18"/>
+          <w:lang w:eastAsia="en-IN"/>
+          <w14:ligatures w14:val="none"/>
+        </w:rPr>
+        <w:t>Price]</w:t>
+      </w:r>
+      <w:r>
+        <w:rPr>
+          <w:rFonts w:ascii="Consolas" w:eastAsia="Times New Roman" w:hAnsi="Consolas" w:cs="Times New Roman"/>
+          <w:color w:val="D4D4D4"/>
+          <w:kern w:val="0"/>
+          <w:sz w:val="18"/>
+          <w:szCs w:val="18"/>
+          <w:lang w:eastAsia="en-IN"/>
+          <w14:ligatures w14:val="none"/>
+        </w:rPr>
+        <w:t>*</w:t>
+      </w:r>
+      <w:proofErr w:type="gramEnd"/>
+      <w:r>
+        <w:rPr>
+          <w:rFonts w:ascii="Consolas" w:eastAsia="Times New Roman" w:hAnsi="Consolas" w:cs="Times New Roman"/>
+          <w:color w:val="D4D4D4"/>
+          <w:kern w:val="0"/>
+          <w:sz w:val="18"/>
+          <w:szCs w:val="18"/>
+          <w:lang w:eastAsia="en-IN"/>
+          <w14:ligatures w14:val="none"/>
+        </w:rPr>
+        <w:t xml:space="preserve"> </w:t>
+      </w:r>
+      <w:r>
+        <w:rPr>
+          <w:rFonts w:ascii="Consolas" w:eastAsia="Times New Roman" w:hAnsi="Consolas" w:cs="Times New Roman"/>
+          <w:color w:val="4EC9B0"/>
+          <w:kern w:val="0"/>
+          <w:sz w:val="18"/>
+          <w:szCs w:val="18"/>
+          <w:lang w:eastAsia="en-IN"/>
+          <w14:ligatures w14:val="none"/>
+        </w:rPr>
+        <w:t>_AdjustedValue</w:t>
+      </w:r>
+      <w:r>
+        <w:rPr>
+          <w:rFonts w:ascii="Consolas" w:eastAsia="Times New Roman" w:hAnsi="Consolas" w:cs="Times New Roman"/>
+          <w:color w:val="D4D4D4"/>
+          <w:kern w:val="0"/>
+          <w:sz w:val="18"/>
+          <w:szCs w:val="18"/>
+          <w:lang w:eastAsia="en-IN"/>
+          <w14:ligatures w14:val="none"/>
+        </w:rPr>
+        <w:t>)</w:t>
+      </w:r>
+    </w:p>
+    <w:p>
+      <w:pPr>
+        <w:tabs>
+          <w:tab w:val="left" w:pos="3156"/>
+        </w:tabs>
+        <w:rPr>
+          <w:lang w:val="en-US"/>
+        </w:rPr>
+      </w:pPr>
+    </w:p>
+    <w:p>
+      <w:pPr>
+        <w:tabs>
+          <w:tab w:val="left" w:pos="3156"/>
+        </w:tabs>
+        <w:rPr>
+          <w:lang w:val="en-US"/>
+        </w:rPr>
+      </w:pPr>
+      <w:r>
+        <w:rPr>
+          <w:lang w:val="en-US"/>
+        </w:rPr>
+        <w:t xml:space="preserve">Now we will </w:t>
+      </w:r>
+      <w:r>
+        <w:rPr>
+          <w:lang w:val="en-US"/>
+        </w:rPr>
+        <w:t xml:space="preserve">see the </w:t>
+      </w:r>
+      <w:r>
+        <w:rPr>
+          <w:highlight w:val="yellow"/>
+          <w:lang w:val="en-US"/>
+        </w:rPr>
+        <w:t>Range</w:t>
+      </w:r>
+      <w:r>
+        <w:rPr>
+          <w:lang w:val="en-US"/>
+        </w:rPr>
+        <w:t xml:space="preserve"> </w:t>
+      </w:r>
+      <w:r>
+        <w:rPr>
+          <w:highlight w:val="yellow"/>
+          <w:lang w:val="en-US"/>
+        </w:rPr>
+        <w:t>parameter</w:t>
+      </w:r>
+    </w:p>
+    <w:p>
+      <w:pPr>
+        <w:pStyle w:val="ListParagraph"/>
+        <w:numPr>
+          <w:ilvl w:val="0"/>
+          <w:numId w:val="23"/>
+        </w:numPr>
+        <w:tabs>
+          <w:tab w:val="left" w:pos="3156"/>
+        </w:tabs>
+        <w:rPr>
+          <w:lang w:val="en-US"/>
+        </w:rPr>
+      </w:pPr>
+      <w:r>
+        <w:rPr>
+          <w:lang w:val="en-US"/>
+        </w:rPr>
+        <w:t xml:space="preserve">We go to Modelling </w:t>
+      </w:r>
+      <w:r>
+        <w:rPr>
+          <w:lang w:val="en-US"/>
+        </w:rPr>
+        <w:sym w:font="Wingdings" w:char="F0E0"/>
+      </w:r>
+      <w:r>
+        <w:rPr>
+          <w:lang w:val="en-US"/>
+        </w:rPr>
+        <w:t xml:space="preserve"> New parameter </w:t>
+      </w:r>
+      <w:r>
+        <w:rPr>
+          <w:lang w:val="en-US"/>
+        </w:rPr>
+        <w:sym w:font="Wingdings" w:char="F0E0"/>
+      </w:r>
+      <w:r>
+        <w:rPr>
+          <w:lang w:val="en-US"/>
+        </w:rPr>
+        <w:t xml:space="preserve"> Range </w:t>
+      </w:r>
+      <w:r>
+        <w:rPr>
+          <w:lang w:val="en-US"/>
+        </w:rPr>
+        <w:sym w:font="Wingdings" w:char="F0E0"/>
+      </w:r>
+      <w:r>
+        <w:rPr>
+          <w:lang w:val="en-US"/>
+        </w:rPr>
+        <w:t xml:space="preserve"> Name of parameter </w:t>
+      </w:r>
+      <w:r>
+        <w:rPr>
+          <w:lang w:val="en-US"/>
+        </w:rPr>
+        <w:sym w:font="Wingdings" w:char="F0E0"/>
+      </w:r>
+      <w:r>
+        <w:rPr>
+          <w:lang w:val="en-US"/>
+        </w:rPr>
+        <w:t xml:space="preserve"> Select Field from the Table </w:t>
+      </w:r>
+      <w:r>
+        <w:rPr>
+          <w:lang w:val="en-US"/>
+        </w:rPr>
+        <w:sym w:font="Wingdings" w:char="F0E0"/>
+      </w:r>
+      <w:r>
+        <w:rPr>
+          <w:lang w:val="en-US"/>
+        </w:rPr>
+        <w:t xml:space="preserve"> </w:t>
+      </w:r>
+      <w:r>
+        <w:rPr>
+          <w:lang w:val="en-US"/>
+        </w:rPr>
+        <w:t xml:space="preserve">We can only select Datatype Text Column and Measures as well </w:t>
+      </w:r>
+    </w:p>
+    <w:p>
+      <w:pPr>
+        <w:pStyle w:val="ListParagraph"/>
+        <w:numPr>
+          <w:ilvl w:val="0"/>
+          <w:numId w:val="23"/>
+        </w:numPr>
+        <w:tabs>
+          <w:tab w:val="left" w:pos="3156"/>
+        </w:tabs>
+        <w:rPr>
+          <w:lang w:val="en-US"/>
+        </w:rPr>
+      </w:pPr>
+      <w:r>
+        <w:rPr>
+          <w:lang w:val="en-US"/>
+        </w:rPr>
         <w:lastRenderedPageBreak/>
-        <w:t xml:space="preserve">mentioned in the Security Tables </w:t>
-      </w:r>
-      <w:r>
+        <w:t xml:space="preserve">After creating the </w:t>
+      </w:r>
+      <w:proofErr w:type="gramStart"/>
+      <w:r>
+        <w:rPr>
+          <w:lang w:val="en-US"/>
+        </w:rPr>
+        <w:t>Parameter</w:t>
+      </w:r>
+      <w:proofErr w:type="gramEnd"/>
+      <w:r>
+        <w:rPr>
+          <w:lang w:val="en-US"/>
+        </w:rPr>
+        <w:t xml:space="preserve"> we need to select that parameter in place of </w:t>
+      </w:r>
+      <w:proofErr w:type="gramStart"/>
+      <w:r>
+        <w:rPr>
+          <w:lang w:val="en-US"/>
+        </w:rPr>
+        <w:t>X-Axis</w:t>
+      </w:r>
+      <w:proofErr w:type="gramEnd"/>
+      <w:r>
+        <w:rPr>
+          <w:lang w:val="en-US"/>
+        </w:rPr>
+        <w:t xml:space="preserve"> so the Range parameter works efficiently</w:t>
+      </w:r>
+    </w:p>
+    <w:p>
+      <w:pPr>
+        <w:pStyle w:val="ListParagraph"/>
+        <w:numPr>
+          <w:ilvl w:val="0"/>
+          <w:numId w:val="23"/>
+        </w:numPr>
+        <w:tabs>
+          <w:tab w:val="left" w:pos="3156"/>
+        </w:tabs>
+        <w:rPr>
+          <w:lang w:val="en-US"/>
+        </w:rPr>
+      </w:pPr>
+      <w:r>
+        <w:rPr>
+          <w:highlight w:val="yellow"/>
+          <w:lang w:val="en-US"/>
+        </w:rPr>
+        <w:t>Question</w:t>
+      </w:r>
+      <w:r>
+        <w:rPr>
+          <w:lang w:val="en-US"/>
+        </w:rPr>
+        <w:t>:</w:t>
+      </w:r>
+      <w:r>
+        <w:rPr>
+          <w:lang w:val="en-US"/>
+        </w:rPr>
+        <w:t xml:space="preserve"> European</w:t>
+      </w:r>
+      <w:r>
+        <w:rPr>
+          <w:lang w:val="en-US"/>
+        </w:rPr>
+        <w:t xml:space="preserve"> </w:t>
+      </w:r>
+      <w:r>
+        <w:rPr>
+          <w:lang w:val="en-US"/>
+        </w:rPr>
+        <w:t>c</w:t>
+      </w:r>
+      <w:r>
+        <w:rPr>
+          <w:lang w:val="en-US"/>
+        </w:rPr>
+        <w:t xml:space="preserve">lient asks </w:t>
+      </w:r>
+      <w:r>
+        <w:rPr>
+          <w:lang w:val="en-US"/>
+        </w:rPr>
+        <w:t>I want to have sales values in GBP &amp; INR based on a single click then which parameter would we use Numeric or Range</w:t>
+      </w:r>
+    </w:p>
+    <w:p>
+      <w:pPr>
+        <w:tabs>
+          <w:tab w:val="left" w:pos="3156"/>
+        </w:tabs>
+        <w:rPr>
+          <w:b/>
+          <w:bCs/>
+          <w:sz w:val="28"/>
+          <w:szCs w:val="28"/>
+          <w:u w:val="single"/>
+          <w:lang w:val="en-US"/>
+        </w:rPr>
+      </w:pPr>
+      <w:r>
+        <w:rPr>
+          <w:b/>
+          <w:bCs/>
+          <w:sz w:val="28"/>
+          <w:szCs w:val="28"/>
+          <w:lang w:val="en-US"/>
+        </w:rPr>
+        <w:t>22</w:t>
+      </w:r>
+      <w:r>
+        <w:rPr>
+          <w:b/>
+          <w:bCs/>
+          <w:sz w:val="28"/>
+          <w:szCs w:val="28"/>
+          <w:lang w:val="en-US"/>
+        </w:rPr>
+        <w:t>.</w:t>
+      </w:r>
+      <w:r>
+        <w:rPr>
+          <w:b/>
+          <w:bCs/>
+          <w:sz w:val="28"/>
+          <w:szCs w:val="28"/>
+          <w:u w:val="single"/>
+          <w:lang w:val="en-US"/>
+        </w:rPr>
+        <w:t>L-</w:t>
+      </w:r>
+      <w:r>
+        <w:rPr>
+          <w:b/>
+          <w:bCs/>
+          <w:sz w:val="28"/>
+          <w:szCs w:val="28"/>
+          <w:u w:val="single"/>
+          <w:lang w:val="en-US"/>
+        </w:rPr>
+        <w:t xml:space="preserve">21 </w:t>
+      </w:r>
+      <w:r>
+        <w:rPr>
+          <w:b/>
+          <w:bCs/>
+          <w:sz w:val="28"/>
+          <w:szCs w:val="28"/>
+          <w:u w:val="single"/>
+          <w:lang w:val="en-US"/>
+        </w:rPr>
+        <w:t>Tooltip &amp; Dynamic Tooltip</w:t>
+      </w:r>
+      <w:r>
+        <w:rPr>
+          <w:b/>
+          <w:bCs/>
+          <w:sz w:val="28"/>
+          <w:szCs w:val="28"/>
+          <w:u w:val="single"/>
+          <w:lang w:val="en-US"/>
+        </w:rPr>
+        <w:t>:</w:t>
+      </w:r>
+    </w:p>
+    <w:p>
+      <w:pPr>
+        <w:pStyle w:val="ListParagraph"/>
+        <w:numPr>
+          <w:ilvl w:val="0"/>
+          <w:numId w:val="24"/>
+        </w:numPr>
+        <w:tabs>
+          <w:tab w:val="left" w:pos="3156"/>
+        </w:tabs>
+        <w:rPr>
+          <w:lang w:val="en-US"/>
+        </w:rPr>
+      </w:pPr>
+      <w:r>
+        <w:rPr>
+          <w:lang w:val="en-US"/>
+        </w:rPr>
+        <w:t xml:space="preserve">For creating Parameter as well as Tooltip we </w:t>
+      </w:r>
+      <w:r>
+        <w:rPr>
+          <w:lang w:val="en-US"/>
+        </w:rPr>
+        <w:t>make a new R</w:t>
+      </w:r>
+      <w:r>
+        <w:rPr>
+          <w:lang w:val="en-US"/>
+        </w:rPr>
+        <w:t xml:space="preserve">ange </w:t>
+      </w:r>
+      <w:r>
+        <w:rPr>
+          <w:lang w:val="en-US"/>
+        </w:rPr>
+        <w:t xml:space="preserve">parameter as </w:t>
+      </w:r>
+    </w:p>
+    <w:p>
+      <w:pPr>
+        <w:pStyle w:val="ListParagraph"/>
+        <w:numPr>
+          <w:ilvl w:val="0"/>
+          <w:numId w:val="24"/>
+        </w:numPr>
+        <w:tabs>
+          <w:tab w:val="left" w:pos="3156"/>
+        </w:tabs>
+        <w:rPr>
+          <w:lang w:val="en-US"/>
+        </w:rPr>
+      </w:pPr>
+      <w:r>
+        <w:rPr>
+          <w:lang w:val="en-US"/>
+        </w:rPr>
+        <w:t>So,</w:t>
+      </w:r>
+      <w:r>
+        <w:rPr>
+          <w:lang w:val="en-US"/>
+        </w:rPr>
+        <w:t xml:space="preserve"> </w:t>
+      </w:r>
+      <w:r>
+        <w:rPr>
+          <w:lang w:val="en-US"/>
+        </w:rPr>
+        <w:t>to have</w:t>
+      </w:r>
+      <w:r>
+        <w:rPr>
+          <w:lang w:val="en-US"/>
+        </w:rPr>
+        <w:t xml:space="preserve"> Range Parameters Enabled in Tooltip </w:t>
+      </w:r>
+      <w:r>
+        <w:rPr>
+          <w:lang w:val="en-US"/>
+        </w:rPr>
+        <w:sym w:font="Wingdings" w:char="F0E0"/>
+      </w:r>
+      <w:r>
+        <w:rPr>
+          <w:lang w:val="en-US"/>
+        </w:rPr>
+        <w:t xml:space="preserve"> We need to Modify our Tooltip page </w:t>
+      </w:r>
+      <w:r>
+        <w:rPr>
+          <w:lang w:val="en-US"/>
+        </w:rPr>
+        <w:t>and, in our tooltip,</w:t>
+      </w:r>
+      <w:r>
+        <w:rPr>
+          <w:lang w:val="en-US"/>
+        </w:rPr>
+        <w:t xml:space="preserve"> visual </w:t>
+      </w:r>
+      <w:r>
+        <w:rPr>
+          <w:lang w:val="en-US"/>
+        </w:rPr>
+        <w:sym w:font="Wingdings" w:char="F0E0"/>
+      </w:r>
+      <w:r>
+        <w:rPr>
+          <w:lang w:val="en-US"/>
+        </w:rPr>
+        <w:t xml:space="preserve"> </w:t>
+      </w:r>
+      <w:r>
+        <w:rPr>
+          <w:lang w:val="en-US"/>
+        </w:rPr>
+        <w:t>W</w:t>
+      </w:r>
+      <w:r>
+        <w:rPr>
+          <w:lang w:val="en-US"/>
+        </w:rPr>
+        <w:t xml:space="preserve">e need to modify it with our Parameter Name </w:t>
+      </w:r>
+      <w:r>
+        <w:rPr>
+          <w:lang w:val="en-US"/>
+        </w:rPr>
+        <w:t>With the existing Column name</w:t>
+      </w:r>
+    </w:p>
+    <w:p>
+      <w:pPr>
+        <w:tabs>
+          <w:tab w:val="left" w:pos="3156"/>
+        </w:tabs>
+        <w:rPr>
+          <w:lang w:val="en-US"/>
+        </w:rPr>
+      </w:pPr>
+    </w:p>
+    <w:p>
+      <w:pPr>
+        <w:tabs>
+          <w:tab w:val="left" w:pos="3156"/>
+        </w:tabs>
+        <w:rPr>
+          <w:b/>
+          <w:bCs/>
+          <w:sz w:val="28"/>
+          <w:szCs w:val="28"/>
+          <w:u w:val="single"/>
+          <w:lang w:val="en-US"/>
+        </w:rPr>
+      </w:pPr>
+      <w:r>
+        <w:rPr>
+          <w:b/>
+          <w:bCs/>
+          <w:sz w:val="28"/>
+          <w:szCs w:val="28"/>
+          <w:lang w:val="en-US"/>
+        </w:rPr>
+        <w:t>23</w:t>
+      </w:r>
+      <w:r>
+        <w:rPr>
+          <w:b/>
+          <w:bCs/>
+          <w:sz w:val="28"/>
+          <w:szCs w:val="28"/>
+          <w:lang w:val="en-US"/>
+        </w:rPr>
+        <w:t>.</w:t>
+      </w:r>
+      <w:r>
+        <w:rPr>
+          <w:b/>
+          <w:bCs/>
+          <w:sz w:val="28"/>
+          <w:szCs w:val="28"/>
+          <w:u w:val="single"/>
+          <w:lang w:val="en-US"/>
+        </w:rPr>
+        <w:t>L-</w:t>
+      </w:r>
+      <w:r>
+        <w:rPr>
+          <w:b/>
+          <w:bCs/>
+          <w:sz w:val="28"/>
+          <w:szCs w:val="28"/>
+          <w:u w:val="single"/>
+          <w:lang w:val="en-US"/>
+        </w:rPr>
+        <w:t xml:space="preserve">22 </w:t>
+      </w:r>
+      <w:r>
+        <w:rPr>
+          <w:b/>
+          <w:bCs/>
+          <w:sz w:val="28"/>
+          <w:szCs w:val="28"/>
+          <w:u w:val="single"/>
+          <w:lang w:val="en-US"/>
+        </w:rPr>
+        <w:t>Ways to publish PBI files</w:t>
+      </w:r>
+      <w:r>
+        <w:rPr>
+          <w:b/>
+          <w:bCs/>
+          <w:sz w:val="28"/>
+          <w:szCs w:val="28"/>
+          <w:u w:val="single"/>
+          <w:lang w:val="en-US"/>
+        </w:rPr>
+        <w:t>:</w:t>
+      </w:r>
+    </w:p>
+    <w:p>
+      <w:pPr>
+        <w:pStyle w:val="ListParagraph"/>
+        <w:numPr>
+          <w:ilvl w:val="0"/>
+          <w:numId w:val="25"/>
+        </w:numPr>
+        <w:tabs>
+          <w:tab w:val="left" w:pos="3156"/>
+        </w:tabs>
+        <w:rPr>
+          <w:lang w:val="en-US"/>
+        </w:rPr>
+      </w:pPr>
+      <w:r>
+        <w:rPr>
+          <w:lang w:val="en-US"/>
+        </w:rPr>
+        <w:t>1</w:t>
+      </w:r>
+      <w:r>
+        <w:rPr>
+          <w:vertAlign w:val="superscript"/>
+          <w:lang w:val="en-US"/>
+        </w:rPr>
+        <w:t>st</w:t>
+      </w:r>
+      <w:r>
+        <w:rPr>
+          <w:lang w:val="en-US"/>
+        </w:rPr>
+        <w:t xml:space="preserve"> we can publish in </w:t>
+      </w:r>
+      <w:r>
+        <w:rPr>
+          <w:lang w:val="en-US"/>
+        </w:rPr>
+        <w:t>My workspace</w:t>
+      </w:r>
+      <w:r>
+        <w:rPr>
+          <w:lang w:val="en-US"/>
+        </w:rPr>
+        <w:t xml:space="preserve"> </w:t>
+      </w:r>
+    </w:p>
+    <w:p>
+      <w:pPr>
+        <w:pStyle w:val="ListParagraph"/>
+        <w:numPr>
+          <w:ilvl w:val="0"/>
+          <w:numId w:val="25"/>
+        </w:numPr>
+        <w:tabs>
+          <w:tab w:val="left" w:pos="3156"/>
+        </w:tabs>
+        <w:rPr>
+          <w:lang w:val="en-US"/>
+        </w:rPr>
+      </w:pPr>
+      <w:r>
+        <w:rPr>
+          <w:lang w:val="en-US"/>
+        </w:rPr>
+        <w:t>2</w:t>
+      </w:r>
+      <w:r>
+        <w:rPr>
+          <w:vertAlign w:val="superscript"/>
+          <w:lang w:val="en-US"/>
+        </w:rPr>
+        <w:t>nd</w:t>
+      </w:r>
+      <w:r>
+        <w:rPr>
+          <w:lang w:val="en-US"/>
+        </w:rPr>
+        <w:t xml:space="preserve"> we can </w:t>
+      </w:r>
+      <w:r>
+        <w:rPr>
+          <w:lang w:val="en-US"/>
+        </w:rPr>
+        <w:t>Share via organizational emails by entering their email-id</w:t>
+      </w:r>
+    </w:p>
+    <w:p>
+      <w:pPr>
+        <w:pStyle w:val="ListParagraph"/>
+        <w:numPr>
+          <w:ilvl w:val="0"/>
+          <w:numId w:val="25"/>
+        </w:numPr>
+        <w:tabs>
+          <w:tab w:val="left" w:pos="3156"/>
+        </w:tabs>
+        <w:rPr>
+          <w:lang w:val="en-US"/>
+        </w:rPr>
+      </w:pPr>
+      <w:r>
+        <w:rPr>
+          <w:lang w:val="en-US"/>
+        </w:rPr>
+        <w:t>3</w:t>
+      </w:r>
+      <w:r>
+        <w:rPr>
+          <w:vertAlign w:val="superscript"/>
+          <w:lang w:val="en-US"/>
+        </w:rPr>
+        <w:t>rd</w:t>
+      </w:r>
+      <w:r>
+        <w:rPr>
+          <w:lang w:val="en-US"/>
+        </w:rPr>
+        <w:t xml:space="preserve"> we can </w:t>
+      </w:r>
+      <w:r>
+        <w:rPr>
+          <w:lang w:val="en-US"/>
+        </w:rPr>
+        <w:t>copy the link of the Dashboard and share with anyone on email, Teams</w:t>
+      </w:r>
+    </w:p>
+    <w:p>
+      <w:pPr>
+        <w:pStyle w:val="ListParagraph"/>
+        <w:numPr>
+          <w:ilvl w:val="0"/>
+          <w:numId w:val="25"/>
+        </w:numPr>
+        <w:tabs>
+          <w:tab w:val="left" w:pos="3156"/>
+        </w:tabs>
+        <w:rPr>
+          <w:lang w:val="en-US"/>
+        </w:rPr>
+      </w:pPr>
+      <w:r>
+        <w:rPr>
+          <w:lang w:val="en-US"/>
+        </w:rPr>
+        <w:t>4</w:t>
+      </w:r>
+      <w:r>
+        <w:rPr>
+          <w:vertAlign w:val="superscript"/>
+          <w:lang w:val="en-US"/>
+        </w:rPr>
+        <w:t>th</w:t>
+      </w:r>
+      <w:r>
+        <w:rPr>
+          <w:lang w:val="en-US"/>
+        </w:rPr>
+        <w:t xml:space="preserve"> we have a File section</w:t>
+      </w:r>
+      <w:r>
+        <w:rPr>
+          <w:lang w:val="en-US"/>
+        </w:rPr>
+        <w:t xml:space="preserve"> </w:t>
+      </w:r>
+      <w:r>
+        <w:rPr>
+          <w:lang w:val="en-US"/>
+        </w:rPr>
+        <w:sym w:font="Wingdings" w:char="F0E0"/>
+      </w:r>
+      <w:r>
+        <w:rPr>
+          <w:lang w:val="en-US"/>
+        </w:rPr>
+        <w:t xml:space="preserve"> in which we </w:t>
+      </w:r>
+      <w:r>
+        <w:rPr>
+          <w:lang w:val="en-US"/>
+        </w:rPr>
+        <w:t xml:space="preserve">have Embed Report </w:t>
+      </w:r>
+      <w:r>
+        <w:rPr>
+          <w:lang w:val="en-US"/>
+        </w:rPr>
+        <w:sym w:font="Wingdings" w:char="F0E0"/>
+      </w:r>
+      <w:r>
+        <w:rPr>
+          <w:lang w:val="en-US"/>
+        </w:rPr>
+        <w:t xml:space="preserve"> </w:t>
+      </w:r>
+      <w:r>
+        <w:rPr>
+          <w:lang w:val="en-US"/>
+        </w:rPr>
+        <w:t xml:space="preserve">we can directly Embed on Sharepoint Online and view there, </w:t>
+      </w:r>
+    </w:p>
+    <w:p>
+      <w:pPr>
+        <w:pStyle w:val="ListParagraph"/>
+        <w:numPr>
+          <w:ilvl w:val="0"/>
+          <w:numId w:val="25"/>
+        </w:numPr>
+        <w:tabs>
+          <w:tab w:val="left" w:pos="3156"/>
+        </w:tabs>
+        <w:rPr>
+          <w:lang w:val="en-US"/>
+        </w:rPr>
+      </w:pPr>
+      <w:r>
+        <w:rPr>
+          <w:lang w:val="en-US"/>
+        </w:rPr>
+        <w:t>5</w:t>
+      </w:r>
+      <w:r>
+        <w:rPr>
+          <w:vertAlign w:val="superscript"/>
+          <w:lang w:val="en-US"/>
+        </w:rPr>
+        <w:t>th</w:t>
+      </w:r>
+      <w:r>
+        <w:rPr>
+          <w:lang w:val="en-US"/>
+        </w:rPr>
+        <w:t xml:space="preserve"> We can also File section </w:t>
+      </w:r>
+      <w:r>
+        <w:rPr>
+          <w:lang w:val="en-US"/>
+        </w:rPr>
+        <w:sym w:font="Wingdings" w:char="F0E0"/>
+      </w:r>
+      <w:r>
+        <w:rPr>
+          <w:lang w:val="en-US"/>
+        </w:rPr>
+        <w:t xml:space="preserve">  Publish on Web</w:t>
+      </w:r>
+    </w:p>
+    <w:p>
+      <w:pPr>
+        <w:pStyle w:val="ListParagraph"/>
+        <w:numPr>
+          <w:ilvl w:val="0"/>
+          <w:numId w:val="25"/>
+        </w:numPr>
+        <w:tabs>
+          <w:tab w:val="left" w:pos="3156"/>
+        </w:tabs>
+        <w:rPr>
+          <w:lang w:val="en-US"/>
+        </w:rPr>
+      </w:pPr>
+      <w:r>
+        <w:rPr>
+          <w:lang w:val="en-US"/>
+        </w:rPr>
+        <w:t>6</w:t>
+      </w:r>
+      <w:r>
+        <w:rPr>
+          <w:vertAlign w:val="superscript"/>
+          <w:lang w:val="en-US"/>
+        </w:rPr>
+        <w:t>th</w:t>
+      </w:r>
+      <w:r>
+        <w:rPr>
+          <w:lang w:val="en-US"/>
+        </w:rPr>
+        <w:t xml:space="preserve"> We can also File section </w:t>
+      </w:r>
+      <w:r>
+        <w:rPr>
+          <w:lang w:val="en-US"/>
+        </w:rPr>
+        <w:sym w:font="Wingdings" w:char="F0E0"/>
+      </w:r>
+      <w:r>
+        <w:rPr>
+          <w:lang w:val="en-US"/>
+        </w:rPr>
+        <w:t xml:space="preserve">  </w:t>
+      </w:r>
+      <w:r>
+        <w:rPr>
+          <w:lang w:val="en-US"/>
+        </w:rPr>
+        <w:t xml:space="preserve">Website or Portal </w:t>
+      </w:r>
+      <w:r>
+        <w:rPr>
+          <w:lang w:val="en-US"/>
+        </w:rPr>
+        <w:sym w:font="Wingdings" w:char="F0E0"/>
+      </w:r>
+      <w:r>
+        <w:rPr>
+          <w:lang w:val="en-US"/>
+        </w:rPr>
+        <w:t xml:space="preserve"> A shareable links gets generated that we can share with Audience and they can paste in their browser </w:t>
+      </w:r>
+      <w:r>
+        <w:rPr>
+          <w:lang w:val="en-US"/>
+        </w:rPr>
+        <w:sym w:font="Wingdings" w:char="F0E0"/>
+      </w:r>
+      <w:r>
+        <w:rPr>
+          <w:lang w:val="en-US"/>
+        </w:rPr>
+        <w:t xml:space="preserve"> so a website </w:t>
+      </w:r>
+      <w:r>
+        <w:rPr>
+          <w:lang w:val="en-US"/>
+        </w:rPr>
+        <w:t>like view gets generated for the user</w:t>
+      </w:r>
+      <w:r>
+        <w:rPr>
+          <w:lang w:val="en-US"/>
+        </w:rPr>
+        <w:t xml:space="preserve"> </w:t>
+      </w:r>
+      <w:r>
+        <w:rPr>
+          <w:lang w:val="en-US"/>
+        </w:rPr>
+        <w:sym w:font="Wingdings" w:char="F0E0"/>
+      </w:r>
+      <w:r>
+        <w:rPr>
+          <w:lang w:val="en-US"/>
+        </w:rPr>
+        <w:t xml:space="preserve"> and it will be dynamic</w:t>
+      </w:r>
+    </w:p>
+    <w:p>
+      <w:pPr>
+        <w:pStyle w:val="ListParagraph"/>
+        <w:numPr>
+          <w:ilvl w:val="0"/>
+          <w:numId w:val="25"/>
+        </w:numPr>
+        <w:tabs>
+          <w:tab w:val="left" w:pos="3156"/>
+        </w:tabs>
+        <w:rPr>
+          <w:lang w:val="en-US"/>
+        </w:rPr>
+      </w:pPr>
+      <w:r>
+        <w:rPr>
+          <w:lang w:val="en-US"/>
+        </w:rPr>
+        <w:t>7</w:t>
+      </w:r>
+      <w:r>
+        <w:rPr>
+          <w:vertAlign w:val="superscript"/>
+          <w:lang w:val="en-US"/>
+        </w:rPr>
+        <w:t>th</w:t>
+      </w:r>
+      <w:r>
+        <w:rPr>
+          <w:lang w:val="en-US"/>
+        </w:rPr>
+        <w:t xml:space="preserve"> we have in Export Section </w:t>
+      </w:r>
+      <w:r>
+        <w:rPr>
+          <w:lang w:val="en-US"/>
+        </w:rPr>
+        <w:sym w:font="Wingdings" w:char="F0E0"/>
+      </w:r>
+      <w:r>
+        <w:rPr>
+          <w:lang w:val="en-US"/>
+        </w:rPr>
+        <w:t xml:space="preserve"> we have a </w:t>
+      </w:r>
+      <w:r>
+        <w:rPr>
+          <w:lang w:val="en-US"/>
+        </w:rPr>
+        <w:t>PowerPoint</w:t>
+      </w:r>
+      <w:r>
+        <w:rPr>
+          <w:lang w:val="en-US"/>
+        </w:rPr>
+        <w:t xml:space="preserve"> option </w:t>
+      </w:r>
+      <w:r>
+        <w:rPr>
+          <w:lang w:val="en-US"/>
+        </w:rPr>
+        <w:sym w:font="Wingdings" w:char="F0E0"/>
+      </w:r>
+      <w:r>
+        <w:rPr>
+          <w:lang w:val="en-US"/>
+        </w:rPr>
+        <w:t xml:space="preserve"> </w:t>
+      </w:r>
+      <w:r>
+        <w:rPr>
+          <w:lang w:val="en-US"/>
+        </w:rPr>
+        <w:t xml:space="preserve">and we have the option to Embed Live Data so </w:t>
+      </w:r>
+      <w:proofErr w:type="gramStart"/>
+      <w:r>
+        <w:rPr>
+          <w:lang w:val="en-US"/>
+        </w:rPr>
+        <w:t>its</w:t>
+      </w:r>
+      <w:proofErr w:type="gramEnd"/>
+      <w:r>
+        <w:rPr>
+          <w:lang w:val="en-US"/>
+        </w:rPr>
+        <w:t xml:space="preserve"> dynamic</w:t>
+      </w:r>
+      <w:r>
+        <w:rPr>
+          <w:lang w:val="en-US"/>
+        </w:rPr>
+        <w:t>/interactive</w:t>
+      </w:r>
+    </w:p>
+    <w:p>
+      <w:pPr>
+        <w:pStyle w:val="ListParagraph"/>
+        <w:numPr>
+          <w:ilvl w:val="0"/>
+          <w:numId w:val="25"/>
+        </w:numPr>
+        <w:tabs>
+          <w:tab w:val="left" w:pos="3156"/>
+        </w:tabs>
+        <w:rPr>
+          <w:lang w:val="en-US"/>
+        </w:rPr>
+      </w:pPr>
+      <w:r>
+        <w:rPr>
+          <w:lang w:val="en-US"/>
+        </w:rPr>
+        <w:t>8</w:t>
+      </w:r>
+      <w:r>
+        <w:rPr>
+          <w:vertAlign w:val="superscript"/>
+          <w:lang w:val="en-US"/>
+        </w:rPr>
+        <w:t>th</w:t>
+      </w:r>
+      <w:r>
+        <w:rPr>
+          <w:lang w:val="en-US"/>
+        </w:rPr>
+        <w:t xml:space="preserve"> we have Export Section </w:t>
+      </w:r>
+      <w:r>
+        <w:rPr>
+          <w:lang w:val="en-US"/>
+        </w:rPr>
+        <w:sym w:font="Wingdings" w:char="F0E0"/>
+      </w:r>
+      <w:r>
+        <w:rPr>
+          <w:lang w:val="en-US"/>
+        </w:rPr>
+        <w:t xml:space="preserve"> we have a PDF option but the limitation is that if we have a long page then it </w:t>
+      </w:r>
+      <w:proofErr w:type="gramStart"/>
+      <w:r>
+        <w:rPr>
+          <w:lang w:val="en-US"/>
+        </w:rPr>
+        <w:t>wont</w:t>
+      </w:r>
+      <w:proofErr w:type="gramEnd"/>
+      <w:r>
+        <w:rPr>
+          <w:lang w:val="en-US"/>
+        </w:rPr>
+        <w:t xml:space="preserve"> get converted in PDF only the visible area of canvas gets converted into PDF</w:t>
+      </w:r>
+      <w:r>
+        <w:rPr>
+          <w:lang w:val="en-US"/>
+        </w:rPr>
+        <w:t xml:space="preserve"> </w:t>
+      </w:r>
+      <w:r>
+        <w:rPr>
+          <w:lang w:val="en-US"/>
+        </w:rPr>
+        <w:sym w:font="Wingdings" w:char="F0E0"/>
+      </w:r>
+      <w:r>
+        <w:rPr>
+          <w:lang w:val="en-US"/>
+        </w:rPr>
+        <w:t xml:space="preserve"> in here we have options like Current Values (With Applied filters), Default value (Without filters), </w:t>
+      </w:r>
+      <w:r>
+        <w:rPr>
+          <w:lang w:val="en-US"/>
+        </w:rPr>
+        <w:t xml:space="preserve">Exclude Hidden pages, </w:t>
+      </w:r>
+      <w:proofErr w:type="gramStart"/>
+      <w:r>
+        <w:rPr>
+          <w:lang w:val="en-US"/>
+        </w:rPr>
+        <w:t>O</w:t>
+      </w:r>
+      <w:r>
+        <w:rPr>
+          <w:lang w:val="en-US"/>
+        </w:rPr>
+        <w:t>nly</w:t>
+      </w:r>
+      <w:proofErr w:type="gramEnd"/>
+      <w:r>
+        <w:rPr>
+          <w:lang w:val="en-US"/>
+        </w:rPr>
+        <w:t xml:space="preserve"> export current page </w:t>
+      </w:r>
+    </w:p>
+    <w:p>
+      <w:pPr>
+        <w:pStyle w:val="ListParagraph"/>
+        <w:numPr>
+          <w:ilvl w:val="0"/>
+          <w:numId w:val="25"/>
+        </w:numPr>
+        <w:tabs>
+          <w:tab w:val="left" w:pos="3156"/>
+        </w:tabs>
+        <w:rPr>
+          <w:lang w:val="en-US"/>
+        </w:rPr>
+      </w:pPr>
+      <w:r>
+        <w:rPr>
+          <w:lang w:val="en-US"/>
+        </w:rPr>
+        <w:t>9</w:t>
+      </w:r>
+      <w:r>
+        <w:rPr>
+          <w:vertAlign w:val="superscript"/>
+          <w:lang w:val="en-US"/>
+        </w:rPr>
+        <w:t>th</w:t>
+      </w:r>
+      <w:r>
+        <w:rPr>
+          <w:lang w:val="en-US"/>
+        </w:rPr>
+        <w:t xml:space="preserve"> </w:t>
+      </w:r>
+      <w:r>
+        <w:rPr>
+          <w:lang w:val="en-US"/>
+        </w:rPr>
+        <w:t xml:space="preserve">Also we can create Apps, assign content, </w:t>
+      </w:r>
+      <w:r>
+        <w:rPr>
+          <w:lang w:val="en-US"/>
+        </w:rPr>
+        <w:t>Access for A</w:t>
+      </w:r>
+      <w:r>
+        <w:rPr>
+          <w:lang w:val="en-US"/>
+        </w:rPr>
+        <w:t>udience for the Apps and Reports</w:t>
+      </w:r>
+    </w:p>
+    <w:p>
+      <w:pPr>
+        <w:tabs>
+          <w:tab w:val="left" w:pos="3156"/>
+        </w:tabs>
+        <w:rPr>
+          <w:lang w:val="en-US"/>
+        </w:rPr>
+      </w:pPr>
+    </w:p>
+    <w:p>
+      <w:pPr>
+        <w:tabs>
+          <w:tab w:val="left" w:pos="3156"/>
+        </w:tabs>
+        <w:rPr>
+          <w:b/>
+          <w:bCs/>
+          <w:sz w:val="28"/>
+          <w:szCs w:val="28"/>
+          <w:u w:val="single"/>
+          <w:lang w:val="en-US"/>
+        </w:rPr>
+      </w:pPr>
+      <w:r>
+        <w:rPr>
+          <w:b/>
+          <w:bCs/>
+          <w:sz w:val="28"/>
+          <w:szCs w:val="28"/>
+          <w:lang w:val="en-US"/>
+        </w:rPr>
+        <w:t>24</w:t>
+      </w:r>
+      <w:r>
+        <w:rPr>
+          <w:b/>
+          <w:bCs/>
+          <w:sz w:val="28"/>
+          <w:szCs w:val="28"/>
+          <w:lang w:val="en-US"/>
+        </w:rPr>
+        <w:t>.</w:t>
+      </w:r>
+      <w:r>
+        <w:rPr>
+          <w:b/>
+          <w:bCs/>
+          <w:sz w:val="28"/>
+          <w:szCs w:val="28"/>
+          <w:u w:val="single"/>
+          <w:lang w:val="en-US"/>
+        </w:rPr>
+        <w:t>L-</w:t>
+      </w:r>
+      <w:r>
+        <w:rPr>
+          <w:b/>
+          <w:bCs/>
+          <w:sz w:val="28"/>
+          <w:szCs w:val="28"/>
+          <w:u w:val="single"/>
+          <w:lang w:val="en-US"/>
+        </w:rPr>
+        <w:t>23</w:t>
+      </w:r>
+      <w:r>
+        <w:rPr>
+          <w:b/>
+          <w:bCs/>
+          <w:sz w:val="28"/>
+          <w:szCs w:val="28"/>
+          <w:u w:val="single"/>
+          <w:lang w:val="en-US"/>
+        </w:rPr>
+        <w:t xml:space="preserve"> Workspaces Vs Dashboard Vs Reports in PBI</w:t>
+      </w:r>
+      <w:r>
+        <w:rPr>
+          <w:b/>
+          <w:bCs/>
+          <w:sz w:val="28"/>
+          <w:szCs w:val="28"/>
+          <w:u w:val="single"/>
+          <w:lang w:val="en-US"/>
+        </w:rPr>
+        <w:t>:</w:t>
+      </w:r>
+    </w:p>
+    <w:p>
+      <w:pPr>
+        <w:pStyle w:val="ListParagraph"/>
+        <w:numPr>
+          <w:ilvl w:val="0"/>
+          <w:numId w:val="26"/>
+        </w:numPr>
+        <w:tabs>
+          <w:tab w:val="left" w:pos="3156"/>
+        </w:tabs>
+        <w:rPr>
+          <w:lang w:val="en-US"/>
+        </w:rPr>
+      </w:pPr>
+      <w:r>
+        <w:rPr>
+          <w:lang w:val="en-US"/>
+        </w:rPr>
+        <w:t xml:space="preserve">Workspace is a place where all our Reports, Semantic Models, </w:t>
+      </w:r>
+      <w:r>
+        <w:rPr>
+          <w:lang w:val="en-US"/>
+        </w:rPr>
+        <w:t xml:space="preserve">Scorecards, Dashboards, etc all other items </w:t>
+      </w:r>
+      <w:proofErr w:type="gramStart"/>
+      <w:r>
+        <w:rPr>
+          <w:lang w:val="en-US"/>
+        </w:rPr>
+        <w:t>gets</w:t>
+      </w:r>
+      <w:proofErr w:type="gramEnd"/>
+      <w:r>
+        <w:rPr>
+          <w:lang w:val="en-US"/>
+        </w:rPr>
+        <w:t xml:space="preserve"> stored</w:t>
+      </w:r>
+    </w:p>
+    <w:p>
+      <w:pPr>
+        <w:pStyle w:val="ListParagraph"/>
+        <w:numPr>
+          <w:ilvl w:val="0"/>
+          <w:numId w:val="26"/>
+        </w:numPr>
+        <w:tabs>
+          <w:tab w:val="left" w:pos="3156"/>
+        </w:tabs>
+        <w:rPr>
+          <w:lang w:val="en-US"/>
+        </w:rPr>
+      </w:pPr>
+      <w:r>
+        <w:rPr>
+          <w:lang w:val="en-US"/>
+        </w:rPr>
+        <w:t xml:space="preserve">Individual pages </w:t>
+      </w:r>
+      <w:r>
+        <w:rPr>
+          <w:lang w:val="en-US"/>
+        </w:rPr>
+        <w:t xml:space="preserve">that we create on PBI Desktops </w:t>
+      </w:r>
+      <w:r>
+        <w:rPr>
+          <w:lang w:val="en-US"/>
+        </w:rPr>
+        <w:t xml:space="preserve">are called Reports </w:t>
+      </w:r>
+    </w:p>
+    <w:p>
+      <w:pPr>
+        <w:pStyle w:val="ListParagraph"/>
+        <w:numPr>
+          <w:ilvl w:val="0"/>
+          <w:numId w:val="26"/>
+        </w:numPr>
+        <w:tabs>
+          <w:tab w:val="left" w:pos="3156"/>
+        </w:tabs>
+        <w:rPr>
+          <w:lang w:val="en-US"/>
+        </w:rPr>
+      </w:pPr>
+      <w:r>
+        <w:rPr>
+          <w:lang w:val="en-US"/>
+        </w:rPr>
+        <w:t xml:space="preserve">Reports are created in PBI Desktop </w:t>
+      </w:r>
+    </w:p>
+    <w:p>
+      <w:pPr>
+        <w:pStyle w:val="ListParagraph"/>
+        <w:numPr>
+          <w:ilvl w:val="0"/>
+          <w:numId w:val="26"/>
+        </w:numPr>
+        <w:tabs>
+          <w:tab w:val="left" w:pos="3156"/>
+        </w:tabs>
+        <w:rPr>
+          <w:lang w:val="en-US"/>
+        </w:rPr>
+      </w:pPr>
+      <w:r>
+        <w:rPr>
+          <w:lang w:val="en-US"/>
+        </w:rPr>
+        <w:t xml:space="preserve">Reports Published and then when we view it, </w:t>
+      </w:r>
+      <w:r>
+        <w:rPr>
+          <w:lang w:val="en-US"/>
+        </w:rPr>
+        <w:t>it’s</w:t>
+      </w:r>
+      <w:r>
+        <w:rPr>
+          <w:lang w:val="en-US"/>
+        </w:rPr>
+        <w:t xml:space="preserve"> still a Dashboard only </w:t>
+      </w:r>
+    </w:p>
+    <w:p>
+      <w:pPr>
+        <w:pStyle w:val="ListParagraph"/>
+        <w:numPr>
+          <w:ilvl w:val="0"/>
+          <w:numId w:val="26"/>
+        </w:numPr>
+        <w:tabs>
+          <w:tab w:val="left" w:pos="3156"/>
+        </w:tabs>
+        <w:rPr>
+          <w:lang w:val="en-US"/>
+        </w:rPr>
+      </w:pPr>
+      <w:r>
+        <w:rPr>
+          <w:lang w:val="en-US"/>
+        </w:rPr>
+        <w:t xml:space="preserve">What is Dashboard: Dashboard are created in PBI Service </w:t>
+      </w:r>
+      <w:r>
+        <w:rPr>
+          <w:lang w:val="en-US"/>
+        </w:rPr>
+        <w:sym w:font="Wingdings" w:char="F0E0"/>
+      </w:r>
+      <w:r>
+        <w:rPr>
+          <w:lang w:val="en-US"/>
+        </w:rPr>
+        <w:t xml:space="preserve"> We click on New Item </w:t>
+      </w:r>
+      <w:r>
+        <w:rPr>
+          <w:lang w:val="en-US"/>
+        </w:rPr>
+        <w:sym w:font="Wingdings" w:char="F0E0"/>
+      </w:r>
+      <w:r>
+        <w:rPr>
+          <w:lang w:val="en-US"/>
+        </w:rPr>
+        <w:t xml:space="preserve"> Then Dashboard </w:t>
+      </w:r>
+      <w:r>
+        <w:rPr>
+          <w:lang w:val="en-US"/>
+        </w:rPr>
+        <w:sym w:font="Wingdings" w:char="F0E0"/>
+      </w:r>
+      <w:r>
+        <w:rPr>
+          <w:lang w:val="en-US"/>
+        </w:rPr>
+        <w:t xml:space="preserve"> As soon as we createour Dashboard then </w:t>
+      </w:r>
+      <w:r>
+        <w:rPr>
+          <w:lang w:val="en-US"/>
+        </w:rPr>
+        <w:sym w:font="Wingdings" w:char="F0E0"/>
+      </w:r>
+      <w:r>
+        <w:rPr>
+          <w:lang w:val="en-US"/>
+        </w:rPr>
+        <w:t xml:space="preserve"> in Filter section we get 3 values as Dashboard, Report, Semantic Model</w:t>
+      </w:r>
+    </w:p>
+    <w:p>
+      <w:pPr>
+        <w:pStyle w:val="ListParagraph"/>
+        <w:numPr>
+          <w:ilvl w:val="0"/>
+          <w:numId w:val="26"/>
+        </w:numPr>
+        <w:tabs>
+          <w:tab w:val="left" w:pos="3156"/>
+        </w:tabs>
+        <w:rPr>
+          <w:lang w:val="en-US"/>
+        </w:rPr>
+      </w:pPr>
+      <w:r>
+        <w:rPr>
+          <w:lang w:val="en-US"/>
+        </w:rPr>
+        <w:t xml:space="preserve">Now when we want to create a Dashboard </w:t>
+      </w:r>
+      <w:r>
+        <w:rPr>
+          <w:lang w:val="en-US"/>
+        </w:rPr>
+        <w:sym w:font="Wingdings" w:char="F0E0"/>
+      </w:r>
+      <w:r>
+        <w:rPr>
+          <w:lang w:val="en-US"/>
+        </w:rPr>
+        <w:t xml:space="preserve"> </w:t>
+      </w:r>
+      <w:r>
+        <w:rPr>
+          <w:highlight w:val="yellow"/>
+          <w:lang w:val="en-US"/>
+        </w:rPr>
+        <w:t xml:space="preserve">we </w:t>
+      </w:r>
+      <w:r>
+        <w:rPr>
+          <w:highlight w:val="yellow"/>
+          <w:lang w:val="en-US"/>
+        </w:rPr>
+        <w:t>usually pin visuals in Dashboard</w:t>
+      </w:r>
+      <w:r>
+        <w:rPr>
+          <w:lang w:val="en-US"/>
+        </w:rPr>
+        <w:t xml:space="preserve"> </w:t>
+      </w:r>
+    </w:p>
+    <w:p>
+      <w:pPr>
+        <w:pStyle w:val="ListParagraph"/>
+        <w:numPr>
+          <w:ilvl w:val="0"/>
+          <w:numId w:val="26"/>
+        </w:numPr>
+        <w:tabs>
+          <w:tab w:val="left" w:pos="3156"/>
+        </w:tabs>
+        <w:rPr>
+          <w:lang w:val="en-US"/>
+        </w:rPr>
+      </w:pPr>
+      <w:r>
+        <w:rPr>
+          <w:lang w:val="en-US"/>
+        </w:rPr>
+        <w:t xml:space="preserve">When we hover in our Report </w:t>
+      </w:r>
+      <w:r>
+        <w:rPr>
+          <w:lang w:val="en-US"/>
+        </w:rPr>
+        <w:sym w:font="Wingdings" w:char="F0E0"/>
+      </w:r>
+      <w:r>
+        <w:rPr>
+          <w:lang w:val="en-US"/>
+        </w:rPr>
+        <w:t xml:space="preserve"> hovering on visuals we see pin option when we pin it </w:t>
+      </w:r>
+      <w:r>
+        <w:rPr>
+          <w:lang w:val="en-US"/>
+        </w:rPr>
+        <w:sym w:font="Wingdings" w:char="F0E0"/>
+      </w:r>
+      <w:r>
+        <w:rPr>
+          <w:lang w:val="en-US"/>
+        </w:rPr>
+        <w:t xml:space="preserve"> </w:t>
+      </w:r>
+      <w:r>
+        <w:rPr>
+          <w:lang w:val="en-US"/>
+        </w:rPr>
+        <w:t xml:space="preserve">it asks Pin to Dashboard </w:t>
+      </w:r>
+      <w:r>
+        <w:rPr>
+          <w:lang w:val="en-US"/>
+        </w:rPr>
+        <w:sym w:font="Wingdings" w:char="F0E0"/>
+      </w:r>
+      <w:r>
+        <w:rPr>
+          <w:lang w:val="en-US"/>
+        </w:rPr>
+        <w:t xml:space="preserve"> New Dashboard or Existing One</w:t>
+      </w:r>
+    </w:p>
+    <w:p>
+      <w:pPr>
+        <w:pStyle w:val="ListParagraph"/>
+        <w:numPr>
+          <w:ilvl w:val="0"/>
+          <w:numId w:val="26"/>
+        </w:numPr>
+        <w:tabs>
+          <w:tab w:val="left" w:pos="3156"/>
+        </w:tabs>
+        <w:rPr>
+          <w:lang w:val="en-US"/>
+        </w:rPr>
+      </w:pPr>
+      <w:r>
+        <w:rPr>
+          <w:highlight w:val="yellow"/>
+          <w:lang w:val="en-US"/>
+        </w:rPr>
+        <w:t>Limitation</w:t>
+      </w:r>
+      <w:r>
+        <w:rPr>
+          <w:lang w:val="en-US"/>
+        </w:rPr>
+        <w:t xml:space="preserve">: We </w:t>
+      </w:r>
+      <w:r>
+        <w:rPr>
+          <w:color w:val="EE0000"/>
+          <w:lang w:val="en-US"/>
+        </w:rPr>
+        <w:t xml:space="preserve">cannot </w:t>
+      </w:r>
+      <w:r>
+        <w:rPr>
+          <w:lang w:val="en-US"/>
+        </w:rPr>
+        <w:t xml:space="preserve">Pin </w:t>
+      </w:r>
+      <w:r>
+        <w:rPr>
+          <w:highlight w:val="yellow"/>
+          <w:lang w:val="en-US"/>
+        </w:rPr>
+        <w:t>Slicers</w:t>
+      </w:r>
+      <w:r>
+        <w:rPr>
+          <w:lang w:val="en-US"/>
+        </w:rPr>
+        <w:t xml:space="preserve"> from our Report to Dashboard </w:t>
+      </w:r>
+    </w:p>
+    <w:p>
+      <w:pPr>
+        <w:pStyle w:val="ListParagraph"/>
+        <w:numPr>
+          <w:ilvl w:val="0"/>
+          <w:numId w:val="26"/>
+        </w:numPr>
+        <w:tabs>
+          <w:tab w:val="left" w:pos="3156"/>
+        </w:tabs>
+        <w:rPr>
+          <w:lang w:val="en-US"/>
+        </w:rPr>
+      </w:pPr>
+      <w:r>
+        <w:rPr>
+          <w:lang w:val="en-US"/>
+        </w:rPr>
+        <w:lastRenderedPageBreak/>
+        <w:t xml:space="preserve">What is the Use of Dashboard then if we can have all the info in Report: </w:t>
+      </w:r>
+      <w:r>
+        <w:rPr>
+          <w:lang w:val="en-US"/>
+        </w:rPr>
+        <w:t xml:space="preserve">Suppose we have 3 PBIX file so 3 semantic models </w:t>
+      </w:r>
+      <w:r>
+        <w:rPr>
+          <w:lang w:val="en-US"/>
+        </w:rPr>
+        <w:sym w:font="Wingdings" w:char="F0E0"/>
+      </w:r>
+      <w:r>
+        <w:rPr>
+          <w:lang w:val="en-US"/>
+        </w:rPr>
+        <w:t xml:space="preserve"> and lets say we have to tell a story </w:t>
+      </w:r>
+      <w:r>
+        <w:rPr>
+          <w:lang w:val="en-US"/>
+        </w:rPr>
+        <w:sym w:font="Wingdings" w:char="F0E0"/>
+      </w:r>
+      <w:r>
+        <w:rPr>
+          <w:lang w:val="en-US"/>
+        </w:rPr>
+        <w:t xml:space="preserve"> Some visuals will come from Sales, Inventory, Procurement </w:t>
+      </w:r>
+      <w:r>
+        <w:rPr>
+          <w:lang w:val="en-US"/>
+        </w:rPr>
+        <w:sym w:font="Wingdings" w:char="F0E0"/>
+      </w:r>
+      <w:r>
+        <w:rPr>
+          <w:lang w:val="en-US"/>
+        </w:rPr>
+        <w:t xml:space="preserve"> then we make use of Dashboards</w:t>
+      </w:r>
+    </w:p>
+    <w:p>
+      <w:pPr>
+        <w:pStyle w:val="ListParagraph"/>
+        <w:numPr>
+          <w:ilvl w:val="0"/>
+          <w:numId w:val="26"/>
+        </w:numPr>
+        <w:tabs>
+          <w:tab w:val="left" w:pos="3156"/>
+        </w:tabs>
+        <w:rPr>
+          <w:lang w:val="en-US"/>
+        </w:rPr>
+      </w:pPr>
+      <w:r>
+        <w:rPr>
+          <w:lang w:val="en-US"/>
+        </w:rPr>
+        <w:t xml:space="preserve">In Dashboard we can Combine visuals </w:t>
+      </w:r>
+      <w:r>
+        <w:rPr>
+          <w:lang w:val="en-US"/>
+        </w:rPr>
+        <w:t>from more than 2,3 files/ Reports/</w:t>
+      </w:r>
+      <w:r>
+        <w:rPr>
+          <w:lang w:val="en-US"/>
+        </w:rPr>
+        <w:t xml:space="preserve"> </w:t>
+      </w:r>
+      <w:r>
+        <w:rPr>
+          <w:lang w:val="en-US"/>
+        </w:rPr>
+        <w:t>Semantic models</w:t>
+      </w:r>
+      <w:r>
+        <w:rPr>
+          <w:lang w:val="en-US"/>
+        </w:rPr>
+        <w:t xml:space="preserve"> </w:t>
+      </w:r>
+    </w:p>
+    <w:p>
+      <w:pPr>
+        <w:pStyle w:val="ListParagraph"/>
+        <w:tabs>
+          <w:tab w:val="left" w:pos="3156"/>
+        </w:tabs>
+        <w:ind w:left="768"/>
+        <w:rPr>
+          <w:lang w:val="en-US"/>
+        </w:rPr>
+      </w:pPr>
+    </w:p>
+    <w:p>
+      <w:pPr>
+        <w:pStyle w:val="ListParagraph"/>
+        <w:numPr>
+          <w:ilvl w:val="0"/>
+          <w:numId w:val="26"/>
+        </w:numPr>
+        <w:tabs>
+          <w:tab w:val="left" w:pos="3156"/>
+        </w:tabs>
+        <w:rPr>
+          <w:lang w:val="en-US"/>
+        </w:rPr>
+      </w:pPr>
+      <w:r>
+        <w:rPr>
+          <w:lang w:val="en-US"/>
+        </w:rPr>
+        <w:t xml:space="preserve">What </w:t>
+      </w:r>
+      <w:proofErr w:type="gramStart"/>
+      <w:r>
+        <w:rPr>
+          <w:lang w:val="en-US"/>
+        </w:rPr>
+        <w:t>is</w:t>
+      </w:r>
+      <w:proofErr w:type="gramEnd"/>
+      <w:r>
+        <w:rPr>
+          <w:lang w:val="en-US"/>
+        </w:rPr>
+        <w:t xml:space="preserve"> Semantic Models: The Files/Tables in our PBI Desktop</w:t>
+      </w:r>
+      <w:r>
+        <w:rPr>
+          <w:lang w:val="en-US"/>
+        </w:rPr>
+        <w:t>, Measures &amp; Calculated Columns that we have created</w:t>
+      </w:r>
+      <w:r>
+        <w:rPr>
+          <w:lang w:val="en-US"/>
+        </w:rPr>
+        <w:t xml:space="preserve"> are all included and stored in Semantic Model</w:t>
+      </w:r>
+    </w:p>
+    <w:p>
+      <w:pPr>
+        <w:pStyle w:val="ListParagraph"/>
+        <w:numPr>
+          <w:ilvl w:val="0"/>
+          <w:numId w:val="26"/>
+        </w:numPr>
+        <w:tabs>
+          <w:tab w:val="left" w:pos="3156"/>
+        </w:tabs>
+        <w:rPr>
+          <w:lang w:val="en-US"/>
+        </w:rPr>
+      </w:pPr>
+      <w:r>
+        <w:rPr>
+          <w:lang w:val="en-US"/>
+        </w:rPr>
+        <w:t xml:space="preserve">Refreshes &amp; RLS are scheduled on our Semantic Model and not on Report </w:t>
+      </w:r>
+    </w:p>
+    <w:p>
+      <w:pPr>
+        <w:tabs>
+          <w:tab w:val="left" w:pos="3156"/>
+        </w:tabs>
+        <w:rPr>
+          <w:lang w:val="en-US"/>
+        </w:rPr>
+      </w:pPr>
+    </w:p>
+    <w:p>
+      <w:pPr>
+        <w:tabs>
+          <w:tab w:val="left" w:pos="3156"/>
+        </w:tabs>
+        <w:rPr>
+          <w:b/>
+          <w:bCs/>
+          <w:sz w:val="28"/>
+          <w:szCs w:val="28"/>
+          <w:u w:val="single"/>
+          <w:lang w:val="en-US"/>
+        </w:rPr>
+      </w:pPr>
+      <w:r>
+        <w:rPr>
+          <w:b/>
+          <w:bCs/>
+          <w:sz w:val="28"/>
+          <w:szCs w:val="28"/>
+          <w:lang w:val="en-US"/>
+        </w:rPr>
+        <w:t>2</w:t>
+      </w:r>
+      <w:r>
+        <w:rPr>
+          <w:b/>
+          <w:bCs/>
+          <w:sz w:val="28"/>
+          <w:szCs w:val="28"/>
+          <w:lang w:val="en-US"/>
+        </w:rPr>
+        <w:t>5</w:t>
+      </w:r>
+      <w:r>
+        <w:rPr>
+          <w:b/>
+          <w:bCs/>
+          <w:sz w:val="28"/>
+          <w:szCs w:val="28"/>
+          <w:lang w:val="en-US"/>
+        </w:rPr>
+        <w:t>.</w:t>
+      </w:r>
+      <w:r>
+        <w:rPr>
+          <w:b/>
+          <w:bCs/>
+          <w:sz w:val="28"/>
+          <w:szCs w:val="28"/>
+          <w:u w:val="single"/>
+          <w:lang w:val="en-US"/>
+        </w:rPr>
+        <w:t>L-</w:t>
+      </w:r>
+      <w:r>
+        <w:rPr>
+          <w:b/>
+          <w:bCs/>
+          <w:sz w:val="28"/>
+          <w:szCs w:val="28"/>
+          <w:u w:val="single"/>
+          <w:lang w:val="en-US"/>
+        </w:rPr>
+        <w:t>2</w:t>
+      </w:r>
+      <w:r>
+        <w:rPr>
+          <w:b/>
+          <w:bCs/>
+          <w:sz w:val="28"/>
+          <w:szCs w:val="28"/>
+          <w:u w:val="single"/>
+          <w:lang w:val="en-US"/>
+        </w:rPr>
+        <w:t>4</w:t>
+      </w:r>
+      <w:r>
+        <w:rPr>
+          <w:b/>
+          <w:bCs/>
+          <w:sz w:val="28"/>
+          <w:szCs w:val="28"/>
+          <w:u w:val="single"/>
+          <w:lang w:val="en-US"/>
+        </w:rPr>
+        <w:t xml:space="preserve"> </w:t>
+      </w:r>
+      <w:r>
+        <w:rPr>
+          <w:b/>
+          <w:bCs/>
+          <w:sz w:val="28"/>
+          <w:szCs w:val="28"/>
+          <w:u w:val="single"/>
+          <w:lang w:val="en-US"/>
+        </w:rPr>
+        <w:t>Bookmarks</w:t>
+      </w:r>
+      <w:r>
+        <w:rPr>
+          <w:b/>
+          <w:bCs/>
+          <w:sz w:val="28"/>
+          <w:szCs w:val="28"/>
+          <w:u w:val="single"/>
+          <w:lang w:val="en-US"/>
+        </w:rPr>
+        <w:t>:</w:t>
+      </w:r>
+    </w:p>
+    <w:p>
+      <w:pPr>
+        <w:pStyle w:val="ListParagraph"/>
+        <w:numPr>
+          <w:ilvl w:val="0"/>
+          <w:numId w:val="27"/>
+        </w:numPr>
+        <w:tabs>
+          <w:tab w:val="left" w:pos="3156"/>
+        </w:tabs>
+        <w:rPr>
+          <w:lang w:val="en-US"/>
+        </w:rPr>
+      </w:pPr>
+      <w:r>
+        <w:rPr>
+          <w:lang w:val="en-US"/>
+        </w:rPr>
+        <w:t>When we want to see Multiple Slicer filters on the same visual then we make use of Bookmarks</w:t>
+      </w:r>
+    </w:p>
+    <w:p>
+      <w:pPr>
+        <w:pStyle w:val="ListParagraph"/>
+        <w:numPr>
+          <w:ilvl w:val="0"/>
+          <w:numId w:val="27"/>
+        </w:numPr>
+        <w:tabs>
+          <w:tab w:val="left" w:pos="3156"/>
+        </w:tabs>
+        <w:rPr>
+          <w:lang w:val="en-US"/>
+        </w:rPr>
+      </w:pPr>
+      <w:r>
+        <w:rPr>
+          <w:lang w:val="en-US"/>
+        </w:rPr>
+        <w:drawing>
+          <wp:inline distT="0" distB="0" distL="0" distR="0" wp14:anchorId="396B7E24" wp14:editId="2FBED7AE">
+            <wp:extent cx="5731510" cy="3192145"/>
+            <wp:effectExtent l="0" t="0" r="2540" b="8255"/>
+            <wp:docPr id="52720674" name="Picture 1"/>
+            <wp:cNvGraphicFramePr>
+              <a:graphicFrameLocks xmlns:a="http://schemas.openxmlformats.org/drawingml/2006/main" noChangeAspect="1"/>
+            </wp:cNvGraphicFramePr>
+            <a:graphic xmlns:a="http://schemas.openxmlformats.org/drawingml/2006/main">
+              <a:graphicData uri="http://schemas.openxmlformats.org/drawingml/2006/picture">
+                <pic:pic xmlns:pic="http://schemas.openxmlformats.org/drawingml/2006/picture">
+                  <pic:nvPicPr>
+                    <pic:cNvPr id="52720674" name=""/>
+                    <pic:cNvPicPr/>
+                  </pic:nvPicPr>
+                  <pic:blipFill>
+                    <a:blip r:embed="rId10"/>
+                    <a:stretch>
+                      <a:fillRect/>
+                    </a:stretch>
+                  </pic:blipFill>
+                  <pic:spPr>
+                    <a:xfrm>
+                      <a:off x="0" y="0"/>
+                      <a:ext cx="5731510" cy="3192145"/>
+                    </a:xfrm>
+                    <a:prstGeom prst="rect">
+                      <a:avLst/>
+                    </a:prstGeom>
+                  </pic:spPr>
+                </pic:pic>
+              </a:graphicData>
+            </a:graphic>
+          </wp:inline>
+        </w:drawing>
+      </w:r>
+    </w:p>
+    <w:p>
+      <w:pPr>
+        <w:pStyle w:val="ListParagraph"/>
+        <w:numPr>
+          <w:ilvl w:val="0"/>
+          <w:numId w:val="27"/>
+        </w:numPr>
+        <w:tabs>
+          <w:tab w:val="left" w:pos="3156"/>
+        </w:tabs>
+        <w:rPr>
+          <w:lang w:val="en-US"/>
+        </w:rPr>
+      </w:pPr>
+      <w:r>
+        <w:rPr>
+          <w:lang w:val="en-US"/>
+        </w:rPr>
+        <w:t xml:space="preserve">Here from the Sale Analysis </w:t>
+      </w:r>
+      <w:proofErr w:type="gramStart"/>
+      <w:r>
+        <w:rPr>
+          <w:lang w:val="en-US"/>
+        </w:rPr>
+        <w:t>Report</w:t>
+      </w:r>
+      <w:proofErr w:type="gramEnd"/>
+      <w:r>
+        <w:rPr>
+          <w:lang w:val="en-US"/>
+        </w:rPr>
+        <w:t xml:space="preserve"> we are Converting 3 visuals of </w:t>
+      </w:r>
+      <w:r>
+        <w:rPr>
+          <w:lang w:val="en-US"/>
+        </w:rPr>
+        <w:t>Avg Sales by Category, Top 5 products, Total Sales by Month into a single above visual</w:t>
+      </w:r>
+    </w:p>
+    <w:p>
+      <w:pPr>
+        <w:pStyle w:val="ListParagraph"/>
+        <w:numPr>
+          <w:ilvl w:val="0"/>
+          <w:numId w:val="27"/>
+        </w:numPr>
+        <w:tabs>
+          <w:tab w:val="left" w:pos="3156"/>
+        </w:tabs>
+        <w:rPr>
+          <w:lang w:val="en-US"/>
+        </w:rPr>
+      </w:pPr>
+      <w:r>
+        <w:rPr>
+          <w:lang w:val="en-US"/>
+        </w:rPr>
+        <w:t xml:space="preserve">We copy all the 3 </w:t>
+      </w:r>
+      <w:r>
+        <w:rPr>
+          <w:lang w:val="en-US"/>
+        </w:rPr>
+        <w:t>visuals</w:t>
+      </w:r>
+      <w:r>
+        <w:rPr>
+          <w:lang w:val="en-US"/>
+        </w:rPr>
+        <w:t xml:space="preserve"> into a</w:t>
+      </w:r>
+      <w:r>
+        <w:rPr>
+          <w:lang w:val="en-US"/>
+        </w:rPr>
+        <w:t xml:space="preserve"> new page </w:t>
+      </w:r>
+      <w:r>
+        <w:rPr>
+          <w:lang w:val="en-US"/>
+        </w:rPr>
+        <w:sym w:font="Wingdings" w:char="F0E0"/>
+      </w:r>
+      <w:r>
+        <w:rPr>
+          <w:lang w:val="en-US"/>
+        </w:rPr>
+        <w:t xml:space="preserve"> and then </w:t>
+      </w:r>
+      <w:r>
+        <w:rPr>
+          <w:lang w:val="en-US"/>
+        </w:rPr>
+        <w:sym w:font="Wingdings" w:char="F0E0"/>
+      </w:r>
+      <w:r>
+        <w:rPr>
+          <w:lang w:val="en-US"/>
+        </w:rPr>
+        <w:t xml:space="preserve"> </w:t>
+      </w:r>
+      <w:r>
+        <w:rPr>
+          <w:lang w:val="en-US"/>
+        </w:rPr>
+        <w:t>Super impose all of them above each other</w:t>
+      </w:r>
+    </w:p>
+    <w:p>
+      <w:pPr>
+        <w:pStyle w:val="ListParagraph"/>
+        <w:numPr>
+          <w:ilvl w:val="0"/>
+          <w:numId w:val="27"/>
+        </w:numPr>
+        <w:tabs>
+          <w:tab w:val="left" w:pos="3156"/>
+        </w:tabs>
+        <w:rPr>
+          <w:lang w:val="en-US"/>
+        </w:rPr>
+      </w:pPr>
+      <w:r>
+        <w:rPr>
+          <w:lang w:val="en-US"/>
+        </w:rPr>
+        <w:t xml:space="preserve">Then we go to View Tab </w:t>
+      </w:r>
+      <w:r>
+        <w:rPr>
+          <w:lang w:val="en-US"/>
+        </w:rPr>
+        <w:sym w:font="Wingdings" w:char="F0E0"/>
+      </w:r>
+      <w:r>
+        <w:rPr>
+          <w:lang w:val="en-US"/>
+        </w:rPr>
+        <w:t xml:space="preserve"> </w:t>
+      </w:r>
+      <w:r>
+        <w:rPr>
+          <w:lang w:val="en-US"/>
+        </w:rPr>
+        <w:t xml:space="preserve">Select BookMark &amp; Selection section together </w:t>
+      </w:r>
+      <w:r>
+        <w:rPr>
+          <w:lang w:val="en-US"/>
+        </w:rPr>
+        <w:sym w:font="Wingdings" w:char="F0E0"/>
+      </w:r>
+      <w:r>
+        <w:rPr>
+          <w:lang w:val="en-US"/>
+        </w:rPr>
+        <w:t xml:space="preserve"> 2 new </w:t>
+      </w:r>
+      <w:proofErr w:type="gramStart"/>
+      <w:r>
+        <w:rPr>
+          <w:lang w:val="en-US"/>
+        </w:rPr>
+        <w:t>section</w:t>
+      </w:r>
+      <w:proofErr w:type="gramEnd"/>
+      <w:r>
+        <w:rPr>
+          <w:lang w:val="en-US"/>
+        </w:rPr>
+        <w:t xml:space="preserve"> will open alongside </w:t>
+      </w:r>
+      <w:r>
+        <w:rPr>
+          <w:lang w:val="en-US"/>
+        </w:rPr>
+        <w:sym w:font="Wingdings" w:char="F0E0"/>
+      </w:r>
+      <w:r>
+        <w:rPr>
+          <w:lang w:val="en-US"/>
+        </w:rPr>
+        <w:t xml:space="preserve"> then in Selection we can see Slicer, Top 5 products by Sale, Avg Sales </w:t>
+      </w:r>
+      <w:proofErr w:type="gramStart"/>
+      <w:r>
+        <w:rPr>
+          <w:lang w:val="en-US"/>
+        </w:rPr>
+        <w:t>By</w:t>
+      </w:r>
+      <w:proofErr w:type="gramEnd"/>
+      <w:r>
+        <w:rPr>
+          <w:lang w:val="en-US"/>
+        </w:rPr>
+        <w:t xml:space="preserve"> Category, Total Sales by Month </w:t>
+      </w:r>
+      <w:r>
+        <w:rPr>
+          <w:lang w:val="en-US"/>
+        </w:rPr>
+        <w:t>(All our 3 visuals &amp; slicer)</w:t>
+      </w:r>
+      <w:r>
+        <w:rPr>
+          <w:lang w:val="en-US"/>
+        </w:rPr>
+        <w:t xml:space="preserve"> </w:t>
+      </w:r>
+    </w:p>
+    <w:p>
+      <w:pPr>
+        <w:pStyle w:val="ListParagraph"/>
+        <w:numPr>
+          <w:ilvl w:val="0"/>
+          <w:numId w:val="27"/>
+        </w:numPr>
+        <w:tabs>
+          <w:tab w:val="left" w:pos="3156"/>
+        </w:tabs>
+        <w:rPr>
+          <w:lang w:val="en-US"/>
+        </w:rPr>
+      </w:pPr>
+      <w:r>
+        <w:rPr>
+          <w:lang w:val="en-US"/>
+        </w:rPr>
+        <w:t>Whatever we have on our canvas that will appear in selection tabs</w:t>
+      </w:r>
+    </w:p>
+    <w:p>
+      <w:pPr>
+        <w:pStyle w:val="ListParagraph"/>
+        <w:numPr>
+          <w:ilvl w:val="0"/>
+          <w:numId w:val="27"/>
+        </w:numPr>
+        <w:tabs>
+          <w:tab w:val="left" w:pos="3156"/>
+        </w:tabs>
+        <w:rPr>
+          <w:lang w:val="en-US"/>
+        </w:rPr>
+      </w:pPr>
+      <w:r>
+        <w:rPr>
+          <w:lang w:val="en-US"/>
+        </w:rPr>
+        <w:t xml:space="preserve">Now for User/Audience </w:t>
+      </w:r>
+      <w:r>
+        <w:rPr>
+          <w:lang w:val="en-US"/>
+        </w:rPr>
+        <w:sym w:font="Wingdings" w:char="F0E0"/>
+      </w:r>
+      <w:r>
+        <w:rPr>
+          <w:lang w:val="en-US"/>
+        </w:rPr>
+        <w:t xml:space="preserve"> we want to show one visual at a time to them </w:t>
+      </w:r>
+      <w:r>
+        <w:rPr>
+          <w:lang w:val="en-US"/>
+        </w:rPr>
+        <w:sym w:font="Wingdings" w:char="F0E0"/>
+      </w:r>
+      <w:r>
+        <w:rPr>
+          <w:lang w:val="en-US"/>
+        </w:rPr>
+        <w:t xml:space="preserve"> </w:t>
+      </w:r>
+      <w:r>
+        <w:rPr>
+          <w:lang w:val="en-US"/>
+        </w:rPr>
+        <w:t xml:space="preserve">then </w:t>
+      </w:r>
+      <w:r>
+        <w:rPr>
+          <w:highlight w:val="yellow"/>
+          <w:lang w:val="en-US"/>
+        </w:rPr>
+        <w:t>Bookmarks</w:t>
+      </w:r>
+      <w:r>
+        <w:rPr>
+          <w:lang w:val="en-US"/>
+        </w:rPr>
+        <w:t xml:space="preserve"> comes handy</w:t>
+      </w:r>
+    </w:p>
+    <w:p>
+      <w:pPr>
+        <w:pStyle w:val="ListParagraph"/>
+        <w:numPr>
+          <w:ilvl w:val="0"/>
+          <w:numId w:val="27"/>
+        </w:numPr>
+        <w:tabs>
+          <w:tab w:val="left" w:pos="3156"/>
+        </w:tabs>
+        <w:rPr>
+          <w:lang w:val="en-US"/>
+        </w:rPr>
+      </w:pPr>
+      <w:proofErr w:type="gramStart"/>
+      <w:r>
+        <w:rPr>
+          <w:lang w:val="en-US"/>
+        </w:rPr>
+        <w:t>Bookmark :</w:t>
+      </w:r>
+      <w:proofErr w:type="gramEnd"/>
+      <w:r>
+        <w:rPr>
+          <w:lang w:val="en-US"/>
+        </w:rPr>
+        <w:t xml:space="preserve"> A state or visual where user can see specific what they want</w:t>
+      </w:r>
+      <w:r>
+        <w:rPr>
+          <w:lang w:val="en-US"/>
+        </w:rPr>
+        <w:t xml:space="preserve"> </w:t>
+      </w:r>
+      <w:r>
+        <w:rPr>
+          <w:lang w:val="en-US"/>
+        </w:rPr>
+        <w:sym w:font="Wingdings" w:char="F0E0"/>
+      </w:r>
+      <w:r>
+        <w:rPr>
+          <w:lang w:val="en-US"/>
+        </w:rPr>
+        <w:t xml:space="preserve"> it will have lot of </w:t>
+      </w:r>
+      <w:proofErr w:type="gramStart"/>
+      <w:r>
+        <w:rPr>
+          <w:lang w:val="en-US"/>
+        </w:rPr>
+        <w:t>info</w:t>
+      </w:r>
+      <w:proofErr w:type="gramEnd"/>
+      <w:r>
+        <w:rPr>
+          <w:lang w:val="en-US"/>
+        </w:rPr>
+        <w:t xml:space="preserve"> but we will </w:t>
+      </w:r>
+      <w:r>
+        <w:rPr>
+          <w:lang w:val="en-US"/>
+        </w:rPr>
+        <w:t>customize and</w:t>
+      </w:r>
+      <w:r>
+        <w:rPr>
+          <w:lang w:val="en-US"/>
+        </w:rPr>
+        <w:t xml:space="preserve"> give them what they want to view</w:t>
+      </w:r>
+    </w:p>
+    <w:p>
+      <w:pPr>
+        <w:pStyle w:val="ListParagraph"/>
+        <w:numPr>
+          <w:ilvl w:val="0"/>
+          <w:numId w:val="27"/>
+        </w:numPr>
+        <w:tabs>
+          <w:tab w:val="left" w:pos="3156"/>
+        </w:tabs>
+        <w:rPr>
+          <w:lang w:val="en-US"/>
+        </w:rPr>
+      </w:pPr>
+      <w:r>
+        <w:rPr>
+          <w:lang w:val="en-US"/>
+        </w:rPr>
+        <w:t xml:space="preserve">We go in Bookmark section </w:t>
+      </w:r>
+      <w:r>
+        <w:rPr>
+          <w:lang w:val="en-US"/>
+        </w:rPr>
+        <w:sym w:font="Wingdings" w:char="F0E0"/>
+      </w:r>
+      <w:r>
+        <w:rPr>
+          <w:lang w:val="en-US"/>
+        </w:rPr>
+        <w:t xml:space="preserve"> Click on Add</w:t>
+      </w:r>
+    </w:p>
+    <w:p>
+      <w:pPr>
+        <w:pStyle w:val="ListParagraph"/>
+        <w:numPr>
+          <w:ilvl w:val="0"/>
+          <w:numId w:val="27"/>
+        </w:numPr>
+        <w:tabs>
+          <w:tab w:val="left" w:pos="3156"/>
+        </w:tabs>
+        <w:rPr>
+          <w:lang w:val="en-US"/>
+        </w:rPr>
+      </w:pPr>
+      <w:r>
+        <w:rPr>
+          <w:lang w:val="en-US"/>
+        </w:rPr>
+        <w:lastRenderedPageBreak/>
+        <w:t>1</w:t>
+      </w:r>
+      <w:r>
+        <w:rPr>
+          <w:vertAlign w:val="superscript"/>
+          <w:lang w:val="en-US"/>
+        </w:rPr>
+        <w:t>st</w:t>
+      </w:r>
+      <w:r>
+        <w:rPr>
+          <w:lang w:val="en-US"/>
+        </w:rPr>
+        <w:t xml:space="preserve"> we make Top 5 Bookmark</w:t>
+      </w:r>
+      <w:r>
+        <w:rPr>
+          <w:lang w:val="en-US"/>
+        </w:rPr>
+        <w:t xml:space="preserve"> </w:t>
+      </w:r>
+      <w:r>
+        <w:rPr>
+          <w:lang w:val="en-US"/>
+        </w:rPr>
+        <w:sym w:font="Wingdings" w:char="F0E0"/>
+      </w:r>
+      <w:r>
+        <w:rPr>
+          <w:lang w:val="en-US"/>
+        </w:rPr>
+        <w:t xml:space="preserve"> and then in Selection section we will hide all other </w:t>
+      </w:r>
+      <w:r>
+        <w:rPr>
+          <w:lang w:val="en-US"/>
+        </w:rPr>
+        <w:t>except Top 5 visual &amp; slicer</w:t>
+      </w:r>
+      <w:r>
+        <w:rPr>
+          <w:lang w:val="en-US"/>
+        </w:rPr>
+        <w:t xml:space="preserve"> </w:t>
+      </w:r>
+      <w:r>
+        <w:rPr>
+          <w:lang w:val="en-US"/>
+        </w:rPr>
+        <w:sym w:font="Wingdings" w:char="F0E0"/>
+      </w:r>
+      <w:r>
+        <w:rPr>
+          <w:lang w:val="en-US"/>
+        </w:rPr>
+        <w:t xml:space="preserve"> We need to </w:t>
+      </w:r>
+      <w:r>
+        <w:rPr>
+          <w:lang w:val="en-US"/>
+        </w:rPr>
+        <w:t xml:space="preserve">Click on Top 5 bookmark … </w:t>
+      </w:r>
+      <w:r>
+        <w:rPr>
+          <w:lang w:val="en-US"/>
+        </w:rPr>
+        <w:sym w:font="Wingdings" w:char="F0E0"/>
+      </w:r>
+      <w:r>
+        <w:rPr>
+          <w:lang w:val="en-US"/>
+        </w:rPr>
+        <w:t xml:space="preserve"> Update until we click on Update it </w:t>
+      </w:r>
+      <w:r>
+        <w:rPr>
+          <w:lang w:val="en-US"/>
+        </w:rPr>
+        <w:t>won’t</w:t>
+      </w:r>
+      <w:r>
+        <w:rPr>
+          <w:lang w:val="en-US"/>
+        </w:rPr>
+        <w:t xml:space="preserve"> work</w:t>
+      </w:r>
+    </w:p>
+    <w:p>
+      <w:pPr>
+        <w:pStyle w:val="ListParagraph"/>
+        <w:numPr>
+          <w:ilvl w:val="0"/>
+          <w:numId w:val="27"/>
+        </w:numPr>
+        <w:tabs>
+          <w:tab w:val="left" w:pos="3156"/>
+        </w:tabs>
+        <w:rPr>
+          <w:lang w:val="en-US"/>
+        </w:rPr>
+      </w:pPr>
+      <w:r>
+        <w:rPr>
+          <w:lang w:val="en-US"/>
+        </w:rPr>
+        <w:t xml:space="preserve">Bookmark … there are many options inside … one of it was Update </w:t>
+      </w:r>
+    </w:p>
+    <w:p>
+      <w:pPr>
+        <w:pStyle w:val="ListParagraph"/>
+        <w:numPr>
+          <w:ilvl w:val="0"/>
+          <w:numId w:val="27"/>
+        </w:numPr>
+        <w:tabs>
+          <w:tab w:val="left" w:pos="3156"/>
+        </w:tabs>
+        <w:rPr>
+          <w:lang w:val="en-US"/>
+        </w:rPr>
+      </w:pPr>
+      <w:r>
+        <w:rPr>
+          <w:lang w:val="en-US"/>
+        </w:rPr>
+        <w:t xml:space="preserve">We also have Data, </w:t>
+      </w:r>
+      <w:r>
+        <w:rPr>
+          <w:lang w:val="en-US"/>
+        </w:rPr>
+        <w:t>Display, Current page, All visuals</w:t>
+      </w:r>
+    </w:p>
+    <w:p>
+      <w:pPr>
+        <w:pStyle w:val="ListParagraph"/>
+        <w:numPr>
+          <w:ilvl w:val="0"/>
+          <w:numId w:val="27"/>
+        </w:numPr>
+        <w:tabs>
+          <w:tab w:val="left" w:pos="3156"/>
+        </w:tabs>
+        <w:rPr>
+          <w:lang w:val="en-US"/>
+        </w:rPr>
+      </w:pPr>
+      <w:r>
+        <w:rPr>
+          <w:highlight w:val="yellow"/>
+          <w:lang w:val="en-US"/>
+        </w:rPr>
+        <w:t>Data</w:t>
+      </w:r>
+      <w:r>
+        <w:rPr>
+          <w:lang w:val="en-US"/>
+        </w:rPr>
+        <w:t>:</w:t>
+      </w:r>
+      <w:r>
+        <w:rPr>
+          <w:lang w:val="en-US"/>
+        </w:rPr>
+        <w:t xml:space="preserve"> Use to sho</w:t>
+      </w:r>
+      <w:r>
+        <w:rPr>
+          <w:lang w:val="en-US"/>
+        </w:rPr>
+        <w:t xml:space="preserve">w only specific data records if </w:t>
+      </w:r>
+      <w:proofErr w:type="gramStart"/>
+      <w:r>
+        <w:rPr>
+          <w:lang w:val="en-US"/>
+        </w:rPr>
+        <w:t>its</w:t>
+      </w:r>
+      <w:proofErr w:type="gramEnd"/>
+      <w:r>
+        <w:rPr>
+          <w:lang w:val="en-US"/>
+        </w:rPr>
+        <w:t xml:space="preserve"> on and in slicer we have selected East </w:t>
+      </w:r>
+      <w:r>
+        <w:rPr>
+          <w:lang w:val="en-US"/>
+        </w:rPr>
+        <w:sym w:font="Wingdings" w:char="F0E0"/>
+      </w:r>
+      <w:r>
+        <w:rPr>
+          <w:lang w:val="en-US"/>
+        </w:rPr>
+        <w:t xml:space="preserve"> then it will only show data related to East</w:t>
+      </w:r>
+    </w:p>
+    <w:p>
+      <w:pPr>
+        <w:pStyle w:val="ListParagraph"/>
+        <w:numPr>
+          <w:ilvl w:val="0"/>
+          <w:numId w:val="27"/>
+        </w:numPr>
+        <w:tabs>
+          <w:tab w:val="left" w:pos="3156"/>
+        </w:tabs>
+        <w:rPr>
+          <w:lang w:val="en-US"/>
+        </w:rPr>
+      </w:pPr>
+      <w:r>
+        <w:rPr>
+          <w:highlight w:val="yellow"/>
+          <w:lang w:val="en-US"/>
+        </w:rPr>
+        <w:t>Display</w:t>
+      </w:r>
+      <w:r>
+        <w:rPr>
+          <w:lang w:val="en-US"/>
+        </w:rPr>
+        <w:t xml:space="preserve">: </w:t>
+      </w:r>
+      <w:r>
+        <w:rPr>
+          <w:lang w:val="en-US"/>
+        </w:rPr>
+        <w:t xml:space="preserve">Display is nothing but as </w:t>
+      </w:r>
+      <w:proofErr w:type="gramStart"/>
+      <w:r>
+        <w:rPr>
+          <w:lang w:val="en-US"/>
+        </w:rPr>
+        <w:t>its ,</w:t>
+      </w:r>
+      <w:proofErr w:type="gramEnd"/>
+      <w:r>
+        <w:rPr>
+          <w:lang w:val="en-US"/>
+        </w:rPr>
+        <w:t xml:space="preserve"> as I am saving the visual &amp; publishing it, in same state the audience/user will be able to see it</w:t>
+      </w:r>
+    </w:p>
+    <w:p>
+      <w:pPr>
+        <w:pStyle w:val="ListParagraph"/>
+        <w:numPr>
+          <w:ilvl w:val="0"/>
+          <w:numId w:val="27"/>
+        </w:numPr>
+        <w:tabs>
+          <w:tab w:val="left" w:pos="3156"/>
+        </w:tabs>
+        <w:rPr>
+          <w:lang w:val="en-US"/>
+        </w:rPr>
+      </w:pPr>
+      <w:r>
+        <w:rPr>
+          <w:highlight w:val="yellow"/>
+          <w:lang w:val="en-US"/>
+        </w:rPr>
+        <w:t>Current page</w:t>
+      </w:r>
+      <w:r>
+        <w:rPr>
+          <w:lang w:val="en-US"/>
+        </w:rPr>
+        <w:t xml:space="preserve">: </w:t>
+      </w:r>
+      <w:r>
+        <w:rPr>
+          <w:lang w:val="en-US"/>
+        </w:rPr>
+        <w:t xml:space="preserve">When we want to show a particular page/Report we make use of Current page </w:t>
+      </w:r>
+      <w:r>
+        <w:rPr>
+          <w:lang w:val="en-US"/>
+        </w:rPr>
+        <w:sym w:font="Wingdings" w:char="F0E0"/>
+      </w:r>
+      <w:r>
+        <w:rPr>
+          <w:lang w:val="en-US"/>
+        </w:rPr>
+        <w:t xml:space="preserve"> going on that page and clicking </w:t>
+      </w:r>
+      <w:r>
+        <w:rPr>
+          <w:lang w:val="en-US"/>
+        </w:rPr>
+        <w:sym w:font="Wingdings" w:char="F0E0"/>
+      </w:r>
+      <w:r>
+        <w:rPr>
+          <w:lang w:val="en-US"/>
+        </w:rPr>
+        <w:t xml:space="preserve"> Update on our User page Bookmark that we created</w:t>
+      </w:r>
+    </w:p>
+    <w:p>
+      <w:pPr>
+        <w:pStyle w:val="ListParagraph"/>
+        <w:numPr>
+          <w:ilvl w:val="0"/>
+          <w:numId w:val="27"/>
+        </w:numPr>
+        <w:tabs>
+          <w:tab w:val="left" w:pos="3156"/>
+        </w:tabs>
+        <w:rPr>
+          <w:lang w:val="en-US"/>
+        </w:rPr>
+      </w:pPr>
+      <w:r>
+        <w:rPr>
+          <w:lang w:val="en-US"/>
+        </w:rPr>
+        <w:t xml:space="preserve">If we want to go back to our bookmark learning </w:t>
+      </w:r>
+      <w:proofErr w:type="gramStart"/>
+      <w:r>
+        <w:rPr>
+          <w:lang w:val="en-US"/>
+        </w:rPr>
+        <w:t>page</w:t>
+      </w:r>
+      <w:proofErr w:type="gramEnd"/>
+      <w:r>
+        <w:rPr>
+          <w:lang w:val="en-US"/>
+        </w:rPr>
+        <w:t xml:space="preserve"> then we repeat the above Current page process on to Bookmark learning page</w:t>
+      </w:r>
+      <w:r>
+        <w:rPr>
+          <w:lang w:val="en-US"/>
+        </w:rPr>
+        <w:t xml:space="preserve"> </w:t>
+      </w:r>
+      <w:r>
+        <w:rPr>
+          <w:lang w:val="en-US"/>
+        </w:rPr>
+        <w:sym w:font="Wingdings" w:char="F0E0"/>
+      </w:r>
+      <w:r>
+        <w:rPr>
+          <w:lang w:val="en-US"/>
+        </w:rPr>
+        <w:t xml:space="preserve"> After doing this we need to provide </w:t>
+      </w:r>
+      <w:r>
+        <w:rPr>
+          <w:highlight w:val="yellow"/>
+          <w:lang w:val="en-US"/>
+        </w:rPr>
+        <w:t>buttons</w:t>
+      </w:r>
+      <w:r>
+        <w:rPr>
+          <w:lang w:val="en-US"/>
+        </w:rPr>
+        <w:t xml:space="preserve"> of this page Name </w:t>
+      </w:r>
+      <w:r>
+        <w:rPr>
+          <w:lang w:val="en-US"/>
+        </w:rPr>
+        <w:sym w:font="Wingdings" w:char="F0E0"/>
+      </w:r>
+      <w:r>
+        <w:rPr>
+          <w:lang w:val="en-US"/>
+        </w:rPr>
+        <w:t xml:space="preserve"> so it takes us to the desired pages</w:t>
+      </w:r>
+    </w:p>
+    <w:p>
+      <w:pPr>
+        <w:pStyle w:val="ListParagraph"/>
+        <w:numPr>
+          <w:ilvl w:val="0"/>
+          <w:numId w:val="27"/>
+        </w:numPr>
+        <w:tabs>
+          <w:tab w:val="left" w:pos="3156"/>
+        </w:tabs>
+        <w:rPr>
+          <w:lang w:val="en-US"/>
+        </w:rPr>
+      </w:pPr>
+      <w:r>
+        <w:rPr>
+          <w:highlight w:val="yellow"/>
+          <w:lang w:val="en-US"/>
+        </w:rPr>
+        <w:t>All Visuals</w:t>
+      </w:r>
+      <w:r>
+        <w:rPr>
+          <w:lang w:val="en-US"/>
+        </w:rPr>
+        <w:t xml:space="preserve">: </w:t>
+      </w:r>
+      <w:r>
+        <w:rPr>
+          <w:lang w:val="en-US"/>
+        </w:rPr>
+        <w:t xml:space="preserve">Whatever work we are doing </w:t>
+      </w:r>
+      <w:r>
+        <w:rPr>
+          <w:lang w:val="en-US"/>
+        </w:rPr>
+        <w:sym w:font="Wingdings" w:char="F0E0"/>
+      </w:r>
+      <w:r>
+        <w:rPr>
+          <w:lang w:val="en-US"/>
+        </w:rPr>
+        <w:t xml:space="preserve"> this will have its impact on all the visuals </w:t>
+      </w:r>
+      <w:r>
+        <w:rPr>
+          <w:lang w:val="en-US"/>
+        </w:rPr>
+        <w:sym w:font="Wingdings" w:char="F0E0"/>
+      </w:r>
+      <w:r>
+        <w:rPr>
+          <w:lang w:val="en-US"/>
+        </w:rPr>
+        <w:t xml:space="preserve"> if we select Selected visuals </w:t>
+      </w:r>
+      <w:r>
+        <w:rPr>
+          <w:lang w:val="en-US"/>
+        </w:rPr>
+        <w:sym w:font="Wingdings" w:char="F0E0"/>
+      </w:r>
+      <w:r>
+        <w:rPr>
+          <w:lang w:val="en-US"/>
+        </w:rPr>
+        <w:t xml:space="preserve"> then only those visuals will be impacted</w:t>
+      </w:r>
+    </w:p>
+    <w:p>
+      <w:pPr>
+        <w:pStyle w:val="ListParagraph"/>
+        <w:numPr>
+          <w:ilvl w:val="0"/>
+          <w:numId w:val="27"/>
+        </w:numPr>
+        <w:tabs>
+          <w:tab w:val="left" w:pos="3156"/>
+        </w:tabs>
+        <w:rPr>
+          <w:lang w:val="en-US"/>
+        </w:rPr>
+      </w:pPr>
+      <w:r>
+        <w:rPr>
+          <w:lang w:val="en-US"/>
+        </w:rPr>
+        <w:t xml:space="preserve">Buttons: Insert </w:t>
+      </w:r>
+      <w:r>
+        <w:rPr>
+          <w:lang w:val="en-US"/>
+        </w:rPr>
+        <w:sym w:font="Wingdings" w:char="F0E0"/>
+      </w:r>
+      <w:r>
+        <w:rPr>
+          <w:lang w:val="en-US"/>
+        </w:rPr>
+        <w:t xml:space="preserve"> Buttons </w:t>
+      </w:r>
+      <w:r>
+        <w:rPr>
+          <w:lang w:val="en-US"/>
+        </w:rPr>
+        <w:sym w:font="Wingdings" w:char="F0E0"/>
+      </w:r>
+      <w:r>
+        <w:rPr>
+          <w:lang w:val="en-US"/>
+        </w:rPr>
+        <w:t xml:space="preserve"> </w:t>
+      </w:r>
+      <w:r>
+        <w:rPr>
+          <w:lang w:val="en-US"/>
+        </w:rPr>
+        <w:t xml:space="preserve">After Naming Buttons we click on Buttons </w:t>
+      </w:r>
+      <w:r>
+        <w:rPr>
+          <w:lang w:val="en-US"/>
+        </w:rPr>
+        <w:sym w:font="Wingdings" w:char="F0E0"/>
+      </w:r>
+      <w:r>
+        <w:rPr>
+          <w:lang w:val="en-US"/>
+        </w:rPr>
+        <w:t xml:space="preserve"> Actions </w:t>
+      </w:r>
+      <w:r>
+        <w:rPr>
+          <w:lang w:val="en-US"/>
+        </w:rPr>
+        <w:sym w:font="Wingdings" w:char="F0E0"/>
+      </w:r>
+      <w:r>
+        <w:rPr>
+          <w:lang w:val="en-US"/>
+        </w:rPr>
+        <w:t xml:space="preserve"> </w:t>
+      </w:r>
+      <w:r>
+        <w:rPr>
+          <w:lang w:val="en-US"/>
+        </w:rPr>
+        <w:t xml:space="preserve">Bookmark </w:t>
+      </w:r>
+      <w:r>
+        <w:rPr>
+          <w:lang w:val="en-US"/>
+        </w:rPr>
+        <w:sym w:font="Wingdings" w:char="F0E0"/>
+      </w:r>
+      <w:r>
+        <w:rPr>
+          <w:lang w:val="en-US"/>
+        </w:rPr>
+        <w:t xml:space="preserve"> Bookmark Name.</w:t>
+      </w:r>
+    </w:p>
+    <w:p>
+      <w:pPr>
+        <w:pStyle w:val="ListParagraph"/>
+        <w:numPr>
+          <w:ilvl w:val="0"/>
+          <w:numId w:val="27"/>
+        </w:numPr>
+        <w:tabs>
+          <w:tab w:val="left" w:pos="3156"/>
+        </w:tabs>
+        <w:rPr>
+          <w:lang w:val="en-US"/>
+        </w:rPr>
+      </w:pPr>
+    </w:p>
+    <w:p>
+      <w:pPr>
+        <w:tabs>
+          <w:tab w:val="left" w:pos="3156"/>
+        </w:tabs>
+        <w:rPr>
+          <w:b/>
+          <w:bCs/>
+          <w:sz w:val="28"/>
+          <w:szCs w:val="28"/>
+          <w:u w:val="single"/>
+          <w:lang w:val="en-US"/>
+        </w:rPr>
+      </w:pPr>
+    </w:p>
+    <w:p>
+      <w:pPr>
+        <w:tabs>
+          <w:tab w:val="left" w:pos="3156"/>
+        </w:tabs>
+        <w:rPr>
+          <w:lang w:val="en-US"/>
+        </w:rPr>
+      </w:pPr>
+    </w:p>
+    <w:p>
+      <w:pPr>
+        <w:tabs>
+          <w:tab w:val="left" w:pos="3156"/>
+        </w:tabs>
+        <w:rPr>
+          <w:sz w:val="28"/>
+          <w:szCs w:val="28"/>
+          <w:lang w:val="en-US"/>
+        </w:rPr>
+      </w:pPr>
+    </w:p>
+    <w:p>
+      <w:pPr>
+        <w:tabs>
+          <w:tab w:val="left" w:pos="3156"/>
+        </w:tabs>
+        <w:rPr>
+          <w:lang w:val="en-US"/>
+        </w:rPr>
+      </w:pPr>
+      <w:r>
+        <w:rPr>
+          <w:lang w:val="en-US"/>
+        </w:rPr>
+        <w:t xml:space="preserve"> </w:t>
+      </w:r>
+    </w:p>
+    <w:p>
+      <w:pPr>
+        <w:tabs>
+          <w:tab w:val="left" w:pos="3156"/>
+        </w:tabs>
+        <w:ind w:left="408"/>
+        <w:rPr>
+          <w:lang w:val="en-US"/>
+        </w:rPr>
+      </w:pPr>
+    </w:p>
+    <w:p>
+      <w:pPr>
+        <w:tabs>
+          <w:tab w:val="left" w:pos="3156"/>
+        </w:tabs>
+        <w:rPr>
+          <w:lang w:val="en-US"/>
+        </w:rPr>
+      </w:pPr>
+    </w:p>
+    <w:p>
+      <w:pPr>
+        <w:tabs>
+          <w:tab w:val="left" w:pos="3156"/>
+        </w:tabs>
+        <w:rPr>
+          <w:lang w:val="en-US"/>
+        </w:rPr>
+      </w:pPr>
+    </w:p>
+    <w:p>
+      <w:pPr>
+        <w:tabs>
+          <w:tab w:val="left" w:pos="3156"/>
+        </w:tabs>
+        <w:rPr>
+          <w:lang w:val="en-US"/>
+        </w:rPr>
+      </w:pPr>
+    </w:p>
+    <w:p>
+      <w:pPr>
+        <w:tabs>
+          <w:tab w:val="left" w:pos="3156"/>
+        </w:tabs>
+        <w:rPr>
+          <w:lang w:val="en-US"/>
+        </w:rPr>
+      </w:pPr>
+      <w:r>
+        <w:rPr>
+          <w:lang w:val="en-US"/>
+        </w:rPr>
+        <w:tab/>
+      </w:r>
+    </w:p>
+    <w:p>
+      <w:pPr>
+        <w:tabs>
+          <w:tab w:val="left" w:pos="3156"/>
+        </w:tabs>
         <w:rPr>
           <w:bCs/>
           <w:sz w:val="24"/>
           <w:szCs w:val="28"/>
           <w:lang w:val="en-US"/>
         </w:rPr>
-        <w:sym w:font="Wingdings" w:char="F0E0"/>
-      </w:r>
-      <w:r>
-        <w:rPr>
-          <w:bCs/>
-          <w:sz w:val="24"/>
-          <w:szCs w:val="28"/>
-          <w:lang w:val="en-US"/>
-        </w:rPr>
-        <w:t xml:space="preserve"> Add </w:t>
-      </w:r>
-      <w:r>
-        <w:rPr>
-          <w:bCs/>
-          <w:sz w:val="24"/>
-          <w:szCs w:val="28"/>
-          <w:lang w:val="en-US"/>
-        </w:rPr>
-        <w:sym w:font="Wingdings" w:char="F0E0"/>
-      </w:r>
-      <w:r>
-        <w:rPr>
-          <w:bCs/>
-          <w:sz w:val="24"/>
-          <w:szCs w:val="28"/>
-          <w:lang w:val="en-US"/>
-        </w:rPr>
-        <w:t xml:space="preserve"> Save </w:t>
-      </w:r>
-      <w:r>
-        <w:rPr>
-          <w:bCs/>
-          <w:sz w:val="24"/>
-          <w:szCs w:val="28"/>
-          <w:lang w:val="en-US"/>
-        </w:rPr>
-        <w:sym w:font="Wingdings" w:char="F0E0"/>
-      </w:r>
-      <w:r>
-        <w:rPr>
-          <w:bCs/>
-          <w:sz w:val="24"/>
-          <w:szCs w:val="28"/>
-          <w:lang w:val="en-US"/>
-        </w:rPr>
-        <w:t xml:space="preserve"> Click on … Dots besides </w:t>
-      </w:r>
-      <w:proofErr w:type="spellStart"/>
-      <w:r>
-        <w:rPr>
-          <w:bCs/>
-          <w:sz w:val="24"/>
-          <w:szCs w:val="28"/>
-          <w:lang w:val="en-US"/>
-        </w:rPr>
-        <w:t>Heriarchial</w:t>
-      </w:r>
-      <w:proofErr w:type="spellEnd"/>
-      <w:r>
-        <w:rPr>
-          <w:bCs/>
-          <w:sz w:val="24"/>
-          <w:szCs w:val="28"/>
-          <w:lang w:val="en-US"/>
-        </w:rPr>
-        <w:t xml:space="preserve"> RLS</w:t>
-      </w:r>
-      <w:r>
-        <w:rPr>
-          <w:bCs/>
-          <w:sz w:val="24"/>
-          <w:szCs w:val="28"/>
-          <w:lang w:val="en-US"/>
-        </w:rPr>
-        <w:t xml:space="preserve"> </w:t>
-      </w:r>
-      <w:r>
-        <w:rPr>
-          <w:bCs/>
-          <w:sz w:val="24"/>
-          <w:szCs w:val="28"/>
-          <w:lang w:val="en-US"/>
-        </w:rPr>
-        <w:sym w:font="Wingdings" w:char="F0E0"/>
-      </w:r>
-      <w:r>
-        <w:rPr>
-          <w:bCs/>
-          <w:sz w:val="24"/>
-          <w:szCs w:val="28"/>
-          <w:lang w:val="en-US"/>
-        </w:rPr>
-        <w:t xml:space="preserve"> Test as a Role</w:t>
-      </w:r>
-      <w:r>
-        <w:rPr>
-          <w:bCs/>
-          <w:sz w:val="24"/>
-          <w:szCs w:val="28"/>
-          <w:lang w:val="en-US"/>
-        </w:rPr>
-        <w:t xml:space="preserve"> : Select Person</w:t>
-      </w:r>
-      <w:bookmarkStart w:id="0" w:name="_GoBack"/>
-      <w:bookmarkEnd w:id="0"/>
-      <w:r>
-        <w:rPr>
-          <w:bCs/>
-          <w:sz w:val="24"/>
-          <w:szCs w:val="28"/>
-          <w:lang w:val="en-US"/>
-        </w:rPr>
-        <w:t xml:space="preserve"> </w:t>
-      </w:r>
-      <w:r>
-        <w:rPr>
-          <w:bCs/>
-          <w:sz w:val="24"/>
-          <w:szCs w:val="28"/>
-          <w:lang w:val="en-US"/>
-        </w:rPr>
-        <w:sym w:font="Wingdings" w:char="F0E0"/>
-      </w:r>
-      <w:r>
-        <w:rPr>
-          <w:bCs/>
-          <w:sz w:val="24"/>
-          <w:szCs w:val="28"/>
-          <w:lang w:val="en-US"/>
-        </w:rPr>
-        <w:t xml:space="preserve"> for a given Email-ID</w:t>
-      </w:r>
+      </w:pPr>
     </w:p>
     <w:p>
       <w:pPr>
@@ -8960,8 +13048,98 @@
 </file>
 
 <file path=word/numbering.xml><?xml version="1.0" encoding="utf-8"?>
-<w:numbering xmlns:wpc="http://schemas.microsoft.com/office/word/2010/wordprocessingCanvas" xmlns:cx="http://schemas.microsoft.com/office/drawing/2014/chartex" xmlns:cx1="http://schemas.microsoft.com/office/drawing/2015/9/8/chartex" xmlns:cx2="http://schemas.microsoft.com/office/drawing/2015/10/21/chartex" xmlns:cx3="http://schemas.microsoft.com/office/drawing/2016/5/9/chartex" xmlns:cx4="http://schemas.microsoft.com/office/drawing/2016/5/10/chartex" xmlns:cx5="http://schemas.microsoft.com/office/drawing/2016/5/11/chartex" xmlns:cx6="http://schemas.microsoft.com/office/drawing/2016/5/12/chartex" xmlns:cx7="http://schemas.microsoft.com/office/drawing/2016/5/13/chartex" xmlns:cx8="http://schemas.microsoft.com/office/drawing/2016/5/14/chartex" xmlns:mc="http://schemas.openxmlformats.org/markup-compatibility/2006" xmlns:aink="http://schemas.microsoft.com/office/drawing/2016/ink" xmlns:am3d="http://schemas.microsoft.com/office/drawing/2017/model3d" xmlns:o="urn:schemas-microsoft-com:office:office" xmlns:r="http://schemas.openxmlformats.org/officeDocument/2006/relationships" xmlns:m="http://schemas.openxmlformats.org/officeDocument/2006/math" xmlns:v="urn:schemas-microsoft-com:vml" xmlns:wp14="http://schemas.microsoft.com/office/word/2010/wordprocessingDrawing" xmlns:wp="http://schemas.openxmlformats.org/drawingml/2006/wordprocessingDrawing" xmlns:w10="urn:schemas-microsoft-com:office:word" xmlns:w="http://schemas.openxmlformats.org/wordprocessingml/2006/main" xmlns:w14="http://schemas.microsoft.com/office/word/2010/wordml" xmlns:w15="http://schemas.microsoft.com/office/word/2012/wordml" xmlns:w16cid="http://schemas.microsoft.com/office/word/2016/wordml/cid" xmlns:w16se="http://schemas.microsoft.com/office/word/2015/wordml/symex" xmlns:wpg="http://schemas.microsoft.com/office/word/2010/wordprocessingGroup" xmlns:wpi="http://schemas.microsoft.com/office/word/2010/wordprocessingInk" xmlns:wne="http://schemas.microsoft.com/office/word/2006/wordml" xmlns:wps="http://schemas.microsoft.com/office/word/2010/wordprocessingShape" mc:Ignorable="w14 w15 w16se w16cid wp14">
+<w:numbering xmlns:wpc="http://schemas.microsoft.com/office/word/2010/wordprocessingCanvas" xmlns:cx="http://schemas.microsoft.com/office/drawing/2014/chartex" xmlns:cx1="http://schemas.microsoft.com/office/drawing/2015/9/8/chartex" xmlns:cx2="http://schemas.microsoft.com/office/drawing/2015/10/21/chartex" xmlns:cx3="http://schemas.microsoft.com/office/drawing/2016/5/9/chartex" xmlns:cx4="http://schemas.microsoft.com/office/drawing/2016/5/10/chartex" xmlns:cx5="http://schemas.microsoft.com/office/drawing/2016/5/11/chartex" xmlns:cx6="http://schemas.microsoft.com/office/drawing/2016/5/12/chartex" xmlns:cx7="http://schemas.microsoft.com/office/drawing/2016/5/13/chartex" xmlns:cx8="http://schemas.microsoft.com/office/drawing/2016/5/14/chartex" xmlns:mc="http://schemas.openxmlformats.org/markup-compatibility/2006" xmlns:aink="http://schemas.microsoft.com/office/drawing/2016/ink" xmlns:am3d="http://schemas.microsoft.com/office/drawing/2017/model3d" xmlns:o="urn:schemas-microsoft-com:office:office" xmlns:oel="http://schemas.microsoft.com/office/2019/extlst" xmlns:r="http://schemas.openxmlformats.org/officeDocument/2006/relationships" xmlns:m="http://schemas.openxmlformats.org/officeDocument/2006/math" xmlns:v="urn:schemas-microsoft-com:vml" xmlns:wp14="http://schemas.microsoft.com/office/word/2010/wordprocessingDrawing" xmlns:wp="http://schemas.openxmlformats.org/drawingml/2006/wordprocessingDrawing" xmlns:w10="urn:schemas-microsoft-com:office:word" xmlns:w="http://schemas.openxmlformats.org/wordprocessingml/2006/main" xmlns:w14="http://schemas.microsoft.com/office/word/2010/wordml" xmlns:w15="http://schemas.microsoft.com/office/word/2012/wordml" xmlns:w16cex="http://schemas.microsoft.com/office/word/2018/wordml/cex" xmlns:w16cid="http://schemas.microsoft.com/office/word/2016/wordml/cid" xmlns:w16="http://schemas.microsoft.com/office/word/2018/wordml" xmlns:w16du="http://schemas.microsoft.com/office/word/2023/wordml/word16du" xmlns:w16sdtdh="http://schemas.microsoft.com/office/word/2020/wordml/sdtdatahash" xmlns:w16sdtfl="http://schemas.microsoft.com/office/word/2024/wordml/sdtformatlock" xmlns:w16se="http://schemas.microsoft.com/office/word/2015/wordml/symex" xmlns:wpg="http://schemas.microsoft.com/office/word/2010/wordprocessingGroup" xmlns:wpi="http://schemas.microsoft.com/office/word/2010/wordprocessingInk" xmlns:wne="http://schemas.microsoft.com/office/word/2006/wordml" xmlns:wps="http://schemas.microsoft.com/office/word/2010/wordprocessingShape" mc:Ignorable="w14 w15 w16se w16cid w16 w16cex w16sdtdh w16sdtfl w16du wp14">
   <w:abstractNum w:abstractNumId="0" w15:restartNumberingAfterBreak="0">
+    <w:nsid w:val="05250826"/>
+    <w:multiLevelType w:val="hybridMultilevel"/>
+    <w:tmpl w:val="CA9C6F7A"/>
+    <w:lvl w:ilvl="0" w:tplc="FFFFFFFF">
+      <w:start w:val="1"/>
+      <w:numFmt w:val="lowerLetter"/>
+      <w:lvlText w:val="%1."/>
+      <w:lvlJc w:val="left"/>
+      <w:pPr>
+        <w:ind w:left="768" w:hanging="360"/>
+      </w:pPr>
+      <w:rPr>
+        <w:b/>
+        <w:bCs/>
+      </w:rPr>
+    </w:lvl>
+    <w:lvl w:ilvl="1" w:tplc="FFFFFFFF" w:tentative="1">
+      <w:start w:val="1"/>
+      <w:numFmt w:val="lowerLetter"/>
+      <w:lvlText w:val="%2."/>
+      <w:lvlJc w:val="left"/>
+      <w:pPr>
+        <w:ind w:left="1488" w:hanging="360"/>
+      </w:pPr>
+    </w:lvl>
+    <w:lvl w:ilvl="2" w:tplc="FFFFFFFF" w:tentative="1">
+      <w:start w:val="1"/>
+      <w:numFmt w:val="lowerRoman"/>
+      <w:lvlText w:val="%3."/>
+      <w:lvlJc w:val="right"/>
+      <w:pPr>
+        <w:ind w:left="2208" w:hanging="180"/>
+      </w:pPr>
+    </w:lvl>
+    <w:lvl w:ilvl="3" w:tplc="FFFFFFFF" w:tentative="1">
+      <w:start w:val="1"/>
+      <w:numFmt w:val="decimal"/>
+      <w:lvlText w:val="%4."/>
+      <w:lvlJc w:val="left"/>
+      <w:pPr>
+        <w:ind w:left="2928" w:hanging="360"/>
+      </w:pPr>
+    </w:lvl>
+    <w:lvl w:ilvl="4" w:tplc="FFFFFFFF" w:tentative="1">
+      <w:start w:val="1"/>
+      <w:numFmt w:val="lowerLetter"/>
+      <w:lvlText w:val="%5."/>
+      <w:lvlJc w:val="left"/>
+      <w:pPr>
+        <w:ind w:left="3648" w:hanging="360"/>
+      </w:pPr>
+    </w:lvl>
+    <w:lvl w:ilvl="5" w:tplc="FFFFFFFF" w:tentative="1">
+      <w:start w:val="1"/>
+      <w:numFmt w:val="lowerRoman"/>
+      <w:lvlText w:val="%6."/>
+      <w:lvlJc w:val="right"/>
+      <w:pPr>
+        <w:ind w:left="4368" w:hanging="180"/>
+      </w:pPr>
+    </w:lvl>
+    <w:lvl w:ilvl="6" w:tplc="FFFFFFFF" w:tentative="1">
+      <w:start w:val="1"/>
+      <w:numFmt w:val="decimal"/>
+      <w:lvlText w:val="%7."/>
+      <w:lvlJc w:val="left"/>
+      <w:pPr>
+        <w:ind w:left="5088" w:hanging="360"/>
+      </w:pPr>
+    </w:lvl>
+    <w:lvl w:ilvl="7" w:tplc="FFFFFFFF" w:tentative="1">
+      <w:start w:val="1"/>
+      <w:numFmt w:val="lowerLetter"/>
+      <w:lvlText w:val="%8."/>
+      <w:lvlJc w:val="left"/>
+      <w:pPr>
+        <w:ind w:left="5808" w:hanging="360"/>
+      </w:pPr>
+    </w:lvl>
+    <w:lvl w:ilvl="8" w:tplc="FFFFFFFF" w:tentative="1">
+      <w:start w:val="1"/>
+      <w:numFmt w:val="lowerRoman"/>
+      <w:lvlText w:val="%9."/>
+      <w:lvlJc w:val="right"/>
+      <w:pPr>
+        <w:ind w:left="6528" w:hanging="180"/>
+      </w:pPr>
+    </w:lvl>
+  </w:abstractNum>
+  <w:abstractNum w:abstractNumId="1" w15:restartNumberingAfterBreak="0">
     <w:nsid w:val="0B8B0091"/>
     <w:multiLevelType w:val="hybridMultilevel"/>
     <w:tmpl w:val="1D2A48FE"/>
@@ -9051,10 +13229,10 @@
       </w:pPr>
     </w:lvl>
   </w:abstractNum>
-  <w:abstractNum w:abstractNumId="1" w15:restartNumberingAfterBreak="0">
+  <w:abstractNum w:abstractNumId="2" w15:restartNumberingAfterBreak="0">
     <w:nsid w:val="0CFA1588"/>
     <w:multiLevelType w:val="hybridMultilevel"/>
-    <w:tmpl w:val="5A32BCD8"/>
+    <w:tmpl w:val="2430B20C"/>
     <w:lvl w:ilvl="0" w:tplc="40090019">
       <w:start w:val="1"/>
       <w:numFmt w:val="lowerLetter"/>
@@ -9137,7 +13315,7 @@
       </w:pPr>
     </w:lvl>
   </w:abstractNum>
-  <w:abstractNum w:abstractNumId="2" w15:restartNumberingAfterBreak="0">
+  <w:abstractNum w:abstractNumId="3" w15:restartNumberingAfterBreak="0">
     <w:nsid w:val="0E2436A2"/>
     <w:multiLevelType w:val="hybridMultilevel"/>
     <w:tmpl w:val="0160390A"/>
@@ -9229,7 +13407,7 @@
       </w:pPr>
     </w:lvl>
   </w:abstractNum>
-  <w:abstractNum w:abstractNumId="3" w15:restartNumberingAfterBreak="0">
+  <w:abstractNum w:abstractNumId="4" w15:restartNumberingAfterBreak="0">
     <w:nsid w:val="109D1A45"/>
     <w:multiLevelType w:val="hybridMultilevel"/>
     <w:tmpl w:val="F956E9F8"/>
@@ -9315,7 +13493,7 @@
       </w:pPr>
     </w:lvl>
   </w:abstractNum>
-  <w:abstractNum w:abstractNumId="4" w15:restartNumberingAfterBreak="0">
+  <w:abstractNum w:abstractNumId="5" w15:restartNumberingAfterBreak="0">
     <w:nsid w:val="10DC00CE"/>
     <w:multiLevelType w:val="hybridMultilevel"/>
     <w:tmpl w:val="D7DCAC7A"/>
@@ -9404,7 +13582,7 @@
       </w:pPr>
     </w:lvl>
   </w:abstractNum>
-  <w:abstractNum w:abstractNumId="5" w15:restartNumberingAfterBreak="0">
+  <w:abstractNum w:abstractNumId="6" w15:restartNumberingAfterBreak="0">
     <w:nsid w:val="13B40613"/>
     <w:multiLevelType w:val="hybridMultilevel"/>
     <w:tmpl w:val="68A634DE"/>
@@ -9490,7 +13668,97 @@
       </w:pPr>
     </w:lvl>
   </w:abstractNum>
-  <w:abstractNum w:abstractNumId="6" w15:restartNumberingAfterBreak="0">
+  <w:abstractNum w:abstractNumId="7" w15:restartNumberingAfterBreak="0">
+    <w:nsid w:val="16992A05"/>
+    <w:multiLevelType w:val="hybridMultilevel"/>
+    <w:tmpl w:val="CA9C6F7A"/>
+    <w:lvl w:ilvl="0" w:tplc="FFFFFFFF">
+      <w:start w:val="1"/>
+      <w:numFmt w:val="lowerLetter"/>
+      <w:lvlText w:val="%1."/>
+      <w:lvlJc w:val="left"/>
+      <w:pPr>
+        <w:ind w:left="768" w:hanging="360"/>
+      </w:pPr>
+      <w:rPr>
+        <w:b/>
+        <w:bCs/>
+      </w:rPr>
+    </w:lvl>
+    <w:lvl w:ilvl="1" w:tplc="FFFFFFFF" w:tentative="1">
+      <w:start w:val="1"/>
+      <w:numFmt w:val="lowerLetter"/>
+      <w:lvlText w:val="%2."/>
+      <w:lvlJc w:val="left"/>
+      <w:pPr>
+        <w:ind w:left="1488" w:hanging="360"/>
+      </w:pPr>
+    </w:lvl>
+    <w:lvl w:ilvl="2" w:tplc="FFFFFFFF" w:tentative="1">
+      <w:start w:val="1"/>
+      <w:numFmt w:val="lowerRoman"/>
+      <w:lvlText w:val="%3."/>
+      <w:lvlJc w:val="right"/>
+      <w:pPr>
+        <w:ind w:left="2208" w:hanging="180"/>
+      </w:pPr>
+    </w:lvl>
+    <w:lvl w:ilvl="3" w:tplc="FFFFFFFF" w:tentative="1">
+      <w:start w:val="1"/>
+      <w:numFmt w:val="decimal"/>
+      <w:lvlText w:val="%4."/>
+      <w:lvlJc w:val="left"/>
+      <w:pPr>
+        <w:ind w:left="2928" w:hanging="360"/>
+      </w:pPr>
+    </w:lvl>
+    <w:lvl w:ilvl="4" w:tplc="FFFFFFFF" w:tentative="1">
+      <w:start w:val="1"/>
+      <w:numFmt w:val="lowerLetter"/>
+      <w:lvlText w:val="%5."/>
+      <w:lvlJc w:val="left"/>
+      <w:pPr>
+        <w:ind w:left="3648" w:hanging="360"/>
+      </w:pPr>
+    </w:lvl>
+    <w:lvl w:ilvl="5" w:tplc="FFFFFFFF" w:tentative="1">
+      <w:start w:val="1"/>
+      <w:numFmt w:val="lowerRoman"/>
+      <w:lvlText w:val="%6."/>
+      <w:lvlJc w:val="right"/>
+      <w:pPr>
+        <w:ind w:left="4368" w:hanging="180"/>
+      </w:pPr>
+    </w:lvl>
+    <w:lvl w:ilvl="6" w:tplc="FFFFFFFF" w:tentative="1">
+      <w:start w:val="1"/>
+      <w:numFmt w:val="decimal"/>
+      <w:lvlText w:val="%7."/>
+      <w:lvlJc w:val="left"/>
+      <w:pPr>
+        <w:ind w:left="5088" w:hanging="360"/>
+      </w:pPr>
+    </w:lvl>
+    <w:lvl w:ilvl="7" w:tplc="FFFFFFFF" w:tentative="1">
+      <w:start w:val="1"/>
+      <w:numFmt w:val="lowerLetter"/>
+      <w:lvlText w:val="%8."/>
+      <w:lvlJc w:val="left"/>
+      <w:pPr>
+        <w:ind w:left="5808" w:hanging="360"/>
+      </w:pPr>
+    </w:lvl>
+    <w:lvl w:ilvl="8" w:tplc="FFFFFFFF" w:tentative="1">
+      <w:start w:val="1"/>
+      <w:numFmt w:val="lowerRoman"/>
+      <w:lvlText w:val="%9."/>
+      <w:lvlJc w:val="right"/>
+      <w:pPr>
+        <w:ind w:left="6528" w:hanging="180"/>
+      </w:pPr>
+    </w:lvl>
+  </w:abstractNum>
+  <w:abstractNum w:abstractNumId="8" w15:restartNumberingAfterBreak="0">
     <w:nsid w:val="1DF20AC4"/>
     <w:multiLevelType w:val="hybridMultilevel"/>
     <w:tmpl w:val="CB7CD30E"/>
@@ -9582,7 +13850,7 @@
       </w:pPr>
     </w:lvl>
   </w:abstractNum>
-  <w:abstractNum w:abstractNumId="7" w15:restartNumberingAfterBreak="0">
+  <w:abstractNum w:abstractNumId="9" w15:restartNumberingAfterBreak="0">
     <w:nsid w:val="2E7B568A"/>
     <w:multiLevelType w:val="hybridMultilevel"/>
     <w:tmpl w:val="36DAB718"/>
@@ -9671,7 +13939,97 @@
       </w:pPr>
     </w:lvl>
   </w:abstractNum>
-  <w:abstractNum w:abstractNumId="8" w15:restartNumberingAfterBreak="0">
+  <w:abstractNum w:abstractNumId="10" w15:restartNumberingAfterBreak="0">
+    <w:nsid w:val="34671FE4"/>
+    <w:multiLevelType w:val="hybridMultilevel"/>
+    <w:tmpl w:val="CA9C6F7A"/>
+    <w:lvl w:ilvl="0" w:tplc="FFFFFFFF">
+      <w:start w:val="1"/>
+      <w:numFmt w:val="lowerLetter"/>
+      <w:lvlText w:val="%1."/>
+      <w:lvlJc w:val="left"/>
+      <w:pPr>
+        <w:ind w:left="768" w:hanging="360"/>
+      </w:pPr>
+      <w:rPr>
+        <w:b/>
+        <w:bCs/>
+      </w:rPr>
+    </w:lvl>
+    <w:lvl w:ilvl="1" w:tplc="FFFFFFFF" w:tentative="1">
+      <w:start w:val="1"/>
+      <w:numFmt w:val="lowerLetter"/>
+      <w:lvlText w:val="%2."/>
+      <w:lvlJc w:val="left"/>
+      <w:pPr>
+        <w:ind w:left="1488" w:hanging="360"/>
+      </w:pPr>
+    </w:lvl>
+    <w:lvl w:ilvl="2" w:tplc="FFFFFFFF" w:tentative="1">
+      <w:start w:val="1"/>
+      <w:numFmt w:val="lowerRoman"/>
+      <w:lvlText w:val="%3."/>
+      <w:lvlJc w:val="right"/>
+      <w:pPr>
+        <w:ind w:left="2208" w:hanging="180"/>
+      </w:pPr>
+    </w:lvl>
+    <w:lvl w:ilvl="3" w:tplc="FFFFFFFF" w:tentative="1">
+      <w:start w:val="1"/>
+      <w:numFmt w:val="decimal"/>
+      <w:lvlText w:val="%4."/>
+      <w:lvlJc w:val="left"/>
+      <w:pPr>
+        <w:ind w:left="2928" w:hanging="360"/>
+      </w:pPr>
+    </w:lvl>
+    <w:lvl w:ilvl="4" w:tplc="FFFFFFFF" w:tentative="1">
+      <w:start w:val="1"/>
+      <w:numFmt w:val="lowerLetter"/>
+      <w:lvlText w:val="%5."/>
+      <w:lvlJc w:val="left"/>
+      <w:pPr>
+        <w:ind w:left="3648" w:hanging="360"/>
+      </w:pPr>
+    </w:lvl>
+    <w:lvl w:ilvl="5" w:tplc="FFFFFFFF" w:tentative="1">
+      <w:start w:val="1"/>
+      <w:numFmt w:val="lowerRoman"/>
+      <w:lvlText w:val="%6."/>
+      <w:lvlJc w:val="right"/>
+      <w:pPr>
+        <w:ind w:left="4368" w:hanging="180"/>
+      </w:pPr>
+    </w:lvl>
+    <w:lvl w:ilvl="6" w:tplc="FFFFFFFF" w:tentative="1">
+      <w:start w:val="1"/>
+      <w:numFmt w:val="decimal"/>
+      <w:lvlText w:val="%7."/>
+      <w:lvlJc w:val="left"/>
+      <w:pPr>
+        <w:ind w:left="5088" w:hanging="360"/>
+      </w:pPr>
+    </w:lvl>
+    <w:lvl w:ilvl="7" w:tplc="FFFFFFFF" w:tentative="1">
+      <w:start w:val="1"/>
+      <w:numFmt w:val="lowerLetter"/>
+      <w:lvlText w:val="%8."/>
+      <w:lvlJc w:val="left"/>
+      <w:pPr>
+        <w:ind w:left="5808" w:hanging="360"/>
+      </w:pPr>
+    </w:lvl>
+    <w:lvl w:ilvl="8" w:tplc="FFFFFFFF" w:tentative="1">
+      <w:start w:val="1"/>
+      <w:numFmt w:val="lowerRoman"/>
+      <w:lvlText w:val="%9."/>
+      <w:lvlJc w:val="right"/>
+      <w:pPr>
+        <w:ind w:left="6528" w:hanging="180"/>
+      </w:pPr>
+    </w:lvl>
+  </w:abstractNum>
+  <w:abstractNum w:abstractNumId="11" w15:restartNumberingAfterBreak="0">
     <w:nsid w:val="37766633"/>
     <w:multiLevelType w:val="hybridMultilevel"/>
     <w:tmpl w:val="5266767A"/>
@@ -9767,7 +14125,7 @@
       </w:pPr>
     </w:lvl>
   </w:abstractNum>
-  <w:abstractNum w:abstractNumId="9" w15:restartNumberingAfterBreak="0">
+  <w:abstractNum w:abstractNumId="12" w15:restartNumberingAfterBreak="0">
     <w:nsid w:val="39D731C7"/>
     <w:multiLevelType w:val="hybridMultilevel"/>
     <w:tmpl w:val="A5AE8960"/>
@@ -9853,7 +14211,7 @@
       </w:pPr>
     </w:lvl>
   </w:abstractNum>
-  <w:abstractNum w:abstractNumId="10" w15:restartNumberingAfterBreak="0">
+  <w:abstractNum w:abstractNumId="13" w15:restartNumberingAfterBreak="0">
     <w:nsid w:val="3F3D4646"/>
     <w:multiLevelType w:val="hybridMultilevel"/>
     <w:tmpl w:val="81EA77F8"/>
@@ -9939,7 +14297,187 @@
       </w:pPr>
     </w:lvl>
   </w:abstractNum>
-  <w:abstractNum w:abstractNumId="11" w15:restartNumberingAfterBreak="0">
+  <w:abstractNum w:abstractNumId="14" w15:restartNumberingAfterBreak="0">
+    <w:nsid w:val="41616A0A"/>
+    <w:multiLevelType w:val="hybridMultilevel"/>
+    <w:tmpl w:val="CA9C6F7A"/>
+    <w:lvl w:ilvl="0" w:tplc="FFFFFFFF">
+      <w:start w:val="1"/>
+      <w:numFmt w:val="lowerLetter"/>
+      <w:lvlText w:val="%1."/>
+      <w:lvlJc w:val="left"/>
+      <w:pPr>
+        <w:ind w:left="768" w:hanging="360"/>
+      </w:pPr>
+      <w:rPr>
+        <w:b/>
+        <w:bCs/>
+      </w:rPr>
+    </w:lvl>
+    <w:lvl w:ilvl="1" w:tplc="FFFFFFFF" w:tentative="1">
+      <w:start w:val="1"/>
+      <w:numFmt w:val="lowerLetter"/>
+      <w:lvlText w:val="%2."/>
+      <w:lvlJc w:val="left"/>
+      <w:pPr>
+        <w:ind w:left="1488" w:hanging="360"/>
+      </w:pPr>
+    </w:lvl>
+    <w:lvl w:ilvl="2" w:tplc="FFFFFFFF" w:tentative="1">
+      <w:start w:val="1"/>
+      <w:numFmt w:val="lowerRoman"/>
+      <w:lvlText w:val="%3."/>
+      <w:lvlJc w:val="right"/>
+      <w:pPr>
+        <w:ind w:left="2208" w:hanging="180"/>
+      </w:pPr>
+    </w:lvl>
+    <w:lvl w:ilvl="3" w:tplc="FFFFFFFF" w:tentative="1">
+      <w:start w:val="1"/>
+      <w:numFmt w:val="decimal"/>
+      <w:lvlText w:val="%4."/>
+      <w:lvlJc w:val="left"/>
+      <w:pPr>
+        <w:ind w:left="2928" w:hanging="360"/>
+      </w:pPr>
+    </w:lvl>
+    <w:lvl w:ilvl="4" w:tplc="FFFFFFFF" w:tentative="1">
+      <w:start w:val="1"/>
+      <w:numFmt w:val="lowerLetter"/>
+      <w:lvlText w:val="%5."/>
+      <w:lvlJc w:val="left"/>
+      <w:pPr>
+        <w:ind w:left="3648" w:hanging="360"/>
+      </w:pPr>
+    </w:lvl>
+    <w:lvl w:ilvl="5" w:tplc="FFFFFFFF" w:tentative="1">
+      <w:start w:val="1"/>
+      <w:numFmt w:val="lowerRoman"/>
+      <w:lvlText w:val="%6."/>
+      <w:lvlJc w:val="right"/>
+      <w:pPr>
+        <w:ind w:left="4368" w:hanging="180"/>
+      </w:pPr>
+    </w:lvl>
+    <w:lvl w:ilvl="6" w:tplc="FFFFFFFF" w:tentative="1">
+      <w:start w:val="1"/>
+      <w:numFmt w:val="decimal"/>
+      <w:lvlText w:val="%7."/>
+      <w:lvlJc w:val="left"/>
+      <w:pPr>
+        <w:ind w:left="5088" w:hanging="360"/>
+      </w:pPr>
+    </w:lvl>
+    <w:lvl w:ilvl="7" w:tplc="FFFFFFFF" w:tentative="1">
+      <w:start w:val="1"/>
+      <w:numFmt w:val="lowerLetter"/>
+      <w:lvlText w:val="%8."/>
+      <w:lvlJc w:val="left"/>
+      <w:pPr>
+        <w:ind w:left="5808" w:hanging="360"/>
+      </w:pPr>
+    </w:lvl>
+    <w:lvl w:ilvl="8" w:tplc="FFFFFFFF" w:tentative="1">
+      <w:start w:val="1"/>
+      <w:numFmt w:val="lowerRoman"/>
+      <w:lvlText w:val="%9."/>
+      <w:lvlJc w:val="right"/>
+      <w:pPr>
+        <w:ind w:left="6528" w:hanging="180"/>
+      </w:pPr>
+    </w:lvl>
+  </w:abstractNum>
+  <w:abstractNum w:abstractNumId="15" w15:restartNumberingAfterBreak="0">
+    <w:nsid w:val="422A1776"/>
+    <w:multiLevelType w:val="hybridMultilevel"/>
+    <w:tmpl w:val="E38E7AFC"/>
+    <w:lvl w:ilvl="0" w:tplc="BA32BA1E">
+      <w:start w:val="1"/>
+      <w:numFmt w:val="lowerLetter"/>
+      <w:lvlText w:val="%1."/>
+      <w:lvlJc w:val="left"/>
+      <w:pPr>
+        <w:ind w:left="720" w:hanging="360"/>
+      </w:pPr>
+      <w:rPr>
+        <w:b/>
+        <w:bCs/>
+      </w:rPr>
+    </w:lvl>
+    <w:lvl w:ilvl="1" w:tplc="40090019" w:tentative="1">
+      <w:start w:val="1"/>
+      <w:numFmt w:val="lowerLetter"/>
+      <w:lvlText w:val="%2."/>
+      <w:lvlJc w:val="left"/>
+      <w:pPr>
+        <w:ind w:left="1440" w:hanging="360"/>
+      </w:pPr>
+    </w:lvl>
+    <w:lvl w:ilvl="2" w:tplc="4009001B" w:tentative="1">
+      <w:start w:val="1"/>
+      <w:numFmt w:val="lowerRoman"/>
+      <w:lvlText w:val="%3."/>
+      <w:lvlJc w:val="right"/>
+      <w:pPr>
+        <w:ind w:left="2160" w:hanging="180"/>
+      </w:pPr>
+    </w:lvl>
+    <w:lvl w:ilvl="3" w:tplc="4009000F" w:tentative="1">
+      <w:start w:val="1"/>
+      <w:numFmt w:val="decimal"/>
+      <w:lvlText w:val="%4."/>
+      <w:lvlJc w:val="left"/>
+      <w:pPr>
+        <w:ind w:left="2880" w:hanging="360"/>
+      </w:pPr>
+    </w:lvl>
+    <w:lvl w:ilvl="4" w:tplc="40090019" w:tentative="1">
+      <w:start w:val="1"/>
+      <w:numFmt w:val="lowerLetter"/>
+      <w:lvlText w:val="%5."/>
+      <w:lvlJc w:val="left"/>
+      <w:pPr>
+        <w:ind w:left="3600" w:hanging="360"/>
+      </w:pPr>
+    </w:lvl>
+    <w:lvl w:ilvl="5" w:tplc="4009001B" w:tentative="1">
+      <w:start w:val="1"/>
+      <w:numFmt w:val="lowerRoman"/>
+      <w:lvlText w:val="%6."/>
+      <w:lvlJc w:val="right"/>
+      <w:pPr>
+        <w:ind w:left="4320" w:hanging="180"/>
+      </w:pPr>
+    </w:lvl>
+    <w:lvl w:ilvl="6" w:tplc="4009000F" w:tentative="1">
+      <w:start w:val="1"/>
+      <w:numFmt w:val="decimal"/>
+      <w:lvlText w:val="%7."/>
+      <w:lvlJc w:val="left"/>
+      <w:pPr>
+        <w:ind w:left="5040" w:hanging="360"/>
+      </w:pPr>
+    </w:lvl>
+    <w:lvl w:ilvl="7" w:tplc="40090019" w:tentative="1">
+      <w:start w:val="1"/>
+      <w:numFmt w:val="lowerLetter"/>
+      <w:lvlText w:val="%8."/>
+      <w:lvlJc w:val="left"/>
+      <w:pPr>
+        <w:ind w:left="5760" w:hanging="360"/>
+      </w:pPr>
+    </w:lvl>
+    <w:lvl w:ilvl="8" w:tplc="4009001B" w:tentative="1">
+      <w:start w:val="1"/>
+      <w:numFmt w:val="lowerRoman"/>
+      <w:lvlText w:val="%9."/>
+      <w:lvlJc w:val="right"/>
+      <w:pPr>
+        <w:ind w:left="6480" w:hanging="180"/>
+      </w:pPr>
+    </w:lvl>
+  </w:abstractNum>
+  <w:abstractNum w:abstractNumId="16" w15:restartNumberingAfterBreak="0">
     <w:nsid w:val="423F3A47"/>
     <w:multiLevelType w:val="hybridMultilevel"/>
     <w:tmpl w:val="056EA06E"/>
@@ -10025,7 +14563,7 @@
       </w:pPr>
     </w:lvl>
   </w:abstractNum>
-  <w:abstractNum w:abstractNumId="12" w15:restartNumberingAfterBreak="0">
+  <w:abstractNum w:abstractNumId="17" w15:restartNumberingAfterBreak="0">
     <w:nsid w:val="54DE0381"/>
     <w:multiLevelType w:val="hybridMultilevel"/>
     <w:tmpl w:val="F8348A2A"/>
@@ -10115,7 +14653,7 @@
       </w:pPr>
     </w:lvl>
   </w:abstractNum>
-  <w:abstractNum w:abstractNumId="13" w15:restartNumberingAfterBreak="0">
+  <w:abstractNum w:abstractNumId="18" w15:restartNumberingAfterBreak="0">
     <w:nsid w:val="59375429"/>
     <w:multiLevelType w:val="hybridMultilevel"/>
     <w:tmpl w:val="93E67282"/>
@@ -10204,7 +14742,7 @@
       </w:pPr>
     </w:lvl>
   </w:abstractNum>
-  <w:abstractNum w:abstractNumId="14" w15:restartNumberingAfterBreak="0">
+  <w:abstractNum w:abstractNumId="19" w15:restartNumberingAfterBreak="0">
     <w:nsid w:val="5B936CA8"/>
     <w:multiLevelType w:val="hybridMultilevel"/>
     <w:tmpl w:val="BB763F70"/>
@@ -10294,7 +14832,7 @@
       </w:pPr>
     </w:lvl>
   </w:abstractNum>
-  <w:abstractNum w:abstractNumId="15" w15:restartNumberingAfterBreak="0">
+  <w:abstractNum w:abstractNumId="20" w15:restartNumberingAfterBreak="0">
     <w:nsid w:val="667A1610"/>
     <w:multiLevelType w:val="hybridMultilevel"/>
     <w:tmpl w:val="FC947ED8"/>
@@ -10386,7 +14924,7 @@
       </w:pPr>
     </w:lvl>
   </w:abstractNum>
-  <w:abstractNum w:abstractNumId="16" w15:restartNumberingAfterBreak="0">
+  <w:abstractNum w:abstractNumId="21" w15:restartNumberingAfterBreak="0">
     <w:nsid w:val="6A076A00"/>
     <w:multiLevelType w:val="hybridMultilevel"/>
     <w:tmpl w:val="397212C4"/>
@@ -10478,7 +15016,7 @@
       </w:pPr>
     </w:lvl>
   </w:abstractNum>
-  <w:abstractNum w:abstractNumId="17" w15:restartNumberingAfterBreak="0">
+  <w:abstractNum w:abstractNumId="22" w15:restartNumberingAfterBreak="0">
     <w:nsid w:val="6C066142"/>
     <w:multiLevelType w:val="hybridMultilevel"/>
     <w:tmpl w:val="091265EE"/>
@@ -10570,7 +15108,7 @@
       </w:pPr>
     </w:lvl>
   </w:abstractNum>
-  <w:abstractNum w:abstractNumId="18" w15:restartNumberingAfterBreak="0">
+  <w:abstractNum w:abstractNumId="23" w15:restartNumberingAfterBreak="0">
     <w:nsid w:val="6DEB2A05"/>
     <w:multiLevelType w:val="hybridMultilevel"/>
     <w:tmpl w:val="A5E27A8C"/>
@@ -10660,7 +15198,97 @@
       </w:pPr>
     </w:lvl>
   </w:abstractNum>
-  <w:abstractNum w:abstractNumId="19" w15:restartNumberingAfterBreak="0">
+  <w:abstractNum w:abstractNumId="24" w15:restartNumberingAfterBreak="0">
+    <w:nsid w:val="6E126BA2"/>
+    <w:multiLevelType w:val="hybridMultilevel"/>
+    <w:tmpl w:val="CA9C6F7A"/>
+    <w:lvl w:ilvl="0" w:tplc="BA32BA1E">
+      <w:start w:val="1"/>
+      <w:numFmt w:val="lowerLetter"/>
+      <w:lvlText w:val="%1."/>
+      <w:lvlJc w:val="left"/>
+      <w:pPr>
+        <w:ind w:left="768" w:hanging="360"/>
+      </w:pPr>
+      <w:rPr>
+        <w:b/>
+        <w:bCs/>
+      </w:rPr>
+    </w:lvl>
+    <w:lvl w:ilvl="1" w:tplc="40090019" w:tentative="1">
+      <w:start w:val="1"/>
+      <w:numFmt w:val="lowerLetter"/>
+      <w:lvlText w:val="%2."/>
+      <w:lvlJc w:val="left"/>
+      <w:pPr>
+        <w:ind w:left="1488" w:hanging="360"/>
+      </w:pPr>
+    </w:lvl>
+    <w:lvl w:ilvl="2" w:tplc="4009001B" w:tentative="1">
+      <w:start w:val="1"/>
+      <w:numFmt w:val="lowerRoman"/>
+      <w:lvlText w:val="%3."/>
+      <w:lvlJc w:val="right"/>
+      <w:pPr>
+        <w:ind w:left="2208" w:hanging="180"/>
+      </w:pPr>
+    </w:lvl>
+    <w:lvl w:ilvl="3" w:tplc="4009000F" w:tentative="1">
+      <w:start w:val="1"/>
+      <w:numFmt w:val="decimal"/>
+      <w:lvlText w:val="%4."/>
+      <w:lvlJc w:val="left"/>
+      <w:pPr>
+        <w:ind w:left="2928" w:hanging="360"/>
+      </w:pPr>
+    </w:lvl>
+    <w:lvl w:ilvl="4" w:tplc="40090019" w:tentative="1">
+      <w:start w:val="1"/>
+      <w:numFmt w:val="lowerLetter"/>
+      <w:lvlText w:val="%5."/>
+      <w:lvlJc w:val="left"/>
+      <w:pPr>
+        <w:ind w:left="3648" w:hanging="360"/>
+      </w:pPr>
+    </w:lvl>
+    <w:lvl w:ilvl="5" w:tplc="4009001B" w:tentative="1">
+      <w:start w:val="1"/>
+      <w:numFmt w:val="lowerRoman"/>
+      <w:lvlText w:val="%6."/>
+      <w:lvlJc w:val="right"/>
+      <w:pPr>
+        <w:ind w:left="4368" w:hanging="180"/>
+      </w:pPr>
+    </w:lvl>
+    <w:lvl w:ilvl="6" w:tplc="4009000F" w:tentative="1">
+      <w:start w:val="1"/>
+      <w:numFmt w:val="decimal"/>
+      <w:lvlText w:val="%7."/>
+      <w:lvlJc w:val="left"/>
+      <w:pPr>
+        <w:ind w:left="5088" w:hanging="360"/>
+      </w:pPr>
+    </w:lvl>
+    <w:lvl w:ilvl="7" w:tplc="40090019" w:tentative="1">
+      <w:start w:val="1"/>
+      <w:numFmt w:val="lowerLetter"/>
+      <w:lvlText w:val="%8."/>
+      <w:lvlJc w:val="left"/>
+      <w:pPr>
+        <w:ind w:left="5808" w:hanging="360"/>
+      </w:pPr>
+    </w:lvl>
+    <w:lvl w:ilvl="8" w:tplc="4009001B" w:tentative="1">
+      <w:start w:val="1"/>
+      <w:numFmt w:val="lowerRoman"/>
+      <w:lvlText w:val="%9."/>
+      <w:lvlJc w:val="right"/>
+      <w:pPr>
+        <w:ind w:left="6528" w:hanging="180"/>
+      </w:pPr>
+    </w:lvl>
+  </w:abstractNum>
+  <w:abstractNum w:abstractNumId="25" w15:restartNumberingAfterBreak="0">
     <w:nsid w:val="74397340"/>
     <w:multiLevelType w:val="hybridMultilevel"/>
     <w:tmpl w:val="A50C4012"/>
@@ -10750,7 +15378,7 @@
       </w:pPr>
     </w:lvl>
   </w:abstractNum>
-  <w:abstractNum w:abstractNumId="20" w15:restartNumberingAfterBreak="0">
+  <w:abstractNum w:abstractNumId="26" w15:restartNumberingAfterBreak="0">
     <w:nsid w:val="74E12E0B"/>
     <w:multiLevelType w:val="hybridMultilevel"/>
     <w:tmpl w:val="29E82762"/>
@@ -10836,74 +15464,92 @@
       </w:pPr>
     </w:lvl>
   </w:abstractNum>
-  <w:num w:numId="1">
+  <w:num w:numId="1" w16cid:durableId="768238772">
+    <w:abstractNumId w:val="11"/>
+  </w:num>
+  <w:num w:numId="2" w16cid:durableId="1948535637">
+    <w:abstractNumId w:val="3"/>
+  </w:num>
+  <w:num w:numId="3" w16cid:durableId="1500971618">
+    <w:abstractNumId w:val="18"/>
+  </w:num>
+  <w:num w:numId="4" w16cid:durableId="908731295">
+    <w:abstractNumId w:val="5"/>
+  </w:num>
+  <w:num w:numId="5" w16cid:durableId="1808663823">
+    <w:abstractNumId w:val="13"/>
+  </w:num>
+  <w:num w:numId="6" w16cid:durableId="1965110321">
+    <w:abstractNumId w:val="19"/>
+  </w:num>
+  <w:num w:numId="7" w16cid:durableId="1981499786">
+    <w:abstractNumId w:val="22"/>
+  </w:num>
+  <w:num w:numId="8" w16cid:durableId="127554137">
+    <w:abstractNumId w:val="21"/>
+  </w:num>
+  <w:num w:numId="9" w16cid:durableId="423455584">
+    <w:abstractNumId w:val="20"/>
+  </w:num>
+  <w:num w:numId="10" w16cid:durableId="390081448">
+    <w:abstractNumId w:val="26"/>
+  </w:num>
+  <w:num w:numId="11" w16cid:durableId="2004432792">
+    <w:abstractNumId w:val="1"/>
+  </w:num>
+  <w:num w:numId="12" w16cid:durableId="897321610">
+    <w:abstractNumId w:val="9"/>
+  </w:num>
+  <w:num w:numId="13" w16cid:durableId="1639070251">
     <w:abstractNumId w:val="8"/>
   </w:num>
-  <w:num w:numId="2">
+  <w:num w:numId="14" w16cid:durableId="345525090">
+    <w:abstractNumId w:val="16"/>
+  </w:num>
+  <w:num w:numId="15" w16cid:durableId="1544050709">
+    <w:abstractNumId w:val="12"/>
+  </w:num>
+  <w:num w:numId="16" w16cid:durableId="1328826535">
+    <w:abstractNumId w:val="23"/>
+  </w:num>
+  <w:num w:numId="17" w16cid:durableId="1348482194">
+    <w:abstractNumId w:val="25"/>
+  </w:num>
+  <w:num w:numId="18" w16cid:durableId="2041735304">
+    <w:abstractNumId w:val="17"/>
+  </w:num>
+  <w:num w:numId="19" w16cid:durableId="2119831323">
+    <w:abstractNumId w:val="4"/>
+  </w:num>
+  <w:num w:numId="20" w16cid:durableId="674041952">
+    <w:abstractNumId w:val="6"/>
+  </w:num>
+  <w:num w:numId="21" w16cid:durableId="1194465541">
     <w:abstractNumId w:val="2"/>
   </w:num>
-  <w:num w:numId="3">
-    <w:abstractNumId w:val="13"/>
+  <w:num w:numId="22" w16cid:durableId="2010790443">
+    <w:abstractNumId w:val="15"/>
   </w:num>
-  <w:num w:numId="4">
-    <w:abstractNumId w:val="4"/>
+  <w:num w:numId="23" w16cid:durableId="849566495">
+    <w:abstractNumId w:val="24"/>
   </w:num>
-  <w:num w:numId="5">
+  <w:num w:numId="24" w16cid:durableId="1416440377">
+    <w:abstractNumId w:val="14"/>
+  </w:num>
+  <w:num w:numId="25" w16cid:durableId="508981733">
     <w:abstractNumId w:val="10"/>
   </w:num>
-  <w:num w:numId="6">
-    <w:abstractNumId w:val="14"/>
-  </w:num>
-  <w:num w:numId="7">
-    <w:abstractNumId w:val="17"/>
-  </w:num>
-  <w:num w:numId="8">
-    <w:abstractNumId w:val="16"/>
-  </w:num>
-  <w:num w:numId="9">
-    <w:abstractNumId w:val="15"/>
-  </w:num>
-  <w:num w:numId="10">
-    <w:abstractNumId w:val="20"/>
-  </w:num>
-  <w:num w:numId="11">
-    <w:abstractNumId w:val="0"/>
-  </w:num>
-  <w:num w:numId="12">
+  <w:num w:numId="26" w16cid:durableId="793250588">
     <w:abstractNumId w:val="7"/>
   </w:num>
-  <w:num w:numId="13">
-    <w:abstractNumId w:val="6"/>
-  </w:num>
-  <w:num w:numId="14">
-    <w:abstractNumId w:val="11"/>
-  </w:num>
-  <w:num w:numId="15">
-    <w:abstractNumId w:val="9"/>
-  </w:num>
-  <w:num w:numId="16">
-    <w:abstractNumId w:val="18"/>
-  </w:num>
-  <w:num w:numId="17">
-    <w:abstractNumId w:val="19"/>
-  </w:num>
-  <w:num w:numId="18">
-    <w:abstractNumId w:val="12"/>
-  </w:num>
-  <w:num w:numId="19">
-    <w:abstractNumId w:val="3"/>
-  </w:num>
-  <w:num w:numId="20">
-    <w:abstractNumId w:val="5"/>
-  </w:num>
-  <w:num w:numId="21">
-    <w:abstractNumId w:val="1"/>
+  <w:num w:numId="27" w16cid:durableId="1421101508">
+    <w:abstractNumId w:val="0"/>
   </w:num>
 </w:numbering>
 </file>
 
 <file path=word/styles.xml><?xml version="1.0" encoding="utf-8"?>
-<w:styles xmlns:mc="http://schemas.openxmlformats.org/markup-compatibility/2006" xmlns:r="http://schemas.openxmlformats.org/officeDocument/2006/relationships" xmlns:w="http://schemas.openxmlformats.org/wordprocessingml/2006/main" xmlns:w14="http://schemas.microsoft.com/office/word/2010/wordml" xmlns:w15="http://schemas.microsoft.com/office/word/2012/wordml" xmlns:w16cid="http://schemas.microsoft.com/office/word/2016/wordml/cid" xmlns:w16se="http://schemas.microsoft.com/office/word/2015/wordml/symex" mc:Ignorable="w14 w15 w16se w16cid">
+<w:styles xmlns:mc="http://schemas.openxmlformats.org/markup-compatibility/2006" xmlns:r="http://schemas.openxmlformats.org/officeDocument/2006/relationships" xmlns:w="http://schemas.openxmlformats.org/wordprocessingml/2006/main" xmlns:w14="http://schemas.microsoft.com/office/word/2010/wordml" xmlns:w15="http://schemas.microsoft.com/office/word/2012/wordml" xmlns:w16cex="http://schemas.microsoft.com/office/word/2018/wordml/cex" xmlns:w16cid="http://schemas.microsoft.com/office/word/2016/wordml/cid" xmlns:w16="http://schemas.microsoft.com/office/word/2018/wordml" xmlns:w16du="http://schemas.microsoft.com/office/word/2023/wordml/word16du" xmlns:w16sdtdh="http://schemas.microsoft.com/office/word/2020/wordml/sdtdatahash" xmlns:w16sdtfl="http://schemas.microsoft.com/office/word/2024/wordml/sdtformatlock" xmlns:w16se="http://schemas.microsoft.com/office/word/2015/wordml/symex" mc:Ignorable="w14 w15 w16se w16cid w16 w16cex w16sdtdh w16sdtfl w16du">
   <w:docDefaults>
     <w:rPrDefault>
       <w:rPr>
@@ -10921,7 +15567,7 @@
       </w:pPr>
     </w:pPrDefault>
   </w:docDefaults>
-  <w:latentStyles w:defLockedState="0" w:defUIPriority="99" w:defSemiHidden="0" w:defUnhideWhenUsed="0" w:defQFormat="0" w:count="375">
+  <w:latentStyles w:defLockedState="0" w:defUIPriority="99" w:defSemiHidden="0" w:defUnhideWhenUsed="0" w:defQFormat="0" w:count="376">
     <w:lsdException w:name="Normal" w:uiPriority="0" w:qFormat="1"/>
     <w:lsdException w:name="heading 1" w:uiPriority="9" w:qFormat="1"/>
     <w:lsdException w:name="heading 2" w:semiHidden="1" w:uiPriority="9" w:unhideWhenUsed="1" w:qFormat="1"/>
@@ -11297,6 +15943,7 @@
     <w:lsdException w:name="Smart Hyperlink" w:semiHidden="1" w:unhideWhenUsed="1"/>
     <w:lsdException w:name="Hashtag" w:semiHidden="1" w:unhideWhenUsed="1"/>
     <w:lsdException w:name="Unresolved Mention" w:semiHidden="1" w:unhideWhenUsed="1"/>
+    <w:lsdException w:name="Smart Link" w:semiHidden="1" w:unhideWhenUsed="1"/>
   </w:latentStyles>
   <w:style w:type="paragraph" w:default="1" w:styleId="Normal">
     <w:name w:val="Normal"/>

--- a/Power Bi/Power Bi Notes.docx
+++ b/Power Bi/Power Bi Notes.docx
@@ -336,21 +336,7 @@
         <w:rPr>
           <w:lang w:val="en-US"/>
         </w:rPr>
-        <w:t xml:space="preserve"> we Need to add True over </w:t>
-      </w:r>
-      <w:proofErr w:type="gramStart"/>
-      <w:r>
-        <w:rPr>
-          <w:lang w:val="en-US"/>
-        </w:rPr>
-        <w:t>here</w:t>
-      </w:r>
-      <w:proofErr w:type="gramEnd"/>
-      <w:r>
-        <w:rPr>
-          <w:lang w:val="en-US"/>
-        </w:rPr>
-        <w:t xml:space="preserve"> so we don’t need to deal with Headers in next files what Ture does here is detect the Headers</w:t>
+        <w:t xml:space="preserve"> we Need to add True over here so we don’t need to deal with Headers in next files what Ture does here is detect the Headers</w:t>
       </w:r>
     </w:p>
     <w:p>
@@ -368,27 +354,7 @@
           <w:u w:val="single"/>
           <w:lang w:val="en-US"/>
         </w:rPr>
-        <w:t>Excel.Workbook([Content</w:t>
-      </w:r>
-      <w:proofErr w:type="gramStart"/>
-      <w:r>
-        <w:rPr>
-          <w:b/>
-          <w:bCs/>
-          <w:u w:val="single"/>
-          <w:lang w:val="en-US"/>
-        </w:rPr>
-        <w:t>],true</w:t>
-      </w:r>
-      <w:proofErr w:type="gramEnd"/>
-      <w:r>
-        <w:rPr>
-          <w:b/>
-          <w:bCs/>
-          <w:u w:val="single"/>
-          <w:lang w:val="en-US"/>
-        </w:rPr>
-        <w:t>)</w:t>
+        <w:t>Excel.Workbook([Content],true)</w:t>
       </w:r>
       <w:r>
         <w:rPr>
@@ -415,21 +381,7 @@
         <w:rPr>
           <w:lang w:val="en-US"/>
         </w:rPr>
-        <w:t xml:space="preserve"> if we have a CSV file then Csv.Document([Content</w:t>
-      </w:r>
-      <w:proofErr w:type="gramStart"/>
-      <w:r>
-        <w:rPr>
-          <w:lang w:val="en-US"/>
-        </w:rPr>
-        <w:t>],true</w:t>
-      </w:r>
-      <w:proofErr w:type="gramEnd"/>
-      <w:r>
-        <w:rPr>
-          <w:lang w:val="en-US"/>
-        </w:rPr>
-        <w:t>)</w:t>
+        <w:t xml:space="preserve"> if we have a CSV file then Csv.Document([Content],true)</w:t>
       </w:r>
     </w:p>
     <w:p>
@@ -701,21 +653,7 @@
         <w:rPr>
           <w:lang w:val="en-US"/>
         </w:rPr>
-        <w:t xml:space="preserve"> and the same steps </w:t>
-      </w:r>
-      <w:proofErr w:type="gramStart"/>
-      <w:r>
-        <w:rPr>
-          <w:lang w:val="en-US"/>
-        </w:rPr>
-        <w:t>gets</w:t>
-      </w:r>
-      <w:proofErr w:type="gramEnd"/>
-      <w:r>
-        <w:rPr>
-          <w:lang w:val="en-US"/>
-        </w:rPr>
-        <w:t xml:space="preserve"> applied to the next file or data that is appended or inserted</w:t>
+        <w:t xml:space="preserve"> and the same steps gets applied to the next file or data that is appended or inserted</w:t>
       </w:r>
     </w:p>
     <w:p>
@@ -733,21 +671,7 @@
         <w:rPr>
           <w:lang w:val="en-US"/>
         </w:rPr>
-        <w:t xml:space="preserve">In the Power Query </w:t>
-      </w:r>
-      <w:proofErr w:type="gramStart"/>
-      <w:r>
-        <w:rPr>
-          <w:lang w:val="en-US"/>
-        </w:rPr>
-        <w:t>Editor</w:t>
-      </w:r>
-      <w:proofErr w:type="gramEnd"/>
-      <w:r>
-        <w:rPr>
-          <w:lang w:val="en-US"/>
-        </w:rPr>
-        <w:t xml:space="preserve"> we can only see </w:t>
+        <w:t xml:space="preserve">In the Power Query Editor we can only see </w:t>
       </w:r>
       <w:r>
         <w:rPr>
@@ -759,21 +683,7 @@
         <w:rPr>
           <w:lang w:val="en-US"/>
         </w:rPr>
-        <w:t xml:space="preserve"> rows. The data has more </w:t>
-      </w:r>
-      <w:proofErr w:type="gramStart"/>
-      <w:r>
-        <w:rPr>
-          <w:lang w:val="en-US"/>
-        </w:rPr>
-        <w:t>rows how</w:t>
-      </w:r>
-      <w:proofErr w:type="gramEnd"/>
-      <w:r>
-        <w:rPr>
-          <w:lang w:val="en-US"/>
-        </w:rPr>
-        <w:t xml:space="preserve"> to find out that </w:t>
+        <w:t xml:space="preserve"> rows. The data has more rows how to find out that </w:t>
       </w:r>
       <w:r>
         <w:rPr>
@@ -898,17 +808,7 @@
           <w:highlight w:val="yellow"/>
           <w:lang w:val="en-US"/>
         </w:rPr>
-        <w:t xml:space="preserve">Data </w:t>
-      </w:r>
-      <w:proofErr w:type="gramStart"/>
-      <w:r>
-        <w:rPr>
-          <w:b/>
-          <w:bCs/>
-          <w:highlight w:val="yellow"/>
-          <w:lang w:val="en-US"/>
-        </w:rPr>
-        <w:t>Profiling</w:t>
+        <w:t>Data Profiling</w:t>
       </w:r>
       <w:r>
         <w:rPr>
@@ -918,7 +818,6 @@
         </w:rPr>
         <w:t xml:space="preserve"> :</w:t>
       </w:r>
-      <w:proofErr w:type="gramEnd"/>
       <w:r>
         <w:rPr>
           <w:b/>
@@ -928,19 +827,11 @@
         </w:rPr>
         <w:t xml:space="preserve"> </w:t>
       </w:r>
-      <w:proofErr w:type="gramStart"/>
-      <w:r>
-        <w:rPr>
-          <w:lang w:val="en-US"/>
-        </w:rPr>
-        <w:t>Also</w:t>
-      </w:r>
-      <w:proofErr w:type="gramEnd"/>
-      <w:r>
-        <w:rPr>
-          <w:lang w:val="en-US"/>
-        </w:rPr>
-        <w:t xml:space="preserve"> Data profiling is the process by which we get to know the Quality of data </w:t>
+      <w:r>
+        <w:rPr>
+          <w:lang w:val="en-US"/>
+        </w:rPr>
+        <w:t xml:space="preserve">Also Data profiling is the process by which we get to know the Quality of data </w:t>
       </w:r>
       <w:r>
         <w:rPr>
@@ -1090,35 +981,7 @@
         <w:rPr>
           <w:lang w:val="en-US"/>
         </w:rPr>
-        <w:t xml:space="preserve">” because we are not going to perform any aggregate functions on this &amp; keeping in text makes it searchable </w:t>
-      </w:r>
-      <w:proofErr w:type="gramStart"/>
-      <w:r>
-        <w:rPr>
-          <w:lang w:val="en-US"/>
-        </w:rPr>
-        <w:t>In</w:t>
-      </w:r>
-      <w:proofErr w:type="gramEnd"/>
-      <w:r>
-        <w:rPr>
-          <w:lang w:val="en-US"/>
-        </w:rPr>
-        <w:t xml:space="preserve"> </w:t>
-      </w:r>
-      <w:proofErr w:type="gramStart"/>
-      <w:r>
-        <w:rPr>
-          <w:lang w:val="en-US"/>
-        </w:rPr>
-        <w:t>these case text</w:t>
-      </w:r>
-      <w:proofErr w:type="gramEnd"/>
-      <w:r>
-        <w:rPr>
-          <w:lang w:val="en-US"/>
-        </w:rPr>
-        <w:t xml:space="preserve"> is more efficient than number</w:t>
+        <w:t>” because we are not going to perform any aggregate functions on this &amp; keeping in text makes it searchable In these case text is more efficient than number</w:t>
       </w:r>
       <w:r>
         <w:rPr>
@@ -1375,21 +1238,7 @@
         <w:rPr>
           <w:lang w:val="en-US"/>
         </w:rPr>
-        <w:t xml:space="preserve">This creates a new column for whatever changes we are </w:t>
-      </w:r>
-      <w:proofErr w:type="gramStart"/>
-      <w:r>
-        <w:rPr>
-          <w:lang w:val="en-US"/>
-        </w:rPr>
-        <w:t>doing on</w:t>
-      </w:r>
-      <w:proofErr w:type="gramEnd"/>
-      <w:r>
-        <w:rPr>
-          <w:lang w:val="en-US"/>
-        </w:rPr>
-        <w:t xml:space="preserve"> the given column</w:t>
+        <w:t>This creates a new column for whatever changes we are doing on the given column</w:t>
       </w:r>
     </w:p>
     <w:p>
@@ -1506,21 +1355,7 @@
         <w:rPr>
           <w:lang w:val="en-US"/>
         </w:rPr>
-        <w:t xml:space="preserve">Duplicate: When we Duplicate a </w:t>
-      </w:r>
-      <w:proofErr w:type="gramStart"/>
-      <w:r>
-        <w:rPr>
-          <w:lang w:val="en-US"/>
-        </w:rPr>
-        <w:t>Table</w:t>
-      </w:r>
-      <w:proofErr w:type="gramEnd"/>
-      <w:r>
-        <w:rPr>
-          <w:lang w:val="en-US"/>
-        </w:rPr>
-        <w:t xml:space="preserve"> it becomes independent of the Original Data/Table</w:t>
+        <w:t>Duplicate: When we Duplicate a Table it becomes independent of the Original Data/Table</w:t>
       </w:r>
     </w:p>
     <w:p>
@@ -1597,21 +1432,7 @@
         <w:rPr>
           <w:lang w:val="en-US"/>
         </w:rPr>
-        <w:t xml:space="preserve">Note: But Whatever Changes we </w:t>
-      </w:r>
-      <w:proofErr w:type="gramStart"/>
-      <w:r>
-        <w:rPr>
-          <w:lang w:val="en-US"/>
-        </w:rPr>
-        <w:t>do</w:t>
-      </w:r>
-      <w:proofErr w:type="gramEnd"/>
-      <w:r>
-        <w:rPr>
-          <w:lang w:val="en-US"/>
-        </w:rPr>
-        <w:t xml:space="preserve"> in Reference Table that is not executed in the Main parent table</w:t>
+        <w:t>Note: But Whatever Changes we do in Reference Table that is not executed in the Main parent table</w:t>
       </w:r>
     </w:p>
     <w:p>
@@ -1636,25 +1457,7 @@
           <w:szCs w:val="28"/>
           <w:lang w:val="en-US"/>
         </w:rPr>
-        <w:t xml:space="preserve">Dimension tables always </w:t>
-      </w:r>
-      <w:proofErr w:type="gramStart"/>
-      <w:r>
-        <w:rPr>
-          <w:bCs/>
-          <w:szCs w:val="28"/>
-          <w:lang w:val="en-US"/>
-        </w:rPr>
-        <w:t>has</w:t>
-      </w:r>
-      <w:proofErr w:type="gramEnd"/>
-      <w:r>
-        <w:rPr>
-          <w:bCs/>
-          <w:szCs w:val="28"/>
-          <w:lang w:val="en-US"/>
-        </w:rPr>
-        <w:t xml:space="preserve"> primary key so it should not contain duplicates</w:t>
+        <w:t>Dimension tables always has primary key so it should not contain duplicates</w:t>
       </w:r>
     </w:p>
     <w:p>
@@ -2045,25 +1848,7 @@
           <w:szCs w:val="28"/>
           <w:lang w:val="en-US"/>
         </w:rPr>
-        <w:t xml:space="preserve">Each curly bracket has One </w:t>
-      </w:r>
-      <w:proofErr w:type="gramStart"/>
-      <w:r>
-        <w:rPr>
-          <w:bCs/>
-          <w:szCs w:val="28"/>
-          <w:lang w:val="en-US"/>
-        </w:rPr>
-        <w:t>column</w:t>
-      </w:r>
-      <w:proofErr w:type="gramEnd"/>
-      <w:r>
-        <w:rPr>
-          <w:bCs/>
-          <w:szCs w:val="28"/>
-          <w:lang w:val="en-US"/>
-        </w:rPr>
-        <w:t xml:space="preserve"> and each curly bracket means a list</w:t>
+        <w:t>Each curly bracket has One column and each curly bracket means a list</w:t>
       </w:r>
     </w:p>
     <w:p>
@@ -2088,25 +1873,7 @@
           <w:szCs w:val="28"/>
           <w:lang w:val="en-US"/>
         </w:rPr>
-        <w:t xml:space="preserve">2 curly </w:t>
-      </w:r>
-      <w:proofErr w:type="gramStart"/>
-      <w:r>
-        <w:rPr>
-          <w:bCs/>
-          <w:szCs w:val="28"/>
-          <w:lang w:val="en-US"/>
-        </w:rPr>
-        <w:t>bracket</w:t>
-      </w:r>
-      <w:proofErr w:type="gramEnd"/>
-      <w:r>
-        <w:rPr>
-          <w:bCs/>
-          <w:szCs w:val="28"/>
-          <w:lang w:val="en-US"/>
-        </w:rPr>
-        <w:t xml:space="preserve"> means there is list under list </w:t>
+        <w:t xml:space="preserve">2 curly bracket means there is list under list </w:t>
       </w:r>
       <w:r>
         <w:rPr>
@@ -2192,29 +1959,16 @@
           <w:lang w:val="en-US"/>
         </w:rPr>
       </w:pPr>
-      <w:proofErr w:type="gramStart"/>
-      <w:r>
-        <w:rPr>
-          <w:b/>
-          <w:bCs/>
-          <w:sz w:val="28"/>
-          <w:szCs w:val="28"/>
-          <w:u w:val="single"/>
-          <w:lang w:val="en-US"/>
-        </w:rPr>
-        <w:t>Question :</w:t>
-      </w:r>
-      <w:proofErr w:type="gramEnd"/>
-      <w:r>
-        <w:rPr>
-          <w:b/>
-          <w:bCs/>
-          <w:sz w:val="28"/>
-          <w:szCs w:val="28"/>
-          <w:u w:val="single"/>
-          <w:lang w:val="en-US"/>
-        </w:rPr>
-        <w:t xml:space="preserve"> </w:t>
+      <w:r>
+        <w:rPr>
+          <w:b/>
+          <w:bCs/>
+          <w:sz w:val="28"/>
+          <w:szCs w:val="28"/>
+          <w:u w:val="single"/>
+          <w:lang w:val="en-US"/>
+        </w:rPr>
+        <w:t xml:space="preserve">Question : </w:t>
       </w:r>
       <w:r>
         <w:rPr>
@@ -2840,21 +2594,7 @@
         <w:rPr>
           <w:lang w:val="en-US"/>
         </w:rPr>
-        <w:t xml:space="preserve"> like one can filter Many but many </w:t>
-      </w:r>
-      <w:proofErr w:type="gramStart"/>
-      <w:r>
-        <w:rPr>
-          <w:lang w:val="en-US"/>
-        </w:rPr>
-        <w:t>cant</w:t>
-      </w:r>
-      <w:proofErr w:type="gramEnd"/>
-      <w:r>
-        <w:rPr>
-          <w:lang w:val="en-US"/>
-        </w:rPr>
-        <w:t xml:space="preserve"> filter one</w:t>
+        <w:t xml:space="preserve"> like one can filter Many but many cant filter one</w:t>
       </w:r>
     </w:p>
     <w:p>
@@ -2872,21 +2612,7 @@
         <w:rPr>
           <w:lang w:val="en-US"/>
         </w:rPr>
-        <w:t xml:space="preserve">Mostly there will be no relationship between </w:t>
-      </w:r>
-      <w:proofErr w:type="gramStart"/>
-      <w:r>
-        <w:rPr>
-          <w:lang w:val="en-US"/>
-        </w:rPr>
-        <w:t>Dimension to Dimension</w:t>
-      </w:r>
-      <w:proofErr w:type="gramEnd"/>
-      <w:r>
-        <w:rPr>
-          <w:lang w:val="en-US"/>
-        </w:rPr>
-        <w:t xml:space="preserve"> Table</w:t>
+        <w:t>Mostly there will be no relationship between Dimension to Dimension Table</w:t>
       </w:r>
       <w:r>
         <w:rPr>
@@ -3245,21 +2971,7 @@
         <w:rPr>
           <w:lang w:val="en-US"/>
         </w:rPr>
-        <w:t xml:space="preserve">But when we have large and complex </w:t>
-      </w:r>
-      <w:proofErr w:type="gramStart"/>
-      <w:r>
-        <w:rPr>
-          <w:lang w:val="en-US"/>
-        </w:rPr>
-        <w:t>data</w:t>
-      </w:r>
-      <w:proofErr w:type="gramEnd"/>
-      <w:r>
-        <w:rPr>
-          <w:lang w:val="en-US"/>
-        </w:rPr>
-        <w:t xml:space="preserve"> we go for Snowflake Data modelling</w:t>
+        <w:t>But when we have large and complex data we go for Snowflake Data modelling</w:t>
       </w:r>
     </w:p>
     <w:p>
@@ -3459,16 +3171,8 @@
         <w:rPr>
           <w:lang w:val="en-US"/>
         </w:rPr>
-        <w:t xml:space="preserve">How to deal with many to many </w:t>
-      </w:r>
-      <w:proofErr w:type="gramStart"/>
-      <w:r>
-        <w:rPr>
-          <w:lang w:val="en-US"/>
-        </w:rPr>
-        <w:t>relationship</w:t>
-      </w:r>
-      <w:proofErr w:type="gramEnd"/>
+        <w:t>How to deal with many to many relationship</w:t>
+      </w:r>
       <w:r>
         <w:rPr>
           <w:lang w:val="en-US"/>
@@ -3503,21 +3207,7 @@
         <w:rPr>
           <w:lang w:val="en-US"/>
         </w:rPr>
-        <w:t xml:space="preserve">To Handle Many to Many </w:t>
-      </w:r>
-      <w:proofErr w:type="gramStart"/>
-      <w:r>
-        <w:rPr>
-          <w:lang w:val="en-US"/>
-        </w:rPr>
-        <w:t>relationship</w:t>
-      </w:r>
-      <w:proofErr w:type="gramEnd"/>
-      <w:r>
-        <w:rPr>
-          <w:lang w:val="en-US"/>
-        </w:rPr>
-        <w:t xml:space="preserve"> we make use of Bridge Table</w:t>
+        <w:t>To Handle Many to Many relationship we make use of Bridge Table</w:t>
       </w:r>
     </w:p>
     <w:p>
@@ -3640,25 +3330,7 @@
           <w:szCs w:val="28"/>
           <w:lang w:val="en-US"/>
         </w:rPr>
-        <w:t xml:space="preserve">AS our Fact Table has 2 Dates Order Date &amp; Return Date But it </w:t>
-      </w:r>
-      <w:proofErr w:type="gramStart"/>
-      <w:r>
-        <w:rPr>
-          <w:bCs/>
-          <w:szCs w:val="28"/>
-          <w:lang w:val="en-US"/>
-        </w:rPr>
-        <w:t>can be only be</w:t>
-      </w:r>
-      <w:proofErr w:type="gramEnd"/>
-      <w:r>
-        <w:rPr>
-          <w:bCs/>
-          <w:szCs w:val="28"/>
-          <w:lang w:val="en-US"/>
-        </w:rPr>
-        <w:t xml:space="preserve"> joined with One column/Date with Our Date Table (Role Playing Calendar table)</w:t>
+        <w:t>AS our Fact Table has 2 Dates Order Date &amp; Return Date But it can be only be joined with One column/Date with Our Date Table (Role Playing Calendar table)</w:t>
       </w:r>
     </w:p>
     <w:p>
@@ -3709,45 +3381,16 @@
           <w:szCs w:val="28"/>
           <w:lang w:val="en-US"/>
         </w:rPr>
-        <w:t xml:space="preserve">To activate this </w:t>
-      </w:r>
-      <w:proofErr w:type="gramStart"/>
-      <w:r>
-        <w:rPr>
-          <w:bCs/>
-          <w:szCs w:val="28"/>
-          <w:lang w:val="en-US"/>
-        </w:rPr>
-        <w:t>relationship</w:t>
-      </w:r>
-      <w:proofErr w:type="gramEnd"/>
-      <w:r>
-        <w:rPr>
-          <w:bCs/>
-          <w:szCs w:val="28"/>
-          <w:lang w:val="en-US"/>
-        </w:rPr>
-        <w:t xml:space="preserve"> we make use of </w:t>
-      </w:r>
-      <w:proofErr w:type="gramStart"/>
-      <w:r>
-        <w:rPr>
-          <w:b/>
-          <w:bCs/>
-          <w:szCs w:val="28"/>
-          <w:lang w:val="en-US"/>
-        </w:rPr>
-        <w:t>USERELATIONSHIP(</w:t>
-      </w:r>
-      <w:proofErr w:type="gramEnd"/>
-      <w:r>
-        <w:rPr>
-          <w:b/>
-          <w:bCs/>
-          <w:szCs w:val="28"/>
-          <w:lang w:val="en-US"/>
-        </w:rPr>
-        <w:t>)</w:t>
+        <w:t xml:space="preserve">To activate this relationship we make use of </w:t>
+      </w:r>
+      <w:r>
+        <w:rPr>
+          <w:b/>
+          <w:bCs/>
+          <w:szCs w:val="28"/>
+          <w:lang w:val="en-US"/>
+        </w:rPr>
+        <w:t>USERELATIONSHIP()</w:t>
       </w:r>
     </w:p>
     <w:p>
@@ -3773,25 +3416,7 @@
           <w:szCs w:val="28"/>
           <w:lang w:val="en-US"/>
         </w:rPr>
-        <w:t xml:space="preserve"> To establish a relation on Return Date with our Date Table that is 2 relationships we make use of </w:t>
-      </w:r>
-      <w:proofErr w:type="gramStart"/>
-      <w:r>
-        <w:rPr>
-          <w:bCs/>
-          <w:szCs w:val="28"/>
-          <w:lang w:val="en-US"/>
-        </w:rPr>
-        <w:t>USERELATIONSHIP(</w:t>
-      </w:r>
-      <w:proofErr w:type="gramEnd"/>
-      <w:r>
-        <w:rPr>
-          <w:bCs/>
-          <w:szCs w:val="28"/>
-          <w:lang w:val="en-US"/>
-        </w:rPr>
-        <w:t>)</w:t>
+        <w:t xml:space="preserve"> To establish a relation on Return Date with our Date Table that is 2 relationships we make use of USERELATIONSHIP()</w:t>
       </w:r>
     </w:p>
     <w:p>
@@ -4055,27 +3680,13 @@
         <w:rPr>
           <w:lang w:val="en-US"/>
         </w:rPr>
-        <w:t xml:space="preserve">Slicer </w:t>
-      </w:r>
-      <w:proofErr w:type="gramStart"/>
-      <w:r>
-        <w:rPr>
-          <w:lang w:val="en-US"/>
-        </w:rPr>
-        <w:t>in its</w:t>
-      </w:r>
-      <w:r>
-        <w:rPr>
-          <w:lang w:val="en-US"/>
-        </w:rPr>
-        <w:t>elf a</w:t>
-      </w:r>
-      <w:proofErr w:type="gramEnd"/>
-      <w:r>
-        <w:rPr>
-          <w:lang w:val="en-US"/>
-        </w:rPr>
-        <w:t xml:space="preserve"> visual</w:t>
+        <w:t>Slicer in its</w:t>
+      </w:r>
+      <w:r>
+        <w:rPr>
+          <w:lang w:val="en-US"/>
+        </w:rPr>
+        <w:t>elf a visual</w:t>
       </w:r>
       <w:r>
         <w:rPr>
@@ -4118,21 +3729,7 @@
         <w:rPr>
           <w:lang w:val="en-US"/>
         </w:rPr>
-        <w:t xml:space="preserve">Then we have </w:t>
-      </w:r>
-      <w:proofErr w:type="gramStart"/>
-      <w:r>
-        <w:rPr>
-          <w:lang w:val="en-US"/>
-        </w:rPr>
-        <w:t>Filters :</w:t>
-      </w:r>
-      <w:proofErr w:type="gramEnd"/>
-      <w:r>
-        <w:rPr>
-          <w:lang w:val="en-US"/>
-        </w:rPr>
-        <w:t xml:space="preserve"> Filter on this visual, on this page, on all pages</w:t>
+        <w:t>Then we have Filters : Filter on this visual, on this page, on all pages</w:t>
       </w:r>
     </w:p>
     <w:p>
@@ -4169,21 +3766,7 @@
         <w:rPr>
           <w:lang w:val="en-US"/>
         </w:rPr>
-        <w:t xml:space="preserve"> </w:t>
-      </w:r>
-      <w:proofErr w:type="gramStart"/>
-      <w:r>
-        <w:rPr>
-          <w:lang w:val="en-US"/>
-        </w:rPr>
-        <w:t>others</w:t>
-      </w:r>
-      <w:proofErr w:type="gramEnd"/>
-      <w:r>
-        <w:rPr>
-          <w:lang w:val="en-US"/>
-        </w:rPr>
-        <w:t xml:space="preserve"> visuals by E</w:t>
+        <w:t xml:space="preserve"> others visuals by E</w:t>
       </w:r>
       <w:r>
         <w:rPr>
@@ -4338,21 +3921,7 @@
         <w:rPr>
           <w:lang w:val="en-US"/>
         </w:rPr>
-        <w:t xml:space="preserve">If we </w:t>
-      </w:r>
-      <w:proofErr w:type="gramStart"/>
-      <w:r>
-        <w:rPr>
-          <w:lang w:val="en-US"/>
-        </w:rPr>
-        <w:t>have to</w:t>
-      </w:r>
-      <w:proofErr w:type="gramEnd"/>
-      <w:r>
-        <w:rPr>
-          <w:lang w:val="en-US"/>
-        </w:rPr>
-        <w:t xml:space="preserve"> find </w:t>
+        <w:t xml:space="preserve">If we have to find </w:t>
       </w:r>
       <w:r>
         <w:rPr>
@@ -4436,21 +4005,7 @@
         <w:rPr>
           <w:lang w:val="en-US"/>
         </w:rPr>
-        <w:t xml:space="preserve">Monthly sales </w:t>
-      </w:r>
-      <w:proofErr w:type="gramStart"/>
-      <w:r>
-        <w:rPr>
-          <w:lang w:val="en-US"/>
-        </w:rPr>
-        <w:t>trending</w:t>
-      </w:r>
-      <w:proofErr w:type="gramEnd"/>
-      <w:r>
-        <w:rPr>
-          <w:lang w:val="en-US"/>
-        </w:rPr>
-        <w:t xml:space="preserve"> over time </w:t>
+        <w:t xml:space="preserve">Monthly sales trending over time </w:t>
       </w:r>
       <w:r>
         <w:rPr>
@@ -5047,18 +4602,8 @@
           <w:szCs w:val="28"/>
           <w:lang w:val="en-US"/>
         </w:rPr>
-        <w:t xml:space="preserve"> so the file size becomes large </w:t>
-      </w:r>
-      <w:proofErr w:type="gramStart"/>
-      <w:r>
-        <w:rPr>
-          <w:bCs/>
-          <w:szCs w:val="28"/>
-          <w:lang w:val="en-US"/>
-        </w:rPr>
-        <w:t>and also</w:t>
-      </w:r>
-      <w:proofErr w:type="gramEnd"/>
+        <w:t xml:space="preserve"> so the file size becomes large and also</w:t>
+      </w:r>
       <w:r>
         <w:rPr>
           <w:bCs/>
@@ -5215,43 +4760,7 @@
           <w:szCs w:val="28"/>
           <w:lang w:val="en-US"/>
         </w:rPr>
-        <w:t xml:space="preserve">: When we use both Import Mode &amp; Direct Query then </w:t>
-      </w:r>
-      <w:proofErr w:type="gramStart"/>
-      <w:r>
-        <w:rPr>
-          <w:bCs/>
-          <w:szCs w:val="28"/>
-          <w:lang w:val="en-US"/>
-        </w:rPr>
-        <w:t>its</w:t>
-      </w:r>
-      <w:proofErr w:type="gramEnd"/>
-      <w:r>
-        <w:rPr>
-          <w:bCs/>
-          <w:szCs w:val="28"/>
-          <w:lang w:val="en-US"/>
-        </w:rPr>
-        <w:t xml:space="preserve"> </w:t>
-      </w:r>
-      <w:proofErr w:type="gramStart"/>
-      <w:r>
-        <w:rPr>
-          <w:bCs/>
-          <w:szCs w:val="28"/>
-          <w:lang w:val="en-US"/>
-        </w:rPr>
-        <w:t>called as</w:t>
-      </w:r>
-      <w:proofErr w:type="gramEnd"/>
-      <w:r>
-        <w:rPr>
-          <w:bCs/>
-          <w:szCs w:val="28"/>
-          <w:lang w:val="en-US"/>
-        </w:rPr>
-        <w:t xml:space="preserve"> Composite Mode</w:t>
+        <w:t>: When we use both Import Mode &amp; Direct Query then its called as Composite Mode</w:t>
       </w:r>
     </w:p>
     <w:p>
@@ -5292,25 +4801,7 @@
           <w:szCs w:val="28"/>
           <w:lang w:val="en-US"/>
         </w:rPr>
-        <w:t xml:space="preserve"> then in the R.H.S </w:t>
-      </w:r>
-      <w:proofErr w:type="gramStart"/>
-      <w:r>
-        <w:rPr>
-          <w:bCs/>
-          <w:szCs w:val="28"/>
-          <w:lang w:val="en-US"/>
-        </w:rPr>
-        <w:t>pane</w:t>
-      </w:r>
-      <w:proofErr w:type="gramEnd"/>
-      <w:r>
-        <w:rPr>
-          <w:bCs/>
-          <w:szCs w:val="28"/>
-          <w:lang w:val="en-US"/>
-        </w:rPr>
-        <w:t xml:space="preserve"> we can only see 4 sections initially we had 5 sections </w:t>
+        <w:t xml:space="preserve"> then in the R.H.S pane we can only see 4 sections initially we had 5 sections </w:t>
       </w:r>
       <w:r>
         <w:rPr>
@@ -5376,25 +4867,7 @@
           <w:szCs w:val="28"/>
           <w:lang w:val="en-US"/>
         </w:rPr>
-        <w:t xml:space="preserve">If we load a table using Direct </w:t>
-      </w:r>
-      <w:proofErr w:type="gramStart"/>
-      <w:r>
-        <w:rPr>
-          <w:bCs/>
-          <w:szCs w:val="28"/>
-          <w:lang w:val="en-US"/>
-        </w:rPr>
-        <w:t>Query</w:t>
-      </w:r>
-      <w:proofErr w:type="gramEnd"/>
-      <w:r>
-        <w:rPr>
-          <w:bCs/>
-          <w:szCs w:val="28"/>
-          <w:lang w:val="en-US"/>
-        </w:rPr>
-        <w:t xml:space="preserve"> then Table view goes missing </w:t>
+        <w:t xml:space="preserve">If we load a table using Direct Query then Table view goes missing </w:t>
       </w:r>
       <w:r>
         <w:rPr>
@@ -5426,25 +4899,7 @@
           <w:szCs w:val="28"/>
           <w:lang w:val="en-US"/>
         </w:rPr>
-        <w:t xml:space="preserve"> then this new Append1 is considered in Import </w:t>
-      </w:r>
-      <w:proofErr w:type="gramStart"/>
-      <w:r>
-        <w:rPr>
-          <w:bCs/>
-          <w:szCs w:val="28"/>
-          <w:lang w:val="en-US"/>
-        </w:rPr>
-        <w:t>mode</w:t>
-      </w:r>
-      <w:proofErr w:type="gramEnd"/>
-      <w:r>
-        <w:rPr>
-          <w:bCs/>
-          <w:szCs w:val="28"/>
-          <w:lang w:val="en-US"/>
-        </w:rPr>
-        <w:t xml:space="preserve"> and we can see the Table view again ******</w:t>
+        <w:t xml:space="preserve"> then this new Append1 is considered in Import mode and we can see the Table view again ******</w:t>
       </w:r>
     </w:p>
     <w:p>
@@ -5463,59 +4918,13 @@
           <w:lang w:val="en-US"/>
         </w:rPr>
       </w:pPr>
-      <w:proofErr w:type="gramStart"/>
-      <w:r>
-        <w:rPr>
-          <w:bCs/>
-          <w:szCs w:val="28"/>
-          <w:lang w:val="en-US"/>
-        </w:rPr>
-        <w:t>Append Operations</w:t>
-      </w:r>
-      <w:proofErr w:type="gramEnd"/>
-      <w:r>
-        <w:rPr>
-          <w:bCs/>
-          <w:szCs w:val="28"/>
-          <w:lang w:val="en-US"/>
-        </w:rPr>
-        <w:t xml:space="preserve"> </w:t>
-      </w:r>
-      <w:proofErr w:type="gramStart"/>
-      <w:r>
-        <w:rPr>
-          <w:bCs/>
-          <w:szCs w:val="28"/>
-          <w:lang w:val="en-US"/>
-        </w:rPr>
-        <w:t>becomes</w:t>
-      </w:r>
-      <w:proofErr w:type="gramEnd"/>
-      <w:r>
-        <w:rPr>
-          <w:bCs/>
-          <w:szCs w:val="28"/>
-          <w:lang w:val="en-US"/>
-        </w:rPr>
-        <w:t xml:space="preserve"> and </w:t>
-      </w:r>
-      <w:proofErr w:type="gramStart"/>
-      <w:r>
-        <w:rPr>
-          <w:bCs/>
-          <w:szCs w:val="28"/>
-          <w:lang w:val="en-US"/>
-        </w:rPr>
-        <w:t>falls</w:t>
-      </w:r>
-      <w:proofErr w:type="gramEnd"/>
-      <w:r>
-        <w:rPr>
-          <w:bCs/>
-          <w:szCs w:val="28"/>
-          <w:lang w:val="en-US"/>
-        </w:rPr>
-        <w:t xml:space="preserve"> under Import Mode *****</w:t>
+      <w:r>
+        <w:rPr>
+          <w:bCs/>
+          <w:szCs w:val="28"/>
+          <w:lang w:val="en-US"/>
+        </w:rPr>
+        <w:t>Append Operations becomes and falls under Import Mode *****</w:t>
       </w:r>
     </w:p>
     <w:p>
@@ -5540,25 +4949,7 @@
           <w:szCs w:val="28"/>
           <w:lang w:val="en-US"/>
         </w:rPr>
-        <w:t>/</w:t>
-      </w:r>
-      <w:proofErr w:type="gramStart"/>
-      <w:r>
-        <w:rPr>
-          <w:bCs/>
-          <w:szCs w:val="28"/>
-          <w:lang w:val="en-US"/>
-        </w:rPr>
-        <w:t>* -</w:t>
-      </w:r>
-      <w:proofErr w:type="gramEnd"/>
-      <w:r>
-        <w:rPr>
-          <w:bCs/>
-          <w:szCs w:val="28"/>
-          <w:lang w:val="en-US"/>
-        </w:rPr>
-        <w:t>--------------------------- */</w:t>
+        <w:t>/* ---------------------------- */</w:t>
       </w:r>
     </w:p>
     <w:p>
@@ -5707,25 +5098,7 @@
           <w:szCs w:val="28"/>
           <w:lang w:val="en-US"/>
         </w:rPr>
-        <w:t>/</w:t>
-      </w:r>
-      <w:proofErr w:type="gramStart"/>
-      <w:r>
-        <w:rPr>
-          <w:bCs/>
-          <w:szCs w:val="28"/>
-          <w:lang w:val="en-US"/>
-        </w:rPr>
-        <w:t>* -</w:t>
-      </w:r>
-      <w:proofErr w:type="gramEnd"/>
-      <w:r>
-        <w:rPr>
-          <w:bCs/>
-          <w:szCs w:val="28"/>
-          <w:lang w:val="en-US"/>
-        </w:rPr>
-        <w:t>-------------------------- */</w:t>
+        <w:t>/* --------------------------- */</w:t>
       </w:r>
     </w:p>
     <w:p>
@@ -5922,43 +5295,7 @@
           <w:szCs w:val="28"/>
           <w:lang w:val="en-US"/>
         </w:rPr>
-        <w:t xml:space="preserve">When Dealing with Tables using Import Mode and Direct </w:t>
-      </w:r>
-      <w:proofErr w:type="gramStart"/>
-      <w:r>
-        <w:rPr>
-          <w:bCs/>
-          <w:szCs w:val="28"/>
-          <w:lang w:val="en-US"/>
-        </w:rPr>
-        <w:t>Query :</w:t>
-      </w:r>
-      <w:proofErr w:type="gramEnd"/>
-      <w:r>
-        <w:rPr>
-          <w:bCs/>
-          <w:szCs w:val="28"/>
-          <w:lang w:val="en-US"/>
-        </w:rPr>
-        <w:t xml:space="preserve"> We see Storage </w:t>
-      </w:r>
-      <w:proofErr w:type="gramStart"/>
-      <w:r>
-        <w:rPr>
-          <w:bCs/>
-          <w:szCs w:val="28"/>
-          <w:lang w:val="en-US"/>
-        </w:rPr>
-        <w:t>Mode :</w:t>
-      </w:r>
-      <w:proofErr w:type="gramEnd"/>
-      <w:r>
-        <w:rPr>
-          <w:bCs/>
-          <w:szCs w:val="28"/>
-          <w:lang w:val="en-US"/>
-        </w:rPr>
-        <w:t xml:space="preserve"> Composite Mode/ Mix </w:t>
+        <w:t xml:space="preserve">When Dealing with Tables using Import Mode and Direct Query : We see Storage Mode : Composite Mode/ Mix </w:t>
       </w:r>
     </w:p>
     <w:p>
@@ -5984,33 +5321,15 @@
           <w:lang w:val="en-US"/>
         </w:rPr>
         <w:lastRenderedPageBreak/>
-        <w:t xml:space="preserve">And we can create a Calculated column / New </w:t>
-      </w:r>
-      <w:proofErr w:type="gramStart"/>
-      <w:r>
-        <w:rPr>
-          <w:bCs/>
-          <w:szCs w:val="28"/>
-          <w:lang w:val="en-US"/>
-        </w:rPr>
-        <w:t xml:space="preserve">column </w:t>
-      </w:r>
-      <w:r>
-        <w:rPr>
-          <w:bCs/>
-          <w:szCs w:val="28"/>
-          <w:lang w:val="en-US"/>
-        </w:rPr>
-        <w:t xml:space="preserve"> and</w:t>
-      </w:r>
-      <w:proofErr w:type="gramEnd"/>
-      <w:r>
-        <w:rPr>
-          <w:bCs/>
-          <w:szCs w:val="28"/>
-          <w:lang w:val="en-US"/>
-        </w:rPr>
-        <w:t xml:space="preserve"> also some small DAX measures </w:t>
+        <w:t xml:space="preserve">And we can create a Calculated column / New column </w:t>
+      </w:r>
+      <w:r>
+        <w:rPr>
+          <w:bCs/>
+          <w:szCs w:val="28"/>
+          <w:lang w:val="en-US"/>
+        </w:rPr>
+        <w:t xml:space="preserve"> and also some small DAX measures </w:t>
       </w:r>
       <w:r>
         <w:rPr>
@@ -6019,6 +5338,31 @@
           <w:lang w:val="en-US"/>
         </w:rPr>
         <w:t>in Direct Query</w:t>
+      </w:r>
+    </w:p>
+    <w:p>
+      <w:pPr>
+        <w:pStyle w:val="ListParagraph"/>
+        <w:numPr>
+          <w:ilvl w:val="0"/>
+          <w:numId w:val="12"/>
+        </w:numPr>
+        <w:tabs>
+          <w:tab w:val="left" w:pos="3156"/>
+        </w:tabs>
+        <w:rPr>
+          <w:bCs/>
+          <w:szCs w:val="28"/>
+          <w:lang w:val="en-US"/>
+        </w:rPr>
+      </w:pPr>
+      <w:r>
+        <w:rPr>
+          <w:bCs/>
+          <w:szCs w:val="28"/>
+          <w:lang w:val="en-US"/>
+        </w:rPr>
+        <w:t>Also we use Direct Query when we have huge amounts of data</w:t>
       </w:r>
     </w:p>
     <w:p>
@@ -6191,21 +5535,7 @@
         <w:rPr>
           <w:lang w:val="en-US"/>
         </w:rPr>
-        <w:t xml:space="preserve">Native Query Supports SQL server and other </w:t>
-      </w:r>
-      <w:proofErr w:type="gramStart"/>
-      <w:r>
-        <w:rPr>
-          <w:lang w:val="en-US"/>
-        </w:rPr>
-        <w:t>Databases</w:t>
-      </w:r>
-      <w:proofErr w:type="gramEnd"/>
-      <w:r>
-        <w:rPr>
-          <w:lang w:val="en-US"/>
-        </w:rPr>
-        <w:t xml:space="preserve"> but it does not support Excel files as View Native Query is disables for Excel files</w:t>
+        <w:t>Native Query Supports SQL server and other Databases but it does not support Excel files as View Native Query is disables for Excel files</w:t>
       </w:r>
     </w:p>
     <w:p>
@@ -6228,21 +5558,7 @@
         <w:rPr>
           <w:lang w:val="en-US"/>
         </w:rPr>
-        <w:t xml:space="preserve">What </w:t>
-      </w:r>
-      <w:proofErr w:type="gramStart"/>
-      <w:r>
-        <w:rPr>
-          <w:lang w:val="en-US"/>
-        </w:rPr>
-        <w:t>all transformations does</w:t>
-      </w:r>
-      <w:proofErr w:type="gramEnd"/>
-      <w:r>
-        <w:rPr>
-          <w:lang w:val="en-US"/>
-        </w:rPr>
-        <w:t xml:space="preserve"> Query Folding // Native Query supports: Removing &amp; Renaming columns, Merged Queries based on the same source/database even it will work on multiple tables from the same Database when they are merged, but does not support Database &amp; Excel Flat file combinations or some other data source / databases</w:t>
+        <w:t>What all transformations does Query Folding // Native Query supports: Removing &amp; Renaming columns, Merged Queries based on the same source/database even it will work on multiple tables from the same Database when they are merged, but does not support Database &amp; Excel Flat file combinations or some other data source / databases</w:t>
       </w:r>
     </w:p>
     <w:p>
@@ -6271,35 +5587,7 @@
         <w:rPr>
           <w:lang w:val="en-US"/>
         </w:rPr>
-        <w:t xml:space="preserve">, if the table are from same </w:t>
-      </w:r>
-      <w:proofErr w:type="gramStart"/>
-      <w:r>
-        <w:rPr>
-          <w:lang w:val="en-US"/>
-        </w:rPr>
-        <w:t>source</w:t>
-      </w:r>
-      <w:proofErr w:type="gramEnd"/>
-      <w:r>
-        <w:rPr>
-          <w:lang w:val="en-US"/>
-        </w:rPr>
-        <w:t xml:space="preserve"> then </w:t>
-      </w:r>
-      <w:proofErr w:type="gramStart"/>
-      <w:r>
-        <w:rPr>
-          <w:lang w:val="en-US"/>
-        </w:rPr>
-        <w:t>yes</w:t>
-      </w:r>
-      <w:proofErr w:type="gramEnd"/>
-      <w:r>
-        <w:rPr>
-          <w:lang w:val="en-US"/>
-        </w:rPr>
-        <w:t xml:space="preserve"> it will support if not then it will not support</w:t>
+        <w:t>, if the table are from same source then yes it will support if not then it will not support</w:t>
       </w:r>
     </w:p>
     <w:p>
@@ -6345,16 +5633,8 @@
         <w:rPr>
           <w:lang w:val="en-US"/>
         </w:rPr>
-        <w:t xml:space="preserve">Supports </w:t>
-      </w:r>
-      <w:proofErr w:type="gramStart"/>
-      <w:r>
-        <w:rPr>
-          <w:lang w:val="en-US"/>
-        </w:rPr>
-        <w:t>joins</w:t>
-      </w:r>
-      <w:proofErr w:type="gramEnd"/>
+        <w:t>Supports joins</w:t>
+      </w:r>
     </w:p>
     <w:p>
       <w:pPr>
@@ -6376,21 +5656,7 @@
         <w:rPr>
           <w:lang w:val="en-US"/>
         </w:rPr>
-        <w:t xml:space="preserve">Pivot &amp; </w:t>
-      </w:r>
-      <w:proofErr w:type="gramStart"/>
-      <w:r>
-        <w:rPr>
-          <w:lang w:val="en-US"/>
-        </w:rPr>
-        <w:t>Unpivot</w:t>
-      </w:r>
-      <w:proofErr w:type="gramEnd"/>
-      <w:r>
-        <w:rPr>
-          <w:lang w:val="en-US"/>
-        </w:rPr>
-        <w:t>, etc</w:t>
+        <w:t>Pivot &amp; Unpivot, etc</w:t>
       </w:r>
     </w:p>
     <w:p>
@@ -6407,14 +5673,7 @@
         <w:rPr>
           <w:lang w:val="en-US"/>
         </w:rPr>
-        <w:t>/</w:t>
-      </w:r>
-      <w:proofErr w:type="gramStart"/>
-      <w:r>
-        <w:rPr>
-          <w:lang w:val="en-US"/>
-        </w:rPr>
-        <w:t>*</w:t>
+        <w:t>/*</w:t>
       </w:r>
       <w:r>
         <w:rPr>
@@ -6426,14 +5685,7 @@
         <w:rPr>
           <w:lang w:val="en-US"/>
         </w:rPr>
-        <w:t>-</w:t>
-      </w:r>
-      <w:proofErr w:type="gramEnd"/>
-      <w:r>
-        <w:rPr>
-          <w:lang w:val="en-US"/>
-        </w:rPr>
-        <w:t>----------------------------- */</w:t>
+        <w:t>------------------------------ */</w:t>
       </w:r>
     </w:p>
     <w:p>
@@ -6623,54 +5875,23 @@
         </w:rPr>
         <w:t xml:space="preserve">Do Not </w:t>
       </w:r>
-      <w:proofErr w:type="gramStart"/>
-      <w:r>
-        <w:rPr>
-          <w:b/>
-          <w:bCs/>
-          <w:u w:val="single"/>
-          <w:lang w:val="en-US"/>
-        </w:rPr>
-        <w:t>supports</w:t>
-      </w:r>
-      <w:proofErr w:type="gramEnd"/>
-      <w:r>
-        <w:rPr>
-          <w:b/>
-          <w:bCs/>
-          <w:u w:val="single"/>
-          <w:lang w:val="en-US"/>
-        </w:rPr>
-        <w:t xml:space="preserve"> Query Folding</w:t>
-      </w:r>
-      <w:r>
-        <w:rPr>
-          <w:b/>
-          <w:bCs/>
-          <w:u w:val="single"/>
-          <w:lang w:val="en-US"/>
-        </w:rPr>
-        <w:t xml:space="preserve">: </w:t>
-      </w:r>
-      <w:proofErr w:type="gramStart"/>
-      <w:r>
-        <w:rPr>
-          <w:b/>
-          <w:bCs/>
-          <w:u w:val="single"/>
-          <w:lang w:val="en-US"/>
-        </w:rPr>
-        <w:t>Non Foldable</w:t>
-      </w:r>
-      <w:proofErr w:type="gramEnd"/>
-      <w:r>
-        <w:rPr>
-          <w:b/>
-          <w:bCs/>
-          <w:u w:val="single"/>
-          <w:lang w:val="en-US"/>
-        </w:rPr>
-        <w:t xml:space="preserve"> Sources</w:t>
+      <w:r>
+        <w:rPr>
+          <w:b/>
+          <w:bCs/>
+          <w:u w:val="single"/>
+          <w:lang w:val="en-US"/>
+        </w:rPr>
+        <w:t>supports Query Folding</w:t>
+      </w:r>
+      <w:r>
+        <w:rPr>
+          <w:b/>
+          <w:bCs/>
+          <w:u w:val="single"/>
+          <w:lang w:val="en-US"/>
+        </w:rPr>
+        <w:t>: Non Foldable Sources</w:t>
       </w:r>
     </w:p>
     <w:p>
@@ -7112,6 +6333,7 @@
         <w:rPr>
           <w:lang w:val="en-US"/>
         </w:rPr>
+        <w:lastRenderedPageBreak/>
         <w:t xml:space="preserve">Parameter 2 = is before </w:t>
       </w:r>
       <w:r>
@@ -7169,7 +6391,6 @@
         <w:rPr>
           <w:lang w:val="en-US"/>
         </w:rPr>
-        <w:lastRenderedPageBreak/>
         <w:t>In Data Table view we click on</w:t>
       </w:r>
       <w:r>
@@ -7206,21 +6427,7 @@
         <w:rPr>
           <w:lang w:val="en-US"/>
         </w:rPr>
-        <w:t xml:space="preserve"> Toggle </w:t>
-      </w:r>
-      <w:proofErr w:type="gramStart"/>
-      <w:r>
-        <w:rPr>
-          <w:lang w:val="en-US"/>
-        </w:rPr>
-        <w:t>On</w:t>
-      </w:r>
-      <w:proofErr w:type="gramEnd"/>
-      <w:r>
-        <w:rPr>
-          <w:lang w:val="en-US"/>
-        </w:rPr>
-        <w:t xml:space="preserve"> Set import &amp; Refresh Ranges </w:t>
+        <w:t xml:space="preserve"> Toggle On Set import &amp; Refresh Ranges </w:t>
       </w:r>
     </w:p>
     <w:p>
@@ -7335,21 +6542,7 @@
         <w:rPr>
           <w:lang w:val="en-US"/>
         </w:rPr>
-        <w:t xml:space="preserve">When we do the transformation of Incremental Refresh and Publish it and </w:t>
-      </w:r>
-      <w:proofErr w:type="gramStart"/>
-      <w:r>
-        <w:rPr>
-          <w:lang w:val="en-US"/>
-        </w:rPr>
-        <w:t>lets</w:t>
-      </w:r>
-      <w:proofErr w:type="gramEnd"/>
-      <w:r>
-        <w:rPr>
-          <w:lang w:val="en-US"/>
-        </w:rPr>
-        <w:t xml:space="preserve"> say we want to make some changes so we need to download it </w:t>
+        <w:t xml:space="preserve">When we do the transformation of Incremental Refresh and Publish it and lets say we want to make some changes so we need to download it </w:t>
       </w:r>
       <w:r>
         <w:rPr>
@@ -7704,19 +6897,11 @@
         </w:rPr>
         <w:t xml:space="preserve"> </w:t>
       </w:r>
-      <w:proofErr w:type="gramStart"/>
-      <w:r>
-        <w:rPr>
-          <w:lang w:val="en-US"/>
-        </w:rPr>
-        <w:t>DimProduct[</w:t>
-      </w:r>
-      <w:proofErr w:type="gramEnd"/>
-      <w:r>
-        <w:rPr>
-          <w:lang w:val="en-US"/>
-        </w:rPr>
-        <w:t xml:space="preserve">Category] = “Steel” </w:t>
+      <w:r>
+        <w:rPr>
+          <w:lang w:val="en-US"/>
+        </w:rPr>
+        <w:t xml:space="preserve">DimProduct[Category] = “Steel” </w:t>
       </w:r>
       <w:r>
         <w:rPr>
@@ -7969,25 +7154,7 @@
           <w:szCs w:val="28"/>
           <w:lang w:val="en-US"/>
         </w:rPr>
-        <w:t xml:space="preserve"> = </w:t>
-      </w:r>
-      <w:proofErr w:type="gramStart"/>
-      <w:r>
-        <w:rPr>
-          <w:bCs/>
-          <w:szCs w:val="28"/>
-          <w:lang w:val="en-US"/>
-        </w:rPr>
-        <w:t>USERPRINCIPALNAME(</w:t>
-      </w:r>
-      <w:proofErr w:type="gramEnd"/>
-      <w:r>
-        <w:rPr>
-          <w:bCs/>
-          <w:szCs w:val="28"/>
-          <w:lang w:val="en-US"/>
-        </w:rPr>
-        <w:t>)</w:t>
+        <w:t xml:space="preserve"> = USERPRINCIPALNAME()</w:t>
       </w:r>
     </w:p>
     <w:p>
@@ -8063,25 +7230,7 @@
           <w:szCs w:val="28"/>
           <w:lang w:val="en-US"/>
         </w:rPr>
-        <w:t xml:space="preserve"> then it filters all information according to the given </w:t>
-      </w:r>
-      <w:proofErr w:type="gramStart"/>
-      <w:r>
-        <w:rPr>
-          <w:bCs/>
-          <w:szCs w:val="28"/>
-          <w:lang w:val="en-US"/>
-        </w:rPr>
-        <w:t>Email</w:t>
-      </w:r>
-      <w:proofErr w:type="gramEnd"/>
-      <w:r>
-        <w:rPr>
-          <w:bCs/>
-          <w:szCs w:val="28"/>
-          <w:lang w:val="en-US"/>
-        </w:rPr>
-        <w:t>-ID</w:t>
+        <w:t xml:space="preserve"> then it filters all information according to the given Email-ID</w:t>
       </w:r>
       <w:r>
         <w:rPr>
@@ -8289,25 +7438,7 @@
           <w:szCs w:val="28"/>
           <w:lang w:val="en-US"/>
         </w:rPr>
-        <w:t xml:space="preserve"> = </w:t>
-      </w:r>
-      <w:proofErr w:type="gramStart"/>
-      <w:r>
-        <w:rPr>
-          <w:bCs/>
-          <w:szCs w:val="28"/>
-          <w:lang w:val="en-US"/>
-        </w:rPr>
-        <w:t>PATH(</w:t>
-      </w:r>
-      <w:proofErr w:type="gramEnd"/>
-      <w:r>
-        <w:rPr>
-          <w:bCs/>
-          <w:szCs w:val="28"/>
-          <w:lang w:val="en-US"/>
-        </w:rPr>
-        <w:t>'Heirarchial RLS'[Emp-ID], 'Heirarchial RLS'[Reporting Manager ID])</w:t>
+        <w:t xml:space="preserve"> = PATH('Heirarchial RLS'[Emp-ID], 'Heirarchial RLS'[Reporting Manager ID])</w:t>
       </w:r>
     </w:p>
     <w:p>
@@ -8329,7 +7460,6 @@
           <w:lang w:val="en-US"/>
         </w:rPr>
       </w:pPr>
-      <w:proofErr w:type="gramStart"/>
       <w:r>
         <w:rPr>
           <w:bCs/>
@@ -8344,16 +7474,7 @@
           <w:szCs w:val="28"/>
           <w:lang w:val="en-US"/>
         </w:rPr>
-        <w:t>(</w:t>
-      </w:r>
-      <w:proofErr w:type="gramEnd"/>
-      <w:r>
-        <w:rPr>
-          <w:bCs/>
-          <w:szCs w:val="28"/>
-          <w:lang w:val="en-US"/>
-        </w:rPr>
-        <w:t>ID_ColumnNAme, Parent_ColumnName)</w:t>
+        <w:t>(ID_ColumnNAme, Parent_ColumnName)</w:t>
       </w:r>
     </w:p>
     <w:p>
@@ -8447,7 +7568,6 @@
         </w:rPr>
         <w:t xml:space="preserve"> </w:t>
       </w:r>
-      <w:proofErr w:type="gramStart"/>
       <w:r>
         <w:rPr>
           <w:bCs/>
@@ -8455,17 +7575,7 @@
           <w:highlight w:val="yellow"/>
           <w:lang w:val="en-US"/>
         </w:rPr>
-        <w:t>PATHCONTAINS(</w:t>
-      </w:r>
-      <w:proofErr w:type="gramEnd"/>
-      <w:r>
-        <w:rPr>
-          <w:bCs/>
-          <w:szCs w:val="28"/>
-          <w:highlight w:val="yellow"/>
-          <w:lang w:val="en-US"/>
-        </w:rPr>
-        <w:t>)</w:t>
+        <w:t>PATHCONTAINS()</w:t>
       </w:r>
     </w:p>
     <w:p>
@@ -8771,9 +7881,8 @@
           <w:szCs w:val="28"/>
           <w:lang w:val="en-US"/>
         </w:rPr>
-        <w:t xml:space="preserve"> Test as a </w:t>
-      </w:r>
-      <w:proofErr w:type="gramStart"/>
+        <w:t xml:space="preserve"> Test as a Role</w:t>
+      </w:r>
       <w:r>
         <w:rPr>
           <w:bCs/>
@@ -8781,7 +7890,7 @@
           <w:szCs w:val="28"/>
           <w:lang w:val="en-US"/>
         </w:rPr>
-        <w:t>Role</w:t>
+        <w:t xml:space="preserve"> : Select Person</w:t>
       </w:r>
       <w:r>
         <w:rPr>
@@ -8790,9 +7899,8 @@
           <w:szCs w:val="28"/>
           <w:lang w:val="en-US"/>
         </w:rPr>
-        <w:t xml:space="preserve"> :</w:t>
-      </w:r>
-      <w:proofErr w:type="gramEnd"/>
+        <w:t xml:space="preserve"> </w:t>
+      </w:r>
       <w:r>
         <w:rPr>
           <w:bCs/>
@@ -8800,7 +7908,7 @@
           <w:szCs w:val="28"/>
           <w:lang w:val="en-US"/>
         </w:rPr>
-        <w:t xml:space="preserve"> Select Person</w:t>
+        <w:sym w:font="Wingdings" w:char="F0E0"/>
       </w:r>
       <w:r>
         <w:rPr>
@@ -8809,45 +7917,7 @@
           <w:szCs w:val="28"/>
           <w:lang w:val="en-US"/>
         </w:rPr>
-        <w:t xml:space="preserve"> </w:t>
-      </w:r>
-      <w:r>
-        <w:rPr>
-          <w:bCs/>
-          <w:sz w:val="24"/>
-          <w:szCs w:val="28"/>
-          <w:lang w:val="en-US"/>
-        </w:rPr>
-        <w:sym w:font="Wingdings" w:char="F0E0"/>
-      </w:r>
-      <w:r>
-        <w:rPr>
-          <w:bCs/>
-          <w:sz w:val="24"/>
-          <w:szCs w:val="28"/>
-          <w:lang w:val="en-US"/>
-        </w:rPr>
-        <w:t xml:space="preserve"> for a given </w:t>
-      </w:r>
-      <w:proofErr w:type="gramStart"/>
-      <w:r>
-        <w:rPr>
-          <w:bCs/>
-          <w:sz w:val="24"/>
-          <w:szCs w:val="28"/>
-          <w:lang w:val="en-US"/>
-        </w:rPr>
-        <w:t>Email</w:t>
-      </w:r>
-      <w:proofErr w:type="gramEnd"/>
-      <w:r>
-        <w:rPr>
-          <w:bCs/>
-          <w:sz w:val="24"/>
-          <w:szCs w:val="28"/>
-          <w:lang w:val="en-US"/>
-        </w:rPr>
-        <w:t>-ID</w:t>
+        <w:t xml:space="preserve"> for a given Email-ID</w:t>
       </w:r>
     </w:p>
     <w:p>
@@ -9209,7 +8279,6 @@
         </w:rPr>
         <w:t xml:space="preserve"> </w:t>
       </w:r>
-      <w:proofErr w:type="gramStart"/>
       <w:r>
         <w:rPr>
           <w:rFonts w:ascii="Consolas" w:eastAsia="Times New Roman" w:hAnsi="Consolas" w:cs="Times New Roman"/>
@@ -9234,7 +8303,6 @@
         </w:rPr>
         <w:t>(</w:t>
       </w:r>
-      <w:proofErr w:type="gramEnd"/>
       <w:r>
         <w:rPr>
           <w:rFonts w:ascii="Consolas" w:eastAsia="Times New Roman" w:hAnsi="Consolas" w:cs="Times New Roman"/>
@@ -9301,9 +8369,20 @@
           <w:lang w:eastAsia="en-IN"/>
           <w14:ligatures w14:val="none"/>
         </w:rPr>
-        <w:t xml:space="preserve">'Forecast'[Unit </w:t>
-      </w:r>
-      <w:proofErr w:type="gramStart"/>
+        <w:t>'Forecast'[Unit Price]</w:t>
+      </w:r>
+      <w:r>
+        <w:rPr>
+          <w:rFonts w:ascii="Consolas" w:eastAsia="Times New Roman" w:hAnsi="Consolas" w:cs="Times New Roman"/>
+          <w:color w:val="D4D4D4"/>
+          <w:kern w:val="0"/>
+          <w:sz w:val="18"/>
+          <w:szCs w:val="18"/>
+          <w:lang w:eastAsia="en-IN"/>
+          <w14:ligatures w14:val="none"/>
+        </w:rPr>
+        <w:t>*</w:t>
+      </w:r>
       <w:r>
         <w:rPr>
           <w:rFonts w:ascii="Consolas" w:eastAsia="Times New Roman" w:hAnsi="Consolas" w:cs="Times New Roman"/>
@@ -9314,7 +8393,7 @@
           <w:lang w:eastAsia="en-IN"/>
           <w14:ligatures w14:val="none"/>
         </w:rPr>
-        <w:t>Price]</w:t>
+        <w:t>'Forecast'[Forecast Qty]</w:t>
       </w:r>
       <w:r>
         <w:rPr>
@@ -9326,9 +8405,155 @@
           <w:lang w:eastAsia="en-IN"/>
           <w14:ligatures w14:val="none"/>
         </w:rPr>
-        <w:t>*</w:t>
-      </w:r>
-      <w:proofErr w:type="gramEnd"/>
+        <w:t>)</w:t>
+      </w:r>
+    </w:p>
+    <w:p>
+      <w:pPr>
+        <w:pStyle w:val="ListParagraph"/>
+        <w:tabs>
+          <w:tab w:val="left" w:pos="3156"/>
+        </w:tabs>
+        <w:rPr>
+          <w:lang w:val="en-US"/>
+        </w:rPr>
+      </w:pPr>
+    </w:p>
+    <w:p>
+      <w:pPr>
+        <w:pStyle w:val="ListParagraph"/>
+        <w:numPr>
+          <w:ilvl w:val="0"/>
+          <w:numId w:val="22"/>
+        </w:numPr>
+        <w:shd w:val="clear" w:color="auto" w:fill="292929"/>
+        <w:spacing w:after="0" w:line="270" w:lineRule="atLeast"/>
+        <w:rPr>
+          <w:rFonts w:ascii="Consolas" w:eastAsia="Times New Roman" w:hAnsi="Consolas" w:cs="Times New Roman"/>
+          <w:color w:val="D4D4D4"/>
+          <w:kern w:val="0"/>
+          <w:sz w:val="18"/>
+          <w:szCs w:val="18"/>
+          <w:lang w:eastAsia="en-IN"/>
+          <w14:ligatures w14:val="none"/>
+        </w:rPr>
+      </w:pPr>
+      <w:r>
+        <w:rPr>
+          <w:rFonts w:ascii="Consolas" w:eastAsia="Times New Roman" w:hAnsi="Consolas" w:cs="Times New Roman"/>
+          <w:color w:val="FFFFFF"/>
+          <w:kern w:val="0"/>
+          <w:sz w:val="18"/>
+          <w:szCs w:val="18"/>
+          <w:lang w:eastAsia="en-IN"/>
+          <w14:ligatures w14:val="none"/>
+        </w:rPr>
+        <w:t>% Increase_Measure =</w:t>
+      </w:r>
+      <w:r>
+        <w:rPr>
+          <w:rFonts w:ascii="Consolas" w:eastAsia="Times New Roman" w:hAnsi="Consolas" w:cs="Times New Roman"/>
+          <w:color w:val="D4D4D4"/>
+          <w:kern w:val="0"/>
+          <w:sz w:val="18"/>
+          <w:szCs w:val="18"/>
+          <w:lang w:eastAsia="en-IN"/>
+          <w14:ligatures w14:val="none"/>
+        </w:rPr>
+        <w:t xml:space="preserve"> </w:t>
+      </w:r>
+    </w:p>
+    <w:p>
+      <w:pPr>
+        <w:pStyle w:val="ListParagraph"/>
+        <w:numPr>
+          <w:ilvl w:val="0"/>
+          <w:numId w:val="22"/>
+        </w:numPr>
+        <w:shd w:val="clear" w:color="auto" w:fill="292929"/>
+        <w:spacing w:after="0" w:line="270" w:lineRule="atLeast"/>
+        <w:rPr>
+          <w:rFonts w:ascii="Consolas" w:eastAsia="Times New Roman" w:hAnsi="Consolas" w:cs="Times New Roman"/>
+          <w:color w:val="D4D4D4"/>
+          <w:kern w:val="0"/>
+          <w:sz w:val="18"/>
+          <w:szCs w:val="18"/>
+          <w:lang w:eastAsia="en-IN"/>
+          <w14:ligatures w14:val="none"/>
+        </w:rPr>
+      </w:pPr>
+      <w:r>
+        <w:rPr>
+          <w:rFonts w:ascii="Consolas" w:eastAsia="Times New Roman" w:hAnsi="Consolas" w:cs="Times New Roman"/>
+          <w:color w:val="4FC1FF"/>
+          <w:kern w:val="0"/>
+          <w:sz w:val="18"/>
+          <w:szCs w:val="18"/>
+          <w:lang w:eastAsia="en-IN"/>
+          <w14:ligatures w14:val="none"/>
+        </w:rPr>
+        <w:t>VAR</w:t>
+      </w:r>
+      <w:r>
+        <w:rPr>
+          <w:rFonts w:ascii="Consolas" w:eastAsia="Times New Roman" w:hAnsi="Consolas" w:cs="Times New Roman"/>
+          <w:color w:val="D4D4D4"/>
+          <w:kern w:val="0"/>
+          <w:sz w:val="18"/>
+          <w:szCs w:val="18"/>
+          <w:lang w:eastAsia="en-IN"/>
+          <w14:ligatures w14:val="none"/>
+        </w:rPr>
+        <w:t xml:space="preserve"> </w:t>
+      </w:r>
+      <w:r>
+        <w:rPr>
+          <w:rFonts w:ascii="Consolas" w:eastAsia="Times New Roman" w:hAnsi="Consolas" w:cs="Times New Roman"/>
+          <w:color w:val="4EC9B0"/>
+          <w:kern w:val="0"/>
+          <w:sz w:val="18"/>
+          <w:szCs w:val="18"/>
+          <w:lang w:eastAsia="en-IN"/>
+          <w14:ligatures w14:val="none"/>
+        </w:rPr>
+        <w:t>_AdjustedValue</w:t>
+      </w:r>
+      <w:r>
+        <w:rPr>
+          <w:rFonts w:ascii="Consolas" w:eastAsia="Times New Roman" w:hAnsi="Consolas" w:cs="Times New Roman"/>
+          <w:color w:val="D4D4D4"/>
+          <w:kern w:val="0"/>
+          <w:sz w:val="18"/>
+          <w:szCs w:val="18"/>
+          <w:lang w:eastAsia="en-IN"/>
+          <w14:ligatures w14:val="none"/>
+        </w:rPr>
+        <w:t xml:space="preserve"> = </w:t>
+      </w:r>
+      <w:r>
+        <w:rPr>
+          <w:rFonts w:ascii="Consolas" w:eastAsia="Times New Roman" w:hAnsi="Consolas" w:cs="Times New Roman"/>
+          <w:color w:val="569CD6"/>
+          <w:kern w:val="0"/>
+          <w:sz w:val="18"/>
+          <w:szCs w:val="18"/>
+          <w:lang w:eastAsia="en-IN"/>
+          <w14:ligatures w14:val="none"/>
+        </w:rPr>
+        <w:t>SUM</w:t>
+      </w:r>
+      <w:r>
+        <w:rPr>
+          <w:rFonts w:ascii="Consolas" w:eastAsia="Times New Roman" w:hAnsi="Consolas" w:cs="Times New Roman"/>
+          <w:color w:val="D4D4D4"/>
+          <w:kern w:val="0"/>
+          <w:sz w:val="18"/>
+          <w:szCs w:val="18"/>
+          <w:lang w:eastAsia="en-IN"/>
+          <w14:ligatures w14:val="none"/>
+        </w:rPr>
+        <w:t>(</w:t>
+      </w:r>
       <w:r>
         <w:rPr>
           <w:rFonts w:ascii="Consolas" w:eastAsia="Times New Roman" w:hAnsi="Consolas" w:cs="Times New Roman"/>
@@ -9339,7 +8564,7 @@
           <w:lang w:eastAsia="en-IN"/>
           <w14:ligatures w14:val="none"/>
         </w:rPr>
-        <w:t>'Forecast'[Forecast Qty]</w:t>
+        <w:t>Forecast[Forecast Qty]</w:t>
       </w:r>
       <w:r>
         <w:rPr>
@@ -9351,29 +8576,21 @@
           <w:lang w:eastAsia="en-IN"/>
           <w14:ligatures w14:val="none"/>
         </w:rPr>
-        <w:t>)</w:t>
-      </w:r>
-    </w:p>
-    <w:p>
-      <w:pPr>
-        <w:pStyle w:val="ListParagraph"/>
-        <w:tabs>
-          <w:tab w:val="left" w:pos="3156"/>
-        </w:tabs>
-        <w:rPr>
-          <w:lang w:val="en-US"/>
-        </w:rPr>
-      </w:pPr>
-    </w:p>
-    <w:p>
-      <w:pPr>
-        <w:pStyle w:val="ListParagraph"/>
-        <w:numPr>
-          <w:ilvl w:val="0"/>
-          <w:numId w:val="22"/>
-        </w:numPr>
-        <w:shd w:val="clear" w:color="auto" w:fill="292929"/>
-        <w:spacing w:after="0" w:line="270" w:lineRule="atLeast"/>
+        <w:t>)*(</w:t>
+      </w:r>
+      <w:r>
+        <w:rPr>
+          <w:rFonts w:ascii="Consolas" w:eastAsia="Times New Roman" w:hAnsi="Consolas" w:cs="Times New Roman"/>
+          <w:color w:val="B5CEA8"/>
+          <w:kern w:val="0"/>
+          <w:sz w:val="18"/>
+          <w:szCs w:val="18"/>
+          <w:lang w:eastAsia="en-IN"/>
+          <w14:ligatures w14:val="none"/>
+        </w:rPr>
+        <w:t>1</w:t>
+      </w:r>
+      <w:r>
         <w:rPr>
           <w:rFonts w:ascii="Consolas" w:eastAsia="Times New Roman" w:hAnsi="Consolas" w:cs="Times New Roman"/>
           <w:color w:val="D4D4D4"/>
@@ -9383,18 +8600,31 @@
           <w:lang w:eastAsia="en-IN"/>
           <w14:ligatures w14:val="none"/>
         </w:rPr>
-      </w:pPr>
+        <w:t xml:space="preserve">+ </w:t>
+      </w:r>
       <w:r>
         <w:rPr>
           <w:rFonts w:ascii="Consolas" w:eastAsia="Times New Roman" w:hAnsi="Consolas" w:cs="Times New Roman"/>
-          <w:color w:val="FFFFFF"/>
+          <w:color w:val="9CDCFE"/>
           <w:kern w:val="0"/>
           <w:sz w:val="18"/>
           <w:szCs w:val="18"/>
           <w:lang w:eastAsia="en-IN"/>
           <w14:ligatures w14:val="none"/>
         </w:rPr>
-        <w:t>% Increase_Measure =</w:t>
+        <w:t>'%Increase'</w:t>
+      </w:r>
+      <w:r>
+        <w:rPr>
+          <w:rFonts w:ascii="Consolas" w:eastAsia="Times New Roman" w:hAnsi="Consolas" w:cs="Times New Roman"/>
+          <w:color w:val="C586C0"/>
+          <w:kern w:val="0"/>
+          <w:sz w:val="18"/>
+          <w:szCs w:val="18"/>
+          <w:lang w:eastAsia="en-IN"/>
+          <w14:ligatures w14:val="none"/>
+        </w:rPr>
+        <w:t>[%Increase Value]</w:t>
       </w:r>
       <w:r>
         <w:rPr>
@@ -9406,18 +8636,21 @@
           <w:lang w:eastAsia="en-IN"/>
           <w14:ligatures w14:val="none"/>
         </w:rPr>
-        <w:t xml:space="preserve"> </w:t>
-      </w:r>
-    </w:p>
-    <w:p>
-      <w:pPr>
-        <w:pStyle w:val="ListParagraph"/>
-        <w:numPr>
-          <w:ilvl w:val="0"/>
-          <w:numId w:val="22"/>
-        </w:numPr>
-        <w:shd w:val="clear" w:color="auto" w:fill="292929"/>
-        <w:spacing w:after="0" w:line="270" w:lineRule="atLeast"/>
+        <w:t>/</w:t>
+      </w:r>
+      <w:r>
+        <w:rPr>
+          <w:rFonts w:ascii="Consolas" w:eastAsia="Times New Roman" w:hAnsi="Consolas" w:cs="Times New Roman"/>
+          <w:color w:val="B5CEA8"/>
+          <w:kern w:val="0"/>
+          <w:sz w:val="18"/>
+          <w:szCs w:val="18"/>
+          <w:lang w:eastAsia="en-IN"/>
+          <w14:ligatures w14:val="none"/>
+        </w:rPr>
+        <w:t>100</w:t>
+      </w:r>
+      <w:r>
         <w:rPr>
           <w:rFonts w:ascii="Consolas" w:eastAsia="Times New Roman" w:hAnsi="Consolas" w:cs="Times New Roman"/>
           <w:color w:val="D4D4D4"/>
@@ -9427,6 +8660,47 @@
           <w:lang w:eastAsia="en-IN"/>
           <w14:ligatures w14:val="none"/>
         </w:rPr>
+        <w:t>)</w:t>
+      </w:r>
+    </w:p>
+    <w:p>
+      <w:pPr>
+        <w:pStyle w:val="ListParagraph"/>
+        <w:numPr>
+          <w:ilvl w:val="0"/>
+          <w:numId w:val="22"/>
+        </w:numPr>
+        <w:shd w:val="clear" w:color="auto" w:fill="292929"/>
+        <w:spacing w:after="0" w:line="270" w:lineRule="atLeast"/>
+        <w:rPr>
+          <w:rFonts w:ascii="Consolas" w:eastAsia="Times New Roman" w:hAnsi="Consolas" w:cs="Times New Roman"/>
+          <w:color w:val="D4D4D4"/>
+          <w:kern w:val="0"/>
+          <w:sz w:val="18"/>
+          <w:szCs w:val="18"/>
+          <w:lang w:eastAsia="en-IN"/>
+          <w14:ligatures w14:val="none"/>
+        </w:rPr>
+      </w:pPr>
+    </w:p>
+    <w:p>
+      <w:pPr>
+        <w:pStyle w:val="ListParagraph"/>
+        <w:numPr>
+          <w:ilvl w:val="0"/>
+          <w:numId w:val="22"/>
+        </w:numPr>
+        <w:shd w:val="clear" w:color="auto" w:fill="292929"/>
+        <w:spacing w:after="0" w:line="270" w:lineRule="atLeast"/>
+        <w:rPr>
+          <w:rFonts w:ascii="Consolas" w:eastAsia="Times New Roman" w:hAnsi="Consolas" w:cs="Times New Roman"/>
+          <w:color w:val="D4D4D4"/>
+          <w:kern w:val="0"/>
+          <w:sz w:val="18"/>
+          <w:szCs w:val="18"/>
+          <w:lang w:eastAsia="en-IN"/>
+          <w14:ligatures w14:val="none"/>
+        </w:rPr>
       </w:pPr>
       <w:r>
         <w:rPr>
@@ -9438,9 +8712,18 @@
           <w:lang w:eastAsia="en-IN"/>
           <w14:ligatures w14:val="none"/>
         </w:rPr>
-        <w:t>VAR</w:t>
-      </w:r>
-      <w:r>
+        <w:t>RETURN</w:t>
+      </w:r>
+    </w:p>
+    <w:p>
+      <w:pPr>
+        <w:pStyle w:val="ListParagraph"/>
+        <w:numPr>
+          <w:ilvl w:val="0"/>
+          <w:numId w:val="22"/>
+        </w:numPr>
+        <w:shd w:val="clear" w:color="auto" w:fill="292929"/>
+        <w:spacing w:after="0" w:line="270" w:lineRule="atLeast"/>
         <w:rPr>
           <w:rFonts w:ascii="Consolas" w:eastAsia="Times New Roman" w:hAnsi="Consolas" w:cs="Times New Roman"/>
           <w:color w:val="D4D4D4"/>
@@ -9450,7 +8733,78 @@
           <w:lang w:eastAsia="en-IN"/>
           <w14:ligatures w14:val="none"/>
         </w:rPr>
-        <w:t xml:space="preserve"> </w:t>
+      </w:pPr>
+      <w:r>
+        <w:rPr>
+          <w:rFonts w:ascii="Consolas" w:eastAsia="Times New Roman" w:hAnsi="Consolas" w:cs="Times New Roman"/>
+          <w:color w:val="569CD6"/>
+          <w:kern w:val="0"/>
+          <w:sz w:val="18"/>
+          <w:szCs w:val="18"/>
+          <w:lang w:eastAsia="en-IN"/>
+          <w14:ligatures w14:val="none"/>
+        </w:rPr>
+        <w:t>SUMX</w:t>
+      </w:r>
+      <w:r>
+        <w:rPr>
+          <w:rFonts w:ascii="Consolas" w:eastAsia="Times New Roman" w:hAnsi="Consolas" w:cs="Times New Roman"/>
+          <w:color w:val="D4D4D4"/>
+          <w:kern w:val="0"/>
+          <w:sz w:val="18"/>
+          <w:szCs w:val="18"/>
+          <w:lang w:eastAsia="en-IN"/>
+          <w14:ligatures w14:val="none"/>
+        </w:rPr>
+        <w:t>(</w:t>
+      </w:r>
+      <w:r>
+        <w:rPr>
+          <w:rFonts w:ascii="Consolas" w:eastAsia="Times New Roman" w:hAnsi="Consolas" w:cs="Times New Roman"/>
+          <w:color w:val="9CDCFE"/>
+          <w:kern w:val="0"/>
+          <w:sz w:val="18"/>
+          <w:szCs w:val="18"/>
+          <w:lang w:eastAsia="en-IN"/>
+          <w14:ligatures w14:val="none"/>
+        </w:rPr>
+        <w:t>Forecast</w:t>
+      </w:r>
+      <w:r>
+        <w:rPr>
+          <w:rFonts w:ascii="Consolas" w:eastAsia="Times New Roman" w:hAnsi="Consolas" w:cs="Times New Roman"/>
+          <w:color w:val="D4D4D4"/>
+          <w:kern w:val="0"/>
+          <w:sz w:val="18"/>
+          <w:szCs w:val="18"/>
+          <w:lang w:eastAsia="en-IN"/>
+          <w14:ligatures w14:val="none"/>
+        </w:rPr>
+        <w:t xml:space="preserve">, </w:t>
+      </w:r>
+      <w:r>
+        <w:rPr>
+          <w:rFonts w:ascii="Consolas" w:eastAsia="Times New Roman" w:hAnsi="Consolas" w:cs="Times New Roman"/>
+          <w:color w:val="9CDCFE"/>
+          <w:kern w:val="0"/>
+          <w:sz w:val="18"/>
+          <w:szCs w:val="18"/>
+          <w:lang w:eastAsia="en-IN"/>
+          <w14:ligatures w14:val="none"/>
+        </w:rPr>
+        <w:t>Forecast[Unit Price]</w:t>
+      </w:r>
+      <w:r>
+        <w:rPr>
+          <w:rFonts w:ascii="Consolas" w:eastAsia="Times New Roman" w:hAnsi="Consolas" w:cs="Times New Roman"/>
+          <w:color w:val="D4D4D4"/>
+          <w:kern w:val="0"/>
+          <w:sz w:val="18"/>
+          <w:szCs w:val="18"/>
+          <w:lang w:eastAsia="en-IN"/>
+          <w14:ligatures w14:val="none"/>
+        </w:rPr>
+        <w:t xml:space="preserve">* </w:t>
       </w:r>
       <w:r>
         <w:rPr>
@@ -9474,388 +8828,6 @@
           <w:lang w:eastAsia="en-IN"/>
           <w14:ligatures w14:val="none"/>
         </w:rPr>
-        <w:t xml:space="preserve"> = </w:t>
-      </w:r>
-      <w:proofErr w:type="gramStart"/>
-      <w:r>
-        <w:rPr>
-          <w:rFonts w:ascii="Consolas" w:eastAsia="Times New Roman" w:hAnsi="Consolas" w:cs="Times New Roman"/>
-          <w:color w:val="569CD6"/>
-          <w:kern w:val="0"/>
-          <w:sz w:val="18"/>
-          <w:szCs w:val="18"/>
-          <w:lang w:eastAsia="en-IN"/>
-          <w14:ligatures w14:val="none"/>
-        </w:rPr>
-        <w:t>SUM</w:t>
-      </w:r>
-      <w:r>
-        <w:rPr>
-          <w:rFonts w:ascii="Consolas" w:eastAsia="Times New Roman" w:hAnsi="Consolas" w:cs="Times New Roman"/>
-          <w:color w:val="D4D4D4"/>
-          <w:kern w:val="0"/>
-          <w:sz w:val="18"/>
-          <w:szCs w:val="18"/>
-          <w:lang w:eastAsia="en-IN"/>
-          <w14:ligatures w14:val="none"/>
-        </w:rPr>
-        <w:t>(</w:t>
-      </w:r>
-      <w:r>
-        <w:rPr>
-          <w:rFonts w:ascii="Consolas" w:eastAsia="Times New Roman" w:hAnsi="Consolas" w:cs="Times New Roman"/>
-          <w:color w:val="9CDCFE"/>
-          <w:kern w:val="0"/>
-          <w:sz w:val="18"/>
-          <w:szCs w:val="18"/>
-          <w:lang w:eastAsia="en-IN"/>
-          <w14:ligatures w14:val="none"/>
-        </w:rPr>
-        <w:t>Forecast[</w:t>
-      </w:r>
-      <w:proofErr w:type="gramEnd"/>
-      <w:r>
-        <w:rPr>
-          <w:rFonts w:ascii="Consolas" w:eastAsia="Times New Roman" w:hAnsi="Consolas" w:cs="Times New Roman"/>
-          <w:color w:val="9CDCFE"/>
-          <w:kern w:val="0"/>
-          <w:sz w:val="18"/>
-          <w:szCs w:val="18"/>
-          <w:lang w:eastAsia="en-IN"/>
-          <w14:ligatures w14:val="none"/>
-        </w:rPr>
-        <w:t>Forecast Qty</w:t>
-      </w:r>
-      <w:proofErr w:type="gramStart"/>
-      <w:r>
-        <w:rPr>
-          <w:rFonts w:ascii="Consolas" w:eastAsia="Times New Roman" w:hAnsi="Consolas" w:cs="Times New Roman"/>
-          <w:color w:val="9CDCFE"/>
-          <w:kern w:val="0"/>
-          <w:sz w:val="18"/>
-          <w:szCs w:val="18"/>
-          <w:lang w:eastAsia="en-IN"/>
-          <w14:ligatures w14:val="none"/>
-        </w:rPr>
-        <w:t>]</w:t>
-      </w:r>
-      <w:r>
-        <w:rPr>
-          <w:rFonts w:ascii="Consolas" w:eastAsia="Times New Roman" w:hAnsi="Consolas" w:cs="Times New Roman"/>
-          <w:color w:val="D4D4D4"/>
-          <w:kern w:val="0"/>
-          <w:sz w:val="18"/>
-          <w:szCs w:val="18"/>
-          <w:lang w:eastAsia="en-IN"/>
-          <w14:ligatures w14:val="none"/>
-        </w:rPr>
-        <w:t>)*</w:t>
-      </w:r>
-      <w:proofErr w:type="gramEnd"/>
-      <w:r>
-        <w:rPr>
-          <w:rFonts w:ascii="Consolas" w:eastAsia="Times New Roman" w:hAnsi="Consolas" w:cs="Times New Roman"/>
-          <w:color w:val="D4D4D4"/>
-          <w:kern w:val="0"/>
-          <w:sz w:val="18"/>
-          <w:szCs w:val="18"/>
-          <w:lang w:eastAsia="en-IN"/>
-          <w14:ligatures w14:val="none"/>
-        </w:rPr>
-        <w:t>(</w:t>
-      </w:r>
-      <w:r>
-        <w:rPr>
-          <w:rFonts w:ascii="Consolas" w:eastAsia="Times New Roman" w:hAnsi="Consolas" w:cs="Times New Roman"/>
-          <w:color w:val="B5CEA8"/>
-          <w:kern w:val="0"/>
-          <w:sz w:val="18"/>
-          <w:szCs w:val="18"/>
-          <w:lang w:eastAsia="en-IN"/>
-          <w14:ligatures w14:val="none"/>
-        </w:rPr>
-        <w:t>1</w:t>
-      </w:r>
-      <w:r>
-        <w:rPr>
-          <w:rFonts w:ascii="Consolas" w:eastAsia="Times New Roman" w:hAnsi="Consolas" w:cs="Times New Roman"/>
-          <w:color w:val="D4D4D4"/>
-          <w:kern w:val="0"/>
-          <w:sz w:val="18"/>
-          <w:szCs w:val="18"/>
-          <w:lang w:eastAsia="en-IN"/>
-          <w14:ligatures w14:val="none"/>
-        </w:rPr>
-        <w:t xml:space="preserve">+ </w:t>
-      </w:r>
-      <w:r>
-        <w:rPr>
-          <w:rFonts w:ascii="Consolas" w:eastAsia="Times New Roman" w:hAnsi="Consolas" w:cs="Times New Roman"/>
-          <w:color w:val="9CDCFE"/>
-          <w:kern w:val="0"/>
-          <w:sz w:val="18"/>
-          <w:szCs w:val="18"/>
-          <w:lang w:eastAsia="en-IN"/>
-          <w14:ligatures w14:val="none"/>
-        </w:rPr>
-        <w:t>'%Increase'</w:t>
-      </w:r>
-      <w:r>
-        <w:rPr>
-          <w:rFonts w:ascii="Consolas" w:eastAsia="Times New Roman" w:hAnsi="Consolas" w:cs="Times New Roman"/>
-          <w:color w:val="C586C0"/>
-          <w:kern w:val="0"/>
-          <w:sz w:val="18"/>
-          <w:szCs w:val="18"/>
-          <w:lang w:eastAsia="en-IN"/>
-          <w14:ligatures w14:val="none"/>
-        </w:rPr>
-        <w:t>[%Increase Value]</w:t>
-      </w:r>
-      <w:r>
-        <w:rPr>
-          <w:rFonts w:ascii="Consolas" w:eastAsia="Times New Roman" w:hAnsi="Consolas" w:cs="Times New Roman"/>
-          <w:color w:val="D4D4D4"/>
-          <w:kern w:val="0"/>
-          <w:sz w:val="18"/>
-          <w:szCs w:val="18"/>
-          <w:lang w:eastAsia="en-IN"/>
-          <w14:ligatures w14:val="none"/>
-        </w:rPr>
-        <w:t>/</w:t>
-      </w:r>
-      <w:r>
-        <w:rPr>
-          <w:rFonts w:ascii="Consolas" w:eastAsia="Times New Roman" w:hAnsi="Consolas" w:cs="Times New Roman"/>
-          <w:color w:val="B5CEA8"/>
-          <w:kern w:val="0"/>
-          <w:sz w:val="18"/>
-          <w:szCs w:val="18"/>
-          <w:lang w:eastAsia="en-IN"/>
-          <w14:ligatures w14:val="none"/>
-        </w:rPr>
-        <w:t>100</w:t>
-      </w:r>
-      <w:r>
-        <w:rPr>
-          <w:rFonts w:ascii="Consolas" w:eastAsia="Times New Roman" w:hAnsi="Consolas" w:cs="Times New Roman"/>
-          <w:color w:val="D4D4D4"/>
-          <w:kern w:val="0"/>
-          <w:sz w:val="18"/>
-          <w:szCs w:val="18"/>
-          <w:lang w:eastAsia="en-IN"/>
-          <w14:ligatures w14:val="none"/>
-        </w:rPr>
-        <w:t>)</w:t>
-      </w:r>
-    </w:p>
-    <w:p>
-      <w:pPr>
-        <w:pStyle w:val="ListParagraph"/>
-        <w:numPr>
-          <w:ilvl w:val="0"/>
-          <w:numId w:val="22"/>
-        </w:numPr>
-        <w:shd w:val="clear" w:color="auto" w:fill="292929"/>
-        <w:spacing w:after="0" w:line="270" w:lineRule="atLeast"/>
-        <w:rPr>
-          <w:rFonts w:ascii="Consolas" w:eastAsia="Times New Roman" w:hAnsi="Consolas" w:cs="Times New Roman"/>
-          <w:color w:val="D4D4D4"/>
-          <w:kern w:val="0"/>
-          <w:sz w:val="18"/>
-          <w:szCs w:val="18"/>
-          <w:lang w:eastAsia="en-IN"/>
-          <w14:ligatures w14:val="none"/>
-        </w:rPr>
-      </w:pPr>
-    </w:p>
-    <w:p>
-      <w:pPr>
-        <w:pStyle w:val="ListParagraph"/>
-        <w:numPr>
-          <w:ilvl w:val="0"/>
-          <w:numId w:val="22"/>
-        </w:numPr>
-        <w:shd w:val="clear" w:color="auto" w:fill="292929"/>
-        <w:spacing w:after="0" w:line="270" w:lineRule="atLeast"/>
-        <w:rPr>
-          <w:rFonts w:ascii="Consolas" w:eastAsia="Times New Roman" w:hAnsi="Consolas" w:cs="Times New Roman"/>
-          <w:color w:val="D4D4D4"/>
-          <w:kern w:val="0"/>
-          <w:sz w:val="18"/>
-          <w:szCs w:val="18"/>
-          <w:lang w:eastAsia="en-IN"/>
-          <w14:ligatures w14:val="none"/>
-        </w:rPr>
-      </w:pPr>
-      <w:r>
-        <w:rPr>
-          <w:rFonts w:ascii="Consolas" w:eastAsia="Times New Roman" w:hAnsi="Consolas" w:cs="Times New Roman"/>
-          <w:color w:val="4FC1FF"/>
-          <w:kern w:val="0"/>
-          <w:sz w:val="18"/>
-          <w:szCs w:val="18"/>
-          <w:lang w:eastAsia="en-IN"/>
-          <w14:ligatures w14:val="none"/>
-        </w:rPr>
-        <w:t>RETURN</w:t>
-      </w:r>
-    </w:p>
-    <w:p>
-      <w:pPr>
-        <w:pStyle w:val="ListParagraph"/>
-        <w:numPr>
-          <w:ilvl w:val="0"/>
-          <w:numId w:val="22"/>
-        </w:numPr>
-        <w:shd w:val="clear" w:color="auto" w:fill="292929"/>
-        <w:spacing w:after="0" w:line="270" w:lineRule="atLeast"/>
-        <w:rPr>
-          <w:rFonts w:ascii="Consolas" w:eastAsia="Times New Roman" w:hAnsi="Consolas" w:cs="Times New Roman"/>
-          <w:color w:val="D4D4D4"/>
-          <w:kern w:val="0"/>
-          <w:sz w:val="18"/>
-          <w:szCs w:val="18"/>
-          <w:lang w:eastAsia="en-IN"/>
-          <w14:ligatures w14:val="none"/>
-        </w:rPr>
-      </w:pPr>
-      <w:proofErr w:type="gramStart"/>
-      <w:r>
-        <w:rPr>
-          <w:rFonts w:ascii="Consolas" w:eastAsia="Times New Roman" w:hAnsi="Consolas" w:cs="Times New Roman"/>
-          <w:color w:val="569CD6"/>
-          <w:kern w:val="0"/>
-          <w:sz w:val="18"/>
-          <w:szCs w:val="18"/>
-          <w:lang w:eastAsia="en-IN"/>
-          <w14:ligatures w14:val="none"/>
-        </w:rPr>
-        <w:t>SUMX</w:t>
-      </w:r>
-      <w:r>
-        <w:rPr>
-          <w:rFonts w:ascii="Consolas" w:eastAsia="Times New Roman" w:hAnsi="Consolas" w:cs="Times New Roman"/>
-          <w:color w:val="D4D4D4"/>
-          <w:kern w:val="0"/>
-          <w:sz w:val="18"/>
-          <w:szCs w:val="18"/>
-          <w:lang w:eastAsia="en-IN"/>
-          <w14:ligatures w14:val="none"/>
-        </w:rPr>
-        <w:t>(</w:t>
-      </w:r>
-      <w:proofErr w:type="gramEnd"/>
-      <w:r>
-        <w:rPr>
-          <w:rFonts w:ascii="Consolas" w:eastAsia="Times New Roman" w:hAnsi="Consolas" w:cs="Times New Roman"/>
-          <w:color w:val="9CDCFE"/>
-          <w:kern w:val="0"/>
-          <w:sz w:val="18"/>
-          <w:szCs w:val="18"/>
-          <w:lang w:eastAsia="en-IN"/>
-          <w14:ligatures w14:val="none"/>
-        </w:rPr>
-        <w:t>Forecast</w:t>
-      </w:r>
-      <w:r>
-        <w:rPr>
-          <w:rFonts w:ascii="Consolas" w:eastAsia="Times New Roman" w:hAnsi="Consolas" w:cs="Times New Roman"/>
-          <w:color w:val="D4D4D4"/>
-          <w:kern w:val="0"/>
-          <w:sz w:val="18"/>
-          <w:szCs w:val="18"/>
-          <w:lang w:eastAsia="en-IN"/>
-          <w14:ligatures w14:val="none"/>
-        </w:rPr>
-        <w:t xml:space="preserve">, </w:t>
-      </w:r>
-      <w:proofErr w:type="gramStart"/>
-      <w:r>
-        <w:rPr>
-          <w:rFonts w:ascii="Consolas" w:eastAsia="Times New Roman" w:hAnsi="Consolas" w:cs="Times New Roman"/>
-          <w:color w:val="9CDCFE"/>
-          <w:kern w:val="0"/>
-          <w:sz w:val="18"/>
-          <w:szCs w:val="18"/>
-          <w:lang w:eastAsia="en-IN"/>
-          <w14:ligatures w14:val="none"/>
-        </w:rPr>
-        <w:t>Forecast[</w:t>
-      </w:r>
-      <w:proofErr w:type="gramEnd"/>
-      <w:r>
-        <w:rPr>
-          <w:rFonts w:ascii="Consolas" w:eastAsia="Times New Roman" w:hAnsi="Consolas" w:cs="Times New Roman"/>
-          <w:color w:val="9CDCFE"/>
-          <w:kern w:val="0"/>
-          <w:sz w:val="18"/>
-          <w:szCs w:val="18"/>
-          <w:lang w:eastAsia="en-IN"/>
-          <w14:ligatures w14:val="none"/>
-        </w:rPr>
-        <w:t xml:space="preserve">Unit </w:t>
-      </w:r>
-      <w:proofErr w:type="gramStart"/>
-      <w:r>
-        <w:rPr>
-          <w:rFonts w:ascii="Consolas" w:eastAsia="Times New Roman" w:hAnsi="Consolas" w:cs="Times New Roman"/>
-          <w:color w:val="9CDCFE"/>
-          <w:kern w:val="0"/>
-          <w:sz w:val="18"/>
-          <w:szCs w:val="18"/>
-          <w:lang w:eastAsia="en-IN"/>
-          <w14:ligatures w14:val="none"/>
-        </w:rPr>
-        <w:t>Price]</w:t>
-      </w:r>
-      <w:r>
-        <w:rPr>
-          <w:rFonts w:ascii="Consolas" w:eastAsia="Times New Roman" w:hAnsi="Consolas" w:cs="Times New Roman"/>
-          <w:color w:val="D4D4D4"/>
-          <w:kern w:val="0"/>
-          <w:sz w:val="18"/>
-          <w:szCs w:val="18"/>
-          <w:lang w:eastAsia="en-IN"/>
-          <w14:ligatures w14:val="none"/>
-        </w:rPr>
-        <w:t>*</w:t>
-      </w:r>
-      <w:proofErr w:type="gramEnd"/>
-      <w:r>
-        <w:rPr>
-          <w:rFonts w:ascii="Consolas" w:eastAsia="Times New Roman" w:hAnsi="Consolas" w:cs="Times New Roman"/>
-          <w:color w:val="D4D4D4"/>
-          <w:kern w:val="0"/>
-          <w:sz w:val="18"/>
-          <w:szCs w:val="18"/>
-          <w:lang w:eastAsia="en-IN"/>
-          <w14:ligatures w14:val="none"/>
-        </w:rPr>
-        <w:t xml:space="preserve"> </w:t>
-      </w:r>
-      <w:r>
-        <w:rPr>
-          <w:rFonts w:ascii="Consolas" w:eastAsia="Times New Roman" w:hAnsi="Consolas" w:cs="Times New Roman"/>
-          <w:color w:val="4EC9B0"/>
-          <w:kern w:val="0"/>
-          <w:sz w:val="18"/>
-          <w:szCs w:val="18"/>
-          <w:lang w:eastAsia="en-IN"/>
-          <w14:ligatures w14:val="none"/>
-        </w:rPr>
-        <w:t>_AdjustedValue</w:t>
-      </w:r>
-      <w:r>
-        <w:rPr>
-          <w:rFonts w:ascii="Consolas" w:eastAsia="Times New Roman" w:hAnsi="Consolas" w:cs="Times New Roman"/>
-          <w:color w:val="D4D4D4"/>
-          <w:kern w:val="0"/>
-          <w:sz w:val="18"/>
-          <w:szCs w:val="18"/>
-          <w:lang w:eastAsia="en-IN"/>
-          <w14:ligatures w14:val="none"/>
-        </w:rPr>
         <w:t>)</w:t>
       </w:r>
     </w:p>
@@ -10017,35 +8989,13 @@
           <w:lang w:val="en-US"/>
         </w:rPr>
         <w:lastRenderedPageBreak/>
-        <w:t xml:space="preserve">After creating the </w:t>
-      </w:r>
-      <w:proofErr w:type="gramStart"/>
-      <w:r>
-        <w:rPr>
-          <w:lang w:val="en-US"/>
-        </w:rPr>
-        <w:t>Parameter</w:t>
-      </w:r>
-      <w:proofErr w:type="gramEnd"/>
-      <w:r>
-        <w:rPr>
-          <w:lang w:val="en-US"/>
-        </w:rPr>
-        <w:t xml:space="preserve"> we need to select that parameter in place of </w:t>
-      </w:r>
-      <w:proofErr w:type="gramStart"/>
-      <w:r>
-        <w:rPr>
-          <w:lang w:val="en-US"/>
-        </w:rPr>
-        <w:t>X-Axis</w:t>
-      </w:r>
-      <w:proofErr w:type="gramEnd"/>
-      <w:r>
-        <w:rPr>
-          <w:lang w:val="en-US"/>
-        </w:rPr>
-        <w:t xml:space="preserve"> so the Range parameter works efficiently</w:t>
+        <w:t>After creating the Parameter</w:t>
+      </w:r>
+      <w:r>
+        <w:rPr>
+          <w:lang w:val="en-US"/>
+        </w:rPr>
+        <w:t xml:space="preserve"> we need to select that parameter in place of X-Axis so the Range parameter works efficiently</w:t>
       </w:r>
     </w:p>
     <w:p>
@@ -10827,21 +9777,7 @@
         <w:rPr>
           <w:lang w:val="en-US"/>
         </w:rPr>
-        <w:t xml:space="preserve">and we have the option to Embed Live Data so </w:t>
-      </w:r>
-      <w:proofErr w:type="gramStart"/>
-      <w:r>
-        <w:rPr>
-          <w:lang w:val="en-US"/>
-        </w:rPr>
-        <w:t>its</w:t>
-      </w:r>
-      <w:proofErr w:type="gramEnd"/>
-      <w:r>
-        <w:rPr>
-          <w:lang w:val="en-US"/>
-        </w:rPr>
-        <w:t xml:space="preserve"> dynamic</w:t>
+        <w:t>and we have the option to Embed Live Data so its dynamic</w:t>
       </w:r>
       <w:r>
         <w:rPr>
@@ -10893,21 +9829,7 @@
         <w:rPr>
           <w:lang w:val="en-US"/>
         </w:rPr>
-        <w:t xml:space="preserve"> we have a PDF option but the limitation is that if we have a long page then it </w:t>
-      </w:r>
-      <w:proofErr w:type="gramStart"/>
-      <w:r>
-        <w:rPr>
-          <w:lang w:val="en-US"/>
-        </w:rPr>
-        <w:t>wont</w:t>
-      </w:r>
-      <w:proofErr w:type="gramEnd"/>
-      <w:r>
-        <w:rPr>
-          <w:lang w:val="en-US"/>
-        </w:rPr>
-        <w:t xml:space="preserve"> get converted in PDF only the visible area of canvas gets converted into PDF</w:t>
+        <w:t xml:space="preserve"> we have a PDF option but the limitation is that if we have a long page then it wont get converted in PDF only the visible area of canvas gets converted into PDF</w:t>
       </w:r>
       <w:r>
         <w:rPr>
@@ -10933,7 +9855,6 @@
         </w:rPr>
         <w:t xml:space="preserve">Exclude Hidden pages, </w:t>
       </w:r>
-      <w:proofErr w:type="gramStart"/>
       <w:r>
         <w:rPr>
           <w:lang w:val="en-US"/>
@@ -10946,7 +9867,6 @@
         </w:rPr>
         <w:t>nly</w:t>
       </w:r>
-      <w:proofErr w:type="gramEnd"/>
       <w:r>
         <w:rPr>
           <w:lang w:val="en-US"/>
@@ -11119,21 +10039,7 @@
         <w:rPr>
           <w:lang w:val="en-US"/>
         </w:rPr>
-        <w:t xml:space="preserve">Scorecards, Dashboards, etc all other items </w:t>
-      </w:r>
-      <w:proofErr w:type="gramStart"/>
-      <w:r>
-        <w:rPr>
-          <w:lang w:val="en-US"/>
-        </w:rPr>
-        <w:t>gets</w:t>
-      </w:r>
-      <w:proofErr w:type="gramEnd"/>
-      <w:r>
-        <w:rPr>
-          <w:lang w:val="en-US"/>
-        </w:rPr>
-        <w:t xml:space="preserve"> stored</w:t>
+        <w:t>Scorecards, Dashboards, etc all other items gets stored</w:t>
       </w:r>
     </w:p>
     <w:p>
@@ -11601,21 +10507,7 @@
         <w:rPr>
           <w:lang w:val="en-US"/>
         </w:rPr>
-        <w:t xml:space="preserve">What </w:t>
-      </w:r>
-      <w:proofErr w:type="gramStart"/>
-      <w:r>
-        <w:rPr>
-          <w:lang w:val="en-US"/>
-        </w:rPr>
-        <w:t>is</w:t>
-      </w:r>
-      <w:proofErr w:type="gramEnd"/>
-      <w:r>
-        <w:rPr>
-          <w:lang w:val="en-US"/>
-        </w:rPr>
-        <w:t xml:space="preserve"> Semantic Models: The Files/Tables in our PBI Desktop</w:t>
+        <w:t>What is Semantic Models: The Files/Tables in our PBI Desktop</w:t>
       </w:r>
       <w:r>
         <w:rPr>
@@ -11683,17 +10575,7 @@
           <w:szCs w:val="28"/>
           <w:lang w:val="en-US"/>
         </w:rPr>
-        <w:t>2</w:t>
-      </w:r>
-      <w:r>
-        <w:rPr>
-          <w:b/>
-          <w:bCs/>
-          <w:sz w:val="28"/>
-          <w:szCs w:val="28"/>
-          <w:lang w:val="en-US"/>
-        </w:rPr>
-        <w:t>5</w:t>
+        <w:t>25</w:t>
       </w:r>
       <w:r>
         <w:rPr>
@@ -11725,18 +10607,7 @@
           <w:u w:val="single"/>
           <w:lang w:val="en-US"/>
         </w:rPr>
-        <w:t>2</w:t>
-      </w:r>
-      <w:r>
-        <w:rPr>
-          <w:b/>
-          <w:bCs/>
-          <w:sz w:val="28"/>
-          <w:szCs w:val="28"/>
-          <w:u w:val="single"/>
-          <w:lang w:val="en-US"/>
-        </w:rPr>
-        <w:t>4</w:t>
+        <w:t>24</w:t>
       </w:r>
       <w:r>
         <w:rPr>
@@ -11809,6 +10680,7 @@
       </w:pPr>
       <w:r>
         <w:rPr>
+          <w:noProof/>
           <w:lang w:val="en-US"/>
         </w:rPr>
         <w:drawing>
@@ -11866,21 +10738,7 @@
         <w:rPr>
           <w:lang w:val="en-US"/>
         </w:rPr>
-        <w:t xml:space="preserve">Here from the Sale Analysis </w:t>
-      </w:r>
-      <w:proofErr w:type="gramStart"/>
-      <w:r>
-        <w:rPr>
-          <w:lang w:val="en-US"/>
-        </w:rPr>
-        <w:t>Report</w:t>
-      </w:r>
-      <w:proofErr w:type="gramEnd"/>
-      <w:r>
-        <w:rPr>
-          <w:lang w:val="en-US"/>
-        </w:rPr>
-        <w:t xml:space="preserve"> we are Converting 3 visuals of </w:t>
+        <w:t xml:space="preserve">Here from the Sale Analysis Report we are Converting 3 visuals of </w:t>
       </w:r>
       <w:r>
         <w:rPr>
@@ -12006,47 +10864,19 @@
         <w:rPr>
           <w:lang w:val="en-US"/>
         </w:rPr>
-        <w:t xml:space="preserve"> 2 new </w:t>
-      </w:r>
-      <w:proofErr w:type="gramStart"/>
-      <w:r>
-        <w:rPr>
-          <w:lang w:val="en-US"/>
-        </w:rPr>
-        <w:t>section</w:t>
-      </w:r>
-      <w:proofErr w:type="gramEnd"/>
-      <w:r>
-        <w:rPr>
-          <w:lang w:val="en-US"/>
-        </w:rPr>
-        <w:t xml:space="preserve"> will open alongside </w:t>
-      </w:r>
-      <w:r>
-        <w:rPr>
-          <w:lang w:val="en-US"/>
-        </w:rPr>
-        <w:sym w:font="Wingdings" w:char="F0E0"/>
-      </w:r>
-      <w:r>
-        <w:rPr>
-          <w:lang w:val="en-US"/>
-        </w:rPr>
-        <w:t xml:space="preserve"> then in Selection we can see Slicer, Top 5 products by Sale, Avg Sales </w:t>
-      </w:r>
-      <w:proofErr w:type="gramStart"/>
-      <w:r>
-        <w:rPr>
-          <w:lang w:val="en-US"/>
-        </w:rPr>
-        <w:t>By</w:t>
-      </w:r>
-      <w:proofErr w:type="gramEnd"/>
-      <w:r>
-        <w:rPr>
-          <w:lang w:val="en-US"/>
-        </w:rPr>
-        <w:t xml:space="preserve"> Category, Total Sales by Month </w:t>
+        <w:t xml:space="preserve"> 2 new section will open alongside </w:t>
+      </w:r>
+      <w:r>
+        <w:rPr>
+          <w:lang w:val="en-US"/>
+        </w:rPr>
+        <w:sym w:font="Wingdings" w:char="F0E0"/>
+      </w:r>
+      <w:r>
+        <w:rPr>
+          <w:lang w:val="en-US"/>
+        </w:rPr>
+        <w:t xml:space="preserve"> then in Selection we can see Slicer, Top 5 products by Sale, Avg Sales By Category, Total Sales by Month </w:t>
       </w:r>
       <w:r>
         <w:rPr>
@@ -12160,19 +10990,11 @@
           <w:lang w:val="en-US"/>
         </w:rPr>
       </w:pPr>
-      <w:proofErr w:type="gramStart"/>
-      <w:r>
-        <w:rPr>
-          <w:lang w:val="en-US"/>
-        </w:rPr>
-        <w:t>Bookmark :</w:t>
-      </w:r>
-      <w:proofErr w:type="gramEnd"/>
-      <w:r>
-        <w:rPr>
-          <w:lang w:val="en-US"/>
-        </w:rPr>
-        <w:t xml:space="preserve"> A state or visual where user can see specific what they want</w:t>
+      <w:r>
+        <w:rPr>
+          <w:lang w:val="en-US"/>
+        </w:rPr>
+        <w:t>Bookmark : A state or visual where user can see specific what they want</w:t>
       </w:r>
       <w:r>
         <w:rPr>
@@ -12190,21 +11012,7 @@
         <w:rPr>
           <w:lang w:val="en-US"/>
         </w:rPr>
-        <w:t xml:space="preserve"> it will have lot of </w:t>
-      </w:r>
-      <w:proofErr w:type="gramStart"/>
-      <w:r>
-        <w:rPr>
-          <w:lang w:val="en-US"/>
-        </w:rPr>
-        <w:t>info</w:t>
-      </w:r>
-      <w:proofErr w:type="gramEnd"/>
-      <w:r>
-        <w:rPr>
-          <w:lang w:val="en-US"/>
-        </w:rPr>
-        <w:t xml:space="preserve"> but we will </w:t>
+        <w:t xml:space="preserve"> it will have lot of info but we will </w:t>
       </w:r>
       <w:r>
         <w:rPr>
@@ -12444,21 +11252,7 @@
         <w:rPr>
           <w:lang w:val="en-US"/>
         </w:rPr>
-        <w:t xml:space="preserve">w only specific data records if </w:t>
-      </w:r>
-      <w:proofErr w:type="gramStart"/>
-      <w:r>
-        <w:rPr>
-          <w:lang w:val="en-US"/>
-        </w:rPr>
-        <w:t>its</w:t>
-      </w:r>
-      <w:proofErr w:type="gramEnd"/>
-      <w:r>
-        <w:rPr>
-          <w:lang w:val="en-US"/>
-        </w:rPr>
-        <w:t xml:space="preserve"> on and in slicer we have selected East </w:t>
+        <w:t xml:space="preserve">w only specific data records if its on and in slicer we have selected East </w:t>
       </w:r>
       <w:r>
         <w:rPr>
@@ -12504,21 +11298,7 @@
         <w:rPr>
           <w:lang w:val="en-US"/>
         </w:rPr>
-        <w:t xml:space="preserve">Display is nothing but as </w:t>
-      </w:r>
-      <w:proofErr w:type="gramStart"/>
-      <w:r>
-        <w:rPr>
-          <w:lang w:val="en-US"/>
-        </w:rPr>
-        <w:t>its ,</w:t>
-      </w:r>
-      <w:proofErr w:type="gramEnd"/>
-      <w:r>
-        <w:rPr>
-          <w:lang w:val="en-US"/>
-        </w:rPr>
-        <w:t xml:space="preserve"> as I am saving the visual &amp; publishing it, in same state the audience/user will be able to see it</w:t>
+        <w:t>Display is nothing but as its , as I am saving the visual &amp; publishing it, in same state the audience/user will be able to see it</w:t>
       </w:r>
     </w:p>
     <w:p>
@@ -12597,21 +11377,7 @@
         <w:rPr>
           <w:lang w:val="en-US"/>
         </w:rPr>
-        <w:t xml:space="preserve">If we want to go back to our bookmark learning </w:t>
-      </w:r>
-      <w:proofErr w:type="gramStart"/>
-      <w:r>
-        <w:rPr>
-          <w:lang w:val="en-US"/>
-        </w:rPr>
-        <w:t>page</w:t>
-      </w:r>
-      <w:proofErr w:type="gramEnd"/>
-      <w:r>
-        <w:rPr>
-          <w:lang w:val="en-US"/>
-        </w:rPr>
-        <w:t xml:space="preserve"> then we repeat the above Current page process on to Bookmark learning page</w:t>
+        <w:t>If we want to go back to our bookmark learning page then we repeat the above Current page process on to Bookmark learning page</w:t>
       </w:r>
       <w:r>
         <w:rPr>
